--- a/EXPORTS/DOCX/published/niveau3/Dutch/WMLeiden.docx
+++ b/EXPORTS/DOCX/published/niveau3/Dutch/WMLeiden.docx
@@ -188,7 +188,7 @@
           <w:rFonts w:ascii="Charis SIL Regular" w:hAnsi="Charis SIL Regular" w:eastAsia="Charis SIL Regular"/>
           <w:b w:val="0"/>
           <w:i w:val="0"/>
-          <w:color w:val="0066CC"/>
+          <w:color w:val="0000FF"/>
           <w:sz w:val="24"/>
           <w:u w:val="single"/>
         </w:rPr>
@@ -206,7 +206,7 @@
           <w:rFonts w:ascii="Charis SIL Regular" w:hAnsi="Charis SIL Regular" w:eastAsia="Charis SIL Regular"/>
           <w:b w:val="0"/>
           <w:i w:val="0"/>
-          <w:color w:val="0066CC"/>
+          <w:color w:val="0000FF"/>
           <w:sz w:val="24"/>
           <w:u w:val="single"/>
         </w:rPr>
@@ -217,7 +217,7 @@
           <w:rFonts w:ascii="Charis SIL Regular" w:hAnsi="Charis SIL Regular" w:eastAsia="Charis SIL Regular"/>
           <w:b w:val="0"/>
           <w:i w:val="0"/>
-          <w:color w:val="0066CC"/>
+          <w:color w:val="0000FF"/>
           <w:sz w:val="24"/>
           <w:u w:val="single"/>
         </w:rPr>
@@ -235,7 +235,7 @@
           <w:rFonts w:ascii="Charis SIL Regular" w:hAnsi="Charis SIL Regular" w:eastAsia="Charis SIL Regular"/>
           <w:b w:val="0"/>
           <w:i w:val="0"/>
-          <w:color w:val="0066CC"/>
+          <w:color w:val="0000FF"/>
           <w:sz w:val="24"/>
           <w:u w:val="single"/>
         </w:rPr>
@@ -246,7 +246,7 @@
           <w:rFonts w:ascii="Charis SIL Regular" w:hAnsi="Charis SIL Regular" w:eastAsia="Charis SIL Regular"/>
           <w:b w:val="0"/>
           <w:i w:val="0"/>
-          <w:color w:val="0066CC"/>
+          <w:color w:val="0000FF"/>
           <w:sz w:val="24"/>
           <w:u w:val="single"/>
         </w:rPr>
@@ -264,7 +264,7 @@
           <w:rFonts w:ascii="Charis SIL Regular" w:hAnsi="Charis SIL Regular" w:eastAsia="Charis SIL Regular"/>
           <w:b w:val="0"/>
           <w:i w:val="0"/>
-          <w:color w:val="0066CC"/>
+          <w:color w:val="0000FF"/>
           <w:sz w:val="24"/>
           <w:u w:val="single"/>
         </w:rPr>
@@ -275,7 +275,7 @@
           <w:rFonts w:ascii="Charis SIL Regular" w:hAnsi="Charis SIL Regular" w:eastAsia="Charis SIL Regular"/>
           <w:b w:val="0"/>
           <w:i w:val="0"/>
-          <w:color w:val="0066CC"/>
+          <w:color w:val="0000FF"/>
           <w:sz w:val="24"/>
           <w:u w:val="single"/>
         </w:rPr>
@@ -300,7 +300,7 @@
       </w:r>
       <w:r>
         <w:rPr>
-          <w:u w:val="single" w:color="0066cc"/>
+          <w:u w:val="single" w:color="0000ff"/>
           <w:rFonts w:ascii="Charis SIL Regular" w:hAnsi="Charis SIL Regular" w:eastAsia="Charis SIL Regular"/>
           <w:b w:val="0"/>
           <w:i w:val="0"/>
@@ -318,7 +318,7 @@
       </w:r>
       <w:r>
         <w:rPr>
-          <w:u w:val="single" w:color="0066cc"/>
+          <w:u w:val="single" w:color="0000ff"/>
           <w:rFonts w:ascii="Charis SIL Regular" w:hAnsi="Charis SIL Regular" w:eastAsia="Charis SIL Regular"/>
           <w:b w:val="0"/>
           <w:i w:val="0"/>
@@ -329,7 +329,7 @@
       </w:r>
       <w:r>
         <w:rPr>
-          <w:u w:val="single" w:color="0066cc"/>
+          <w:u w:val="single" w:color="0000ff"/>
           <w:rFonts w:ascii="Charis SIL Regular" w:hAnsi="Charis SIL Regular" w:eastAsia="Charis SIL Regular"/>
           <w:b w:val="0"/>
           <w:i w:val="0"/>
@@ -347,7 +347,7 @@
       </w:r>
       <w:r>
         <w:rPr>
-          <w:u w:val="single" w:color="0066cc"/>
+          <w:u w:val="single" w:color="0000ff"/>
           <w:rFonts w:ascii="Charis SIL Regular" w:hAnsi="Charis SIL Regular" w:eastAsia="Charis SIL Regular"/>
           <w:b w:val="0"/>
           <w:i w:val="0"/>
@@ -365,7 +365,7 @@
       </w:r>
       <w:r>
         <w:rPr>
-          <w:u w:val="single" w:color="0066cc"/>
+          <w:u w:val="single" w:color="0000ff"/>
           <w:rFonts w:ascii="Charis SIL Regular" w:hAnsi="Charis SIL Regular" w:eastAsia="Charis SIL Regular"/>
           <w:b w:val="0"/>
           <w:i w:val="0"/>
@@ -439,7 +439,7 @@
           <w:rFonts w:ascii="Charis SIL Regular" w:hAnsi="Charis SIL Regular" w:eastAsia="Charis SIL Regular"/>
           <w:b w:val="0"/>
           <w:i w:val="0"/>
-          <w:color w:val="0066CC"/>
+          <w:color w:val="0000FF"/>
           <w:sz w:val="24"/>
           <w:u w:val="single"/>
         </w:rPr>
@@ -457,7 +457,7 @@
           <w:rFonts w:ascii="Charis SIL Regular" w:hAnsi="Charis SIL Regular" w:eastAsia="Charis SIL Regular"/>
           <w:b w:val="0"/>
           <w:i w:val="0"/>
-          <w:color w:val="0066CC"/>
+          <w:color w:val="0000FF"/>
           <w:sz w:val="24"/>
           <w:u w:val="single"/>
         </w:rPr>
@@ -468,7 +468,7 @@
           <w:rFonts w:ascii="Charis SIL Regular" w:hAnsi="Charis SIL Regular" w:eastAsia="Charis SIL Regular"/>
           <w:b w:val="0"/>
           <w:i w:val="0"/>
-          <w:color w:val="0066CC"/>
+          <w:color w:val="0000FF"/>
           <w:sz w:val="24"/>
           <w:u w:val="single"/>
         </w:rPr>
@@ -486,7 +486,7 @@
           <w:rFonts w:ascii="Charis SIL Regular" w:hAnsi="Charis SIL Regular" w:eastAsia="Charis SIL Regular"/>
           <w:b w:val="0"/>
           <w:i w:val="0"/>
-          <w:color w:val="0066CC"/>
+          <w:color w:val="0000FF"/>
           <w:sz w:val="24"/>
           <w:u w:val="single"/>
         </w:rPr>
@@ -497,7 +497,7 @@
           <w:rFonts w:ascii="Charis SIL Regular" w:hAnsi="Charis SIL Regular" w:eastAsia="Charis SIL Regular"/>
           <w:b w:val="0"/>
           <w:i w:val="0"/>
-          <w:color w:val="0066CC"/>
+          <w:color w:val="0000FF"/>
           <w:sz w:val="24"/>
           <w:u w:val="single"/>
         </w:rPr>
@@ -515,7 +515,7 @@
           <w:rFonts w:ascii="Charis SIL Regular" w:hAnsi="Charis SIL Regular" w:eastAsia="Charis SIL Regular"/>
           <w:b w:val="0"/>
           <w:i w:val="0"/>
-          <w:color w:val="0066CC"/>
+          <w:color w:val="0000FF"/>
           <w:sz w:val="24"/>
           <w:u w:val="single"/>
         </w:rPr>
@@ -526,7 +526,7 @@
           <w:rFonts w:ascii="Charis SIL Regular" w:hAnsi="Charis SIL Regular" w:eastAsia="Charis SIL Regular"/>
           <w:b w:val="0"/>
           <w:i w:val="0"/>
-          <w:color w:val="0066CC"/>
+          <w:color w:val="0000FF"/>
           <w:sz w:val="24"/>
           <w:u w:val="single"/>
         </w:rPr>
@@ -557,23 +557,59 @@
           <w:color w:val="000000"/>
           <w:sz w:val="24"/>
         </w:rPr>
-        <w:t>van de collectie v</w:t>
-      </w:r>
-      <w:r>
-        <w:rPr>
-          <w:u w:val="single" w:color="0066cc"/>
+        <w:t xml:space="preserve">van de collectie van het </w:t>
+      </w:r>
+      <w:r>
+        <w:rPr>
           <w:rFonts w:ascii="Charis SIL Regular" w:hAnsi="Charis SIL Regular" w:eastAsia="Charis SIL Regular"/>
           <w:b w:val="0"/>
           <w:i w:val="0"/>
-          <w:color w:val="000000"/>
-          <w:sz w:val="24"/>
+          <w:color w:val="0000FF"/>
+          <w:sz w:val="24"/>
+          <w:u w:val="single"/>
+        </w:rPr>
+        <w:hyperlink r:id="rId11" w:history="1">
+          <w:r>
+            <w:rPr>
+              <w:rStyle w:val="Hyperlink"/>
+            </w:rPr>
+            <w:t>Rij</w:t>
+          </w:r>
+        </w:hyperlink>
+      </w:r>
+      <w:r>
+        <w:rPr>
+          <w:rFonts w:ascii="Charis SIL Regular" w:hAnsi="Charis SIL Regular" w:eastAsia="Charis SIL Regular"/>
+          <w:b w:val="0"/>
+          <w:i w:val="0"/>
+          <w:color w:val="0000FF"/>
+          <w:sz w:val="24"/>
+          <w:u w:val="single"/>
+        </w:rPr>
+        <w:hyperlink r:id="rId11" w:history="1">
+          <w:r>
+            <w:rPr>
+              <w:rStyle w:val="Hyperlink"/>
+            </w:rPr>
+            <w:t>k</w:t>
+          </w:r>
+        </w:hyperlink>
+      </w:r>
+      <w:r>
+        <w:rPr>
+          <w:rFonts w:ascii="Charis SIL Regular" w:hAnsi="Charis SIL Regular" w:eastAsia="Charis SIL Regular"/>
+          <w:b w:val="0"/>
+          <w:i w:val="0"/>
+          <w:color w:val="0000FF"/>
+          <w:sz w:val="24"/>
+          <w:u w:val="single"/>
         </w:rPr>
         <w:hyperlink r:id="rId10" w:history="1">
           <w:r>
             <w:rPr>
               <w:rStyle w:val="Hyperlink"/>
             </w:rPr>
-            <w:t xml:space="preserve">an het </w:t>
+            <w:t>smuseu</w:t>
           </w:r>
         </w:hyperlink>
       </w:r>
@@ -582,28 +618,11 @@
           <w:rFonts w:ascii="Charis SIL Regular" w:hAnsi="Charis SIL Regular" w:eastAsia="Charis SIL Regular"/>
           <w:b w:val="0"/>
           <w:i w:val="0"/>
-          <w:color w:val="0066CC"/>
-          <w:sz w:val="24"/>
-        </w:rPr>
-        <w:hyperlink r:id="rId11" w:history="1">
-          <w:r>
-            <w:rPr>
-              <w:rStyle w:val="Hyperlink"/>
-            </w:rPr>
-            <w:t>Rijksmuseu</w:t>
-          </w:r>
-        </w:hyperlink>
-      </w:r>
-      <w:r>
-        <w:rPr>
-          <w:rFonts w:ascii="Charis SIL Regular" w:hAnsi="Charis SIL Regular" w:eastAsia="Charis SIL Regular"/>
-          <w:b w:val="0"/>
-          <w:i w:val="0"/>
-          <w:color w:val="0066CC"/>
+          <w:color w:val="0000FF"/>
           <w:sz w:val="24"/>
           <w:u w:val="single"/>
         </w:rPr>
-        <w:hyperlink r:id="rId11" w:history="1">
+        <w:hyperlink r:id="rId10" w:history="1">
           <w:r>
             <w:rPr>
               <w:rStyle w:val="Hyperlink"/>
@@ -617,7 +636,7 @@
           <w:rFonts w:ascii="Charis SIL Regular" w:hAnsi="Charis SIL Regular" w:eastAsia="Charis SIL Regular"/>
           <w:b w:val="0"/>
           <w:i w:val="0"/>
-          <w:color w:val="0066CC"/>
+          <w:color w:val="0000FF"/>
           <w:sz w:val="24"/>
           <w:u w:val="single"/>
         </w:rPr>
@@ -628,11 +647,11 @@
           <w:rFonts w:ascii="Charis SIL Regular" w:hAnsi="Charis SIL Regular" w:eastAsia="Charis SIL Regular"/>
           <w:b w:val="0"/>
           <w:i w:val="0"/>
-          <w:color w:val="0066CC"/>
+          <w:color w:val="0000FF"/>
           <w:sz w:val="24"/>
           <w:u w:val="single"/>
         </w:rPr>
-        <w:hyperlink r:id="rId11" w:history="1">
+        <w:hyperlink r:id="rId10" w:history="1">
           <w:r>
             <w:rPr>
               <w:rStyle w:val="Hyperlink"/>
@@ -646,7 +665,7 @@
           <w:rFonts w:ascii="Charis SIL Regular" w:hAnsi="Charis SIL Regular" w:eastAsia="Charis SIL Regular"/>
           <w:b w:val="0"/>
           <w:i w:val="0"/>
-          <w:color w:val="0066CC"/>
+          <w:color w:val="0000FF"/>
           <w:sz w:val="24"/>
           <w:u w:val="single"/>
         </w:rPr>
@@ -664,11 +683,11 @@
           <w:rFonts w:ascii="Charis SIL Regular" w:hAnsi="Charis SIL Regular" w:eastAsia="Charis SIL Regular"/>
           <w:b w:val="0"/>
           <w:i w:val="0"/>
-          <w:color w:val="0066CC"/>
+          <w:color w:val="0000FF"/>
           <w:sz w:val="24"/>
           <w:u w:val="single"/>
         </w:rPr>
-        <w:hyperlink r:id="rId11" w:history="1">
+        <w:hyperlink r:id="rId10" w:history="1">
           <w:r>
             <w:rPr>
               <w:rStyle w:val="Hyperlink"/>
@@ -682,7 +701,7 @@
           <w:rFonts w:ascii="Charis SIL Regular" w:hAnsi="Charis SIL Regular" w:eastAsia="Charis SIL Regular"/>
           <w:b w:val="0"/>
           <w:i w:val="0"/>
-          <w:color w:val="0066CC"/>
+          <w:color w:val="0000FF"/>
           <w:sz w:val="24"/>
           <w:u w:val="single"/>
         </w:rPr>
@@ -693,11 +712,11 @@
           <w:rFonts w:ascii="Charis SIL Regular" w:hAnsi="Charis SIL Regular" w:eastAsia="Charis SIL Regular"/>
           <w:b w:val="0"/>
           <w:i w:val="0"/>
-          <w:color w:val="0066CC"/>
+          <w:color w:val="0000FF"/>
           <w:sz w:val="24"/>
           <w:u w:val="single"/>
         </w:rPr>
-        <w:hyperlink r:id="rId11" w:history="1">
+        <w:hyperlink r:id="rId10" w:history="1">
           <w:r>
             <w:rPr>
               <w:rStyle w:val="Hyperlink"/>
@@ -708,7 +727,7 @@
       </w:r>
       <w:r>
         <w:rPr>
-          <w:u w:val="single" w:color="0066cc"/>
+          <w:u w:val="single" w:color="0000ff"/>
           <w:rFonts w:ascii="Charis SIL Regular" w:hAnsi="Charis SIL Regular" w:eastAsia="Charis SIL Regular"/>
           <w:b w:val="0"/>
           <w:i w:val="0"/>
@@ -742,11 +761,75 @@
           <w:color w:val="000000"/>
           <w:sz w:val="24"/>
         </w:rPr>
-        <w:t>toenmalige Rijks Etnografisch Museum. On</w:t>
-      </w:r>
-      <w:r>
-        <w:rPr>
-          <w:u w:val="single" w:color="0066cc"/>
+        <w:t>toenmalige Rijks Etnogr</w:t>
+      </w:r>
+      <w:r>
+        <w:rPr>
+          <w:u w:val="single" w:color="0000ff"/>
+          <w:rFonts w:ascii="Charis SIL Regular" w:hAnsi="Charis SIL Regular" w:eastAsia="Charis SIL Regular"/>
+          <w:b w:val="0"/>
+          <w:i w:val="0"/>
+          <w:color w:val="000000"/>
+          <w:sz w:val="24"/>
+        </w:rPr>
+        <w:hyperlink r:id="rId11" w:history="1">
+          <w:r>
+            <w:rPr>
+              <w:rStyle w:val="Hyperlink"/>
+            </w:rPr>
+            <w:t>afisch Mus</w:t>
+          </w:r>
+        </w:hyperlink>
+      </w:r>
+      <w:r>
+        <w:rPr>
+          <w:rFonts w:ascii="Charis SIL Regular" w:hAnsi="Charis SIL Regular" w:eastAsia="Charis SIL Regular"/>
+          <w:b w:val="0"/>
+          <w:i w:val="0"/>
+          <w:color w:val="000000"/>
+          <w:sz w:val="24"/>
+        </w:rPr>
+        <w:hyperlink r:id="rId11" w:history="1">
+          <w:r>
+            <w:rPr>
+              <w:rStyle w:val="Hyperlink"/>
+            </w:rPr>
+            <w:t>e</w:t>
+          </w:r>
+        </w:hyperlink>
+      </w:r>
+      <w:r>
+        <w:rPr>
+          <w:u w:val="single" w:color="0000ff"/>
+          <w:rFonts w:ascii="Charis SIL Regular" w:hAnsi="Charis SIL Regular" w:eastAsia="Charis SIL Regular"/>
+          <w:b w:val="0"/>
+          <w:i w:val="0"/>
+          <w:color w:val="000000"/>
+          <w:sz w:val="24"/>
+        </w:rPr>
+        <w:t>um</w:t>
+      </w:r>
+      <w:r>
+        <w:rPr>
+          <w:u w:val="single" w:color="0000ff"/>
+          <w:rFonts w:ascii="Charis SIL Regular" w:hAnsi="Charis SIL Regular" w:eastAsia="Charis SIL Regular"/>
+          <w:b w:val="0"/>
+          <w:i w:val="0"/>
+          <w:color w:val="000000"/>
+          <w:sz w:val="24"/>
+        </w:rPr>
+        <w:hyperlink r:id="rId11" w:history="1">
+          <w:r>
+            <w:rPr>
+              <w:rStyle w:val="Hyperlink"/>
+            </w:rPr>
+            <w:t>. On</w:t>
+          </w:r>
+        </w:hyperlink>
+      </w:r>
+      <w:r>
+        <w:rPr>
+          <w:u w:val="single" w:color="0000ff"/>
           <w:rFonts w:ascii="Charis SIL Regular" w:hAnsi="Charis SIL Regular" w:eastAsia="Charis SIL Regular"/>
           <w:b w:val="0"/>
           <w:i w:val="0"/>
@@ -847,7 +930,7 @@
           <w:rFonts w:ascii="Charis SIL Regular" w:hAnsi="Charis SIL Regular" w:eastAsia="Charis SIL Regular"/>
           <w:b w:val="0"/>
           <w:i w:val="0"/>
-          <w:color w:val="0066CC"/>
+          <w:color w:val="0000FF"/>
           <w:sz w:val="24"/>
           <w:u w:val="single"/>
         </w:rPr>
@@ -865,7 +948,7 @@
           <w:rFonts w:ascii="Charis SIL Regular" w:hAnsi="Charis SIL Regular" w:eastAsia="Charis SIL Regular"/>
           <w:b w:val="0"/>
           <w:i w:val="0"/>
-          <w:color w:val="0066CC"/>
+          <w:color w:val="0000FF"/>
           <w:sz w:val="24"/>
           <w:u w:val="single"/>
         </w:rPr>
@@ -876,7 +959,7 @@
           <w:rFonts w:ascii="Charis SIL Regular" w:hAnsi="Charis SIL Regular" w:eastAsia="Charis SIL Regular"/>
           <w:b w:val="0"/>
           <w:i w:val="0"/>
-          <w:color w:val="0066CC"/>
+          <w:color w:val="0000FF"/>
           <w:sz w:val="24"/>
           <w:u w:val="single"/>
         </w:rPr>
@@ -894,7 +977,7 @@
           <w:rFonts w:ascii="Charis SIL Regular" w:hAnsi="Charis SIL Regular" w:eastAsia="Charis SIL Regular"/>
           <w:b w:val="0"/>
           <w:i w:val="0"/>
-          <w:color w:val="0066CC"/>
+          <w:color w:val="0000FF"/>
           <w:sz w:val="24"/>
           <w:u w:val="single"/>
         </w:rPr>
@@ -905,7 +988,7 @@
           <w:rFonts w:ascii="Charis SIL Regular" w:hAnsi="Charis SIL Regular" w:eastAsia="Charis SIL Regular"/>
           <w:b w:val="0"/>
           <w:i w:val="0"/>
-          <w:color w:val="0066CC"/>
+          <w:color w:val="0000FF"/>
           <w:sz w:val="24"/>
           <w:u w:val="single"/>
         </w:rPr>
@@ -923,7 +1006,7 @@
           <w:rFonts w:ascii="Charis SIL Regular" w:hAnsi="Charis SIL Regular" w:eastAsia="Charis SIL Regular"/>
           <w:b w:val="0"/>
           <w:i w:val="0"/>
-          <w:color w:val="0066CC"/>
+          <w:color w:val="0000FF"/>
           <w:sz w:val="24"/>
           <w:u w:val="single"/>
         </w:rPr>
@@ -934,7 +1017,7 @@
           <w:rFonts w:ascii="Charis SIL Regular" w:hAnsi="Charis SIL Regular" w:eastAsia="Charis SIL Regular"/>
           <w:b w:val="0"/>
           <w:i w:val="0"/>
-          <w:color w:val="0066CC"/>
+          <w:color w:val="0000FF"/>
           <w:sz w:val="24"/>
           <w:u w:val="single"/>
         </w:rPr>
@@ -952,7 +1035,7 @@
           <w:rFonts w:ascii="Charis SIL Regular" w:hAnsi="Charis SIL Regular" w:eastAsia="Charis SIL Regular"/>
           <w:b w:val="0"/>
           <w:i w:val="0"/>
-          <w:color w:val="0066CC"/>
+          <w:color w:val="0000FF"/>
           <w:sz w:val="24"/>
           <w:u w:val="single"/>
         </w:rPr>
@@ -963,7 +1046,7 @@
           <w:rFonts w:ascii="Charis SIL Regular" w:hAnsi="Charis SIL Regular" w:eastAsia="Charis SIL Regular"/>
           <w:b w:val="0"/>
           <w:i w:val="0"/>
-          <w:color w:val="0066CC"/>
+          <w:color w:val="0000FF"/>
           <w:sz w:val="24"/>
           <w:u w:val="single"/>
         </w:rPr>
@@ -981,7 +1064,7 @@
           <w:rFonts w:ascii="Charis SIL Regular" w:hAnsi="Charis SIL Regular" w:eastAsia="Charis SIL Regular"/>
           <w:b w:val="0"/>
           <w:i w:val="0"/>
-          <w:color w:val="0066CC"/>
+          <w:color w:val="0000FF"/>
           <w:sz w:val="24"/>
           <w:u w:val="single"/>
         </w:rPr>
@@ -992,7 +1075,7 @@
           <w:rFonts w:ascii="Charis SIL Regular" w:hAnsi="Charis SIL Regular" w:eastAsia="Charis SIL Regular"/>
           <w:b w:val="0"/>
           <w:i w:val="0"/>
-          <w:color w:val="0066CC"/>
+          <w:color w:val="0000FF"/>
           <w:sz w:val="24"/>
           <w:u w:val="single"/>
         </w:rPr>
@@ -1010,7 +1093,7 @@
           <w:rFonts w:ascii="Charis SIL Regular" w:hAnsi="Charis SIL Regular" w:eastAsia="Charis SIL Regular"/>
           <w:b w:val="0"/>
           <w:i w:val="0"/>
-          <w:color w:val="0066CC"/>
+          <w:color w:val="0000FF"/>
           <w:sz w:val="24"/>
           <w:u w:val="single"/>
         </w:rPr>
@@ -1021,7 +1104,7 @@
           <w:rFonts w:ascii="Charis SIL Regular" w:hAnsi="Charis SIL Regular" w:eastAsia="Charis SIL Regular"/>
           <w:b w:val="0"/>
           <w:i w:val="0"/>
-          <w:color w:val="0066CC"/>
+          <w:color w:val="0000FF"/>
           <w:sz w:val="24"/>
           <w:u w:val="single"/>
         </w:rPr>
@@ -1062,7 +1145,51 @@
           <w:color w:val="000000"/>
           <w:sz w:val="24"/>
         </w:rPr>
-        <w:t>Daarnaast was het Rijks Etnografisch Museum</w:t>
+        <w:t>Daarnaast was het Rij</w:t>
+      </w:r>
+      <w:r>
+        <w:rPr>
+          <w:rFonts w:ascii="Charis SIL Regular" w:hAnsi="Charis SIL Regular" w:eastAsia="Charis SIL Regular"/>
+          <w:b w:val="0"/>
+          <w:i w:val="0"/>
+          <w:color w:val="000000"/>
+          <w:sz w:val="24"/>
+        </w:rPr>
+        <w:hyperlink r:id="rId12" w:history="1">
+          <w:r>
+            <w:rPr>
+              <w:rStyle w:val="Hyperlink"/>
+            </w:rPr>
+            <w:t>ks Etnogra</w:t>
+          </w:r>
+        </w:hyperlink>
+      </w:r>
+      <w:r>
+        <w:rPr>
+          <w:rFonts w:ascii="Charis SIL Regular" w:hAnsi="Charis SIL Regular" w:eastAsia="Charis SIL Regular"/>
+          <w:b w:val="0"/>
+          <w:i w:val="0"/>
+          <w:color w:val="000000"/>
+          <w:sz w:val="24"/>
+        </w:rPr>
+        <w:hyperlink r:id="rId12" w:history="1">
+          <w:r>
+            <w:rPr>
+              <w:rStyle w:val="Hyperlink"/>
+            </w:rPr>
+            <w:t>fisch Muse</w:t>
+          </w:r>
+        </w:hyperlink>
+      </w:r>
+      <w:r>
+        <w:rPr>
+          <w:rFonts w:ascii="Charis SIL Regular" w:hAnsi="Charis SIL Regular" w:eastAsia="Charis SIL Regular"/>
+          <w:b w:val="0"/>
+          <w:i w:val="0"/>
+          <w:color w:val="000000"/>
+          <w:sz w:val="24"/>
+        </w:rPr>
+        <w:t>um</w:t>
       </w:r>
       <w:r>
         <w:rPr>
@@ -1133,7 +1260,14 @@
           <w:color w:val="000000"/>
           <w:sz w:val="24"/>
         </w:rPr>
-        <w:t>koper va</w:t>
+        <w:hyperlink r:id="rId12" w:history="1">
+          <w:r>
+            <w:rPr>
+              <w:rStyle w:val="Hyperlink"/>
+            </w:rPr>
+            <w:t>koper va</w:t>
+          </w:r>
+        </w:hyperlink>
       </w:r>
       <w:r>
         <w:rPr>
@@ -1214,7 +1348,7 @@
           <w:rFonts w:ascii="Charis SIL Regular" w:hAnsi="Charis SIL Regular" w:eastAsia="Charis SIL Regular"/>
           <w:b w:val="0"/>
           <w:i w:val="0"/>
-          <w:color w:val="0066CC"/>
+          <w:color w:val="0000FF"/>
           <w:sz w:val="24"/>
           <w:u w:val="single"/>
         </w:rPr>
@@ -1232,7 +1366,7 @@
           <w:rFonts w:ascii="Charis SIL Regular" w:hAnsi="Charis SIL Regular" w:eastAsia="Charis SIL Regular"/>
           <w:b w:val="0"/>
           <w:i w:val="0"/>
-          <w:color w:val="0066CC"/>
+          <w:color w:val="0000FF"/>
           <w:sz w:val="24"/>
           <w:u w:val="single"/>
         </w:rPr>
@@ -1243,7 +1377,7 @@
           <w:rFonts w:ascii="Charis SIL Regular" w:hAnsi="Charis SIL Regular" w:eastAsia="Charis SIL Regular"/>
           <w:b w:val="0"/>
           <w:i w:val="0"/>
-          <w:color w:val="0066CC"/>
+          <w:color w:val="0000FF"/>
           <w:sz w:val="24"/>
           <w:u w:val="single"/>
         </w:rPr>
@@ -1271,7 +1405,7 @@
           <w:rFonts w:ascii="Charis SIL Regular" w:hAnsi="Charis SIL Regular" w:eastAsia="Charis SIL Regular"/>
           <w:b w:val="0"/>
           <w:i w:val="0"/>
-          <w:color w:val="0066CC"/>
+          <w:color w:val="0000FF"/>
           <w:sz w:val="24"/>
           <w:u w:val="single"/>
         </w:rPr>
@@ -1306,7 +1440,7 @@
       </w:r>
       <w:r>
         <w:rPr>
-          <w:u w:val="single" w:color="0066cc"/>
+          <w:u w:val="single" w:color="0000ff"/>
           <w:rFonts w:ascii="Charis SIL Regular" w:hAnsi="Charis SIL Regular" w:eastAsia="Charis SIL Regular"/>
           <w:b w:val="0"/>
           <w:i w:val="0"/>
@@ -1324,7 +1458,7 @@
       </w:r>
       <w:r>
         <w:rPr>
-          <w:u w:val="single" w:color="0066cc"/>
+          <w:u w:val="single" w:color="0000ff"/>
           <w:rFonts w:ascii="Charis SIL Regular" w:hAnsi="Charis SIL Regular" w:eastAsia="Charis SIL Regular"/>
           <w:b w:val="0"/>
           <w:i w:val="0"/>
@@ -1352,7 +1486,7 @@
       </w:r>
       <w:r>
         <w:rPr>
-          <w:u w:val="single" w:color="0066cc"/>
+          <w:u w:val="single" w:color="0000ff"/>
           <w:rFonts w:ascii="Charis SIL Regular" w:hAnsi="Charis SIL Regular" w:eastAsia="Charis SIL Regular"/>
           <w:b w:val="0"/>
           <w:i w:val="0"/>
@@ -1433,7 +1567,7 @@
           <w:rFonts w:ascii="Charis SIL Regular" w:hAnsi="Charis SIL Regular" w:eastAsia="Charis SIL Regular"/>
           <w:b w:val="0"/>
           <w:i w:val="0"/>
-          <w:color w:val="0066CC"/>
+          <w:color w:val="0000FF"/>
           <w:sz w:val="24"/>
           <w:u w:val="single"/>
         </w:rPr>
@@ -1451,7 +1585,7 @@
           <w:rFonts w:ascii="Charis SIL Regular" w:hAnsi="Charis SIL Regular" w:eastAsia="Charis SIL Regular"/>
           <w:b w:val="0"/>
           <w:i w:val="0"/>
-          <w:color w:val="0066CC"/>
+          <w:color w:val="0000FF"/>
           <w:sz w:val="24"/>
           <w:u w:val="single"/>
         </w:rPr>
@@ -1462,7 +1596,7 @@
           <w:rFonts w:ascii="Charis SIL Regular" w:hAnsi="Charis SIL Regular" w:eastAsia="Charis SIL Regular"/>
           <w:b w:val="0"/>
           <w:i w:val="0"/>
-          <w:color w:val="0066CC"/>
+          <w:color w:val="0000FF"/>
           <w:sz w:val="24"/>
           <w:u w:val="single"/>
         </w:rPr>
@@ -1480,7 +1614,7 @@
           <w:rFonts w:ascii="Charis SIL Regular" w:hAnsi="Charis SIL Regular" w:eastAsia="Charis SIL Regular"/>
           <w:b w:val="0"/>
           <w:i w:val="0"/>
-          <w:color w:val="0066CC"/>
+          <w:color w:val="0000FF"/>
           <w:sz w:val="24"/>
           <w:u w:val="single"/>
         </w:rPr>
@@ -1491,7 +1625,7 @@
           <w:rFonts w:ascii="Charis SIL Regular" w:hAnsi="Charis SIL Regular" w:eastAsia="Charis SIL Regular"/>
           <w:b w:val="0"/>
           <w:i w:val="0"/>
-          <w:color w:val="0066CC"/>
+          <w:color w:val="0000FF"/>
           <w:sz w:val="24"/>
           <w:u w:val="single"/>
         </w:rPr>
@@ -1509,7 +1643,7 @@
           <w:rFonts w:ascii="Charis SIL Regular" w:hAnsi="Charis SIL Regular" w:eastAsia="Charis SIL Regular"/>
           <w:b w:val="0"/>
           <w:i w:val="0"/>
-          <w:color w:val="0066CC"/>
+          <w:color w:val="0000FF"/>
           <w:sz w:val="24"/>
           <w:u w:val="single"/>
         </w:rPr>
@@ -1520,7 +1654,7 @@
           <w:rFonts w:ascii="Charis SIL Regular" w:hAnsi="Charis SIL Regular" w:eastAsia="Charis SIL Regular"/>
           <w:b w:val="0"/>
           <w:i w:val="0"/>
-          <w:color w:val="0066CC"/>
+          <w:color w:val="0000FF"/>
           <w:sz w:val="24"/>
           <w:u w:val="single"/>
         </w:rPr>
@@ -1608,7 +1742,7 @@
           <w:rFonts w:ascii="Charis SIL Regular" w:hAnsi="Charis SIL Regular" w:eastAsia="Charis SIL Regular"/>
           <w:b w:val="0"/>
           <w:i w:val="0"/>
-          <w:color w:val="0066CC"/>
+          <w:color w:val="0000FF"/>
           <w:sz w:val="24"/>
           <w:u w:val="single"/>
         </w:rPr>
@@ -1626,7 +1760,7 @@
           <w:rFonts w:ascii="Charis SIL Regular" w:hAnsi="Charis SIL Regular" w:eastAsia="Charis SIL Regular"/>
           <w:b w:val="0"/>
           <w:i w:val="0"/>
-          <w:color w:val="0066CC"/>
+          <w:color w:val="0000FF"/>
           <w:sz w:val="24"/>
           <w:u w:val="single"/>
         </w:rPr>
@@ -1637,7 +1771,7 @@
           <w:rFonts w:ascii="Charis SIL Regular" w:hAnsi="Charis SIL Regular" w:eastAsia="Charis SIL Regular"/>
           <w:b w:val="0"/>
           <w:i w:val="0"/>
-          <w:color w:val="0066CC"/>
+          <w:color w:val="0000FF"/>
           <w:sz w:val="24"/>
           <w:u w:val="single"/>
         </w:rPr>
@@ -1655,7 +1789,7 @@
           <w:rFonts w:ascii="Charis SIL Regular" w:hAnsi="Charis SIL Regular" w:eastAsia="Charis SIL Regular"/>
           <w:b w:val="0"/>
           <w:i w:val="0"/>
-          <w:color w:val="0066CC"/>
+          <w:color w:val="0000FF"/>
           <w:sz w:val="24"/>
           <w:u w:val="single"/>
         </w:rPr>
@@ -1666,7 +1800,7 @@
           <w:rFonts w:ascii="Charis SIL Regular" w:hAnsi="Charis SIL Regular" w:eastAsia="Charis SIL Regular"/>
           <w:b w:val="0"/>
           <w:i w:val="0"/>
-          <w:color w:val="0066CC"/>
+          <w:color w:val="0000FF"/>
           <w:sz w:val="24"/>
           <w:u w:val="single"/>
         </w:rPr>
@@ -1684,7 +1818,7 @@
           <w:rFonts w:ascii="Charis SIL Regular" w:hAnsi="Charis SIL Regular" w:eastAsia="Charis SIL Regular"/>
           <w:b w:val="0"/>
           <w:i w:val="0"/>
-          <w:color w:val="0066CC"/>
+          <w:color w:val="0000FF"/>
           <w:sz w:val="24"/>
           <w:u w:val="single"/>
         </w:rPr>
@@ -1695,7 +1829,7 @@
           <w:rFonts w:ascii="Charis SIL Regular" w:hAnsi="Charis SIL Regular" w:eastAsia="Charis SIL Regular"/>
           <w:b w:val="0"/>
           <w:i w:val="0"/>
-          <w:color w:val="0066CC"/>
+          <w:color w:val="0000FF"/>
           <w:sz w:val="24"/>
           <w:u w:val="single"/>
         </w:rPr>
@@ -1726,11 +1860,47 @@
           <w:color w:val="000000"/>
           <w:sz w:val="24"/>
         </w:rPr>
-        <w:t>een aanzienlijke collectie obje</w:t>
-      </w:r>
-      <w:r>
-        <w:rPr>
-          <w:u w:val="single" w:color="0066cc"/>
+        <w:t>een aanzie</w:t>
+      </w:r>
+      <w:r>
+        <w:rPr>
+          <w:u w:val="single" w:color="0000ff"/>
+          <w:rFonts w:ascii="Charis SIL Regular" w:hAnsi="Charis SIL Regular" w:eastAsia="Charis SIL Regular"/>
+          <w:b w:val="0"/>
+          <w:i w:val="0"/>
+          <w:color w:val="000000"/>
+          <w:sz w:val="24"/>
+        </w:rPr>
+        <w:hyperlink r:id="rId10" w:history="1">
+          <w:r>
+            <w:rPr>
+              <w:rStyle w:val="Hyperlink"/>
+            </w:rPr>
+            <w:t>nlijke colle</w:t>
+          </w:r>
+        </w:hyperlink>
+      </w:r>
+      <w:r>
+        <w:rPr>
+          <w:u w:val="single" w:color="0000ff"/>
+          <w:rFonts w:ascii="Charis SIL Regular" w:hAnsi="Charis SIL Regular" w:eastAsia="Charis SIL Regular"/>
+          <w:b w:val="0"/>
+          <w:i w:val="0"/>
+          <w:color w:val="000000"/>
+          <w:sz w:val="24"/>
+        </w:rPr>
+        <w:hyperlink r:id="rId10" w:history="1">
+          <w:r>
+            <w:rPr>
+              <w:rStyle w:val="Hyperlink"/>
+            </w:rPr>
+            <w:t>ctie obje</w:t>
+          </w:r>
+        </w:hyperlink>
+      </w:r>
+      <w:r>
+        <w:rPr>
+          <w:u w:val="single" w:color="0000ff"/>
           <w:rFonts w:ascii="Charis SIL Regular" w:hAnsi="Charis SIL Regular" w:eastAsia="Charis SIL Regular"/>
           <w:b w:val="0"/>
           <w:i w:val="0"/>
@@ -1748,7 +1918,7 @@
       </w:r>
       <w:r>
         <w:rPr>
-          <w:u w:val="single" w:color="0066cc"/>
+          <w:u w:val="single" w:color="0000ff"/>
           <w:rFonts w:ascii="Charis SIL Regular" w:hAnsi="Charis SIL Regular" w:eastAsia="Charis SIL Regular"/>
           <w:b w:val="0"/>
           <w:i w:val="0"/>
@@ -1779,7 +1949,7 @@
           <w:rFonts w:ascii="Charis SIL Regular" w:hAnsi="Charis SIL Regular" w:eastAsia="Charis SIL Regular"/>
           <w:b w:val="0"/>
           <w:i w:val="0"/>
-          <w:color w:val="0066CC"/>
+          <w:color w:val="0000FF"/>
           <w:sz w:val="24"/>
           <w:u w:val="single"/>
         </w:rPr>
@@ -1797,7 +1967,7 @@
           <w:rFonts w:ascii="Charis SIL Regular" w:hAnsi="Charis SIL Regular" w:eastAsia="Charis SIL Regular"/>
           <w:b w:val="0"/>
           <w:i w:val="0"/>
-          <w:color w:val="0066CC"/>
+          <w:color w:val="0000FF"/>
           <w:sz w:val="24"/>
           <w:u w:val="single"/>
         </w:rPr>
@@ -1808,7 +1978,7 @@
           <w:rFonts w:ascii="Charis SIL Regular" w:hAnsi="Charis SIL Regular" w:eastAsia="Charis SIL Regular"/>
           <w:b w:val="0"/>
           <w:i w:val="0"/>
-          <w:color w:val="0066CC"/>
+          <w:color w:val="0000FF"/>
           <w:sz w:val="24"/>
           <w:u w:val="single"/>
         </w:rPr>
@@ -1826,7 +1996,7 @@
           <w:rFonts w:ascii="Charis SIL Regular" w:hAnsi="Charis SIL Regular" w:eastAsia="Charis SIL Regular"/>
           <w:b w:val="0"/>
           <w:i w:val="0"/>
-          <w:color w:val="0066CC"/>
+          <w:color w:val="0000FF"/>
           <w:sz w:val="24"/>
           <w:u w:val="single"/>
         </w:rPr>
@@ -1837,7 +2007,7 @@
           <w:rFonts w:ascii="Charis SIL Regular" w:hAnsi="Charis SIL Regular" w:eastAsia="Charis SIL Regular"/>
           <w:b w:val="0"/>
           <w:i w:val="0"/>
-          <w:color w:val="0066CC"/>
+          <w:color w:val="0000FF"/>
           <w:sz w:val="24"/>
           <w:u w:val="single"/>
         </w:rPr>
@@ -1872,7 +2042,7 @@
       </w:r>
       <w:r>
         <w:rPr>
-          <w:u w:val="single" w:color="0066cc"/>
+          <w:u w:val="single" w:color="0000ff"/>
           <w:rFonts w:ascii="Charis SIL Regular" w:hAnsi="Charis SIL Regular" w:eastAsia="Charis SIL Regular"/>
           <w:b w:val="0"/>
           <w:i w:val="0"/>
@@ -1890,7 +2060,7 @@
       </w:r>
       <w:r>
         <w:rPr>
-          <w:u w:val="single" w:color="0066cc"/>
+          <w:u w:val="single" w:color="0000ff"/>
           <w:rFonts w:ascii="Charis SIL Regular" w:hAnsi="Charis SIL Regular" w:eastAsia="Charis SIL Regular"/>
           <w:b w:val="0"/>
           <w:i w:val="0"/>
@@ -1908,7 +2078,7 @@
       </w:r>
       <w:r>
         <w:rPr>
-          <w:u w:val="single" w:color="0066cc"/>
+          <w:u w:val="single" w:color="0000ff"/>
           <w:rFonts w:ascii="Charis SIL Regular" w:hAnsi="Charis SIL Regular" w:eastAsia="Charis SIL Regular"/>
           <w:b w:val="0"/>
           <w:i w:val="0"/>
@@ -1926,7 +2096,7 @@
       </w:r>
       <w:r>
         <w:rPr>
-          <w:u w:val="single" w:color="0066cc"/>
+          <w:u w:val="single" w:color="0000ff"/>
           <w:rFonts w:ascii="Charis SIL Regular" w:hAnsi="Charis SIL Regular" w:eastAsia="Charis SIL Regular"/>
           <w:b w:val="0"/>
           <w:i w:val="0"/>
@@ -2011,7 +2181,7 @@
         <w:autoSpaceDE w:val="0"/>
         <w:widowControl/>
         <w:spacing w:line="288" w:lineRule="exact" w:before="64" w:after="0"/>
-        <w:ind w:left="20" w:right="0" w:firstLine="0"/>
+        <w:ind w:left="10" w:right="0" w:firstLine="0"/>
         <w:jc w:val="left"/>
       </w:pPr>
       <w:r>
@@ -2100,7 +2270,7 @@
         <w:autoSpaceDE w:val="0"/>
         <w:widowControl/>
         <w:spacing w:line="288" w:lineRule="exact" w:before="240" w:after="0"/>
-        <w:ind w:left="20" w:right="144" w:firstLine="0"/>
+        <w:ind w:left="10" w:right="144" w:firstLine="0"/>
         <w:jc w:val="left"/>
       </w:pPr>
       <w:r>
@@ -2128,7 +2298,7 @@
           <w:rFonts w:ascii="Charis SIL Regular" w:hAnsi="Charis SIL Regular" w:eastAsia="Charis SIL Regular"/>
           <w:b w:val="0"/>
           <w:i w:val="0"/>
-          <w:color w:val="0066CC"/>
+          <w:color w:val="0000FF"/>
           <w:sz w:val="24"/>
           <w:u w:val="single"/>
         </w:rPr>
@@ -2158,7 +2328,7 @@
         <w:autoSpaceDE w:val="0"/>
         <w:widowControl/>
         <w:spacing w:line="288" w:lineRule="exact" w:before="240" w:after="0"/>
-        <w:ind w:left="20" w:right="0" w:firstLine="0"/>
+        <w:ind w:left="10" w:right="0" w:firstLine="0"/>
         <w:jc w:val="left"/>
       </w:pPr>
       <w:r>
@@ -2211,7 +2381,7 @@
         <w:autoSpaceDE w:val="0"/>
         <w:widowControl/>
         <w:spacing w:line="538" w:lineRule="exact" w:before="198" w:after="0"/>
-        <w:ind w:left="20" w:right="0" w:firstLine="0"/>
+        <w:ind w:left="10" w:right="0" w:firstLine="0"/>
         <w:jc w:val="left"/>
       </w:pPr>
       <w:r>
@@ -2231,7 +2401,7 @@
         <w:autoSpaceDE w:val="0"/>
         <w:widowControl/>
         <w:spacing w:line="288" w:lineRule="exact" w:before="294" w:after="0"/>
-        <w:ind w:left="408" w:right="2016" w:firstLine="0"/>
+        <w:ind w:left="398" w:right="2016" w:firstLine="0"/>
         <w:jc w:val="left"/>
       </w:pPr>
       <w:r>
@@ -2249,8 +2419,9 @@
           <w:rFonts w:ascii="Charis SIL Regular" w:hAnsi="Charis SIL Regular" w:eastAsia="Charis SIL Regular"/>
           <w:b w:val="0"/>
           <w:i w:val="0"/>
-          <w:color w:val="0066CC"/>
-          <w:sz w:val="24"/>
+          <w:color w:val="0000FF"/>
+          <w:sz w:val="24"/>
+          <w:u w:val="single"/>
         </w:rPr>
         <w:t>Bronnen</w:t>
       </w:r>
@@ -2272,11 +2443,22 @@
           <w:rFonts w:ascii="Charis SIL Regular" w:hAnsi="Charis SIL Regular" w:eastAsia="Charis SIL Regular"/>
           <w:b w:val="0"/>
           <w:i w:val="0"/>
-          <w:color w:val="0066CC"/>
+          <w:color w:val="0000FF"/>
           <w:sz w:val="24"/>
           <w:u w:val="single"/>
         </w:rPr>
-        <w:t>De handel in objecten uit een koloniale context</w:t>
+        <w:t>De hand</w:t>
+      </w:r>
+      <w:r>
+        <w:rPr>
+          <w:rFonts w:ascii="Charis SIL Regular" w:hAnsi="Charis SIL Regular" w:eastAsia="Charis SIL Regular"/>
+          <w:b w:val="0"/>
+          <w:i w:val="0"/>
+          <w:color w:val="0000FF"/>
+          <w:sz w:val="24"/>
+          <w:u w:val="single"/>
+        </w:rPr>
+        <w:t>el in objecten uit een koloniale context</w:t>
       </w:r>
       <w:r>
         <w:br/>
@@ -2296,7 +2478,7 @@
           <w:rFonts w:ascii="Charis SIL Regular" w:hAnsi="Charis SIL Regular" w:eastAsia="Charis SIL Regular"/>
           <w:b w:val="0"/>
           <w:i w:val="0"/>
-          <w:color w:val="0066CC"/>
+          <w:color w:val="0000FF"/>
           <w:sz w:val="24"/>
           <w:u w:val="single"/>
         </w:rPr>
@@ -2307,7 +2489,7 @@
           <w:rFonts w:ascii="Charis SIL Regular" w:hAnsi="Charis SIL Regular" w:eastAsia="Charis SIL Regular"/>
           <w:b w:val="0"/>
           <w:i w:val="0"/>
-          <w:color w:val="0066CC"/>
+          <w:color w:val="0000FF"/>
           <w:sz w:val="24"/>
           <w:u w:val="single"/>
         </w:rPr>
@@ -2331,7 +2513,7 @@
           <w:rFonts w:ascii="Charis SIL Regular" w:hAnsi="Charis SIL Regular" w:eastAsia="Charis SIL Regular"/>
           <w:b w:val="0"/>
           <w:i w:val="0"/>
-          <w:color w:val="0066CC"/>
+          <w:color w:val="0000FF"/>
           <w:sz w:val="24"/>
           <w:u w:val="single"/>
         </w:rPr>
@@ -2355,7 +2537,7 @@
           <w:rFonts w:ascii="Charis SIL Regular" w:hAnsi="Charis SIL Regular" w:eastAsia="Charis SIL Regular"/>
           <w:b w:val="0"/>
           <w:i w:val="0"/>
-          <w:color w:val="0066CC"/>
+          <w:color w:val="0000FF"/>
           <w:sz w:val="24"/>
           <w:u w:val="single"/>
         </w:rPr>
@@ -2379,22 +2561,22 @@
           <w:rFonts w:ascii="Charis SIL Regular" w:hAnsi="Charis SIL Regular" w:eastAsia="Charis SIL Regular"/>
           <w:b w:val="0"/>
           <w:i w:val="0"/>
-          <w:color w:val="0066CC"/>
+          <w:color w:val="0000FF"/>
           <w:sz w:val="24"/>
           <w:u w:val="single"/>
         </w:rPr>
-        <w:t>Koninklijk</w:t>
+        <w:t>Koninklij</w:t>
       </w:r>
       <w:r>
         <w:rPr>
           <w:rFonts w:ascii="Charis SIL Regular" w:hAnsi="Charis SIL Regular" w:eastAsia="Charis SIL Regular"/>
           <w:b w:val="0"/>
           <w:i w:val="0"/>
-          <w:color w:val="0066CC"/>
+          <w:color w:val="0000FF"/>
           <w:sz w:val="24"/>
           <w:u w:val="single"/>
         </w:rPr>
-        <w:t xml:space="preserve"> Kabinet van Zeldzaamheden</w:t>
+        <w:t>k Kabinet van Zeldzaamheden</w:t>
       </w:r>
       <w:r>
         <w:br/>
@@ -2414,7 +2596,7 @@
           <w:rFonts w:ascii="Charis SIL Regular" w:hAnsi="Charis SIL Regular" w:eastAsia="Charis SIL Regular"/>
           <w:b w:val="0"/>
           <w:i w:val="0"/>
-          <w:color w:val="0066CC"/>
+          <w:color w:val="0000FF"/>
           <w:sz w:val="24"/>
           <w:u w:val="single"/>
         </w:rPr>
@@ -2438,7 +2620,7 @@
           <w:rFonts w:ascii="Charis SIL Regular" w:hAnsi="Charis SIL Regular" w:eastAsia="Charis SIL Regular"/>
           <w:b w:val="0"/>
           <w:i w:val="0"/>
-          <w:color w:val="0066CC"/>
+          <w:color w:val="0000FF"/>
           <w:sz w:val="24"/>
           <w:u w:val="single"/>
         </w:rPr>
@@ -2462,7 +2644,7 @@
           <w:rFonts w:ascii="Charis SIL Regular" w:hAnsi="Charis SIL Regular" w:eastAsia="Charis SIL Regular"/>
           <w:b w:val="0"/>
           <w:i w:val="0"/>
-          <w:color w:val="0066CC"/>
+          <w:color w:val="0000FF"/>
           <w:sz w:val="24"/>
           <w:u w:val="single"/>
         </w:rPr>
@@ -2473,7 +2655,7 @@
           <w:rFonts w:ascii="Charis SIL Regular" w:hAnsi="Charis SIL Regular" w:eastAsia="Charis SIL Regular"/>
           <w:b w:val="0"/>
           <w:i w:val="0"/>
-          <w:color w:val="0066CC"/>
+          <w:color w:val="0000FF"/>
           <w:sz w:val="24"/>
           <w:u w:val="single"/>
         </w:rPr>
@@ -2484,7 +2666,7 @@
           <w:rFonts w:ascii="Charis SIL Regular" w:hAnsi="Charis SIL Regular" w:eastAsia="Charis SIL Regular"/>
           <w:b w:val="0"/>
           <w:i w:val="0"/>
-          <w:color w:val="0066CC"/>
+          <w:color w:val="0000FF"/>
           <w:sz w:val="24"/>
           <w:u w:val="single"/>
         </w:rPr>
@@ -2508,7 +2690,7 @@
           <w:rFonts w:ascii="Charis SIL Regular" w:hAnsi="Charis SIL Regular" w:eastAsia="Charis SIL Regular"/>
           <w:b w:val="0"/>
           <w:i w:val="0"/>
-          <w:color w:val="0066CC"/>
+          <w:color w:val="0000FF"/>
           <w:sz w:val="24"/>
           <w:u w:val="single"/>
         </w:rPr>
@@ -2519,7 +2701,7 @@
           <w:rFonts w:ascii="Charis SIL Regular" w:hAnsi="Charis SIL Regular" w:eastAsia="Charis SIL Regular"/>
           <w:b w:val="0"/>
           <w:i w:val="0"/>
-          <w:color w:val="0066CC"/>
+          <w:color w:val="0000FF"/>
           <w:sz w:val="24"/>
           <w:u w:val="single"/>
         </w:rPr>
@@ -2540,7 +2722,7 @@
           <w:rFonts w:ascii="Charis SIL Regular" w:hAnsi="Charis SIL Regular" w:eastAsia="Charis SIL Regular"/>
           <w:b w:val="0"/>
           <w:i w:val="0"/>
-          <w:color w:val="0066CC"/>
+          <w:color w:val="0000FF"/>
           <w:sz w:val="24"/>
           <w:u w:val="single"/>
         </w:rPr>
@@ -2564,7 +2746,7 @@
           <w:rFonts w:ascii="Charis SIL Regular" w:hAnsi="Charis SIL Regular" w:eastAsia="Charis SIL Regular"/>
           <w:b w:val="0"/>
           <w:i w:val="0"/>
-          <w:color w:val="0066CC"/>
+          <w:color w:val="0000FF"/>
           <w:sz w:val="24"/>
           <w:u w:val="single"/>
         </w:rPr>
@@ -2588,7 +2770,7 @@
           <w:rFonts w:ascii="Charis SIL Regular" w:hAnsi="Charis SIL Regular" w:eastAsia="Charis SIL Regular"/>
           <w:b w:val="0"/>
           <w:i w:val="0"/>
-          <w:color w:val="0066CC"/>
+          <w:color w:val="0000FF"/>
           <w:sz w:val="24"/>
           <w:u w:val="single"/>
         </w:rPr>
@@ -2612,7 +2794,7 @@
           <w:rFonts w:ascii="Charis SIL Regular" w:hAnsi="Charis SIL Regular" w:eastAsia="Charis SIL Regular"/>
           <w:b w:val="0"/>
           <w:i w:val="0"/>
-          <w:color w:val="0066CC"/>
+          <w:color w:val="0000FF"/>
           <w:sz w:val="24"/>
           <w:u w:val="single"/>
         </w:rPr>
@@ -2636,7 +2818,7 @@
           <w:rFonts w:ascii="Charis SIL Regular" w:hAnsi="Charis SIL Regular" w:eastAsia="Charis SIL Regular"/>
           <w:b w:val="0"/>
           <w:i w:val="0"/>
-          <w:color w:val="0066CC"/>
+          <w:color w:val="0000FF"/>
           <w:sz w:val="24"/>
           <w:u w:val="single"/>
         </w:rPr>
@@ -2647,7 +2829,7 @@
           <w:rFonts w:ascii="Charis SIL Regular" w:hAnsi="Charis SIL Regular" w:eastAsia="Charis SIL Regular"/>
           <w:b w:val="0"/>
           <w:i w:val="0"/>
-          <w:color w:val="0066CC"/>
+          <w:color w:val="0000FF"/>
           <w:sz w:val="24"/>
           <w:u w:val="single"/>
         </w:rPr>
@@ -2671,7 +2853,7 @@
           <w:rFonts w:ascii="Charis SIL Regular" w:hAnsi="Charis SIL Regular" w:eastAsia="Charis SIL Regular"/>
           <w:b w:val="0"/>
           <w:i w:val="0"/>
-          <w:color w:val="0066CC"/>
+          <w:color w:val="0000FF"/>
           <w:sz w:val="24"/>
           <w:u w:val="single"/>
         </w:rPr>
@@ -2682,7 +2864,7 @@
           <w:rFonts w:ascii="Charis SIL Regular" w:hAnsi="Charis SIL Regular" w:eastAsia="Charis SIL Regular"/>
           <w:b w:val="0"/>
           <w:i w:val="0"/>
-          <w:color w:val="0066CC"/>
+          <w:color w:val="0000FF"/>
           <w:sz w:val="24"/>
           <w:u w:val="single"/>
         </w:rPr>
@@ -2706,7 +2888,7 @@
           <w:rFonts w:ascii="Charis SIL Regular" w:hAnsi="Charis SIL Regular" w:eastAsia="Charis SIL Regular"/>
           <w:b w:val="0"/>
           <w:i w:val="0"/>
-          <w:color w:val="0066CC"/>
+          <w:color w:val="0000FF"/>
           <w:sz w:val="24"/>
           <w:u w:val="single"/>
         </w:rPr>
@@ -2730,7 +2912,7 @@
           <w:rFonts w:ascii="Charis SIL Regular" w:hAnsi="Charis SIL Regular" w:eastAsia="Charis SIL Regular"/>
           <w:b w:val="0"/>
           <w:i w:val="0"/>
-          <w:color w:val="0066CC"/>
+          <w:color w:val="0000FF"/>
           <w:sz w:val="24"/>
           <w:u w:val="single"/>
         </w:rPr>
@@ -2741,7 +2923,7 @@
           <w:rFonts w:ascii="Charis SIL Regular" w:hAnsi="Charis SIL Regular" w:eastAsia="Charis SIL Regular"/>
           <w:b w:val="0"/>
           <w:i w:val="0"/>
-          <w:color w:val="0066CC"/>
+          <w:color w:val="0000FF"/>
           <w:sz w:val="24"/>
           <w:u w:val="single"/>
         </w:rPr>
@@ -2765,7 +2947,7 @@
           <w:rFonts w:ascii="Charis SIL Regular" w:hAnsi="Charis SIL Regular" w:eastAsia="Charis SIL Regular"/>
           <w:b w:val="0"/>
           <w:i w:val="0"/>
-          <w:color w:val="0066CC"/>
+          <w:color w:val="0000FF"/>
           <w:sz w:val="24"/>
           <w:u w:val="single"/>
         </w:rPr>
@@ -2789,7 +2971,7 @@
           <w:rFonts w:ascii="Charis SIL Regular" w:hAnsi="Charis SIL Regular" w:eastAsia="Charis SIL Regular"/>
           <w:b w:val="0"/>
           <w:i w:val="0"/>
-          <w:color w:val="0066CC"/>
+          <w:color w:val="0000FF"/>
           <w:sz w:val="24"/>
           <w:u w:val="single"/>
         </w:rPr>
@@ -2800,7 +2982,7 @@
           <w:rFonts w:ascii="Charis SIL Regular" w:hAnsi="Charis SIL Regular" w:eastAsia="Charis SIL Regular"/>
           <w:b w:val="0"/>
           <w:i w:val="0"/>
-          <w:color w:val="0066CC"/>
+          <w:color w:val="0000FF"/>
           <w:sz w:val="24"/>
           <w:u w:val="single"/>
         </w:rPr>
@@ -2824,7 +3006,7 @@
           <w:rFonts w:ascii="Charis SIL Regular" w:hAnsi="Charis SIL Regular" w:eastAsia="Charis SIL Regular"/>
           <w:b w:val="0"/>
           <w:i w:val="0"/>
-          <w:color w:val="0066CC"/>
+          <w:color w:val="0000FF"/>
           <w:sz w:val="24"/>
           <w:u w:val="single"/>
         </w:rPr>
@@ -2835,7 +3017,7 @@
           <w:rFonts w:ascii="Charis SIL Regular" w:hAnsi="Charis SIL Regular" w:eastAsia="Charis SIL Regular"/>
           <w:b w:val="0"/>
           <w:i w:val="0"/>
-          <w:color w:val="0066CC"/>
+          <w:color w:val="0000FF"/>
           <w:sz w:val="24"/>
           <w:u w:val="single"/>
         </w:rPr>
@@ -2859,7 +3041,7 @@
           <w:rFonts w:ascii="Charis SIL Regular" w:hAnsi="Charis SIL Regular" w:eastAsia="Charis SIL Regular"/>
           <w:b w:val="0"/>
           <w:i w:val="0"/>
-          <w:color w:val="0066CC"/>
+          <w:color w:val="0000FF"/>
           <w:sz w:val="24"/>
           <w:u w:val="single"/>
         </w:rPr>
@@ -2870,7 +3052,7 @@
           <w:rFonts w:ascii="Charis SIL Regular" w:hAnsi="Charis SIL Regular" w:eastAsia="Charis SIL Regular"/>
           <w:b w:val="0"/>
           <w:i w:val="0"/>
-          <w:color w:val="0066CC"/>
+          <w:color w:val="0000FF"/>
           <w:sz w:val="24"/>
           <w:u w:val="single"/>
         </w:rPr>
@@ -2894,7 +3076,7 @@
           <w:rFonts w:ascii="Charis SIL Regular" w:hAnsi="Charis SIL Regular" w:eastAsia="Charis SIL Regular"/>
           <w:b w:val="0"/>
           <w:i w:val="0"/>
-          <w:color w:val="0066CC"/>
+          <w:color w:val="0000FF"/>
           <w:sz w:val="24"/>
           <w:u w:val="single"/>
         </w:rPr>
@@ -2907,7 +3089,7 @@
         <w:autoSpaceDE w:val="0"/>
         <w:widowControl/>
         <w:spacing w:line="538" w:lineRule="exact" w:before="198" w:after="0"/>
-        <w:ind w:left="20" w:right="0" w:firstLine="0"/>
+        <w:ind w:left="10" w:right="0" w:firstLine="0"/>
         <w:jc w:val="left"/>
       </w:pPr>
       <w:r>
@@ -2927,7 +3109,7 @@
         <w:autoSpaceDE w:val="0"/>
         <w:widowControl/>
         <w:spacing w:line="354" w:lineRule="exact" w:before="228" w:after="0"/>
-        <w:ind w:left="20" w:right="0" w:firstLine="0"/>
+        <w:ind w:left="10" w:right="0" w:firstLine="0"/>
         <w:jc w:val="left"/>
       </w:pPr>
       <w:r>
@@ -2947,7 +3129,7 @@
         <w:autoSpaceDE w:val="0"/>
         <w:widowControl/>
         <w:spacing w:line="288" w:lineRule="exact" w:before="240" w:after="0"/>
-        <w:ind w:left="820" w:right="864" w:firstLine="0"/>
+        <w:ind w:left="810" w:right="864" w:firstLine="0"/>
         <w:jc w:val="left"/>
       </w:pPr>
       <w:r>
@@ -3025,7 +3207,7 @@
       <w:pPr>
         <w:sectPr>
           <w:pgSz w:w="11900" w:h="16840"/>
-          <w:pgMar w:top="324" w:right="992" w:bottom="482" w:left="940" w:header="720" w:footer="720" w:gutter="0"/>
+          <w:pgMar w:top="324" w:right="992" w:bottom="482" w:left="950" w:header="720" w:footer="720" w:gutter="0"/>
           <w:cols/>
           <w:docGrid w:linePitch="360"/>
         </w:sectPr>
@@ -3054,7 +3236,7 @@
           <w:rFonts w:ascii="Charis SIL Regular" w:hAnsi="Charis SIL Regular" w:eastAsia="Charis SIL Regular"/>
           <w:b w:val="0"/>
           <w:i w:val="0"/>
-          <w:color w:val="0066CC"/>
+          <w:color w:val="0000FF"/>
           <w:sz w:val="24"/>
           <w:u w:val="single"/>
         </w:rPr>
@@ -3072,7 +3254,7 @@
           <w:rFonts w:ascii="Charis SIL Regular" w:hAnsi="Charis SIL Regular" w:eastAsia="Charis SIL Regular"/>
           <w:b w:val="0"/>
           <w:i w:val="0"/>
-          <w:color w:val="0066CC"/>
+          <w:color w:val="0000FF"/>
           <w:sz w:val="24"/>
           <w:u w:val="single"/>
         </w:rPr>
@@ -3090,7 +3272,7 @@
           <w:rFonts w:ascii="Charis SIL Regular" w:hAnsi="Charis SIL Regular" w:eastAsia="Charis SIL Regular"/>
           <w:b w:val="0"/>
           <w:i w:val="0"/>
-          <w:color w:val="0066CC"/>
+          <w:color w:val="0000FF"/>
           <w:sz w:val="24"/>
           <w:u w:val="single"/>
         </w:rPr>
@@ -3108,7 +3290,7 @@
           <w:rFonts w:ascii="Charis SIL Regular" w:hAnsi="Charis SIL Regular" w:eastAsia="Charis SIL Regular"/>
           <w:b w:val="0"/>
           <w:i w:val="0"/>
-          <w:color w:val="0066CC"/>
+          <w:color w:val="0000FF"/>
           <w:sz w:val="24"/>
           <w:u w:val="single"/>
         </w:rPr>
@@ -3136,11 +3318,11 @@
           <w:rFonts w:ascii="Charis SIL Regular" w:hAnsi="Charis SIL Regular" w:eastAsia="Charis SIL Regular"/>
           <w:b w:val="0"/>
           <w:i w:val="0"/>
-          <w:color w:val="0066CC"/>
+          <w:color w:val="0000FF"/>
           <w:sz w:val="24"/>
           <w:u w:val="single"/>
         </w:rPr>
-        <w:hyperlink r:id="rId18" w:history="1">
+        <w:hyperlink r:id="rId17" w:history="1">
           <w:r>
             <w:rPr>
               <w:rStyle w:val="Hyperlink"/>
@@ -3154,11 +3336,11 @@
           <w:rFonts w:ascii="Charis SIL Regular" w:hAnsi="Charis SIL Regular" w:eastAsia="Charis SIL Regular"/>
           <w:b w:val="0"/>
           <w:i w:val="0"/>
-          <w:color w:val="0066CC"/>
+          <w:color w:val="0000FF"/>
           <w:sz w:val="24"/>
           <w:u w:val="single"/>
         </w:rPr>
-        <w:hyperlink r:id="rId18" w:history="1">
+        <w:hyperlink r:id="rId17" w:history="1">
           <w:r>
             <w:rPr>
               <w:rStyle w:val="Hyperlink"/>
@@ -3172,7 +3354,7 @@
           <w:rFonts w:ascii="Charis SIL Regular" w:hAnsi="Charis SIL Regular" w:eastAsia="Charis SIL Regular"/>
           <w:b w:val="0"/>
           <w:i w:val="0"/>
-          <w:color w:val="0066CC"/>
+          <w:color w:val="0000FF"/>
           <w:sz w:val="24"/>
           <w:u w:val="single"/>
         </w:rPr>
@@ -3183,11 +3365,11 @@
           <w:rFonts w:ascii="Charis SIL Regular" w:hAnsi="Charis SIL Regular" w:eastAsia="Charis SIL Regular"/>
           <w:b w:val="0"/>
           <w:i w:val="0"/>
-          <w:color w:val="0066CC"/>
+          <w:color w:val="0000FF"/>
           <w:sz w:val="24"/>
           <w:u w:val="single"/>
         </w:rPr>
-        <w:hyperlink r:id="rId18" w:history="1">
+        <w:hyperlink r:id="rId17" w:history="1">
           <w:r>
             <w:rPr>
               <w:rStyle w:val="Hyperlink"/>
@@ -3331,11 +3513,11 @@
           <w:rFonts w:ascii="Charis SIL Regular" w:hAnsi="Charis SIL Regular" w:eastAsia="Charis SIL Regular"/>
           <w:b w:val="0"/>
           <w:i w:val="0"/>
-          <w:color w:val="0066CC"/>
+          <w:color w:val="0000FF"/>
           <w:sz w:val="24"/>
           <w:u w:val="single"/>
         </w:rPr>
-        <w:hyperlink r:id="rId19" w:history="1">
+        <w:hyperlink r:id="rId18" w:history="1">
           <w:r>
             <w:rPr>
               <w:rStyle w:val="Hyperlink"/>
@@ -3349,11 +3531,11 @@
           <w:rFonts w:ascii="Charis SIL Regular" w:hAnsi="Charis SIL Regular" w:eastAsia="Charis SIL Regular"/>
           <w:b w:val="0"/>
           <w:i w:val="0"/>
-          <w:color w:val="0066CC"/>
+          <w:color w:val="0000FF"/>
           <w:sz w:val="24"/>
           <w:u w:val="single"/>
         </w:rPr>
-        <w:hyperlink r:id="rId19" w:history="1">
+        <w:hyperlink r:id="rId18" w:history="1">
           <w:r>
             <w:rPr>
               <w:rStyle w:val="Hyperlink"/>
@@ -3367,11 +3549,11 @@
           <w:rFonts w:ascii="Charis SIL Regular" w:hAnsi="Charis SIL Regular" w:eastAsia="Charis SIL Regular"/>
           <w:b w:val="0"/>
           <w:i w:val="0"/>
-          <w:color w:val="0066CC"/>
+          <w:color w:val="0000FF"/>
           <w:sz w:val="24"/>
           <w:u w:val="single"/>
         </w:rPr>
-        <w:hyperlink r:id="rId19" w:history="1">
+        <w:hyperlink r:id="rId18" w:history="1">
           <w:r>
             <w:rPr>
               <w:rStyle w:val="Hyperlink"/>
@@ -3385,11 +3567,11 @@
           <w:rFonts w:ascii="Charis SIL Regular" w:hAnsi="Charis SIL Regular" w:eastAsia="Charis SIL Regular"/>
           <w:b w:val="0"/>
           <w:i w:val="0"/>
-          <w:color w:val="0066CC"/>
+          <w:color w:val="0000FF"/>
           <w:sz w:val="24"/>
           <w:u w:val="single"/>
         </w:rPr>
-        <w:hyperlink r:id="rId19" w:history="1">
+        <w:hyperlink r:id="rId18" w:history="1">
           <w:r>
             <w:rPr>
               <w:rStyle w:val="Hyperlink"/>
@@ -3413,7 +3595,7 @@
           <w:rFonts w:ascii="Charis SIL Regular" w:hAnsi="Charis SIL Regular" w:eastAsia="Charis SIL Regular"/>
           <w:b w:val="0"/>
           <w:i w:val="0"/>
-          <w:color w:val="0066CC"/>
+          <w:color w:val="0000FF"/>
           <w:sz w:val="24"/>
           <w:u w:val="single"/>
         </w:rPr>
@@ -3431,7 +3613,7 @@
           <w:rFonts w:ascii="Charis SIL Regular" w:hAnsi="Charis SIL Regular" w:eastAsia="Charis SIL Regular"/>
           <w:b w:val="0"/>
           <w:i w:val="0"/>
-          <w:color w:val="0066CC"/>
+          <w:color w:val="0000FF"/>
           <w:sz w:val="24"/>
           <w:u w:val="single"/>
         </w:rPr>
@@ -3449,7 +3631,7 @@
           <w:rFonts w:ascii="Charis SIL Regular" w:hAnsi="Charis SIL Regular" w:eastAsia="Charis SIL Regular"/>
           <w:b w:val="0"/>
           <w:i w:val="0"/>
-          <w:color w:val="0066CC"/>
+          <w:color w:val="0000FF"/>
           <w:sz w:val="24"/>
           <w:u w:val="single"/>
         </w:rPr>
@@ -3460,11 +3642,11 @@
           <w:rFonts w:ascii="Charis SIL Regular" w:hAnsi="Charis SIL Regular" w:eastAsia="Charis SIL Regular"/>
           <w:b w:val="0"/>
           <w:i w:val="0"/>
-          <w:color w:val="0066CC"/>
+          <w:color w:val="0000FF"/>
           <w:sz w:val="24"/>
           <w:u w:val="single"/>
         </w:rPr>
-        <w:hyperlink r:id="rId20" w:history="1">
+        <w:hyperlink r:id="rId19" w:history="1">
           <w:r>
             <w:rPr>
               <w:rStyle w:val="Hyperlink"/>
@@ -3588,11 +3770,11 @@
           <w:rFonts w:ascii="Charis SIL Regular" w:hAnsi="Charis SIL Regular" w:eastAsia="Charis SIL Regular"/>
           <w:b w:val="0"/>
           <w:i w:val="0"/>
-          <w:color w:val="0066CC"/>
+          <w:color w:val="0000FF"/>
           <w:sz w:val="24"/>
           <w:u w:val="single"/>
         </w:rPr>
-        <w:hyperlink r:id="rId21" w:history="1">
+        <w:hyperlink r:id="rId20" w:history="1">
           <w:r>
             <w:rPr>
               <w:rStyle w:val="Hyperlink"/>
@@ -3606,11 +3788,11 @@
           <w:rFonts w:ascii="Charis SIL Regular" w:hAnsi="Charis SIL Regular" w:eastAsia="Charis SIL Regular"/>
           <w:b w:val="0"/>
           <w:i w:val="0"/>
-          <w:color w:val="0066CC"/>
+          <w:color w:val="0000FF"/>
           <w:sz w:val="24"/>
           <w:u w:val="single"/>
         </w:rPr>
-        <w:hyperlink r:id="rId21" w:history="1">
+        <w:hyperlink r:id="rId20" w:history="1">
           <w:r>
             <w:rPr>
               <w:rStyle w:val="Hyperlink"/>
@@ -3624,11 +3806,11 @@
           <w:rFonts w:ascii="Charis SIL Regular" w:hAnsi="Charis SIL Regular" w:eastAsia="Charis SIL Regular"/>
           <w:b w:val="0"/>
           <w:i w:val="0"/>
-          <w:color w:val="0066CC"/>
+          <w:color w:val="0000FF"/>
           <w:sz w:val="24"/>
           <w:u w:val="single"/>
         </w:rPr>
-        <w:hyperlink r:id="rId21" w:history="1">
+        <w:hyperlink r:id="rId20" w:history="1">
           <w:r>
             <w:rPr>
               <w:rStyle w:val="Hyperlink"/>
@@ -3642,11 +3824,11 @@
           <w:rFonts w:ascii="Charis SIL Regular" w:hAnsi="Charis SIL Regular" w:eastAsia="Charis SIL Regular"/>
           <w:b w:val="0"/>
           <w:i w:val="0"/>
-          <w:color w:val="0066CC"/>
+          <w:color w:val="0000FF"/>
           <w:sz w:val="24"/>
           <w:u w:val="single"/>
         </w:rPr>
-        <w:hyperlink r:id="rId21" w:history="1">
+        <w:hyperlink r:id="rId20" w:history="1">
           <w:r>
             <w:rPr>
               <w:rStyle w:val="Hyperlink"/>
@@ -3770,11 +3952,11 @@
           <w:rFonts w:ascii="Charis SIL Regular" w:hAnsi="Charis SIL Regular" w:eastAsia="Charis SIL Regular"/>
           <w:b w:val="0"/>
           <w:i w:val="0"/>
-          <w:color w:val="0066CC"/>
+          <w:color w:val="0000FF"/>
           <w:sz w:val="24"/>
           <w:u w:val="single"/>
         </w:rPr>
-        <w:hyperlink r:id="rId22" w:history="1">
+        <w:hyperlink r:id="rId21" w:history="1">
           <w:r>
             <w:rPr>
               <w:rStyle w:val="Hyperlink"/>
@@ -3788,11 +3970,11 @@
           <w:rFonts w:ascii="Charis SIL Regular" w:hAnsi="Charis SIL Regular" w:eastAsia="Charis SIL Regular"/>
           <w:b w:val="0"/>
           <w:i w:val="0"/>
-          <w:color w:val="0066CC"/>
+          <w:color w:val="0000FF"/>
           <w:sz w:val="24"/>
           <w:u w:val="single"/>
         </w:rPr>
-        <w:hyperlink r:id="rId22" w:history="1">
+        <w:hyperlink r:id="rId21" w:history="1">
           <w:r>
             <w:rPr>
               <w:rStyle w:val="Hyperlink"/>
@@ -3806,11 +3988,11 @@
           <w:rFonts w:ascii="Charis SIL Regular" w:hAnsi="Charis SIL Regular" w:eastAsia="Charis SIL Regular"/>
           <w:b w:val="0"/>
           <w:i w:val="0"/>
-          <w:color w:val="0066CC"/>
+          <w:color w:val="0000FF"/>
           <w:sz w:val="24"/>
           <w:u w:val="single"/>
         </w:rPr>
-        <w:hyperlink r:id="rId22" w:history="1">
+        <w:hyperlink r:id="rId21" w:history="1">
           <w:r>
             <w:rPr>
               <w:rStyle w:val="Hyperlink"/>
@@ -3834,11 +4016,11 @@
           <w:rFonts w:ascii="Charis SIL Regular" w:hAnsi="Charis SIL Regular" w:eastAsia="Charis SIL Regular"/>
           <w:b w:val="0"/>
           <w:i w:val="0"/>
-          <w:color w:val="0066CC"/>
+          <w:color w:val="0000FF"/>
           <w:sz w:val="24"/>
           <w:u w:val="single"/>
         </w:rPr>
-        <w:hyperlink r:id="rId23" w:history="1">
+        <w:hyperlink r:id="rId22" w:history="1">
           <w:r>
             <w:rPr>
               <w:rStyle w:val="Hyperlink"/>
@@ -3852,7 +4034,7 @@
           <w:rFonts w:ascii="Charis SIL Regular" w:hAnsi="Charis SIL Regular" w:eastAsia="Charis SIL Regular"/>
           <w:b w:val="0"/>
           <w:i w:val="0"/>
-          <w:color w:val="0066CC"/>
+          <w:color w:val="0000FF"/>
           <w:sz w:val="24"/>
           <w:u w:val="single"/>
         </w:rPr>
@@ -3863,11 +4045,11 @@
           <w:rFonts w:ascii="Charis SIL Regular" w:hAnsi="Charis SIL Regular" w:eastAsia="Charis SIL Regular"/>
           <w:b w:val="0"/>
           <w:i w:val="0"/>
-          <w:color w:val="0066CC"/>
+          <w:color w:val="0000FF"/>
           <w:sz w:val="24"/>
           <w:u w:val="single"/>
         </w:rPr>
-        <w:hyperlink r:id="rId23" w:history="1">
+        <w:hyperlink r:id="rId22" w:history="1">
           <w:r>
             <w:rPr>
               <w:rStyle w:val="Hyperlink"/>
@@ -3891,11 +4073,11 @@
           <w:rFonts w:ascii="Charis SIL Regular" w:hAnsi="Charis SIL Regular" w:eastAsia="Charis SIL Regular"/>
           <w:b w:val="0"/>
           <w:i w:val="0"/>
-          <w:color w:val="0066CC"/>
+          <w:color w:val="0000FF"/>
           <w:sz w:val="24"/>
           <w:u w:val="single"/>
         </w:rPr>
-        <w:hyperlink r:id="rId22" w:history="1">
+        <w:hyperlink r:id="rId21" w:history="1">
           <w:r>
             <w:rPr>
               <w:rStyle w:val="Hyperlink"/>
@@ -3909,11 +4091,11 @@
           <w:rFonts w:ascii="Charis SIL Regular" w:hAnsi="Charis SIL Regular" w:eastAsia="Charis SIL Regular"/>
           <w:b w:val="0"/>
           <w:i w:val="0"/>
-          <w:color w:val="0066CC"/>
+          <w:color w:val="0000FF"/>
           <w:sz w:val="24"/>
           <w:u w:val="single"/>
         </w:rPr>
-        <w:hyperlink r:id="rId22" w:history="1">
+        <w:hyperlink r:id="rId21" w:history="1">
           <w:r>
             <w:rPr>
               <w:rStyle w:val="Hyperlink"/>
@@ -3927,7 +4109,7 @@
           <w:rFonts w:ascii="Charis SIL Regular" w:hAnsi="Charis SIL Regular" w:eastAsia="Charis SIL Regular"/>
           <w:b w:val="0"/>
           <w:i w:val="0"/>
-          <w:color w:val="0066CC"/>
+          <w:color w:val="0000FF"/>
           <w:sz w:val="24"/>
           <w:u w:val="single"/>
         </w:rPr>
@@ -3938,11 +4120,11 @@
           <w:rFonts w:ascii="Charis SIL Regular" w:hAnsi="Charis SIL Regular" w:eastAsia="Charis SIL Regular"/>
           <w:b w:val="0"/>
           <w:i w:val="0"/>
-          <w:color w:val="0066CC"/>
+          <w:color w:val="0000FF"/>
           <w:sz w:val="24"/>
           <w:u w:val="single"/>
         </w:rPr>
-        <w:hyperlink r:id="rId22" w:history="1">
+        <w:hyperlink r:id="rId21" w:history="1">
           <w:r>
             <w:rPr>
               <w:rStyle w:val="Hyperlink"/>
@@ -4039,11 +4221,11 @@
           <w:rFonts w:ascii="Charis SIL Regular" w:hAnsi="Charis SIL Regular" w:eastAsia="Charis SIL Regular"/>
           <w:b w:val="0"/>
           <w:i w:val="0"/>
-          <w:color w:val="0066CC"/>
+          <w:color w:val="0000FF"/>
           <w:sz w:val="24"/>
           <w:u w:val="single"/>
         </w:rPr>
-        <w:hyperlink r:id="rId24" w:history="1">
+        <w:hyperlink r:id="rId23" w:history="1">
           <w:r>
             <w:rPr>
               <w:rStyle w:val="Hyperlink"/>
@@ -4057,11 +4239,11 @@
           <w:rFonts w:ascii="Charis SIL Regular" w:hAnsi="Charis SIL Regular" w:eastAsia="Charis SIL Regular"/>
           <w:b w:val="0"/>
           <w:i w:val="0"/>
-          <w:color w:val="0066CC"/>
+          <w:color w:val="0000FF"/>
           <w:sz w:val="24"/>
           <w:u w:val="single"/>
         </w:rPr>
-        <w:hyperlink r:id="rId24" w:history="1">
+        <w:hyperlink r:id="rId23" w:history="1">
           <w:r>
             <w:rPr>
               <w:rStyle w:val="Hyperlink"/>
@@ -4075,11 +4257,11 @@
           <w:rFonts w:ascii="Charis SIL Regular" w:hAnsi="Charis SIL Regular" w:eastAsia="Charis SIL Regular"/>
           <w:b w:val="0"/>
           <w:i w:val="0"/>
-          <w:color w:val="0066CC"/>
+          <w:color w:val="0000FF"/>
           <w:sz w:val="24"/>
           <w:u w:val="single"/>
         </w:rPr>
-        <w:hyperlink r:id="rId24" w:history="1">
+        <w:hyperlink r:id="rId23" w:history="1">
           <w:r>
             <w:rPr>
               <w:rStyle w:val="Hyperlink"/>
@@ -4103,11 +4285,11 @@
           <w:rFonts w:ascii="Charis SIL Regular" w:hAnsi="Charis SIL Regular" w:eastAsia="Charis SIL Regular"/>
           <w:b w:val="0"/>
           <w:i w:val="0"/>
-          <w:color w:val="0066CC"/>
+          <w:color w:val="0000FF"/>
           <w:sz w:val="24"/>
           <w:u w:val="single"/>
         </w:rPr>
-        <w:hyperlink r:id="rId25" w:history="1">
+        <w:hyperlink r:id="rId24" w:history="1">
           <w:r>
             <w:rPr>
               <w:rStyle w:val="Hyperlink"/>
@@ -4121,7 +4303,7 @@
           <w:rFonts w:ascii="Charis SIL Regular" w:hAnsi="Charis SIL Regular" w:eastAsia="Charis SIL Regular"/>
           <w:b w:val="0"/>
           <w:i w:val="0"/>
-          <w:color w:val="0066CC"/>
+          <w:color w:val="0000FF"/>
           <w:sz w:val="24"/>
           <w:u w:val="single"/>
         </w:rPr>
@@ -4132,11 +4314,11 @@
           <w:rFonts w:ascii="Charis SIL Regular" w:hAnsi="Charis SIL Regular" w:eastAsia="Charis SIL Regular"/>
           <w:b w:val="0"/>
           <w:i w:val="0"/>
-          <w:color w:val="0066CC"/>
+          <w:color w:val="0000FF"/>
           <w:sz w:val="24"/>
           <w:u w:val="single"/>
         </w:rPr>
-        <w:hyperlink r:id="rId25" w:history="1">
+        <w:hyperlink r:id="rId24" w:history="1">
           <w:r>
             <w:rPr>
               <w:rStyle w:val="Hyperlink"/>
@@ -4160,11 +4342,11 @@
           <w:rFonts w:ascii="Charis SIL Regular" w:hAnsi="Charis SIL Regular" w:eastAsia="Charis SIL Regular"/>
           <w:b w:val="0"/>
           <w:i w:val="0"/>
-          <w:color w:val="0066CC"/>
+          <w:color w:val="0000FF"/>
           <w:sz w:val="24"/>
           <w:u w:val="single"/>
         </w:rPr>
-        <w:hyperlink r:id="rId24" w:history="1">
+        <w:hyperlink r:id="rId23" w:history="1">
           <w:r>
             <w:rPr>
               <w:rStyle w:val="Hyperlink"/>
@@ -4178,11 +4360,11 @@
           <w:rFonts w:ascii="Charis SIL Regular" w:hAnsi="Charis SIL Regular" w:eastAsia="Charis SIL Regular"/>
           <w:b w:val="0"/>
           <w:i w:val="0"/>
-          <w:color w:val="0066CC"/>
+          <w:color w:val="0000FF"/>
           <w:sz w:val="24"/>
           <w:u w:val="single"/>
         </w:rPr>
-        <w:hyperlink r:id="rId24" w:history="1">
+        <w:hyperlink r:id="rId23" w:history="1">
           <w:r>
             <w:rPr>
               <w:rStyle w:val="Hyperlink"/>
@@ -4196,7 +4378,7 @@
           <w:rFonts w:ascii="Charis SIL Regular" w:hAnsi="Charis SIL Regular" w:eastAsia="Charis SIL Regular"/>
           <w:b w:val="0"/>
           <w:i w:val="0"/>
-          <w:color w:val="0066CC"/>
+          <w:color w:val="0000FF"/>
           <w:sz w:val="24"/>
           <w:u w:val="single"/>
         </w:rPr>
@@ -4207,11 +4389,11 @@
           <w:rFonts w:ascii="Charis SIL Regular" w:hAnsi="Charis SIL Regular" w:eastAsia="Charis SIL Regular"/>
           <w:b w:val="0"/>
           <w:i w:val="0"/>
-          <w:color w:val="0066CC"/>
+          <w:color w:val="0000FF"/>
           <w:sz w:val="24"/>
           <w:u w:val="single"/>
         </w:rPr>
-        <w:hyperlink r:id="rId24" w:history="1">
+        <w:hyperlink r:id="rId23" w:history="1">
           <w:r>
             <w:rPr>
               <w:rStyle w:val="Hyperlink"/>

--- a/EXPORTS/DOCX/published/niveau3/Dutch/WMLeiden.docx
+++ b/EXPORTS/DOCX/published/niveau3/Dutch/WMLeiden.docx
@@ -604,7 +604,7 @@
           <w:sz w:val="24"/>
           <w:u w:val="single"/>
         </w:rPr>
-        <w:hyperlink r:id="rId10" w:history="1">
+        <w:hyperlink r:id="rId11" w:history="1">
           <w:r>
             <w:rPr>
               <w:rStyle w:val="Hyperlink"/>
@@ -622,7 +622,7 @@
           <w:sz w:val="24"/>
           <w:u w:val="single"/>
         </w:rPr>
-        <w:hyperlink r:id="rId10" w:history="1">
+        <w:hyperlink r:id="rId11" w:history="1">
           <w:r>
             <w:rPr>
               <w:rStyle w:val="Hyperlink"/>
@@ -651,7 +651,7 @@
           <w:sz w:val="24"/>
           <w:u w:val="single"/>
         </w:rPr>
-        <w:hyperlink r:id="rId10" w:history="1">
+        <w:hyperlink r:id="rId11" w:history="1">
           <w:r>
             <w:rPr>
               <w:rStyle w:val="Hyperlink"/>
@@ -2648,7 +2648,7 @@
           <w:sz w:val="24"/>
           <w:u w:val="single"/>
         </w:rPr>
-        <w:t>Etnografisch Muse</w:t>
+        <w:t>Etnografisch Museu</w:t>
       </w:r>
       <w:r>
         <w:rPr>
@@ -2659,7 +2659,7 @@
           <w:sz w:val="24"/>
           <w:u w:val="single"/>
         </w:rPr>
-        <w:t>u</w:t>
+        <w:t>m Arti</w:t>
       </w:r>
       <w:r>
         <w:rPr>
@@ -2668,9 +2668,8 @@
           <w:i w:val="0"/>
           <w:color w:val="0000FF"/>
           <w:sz w:val="24"/>
-          <w:u w:val="single"/>
-        </w:rPr>
-        <w:t>m Artis</w:t>
+        </w:rPr>
+        <w:t>s</w:t>
       </w:r>
       <w:r>
         <w:br/>

--- a/EXPORTS/DOCX/published/niveau3/Dutch/WMLeiden.docx
+++ b/EXPORTS/DOCX/published/niveau3/Dutch/WMLeiden.docx
@@ -300,68 +300,13 @@
       </w:r>
       <w:r>
         <w:rPr>
-          <w:u w:val="single" w:color="0000ff"/>
           <w:rFonts w:ascii="Charis SIL Regular" w:hAnsi="Charis SIL Regular" w:eastAsia="Charis SIL Regular"/>
           <w:b w:val="0"/>
           <w:i w:val="0"/>
           <w:color w:val="000000"/>
           <w:sz w:val="24"/>
         </w:rPr>
-        <w:hyperlink r:id="rId9" w:history="1">
-          <w:r>
-            <w:rPr>
-              <w:rStyle w:val="Hyperlink"/>
-            </w:rPr>
-            <w:t>naam 's</w:t>
-          </w:r>
-        </w:hyperlink>
-      </w:r>
-      <w:r>
-        <w:rPr>
-          <w:u w:val="single" w:color="0000ff"/>
-          <w:rFonts w:ascii="Charis SIL Regular" w:hAnsi="Charis SIL Regular" w:eastAsia="Charis SIL Regular"/>
-          <w:b w:val="0"/>
-          <w:i w:val="0"/>
-          <w:color w:val="000000"/>
-          <w:sz w:val="24"/>
-        </w:rPr>
-        <w:t xml:space="preserve"> </w:t>
-      </w:r>
-      <w:r>
-        <w:rPr>
-          <w:u w:val="single" w:color="0000ff"/>
-          <w:rFonts w:ascii="Charis SIL Regular" w:hAnsi="Charis SIL Regular" w:eastAsia="Charis SIL Regular"/>
-          <w:b w:val="0"/>
-          <w:i w:val="0"/>
-          <w:color w:val="000000"/>
-          <w:sz w:val="24"/>
-        </w:rPr>
-        <w:hyperlink r:id="rId9" w:history="1">
-          <w:r>
-            <w:rPr>
-              <w:rStyle w:val="Hyperlink"/>
-            </w:rPr>
-            <w:t xml:space="preserve">Rijks </w:t>
-          </w:r>
-        </w:hyperlink>
-      </w:r>
-      <w:r>
-        <w:rPr>
-          <w:u w:val="single" w:color="0000ff"/>
-          <w:rFonts w:ascii="Charis SIL Regular" w:hAnsi="Charis SIL Regular" w:eastAsia="Charis SIL Regular"/>
-          <w:b w:val="0"/>
-          <w:i w:val="0"/>
-          <w:color w:val="000000"/>
-          <w:sz w:val="24"/>
-        </w:rPr>
-        <w:hyperlink r:id="rId9" w:history="1">
-          <w:r>
-            <w:rPr>
-              <w:rStyle w:val="Hyperlink"/>
-            </w:rPr>
-            <w:t>Japa</w:t>
-          </w:r>
-        </w:hyperlink>
+        <w:t>naam 's Rijks Japa</w:t>
       </w:r>
       <w:r>
         <w:rPr>
@@ -557,7 +502,24 @@
           <w:color w:val="000000"/>
           <w:sz w:val="24"/>
         </w:rPr>
-        <w:t xml:space="preserve">van de collectie van het </w:t>
+        <w:t>van de collectie v</w:t>
+      </w:r>
+      <w:r>
+        <w:rPr>
+          <w:rFonts w:ascii="Charis SIL Regular" w:hAnsi="Charis SIL Regular" w:eastAsia="Charis SIL Regular"/>
+          <w:b w:val="0"/>
+          <w:i w:val="0"/>
+          <w:color w:val="000000"/>
+          <w:sz w:val="24"/>
+        </w:rPr>
+        <w:hyperlink r:id="rId10" w:history="1">
+          <w:r>
+            <w:rPr>
+              <w:rStyle w:val="Hyperlink"/>
+            </w:rPr>
+            <w:t xml:space="preserve">an het </w:t>
+          </w:r>
+        </w:hyperlink>
       </w:r>
       <w:r>
         <w:rPr>
@@ -568,7 +530,7 @@
           <w:sz w:val="24"/>
           <w:u w:val="single"/>
         </w:rPr>
-        <w:hyperlink r:id="rId11" w:history="1">
+        <w:hyperlink r:id="rId10" w:history="1">
           <w:r>
             <w:rPr>
               <w:rStyle w:val="Hyperlink"/>
@@ -586,7 +548,7 @@
           <w:sz w:val="24"/>
           <w:u w:val="single"/>
         </w:rPr>
-        <w:hyperlink r:id="rId11" w:history="1">
+        <w:hyperlink r:id="rId10" w:history="1">
           <w:r>
             <w:rPr>
               <w:rStyle w:val="Hyperlink"/>
@@ -604,7 +566,7 @@
           <w:sz w:val="24"/>
           <w:u w:val="single"/>
         </w:rPr>
-        <w:hyperlink r:id="rId11" w:history="1">
+        <w:hyperlink r:id="rId10" w:history="1">
           <w:r>
             <w:rPr>
               <w:rStyle w:val="Hyperlink"/>
@@ -622,7 +584,7 @@
           <w:sz w:val="24"/>
           <w:u w:val="single"/>
         </w:rPr>
-        <w:hyperlink r:id="rId11" w:history="1">
+        <w:hyperlink r:id="rId10" w:history="1">
           <w:r>
             <w:rPr>
               <w:rStyle w:val="Hyperlink"/>
@@ -651,7 +613,7 @@
           <w:sz w:val="24"/>
           <w:u w:val="single"/>
         </w:rPr>
-        <w:hyperlink r:id="rId11" w:history="1">
+        <w:hyperlink r:id="rId10" w:history="1">
           <w:r>
             <w:rPr>
               <w:rStyle w:val="Hyperlink"/>
@@ -1145,24 +1107,7 @@
           <w:color w:val="000000"/>
           <w:sz w:val="24"/>
         </w:rPr>
-        <w:t>Daarnaast was het Rij</w:t>
-      </w:r>
-      <w:r>
-        <w:rPr>
-          <w:rFonts w:ascii="Charis SIL Regular" w:hAnsi="Charis SIL Regular" w:eastAsia="Charis SIL Regular"/>
-          <w:b w:val="0"/>
-          <w:i w:val="0"/>
-          <w:color w:val="000000"/>
-          <w:sz w:val="24"/>
-        </w:rPr>
-        <w:hyperlink r:id="rId12" w:history="1">
-          <w:r>
-            <w:rPr>
-              <w:rStyle w:val="Hyperlink"/>
-            </w:rPr>
-            <w:t>ks Etnogra</w:t>
-          </w:r>
-        </w:hyperlink>
+        <w:t>Daarnaast was het Rijks Etnogra</w:t>
       </w:r>
       <w:r>
         <w:rPr>
@@ -1860,61 +1805,7 @@
           <w:color w:val="000000"/>
           <w:sz w:val="24"/>
         </w:rPr>
-        <w:t>een aanzie</w:t>
-      </w:r>
-      <w:r>
-        <w:rPr>
-          <w:u w:val="single" w:color="0000ff"/>
-          <w:rFonts w:ascii="Charis SIL Regular" w:hAnsi="Charis SIL Regular" w:eastAsia="Charis SIL Regular"/>
-          <w:b w:val="0"/>
-          <w:i w:val="0"/>
-          <w:color w:val="000000"/>
-          <w:sz w:val="24"/>
-        </w:rPr>
-        <w:hyperlink r:id="rId10" w:history="1">
-          <w:r>
-            <w:rPr>
-              <w:rStyle w:val="Hyperlink"/>
-            </w:rPr>
-            <w:t>nlijke colle</w:t>
-          </w:r>
-        </w:hyperlink>
-      </w:r>
-      <w:r>
-        <w:rPr>
-          <w:u w:val="single" w:color="0000ff"/>
-          <w:rFonts w:ascii="Charis SIL Regular" w:hAnsi="Charis SIL Regular" w:eastAsia="Charis SIL Regular"/>
-          <w:b w:val="0"/>
-          <w:i w:val="0"/>
-          <w:color w:val="000000"/>
-          <w:sz w:val="24"/>
-        </w:rPr>
-        <w:hyperlink r:id="rId10" w:history="1">
-          <w:r>
-            <w:rPr>
-              <w:rStyle w:val="Hyperlink"/>
-            </w:rPr>
-            <w:t>ctie obje</w:t>
-          </w:r>
-        </w:hyperlink>
-      </w:r>
-      <w:r>
-        <w:rPr>
-          <w:u w:val="single" w:color="0000ff"/>
-          <w:rFonts w:ascii="Charis SIL Regular" w:hAnsi="Charis SIL Regular" w:eastAsia="Charis SIL Regular"/>
-          <w:b w:val="0"/>
-          <w:i w:val="0"/>
-          <w:color w:val="000000"/>
-          <w:sz w:val="24"/>
-        </w:rPr>
-        <w:hyperlink r:id="rId10" w:history="1">
-          <w:r>
-            <w:rPr>
-              <w:rStyle w:val="Hyperlink"/>
-            </w:rPr>
-            <w:t>cten</w:t>
-          </w:r>
-        </w:hyperlink>
+        <w:t>een aanzienlijke collectie objecten</w:t>
       </w:r>
       <w:r>
         <w:rPr>
@@ -2648,7 +2539,7 @@
           <w:sz w:val="24"/>
           <w:u w:val="single"/>
         </w:rPr>
-        <w:t>Etnografisch Museu</w:t>
+        <w:t>Etnografisch Muse</w:t>
       </w:r>
       <w:r>
         <w:rPr>
@@ -2659,7 +2550,7 @@
           <w:sz w:val="24"/>
           <w:u w:val="single"/>
         </w:rPr>
-        <w:t>m Arti</w:t>
+        <w:t>u</w:t>
       </w:r>
       <w:r>
         <w:rPr>
@@ -2668,8 +2559,9 @@
           <w:i w:val="0"/>
           <w:color w:val="0000FF"/>
           <w:sz w:val="24"/>
-        </w:rPr>
-        <w:t>s</w:t>
+          <w:u w:val="single"/>
+        </w:rPr>
+        <w:t>m Artis</w:t>
       </w:r>
       <w:r>
         <w:br/>
@@ -3368,7 +3260,7 @@
           <w:sz w:val="24"/>
           <w:u w:val="single"/>
         </w:rPr>
-        <w:hyperlink r:id="rId17" w:history="1">
+        <w:hyperlink r:id="rId18" w:history="1">
           <w:r>
             <w:rPr>
               <w:rStyle w:val="Hyperlink"/>
@@ -3516,7 +3408,7 @@
           <w:sz w:val="24"/>
           <w:u w:val="single"/>
         </w:rPr>
-        <w:hyperlink r:id="rId18" w:history="1">
+        <w:hyperlink r:id="rId19" w:history="1">
           <w:r>
             <w:rPr>
               <w:rStyle w:val="Hyperlink"/>
@@ -3534,7 +3426,7 @@
           <w:sz w:val="24"/>
           <w:u w:val="single"/>
         </w:rPr>
-        <w:hyperlink r:id="rId18" w:history="1">
+        <w:hyperlink r:id="rId19" w:history="1">
           <w:r>
             <w:rPr>
               <w:rStyle w:val="Hyperlink"/>
@@ -3552,7 +3444,7 @@
           <w:sz w:val="24"/>
           <w:u w:val="single"/>
         </w:rPr>
-        <w:hyperlink r:id="rId18" w:history="1">
+        <w:hyperlink r:id="rId19" w:history="1">
           <w:r>
             <w:rPr>
               <w:rStyle w:val="Hyperlink"/>
@@ -3570,7 +3462,7 @@
           <w:sz w:val="24"/>
           <w:u w:val="single"/>
         </w:rPr>
-        <w:hyperlink r:id="rId18" w:history="1">
+        <w:hyperlink r:id="rId19" w:history="1">
           <w:r>
             <w:rPr>
               <w:rStyle w:val="Hyperlink"/>

--- a/EXPORTS/DOCX/published/niveau3/Dutch/WMLeiden.docx
+++ b/EXPORTS/DOCX/published/niveau3/Dutch/WMLeiden.docx
@@ -3260,7 +3260,7 @@
           <w:sz w:val="24"/>
           <w:u w:val="single"/>
         </w:rPr>
-        <w:hyperlink r:id="rId18" w:history="1">
+        <w:hyperlink r:id="rId17" w:history="1">
           <w:r>
             <w:rPr>
               <w:rStyle w:val="Hyperlink"/>
@@ -3408,7 +3408,7 @@
           <w:sz w:val="24"/>
           <w:u w:val="single"/>
         </w:rPr>
-        <w:hyperlink r:id="rId19" w:history="1">
+        <w:hyperlink r:id="rId18" w:history="1">
           <w:r>
             <w:rPr>
               <w:rStyle w:val="Hyperlink"/>
@@ -3426,7 +3426,7 @@
           <w:sz w:val="24"/>
           <w:u w:val="single"/>
         </w:rPr>
-        <w:hyperlink r:id="rId19" w:history="1">
+        <w:hyperlink r:id="rId18" w:history="1">
           <w:r>
             <w:rPr>
               <w:rStyle w:val="Hyperlink"/>
@@ -3444,7 +3444,7 @@
           <w:sz w:val="24"/>
           <w:u w:val="single"/>
         </w:rPr>
-        <w:hyperlink r:id="rId19" w:history="1">
+        <w:hyperlink r:id="rId18" w:history="1">
           <w:r>
             <w:rPr>
               <w:rStyle w:val="Hyperlink"/>
@@ -3462,7 +3462,7 @@
           <w:sz w:val="24"/>
           <w:u w:val="single"/>
         </w:rPr>
-        <w:hyperlink r:id="rId19" w:history="1">
+        <w:hyperlink r:id="rId18" w:history="1">
           <w:r>
             <w:rPr>
               <w:rStyle w:val="Hyperlink"/>
@@ -3508,7 +3508,7 @@
           <w:sz w:val="24"/>
           <w:u w:val="single"/>
         </w:rPr>
-        <w:hyperlink r:id="rId19" w:history="1">
+        <w:hyperlink r:id="rId18" w:history="1">
           <w:r>
             <w:rPr>
               <w:rStyle w:val="Hyperlink"/>
@@ -3537,7 +3537,7 @@
           <w:sz w:val="24"/>
           <w:u w:val="single"/>
         </w:rPr>
-        <w:hyperlink r:id="rId19" w:history="1">
+        <w:hyperlink r:id="rId18" w:history="1">
           <w:r>
             <w:rPr>
               <w:rStyle w:val="Hyperlink"/>

--- a/EXPORTS/DOCX/published/niveau3/Dutch/WMLeiden.docx
+++ b/EXPORTS/DOCX/published/niveau3/Dutch/WMLeiden.docx
@@ -300,13 +300,68 @@
       </w:r>
       <w:r>
         <w:rPr>
+          <w:u w:val="single" w:color="0000ff"/>
           <w:rFonts w:ascii="Charis SIL Regular" w:hAnsi="Charis SIL Regular" w:eastAsia="Charis SIL Regular"/>
           <w:b w:val="0"/>
           <w:i w:val="0"/>
           <w:color w:val="000000"/>
           <w:sz w:val="24"/>
         </w:rPr>
-        <w:t>naam 's Rijks Japa</w:t>
+        <w:hyperlink r:id="rId9" w:history="1">
+          <w:r>
+            <w:rPr>
+              <w:rStyle w:val="Hyperlink"/>
+            </w:rPr>
+            <w:t>naam 's</w:t>
+          </w:r>
+        </w:hyperlink>
+      </w:r>
+      <w:r>
+        <w:rPr>
+          <w:u w:val="single" w:color="0000ff"/>
+          <w:rFonts w:ascii="Charis SIL Regular" w:hAnsi="Charis SIL Regular" w:eastAsia="Charis SIL Regular"/>
+          <w:b w:val="0"/>
+          <w:i w:val="0"/>
+          <w:color w:val="000000"/>
+          <w:sz w:val="24"/>
+        </w:rPr>
+        <w:t xml:space="preserve"> </w:t>
+      </w:r>
+      <w:r>
+        <w:rPr>
+          <w:u w:val="single" w:color="0000ff"/>
+          <w:rFonts w:ascii="Charis SIL Regular" w:hAnsi="Charis SIL Regular" w:eastAsia="Charis SIL Regular"/>
+          <w:b w:val="0"/>
+          <w:i w:val="0"/>
+          <w:color w:val="000000"/>
+          <w:sz w:val="24"/>
+        </w:rPr>
+        <w:hyperlink r:id="rId9" w:history="1">
+          <w:r>
+            <w:rPr>
+              <w:rStyle w:val="Hyperlink"/>
+            </w:rPr>
+            <w:t xml:space="preserve">Rijks </w:t>
+          </w:r>
+        </w:hyperlink>
+      </w:r>
+      <w:r>
+        <w:rPr>
+          <w:u w:val="single" w:color="0000ff"/>
+          <w:rFonts w:ascii="Charis SIL Regular" w:hAnsi="Charis SIL Regular" w:eastAsia="Charis SIL Regular"/>
+          <w:b w:val="0"/>
+          <w:i w:val="0"/>
+          <w:color w:val="000000"/>
+          <w:sz w:val="24"/>
+        </w:rPr>
+        <w:hyperlink r:id="rId9" w:history="1">
+          <w:r>
+            <w:rPr>
+              <w:rStyle w:val="Hyperlink"/>
+            </w:rPr>
+            <w:t>Japa</w:t>
+          </w:r>
+        </w:hyperlink>
       </w:r>
       <w:r>
         <w:rPr>
@@ -1107,7 +1162,24 @@
           <w:color w:val="000000"/>
           <w:sz w:val="24"/>
         </w:rPr>
-        <w:t>Daarnaast was het Rijks Etnogra</w:t>
+        <w:t>Daarnaast was het Rij</w:t>
+      </w:r>
+      <w:r>
+        <w:rPr>
+          <w:rFonts w:ascii="Charis SIL Regular" w:hAnsi="Charis SIL Regular" w:eastAsia="Charis SIL Regular"/>
+          <w:b w:val="0"/>
+          <w:i w:val="0"/>
+          <w:color w:val="000000"/>
+          <w:sz w:val="24"/>
+        </w:rPr>
+        <w:hyperlink r:id="rId12" w:history="1">
+          <w:r>
+            <w:rPr>
+              <w:rStyle w:val="Hyperlink"/>
+            </w:rPr>
+            <w:t>ks Etnogra</w:t>
+          </w:r>
+        </w:hyperlink>
       </w:r>
       <w:r>
         <w:rPr>
@@ -1805,7 +1877,54 @@
           <w:color w:val="000000"/>
           <w:sz w:val="24"/>
         </w:rPr>
-        <w:t>een aanzienlijke collectie objecten</w:t>
+        <w:t>een aanzie</w:t>
+      </w:r>
+      <w:r>
+        <w:rPr>
+          <w:u w:val="single" w:color="0000ff"/>
+          <w:rFonts w:ascii="Charis SIL Regular" w:hAnsi="Charis SIL Regular" w:eastAsia="Charis SIL Regular"/>
+          <w:b w:val="0"/>
+          <w:i w:val="0"/>
+          <w:color w:val="000000"/>
+          <w:sz w:val="24"/>
+        </w:rPr>
+        <w:hyperlink r:id="rId10" w:history="1">
+          <w:r>
+            <w:rPr>
+              <w:rStyle w:val="Hyperlink"/>
+            </w:rPr>
+            <w:t>nlijke colle</w:t>
+          </w:r>
+        </w:hyperlink>
+      </w:r>
+      <w:r>
+        <w:rPr>
+          <w:u w:val="single" w:color="0000ff"/>
+          <w:rFonts w:ascii="Charis SIL Regular" w:hAnsi="Charis SIL Regular" w:eastAsia="Charis SIL Regular"/>
+          <w:b w:val="0"/>
+          <w:i w:val="0"/>
+          <w:color w:val="000000"/>
+          <w:sz w:val="24"/>
+        </w:rPr>
+        <w:hyperlink r:id="rId10" w:history="1">
+          <w:r>
+            <w:rPr>
+              <w:rStyle w:val="Hyperlink"/>
+            </w:rPr>
+            <w:t>ctie obje</w:t>
+          </w:r>
+        </w:hyperlink>
+      </w:r>
+      <w:r>
+        <w:rPr>
+          <w:u w:val="single" w:color="0000ff"/>
+          <w:rFonts w:ascii="Charis SIL Regular" w:hAnsi="Charis SIL Regular" w:eastAsia="Charis SIL Regular"/>
+          <w:b w:val="0"/>
+          <w:i w:val="0"/>
+          <w:color w:val="000000"/>
+          <w:sz w:val="24"/>
+        </w:rPr>
+        <w:t>cten</w:t>
       </w:r>
       <w:r>
         <w:rPr>
@@ -3490,7 +3609,7 @@
           <w:sz w:val="24"/>
           <w:u w:val="single"/>
         </w:rPr>
-        <w:hyperlink r:id="rId19" w:history="1">
+        <w:hyperlink r:id="rId18" w:history="1">
           <w:r>
             <w:rPr>
               <w:rStyle w:val="Hyperlink"/>
@@ -3665,7 +3784,7 @@
           <w:sz w:val="24"/>
           <w:u w:val="single"/>
         </w:rPr>
-        <w:hyperlink r:id="rId20" w:history="1">
+        <w:hyperlink r:id="rId19" w:history="1">
           <w:r>
             <w:rPr>
               <w:rStyle w:val="Hyperlink"/>
@@ -3683,7 +3802,7 @@
           <w:sz w:val="24"/>
           <w:u w:val="single"/>
         </w:rPr>
-        <w:hyperlink r:id="rId20" w:history="1">
+        <w:hyperlink r:id="rId19" w:history="1">
           <w:r>
             <w:rPr>
               <w:rStyle w:val="Hyperlink"/>
@@ -3701,7 +3820,7 @@
           <w:sz w:val="24"/>
           <w:u w:val="single"/>
         </w:rPr>
-        <w:hyperlink r:id="rId20" w:history="1">
+        <w:hyperlink r:id="rId19" w:history="1">
           <w:r>
             <w:rPr>
               <w:rStyle w:val="Hyperlink"/>
@@ -3719,7 +3838,7 @@
           <w:sz w:val="24"/>
           <w:u w:val="single"/>
         </w:rPr>
-        <w:hyperlink r:id="rId20" w:history="1">
+        <w:hyperlink r:id="rId19" w:history="1">
           <w:r>
             <w:rPr>
               <w:rStyle w:val="Hyperlink"/>
@@ -3847,7 +3966,7 @@
           <w:sz w:val="24"/>
           <w:u w:val="single"/>
         </w:rPr>
-        <w:hyperlink r:id="rId21" w:history="1">
+        <w:hyperlink r:id="rId20" w:history="1">
           <w:r>
             <w:rPr>
               <w:rStyle w:val="Hyperlink"/>
@@ -3865,7 +3984,7 @@
           <w:sz w:val="24"/>
           <w:u w:val="single"/>
         </w:rPr>
-        <w:hyperlink r:id="rId21" w:history="1">
+        <w:hyperlink r:id="rId20" w:history="1">
           <w:r>
             <w:rPr>
               <w:rStyle w:val="Hyperlink"/>
@@ -3883,7 +4002,7 @@
           <w:sz w:val="24"/>
           <w:u w:val="single"/>
         </w:rPr>
-        <w:hyperlink r:id="rId21" w:history="1">
+        <w:hyperlink r:id="rId20" w:history="1">
           <w:r>
             <w:rPr>
               <w:rStyle w:val="Hyperlink"/>
@@ -3911,7 +4030,7 @@
           <w:sz w:val="24"/>
           <w:u w:val="single"/>
         </w:rPr>
-        <w:hyperlink r:id="rId22" w:history="1">
+        <w:hyperlink r:id="rId21" w:history="1">
           <w:r>
             <w:rPr>
               <w:rStyle w:val="Hyperlink"/>
@@ -3940,7 +4059,7 @@
           <w:sz w:val="24"/>
           <w:u w:val="single"/>
         </w:rPr>
-        <w:hyperlink r:id="rId22" w:history="1">
+        <w:hyperlink r:id="rId21" w:history="1">
           <w:r>
             <w:rPr>
               <w:rStyle w:val="Hyperlink"/>
@@ -3968,7 +4087,7 @@
           <w:sz w:val="24"/>
           <w:u w:val="single"/>
         </w:rPr>
-        <w:hyperlink r:id="rId21" w:history="1">
+        <w:hyperlink r:id="rId20" w:history="1">
           <w:r>
             <w:rPr>
               <w:rStyle w:val="Hyperlink"/>
@@ -3986,7 +4105,7 @@
           <w:sz w:val="24"/>
           <w:u w:val="single"/>
         </w:rPr>
-        <w:hyperlink r:id="rId21" w:history="1">
+        <w:hyperlink r:id="rId20" w:history="1">
           <w:r>
             <w:rPr>
               <w:rStyle w:val="Hyperlink"/>
@@ -4015,7 +4134,7 @@
           <w:sz w:val="24"/>
           <w:u w:val="single"/>
         </w:rPr>
-        <w:hyperlink r:id="rId21" w:history="1">
+        <w:hyperlink r:id="rId20" w:history="1">
           <w:r>
             <w:rPr>
               <w:rStyle w:val="Hyperlink"/>
@@ -4116,7 +4235,7 @@
           <w:sz w:val="24"/>
           <w:u w:val="single"/>
         </w:rPr>
-        <w:hyperlink r:id="rId23" w:history="1">
+        <w:hyperlink r:id="rId22" w:history="1">
           <w:r>
             <w:rPr>
               <w:rStyle w:val="Hyperlink"/>
@@ -4134,7 +4253,7 @@
           <w:sz w:val="24"/>
           <w:u w:val="single"/>
         </w:rPr>
-        <w:hyperlink r:id="rId23" w:history="1">
+        <w:hyperlink r:id="rId22" w:history="1">
           <w:r>
             <w:rPr>
               <w:rStyle w:val="Hyperlink"/>
@@ -4152,7 +4271,7 @@
           <w:sz w:val="24"/>
           <w:u w:val="single"/>
         </w:rPr>
-        <w:hyperlink r:id="rId23" w:history="1">
+        <w:hyperlink r:id="rId22" w:history="1">
           <w:r>
             <w:rPr>
               <w:rStyle w:val="Hyperlink"/>
@@ -4180,7 +4299,7 @@
           <w:sz w:val="24"/>
           <w:u w:val="single"/>
         </w:rPr>
-        <w:hyperlink r:id="rId24" w:history="1">
+        <w:hyperlink r:id="rId23" w:history="1">
           <w:r>
             <w:rPr>
               <w:rStyle w:val="Hyperlink"/>
@@ -4209,7 +4328,7 @@
           <w:sz w:val="24"/>
           <w:u w:val="single"/>
         </w:rPr>
-        <w:hyperlink r:id="rId24" w:history="1">
+        <w:hyperlink r:id="rId23" w:history="1">
           <w:r>
             <w:rPr>
               <w:rStyle w:val="Hyperlink"/>
@@ -4237,7 +4356,7 @@
           <w:sz w:val="24"/>
           <w:u w:val="single"/>
         </w:rPr>
-        <w:hyperlink r:id="rId23" w:history="1">
+        <w:hyperlink r:id="rId22" w:history="1">
           <w:r>
             <w:rPr>
               <w:rStyle w:val="Hyperlink"/>
@@ -4255,7 +4374,7 @@
           <w:sz w:val="24"/>
           <w:u w:val="single"/>
         </w:rPr>
-        <w:hyperlink r:id="rId23" w:history="1">
+        <w:hyperlink r:id="rId22" w:history="1">
           <w:r>
             <w:rPr>
               <w:rStyle w:val="Hyperlink"/>
@@ -4284,7 +4403,7 @@
           <w:sz w:val="24"/>
           <w:u w:val="single"/>
         </w:rPr>
-        <w:hyperlink r:id="rId23" w:history="1">
+        <w:hyperlink r:id="rId22" w:history="1">
           <w:r>
             <w:rPr>
               <w:rStyle w:val="Hyperlink"/>

--- a/EXPORTS/DOCX/published/niveau3/Dutch/WMLeiden.docx
+++ b/EXPORTS/DOCX/published/niveau3/Dutch/WMLeiden.docx
@@ -1162,24 +1162,7 @@
           <w:color w:val="000000"/>
           <w:sz w:val="24"/>
         </w:rPr>
-        <w:t>Daarnaast was het Rij</w:t>
-      </w:r>
-      <w:r>
-        <w:rPr>
-          <w:rFonts w:ascii="Charis SIL Regular" w:hAnsi="Charis SIL Regular" w:eastAsia="Charis SIL Regular"/>
-          <w:b w:val="0"/>
-          <w:i w:val="0"/>
-          <w:color w:val="000000"/>
-          <w:sz w:val="24"/>
-        </w:rPr>
-        <w:hyperlink r:id="rId12" w:history="1">
-          <w:r>
-            <w:rPr>
-              <w:rStyle w:val="Hyperlink"/>
-            </w:rPr>
-            <w:t>ks Etnogra</w:t>
-          </w:r>
-        </w:hyperlink>
+        <w:t>Daarnaast was het Rijks Etnogra</w:t>
       </w:r>
       <w:r>
         <w:rPr>
@@ -1877,54 +1860,7 @@
           <w:color w:val="000000"/>
           <w:sz w:val="24"/>
         </w:rPr>
-        <w:t>een aanzie</w:t>
-      </w:r>
-      <w:r>
-        <w:rPr>
-          <w:u w:val="single" w:color="0000ff"/>
-          <w:rFonts w:ascii="Charis SIL Regular" w:hAnsi="Charis SIL Regular" w:eastAsia="Charis SIL Regular"/>
-          <w:b w:val="0"/>
-          <w:i w:val="0"/>
-          <w:color w:val="000000"/>
-          <w:sz w:val="24"/>
-        </w:rPr>
-        <w:hyperlink r:id="rId10" w:history="1">
-          <w:r>
-            <w:rPr>
-              <w:rStyle w:val="Hyperlink"/>
-            </w:rPr>
-            <w:t>nlijke colle</w:t>
-          </w:r>
-        </w:hyperlink>
-      </w:r>
-      <w:r>
-        <w:rPr>
-          <w:u w:val="single" w:color="0000ff"/>
-          <w:rFonts w:ascii="Charis SIL Regular" w:hAnsi="Charis SIL Regular" w:eastAsia="Charis SIL Regular"/>
-          <w:b w:val="0"/>
-          <w:i w:val="0"/>
-          <w:color w:val="000000"/>
-          <w:sz w:val="24"/>
-        </w:rPr>
-        <w:hyperlink r:id="rId10" w:history="1">
-          <w:r>
-            <w:rPr>
-              <w:rStyle w:val="Hyperlink"/>
-            </w:rPr>
-            <w:t>ctie obje</w:t>
-          </w:r>
-        </w:hyperlink>
-      </w:r>
-      <w:r>
-        <w:rPr>
-          <w:u w:val="single" w:color="0000ff"/>
-          <w:rFonts w:ascii="Charis SIL Regular" w:hAnsi="Charis SIL Regular" w:eastAsia="Charis SIL Regular"/>
-          <w:b w:val="0"/>
-          <w:i w:val="0"/>
-          <w:color w:val="000000"/>
-          <w:sz w:val="24"/>
-        </w:rPr>
-        <w:t>cten</w:t>
+        <w:t>een aanzienlijke collectie objecten</w:t>
       </w:r>
       <w:r>
         <w:rPr>
@@ -3332,7 +3268,7 @@
           <w:sz w:val="24"/>
           <w:u w:val="single"/>
         </w:rPr>
-        <w:hyperlink r:id="rId17" w:history="1">
+        <w:hyperlink r:id="rId18" w:history="1">
           <w:r>
             <w:rPr>
               <w:rStyle w:val="Hyperlink"/>
@@ -3350,7 +3286,7 @@
           <w:sz w:val="24"/>
           <w:u w:val="single"/>
         </w:rPr>
-        <w:hyperlink r:id="rId17" w:history="1">
+        <w:hyperlink r:id="rId18" w:history="1">
           <w:r>
             <w:rPr>
               <w:rStyle w:val="Hyperlink"/>
@@ -3379,7 +3315,7 @@
           <w:sz w:val="24"/>
           <w:u w:val="single"/>
         </w:rPr>
-        <w:hyperlink r:id="rId17" w:history="1">
+        <w:hyperlink r:id="rId18" w:history="1">
           <w:r>
             <w:rPr>
               <w:rStyle w:val="Hyperlink"/>
@@ -3527,7 +3463,7 @@
           <w:sz w:val="24"/>
           <w:u w:val="single"/>
         </w:rPr>
-        <w:hyperlink r:id="rId18" w:history="1">
+        <w:hyperlink r:id="rId19" w:history="1">
           <w:r>
             <w:rPr>
               <w:rStyle w:val="Hyperlink"/>
@@ -3545,7 +3481,7 @@
           <w:sz w:val="24"/>
           <w:u w:val="single"/>
         </w:rPr>
-        <w:hyperlink r:id="rId18" w:history="1">
+        <w:hyperlink r:id="rId19" w:history="1">
           <w:r>
             <w:rPr>
               <w:rStyle w:val="Hyperlink"/>
@@ -3563,7 +3499,7 @@
           <w:sz w:val="24"/>
           <w:u w:val="single"/>
         </w:rPr>
-        <w:hyperlink r:id="rId18" w:history="1">
+        <w:hyperlink r:id="rId19" w:history="1">
           <w:r>
             <w:rPr>
               <w:rStyle w:val="Hyperlink"/>
@@ -3581,7 +3517,7 @@
           <w:sz w:val="24"/>
           <w:u w:val="single"/>
         </w:rPr>
-        <w:hyperlink r:id="rId18" w:history="1">
+        <w:hyperlink r:id="rId19" w:history="1">
           <w:r>
             <w:rPr>
               <w:rStyle w:val="Hyperlink"/>
@@ -3609,7 +3545,7 @@
           <w:sz w:val="24"/>
           <w:u w:val="single"/>
         </w:rPr>
-        <w:hyperlink r:id="rId18" w:history="1">
+        <w:hyperlink r:id="rId19" w:history="1">
           <w:r>
             <w:rPr>
               <w:rStyle w:val="Hyperlink"/>
@@ -3627,7 +3563,7 @@
           <w:sz w:val="24"/>
           <w:u w:val="single"/>
         </w:rPr>
-        <w:hyperlink r:id="rId18" w:history="1">
+        <w:hyperlink r:id="rId19" w:history="1">
           <w:r>
             <w:rPr>
               <w:rStyle w:val="Hyperlink"/>
@@ -3656,7 +3592,7 @@
           <w:sz w:val="24"/>
           <w:u w:val="single"/>
         </w:rPr>
-        <w:hyperlink r:id="rId18" w:history="1">
+        <w:hyperlink r:id="rId19" w:history="1">
           <w:r>
             <w:rPr>
               <w:rStyle w:val="Hyperlink"/>
@@ -3784,7 +3720,7 @@
           <w:sz w:val="24"/>
           <w:u w:val="single"/>
         </w:rPr>
-        <w:hyperlink r:id="rId19" w:history="1">
+        <w:hyperlink r:id="rId20" w:history="1">
           <w:r>
             <w:rPr>
               <w:rStyle w:val="Hyperlink"/>
@@ -3802,7 +3738,7 @@
           <w:sz w:val="24"/>
           <w:u w:val="single"/>
         </w:rPr>
-        <w:hyperlink r:id="rId19" w:history="1">
+        <w:hyperlink r:id="rId20" w:history="1">
           <w:r>
             <w:rPr>
               <w:rStyle w:val="Hyperlink"/>
@@ -3820,7 +3756,7 @@
           <w:sz w:val="24"/>
           <w:u w:val="single"/>
         </w:rPr>
-        <w:hyperlink r:id="rId19" w:history="1">
+        <w:hyperlink r:id="rId20" w:history="1">
           <w:r>
             <w:rPr>
               <w:rStyle w:val="Hyperlink"/>
@@ -3838,7 +3774,7 @@
           <w:sz w:val="24"/>
           <w:u w:val="single"/>
         </w:rPr>
-        <w:hyperlink r:id="rId19" w:history="1">
+        <w:hyperlink r:id="rId20" w:history="1">
           <w:r>
             <w:rPr>
               <w:rStyle w:val="Hyperlink"/>
@@ -3966,7 +3902,7 @@
           <w:sz w:val="24"/>
           <w:u w:val="single"/>
         </w:rPr>
-        <w:hyperlink r:id="rId20" w:history="1">
+        <w:hyperlink r:id="rId21" w:history="1">
           <w:r>
             <w:rPr>
               <w:rStyle w:val="Hyperlink"/>
@@ -3984,7 +3920,7 @@
           <w:sz w:val="24"/>
           <w:u w:val="single"/>
         </w:rPr>
-        <w:hyperlink r:id="rId20" w:history="1">
+        <w:hyperlink r:id="rId21" w:history="1">
           <w:r>
             <w:rPr>
               <w:rStyle w:val="Hyperlink"/>
@@ -4002,7 +3938,7 @@
           <w:sz w:val="24"/>
           <w:u w:val="single"/>
         </w:rPr>
-        <w:hyperlink r:id="rId20" w:history="1">
+        <w:hyperlink r:id="rId21" w:history="1">
           <w:r>
             <w:rPr>
               <w:rStyle w:val="Hyperlink"/>
@@ -4030,7 +3966,7 @@
           <w:sz w:val="24"/>
           <w:u w:val="single"/>
         </w:rPr>
-        <w:hyperlink r:id="rId21" w:history="1">
+        <w:hyperlink r:id="rId22" w:history="1">
           <w:r>
             <w:rPr>
               <w:rStyle w:val="Hyperlink"/>
@@ -4059,7 +3995,7 @@
           <w:sz w:val="24"/>
           <w:u w:val="single"/>
         </w:rPr>
-        <w:hyperlink r:id="rId21" w:history="1">
+        <w:hyperlink r:id="rId22" w:history="1">
           <w:r>
             <w:rPr>
               <w:rStyle w:val="Hyperlink"/>
@@ -4087,7 +4023,7 @@
           <w:sz w:val="24"/>
           <w:u w:val="single"/>
         </w:rPr>
-        <w:hyperlink r:id="rId20" w:history="1">
+        <w:hyperlink r:id="rId21" w:history="1">
           <w:r>
             <w:rPr>
               <w:rStyle w:val="Hyperlink"/>
@@ -4105,7 +4041,7 @@
           <w:sz w:val="24"/>
           <w:u w:val="single"/>
         </w:rPr>
-        <w:hyperlink r:id="rId20" w:history="1">
+        <w:hyperlink r:id="rId21" w:history="1">
           <w:r>
             <w:rPr>
               <w:rStyle w:val="Hyperlink"/>
@@ -4134,7 +4070,7 @@
           <w:sz w:val="24"/>
           <w:u w:val="single"/>
         </w:rPr>
-        <w:hyperlink r:id="rId20" w:history="1">
+        <w:hyperlink r:id="rId21" w:history="1">
           <w:r>
             <w:rPr>
               <w:rStyle w:val="Hyperlink"/>
@@ -4235,7 +4171,7 @@
           <w:sz w:val="24"/>
           <w:u w:val="single"/>
         </w:rPr>
-        <w:hyperlink r:id="rId22" w:history="1">
+        <w:hyperlink r:id="rId23" w:history="1">
           <w:r>
             <w:rPr>
               <w:rStyle w:val="Hyperlink"/>
@@ -4253,7 +4189,7 @@
           <w:sz w:val="24"/>
           <w:u w:val="single"/>
         </w:rPr>
-        <w:hyperlink r:id="rId22" w:history="1">
+        <w:hyperlink r:id="rId23" w:history="1">
           <w:r>
             <w:rPr>
               <w:rStyle w:val="Hyperlink"/>
@@ -4271,7 +4207,7 @@
           <w:sz w:val="24"/>
           <w:u w:val="single"/>
         </w:rPr>
-        <w:hyperlink r:id="rId22" w:history="1">
+        <w:hyperlink r:id="rId23" w:history="1">
           <w:r>
             <w:rPr>
               <w:rStyle w:val="Hyperlink"/>
@@ -4299,7 +4235,7 @@
           <w:sz w:val="24"/>
           <w:u w:val="single"/>
         </w:rPr>
-        <w:hyperlink r:id="rId23" w:history="1">
+        <w:hyperlink r:id="rId24" w:history="1">
           <w:r>
             <w:rPr>
               <w:rStyle w:val="Hyperlink"/>
@@ -4328,7 +4264,7 @@
           <w:sz w:val="24"/>
           <w:u w:val="single"/>
         </w:rPr>
-        <w:hyperlink r:id="rId23" w:history="1">
+        <w:hyperlink r:id="rId24" w:history="1">
           <w:r>
             <w:rPr>
               <w:rStyle w:val="Hyperlink"/>
@@ -4356,7 +4292,7 @@
           <w:sz w:val="24"/>
           <w:u w:val="single"/>
         </w:rPr>
-        <w:hyperlink r:id="rId22" w:history="1">
+        <w:hyperlink r:id="rId23" w:history="1">
           <w:r>
             <w:rPr>
               <w:rStyle w:val="Hyperlink"/>
@@ -4374,7 +4310,7 @@
           <w:sz w:val="24"/>
           <w:u w:val="single"/>
         </w:rPr>
-        <w:hyperlink r:id="rId22" w:history="1">
+        <w:hyperlink r:id="rId23" w:history="1">
           <w:r>
             <w:rPr>
               <w:rStyle w:val="Hyperlink"/>
@@ -4403,7 +4339,7 @@
           <w:sz w:val="24"/>
           <w:u w:val="single"/>
         </w:rPr>
-        <w:hyperlink r:id="rId22" w:history="1">
+        <w:hyperlink r:id="rId23" w:history="1">
           <w:r>
             <w:rPr>
               <w:rStyle w:val="Hyperlink"/>

--- a/EXPORTS/DOCX/published/niveau3/Dutch/WMLeiden.docx
+++ b/EXPORTS/DOCX/published/niveau3/Dutch/WMLeiden.docx
@@ -561,6 +561,7 @@
       </w:r>
       <w:r>
         <w:rPr>
+          <w:u w:val="single" w:color="0000ff"/>
           <w:rFonts w:ascii="Charis SIL Regular" w:hAnsi="Charis SIL Regular" w:eastAsia="Charis SIL Regular"/>
           <w:b w:val="0"/>
           <w:i w:val="0"/>
@@ -733,7 +734,7 @@
           <w:sz w:val="24"/>
           <w:u w:val="single"/>
         </w:rPr>
-        <w:hyperlink r:id="rId10" w:history="1">
+        <w:hyperlink r:id="rId11" w:history="1">
           <w:r>
             <w:rPr>
               <w:rStyle w:val="Hyperlink"/>
@@ -778,71 +779,7 @@
           <w:color w:val="000000"/>
           <w:sz w:val="24"/>
         </w:rPr>
-        <w:t>toenmalige Rijks Etnogr</w:t>
-      </w:r>
-      <w:r>
-        <w:rPr>
-          <w:u w:val="single" w:color="0000ff"/>
-          <w:rFonts w:ascii="Charis SIL Regular" w:hAnsi="Charis SIL Regular" w:eastAsia="Charis SIL Regular"/>
-          <w:b w:val="0"/>
-          <w:i w:val="0"/>
-          <w:color w:val="000000"/>
-          <w:sz w:val="24"/>
-        </w:rPr>
-        <w:hyperlink r:id="rId11" w:history="1">
-          <w:r>
-            <w:rPr>
-              <w:rStyle w:val="Hyperlink"/>
-            </w:rPr>
-            <w:t>afisch Mus</w:t>
-          </w:r>
-        </w:hyperlink>
-      </w:r>
-      <w:r>
-        <w:rPr>
-          <w:rFonts w:ascii="Charis SIL Regular" w:hAnsi="Charis SIL Regular" w:eastAsia="Charis SIL Regular"/>
-          <w:b w:val="0"/>
-          <w:i w:val="0"/>
-          <w:color w:val="000000"/>
-          <w:sz w:val="24"/>
-        </w:rPr>
-        <w:hyperlink r:id="rId11" w:history="1">
-          <w:r>
-            <w:rPr>
-              <w:rStyle w:val="Hyperlink"/>
-            </w:rPr>
-            <w:t>e</w:t>
-          </w:r>
-        </w:hyperlink>
-      </w:r>
-      <w:r>
-        <w:rPr>
-          <w:u w:val="single" w:color="0000ff"/>
-          <w:rFonts w:ascii="Charis SIL Regular" w:hAnsi="Charis SIL Regular" w:eastAsia="Charis SIL Regular"/>
-          <w:b w:val="0"/>
-          <w:i w:val="0"/>
-          <w:color w:val="000000"/>
-          <w:sz w:val="24"/>
-        </w:rPr>
-        <w:t>um</w:t>
-      </w:r>
-      <w:r>
-        <w:rPr>
-          <w:u w:val="single" w:color="0000ff"/>
-          <w:rFonts w:ascii="Charis SIL Regular" w:hAnsi="Charis SIL Regular" w:eastAsia="Charis SIL Regular"/>
-          <w:b w:val="0"/>
-          <w:i w:val="0"/>
-          <w:color w:val="000000"/>
-          <w:sz w:val="24"/>
-        </w:rPr>
-        <w:hyperlink r:id="rId11" w:history="1">
-          <w:r>
-            <w:rPr>
-              <w:rStyle w:val="Hyperlink"/>
-            </w:rPr>
-            <w:t>. On</w:t>
-          </w:r>
-        </w:hyperlink>
+        <w:t>toenmalige Rijks Etnografisch Museum. On</w:t>
       </w:r>
       <w:r>
         <w:rPr>
@@ -1162,129 +1099,7 @@
           <w:color w:val="000000"/>
           <w:sz w:val="24"/>
         </w:rPr>
-        <w:t>Daarnaast was het Rijks Etnogra</w:t>
-      </w:r>
-      <w:r>
-        <w:rPr>
-          <w:rFonts w:ascii="Charis SIL Regular" w:hAnsi="Charis SIL Regular" w:eastAsia="Charis SIL Regular"/>
-          <w:b w:val="0"/>
-          <w:i w:val="0"/>
-          <w:color w:val="000000"/>
-          <w:sz w:val="24"/>
-        </w:rPr>
-        <w:hyperlink r:id="rId12" w:history="1">
-          <w:r>
-            <w:rPr>
-              <w:rStyle w:val="Hyperlink"/>
-            </w:rPr>
-            <w:t>fisch Muse</w:t>
-          </w:r>
-        </w:hyperlink>
-      </w:r>
-      <w:r>
-        <w:rPr>
-          <w:rFonts w:ascii="Charis SIL Regular" w:hAnsi="Charis SIL Regular" w:eastAsia="Charis SIL Regular"/>
-          <w:b w:val="0"/>
-          <w:i w:val="0"/>
-          <w:color w:val="000000"/>
-          <w:sz w:val="24"/>
-        </w:rPr>
-        <w:t>um</w:t>
-      </w:r>
-      <w:r>
-        <w:rPr>
-          <w:rFonts w:ascii="Charis SIL Regular" w:hAnsi="Charis SIL Regular" w:eastAsia="Charis SIL Regular"/>
-          <w:b w:val="0"/>
-          <w:i w:val="0"/>
-          <w:color w:val="000000"/>
-          <w:sz w:val="24"/>
-        </w:rPr>
-        <w:hyperlink r:id="rId12" w:history="1">
-          <w:r>
-            <w:rPr>
-              <w:rStyle w:val="Hyperlink"/>
-            </w:rPr>
-            <w:t xml:space="preserve"> zelf een act</w:t>
-          </w:r>
-        </w:hyperlink>
-      </w:r>
-      <w:r>
-        <w:rPr>
-          <w:rFonts w:ascii="Charis SIL Regular" w:hAnsi="Charis SIL Regular" w:eastAsia="Charis SIL Regular"/>
-          <w:b w:val="0"/>
-          <w:i w:val="0"/>
-          <w:color w:val="000000"/>
-          <w:sz w:val="24"/>
-        </w:rPr>
-        <w:hyperlink r:id="rId12" w:history="1">
-          <w:r>
-            <w:rPr>
-              <w:rStyle w:val="Hyperlink"/>
-            </w:rPr>
-            <w:t>i</w:t>
-          </w:r>
-        </w:hyperlink>
-      </w:r>
-      <w:r>
-        <w:rPr>
-          <w:rFonts w:ascii="Charis SIL Regular" w:hAnsi="Charis SIL Regular" w:eastAsia="Charis SIL Regular"/>
-          <w:b w:val="0"/>
-          <w:i w:val="0"/>
-          <w:color w:val="000000"/>
-          <w:sz w:val="24"/>
-        </w:rPr>
-        <w:hyperlink r:id="rId12" w:history="1">
-          <w:r>
-            <w:rPr>
-              <w:rStyle w:val="Hyperlink"/>
-            </w:rPr>
-            <w:t>eve</w:t>
-          </w:r>
-        </w:hyperlink>
-      </w:r>
-      <w:r>
-        <w:rPr>
-          <w:rFonts w:ascii="Charis SIL Regular" w:hAnsi="Charis SIL Regular" w:eastAsia="Charis SIL Regular"/>
-          <w:b w:val="0"/>
-          <w:i w:val="0"/>
-          <w:color w:val="000000"/>
-          <w:sz w:val="24"/>
-        </w:rPr>
-        <w:t xml:space="preserve"> </w:t>
-      </w:r>
-      <w:r>
-        <w:rPr>
-          <w:rFonts w:ascii="Charis SIL Regular" w:hAnsi="Charis SIL Regular" w:eastAsia="Charis SIL Regular"/>
-          <w:b w:val="0"/>
-          <w:i w:val="0"/>
-          <w:color w:val="000000"/>
-          <w:sz w:val="24"/>
-        </w:rPr>
-        <w:hyperlink r:id="rId12" w:history="1">
-          <w:r>
-            <w:rPr>
-              <w:rStyle w:val="Hyperlink"/>
-            </w:rPr>
-            <w:t>koper va</w:t>
-          </w:r>
-        </w:hyperlink>
-      </w:r>
-      <w:r>
-        <w:rPr>
-          <w:rFonts w:ascii="Charis SIL Regular" w:hAnsi="Charis SIL Regular" w:eastAsia="Charis SIL Regular"/>
-          <w:b w:val="0"/>
-          <w:i w:val="0"/>
-          <w:color w:val="000000"/>
-          <w:sz w:val="24"/>
-        </w:rPr>
-        <w:hyperlink r:id="rId12" w:history="1">
-          <w:r>
-            <w:rPr>
-              <w:rStyle w:val="Hyperlink"/>
-            </w:rPr>
-            <w:t>n e</w:t>
-          </w:r>
-        </w:hyperlink>
+        <w:t>Daarnaast was het Rijks Etnografisch Museum zelf een actieve koper van e</w:t>
       </w:r>
       <w:r>
         <w:rPr>
@@ -1860,7 +1675,61 @@
           <w:color w:val="000000"/>
           <w:sz w:val="24"/>
         </w:rPr>
-        <w:t>een aanzienlijke collectie objecten</w:t>
+        <w:t>een aanzie</w:t>
+      </w:r>
+      <w:r>
+        <w:rPr>
+          <w:u w:val="single" w:color="0000ff"/>
+          <w:rFonts w:ascii="Charis SIL Regular" w:hAnsi="Charis SIL Regular" w:eastAsia="Charis SIL Regular"/>
+          <w:b w:val="0"/>
+          <w:i w:val="0"/>
+          <w:color w:val="000000"/>
+          <w:sz w:val="24"/>
+        </w:rPr>
+        <w:hyperlink r:id="rId10" w:history="1">
+          <w:r>
+            <w:rPr>
+              <w:rStyle w:val="Hyperlink"/>
+            </w:rPr>
+            <w:t>nlijke colle</w:t>
+          </w:r>
+        </w:hyperlink>
+      </w:r>
+      <w:r>
+        <w:rPr>
+          <w:u w:val="single" w:color="0000ff"/>
+          <w:rFonts w:ascii="Charis SIL Regular" w:hAnsi="Charis SIL Regular" w:eastAsia="Charis SIL Regular"/>
+          <w:b w:val="0"/>
+          <w:i w:val="0"/>
+          <w:color w:val="000000"/>
+          <w:sz w:val="24"/>
+        </w:rPr>
+        <w:hyperlink r:id="rId10" w:history="1">
+          <w:r>
+            <w:rPr>
+              <w:rStyle w:val="Hyperlink"/>
+            </w:rPr>
+            <w:t>ctie obje</w:t>
+          </w:r>
+        </w:hyperlink>
+      </w:r>
+      <w:r>
+        <w:rPr>
+          <w:u w:val="single" w:color="0000ff"/>
+          <w:rFonts w:ascii="Charis SIL Regular" w:hAnsi="Charis SIL Regular" w:eastAsia="Charis SIL Regular"/>
+          <w:b w:val="0"/>
+          <w:i w:val="0"/>
+          <w:color w:val="000000"/>
+          <w:sz w:val="24"/>
+        </w:rPr>
+        <w:hyperlink r:id="rId10" w:history="1">
+          <w:r>
+            <w:rPr>
+              <w:rStyle w:val="Hyperlink"/>
+            </w:rPr>
+            <w:t>cten</w:t>
+          </w:r>
+        </w:hyperlink>
       </w:r>
       <w:r>
         <w:rPr>
@@ -2594,7 +2463,7 @@
           <w:sz w:val="24"/>
           <w:u w:val="single"/>
         </w:rPr>
-        <w:t>Etnografisch Muse</w:t>
+        <w:t>Etnografisch Museu</w:t>
       </w:r>
       <w:r>
         <w:rPr>
@@ -2605,7 +2474,7 @@
           <w:sz w:val="24"/>
           <w:u w:val="single"/>
         </w:rPr>
-        <w:t>u</w:t>
+        <w:t>m Arti</w:t>
       </w:r>
       <w:r>
         <w:rPr>
@@ -2614,9 +2483,8 @@
           <w:i w:val="0"/>
           <w:color w:val="0000FF"/>
           <w:sz w:val="24"/>
-          <w:u w:val="single"/>
-        </w:rPr>
-        <w:t>m Artis</w:t>
+        </w:rPr>
+        <w:t>s</w:t>
       </w:r>
       <w:r>
         <w:br/>
@@ -3545,7 +3413,7 @@
           <w:sz w:val="24"/>
           <w:u w:val="single"/>
         </w:rPr>
-        <w:hyperlink r:id="rId19" w:history="1">
+        <w:hyperlink r:id="rId20" w:history="1">
           <w:r>
             <w:rPr>
               <w:rStyle w:val="Hyperlink"/>
@@ -3563,7 +3431,7 @@
           <w:sz w:val="24"/>
           <w:u w:val="single"/>
         </w:rPr>
-        <w:hyperlink r:id="rId19" w:history="1">
+        <w:hyperlink r:id="rId20" w:history="1">
           <w:r>
             <w:rPr>
               <w:rStyle w:val="Hyperlink"/>
@@ -3592,7 +3460,7 @@
           <w:sz w:val="24"/>
           <w:u w:val="single"/>
         </w:rPr>
-        <w:hyperlink r:id="rId19" w:history="1">
+        <w:hyperlink r:id="rId20" w:history="1">
           <w:r>
             <w:rPr>
               <w:rStyle w:val="Hyperlink"/>
@@ -3720,7 +3588,7 @@
           <w:sz w:val="24"/>
           <w:u w:val="single"/>
         </w:rPr>
-        <w:hyperlink r:id="rId20" w:history="1">
+        <w:hyperlink r:id="rId21" w:history="1">
           <w:r>
             <w:rPr>
               <w:rStyle w:val="Hyperlink"/>
@@ -3738,7 +3606,7 @@
           <w:sz w:val="24"/>
           <w:u w:val="single"/>
         </w:rPr>
-        <w:hyperlink r:id="rId20" w:history="1">
+        <w:hyperlink r:id="rId21" w:history="1">
           <w:r>
             <w:rPr>
               <w:rStyle w:val="Hyperlink"/>
@@ -3756,7 +3624,7 @@
           <w:sz w:val="24"/>
           <w:u w:val="single"/>
         </w:rPr>
-        <w:hyperlink r:id="rId20" w:history="1">
+        <w:hyperlink r:id="rId21" w:history="1">
           <w:r>
             <w:rPr>
               <w:rStyle w:val="Hyperlink"/>
@@ -3774,7 +3642,7 @@
           <w:sz w:val="24"/>
           <w:u w:val="single"/>
         </w:rPr>
-        <w:hyperlink r:id="rId20" w:history="1">
+        <w:hyperlink r:id="rId21" w:history="1">
           <w:r>
             <w:rPr>
               <w:rStyle w:val="Hyperlink"/>
@@ -3902,7 +3770,7 @@
           <w:sz w:val="24"/>
           <w:u w:val="single"/>
         </w:rPr>
-        <w:hyperlink r:id="rId21" w:history="1">
+        <w:hyperlink r:id="rId22" w:history="1">
           <w:r>
             <w:rPr>
               <w:rStyle w:val="Hyperlink"/>
@@ -3920,7 +3788,7 @@
           <w:sz w:val="24"/>
           <w:u w:val="single"/>
         </w:rPr>
-        <w:hyperlink r:id="rId21" w:history="1">
+        <w:hyperlink r:id="rId22" w:history="1">
           <w:r>
             <w:rPr>
               <w:rStyle w:val="Hyperlink"/>
@@ -3938,7 +3806,7 @@
           <w:sz w:val="24"/>
           <w:u w:val="single"/>
         </w:rPr>
-        <w:hyperlink r:id="rId21" w:history="1">
+        <w:hyperlink r:id="rId22" w:history="1">
           <w:r>
             <w:rPr>
               <w:rStyle w:val="Hyperlink"/>
@@ -3966,7 +3834,7 @@
           <w:sz w:val="24"/>
           <w:u w:val="single"/>
         </w:rPr>
-        <w:hyperlink r:id="rId22" w:history="1">
+        <w:hyperlink r:id="rId23" w:history="1">
           <w:r>
             <w:rPr>
               <w:rStyle w:val="Hyperlink"/>
@@ -3995,7 +3863,7 @@
           <w:sz w:val="24"/>
           <w:u w:val="single"/>
         </w:rPr>
-        <w:hyperlink r:id="rId22" w:history="1">
+        <w:hyperlink r:id="rId23" w:history="1">
           <w:r>
             <w:rPr>
               <w:rStyle w:val="Hyperlink"/>
@@ -4023,7 +3891,7 @@
           <w:sz w:val="24"/>
           <w:u w:val="single"/>
         </w:rPr>
-        <w:hyperlink r:id="rId21" w:history="1">
+        <w:hyperlink r:id="rId22" w:history="1">
           <w:r>
             <w:rPr>
               <w:rStyle w:val="Hyperlink"/>
@@ -4041,7 +3909,7 @@
           <w:sz w:val="24"/>
           <w:u w:val="single"/>
         </w:rPr>
-        <w:hyperlink r:id="rId21" w:history="1">
+        <w:hyperlink r:id="rId22" w:history="1">
           <w:r>
             <w:rPr>
               <w:rStyle w:val="Hyperlink"/>
@@ -4070,7 +3938,7 @@
           <w:sz w:val="24"/>
           <w:u w:val="single"/>
         </w:rPr>
-        <w:hyperlink r:id="rId21" w:history="1">
+        <w:hyperlink r:id="rId22" w:history="1">
           <w:r>
             <w:rPr>
               <w:rStyle w:val="Hyperlink"/>
@@ -4171,7 +4039,7 @@
           <w:sz w:val="24"/>
           <w:u w:val="single"/>
         </w:rPr>
-        <w:hyperlink r:id="rId23" w:history="1">
+        <w:hyperlink r:id="rId24" w:history="1">
           <w:r>
             <w:rPr>
               <w:rStyle w:val="Hyperlink"/>
@@ -4189,7 +4057,7 @@
           <w:sz w:val="24"/>
           <w:u w:val="single"/>
         </w:rPr>
-        <w:hyperlink r:id="rId23" w:history="1">
+        <w:hyperlink r:id="rId24" w:history="1">
           <w:r>
             <w:rPr>
               <w:rStyle w:val="Hyperlink"/>
@@ -4207,7 +4075,7 @@
           <w:sz w:val="24"/>
           <w:u w:val="single"/>
         </w:rPr>
-        <w:hyperlink r:id="rId23" w:history="1">
+        <w:hyperlink r:id="rId24" w:history="1">
           <w:r>
             <w:rPr>
               <w:rStyle w:val="Hyperlink"/>
@@ -4235,7 +4103,7 @@
           <w:sz w:val="24"/>
           <w:u w:val="single"/>
         </w:rPr>
-        <w:hyperlink r:id="rId24" w:history="1">
+        <w:hyperlink r:id="rId25" w:history="1">
           <w:r>
             <w:rPr>
               <w:rStyle w:val="Hyperlink"/>
@@ -4264,7 +4132,7 @@
           <w:sz w:val="24"/>
           <w:u w:val="single"/>
         </w:rPr>
-        <w:hyperlink r:id="rId24" w:history="1">
+        <w:hyperlink r:id="rId25" w:history="1">
           <w:r>
             <w:rPr>
               <w:rStyle w:val="Hyperlink"/>
@@ -4292,7 +4160,7 @@
           <w:sz w:val="24"/>
           <w:u w:val="single"/>
         </w:rPr>
-        <w:hyperlink r:id="rId23" w:history="1">
+        <w:hyperlink r:id="rId24" w:history="1">
           <w:r>
             <w:rPr>
               <w:rStyle w:val="Hyperlink"/>
@@ -4310,7 +4178,7 @@
           <w:sz w:val="24"/>
           <w:u w:val="single"/>
         </w:rPr>
-        <w:hyperlink r:id="rId23" w:history="1">
+        <w:hyperlink r:id="rId24" w:history="1">
           <w:r>
             <w:rPr>
               <w:rStyle w:val="Hyperlink"/>
@@ -4339,7 +4207,7 @@
           <w:sz w:val="24"/>
           <w:u w:val="single"/>
         </w:rPr>
-        <w:hyperlink r:id="rId23" w:history="1">
+        <w:hyperlink r:id="rId24" w:history="1">
           <w:r>
             <w:rPr>
               <w:rStyle w:val="Hyperlink"/>

--- a/EXPORTS/DOCX/published/niveau3/Dutch/WMLeiden.docx
+++ b/EXPORTS/DOCX/published/niveau3/Dutch/WMLeiden.docx
@@ -561,7 +561,6 @@
       </w:r>
       <w:r>
         <w:rPr>
-          <w:u w:val="single" w:color="0000ff"/>
           <w:rFonts w:ascii="Charis SIL Regular" w:hAnsi="Charis SIL Regular" w:eastAsia="Charis SIL Regular"/>
           <w:b w:val="0"/>
           <w:i w:val="0"/>
@@ -779,7 +778,71 @@
           <w:color w:val="000000"/>
           <w:sz w:val="24"/>
         </w:rPr>
-        <w:t>toenmalige Rijks Etnografisch Museum. On</w:t>
+        <w:t>toenmalige Rijks Etnogr</w:t>
+      </w:r>
+      <w:r>
+        <w:rPr>
+          <w:u w:val="single" w:color="0000ff"/>
+          <w:rFonts w:ascii="Charis SIL Regular" w:hAnsi="Charis SIL Regular" w:eastAsia="Charis SIL Regular"/>
+          <w:b w:val="0"/>
+          <w:i w:val="0"/>
+          <w:color w:val="000000"/>
+          <w:sz w:val="24"/>
+        </w:rPr>
+        <w:hyperlink r:id="rId11" w:history="1">
+          <w:r>
+            <w:rPr>
+              <w:rStyle w:val="Hyperlink"/>
+            </w:rPr>
+            <w:t>afisch Mus</w:t>
+          </w:r>
+        </w:hyperlink>
+      </w:r>
+      <w:r>
+        <w:rPr>
+          <w:rFonts w:ascii="Charis SIL Regular" w:hAnsi="Charis SIL Regular" w:eastAsia="Charis SIL Regular"/>
+          <w:b w:val="0"/>
+          <w:i w:val="0"/>
+          <w:color w:val="000000"/>
+          <w:sz w:val="24"/>
+        </w:rPr>
+        <w:hyperlink r:id="rId11" w:history="1">
+          <w:r>
+            <w:rPr>
+              <w:rStyle w:val="Hyperlink"/>
+            </w:rPr>
+            <w:t>e</w:t>
+          </w:r>
+        </w:hyperlink>
+      </w:r>
+      <w:r>
+        <w:rPr>
+          <w:u w:val="single" w:color="0000ff"/>
+          <w:rFonts w:ascii="Charis SIL Regular" w:hAnsi="Charis SIL Regular" w:eastAsia="Charis SIL Regular"/>
+          <w:b w:val="0"/>
+          <w:i w:val="0"/>
+          <w:color w:val="000000"/>
+          <w:sz w:val="24"/>
+        </w:rPr>
+        <w:t>um</w:t>
+      </w:r>
+      <w:r>
+        <w:rPr>
+          <w:u w:val="single" w:color="0000ff"/>
+          <w:rFonts w:ascii="Charis SIL Regular" w:hAnsi="Charis SIL Regular" w:eastAsia="Charis SIL Regular"/>
+          <w:b w:val="0"/>
+          <w:i w:val="0"/>
+          <w:color w:val="000000"/>
+          <w:sz w:val="24"/>
+        </w:rPr>
+        <w:hyperlink r:id="rId11" w:history="1">
+          <w:r>
+            <w:rPr>
+              <w:rStyle w:val="Hyperlink"/>
+            </w:rPr>
+            <w:t>. On</w:t>
+          </w:r>
+        </w:hyperlink>
       </w:r>
       <w:r>
         <w:rPr>
@@ -1099,7 +1162,146 @@
           <w:color w:val="000000"/>
           <w:sz w:val="24"/>
         </w:rPr>
-        <w:t>Daarnaast was het Rijks Etnografisch Museum zelf een actieve koper van e</w:t>
+        <w:t>Daarnaast was het Rij</w:t>
+      </w:r>
+      <w:r>
+        <w:rPr>
+          <w:rFonts w:ascii="Charis SIL Regular" w:hAnsi="Charis SIL Regular" w:eastAsia="Charis SIL Regular"/>
+          <w:b w:val="0"/>
+          <w:i w:val="0"/>
+          <w:color w:val="000000"/>
+          <w:sz w:val="24"/>
+        </w:rPr>
+        <w:hyperlink r:id="rId12" w:history="1">
+          <w:r>
+            <w:rPr>
+              <w:rStyle w:val="Hyperlink"/>
+            </w:rPr>
+            <w:t>ks Etnogra</w:t>
+          </w:r>
+        </w:hyperlink>
+      </w:r>
+      <w:r>
+        <w:rPr>
+          <w:rFonts w:ascii="Charis SIL Regular" w:hAnsi="Charis SIL Regular" w:eastAsia="Charis SIL Regular"/>
+          <w:b w:val="0"/>
+          <w:i w:val="0"/>
+          <w:color w:val="000000"/>
+          <w:sz w:val="24"/>
+        </w:rPr>
+        <w:hyperlink r:id="rId12" w:history="1">
+          <w:r>
+            <w:rPr>
+              <w:rStyle w:val="Hyperlink"/>
+            </w:rPr>
+            <w:t>fisch Muse</w:t>
+          </w:r>
+        </w:hyperlink>
+      </w:r>
+      <w:r>
+        <w:rPr>
+          <w:rFonts w:ascii="Charis SIL Regular" w:hAnsi="Charis SIL Regular" w:eastAsia="Charis SIL Regular"/>
+          <w:b w:val="0"/>
+          <w:i w:val="0"/>
+          <w:color w:val="000000"/>
+          <w:sz w:val="24"/>
+        </w:rPr>
+        <w:t>um</w:t>
+      </w:r>
+      <w:r>
+        <w:rPr>
+          <w:rFonts w:ascii="Charis SIL Regular" w:hAnsi="Charis SIL Regular" w:eastAsia="Charis SIL Regular"/>
+          <w:b w:val="0"/>
+          <w:i w:val="0"/>
+          <w:color w:val="000000"/>
+          <w:sz w:val="24"/>
+        </w:rPr>
+        <w:hyperlink r:id="rId12" w:history="1">
+          <w:r>
+            <w:rPr>
+              <w:rStyle w:val="Hyperlink"/>
+            </w:rPr>
+            <w:t xml:space="preserve"> zelf een act</w:t>
+          </w:r>
+        </w:hyperlink>
+      </w:r>
+      <w:r>
+        <w:rPr>
+          <w:rFonts w:ascii="Charis SIL Regular" w:hAnsi="Charis SIL Regular" w:eastAsia="Charis SIL Regular"/>
+          <w:b w:val="0"/>
+          <w:i w:val="0"/>
+          <w:color w:val="000000"/>
+          <w:sz w:val="24"/>
+        </w:rPr>
+        <w:hyperlink r:id="rId12" w:history="1">
+          <w:r>
+            <w:rPr>
+              <w:rStyle w:val="Hyperlink"/>
+            </w:rPr>
+            <w:t>i</w:t>
+          </w:r>
+        </w:hyperlink>
+      </w:r>
+      <w:r>
+        <w:rPr>
+          <w:rFonts w:ascii="Charis SIL Regular" w:hAnsi="Charis SIL Regular" w:eastAsia="Charis SIL Regular"/>
+          <w:b w:val="0"/>
+          <w:i w:val="0"/>
+          <w:color w:val="000000"/>
+          <w:sz w:val="24"/>
+        </w:rPr>
+        <w:hyperlink r:id="rId12" w:history="1">
+          <w:r>
+            <w:rPr>
+              <w:rStyle w:val="Hyperlink"/>
+            </w:rPr>
+            <w:t>eve</w:t>
+          </w:r>
+        </w:hyperlink>
+      </w:r>
+      <w:r>
+        <w:rPr>
+          <w:rFonts w:ascii="Charis SIL Regular" w:hAnsi="Charis SIL Regular" w:eastAsia="Charis SIL Regular"/>
+          <w:b w:val="0"/>
+          <w:i w:val="0"/>
+          <w:color w:val="000000"/>
+          <w:sz w:val="24"/>
+        </w:rPr>
+        <w:t xml:space="preserve"> </w:t>
+      </w:r>
+      <w:r>
+        <w:rPr>
+          <w:rFonts w:ascii="Charis SIL Regular" w:hAnsi="Charis SIL Regular" w:eastAsia="Charis SIL Regular"/>
+          <w:b w:val="0"/>
+          <w:i w:val="0"/>
+          <w:color w:val="000000"/>
+          <w:sz w:val="24"/>
+        </w:rPr>
+        <w:hyperlink r:id="rId12" w:history="1">
+          <w:r>
+            <w:rPr>
+              <w:rStyle w:val="Hyperlink"/>
+            </w:rPr>
+            <w:t>koper va</w:t>
+          </w:r>
+        </w:hyperlink>
+      </w:r>
+      <w:r>
+        <w:rPr>
+          <w:rFonts w:ascii="Charis SIL Regular" w:hAnsi="Charis SIL Regular" w:eastAsia="Charis SIL Regular"/>
+          <w:b w:val="0"/>
+          <w:i w:val="0"/>
+          <w:color w:val="000000"/>
+          <w:sz w:val="24"/>
+        </w:rPr>
+        <w:hyperlink r:id="rId12" w:history="1">
+          <w:r>
+            <w:rPr>
+              <w:rStyle w:val="Hyperlink"/>
+            </w:rPr>
+            <w:t>n e</w:t>
+          </w:r>
+        </w:hyperlink>
       </w:r>
       <w:r>
         <w:rPr>
@@ -1251,25 +1453,7 @@
           <w:color w:val="000000"/>
           <w:sz w:val="24"/>
         </w:rPr>
-        <w:t>Nederlands-Indisc</w:t>
-      </w:r>
-      <w:r>
-        <w:rPr>
-          <w:u w:val="single" w:color="0000ff"/>
-          <w:rFonts w:ascii="Charis SIL Regular" w:hAnsi="Charis SIL Regular" w:eastAsia="Charis SIL Regular"/>
-          <w:b w:val="0"/>
-          <w:i w:val="0"/>
-          <w:color w:val="000000"/>
-          <w:sz w:val="24"/>
-        </w:rPr>
-        <w:hyperlink r:id="rId13" w:history="1">
-          <w:r>
-            <w:rPr>
-              <w:rStyle w:val="Hyperlink"/>
-            </w:rPr>
-            <w:t>h Leger (K</w:t>
-          </w:r>
-        </w:hyperlink>
+        <w:t>Nederlands-Indisch Leger (K</w:t>
       </w:r>
       <w:r>
         <w:rPr>
@@ -3136,7 +3320,7 @@
           <w:sz w:val="24"/>
           <w:u w:val="single"/>
         </w:rPr>
-        <w:hyperlink r:id="rId18" w:history="1">
+        <w:hyperlink r:id="rId17" w:history="1">
           <w:r>
             <w:rPr>
               <w:rStyle w:val="Hyperlink"/>
@@ -3154,7 +3338,7 @@
           <w:sz w:val="24"/>
           <w:u w:val="single"/>
         </w:rPr>
-        <w:hyperlink r:id="rId18" w:history="1">
+        <w:hyperlink r:id="rId17" w:history="1">
           <w:r>
             <w:rPr>
               <w:rStyle w:val="Hyperlink"/>
@@ -3413,7 +3597,7 @@
           <w:sz w:val="24"/>
           <w:u w:val="single"/>
         </w:rPr>
-        <w:hyperlink r:id="rId20" w:history="1">
+        <w:hyperlink r:id="rId19" w:history="1">
           <w:r>
             <w:rPr>
               <w:rStyle w:val="Hyperlink"/>
@@ -3431,7 +3615,7 @@
           <w:sz w:val="24"/>
           <w:u w:val="single"/>
         </w:rPr>
-        <w:hyperlink r:id="rId20" w:history="1">
+        <w:hyperlink r:id="rId19" w:history="1">
           <w:r>
             <w:rPr>
               <w:rStyle w:val="Hyperlink"/>
@@ -3460,7 +3644,7 @@
           <w:sz w:val="24"/>
           <w:u w:val="single"/>
         </w:rPr>
-        <w:hyperlink r:id="rId20" w:history="1">
+        <w:hyperlink r:id="rId19" w:history="1">
           <w:r>
             <w:rPr>
               <w:rStyle w:val="Hyperlink"/>
@@ -3588,7 +3772,7 @@
           <w:sz w:val="24"/>
           <w:u w:val="single"/>
         </w:rPr>
-        <w:hyperlink r:id="rId21" w:history="1">
+        <w:hyperlink r:id="rId20" w:history="1">
           <w:r>
             <w:rPr>
               <w:rStyle w:val="Hyperlink"/>
@@ -3606,7 +3790,7 @@
           <w:sz w:val="24"/>
           <w:u w:val="single"/>
         </w:rPr>
-        <w:hyperlink r:id="rId21" w:history="1">
+        <w:hyperlink r:id="rId20" w:history="1">
           <w:r>
             <w:rPr>
               <w:rStyle w:val="Hyperlink"/>
@@ -3624,7 +3808,7 @@
           <w:sz w:val="24"/>
           <w:u w:val="single"/>
         </w:rPr>
-        <w:hyperlink r:id="rId21" w:history="1">
+        <w:hyperlink r:id="rId20" w:history="1">
           <w:r>
             <w:rPr>
               <w:rStyle w:val="Hyperlink"/>
@@ -3642,7 +3826,7 @@
           <w:sz w:val="24"/>
           <w:u w:val="single"/>
         </w:rPr>
-        <w:hyperlink r:id="rId21" w:history="1">
+        <w:hyperlink r:id="rId20" w:history="1">
           <w:r>
             <w:rPr>
               <w:rStyle w:val="Hyperlink"/>
@@ -3770,7 +3954,7 @@
           <w:sz w:val="24"/>
           <w:u w:val="single"/>
         </w:rPr>
-        <w:hyperlink r:id="rId22" w:history="1">
+        <w:hyperlink r:id="rId21" w:history="1">
           <w:r>
             <w:rPr>
               <w:rStyle w:val="Hyperlink"/>
@@ -3788,7 +3972,7 @@
           <w:sz w:val="24"/>
           <w:u w:val="single"/>
         </w:rPr>
-        <w:hyperlink r:id="rId22" w:history="1">
+        <w:hyperlink r:id="rId21" w:history="1">
           <w:r>
             <w:rPr>
               <w:rStyle w:val="Hyperlink"/>
@@ -3806,7 +3990,7 @@
           <w:sz w:val="24"/>
           <w:u w:val="single"/>
         </w:rPr>
-        <w:hyperlink r:id="rId22" w:history="1">
+        <w:hyperlink r:id="rId21" w:history="1">
           <w:r>
             <w:rPr>
               <w:rStyle w:val="Hyperlink"/>
@@ -3834,7 +4018,7 @@
           <w:sz w:val="24"/>
           <w:u w:val="single"/>
         </w:rPr>
-        <w:hyperlink r:id="rId23" w:history="1">
+        <w:hyperlink r:id="rId22" w:history="1">
           <w:r>
             <w:rPr>
               <w:rStyle w:val="Hyperlink"/>
@@ -3863,7 +4047,7 @@
           <w:sz w:val="24"/>
           <w:u w:val="single"/>
         </w:rPr>
-        <w:hyperlink r:id="rId23" w:history="1">
+        <w:hyperlink r:id="rId22" w:history="1">
           <w:r>
             <w:rPr>
               <w:rStyle w:val="Hyperlink"/>
@@ -3891,7 +4075,7 @@
           <w:sz w:val="24"/>
           <w:u w:val="single"/>
         </w:rPr>
-        <w:hyperlink r:id="rId22" w:history="1">
+        <w:hyperlink r:id="rId21" w:history="1">
           <w:r>
             <w:rPr>
               <w:rStyle w:val="Hyperlink"/>
@@ -3909,7 +4093,7 @@
           <w:sz w:val="24"/>
           <w:u w:val="single"/>
         </w:rPr>
-        <w:hyperlink r:id="rId22" w:history="1">
+        <w:hyperlink r:id="rId21" w:history="1">
           <w:r>
             <w:rPr>
               <w:rStyle w:val="Hyperlink"/>
@@ -3938,7 +4122,7 @@
           <w:sz w:val="24"/>
           <w:u w:val="single"/>
         </w:rPr>
-        <w:hyperlink r:id="rId22" w:history="1">
+        <w:hyperlink r:id="rId21" w:history="1">
           <w:r>
             <w:rPr>
               <w:rStyle w:val="Hyperlink"/>
@@ -4039,7 +4223,7 @@
           <w:sz w:val="24"/>
           <w:u w:val="single"/>
         </w:rPr>
-        <w:hyperlink r:id="rId24" w:history="1">
+        <w:hyperlink r:id="rId23" w:history="1">
           <w:r>
             <w:rPr>
               <w:rStyle w:val="Hyperlink"/>
@@ -4057,7 +4241,7 @@
           <w:sz w:val="24"/>
           <w:u w:val="single"/>
         </w:rPr>
-        <w:hyperlink r:id="rId24" w:history="1">
+        <w:hyperlink r:id="rId23" w:history="1">
           <w:r>
             <w:rPr>
               <w:rStyle w:val="Hyperlink"/>
@@ -4075,7 +4259,7 @@
           <w:sz w:val="24"/>
           <w:u w:val="single"/>
         </w:rPr>
-        <w:hyperlink r:id="rId24" w:history="1">
+        <w:hyperlink r:id="rId23" w:history="1">
           <w:r>
             <w:rPr>
               <w:rStyle w:val="Hyperlink"/>
@@ -4103,7 +4287,7 @@
           <w:sz w:val="24"/>
           <w:u w:val="single"/>
         </w:rPr>
-        <w:hyperlink r:id="rId25" w:history="1">
+        <w:hyperlink r:id="rId24" w:history="1">
           <w:r>
             <w:rPr>
               <w:rStyle w:val="Hyperlink"/>
@@ -4132,7 +4316,7 @@
           <w:sz w:val="24"/>
           <w:u w:val="single"/>
         </w:rPr>
-        <w:hyperlink r:id="rId25" w:history="1">
+        <w:hyperlink r:id="rId24" w:history="1">
           <w:r>
             <w:rPr>
               <w:rStyle w:val="Hyperlink"/>
@@ -4160,7 +4344,7 @@
           <w:sz w:val="24"/>
           <w:u w:val="single"/>
         </w:rPr>
-        <w:hyperlink r:id="rId24" w:history="1">
+        <w:hyperlink r:id="rId23" w:history="1">
           <w:r>
             <w:rPr>
               <w:rStyle w:val="Hyperlink"/>
@@ -4178,7 +4362,7 @@
           <w:sz w:val="24"/>
           <w:u w:val="single"/>
         </w:rPr>
-        <w:hyperlink r:id="rId24" w:history="1">
+        <w:hyperlink r:id="rId23" w:history="1">
           <w:r>
             <w:rPr>
               <w:rStyle w:val="Hyperlink"/>
@@ -4207,7 +4391,7 @@
           <w:sz w:val="24"/>
           <w:u w:val="single"/>
         </w:rPr>
-        <w:hyperlink r:id="rId24" w:history="1">
+        <w:hyperlink r:id="rId23" w:history="1">
           <w:r>
             <w:rPr>
               <w:rStyle w:val="Hyperlink"/>

--- a/EXPORTS/DOCX/published/niveau3/Dutch/WMLeiden.docx
+++ b/EXPORTS/DOCX/published/niveau3/Dutch/WMLeiden.docx
@@ -557,24 +557,7 @@
           <w:color w:val="000000"/>
           <w:sz w:val="24"/>
         </w:rPr>
-        <w:t>van de collectie v</w:t>
-      </w:r>
-      <w:r>
-        <w:rPr>
-          <w:rFonts w:ascii="Charis SIL Regular" w:hAnsi="Charis SIL Regular" w:eastAsia="Charis SIL Regular"/>
-          <w:b w:val="0"/>
-          <w:i w:val="0"/>
-          <w:color w:val="000000"/>
-          <w:sz w:val="24"/>
-        </w:rPr>
-        <w:hyperlink r:id="rId10" w:history="1">
-          <w:r>
-            <w:rPr>
-              <w:rStyle w:val="Hyperlink"/>
-            </w:rPr>
-            <w:t xml:space="preserve">an het </w:t>
-          </w:r>
-        </w:hyperlink>
+        <w:t xml:space="preserve">van de collectie van het </w:t>
       </w:r>
       <w:r>
         <w:rPr>
@@ -585,7 +568,7 @@
           <w:sz w:val="24"/>
           <w:u w:val="single"/>
         </w:rPr>
-        <w:hyperlink r:id="rId10" w:history="1">
+        <w:hyperlink r:id="rId11" w:history="1">
           <w:r>
             <w:rPr>
               <w:rStyle w:val="Hyperlink"/>
@@ -603,7 +586,7 @@
           <w:sz w:val="24"/>
           <w:u w:val="single"/>
         </w:rPr>
-        <w:hyperlink r:id="rId10" w:history="1">
+        <w:hyperlink r:id="rId11" w:history="1">
           <w:r>
             <w:rPr>
               <w:rStyle w:val="Hyperlink"/>
@@ -621,7 +604,7 @@
           <w:sz w:val="24"/>
           <w:u w:val="single"/>
         </w:rPr>
-        <w:hyperlink r:id="rId10" w:history="1">
+        <w:hyperlink r:id="rId11" w:history="1">
           <w:r>
             <w:rPr>
               <w:rStyle w:val="Hyperlink"/>
@@ -733,7 +716,7 @@
           <w:sz w:val="24"/>
           <w:u w:val="single"/>
         </w:rPr>
-        <w:hyperlink r:id="rId11" w:history="1">
+        <w:hyperlink r:id="rId10" w:history="1">
           <w:r>
             <w:rPr>
               <w:rStyle w:val="Hyperlink"/>
@@ -1453,7 +1436,25 @@
           <w:color w:val="000000"/>
           <w:sz w:val="24"/>
         </w:rPr>
-        <w:t>Nederlands-Indisch Leger (K</w:t>
+        <w:t>Nederlands-Indisc</w:t>
+      </w:r>
+      <w:r>
+        <w:rPr>
+          <w:u w:val="single" w:color="0000ff"/>
+          <w:rFonts w:ascii="Charis SIL Regular" w:hAnsi="Charis SIL Regular" w:eastAsia="Charis SIL Regular"/>
+          <w:b w:val="0"/>
+          <w:i w:val="0"/>
+          <w:color w:val="000000"/>
+          <w:sz w:val="24"/>
+        </w:rPr>
+        <w:hyperlink r:id="rId13" w:history="1">
+          <w:r>
+            <w:rPr>
+              <w:rStyle w:val="Hyperlink"/>
+            </w:rPr>
+            <w:t>h Leger (K</w:t>
+          </w:r>
+        </w:hyperlink>
       </w:r>
       <w:r>
         <w:rPr>
@@ -3320,7 +3321,7 @@
           <w:sz w:val="24"/>
           <w:u w:val="single"/>
         </w:rPr>
-        <w:hyperlink r:id="rId17" w:history="1">
+        <w:hyperlink r:id="rId18" w:history="1">
           <w:r>
             <w:rPr>
               <w:rStyle w:val="Hyperlink"/>
@@ -3338,7 +3339,7 @@
           <w:sz w:val="24"/>
           <w:u w:val="single"/>
         </w:rPr>
-        <w:hyperlink r:id="rId17" w:history="1">
+        <w:hyperlink r:id="rId18" w:history="1">
           <w:r>
             <w:rPr>
               <w:rStyle w:val="Hyperlink"/>

--- a/EXPORTS/DOCX/published/niveau3/Dutch/WMLeiden.docx
+++ b/EXPORTS/DOCX/published/niveau3/Dutch/WMLeiden.docx
@@ -557,7 +557,25 @@
           <w:color w:val="000000"/>
           <w:sz w:val="24"/>
         </w:rPr>
-        <w:t xml:space="preserve">van de collectie van het </w:t>
+        <w:t>van de collectie v</w:t>
+      </w:r>
+      <w:r>
+        <w:rPr>
+          <w:u w:val="single" w:color="0000ff"/>
+          <w:rFonts w:ascii="Charis SIL Regular" w:hAnsi="Charis SIL Regular" w:eastAsia="Charis SIL Regular"/>
+          <w:b w:val="0"/>
+          <w:i w:val="0"/>
+          <w:color w:val="000000"/>
+          <w:sz w:val="24"/>
+        </w:rPr>
+        <w:hyperlink r:id="rId10" w:history="1">
+          <w:r>
+            <w:rPr>
+              <w:rStyle w:val="Hyperlink"/>
+            </w:rPr>
+            <w:t xml:space="preserve">an het </w:t>
+          </w:r>
+        </w:hyperlink>
       </w:r>
       <w:r>
         <w:rPr>
@@ -568,7 +586,7 @@
           <w:sz w:val="24"/>
           <w:u w:val="single"/>
         </w:rPr>
-        <w:hyperlink r:id="rId11" w:history="1">
+        <w:hyperlink r:id="rId10" w:history="1">
           <w:r>
             <w:rPr>
               <w:rStyle w:val="Hyperlink"/>
@@ -586,7 +604,7 @@
           <w:sz w:val="24"/>
           <w:u w:val="single"/>
         </w:rPr>
-        <w:hyperlink r:id="rId11" w:history="1">
+        <w:hyperlink r:id="rId10" w:history="1">
           <w:r>
             <w:rPr>
               <w:rStyle w:val="Hyperlink"/>
@@ -604,7 +622,7 @@
           <w:sz w:val="24"/>
           <w:u w:val="single"/>
         </w:rPr>
-        <w:hyperlink r:id="rId11" w:history="1">
+        <w:hyperlink r:id="rId10" w:history="1">
           <w:r>
             <w:rPr>
               <w:rStyle w:val="Hyperlink"/>
@@ -651,7 +669,7 @@
           <w:sz w:val="24"/>
           <w:u w:val="single"/>
         </w:rPr>
-        <w:hyperlink r:id="rId10" w:history="1">
+        <w:hyperlink r:id="rId11" w:history="1">
           <w:r>
             <w:rPr>
               <w:rStyle w:val="Hyperlink"/>
@@ -669,7 +687,7 @@
           <w:sz w:val="24"/>
           <w:u w:val="single"/>
         </w:rPr>
-        <w:hyperlink r:id="rId10" w:history="1">
+        <w:hyperlink r:id="rId11" w:history="1">
           <w:r>
             <w:rPr>
               <w:rStyle w:val="Hyperlink"/>
@@ -687,7 +705,7 @@
           <w:sz w:val="24"/>
           <w:u w:val="single"/>
         </w:rPr>
-        <w:hyperlink r:id="rId10" w:history="1">
+        <w:hyperlink r:id="rId11" w:history="1">
           <w:r>
             <w:rPr>
               <w:rStyle w:val="Hyperlink"/>
@@ -716,7 +734,7 @@
           <w:sz w:val="24"/>
           <w:u w:val="single"/>
         </w:rPr>
-        <w:hyperlink r:id="rId10" w:history="1">
+        <w:hyperlink r:id="rId11" w:history="1">
           <w:r>
             <w:rPr>
               <w:rStyle w:val="Hyperlink"/>
@@ -800,7 +818,6 @@
       </w:r>
       <w:r>
         <w:rPr>
-          <w:u w:val="single" w:color="0000ff"/>
           <w:rFonts w:ascii="Charis SIL Regular" w:hAnsi="Charis SIL Regular" w:eastAsia="Charis SIL Regular"/>
           <w:b w:val="0"/>
           <w:i w:val="0"/>
@@ -1860,25 +1877,7 @@
           <w:color w:val="000000"/>
           <w:sz w:val="24"/>
         </w:rPr>
-        <w:t>een aanzie</w:t>
-      </w:r>
-      <w:r>
-        <w:rPr>
-          <w:u w:val="single" w:color="0000ff"/>
-          <w:rFonts w:ascii="Charis SIL Regular" w:hAnsi="Charis SIL Regular" w:eastAsia="Charis SIL Regular"/>
-          <w:b w:val="0"/>
-          <w:i w:val="0"/>
-          <w:color w:val="000000"/>
-          <w:sz w:val="24"/>
-        </w:rPr>
-        <w:hyperlink r:id="rId10" w:history="1">
-          <w:r>
-            <w:rPr>
-              <w:rStyle w:val="Hyperlink"/>
-            </w:rPr>
-            <w:t>nlijke colle</w:t>
-          </w:r>
-        </w:hyperlink>
+        <w:t>een aanzienlijke colle</w:t>
       </w:r>
       <w:r>
         <w:rPr>
@@ -3645,7 +3644,7 @@
           <w:sz w:val="24"/>
           <w:u w:val="single"/>
         </w:rPr>
-        <w:hyperlink r:id="rId19" w:history="1">
+        <w:hyperlink r:id="rId20" w:history="1">
           <w:r>
             <w:rPr>
               <w:rStyle w:val="Hyperlink"/>
@@ -3773,7 +3772,7 @@
           <w:sz w:val="24"/>
           <w:u w:val="single"/>
         </w:rPr>
-        <w:hyperlink r:id="rId20" w:history="1">
+        <w:hyperlink r:id="rId21" w:history="1">
           <w:r>
             <w:rPr>
               <w:rStyle w:val="Hyperlink"/>
@@ -3791,7 +3790,7 @@
           <w:sz w:val="24"/>
           <w:u w:val="single"/>
         </w:rPr>
-        <w:hyperlink r:id="rId20" w:history="1">
+        <w:hyperlink r:id="rId21" w:history="1">
           <w:r>
             <w:rPr>
               <w:rStyle w:val="Hyperlink"/>
@@ -3809,7 +3808,7 @@
           <w:sz w:val="24"/>
           <w:u w:val="single"/>
         </w:rPr>
-        <w:hyperlink r:id="rId20" w:history="1">
+        <w:hyperlink r:id="rId21" w:history="1">
           <w:r>
             <w:rPr>
               <w:rStyle w:val="Hyperlink"/>
@@ -3827,7 +3826,7 @@
           <w:sz w:val="24"/>
           <w:u w:val="single"/>
         </w:rPr>
-        <w:hyperlink r:id="rId20" w:history="1">
+        <w:hyperlink r:id="rId21" w:history="1">
           <w:r>
             <w:rPr>
               <w:rStyle w:val="Hyperlink"/>
@@ -3955,7 +3954,7 @@
           <w:sz w:val="24"/>
           <w:u w:val="single"/>
         </w:rPr>
-        <w:hyperlink r:id="rId21" w:history="1">
+        <w:hyperlink r:id="rId22" w:history="1">
           <w:r>
             <w:rPr>
               <w:rStyle w:val="Hyperlink"/>
@@ -3973,7 +3972,7 @@
           <w:sz w:val="24"/>
           <w:u w:val="single"/>
         </w:rPr>
-        <w:hyperlink r:id="rId21" w:history="1">
+        <w:hyperlink r:id="rId22" w:history="1">
           <w:r>
             <w:rPr>
               <w:rStyle w:val="Hyperlink"/>
@@ -3991,7 +3990,7 @@
           <w:sz w:val="24"/>
           <w:u w:val="single"/>
         </w:rPr>
-        <w:hyperlink r:id="rId21" w:history="1">
+        <w:hyperlink r:id="rId22" w:history="1">
           <w:r>
             <w:rPr>
               <w:rStyle w:val="Hyperlink"/>
@@ -4019,7 +4018,7 @@
           <w:sz w:val="24"/>
           <w:u w:val="single"/>
         </w:rPr>
-        <w:hyperlink r:id="rId22" w:history="1">
+        <w:hyperlink r:id="rId23" w:history="1">
           <w:r>
             <w:rPr>
               <w:rStyle w:val="Hyperlink"/>
@@ -4048,7 +4047,7 @@
           <w:sz w:val="24"/>
           <w:u w:val="single"/>
         </w:rPr>
-        <w:hyperlink r:id="rId22" w:history="1">
+        <w:hyperlink r:id="rId23" w:history="1">
           <w:r>
             <w:rPr>
               <w:rStyle w:val="Hyperlink"/>
@@ -4076,7 +4075,7 @@
           <w:sz w:val="24"/>
           <w:u w:val="single"/>
         </w:rPr>
-        <w:hyperlink r:id="rId21" w:history="1">
+        <w:hyperlink r:id="rId22" w:history="1">
           <w:r>
             <w:rPr>
               <w:rStyle w:val="Hyperlink"/>
@@ -4094,7 +4093,7 @@
           <w:sz w:val="24"/>
           <w:u w:val="single"/>
         </w:rPr>
-        <w:hyperlink r:id="rId21" w:history="1">
+        <w:hyperlink r:id="rId22" w:history="1">
           <w:r>
             <w:rPr>
               <w:rStyle w:val="Hyperlink"/>
@@ -4123,7 +4122,7 @@
           <w:sz w:val="24"/>
           <w:u w:val="single"/>
         </w:rPr>
-        <w:hyperlink r:id="rId21" w:history="1">
+        <w:hyperlink r:id="rId22" w:history="1">
           <w:r>
             <w:rPr>
               <w:rStyle w:val="Hyperlink"/>
@@ -4224,7 +4223,7 @@
           <w:sz w:val="24"/>
           <w:u w:val="single"/>
         </w:rPr>
-        <w:hyperlink r:id="rId23" w:history="1">
+        <w:hyperlink r:id="rId24" w:history="1">
           <w:r>
             <w:rPr>
               <w:rStyle w:val="Hyperlink"/>
@@ -4242,7 +4241,7 @@
           <w:sz w:val="24"/>
           <w:u w:val="single"/>
         </w:rPr>
-        <w:hyperlink r:id="rId23" w:history="1">
+        <w:hyperlink r:id="rId24" w:history="1">
           <w:r>
             <w:rPr>
               <w:rStyle w:val="Hyperlink"/>
@@ -4260,7 +4259,7 @@
           <w:sz w:val="24"/>
           <w:u w:val="single"/>
         </w:rPr>
-        <w:hyperlink r:id="rId23" w:history="1">
+        <w:hyperlink r:id="rId24" w:history="1">
           <w:r>
             <w:rPr>
               <w:rStyle w:val="Hyperlink"/>
@@ -4288,7 +4287,7 @@
           <w:sz w:val="24"/>
           <w:u w:val="single"/>
         </w:rPr>
-        <w:hyperlink r:id="rId24" w:history="1">
+        <w:hyperlink r:id="rId25" w:history="1">
           <w:r>
             <w:rPr>
               <w:rStyle w:val="Hyperlink"/>
@@ -4317,7 +4316,7 @@
           <w:sz w:val="24"/>
           <w:u w:val="single"/>
         </w:rPr>
-        <w:hyperlink r:id="rId24" w:history="1">
+        <w:hyperlink r:id="rId25" w:history="1">
           <w:r>
             <w:rPr>
               <w:rStyle w:val="Hyperlink"/>
@@ -4345,7 +4344,7 @@
           <w:sz w:val="24"/>
           <w:u w:val="single"/>
         </w:rPr>
-        <w:hyperlink r:id="rId23" w:history="1">
+        <w:hyperlink r:id="rId24" w:history="1">
           <w:r>
             <w:rPr>
               <w:rStyle w:val="Hyperlink"/>
@@ -4363,7 +4362,7 @@
           <w:sz w:val="24"/>
           <w:u w:val="single"/>
         </w:rPr>
-        <w:hyperlink r:id="rId23" w:history="1">
+        <w:hyperlink r:id="rId24" w:history="1">
           <w:r>
             <w:rPr>
               <w:rStyle w:val="Hyperlink"/>
@@ -4392,7 +4391,7 @@
           <w:sz w:val="24"/>
           <w:u w:val="single"/>
         </w:rPr>
-        <w:hyperlink r:id="rId23" w:history="1">
+        <w:hyperlink r:id="rId24" w:history="1">
           <w:r>
             <w:rPr>
               <w:rStyle w:val="Hyperlink"/>

--- a/EXPORTS/DOCX/published/niveau3/Dutch/WMLeiden.docx
+++ b/EXPORTS/DOCX/published/niveau3/Dutch/WMLeiden.docx
@@ -557,25 +557,7 @@
           <w:color w:val="000000"/>
           <w:sz w:val="24"/>
         </w:rPr>
-        <w:t>van de collectie v</w:t>
-      </w:r>
-      <w:r>
-        <w:rPr>
-          <w:u w:val="single" w:color="0000ff"/>
-          <w:rFonts w:ascii="Charis SIL Regular" w:hAnsi="Charis SIL Regular" w:eastAsia="Charis SIL Regular"/>
-          <w:b w:val="0"/>
-          <w:i w:val="0"/>
-          <w:color w:val="000000"/>
-          <w:sz w:val="24"/>
-        </w:rPr>
-        <w:hyperlink r:id="rId10" w:history="1">
-          <w:r>
-            <w:rPr>
-              <w:rStyle w:val="Hyperlink"/>
-            </w:rPr>
-            <w:t xml:space="preserve">an het </w:t>
-          </w:r>
-        </w:hyperlink>
+        <w:t xml:space="preserve">van de collectie van het </w:t>
       </w:r>
       <w:r>
         <w:rPr>
@@ -586,7 +568,7 @@
           <w:sz w:val="24"/>
           <w:u w:val="single"/>
         </w:rPr>
-        <w:hyperlink r:id="rId10" w:history="1">
+        <w:hyperlink r:id="rId11" w:history="1">
           <w:r>
             <w:rPr>
               <w:rStyle w:val="Hyperlink"/>
@@ -604,7 +586,7 @@
           <w:sz w:val="24"/>
           <w:u w:val="single"/>
         </w:rPr>
-        <w:hyperlink r:id="rId10" w:history="1">
+        <w:hyperlink r:id="rId11" w:history="1">
           <w:r>
             <w:rPr>
               <w:rStyle w:val="Hyperlink"/>
@@ -622,7 +604,7 @@
           <w:sz w:val="24"/>
           <w:u w:val="single"/>
         </w:rPr>
-        <w:hyperlink r:id="rId10" w:history="1">
+        <w:hyperlink r:id="rId11" w:history="1">
           <w:r>
             <w:rPr>
               <w:rStyle w:val="Hyperlink"/>
@@ -640,7 +622,7 @@
           <w:sz w:val="24"/>
           <w:u w:val="single"/>
         </w:rPr>
-        <w:hyperlink r:id="rId10" w:history="1">
+        <w:hyperlink r:id="rId11" w:history="1">
           <w:r>
             <w:rPr>
               <w:rStyle w:val="Hyperlink"/>
@@ -705,7 +687,7 @@
           <w:sz w:val="24"/>
           <w:u w:val="single"/>
         </w:rPr>
-        <w:hyperlink r:id="rId11" w:history="1">
+        <w:hyperlink r:id="rId10" w:history="1">
           <w:r>
             <w:rPr>
               <w:rStyle w:val="Hyperlink"/>
@@ -734,7 +716,7 @@
           <w:sz w:val="24"/>
           <w:u w:val="single"/>
         </w:rPr>
-        <w:hyperlink r:id="rId11" w:history="1">
+        <w:hyperlink r:id="rId10" w:history="1">
           <w:r>
             <w:rPr>
               <w:rStyle w:val="Hyperlink"/>
@@ -818,6 +800,7 @@
       </w:r>
       <w:r>
         <w:rPr>
+          <w:u w:val="single" w:color="0000ff"/>
           <w:rFonts w:ascii="Charis SIL Regular" w:hAnsi="Charis SIL Regular" w:eastAsia="Charis SIL Regular"/>
           <w:b w:val="0"/>
           <w:i w:val="0"/>
@@ -1877,7 +1860,25 @@
           <w:color w:val="000000"/>
           <w:sz w:val="24"/>
         </w:rPr>
-        <w:t>een aanzienlijke colle</w:t>
+        <w:t>een aanzie</w:t>
+      </w:r>
+      <w:r>
+        <w:rPr>
+          <w:u w:val="single" w:color="0000ff"/>
+          <w:rFonts w:ascii="Charis SIL Regular" w:hAnsi="Charis SIL Regular" w:eastAsia="Charis SIL Regular"/>
+          <w:b w:val="0"/>
+          <w:i w:val="0"/>
+          <w:color w:val="000000"/>
+          <w:sz w:val="24"/>
+        </w:rPr>
+        <w:hyperlink r:id="rId10" w:history="1">
+          <w:r>
+            <w:rPr>
+              <w:rStyle w:val="Hyperlink"/>
+            </w:rPr>
+            <w:t>nlijke colle</w:t>
+          </w:r>
+        </w:hyperlink>
       </w:r>
       <w:r>
         <w:rPr>
@@ -3320,7 +3321,7 @@
           <w:sz w:val="24"/>
           <w:u w:val="single"/>
         </w:rPr>
-        <w:hyperlink r:id="rId18" w:history="1">
+        <w:hyperlink r:id="rId17" w:history="1">
           <w:r>
             <w:rPr>
               <w:rStyle w:val="Hyperlink"/>
@@ -3338,7 +3339,7 @@
           <w:sz w:val="24"/>
           <w:u w:val="single"/>
         </w:rPr>
-        <w:hyperlink r:id="rId18" w:history="1">
+        <w:hyperlink r:id="rId17" w:history="1">
           <w:r>
             <w:rPr>
               <w:rStyle w:val="Hyperlink"/>
@@ -3644,7 +3645,7 @@
           <w:sz w:val="24"/>
           <w:u w:val="single"/>
         </w:rPr>
-        <w:hyperlink r:id="rId20" w:history="1">
+        <w:hyperlink r:id="rId19" w:history="1">
           <w:r>
             <w:rPr>
               <w:rStyle w:val="Hyperlink"/>
@@ -3772,7 +3773,7 @@
           <w:sz w:val="24"/>
           <w:u w:val="single"/>
         </w:rPr>
-        <w:hyperlink r:id="rId21" w:history="1">
+        <w:hyperlink r:id="rId20" w:history="1">
           <w:r>
             <w:rPr>
               <w:rStyle w:val="Hyperlink"/>
@@ -3790,7 +3791,7 @@
           <w:sz w:val="24"/>
           <w:u w:val="single"/>
         </w:rPr>
-        <w:hyperlink r:id="rId21" w:history="1">
+        <w:hyperlink r:id="rId20" w:history="1">
           <w:r>
             <w:rPr>
               <w:rStyle w:val="Hyperlink"/>
@@ -3808,7 +3809,7 @@
           <w:sz w:val="24"/>
           <w:u w:val="single"/>
         </w:rPr>
-        <w:hyperlink r:id="rId21" w:history="1">
+        <w:hyperlink r:id="rId20" w:history="1">
           <w:r>
             <w:rPr>
               <w:rStyle w:val="Hyperlink"/>
@@ -3826,7 +3827,7 @@
           <w:sz w:val="24"/>
           <w:u w:val="single"/>
         </w:rPr>
-        <w:hyperlink r:id="rId21" w:history="1">
+        <w:hyperlink r:id="rId20" w:history="1">
           <w:r>
             <w:rPr>
               <w:rStyle w:val="Hyperlink"/>
@@ -3954,7 +3955,7 @@
           <w:sz w:val="24"/>
           <w:u w:val="single"/>
         </w:rPr>
-        <w:hyperlink r:id="rId22" w:history="1">
+        <w:hyperlink r:id="rId21" w:history="1">
           <w:r>
             <w:rPr>
               <w:rStyle w:val="Hyperlink"/>
@@ -3972,7 +3973,7 @@
           <w:sz w:val="24"/>
           <w:u w:val="single"/>
         </w:rPr>
-        <w:hyperlink r:id="rId22" w:history="1">
+        <w:hyperlink r:id="rId21" w:history="1">
           <w:r>
             <w:rPr>
               <w:rStyle w:val="Hyperlink"/>
@@ -3990,7 +3991,7 @@
           <w:sz w:val="24"/>
           <w:u w:val="single"/>
         </w:rPr>
-        <w:hyperlink r:id="rId22" w:history="1">
+        <w:hyperlink r:id="rId21" w:history="1">
           <w:r>
             <w:rPr>
               <w:rStyle w:val="Hyperlink"/>
@@ -4018,7 +4019,7 @@
           <w:sz w:val="24"/>
           <w:u w:val="single"/>
         </w:rPr>
-        <w:hyperlink r:id="rId23" w:history="1">
+        <w:hyperlink r:id="rId22" w:history="1">
           <w:r>
             <w:rPr>
               <w:rStyle w:val="Hyperlink"/>
@@ -4047,7 +4048,7 @@
           <w:sz w:val="24"/>
           <w:u w:val="single"/>
         </w:rPr>
-        <w:hyperlink r:id="rId23" w:history="1">
+        <w:hyperlink r:id="rId22" w:history="1">
           <w:r>
             <w:rPr>
               <w:rStyle w:val="Hyperlink"/>
@@ -4075,7 +4076,7 @@
           <w:sz w:val="24"/>
           <w:u w:val="single"/>
         </w:rPr>
-        <w:hyperlink r:id="rId22" w:history="1">
+        <w:hyperlink r:id="rId21" w:history="1">
           <w:r>
             <w:rPr>
               <w:rStyle w:val="Hyperlink"/>
@@ -4093,7 +4094,7 @@
           <w:sz w:val="24"/>
           <w:u w:val="single"/>
         </w:rPr>
-        <w:hyperlink r:id="rId22" w:history="1">
+        <w:hyperlink r:id="rId21" w:history="1">
           <w:r>
             <w:rPr>
               <w:rStyle w:val="Hyperlink"/>
@@ -4122,7 +4123,7 @@
           <w:sz w:val="24"/>
           <w:u w:val="single"/>
         </w:rPr>
-        <w:hyperlink r:id="rId22" w:history="1">
+        <w:hyperlink r:id="rId21" w:history="1">
           <w:r>
             <w:rPr>
               <w:rStyle w:val="Hyperlink"/>
@@ -4223,7 +4224,7 @@
           <w:sz w:val="24"/>
           <w:u w:val="single"/>
         </w:rPr>
-        <w:hyperlink r:id="rId24" w:history="1">
+        <w:hyperlink r:id="rId23" w:history="1">
           <w:r>
             <w:rPr>
               <w:rStyle w:val="Hyperlink"/>
@@ -4241,7 +4242,7 @@
           <w:sz w:val="24"/>
           <w:u w:val="single"/>
         </w:rPr>
-        <w:hyperlink r:id="rId24" w:history="1">
+        <w:hyperlink r:id="rId23" w:history="1">
           <w:r>
             <w:rPr>
               <w:rStyle w:val="Hyperlink"/>
@@ -4259,7 +4260,7 @@
           <w:sz w:val="24"/>
           <w:u w:val="single"/>
         </w:rPr>
-        <w:hyperlink r:id="rId24" w:history="1">
+        <w:hyperlink r:id="rId23" w:history="1">
           <w:r>
             <w:rPr>
               <w:rStyle w:val="Hyperlink"/>
@@ -4287,7 +4288,7 @@
           <w:sz w:val="24"/>
           <w:u w:val="single"/>
         </w:rPr>
-        <w:hyperlink r:id="rId25" w:history="1">
+        <w:hyperlink r:id="rId24" w:history="1">
           <w:r>
             <w:rPr>
               <w:rStyle w:val="Hyperlink"/>
@@ -4316,7 +4317,7 @@
           <w:sz w:val="24"/>
           <w:u w:val="single"/>
         </w:rPr>
-        <w:hyperlink r:id="rId25" w:history="1">
+        <w:hyperlink r:id="rId24" w:history="1">
           <w:r>
             <w:rPr>
               <w:rStyle w:val="Hyperlink"/>
@@ -4344,7 +4345,7 @@
           <w:sz w:val="24"/>
           <w:u w:val="single"/>
         </w:rPr>
-        <w:hyperlink r:id="rId24" w:history="1">
+        <w:hyperlink r:id="rId23" w:history="1">
           <w:r>
             <w:rPr>
               <w:rStyle w:val="Hyperlink"/>
@@ -4362,7 +4363,7 @@
           <w:sz w:val="24"/>
           <w:u w:val="single"/>
         </w:rPr>
-        <w:hyperlink r:id="rId24" w:history="1">
+        <w:hyperlink r:id="rId23" w:history="1">
           <w:r>
             <w:rPr>
               <w:rStyle w:val="Hyperlink"/>
@@ -4391,7 +4392,7 @@
           <w:sz w:val="24"/>
           <w:u w:val="single"/>
         </w:rPr>
-        <w:hyperlink r:id="rId24" w:history="1">
+        <w:hyperlink r:id="rId23" w:history="1">
           <w:r>
             <w:rPr>
               <w:rStyle w:val="Hyperlink"/>

--- a/EXPORTS/DOCX/published/niveau3/Dutch/WMLeiden.docx
+++ b/EXPORTS/DOCX/published/niveau3/Dutch/WMLeiden.docx
@@ -604,7 +604,7 @@
           <w:sz w:val="24"/>
           <w:u w:val="single"/>
         </w:rPr>
-        <w:hyperlink r:id="rId11" w:history="1">
+        <w:hyperlink r:id="rId10" w:history="1">
           <w:r>
             <w:rPr>
               <w:rStyle w:val="Hyperlink"/>
@@ -622,7 +622,7 @@
           <w:sz w:val="24"/>
           <w:u w:val="single"/>
         </w:rPr>
-        <w:hyperlink r:id="rId11" w:history="1">
+        <w:hyperlink r:id="rId10" w:history="1">
           <w:r>
             <w:rPr>
               <w:rStyle w:val="Hyperlink"/>
@@ -651,7 +651,7 @@
           <w:sz w:val="24"/>
           <w:u w:val="single"/>
         </w:rPr>
-        <w:hyperlink r:id="rId11" w:history="1">
+        <w:hyperlink r:id="rId10" w:history="1">
           <w:r>
             <w:rPr>
               <w:rStyle w:val="Hyperlink"/>
@@ -669,7 +669,7 @@
           <w:sz w:val="24"/>
           <w:u w:val="single"/>
         </w:rPr>
-        <w:hyperlink r:id="rId11" w:history="1">
+        <w:hyperlink r:id="rId10" w:history="1">
           <w:r>
             <w:rPr>
               <w:rStyle w:val="Hyperlink"/>
@@ -2648,7 +2648,7 @@
           <w:sz w:val="24"/>
           <w:u w:val="single"/>
         </w:rPr>
-        <w:t>Etnografisch Museu</w:t>
+        <w:t>Etnografisch Muse</w:t>
       </w:r>
       <w:r>
         <w:rPr>
@@ -2659,7 +2659,7 @@
           <w:sz w:val="24"/>
           <w:u w:val="single"/>
         </w:rPr>
-        <w:t>m Arti</w:t>
+        <w:t>u</w:t>
       </w:r>
       <w:r>
         <w:rPr>
@@ -2668,8 +2668,9 @@
           <w:i w:val="0"/>
           <w:color w:val="0000FF"/>
           <w:sz w:val="24"/>
-        </w:rPr>
-        <w:t>s</w:t>
+          <w:u w:val="single"/>
+        </w:rPr>
+        <w:t>m Artis</w:t>
       </w:r>
       <w:r>
         <w:br/>
@@ -3368,7 +3369,7 @@
           <w:sz w:val="24"/>
           <w:u w:val="single"/>
         </w:rPr>
-        <w:hyperlink r:id="rId18" w:history="1">
+        <w:hyperlink r:id="rId17" w:history="1">
           <w:r>
             <w:rPr>
               <w:rStyle w:val="Hyperlink"/>
@@ -3516,7 +3517,7 @@
           <w:sz w:val="24"/>
           <w:u w:val="single"/>
         </w:rPr>
-        <w:hyperlink r:id="rId19" w:history="1">
+        <w:hyperlink r:id="rId18" w:history="1">
           <w:r>
             <w:rPr>
               <w:rStyle w:val="Hyperlink"/>
@@ -3534,7 +3535,7 @@
           <w:sz w:val="24"/>
           <w:u w:val="single"/>
         </w:rPr>
-        <w:hyperlink r:id="rId19" w:history="1">
+        <w:hyperlink r:id="rId18" w:history="1">
           <w:r>
             <w:rPr>
               <w:rStyle w:val="Hyperlink"/>
@@ -3552,7 +3553,7 @@
           <w:sz w:val="24"/>
           <w:u w:val="single"/>
         </w:rPr>
-        <w:hyperlink r:id="rId19" w:history="1">
+        <w:hyperlink r:id="rId18" w:history="1">
           <w:r>
             <w:rPr>
               <w:rStyle w:val="Hyperlink"/>
@@ -3570,7 +3571,7 @@
           <w:sz w:val="24"/>
           <w:u w:val="single"/>
         </w:rPr>
-        <w:hyperlink r:id="rId19" w:history="1">
+        <w:hyperlink r:id="rId18" w:history="1">
           <w:r>
             <w:rPr>
               <w:rStyle w:val="Hyperlink"/>
@@ -3616,7 +3617,7 @@
           <w:sz w:val="24"/>
           <w:u w:val="single"/>
         </w:rPr>
-        <w:hyperlink r:id="rId19" w:history="1">
+        <w:hyperlink r:id="rId18" w:history="1">
           <w:r>
             <w:rPr>
               <w:rStyle w:val="Hyperlink"/>
@@ -3645,7 +3646,7 @@
           <w:sz w:val="24"/>
           <w:u w:val="single"/>
         </w:rPr>
-        <w:hyperlink r:id="rId19" w:history="1">
+        <w:hyperlink r:id="rId18" w:history="1">
           <w:r>
             <w:rPr>
               <w:rStyle w:val="Hyperlink"/>

--- a/EXPORTS/DOCX/published/niveau3/Dutch/WMLeiden.docx
+++ b/EXPORTS/DOCX/published/niveau3/Dutch/WMLeiden.docx
@@ -557,7 +557,24 @@
           <w:color w:val="000000"/>
           <w:sz w:val="24"/>
         </w:rPr>
-        <w:t xml:space="preserve">van de collectie van het </w:t>
+        <w:t>van de collectie v</w:t>
+      </w:r>
+      <w:r>
+        <w:rPr>
+          <w:rFonts w:ascii="Charis SIL Regular" w:hAnsi="Charis SIL Regular" w:eastAsia="Charis SIL Regular"/>
+          <w:b w:val="0"/>
+          <w:i w:val="0"/>
+          <w:color w:val="000000"/>
+          <w:sz w:val="24"/>
+        </w:rPr>
+        <w:hyperlink r:id="rId10" w:history="1">
+          <w:r>
+            <w:rPr>
+              <w:rStyle w:val="Hyperlink"/>
+            </w:rPr>
+            <w:t xml:space="preserve">an het </w:t>
+          </w:r>
+        </w:hyperlink>
       </w:r>
       <w:r>
         <w:rPr>
@@ -568,7 +585,7 @@
           <w:sz w:val="24"/>
           <w:u w:val="single"/>
         </w:rPr>
-        <w:hyperlink r:id="rId11" w:history="1">
+        <w:hyperlink r:id="rId10" w:history="1">
           <w:r>
             <w:rPr>
               <w:rStyle w:val="Hyperlink"/>
@@ -586,7 +603,7 @@
           <w:sz w:val="24"/>
           <w:u w:val="single"/>
         </w:rPr>
-        <w:hyperlink r:id="rId11" w:history="1">
+        <w:hyperlink r:id="rId10" w:history="1">
           <w:r>
             <w:rPr>
               <w:rStyle w:val="Hyperlink"/>
@@ -777,24 +794,7 @@
             <w:rPr>
               <w:rStyle w:val="Hyperlink"/>
             </w:rPr>
-            <w:t>afisch Mus</w:t>
-          </w:r>
-        </w:hyperlink>
-      </w:r>
-      <w:r>
-        <w:rPr>
-          <w:rFonts w:ascii="Charis SIL Regular" w:hAnsi="Charis SIL Regular" w:eastAsia="Charis SIL Regular"/>
-          <w:b w:val="0"/>
-          <w:i w:val="0"/>
-          <w:color w:val="000000"/>
-          <w:sz w:val="24"/>
-        </w:rPr>
-        <w:hyperlink r:id="rId11" w:history="1">
-          <w:r>
-            <w:rPr>
-              <w:rStyle w:val="Hyperlink"/>
-            </w:rPr>
-            <w:t>e</w:t>
+            <w:t>afisch Muse</w:t>
           </w:r>
         </w:hyperlink>
       </w:r>
@@ -841,7 +841,7 @@
             <w:rPr>
               <w:rStyle w:val="Hyperlink"/>
             </w:rPr>
-            <w:t>der deze la</w:t>
+            <w:t>der deze l</w:t>
           </w:r>
         </w:hyperlink>
       </w:r>
@@ -853,7 +853,7 @@
           <w:color w:val="000000"/>
           <w:sz w:val="24"/>
         </w:rPr>
-        <w:t xml:space="preserve">atste groep objecten bevonden zich ook </w:t>
+        <w:t xml:space="preserve">aatste groep objecten bevonden zich ook </w:t>
       </w:r>
       <w:r>
         <w:rPr>
@@ -1145,51 +1145,7 @@
           <w:color w:val="000000"/>
           <w:sz w:val="24"/>
         </w:rPr>
-        <w:t>Daarnaast was het Rij</w:t>
-      </w:r>
-      <w:r>
-        <w:rPr>
-          <w:rFonts w:ascii="Charis SIL Regular" w:hAnsi="Charis SIL Regular" w:eastAsia="Charis SIL Regular"/>
-          <w:b w:val="0"/>
-          <w:i w:val="0"/>
-          <w:color w:val="000000"/>
-          <w:sz w:val="24"/>
-        </w:rPr>
-        <w:hyperlink r:id="rId12" w:history="1">
-          <w:r>
-            <w:rPr>
-              <w:rStyle w:val="Hyperlink"/>
-            </w:rPr>
-            <w:t>ks Etnogra</w:t>
-          </w:r>
-        </w:hyperlink>
-      </w:r>
-      <w:r>
-        <w:rPr>
-          <w:rFonts w:ascii="Charis SIL Regular" w:hAnsi="Charis SIL Regular" w:eastAsia="Charis SIL Regular"/>
-          <w:b w:val="0"/>
-          <w:i w:val="0"/>
-          <w:color w:val="000000"/>
-          <w:sz w:val="24"/>
-        </w:rPr>
-        <w:hyperlink r:id="rId12" w:history="1">
-          <w:r>
-            <w:rPr>
-              <w:rStyle w:val="Hyperlink"/>
-            </w:rPr>
-            <w:t>fisch Muse</w:t>
-          </w:r>
-        </w:hyperlink>
-      </w:r>
-      <w:r>
-        <w:rPr>
-          <w:rFonts w:ascii="Charis SIL Regular" w:hAnsi="Charis SIL Regular" w:eastAsia="Charis SIL Regular"/>
-          <w:b w:val="0"/>
-          <w:i w:val="0"/>
-          <w:color w:val="000000"/>
-          <w:sz w:val="24"/>
-        </w:rPr>
-        <w:t>um</w:t>
+        <w:t>Daarnaast was het Rijks Etnografisch Museum</w:t>
       </w:r>
       <w:r>
         <w:rPr>
@@ -3322,7 +3278,7 @@
           <w:sz w:val="24"/>
           <w:u w:val="single"/>
         </w:rPr>
-        <w:hyperlink r:id="rId17" w:history="1">
+        <w:hyperlink r:id="rId18" w:history="1">
           <w:r>
             <w:rPr>
               <w:rStyle w:val="Hyperlink"/>
@@ -3340,7 +3296,7 @@
           <w:sz w:val="24"/>
           <w:u w:val="single"/>
         </w:rPr>
-        <w:hyperlink r:id="rId17" w:history="1">
+        <w:hyperlink r:id="rId18" w:history="1">
           <w:r>
             <w:rPr>
               <w:rStyle w:val="Hyperlink"/>
@@ -3369,7 +3325,7 @@
           <w:sz w:val="24"/>
           <w:u w:val="single"/>
         </w:rPr>
-        <w:hyperlink r:id="rId17" w:history="1">
+        <w:hyperlink r:id="rId18" w:history="1">
           <w:r>
             <w:rPr>
               <w:rStyle w:val="Hyperlink"/>
@@ -3517,7 +3473,7 @@
           <w:sz w:val="24"/>
           <w:u w:val="single"/>
         </w:rPr>
-        <w:hyperlink r:id="rId18" w:history="1">
+        <w:hyperlink r:id="rId19" w:history="1">
           <w:r>
             <w:rPr>
               <w:rStyle w:val="Hyperlink"/>
@@ -3535,7 +3491,7 @@
           <w:sz w:val="24"/>
           <w:u w:val="single"/>
         </w:rPr>
-        <w:hyperlink r:id="rId18" w:history="1">
+        <w:hyperlink r:id="rId19" w:history="1">
           <w:r>
             <w:rPr>
               <w:rStyle w:val="Hyperlink"/>
@@ -3553,7 +3509,7 @@
           <w:sz w:val="24"/>
           <w:u w:val="single"/>
         </w:rPr>
-        <w:hyperlink r:id="rId18" w:history="1">
+        <w:hyperlink r:id="rId19" w:history="1">
           <w:r>
             <w:rPr>
               <w:rStyle w:val="Hyperlink"/>
@@ -3571,7 +3527,7 @@
           <w:sz w:val="24"/>
           <w:u w:val="single"/>
         </w:rPr>
-        <w:hyperlink r:id="rId18" w:history="1">
+        <w:hyperlink r:id="rId19" w:history="1">
           <w:r>
             <w:rPr>
               <w:rStyle w:val="Hyperlink"/>
@@ -3599,7 +3555,7 @@
           <w:sz w:val="24"/>
           <w:u w:val="single"/>
         </w:rPr>
-        <w:hyperlink r:id="rId19" w:history="1">
+        <w:hyperlink r:id="rId20" w:history="1">
           <w:r>
             <w:rPr>
               <w:rStyle w:val="Hyperlink"/>
@@ -3617,7 +3573,7 @@
           <w:sz w:val="24"/>
           <w:u w:val="single"/>
         </w:rPr>
-        <w:hyperlink r:id="rId18" w:history="1">
+        <w:hyperlink r:id="rId20" w:history="1">
           <w:r>
             <w:rPr>
               <w:rStyle w:val="Hyperlink"/>
@@ -3646,7 +3602,7 @@
           <w:sz w:val="24"/>
           <w:u w:val="single"/>
         </w:rPr>
-        <w:hyperlink r:id="rId18" w:history="1">
+        <w:hyperlink r:id="rId20" w:history="1">
           <w:r>
             <w:rPr>
               <w:rStyle w:val="Hyperlink"/>
@@ -3774,7 +3730,7 @@
           <w:sz w:val="24"/>
           <w:u w:val="single"/>
         </w:rPr>
-        <w:hyperlink r:id="rId20" w:history="1">
+        <w:hyperlink r:id="rId21" w:history="1">
           <w:r>
             <w:rPr>
               <w:rStyle w:val="Hyperlink"/>
@@ -3792,7 +3748,7 @@
           <w:sz w:val="24"/>
           <w:u w:val="single"/>
         </w:rPr>
-        <w:hyperlink r:id="rId20" w:history="1">
+        <w:hyperlink r:id="rId21" w:history="1">
           <w:r>
             <w:rPr>
               <w:rStyle w:val="Hyperlink"/>
@@ -3810,7 +3766,7 @@
           <w:sz w:val="24"/>
           <w:u w:val="single"/>
         </w:rPr>
-        <w:hyperlink r:id="rId20" w:history="1">
+        <w:hyperlink r:id="rId21" w:history="1">
           <w:r>
             <w:rPr>
               <w:rStyle w:val="Hyperlink"/>
@@ -3828,7 +3784,7 @@
           <w:sz w:val="24"/>
           <w:u w:val="single"/>
         </w:rPr>
-        <w:hyperlink r:id="rId20" w:history="1">
+        <w:hyperlink r:id="rId21" w:history="1">
           <w:r>
             <w:rPr>
               <w:rStyle w:val="Hyperlink"/>
@@ -3956,7 +3912,7 @@
           <w:sz w:val="24"/>
           <w:u w:val="single"/>
         </w:rPr>
-        <w:hyperlink r:id="rId21" w:history="1">
+        <w:hyperlink r:id="rId22" w:history="1">
           <w:r>
             <w:rPr>
               <w:rStyle w:val="Hyperlink"/>
@@ -3974,7 +3930,7 @@
           <w:sz w:val="24"/>
           <w:u w:val="single"/>
         </w:rPr>
-        <w:hyperlink r:id="rId21" w:history="1">
+        <w:hyperlink r:id="rId22" w:history="1">
           <w:r>
             <w:rPr>
               <w:rStyle w:val="Hyperlink"/>
@@ -3992,7 +3948,7 @@
           <w:sz w:val="24"/>
           <w:u w:val="single"/>
         </w:rPr>
-        <w:hyperlink r:id="rId21" w:history="1">
+        <w:hyperlink r:id="rId22" w:history="1">
           <w:r>
             <w:rPr>
               <w:rStyle w:val="Hyperlink"/>
@@ -4020,7 +3976,7 @@
           <w:sz w:val="24"/>
           <w:u w:val="single"/>
         </w:rPr>
-        <w:hyperlink r:id="rId22" w:history="1">
+        <w:hyperlink r:id="rId23" w:history="1">
           <w:r>
             <w:rPr>
               <w:rStyle w:val="Hyperlink"/>
@@ -4049,7 +4005,7 @@
           <w:sz w:val="24"/>
           <w:u w:val="single"/>
         </w:rPr>
-        <w:hyperlink r:id="rId22" w:history="1">
+        <w:hyperlink r:id="rId23" w:history="1">
           <w:r>
             <w:rPr>
               <w:rStyle w:val="Hyperlink"/>
@@ -4077,7 +4033,7 @@
           <w:sz w:val="24"/>
           <w:u w:val="single"/>
         </w:rPr>
-        <w:hyperlink r:id="rId21" w:history="1">
+        <w:hyperlink r:id="rId22" w:history="1">
           <w:r>
             <w:rPr>
               <w:rStyle w:val="Hyperlink"/>
@@ -4095,7 +4051,7 @@
           <w:sz w:val="24"/>
           <w:u w:val="single"/>
         </w:rPr>
-        <w:hyperlink r:id="rId21" w:history="1">
+        <w:hyperlink r:id="rId22" w:history="1">
           <w:r>
             <w:rPr>
               <w:rStyle w:val="Hyperlink"/>
@@ -4124,7 +4080,7 @@
           <w:sz w:val="24"/>
           <w:u w:val="single"/>
         </w:rPr>
-        <w:hyperlink r:id="rId21" w:history="1">
+        <w:hyperlink r:id="rId22" w:history="1">
           <w:r>
             <w:rPr>
               <w:rStyle w:val="Hyperlink"/>
@@ -4225,7 +4181,7 @@
           <w:sz w:val="24"/>
           <w:u w:val="single"/>
         </w:rPr>
-        <w:hyperlink r:id="rId23" w:history="1">
+        <w:hyperlink r:id="rId24" w:history="1">
           <w:r>
             <w:rPr>
               <w:rStyle w:val="Hyperlink"/>
@@ -4243,7 +4199,7 @@
           <w:sz w:val="24"/>
           <w:u w:val="single"/>
         </w:rPr>
-        <w:hyperlink r:id="rId23" w:history="1">
+        <w:hyperlink r:id="rId24" w:history="1">
           <w:r>
             <w:rPr>
               <w:rStyle w:val="Hyperlink"/>
@@ -4261,7 +4217,7 @@
           <w:sz w:val="24"/>
           <w:u w:val="single"/>
         </w:rPr>
-        <w:hyperlink r:id="rId23" w:history="1">
+        <w:hyperlink r:id="rId24" w:history="1">
           <w:r>
             <w:rPr>
               <w:rStyle w:val="Hyperlink"/>
@@ -4289,7 +4245,7 @@
           <w:sz w:val="24"/>
           <w:u w:val="single"/>
         </w:rPr>
-        <w:hyperlink r:id="rId24" w:history="1">
+        <w:hyperlink r:id="rId25" w:history="1">
           <w:r>
             <w:rPr>
               <w:rStyle w:val="Hyperlink"/>
@@ -4318,7 +4274,7 @@
           <w:sz w:val="24"/>
           <w:u w:val="single"/>
         </w:rPr>
-        <w:hyperlink r:id="rId24" w:history="1">
+        <w:hyperlink r:id="rId25" w:history="1">
           <w:r>
             <w:rPr>
               <w:rStyle w:val="Hyperlink"/>
@@ -4346,7 +4302,7 @@
           <w:sz w:val="24"/>
           <w:u w:val="single"/>
         </w:rPr>
-        <w:hyperlink r:id="rId23" w:history="1">
+        <w:hyperlink r:id="rId24" w:history="1">
           <w:r>
             <w:rPr>
               <w:rStyle w:val="Hyperlink"/>
@@ -4364,7 +4320,7 @@
           <w:sz w:val="24"/>
           <w:u w:val="single"/>
         </w:rPr>
-        <w:hyperlink r:id="rId23" w:history="1">
+        <w:hyperlink r:id="rId24" w:history="1">
           <w:r>
             <w:rPr>
               <w:rStyle w:val="Hyperlink"/>
@@ -4393,7 +4349,7 @@
           <w:sz w:val="24"/>
           <w:u w:val="single"/>
         </w:rPr>
-        <w:hyperlink r:id="rId23" w:history="1">
+        <w:hyperlink r:id="rId24" w:history="1">
           <w:r>
             <w:rPr>
               <w:rStyle w:val="Hyperlink"/>

--- a/EXPORTS/DOCX/published/niveau3/Dutch/WMLeiden.docx
+++ b/EXPORTS/DOCX/published/niveau3/Dutch/WMLeiden.docx
@@ -794,7 +794,24 @@
             <w:rPr>
               <w:rStyle w:val="Hyperlink"/>
             </w:rPr>
-            <w:t>afisch Muse</w:t>
+            <w:t>afisch Mus</w:t>
+          </w:r>
+        </w:hyperlink>
+      </w:r>
+      <w:r>
+        <w:rPr>
+          <w:rFonts w:ascii="Charis SIL Regular" w:hAnsi="Charis SIL Regular" w:eastAsia="Charis SIL Regular"/>
+          <w:b w:val="0"/>
+          <w:i w:val="0"/>
+          <w:color w:val="000000"/>
+          <w:sz w:val="24"/>
+        </w:rPr>
+        <w:hyperlink r:id="rId11" w:history="1">
+          <w:r>
+            <w:rPr>
+              <w:rStyle w:val="Hyperlink"/>
+            </w:rPr>
+            <w:t>e</w:t>
           </w:r>
         </w:hyperlink>
       </w:r>
@@ -841,7 +858,7 @@
             <w:rPr>
               <w:rStyle w:val="Hyperlink"/>
             </w:rPr>
-            <w:t>der deze l</w:t>
+            <w:t>der deze la</w:t>
           </w:r>
         </w:hyperlink>
       </w:r>
@@ -853,7 +870,7 @@
           <w:color w:val="000000"/>
           <w:sz w:val="24"/>
         </w:rPr>
-        <w:t xml:space="preserve">aatste groep objecten bevonden zich ook </w:t>
+        <w:t xml:space="preserve">atste groep objecten bevonden zich ook </w:t>
       </w:r>
       <w:r>
         <w:rPr>
@@ -1145,7 +1162,51 @@
           <w:color w:val="000000"/>
           <w:sz w:val="24"/>
         </w:rPr>
-        <w:t>Daarnaast was het Rijks Etnografisch Museum</w:t>
+        <w:t>Daarnaast was het Rij</w:t>
+      </w:r>
+      <w:r>
+        <w:rPr>
+          <w:rFonts w:ascii="Charis SIL Regular" w:hAnsi="Charis SIL Regular" w:eastAsia="Charis SIL Regular"/>
+          <w:b w:val="0"/>
+          <w:i w:val="0"/>
+          <w:color w:val="000000"/>
+          <w:sz w:val="24"/>
+        </w:rPr>
+        <w:hyperlink r:id="rId12" w:history="1">
+          <w:r>
+            <w:rPr>
+              <w:rStyle w:val="Hyperlink"/>
+            </w:rPr>
+            <w:t>ks Etnogra</w:t>
+          </w:r>
+        </w:hyperlink>
+      </w:r>
+      <w:r>
+        <w:rPr>
+          <w:rFonts w:ascii="Charis SIL Regular" w:hAnsi="Charis SIL Regular" w:eastAsia="Charis SIL Regular"/>
+          <w:b w:val="0"/>
+          <w:i w:val="0"/>
+          <w:color w:val="000000"/>
+          <w:sz w:val="24"/>
+        </w:rPr>
+        <w:hyperlink r:id="rId12" w:history="1">
+          <w:r>
+            <w:rPr>
+              <w:rStyle w:val="Hyperlink"/>
+            </w:rPr>
+            <w:t>fisch Muse</w:t>
+          </w:r>
+        </w:hyperlink>
+      </w:r>
+      <w:r>
+        <w:rPr>
+          <w:rFonts w:ascii="Charis SIL Regular" w:hAnsi="Charis SIL Regular" w:eastAsia="Charis SIL Regular"/>
+          <w:b w:val="0"/>
+          <w:i w:val="0"/>
+          <w:color w:val="000000"/>
+          <w:sz w:val="24"/>
+        </w:rPr>
+        <w:t>um</w:t>
       </w:r>
       <w:r>
         <w:rPr>
@@ -1392,53 +1453,7 @@
           <w:color w:val="000000"/>
           <w:sz w:val="24"/>
         </w:rPr>
-        <w:t>Nederlands-Indisc</w:t>
-      </w:r>
-      <w:r>
-        <w:rPr>
-          <w:u w:val="single" w:color="0000ff"/>
-          <w:rFonts w:ascii="Charis SIL Regular" w:hAnsi="Charis SIL Regular" w:eastAsia="Charis SIL Regular"/>
-          <w:b w:val="0"/>
-          <w:i w:val="0"/>
-          <w:color w:val="000000"/>
-          <w:sz w:val="24"/>
-        </w:rPr>
-        <w:hyperlink r:id="rId13" w:history="1">
-          <w:r>
-            <w:rPr>
-              <w:rStyle w:val="Hyperlink"/>
-            </w:rPr>
-            <w:t>h Leger (K</w:t>
-          </w:r>
-        </w:hyperlink>
-      </w:r>
-      <w:r>
-        <w:rPr>
-          <w:u w:val="single" w:color="0000ff"/>
-          <w:rFonts w:ascii="Charis SIL Regular" w:hAnsi="Charis SIL Regular" w:eastAsia="Charis SIL Regular"/>
-          <w:b w:val="0"/>
-          <w:i w:val="0"/>
-          <w:color w:val="000000"/>
-          <w:sz w:val="24"/>
-        </w:rPr>
-        <w:hyperlink r:id="rId13" w:history="1">
-          <w:r>
-            <w:rPr>
-              <w:rStyle w:val="Hyperlink"/>
-            </w:rPr>
-            <w:t>NIL). Het ov</w:t>
-          </w:r>
-        </w:hyperlink>
-      </w:r>
-      <w:r>
-        <w:rPr>
-          <w:rFonts w:ascii="Charis SIL Regular" w:hAnsi="Charis SIL Regular" w:eastAsia="Charis SIL Regular"/>
-          <w:b w:val="0"/>
-          <w:i w:val="0"/>
-          <w:color w:val="000000"/>
-          <w:sz w:val="24"/>
-        </w:rPr>
-        <w:t>erg</w:t>
+        <w:t>Nederlands-Indisch Leger (KNIL). Het overg</w:t>
       </w:r>
       <w:r>
         <w:rPr>
@@ -3278,7 +3293,7 @@
           <w:sz w:val="24"/>
           <w:u w:val="single"/>
         </w:rPr>
-        <w:hyperlink r:id="rId18" w:history="1">
+        <w:hyperlink r:id="rId17" w:history="1">
           <w:r>
             <w:rPr>
               <w:rStyle w:val="Hyperlink"/>
@@ -3296,7 +3311,7 @@
           <w:sz w:val="24"/>
           <w:u w:val="single"/>
         </w:rPr>
-        <w:hyperlink r:id="rId18" w:history="1">
+        <w:hyperlink r:id="rId17" w:history="1">
           <w:r>
             <w:rPr>
               <w:rStyle w:val="Hyperlink"/>
@@ -3325,7 +3340,7 @@
           <w:sz w:val="24"/>
           <w:u w:val="single"/>
         </w:rPr>
-        <w:hyperlink r:id="rId18" w:history="1">
+        <w:hyperlink r:id="rId17" w:history="1">
           <w:r>
             <w:rPr>
               <w:rStyle w:val="Hyperlink"/>
@@ -3473,7 +3488,7 @@
           <w:sz w:val="24"/>
           <w:u w:val="single"/>
         </w:rPr>
-        <w:hyperlink r:id="rId19" w:history="1">
+        <w:hyperlink r:id="rId18" w:history="1">
           <w:r>
             <w:rPr>
               <w:rStyle w:val="Hyperlink"/>
@@ -3491,7 +3506,7 @@
           <w:sz w:val="24"/>
           <w:u w:val="single"/>
         </w:rPr>
-        <w:hyperlink r:id="rId19" w:history="1">
+        <w:hyperlink r:id="rId18" w:history="1">
           <w:r>
             <w:rPr>
               <w:rStyle w:val="Hyperlink"/>
@@ -3509,7 +3524,7 @@
           <w:sz w:val="24"/>
           <w:u w:val="single"/>
         </w:rPr>
-        <w:hyperlink r:id="rId19" w:history="1">
+        <w:hyperlink r:id="rId18" w:history="1">
           <w:r>
             <w:rPr>
               <w:rStyle w:val="Hyperlink"/>
@@ -3527,7 +3542,7 @@
           <w:sz w:val="24"/>
           <w:u w:val="single"/>
         </w:rPr>
-        <w:hyperlink r:id="rId19" w:history="1">
+        <w:hyperlink r:id="rId18" w:history="1">
           <w:r>
             <w:rPr>
               <w:rStyle w:val="Hyperlink"/>
@@ -3555,7 +3570,7 @@
           <w:sz w:val="24"/>
           <w:u w:val="single"/>
         </w:rPr>
-        <w:hyperlink r:id="rId20" w:history="1">
+        <w:hyperlink r:id="rId19" w:history="1">
           <w:r>
             <w:rPr>
               <w:rStyle w:val="Hyperlink"/>
@@ -3573,7 +3588,7 @@
           <w:sz w:val="24"/>
           <w:u w:val="single"/>
         </w:rPr>
-        <w:hyperlink r:id="rId20" w:history="1">
+        <w:hyperlink r:id="rId19" w:history="1">
           <w:r>
             <w:rPr>
               <w:rStyle w:val="Hyperlink"/>
@@ -3602,7 +3617,7 @@
           <w:sz w:val="24"/>
           <w:u w:val="single"/>
         </w:rPr>
-        <w:hyperlink r:id="rId20" w:history="1">
+        <w:hyperlink r:id="rId19" w:history="1">
           <w:r>
             <w:rPr>
               <w:rStyle w:val="Hyperlink"/>
@@ -3730,7 +3745,7 @@
           <w:sz w:val="24"/>
           <w:u w:val="single"/>
         </w:rPr>
-        <w:hyperlink r:id="rId21" w:history="1">
+        <w:hyperlink r:id="rId20" w:history="1">
           <w:r>
             <w:rPr>
               <w:rStyle w:val="Hyperlink"/>
@@ -3748,7 +3763,7 @@
           <w:sz w:val="24"/>
           <w:u w:val="single"/>
         </w:rPr>
-        <w:hyperlink r:id="rId21" w:history="1">
+        <w:hyperlink r:id="rId20" w:history="1">
           <w:r>
             <w:rPr>
               <w:rStyle w:val="Hyperlink"/>
@@ -3766,7 +3781,7 @@
           <w:sz w:val="24"/>
           <w:u w:val="single"/>
         </w:rPr>
-        <w:hyperlink r:id="rId21" w:history="1">
+        <w:hyperlink r:id="rId20" w:history="1">
           <w:r>
             <w:rPr>
               <w:rStyle w:val="Hyperlink"/>
@@ -3784,7 +3799,7 @@
           <w:sz w:val="24"/>
           <w:u w:val="single"/>
         </w:rPr>
-        <w:hyperlink r:id="rId21" w:history="1">
+        <w:hyperlink r:id="rId20" w:history="1">
           <w:r>
             <w:rPr>
               <w:rStyle w:val="Hyperlink"/>
@@ -3912,7 +3927,7 @@
           <w:sz w:val="24"/>
           <w:u w:val="single"/>
         </w:rPr>
-        <w:hyperlink r:id="rId22" w:history="1">
+        <w:hyperlink r:id="rId21" w:history="1">
           <w:r>
             <w:rPr>
               <w:rStyle w:val="Hyperlink"/>
@@ -3930,7 +3945,7 @@
           <w:sz w:val="24"/>
           <w:u w:val="single"/>
         </w:rPr>
-        <w:hyperlink r:id="rId22" w:history="1">
+        <w:hyperlink r:id="rId21" w:history="1">
           <w:r>
             <w:rPr>
               <w:rStyle w:val="Hyperlink"/>
@@ -3948,7 +3963,7 @@
           <w:sz w:val="24"/>
           <w:u w:val="single"/>
         </w:rPr>
-        <w:hyperlink r:id="rId22" w:history="1">
+        <w:hyperlink r:id="rId21" w:history="1">
           <w:r>
             <w:rPr>
               <w:rStyle w:val="Hyperlink"/>
@@ -3976,7 +3991,7 @@
           <w:sz w:val="24"/>
           <w:u w:val="single"/>
         </w:rPr>
-        <w:hyperlink r:id="rId23" w:history="1">
+        <w:hyperlink r:id="rId22" w:history="1">
           <w:r>
             <w:rPr>
               <w:rStyle w:val="Hyperlink"/>
@@ -4005,7 +4020,7 @@
           <w:sz w:val="24"/>
           <w:u w:val="single"/>
         </w:rPr>
-        <w:hyperlink r:id="rId23" w:history="1">
+        <w:hyperlink r:id="rId22" w:history="1">
           <w:r>
             <w:rPr>
               <w:rStyle w:val="Hyperlink"/>
@@ -4033,7 +4048,7 @@
           <w:sz w:val="24"/>
           <w:u w:val="single"/>
         </w:rPr>
-        <w:hyperlink r:id="rId22" w:history="1">
+        <w:hyperlink r:id="rId21" w:history="1">
           <w:r>
             <w:rPr>
               <w:rStyle w:val="Hyperlink"/>
@@ -4051,7 +4066,7 @@
           <w:sz w:val="24"/>
           <w:u w:val="single"/>
         </w:rPr>
-        <w:hyperlink r:id="rId22" w:history="1">
+        <w:hyperlink r:id="rId21" w:history="1">
           <w:r>
             <w:rPr>
               <w:rStyle w:val="Hyperlink"/>
@@ -4080,7 +4095,7 @@
           <w:sz w:val="24"/>
           <w:u w:val="single"/>
         </w:rPr>
-        <w:hyperlink r:id="rId22" w:history="1">
+        <w:hyperlink r:id="rId21" w:history="1">
           <w:r>
             <w:rPr>
               <w:rStyle w:val="Hyperlink"/>
@@ -4181,7 +4196,7 @@
           <w:sz w:val="24"/>
           <w:u w:val="single"/>
         </w:rPr>
-        <w:hyperlink r:id="rId24" w:history="1">
+        <w:hyperlink r:id="rId23" w:history="1">
           <w:r>
             <w:rPr>
               <w:rStyle w:val="Hyperlink"/>
@@ -4199,7 +4214,7 @@
           <w:sz w:val="24"/>
           <w:u w:val="single"/>
         </w:rPr>
-        <w:hyperlink r:id="rId24" w:history="1">
+        <w:hyperlink r:id="rId23" w:history="1">
           <w:r>
             <w:rPr>
               <w:rStyle w:val="Hyperlink"/>
@@ -4217,7 +4232,7 @@
           <w:sz w:val="24"/>
           <w:u w:val="single"/>
         </w:rPr>
-        <w:hyperlink r:id="rId24" w:history="1">
+        <w:hyperlink r:id="rId23" w:history="1">
           <w:r>
             <w:rPr>
               <w:rStyle w:val="Hyperlink"/>
@@ -4245,7 +4260,7 @@
           <w:sz w:val="24"/>
           <w:u w:val="single"/>
         </w:rPr>
-        <w:hyperlink r:id="rId25" w:history="1">
+        <w:hyperlink r:id="rId24" w:history="1">
           <w:r>
             <w:rPr>
               <w:rStyle w:val="Hyperlink"/>
@@ -4274,7 +4289,7 @@
           <w:sz w:val="24"/>
           <w:u w:val="single"/>
         </w:rPr>
-        <w:hyperlink r:id="rId25" w:history="1">
+        <w:hyperlink r:id="rId24" w:history="1">
           <w:r>
             <w:rPr>
               <w:rStyle w:val="Hyperlink"/>
@@ -4302,7 +4317,7 @@
           <w:sz w:val="24"/>
           <w:u w:val="single"/>
         </w:rPr>
-        <w:hyperlink r:id="rId24" w:history="1">
+        <w:hyperlink r:id="rId23" w:history="1">
           <w:r>
             <w:rPr>
               <w:rStyle w:val="Hyperlink"/>
@@ -4320,7 +4335,7 @@
           <w:sz w:val="24"/>
           <w:u w:val="single"/>
         </w:rPr>
-        <w:hyperlink r:id="rId24" w:history="1">
+        <w:hyperlink r:id="rId23" w:history="1">
           <w:r>
             <w:rPr>
               <w:rStyle w:val="Hyperlink"/>
@@ -4349,7 +4364,7 @@
           <w:sz w:val="24"/>
           <w:u w:val="single"/>
         </w:rPr>
-        <w:hyperlink r:id="rId24" w:history="1">
+        <w:hyperlink r:id="rId23" w:history="1">
           <w:r>
             <w:rPr>
               <w:rStyle w:val="Hyperlink"/>

--- a/EXPORTS/DOCX/published/niveau3/Dutch/WMLeiden.docx
+++ b/EXPORTS/DOCX/published/niveau3/Dutch/WMLeiden.docx
@@ -557,24 +557,7 @@
           <w:color w:val="000000"/>
           <w:sz w:val="24"/>
         </w:rPr>
-        <w:t>van de collectie v</w:t>
-      </w:r>
-      <w:r>
-        <w:rPr>
-          <w:rFonts w:ascii="Charis SIL Regular" w:hAnsi="Charis SIL Regular" w:eastAsia="Charis SIL Regular"/>
-          <w:b w:val="0"/>
-          <w:i w:val="0"/>
-          <w:color w:val="000000"/>
-          <w:sz w:val="24"/>
-        </w:rPr>
-        <w:hyperlink r:id="rId10" w:history="1">
-          <w:r>
-            <w:rPr>
-              <w:rStyle w:val="Hyperlink"/>
-            </w:rPr>
-            <w:t xml:space="preserve">an het </w:t>
-          </w:r>
-        </w:hyperlink>
+        <w:t xml:space="preserve">van de collectie van het </w:t>
       </w:r>
       <w:r>
         <w:rPr>
@@ -585,7 +568,7 @@
           <w:sz w:val="24"/>
           <w:u w:val="single"/>
         </w:rPr>
-        <w:hyperlink r:id="rId10" w:history="1">
+        <w:hyperlink r:id="rId11" w:history="1">
           <w:r>
             <w:rPr>
               <w:rStyle w:val="Hyperlink"/>
@@ -603,7 +586,7 @@
           <w:sz w:val="24"/>
           <w:u w:val="single"/>
         </w:rPr>
-        <w:hyperlink r:id="rId10" w:history="1">
+        <w:hyperlink r:id="rId11" w:history="1">
           <w:r>
             <w:rPr>
               <w:rStyle w:val="Hyperlink"/>
@@ -621,7 +604,7 @@
           <w:sz w:val="24"/>
           <w:u w:val="single"/>
         </w:rPr>
-        <w:hyperlink r:id="rId10" w:history="1">
+        <w:hyperlink r:id="rId11" w:history="1">
           <w:r>
             <w:rPr>
               <w:rStyle w:val="Hyperlink"/>
@@ -639,7 +622,7 @@
           <w:sz w:val="24"/>
           <w:u w:val="single"/>
         </w:rPr>
-        <w:hyperlink r:id="rId10" w:history="1">
+        <w:hyperlink r:id="rId11" w:history="1">
           <w:r>
             <w:rPr>
               <w:rStyle w:val="Hyperlink"/>
@@ -668,7 +651,7 @@
           <w:sz w:val="24"/>
           <w:u w:val="single"/>
         </w:rPr>
-        <w:hyperlink r:id="rId10" w:history="1">
+        <w:hyperlink r:id="rId11" w:history="1">
           <w:r>
             <w:rPr>
               <w:rStyle w:val="Hyperlink"/>
@@ -686,7 +669,7 @@
           <w:sz w:val="24"/>
           <w:u w:val="single"/>
         </w:rPr>
-        <w:hyperlink r:id="rId10" w:history="1">
+        <w:hyperlink r:id="rId11" w:history="1">
           <w:r>
             <w:rPr>
               <w:rStyle w:val="Hyperlink"/>
@@ -704,7 +687,7 @@
           <w:sz w:val="24"/>
           <w:u w:val="single"/>
         </w:rPr>
-        <w:hyperlink r:id="rId10" w:history="1">
+        <w:hyperlink r:id="rId11" w:history="1">
           <w:r>
             <w:rPr>
               <w:rStyle w:val="Hyperlink"/>
@@ -733,7 +716,7 @@
           <w:sz w:val="24"/>
           <w:u w:val="single"/>
         </w:rPr>
-        <w:hyperlink r:id="rId10" w:history="1">
+        <w:hyperlink r:id="rId11" w:history="1">
           <w:r>
             <w:rPr>
               <w:rStyle w:val="Hyperlink"/>
@@ -1453,7 +1436,53 @@
           <w:color w:val="000000"/>
           <w:sz w:val="24"/>
         </w:rPr>
-        <w:t>Nederlands-Indisch Leger (KNIL). Het overg</w:t>
+        <w:t>Nederlands-Indisc</w:t>
+      </w:r>
+      <w:r>
+        <w:rPr>
+          <w:u w:val="single" w:color="0000ff"/>
+          <w:rFonts w:ascii="Charis SIL Regular" w:hAnsi="Charis SIL Regular" w:eastAsia="Charis SIL Regular"/>
+          <w:b w:val="0"/>
+          <w:i w:val="0"/>
+          <w:color w:val="000000"/>
+          <w:sz w:val="24"/>
+        </w:rPr>
+        <w:hyperlink r:id="rId13" w:history="1">
+          <w:r>
+            <w:rPr>
+              <w:rStyle w:val="Hyperlink"/>
+            </w:rPr>
+            <w:t>h Leger (K</w:t>
+          </w:r>
+        </w:hyperlink>
+      </w:r>
+      <w:r>
+        <w:rPr>
+          <w:u w:val="single" w:color="0000ff"/>
+          <w:rFonts w:ascii="Charis SIL Regular" w:hAnsi="Charis SIL Regular" w:eastAsia="Charis SIL Regular"/>
+          <w:b w:val="0"/>
+          <w:i w:val="0"/>
+          <w:color w:val="000000"/>
+          <w:sz w:val="24"/>
+        </w:rPr>
+        <w:hyperlink r:id="rId13" w:history="1">
+          <w:r>
+            <w:rPr>
+              <w:rStyle w:val="Hyperlink"/>
+            </w:rPr>
+            <w:t>NIL). Het ov</w:t>
+          </w:r>
+        </w:hyperlink>
+      </w:r>
+      <w:r>
+        <w:rPr>
+          <w:rFonts w:ascii="Charis SIL Regular" w:hAnsi="Charis SIL Regular" w:eastAsia="Charis SIL Regular"/>
+          <w:b w:val="0"/>
+          <w:i w:val="0"/>
+          <w:color w:val="000000"/>
+          <w:sz w:val="24"/>
+        </w:rPr>
+        <w:t>erg</w:t>
       </w:r>
       <w:r>
         <w:rPr>
@@ -2619,7 +2648,7 @@
           <w:sz w:val="24"/>
           <w:u w:val="single"/>
         </w:rPr>
-        <w:t>Etnografisch Muse</w:t>
+        <w:t>Etnografisch Museu</w:t>
       </w:r>
       <w:r>
         <w:rPr>
@@ -2630,7 +2659,7 @@
           <w:sz w:val="24"/>
           <w:u w:val="single"/>
         </w:rPr>
-        <w:t>u</w:t>
+        <w:t>m Arti</w:t>
       </w:r>
       <w:r>
         <w:rPr>
@@ -2639,9 +2668,8 @@
           <w:i w:val="0"/>
           <w:color w:val="0000FF"/>
           <w:sz w:val="24"/>
-          <w:u w:val="single"/>
-        </w:rPr>
-        <w:t>m Artis</w:t>
+        </w:rPr>
+        <w:t>s</w:t>
       </w:r>
       <w:r>
         <w:br/>
@@ -3293,7 +3321,7 @@
           <w:sz w:val="24"/>
           <w:u w:val="single"/>
         </w:rPr>
-        <w:hyperlink r:id="rId17" w:history="1">
+        <w:hyperlink r:id="rId18" w:history="1">
           <w:r>
             <w:rPr>
               <w:rStyle w:val="Hyperlink"/>
@@ -3311,7 +3339,7 @@
           <w:sz w:val="24"/>
           <w:u w:val="single"/>
         </w:rPr>
-        <w:hyperlink r:id="rId17" w:history="1">
+        <w:hyperlink r:id="rId18" w:history="1">
           <w:r>
             <w:rPr>
               <w:rStyle w:val="Hyperlink"/>
@@ -3340,7 +3368,7 @@
           <w:sz w:val="24"/>
           <w:u w:val="single"/>
         </w:rPr>
-        <w:hyperlink r:id="rId17" w:history="1">
+        <w:hyperlink r:id="rId18" w:history="1">
           <w:r>
             <w:rPr>
               <w:rStyle w:val="Hyperlink"/>
@@ -3488,7 +3516,7 @@
           <w:sz w:val="24"/>
           <w:u w:val="single"/>
         </w:rPr>
-        <w:hyperlink r:id="rId18" w:history="1">
+        <w:hyperlink r:id="rId19" w:history="1">
           <w:r>
             <w:rPr>
               <w:rStyle w:val="Hyperlink"/>
@@ -3506,7 +3534,7 @@
           <w:sz w:val="24"/>
           <w:u w:val="single"/>
         </w:rPr>
-        <w:hyperlink r:id="rId18" w:history="1">
+        <w:hyperlink r:id="rId19" w:history="1">
           <w:r>
             <w:rPr>
               <w:rStyle w:val="Hyperlink"/>
@@ -3524,7 +3552,7 @@
           <w:sz w:val="24"/>
           <w:u w:val="single"/>
         </w:rPr>
-        <w:hyperlink r:id="rId18" w:history="1">
+        <w:hyperlink r:id="rId19" w:history="1">
           <w:r>
             <w:rPr>
               <w:rStyle w:val="Hyperlink"/>
@@ -3542,7 +3570,7 @@
           <w:sz w:val="24"/>
           <w:u w:val="single"/>
         </w:rPr>
-        <w:hyperlink r:id="rId18" w:history="1">
+        <w:hyperlink r:id="rId19" w:history="1">
           <w:r>
             <w:rPr>
               <w:rStyle w:val="Hyperlink"/>
@@ -3570,7 +3598,7 @@
           <w:sz w:val="24"/>
           <w:u w:val="single"/>
         </w:rPr>
-        <w:hyperlink r:id="rId19" w:history="1">
+        <w:hyperlink r:id="rId20" w:history="1">
           <w:r>
             <w:rPr>
               <w:rStyle w:val="Hyperlink"/>
@@ -3588,7 +3616,7 @@
           <w:sz w:val="24"/>
           <w:u w:val="single"/>
         </w:rPr>
-        <w:hyperlink r:id="rId19" w:history="1">
+        <w:hyperlink r:id="rId20" w:history="1">
           <w:r>
             <w:rPr>
               <w:rStyle w:val="Hyperlink"/>
@@ -3617,7 +3645,7 @@
           <w:sz w:val="24"/>
           <w:u w:val="single"/>
         </w:rPr>
-        <w:hyperlink r:id="rId19" w:history="1">
+        <w:hyperlink r:id="rId20" w:history="1">
           <w:r>
             <w:rPr>
               <w:rStyle w:val="Hyperlink"/>
@@ -3745,7 +3773,7 @@
           <w:sz w:val="24"/>
           <w:u w:val="single"/>
         </w:rPr>
-        <w:hyperlink r:id="rId20" w:history="1">
+        <w:hyperlink r:id="rId21" w:history="1">
           <w:r>
             <w:rPr>
               <w:rStyle w:val="Hyperlink"/>
@@ -3763,7 +3791,7 @@
           <w:sz w:val="24"/>
           <w:u w:val="single"/>
         </w:rPr>
-        <w:hyperlink r:id="rId20" w:history="1">
+        <w:hyperlink r:id="rId21" w:history="1">
           <w:r>
             <w:rPr>
               <w:rStyle w:val="Hyperlink"/>
@@ -3781,7 +3809,7 @@
           <w:sz w:val="24"/>
           <w:u w:val="single"/>
         </w:rPr>
-        <w:hyperlink r:id="rId20" w:history="1">
+        <w:hyperlink r:id="rId21" w:history="1">
           <w:r>
             <w:rPr>
               <w:rStyle w:val="Hyperlink"/>
@@ -3799,7 +3827,7 @@
           <w:sz w:val="24"/>
           <w:u w:val="single"/>
         </w:rPr>
-        <w:hyperlink r:id="rId20" w:history="1">
+        <w:hyperlink r:id="rId21" w:history="1">
           <w:r>
             <w:rPr>
               <w:rStyle w:val="Hyperlink"/>
@@ -3927,7 +3955,7 @@
           <w:sz w:val="24"/>
           <w:u w:val="single"/>
         </w:rPr>
-        <w:hyperlink r:id="rId21" w:history="1">
+        <w:hyperlink r:id="rId22" w:history="1">
           <w:r>
             <w:rPr>
               <w:rStyle w:val="Hyperlink"/>
@@ -3945,7 +3973,7 @@
           <w:sz w:val="24"/>
           <w:u w:val="single"/>
         </w:rPr>
-        <w:hyperlink r:id="rId21" w:history="1">
+        <w:hyperlink r:id="rId22" w:history="1">
           <w:r>
             <w:rPr>
               <w:rStyle w:val="Hyperlink"/>
@@ -3963,7 +3991,7 @@
           <w:sz w:val="24"/>
           <w:u w:val="single"/>
         </w:rPr>
-        <w:hyperlink r:id="rId21" w:history="1">
+        <w:hyperlink r:id="rId22" w:history="1">
           <w:r>
             <w:rPr>
               <w:rStyle w:val="Hyperlink"/>
@@ -3991,7 +4019,7 @@
           <w:sz w:val="24"/>
           <w:u w:val="single"/>
         </w:rPr>
-        <w:hyperlink r:id="rId22" w:history="1">
+        <w:hyperlink r:id="rId23" w:history="1">
           <w:r>
             <w:rPr>
               <w:rStyle w:val="Hyperlink"/>
@@ -4020,7 +4048,7 @@
           <w:sz w:val="24"/>
           <w:u w:val="single"/>
         </w:rPr>
-        <w:hyperlink r:id="rId22" w:history="1">
+        <w:hyperlink r:id="rId23" w:history="1">
           <w:r>
             <w:rPr>
               <w:rStyle w:val="Hyperlink"/>
@@ -4048,7 +4076,7 @@
           <w:sz w:val="24"/>
           <w:u w:val="single"/>
         </w:rPr>
-        <w:hyperlink r:id="rId21" w:history="1">
+        <w:hyperlink r:id="rId22" w:history="1">
           <w:r>
             <w:rPr>
               <w:rStyle w:val="Hyperlink"/>
@@ -4066,7 +4094,7 @@
           <w:sz w:val="24"/>
           <w:u w:val="single"/>
         </w:rPr>
-        <w:hyperlink r:id="rId21" w:history="1">
+        <w:hyperlink r:id="rId22" w:history="1">
           <w:r>
             <w:rPr>
               <w:rStyle w:val="Hyperlink"/>
@@ -4095,7 +4123,7 @@
           <w:sz w:val="24"/>
           <w:u w:val="single"/>
         </w:rPr>
-        <w:hyperlink r:id="rId21" w:history="1">
+        <w:hyperlink r:id="rId22" w:history="1">
           <w:r>
             <w:rPr>
               <w:rStyle w:val="Hyperlink"/>
@@ -4196,7 +4224,7 @@
           <w:sz w:val="24"/>
           <w:u w:val="single"/>
         </w:rPr>
-        <w:hyperlink r:id="rId23" w:history="1">
+        <w:hyperlink r:id="rId24" w:history="1">
           <w:r>
             <w:rPr>
               <w:rStyle w:val="Hyperlink"/>
@@ -4214,7 +4242,7 @@
           <w:sz w:val="24"/>
           <w:u w:val="single"/>
         </w:rPr>
-        <w:hyperlink r:id="rId23" w:history="1">
+        <w:hyperlink r:id="rId24" w:history="1">
           <w:r>
             <w:rPr>
               <w:rStyle w:val="Hyperlink"/>
@@ -4232,7 +4260,7 @@
           <w:sz w:val="24"/>
           <w:u w:val="single"/>
         </w:rPr>
-        <w:hyperlink r:id="rId23" w:history="1">
+        <w:hyperlink r:id="rId24" w:history="1">
           <w:r>
             <w:rPr>
               <w:rStyle w:val="Hyperlink"/>
@@ -4260,7 +4288,7 @@
           <w:sz w:val="24"/>
           <w:u w:val="single"/>
         </w:rPr>
-        <w:hyperlink r:id="rId24" w:history="1">
+        <w:hyperlink r:id="rId25" w:history="1">
           <w:r>
             <w:rPr>
               <w:rStyle w:val="Hyperlink"/>
@@ -4289,7 +4317,7 @@
           <w:sz w:val="24"/>
           <w:u w:val="single"/>
         </w:rPr>
-        <w:hyperlink r:id="rId24" w:history="1">
+        <w:hyperlink r:id="rId25" w:history="1">
           <w:r>
             <w:rPr>
               <w:rStyle w:val="Hyperlink"/>
@@ -4317,7 +4345,7 @@
           <w:sz w:val="24"/>
           <w:u w:val="single"/>
         </w:rPr>
-        <w:hyperlink r:id="rId23" w:history="1">
+        <w:hyperlink r:id="rId24" w:history="1">
           <w:r>
             <w:rPr>
               <w:rStyle w:val="Hyperlink"/>
@@ -4335,7 +4363,7 @@
           <w:sz w:val="24"/>
           <w:u w:val="single"/>
         </w:rPr>
-        <w:hyperlink r:id="rId23" w:history="1">
+        <w:hyperlink r:id="rId24" w:history="1">
           <w:r>
             <w:rPr>
               <w:rStyle w:val="Hyperlink"/>
@@ -4364,7 +4392,7 @@
           <w:sz w:val="24"/>
           <w:u w:val="single"/>
         </w:rPr>
-        <w:hyperlink r:id="rId23" w:history="1">
+        <w:hyperlink r:id="rId24" w:history="1">
           <w:r>
             <w:rPr>
               <w:rStyle w:val="Hyperlink"/>

--- a/EXPORTS/DOCX/published/niveau3/Dutch/WMLeiden.docx
+++ b/EXPORTS/DOCX/published/niveau3/Dutch/WMLeiden.docx
@@ -568,7 +568,7 @@
           <w:sz w:val="24"/>
           <w:u w:val="single"/>
         </w:rPr>
-        <w:hyperlink r:id="rId11" w:history="1">
+        <w:hyperlink r:id="rId10" w:history="1">
           <w:r>
             <w:rPr>
               <w:rStyle w:val="Hyperlink"/>
@@ -586,7 +586,7 @@
           <w:sz w:val="24"/>
           <w:u w:val="single"/>
         </w:rPr>
-        <w:hyperlink r:id="rId11" w:history="1">
+        <w:hyperlink r:id="rId10" w:history="1">
           <w:r>
             <w:rPr>
               <w:rStyle w:val="Hyperlink"/>
@@ -604,7 +604,7 @@
           <w:sz w:val="24"/>
           <w:u w:val="single"/>
         </w:rPr>
-        <w:hyperlink r:id="rId11" w:history="1">
+        <w:hyperlink r:id="rId10" w:history="1">
           <w:r>
             <w:rPr>
               <w:rStyle w:val="Hyperlink"/>
@@ -622,7 +622,7 @@
           <w:sz w:val="24"/>
           <w:u w:val="single"/>
         </w:rPr>
-        <w:hyperlink r:id="rId11" w:history="1">
+        <w:hyperlink r:id="rId10" w:history="1">
           <w:r>
             <w:rPr>
               <w:rStyle w:val="Hyperlink"/>
@@ -772,42 +772,7 @@
           <w:color w:val="000000"/>
           <w:sz w:val="24"/>
         </w:rPr>
-        <w:hyperlink r:id="rId11" w:history="1">
-          <w:r>
-            <w:rPr>
-              <w:rStyle w:val="Hyperlink"/>
-            </w:rPr>
-            <w:t>afisch Mus</w:t>
-          </w:r>
-        </w:hyperlink>
-      </w:r>
-      <w:r>
-        <w:rPr>
-          <w:rFonts w:ascii="Charis SIL Regular" w:hAnsi="Charis SIL Regular" w:eastAsia="Charis SIL Regular"/>
-          <w:b w:val="0"/>
-          <w:i w:val="0"/>
-          <w:color w:val="000000"/>
-          <w:sz w:val="24"/>
-        </w:rPr>
-        <w:hyperlink r:id="rId11" w:history="1">
-          <w:r>
-            <w:rPr>
-              <w:rStyle w:val="Hyperlink"/>
-            </w:rPr>
-            <w:t>e</w:t>
-          </w:r>
-        </w:hyperlink>
-      </w:r>
-      <w:r>
-        <w:rPr>
-          <w:u w:val="single" w:color="0000ff"/>
-          <w:rFonts w:ascii="Charis SIL Regular" w:hAnsi="Charis SIL Regular" w:eastAsia="Charis SIL Regular"/>
-          <w:b w:val="0"/>
-          <w:i w:val="0"/>
-          <w:color w:val="000000"/>
-          <w:sz w:val="24"/>
-        </w:rPr>
-        <w:t>um</w:t>
+        <w:t>afisch Museum</w:t>
       </w:r>
       <w:r>
         <w:rPr>
@@ -841,7 +806,7 @@
             <w:rPr>
               <w:rStyle w:val="Hyperlink"/>
             </w:rPr>
-            <w:t>der deze la</w:t>
+            <w:t>der deze l</w:t>
           </w:r>
         </w:hyperlink>
       </w:r>
@@ -853,7 +818,7 @@
           <w:color w:val="000000"/>
           <w:sz w:val="24"/>
         </w:rPr>
-        <w:t xml:space="preserve">atste groep objecten bevonden zich ook </w:t>
+        <w:t xml:space="preserve">aatste groep objecten bevonden zich ook </w:t>
       </w:r>
       <w:r>
         <w:rPr>
@@ -1860,25 +1825,7 @@
           <w:color w:val="000000"/>
           <w:sz w:val="24"/>
         </w:rPr>
-        <w:t>een aanzie</w:t>
-      </w:r>
-      <w:r>
-        <w:rPr>
-          <w:u w:val="single" w:color="0000ff"/>
-          <w:rFonts w:ascii="Charis SIL Regular" w:hAnsi="Charis SIL Regular" w:eastAsia="Charis SIL Regular"/>
-          <w:b w:val="0"/>
-          <w:i w:val="0"/>
-          <w:color w:val="000000"/>
-          <w:sz w:val="24"/>
-        </w:rPr>
-        <w:hyperlink r:id="rId10" w:history="1">
-          <w:r>
-            <w:rPr>
-              <w:rStyle w:val="Hyperlink"/>
-            </w:rPr>
-            <w:t>nlijke colle</w:t>
-          </w:r>
-        </w:hyperlink>
+        <w:t>een aanzienlijke colle</w:t>
       </w:r>
       <w:r>
         <w:rPr>
@@ -2648,7 +2595,7 @@
           <w:sz w:val="24"/>
           <w:u w:val="single"/>
         </w:rPr>
-        <w:t>Etnografisch Museu</w:t>
+        <w:t>Etnografisch Muse</w:t>
       </w:r>
       <w:r>
         <w:rPr>
@@ -2659,7 +2606,7 @@
           <w:sz w:val="24"/>
           <w:u w:val="single"/>
         </w:rPr>
-        <w:t>m Arti</w:t>
+        <w:t>u</w:t>
       </w:r>
       <w:r>
         <w:rPr>
@@ -2668,8 +2615,9 @@
           <w:i w:val="0"/>
           <w:color w:val="0000FF"/>
           <w:sz w:val="24"/>
-        </w:rPr>
-        <w:t>s</w:t>
+          <w:u w:val="single"/>
+        </w:rPr>
+        <w:t>m Artis</w:t>
       </w:r>
       <w:r>
         <w:br/>
@@ -3321,7 +3269,7 @@
           <w:sz w:val="24"/>
           <w:u w:val="single"/>
         </w:rPr>
-        <w:hyperlink r:id="rId18" w:history="1">
+        <w:hyperlink r:id="rId17" w:history="1">
           <w:r>
             <w:rPr>
               <w:rStyle w:val="Hyperlink"/>
@@ -3339,7 +3287,7 @@
           <w:sz w:val="24"/>
           <w:u w:val="single"/>
         </w:rPr>
-        <w:hyperlink r:id="rId18" w:history="1">
+        <w:hyperlink r:id="rId17" w:history="1">
           <w:r>
             <w:rPr>
               <w:rStyle w:val="Hyperlink"/>

--- a/EXPORTS/DOCX/published/niveau3/Dutch/WMLeiden.docx
+++ b/EXPORTS/DOCX/published/niveau3/Dutch/WMLeiden.docx
@@ -557,7 +557,25 @@
           <w:color w:val="000000"/>
           <w:sz w:val="24"/>
         </w:rPr>
-        <w:t xml:space="preserve">van de collectie van het </w:t>
+        <w:t>van de collectie v</w:t>
+      </w:r>
+      <w:r>
+        <w:rPr>
+          <w:u w:val="single" w:color="0000ff"/>
+          <w:rFonts w:ascii="Charis SIL Regular" w:hAnsi="Charis SIL Regular" w:eastAsia="Charis SIL Regular"/>
+          <w:b w:val="0"/>
+          <w:i w:val="0"/>
+          <w:color w:val="000000"/>
+          <w:sz w:val="24"/>
+        </w:rPr>
+        <w:hyperlink r:id="rId10" w:history="1">
+          <w:r>
+            <w:rPr>
+              <w:rStyle w:val="Hyperlink"/>
+            </w:rPr>
+            <w:t xml:space="preserve">an het </w:t>
+          </w:r>
+        </w:hyperlink>
       </w:r>
       <w:r>
         <w:rPr>
@@ -772,7 +790,35 @@
           <w:color w:val="000000"/>
           <w:sz w:val="24"/>
         </w:rPr>
-        <w:t>afisch Museum</w:t>
+        <w:hyperlink r:id="rId11" w:history="1">
+          <w:r>
+            <w:rPr>
+              <w:rStyle w:val="Hyperlink"/>
+            </w:rPr>
+            <w:t>afisch Muse</w:t>
+          </w:r>
+        </w:hyperlink>
+      </w:r>
+      <w:r>
+        <w:rPr>
+          <w:u w:val="single" w:color="0000ff"/>
+          <w:rFonts w:ascii="Charis SIL Regular" w:hAnsi="Charis SIL Regular" w:eastAsia="Charis SIL Regular"/>
+          <w:b w:val="0"/>
+          <w:i w:val="0"/>
+          <w:color w:val="000000"/>
+          <w:sz w:val="24"/>
+        </w:rPr>
+        <w:t>u</w:t>
+      </w:r>
+      <w:r>
+        <w:rPr>
+          <w:rFonts w:ascii="Charis SIL Regular" w:hAnsi="Charis SIL Regular" w:eastAsia="Charis SIL Regular"/>
+          <w:b w:val="0"/>
+          <w:i w:val="0"/>
+          <w:color w:val="000000"/>
+          <w:sz w:val="24"/>
+        </w:rPr>
+        <w:t>m</w:t>
       </w:r>
       <w:r>
         <w:rPr>
@@ -806,7 +852,7 @@
             <w:rPr>
               <w:rStyle w:val="Hyperlink"/>
             </w:rPr>
-            <w:t>der deze l</w:t>
+            <w:t>der deze la</w:t>
           </w:r>
         </w:hyperlink>
       </w:r>
@@ -818,7 +864,7 @@
           <w:color w:val="000000"/>
           <w:sz w:val="24"/>
         </w:rPr>
-        <w:t xml:space="preserve">aatste groep objecten bevonden zich ook </w:t>
+        <w:t xml:space="preserve">atste groep objecten bevonden zich ook </w:t>
       </w:r>
       <w:r>
         <w:rPr>
@@ -1110,146 +1156,7 @@
           <w:color w:val="000000"/>
           <w:sz w:val="24"/>
         </w:rPr>
-        <w:t>Daarnaast was het Rij</w:t>
-      </w:r>
-      <w:r>
-        <w:rPr>
-          <w:rFonts w:ascii="Charis SIL Regular" w:hAnsi="Charis SIL Regular" w:eastAsia="Charis SIL Regular"/>
-          <w:b w:val="0"/>
-          <w:i w:val="0"/>
-          <w:color w:val="000000"/>
-          <w:sz w:val="24"/>
-        </w:rPr>
-        <w:hyperlink r:id="rId12" w:history="1">
-          <w:r>
-            <w:rPr>
-              <w:rStyle w:val="Hyperlink"/>
-            </w:rPr>
-            <w:t>ks Etnogra</w:t>
-          </w:r>
-        </w:hyperlink>
-      </w:r>
-      <w:r>
-        <w:rPr>
-          <w:rFonts w:ascii="Charis SIL Regular" w:hAnsi="Charis SIL Regular" w:eastAsia="Charis SIL Regular"/>
-          <w:b w:val="0"/>
-          <w:i w:val="0"/>
-          <w:color w:val="000000"/>
-          <w:sz w:val="24"/>
-        </w:rPr>
-        <w:hyperlink r:id="rId12" w:history="1">
-          <w:r>
-            <w:rPr>
-              <w:rStyle w:val="Hyperlink"/>
-            </w:rPr>
-            <w:t>fisch Muse</w:t>
-          </w:r>
-        </w:hyperlink>
-      </w:r>
-      <w:r>
-        <w:rPr>
-          <w:rFonts w:ascii="Charis SIL Regular" w:hAnsi="Charis SIL Regular" w:eastAsia="Charis SIL Regular"/>
-          <w:b w:val="0"/>
-          <w:i w:val="0"/>
-          <w:color w:val="000000"/>
-          <w:sz w:val="24"/>
-        </w:rPr>
-        <w:t>um</w:t>
-      </w:r>
-      <w:r>
-        <w:rPr>
-          <w:rFonts w:ascii="Charis SIL Regular" w:hAnsi="Charis SIL Regular" w:eastAsia="Charis SIL Regular"/>
-          <w:b w:val="0"/>
-          <w:i w:val="0"/>
-          <w:color w:val="000000"/>
-          <w:sz w:val="24"/>
-        </w:rPr>
-        <w:hyperlink r:id="rId12" w:history="1">
-          <w:r>
-            <w:rPr>
-              <w:rStyle w:val="Hyperlink"/>
-            </w:rPr>
-            <w:t xml:space="preserve"> zelf een act</w:t>
-          </w:r>
-        </w:hyperlink>
-      </w:r>
-      <w:r>
-        <w:rPr>
-          <w:rFonts w:ascii="Charis SIL Regular" w:hAnsi="Charis SIL Regular" w:eastAsia="Charis SIL Regular"/>
-          <w:b w:val="0"/>
-          <w:i w:val="0"/>
-          <w:color w:val="000000"/>
-          <w:sz w:val="24"/>
-        </w:rPr>
-        <w:hyperlink r:id="rId12" w:history="1">
-          <w:r>
-            <w:rPr>
-              <w:rStyle w:val="Hyperlink"/>
-            </w:rPr>
-            <w:t>i</w:t>
-          </w:r>
-        </w:hyperlink>
-      </w:r>
-      <w:r>
-        <w:rPr>
-          <w:rFonts w:ascii="Charis SIL Regular" w:hAnsi="Charis SIL Regular" w:eastAsia="Charis SIL Regular"/>
-          <w:b w:val="0"/>
-          <w:i w:val="0"/>
-          <w:color w:val="000000"/>
-          <w:sz w:val="24"/>
-        </w:rPr>
-        <w:hyperlink r:id="rId12" w:history="1">
-          <w:r>
-            <w:rPr>
-              <w:rStyle w:val="Hyperlink"/>
-            </w:rPr>
-            <w:t>eve</w:t>
-          </w:r>
-        </w:hyperlink>
-      </w:r>
-      <w:r>
-        <w:rPr>
-          <w:rFonts w:ascii="Charis SIL Regular" w:hAnsi="Charis SIL Regular" w:eastAsia="Charis SIL Regular"/>
-          <w:b w:val="0"/>
-          <w:i w:val="0"/>
-          <w:color w:val="000000"/>
-          <w:sz w:val="24"/>
-        </w:rPr>
-        <w:t xml:space="preserve"> </w:t>
-      </w:r>
-      <w:r>
-        <w:rPr>
-          <w:rFonts w:ascii="Charis SIL Regular" w:hAnsi="Charis SIL Regular" w:eastAsia="Charis SIL Regular"/>
-          <w:b w:val="0"/>
-          <w:i w:val="0"/>
-          <w:color w:val="000000"/>
-          <w:sz w:val="24"/>
-        </w:rPr>
-        <w:hyperlink r:id="rId12" w:history="1">
-          <w:r>
-            <w:rPr>
-              <w:rStyle w:val="Hyperlink"/>
-            </w:rPr>
-            <w:t>koper va</w:t>
-          </w:r>
-        </w:hyperlink>
-      </w:r>
-      <w:r>
-        <w:rPr>
-          <w:rFonts w:ascii="Charis SIL Regular" w:hAnsi="Charis SIL Regular" w:eastAsia="Charis SIL Regular"/>
-          <w:b w:val="0"/>
-          <w:i w:val="0"/>
-          <w:color w:val="000000"/>
-          <w:sz w:val="24"/>
-        </w:rPr>
-        <w:hyperlink r:id="rId12" w:history="1">
-          <w:r>
-            <w:rPr>
-              <w:rStyle w:val="Hyperlink"/>
-            </w:rPr>
-            <w:t>n e</w:t>
-          </w:r>
-        </w:hyperlink>
+        <w:t>Daarnaast was het Rijks Etnografisch Museum zelf een actieve koper van e</w:t>
       </w:r>
       <w:r>
         <w:rPr>
@@ -2595,7 +2502,7 @@
           <w:sz w:val="24"/>
           <w:u w:val="single"/>
         </w:rPr>
-        <w:t>Etnografisch Muse</w:t>
+        <w:t>Etnografisch Museu</w:t>
       </w:r>
       <w:r>
         <w:rPr>
@@ -2606,7 +2513,7 @@
           <w:sz w:val="24"/>
           <w:u w:val="single"/>
         </w:rPr>
-        <w:t>u</w:t>
+        <w:t>m Arti</w:t>
       </w:r>
       <w:r>
         <w:rPr>
@@ -2615,9 +2522,8 @@
           <w:i w:val="0"/>
           <w:color w:val="0000FF"/>
           <w:sz w:val="24"/>
-          <w:u w:val="single"/>
-        </w:rPr>
-        <w:t>m Artis</w:t>
+        </w:rPr>
+        <w:t>s</w:t>
       </w:r>
       <w:r>
         <w:br/>
@@ -3269,7 +3175,7 @@
           <w:sz w:val="24"/>
           <w:u w:val="single"/>
         </w:rPr>
-        <w:hyperlink r:id="rId17" w:history="1">
+        <w:hyperlink r:id="rId18" w:history="1">
           <w:r>
             <w:rPr>
               <w:rStyle w:val="Hyperlink"/>
@@ -3287,7 +3193,7 @@
           <w:sz w:val="24"/>
           <w:u w:val="single"/>
         </w:rPr>
-        <w:hyperlink r:id="rId17" w:history="1">
+        <w:hyperlink r:id="rId18" w:history="1">
           <w:r>
             <w:rPr>
               <w:rStyle w:val="Hyperlink"/>
@@ -3546,7 +3452,7 @@
           <w:sz w:val="24"/>
           <w:u w:val="single"/>
         </w:rPr>
-        <w:hyperlink r:id="rId20" w:history="1">
+        <w:hyperlink r:id="rId19" w:history="1">
           <w:r>
             <w:rPr>
               <w:rStyle w:val="Hyperlink"/>
@@ -3564,7 +3470,7 @@
           <w:sz w:val="24"/>
           <w:u w:val="single"/>
         </w:rPr>
-        <w:hyperlink r:id="rId20" w:history="1">
+        <w:hyperlink r:id="rId19" w:history="1">
           <w:r>
             <w:rPr>
               <w:rStyle w:val="Hyperlink"/>
@@ -3593,7 +3499,7 @@
           <w:sz w:val="24"/>
           <w:u w:val="single"/>
         </w:rPr>
-        <w:hyperlink r:id="rId20" w:history="1">
+        <w:hyperlink r:id="rId19" w:history="1">
           <w:r>
             <w:rPr>
               <w:rStyle w:val="Hyperlink"/>
@@ -3721,7 +3627,7 @@
           <w:sz w:val="24"/>
           <w:u w:val="single"/>
         </w:rPr>
-        <w:hyperlink r:id="rId21" w:history="1">
+        <w:hyperlink r:id="rId20" w:history="1">
           <w:r>
             <w:rPr>
               <w:rStyle w:val="Hyperlink"/>
@@ -3739,7 +3645,7 @@
           <w:sz w:val="24"/>
           <w:u w:val="single"/>
         </w:rPr>
-        <w:hyperlink r:id="rId21" w:history="1">
+        <w:hyperlink r:id="rId20" w:history="1">
           <w:r>
             <w:rPr>
               <w:rStyle w:val="Hyperlink"/>
@@ -3757,7 +3663,7 @@
           <w:sz w:val="24"/>
           <w:u w:val="single"/>
         </w:rPr>
-        <w:hyperlink r:id="rId21" w:history="1">
+        <w:hyperlink r:id="rId20" w:history="1">
           <w:r>
             <w:rPr>
               <w:rStyle w:val="Hyperlink"/>
@@ -3775,7 +3681,7 @@
           <w:sz w:val="24"/>
           <w:u w:val="single"/>
         </w:rPr>
-        <w:hyperlink r:id="rId21" w:history="1">
+        <w:hyperlink r:id="rId20" w:history="1">
           <w:r>
             <w:rPr>
               <w:rStyle w:val="Hyperlink"/>
@@ -3903,7 +3809,7 @@
           <w:sz w:val="24"/>
           <w:u w:val="single"/>
         </w:rPr>
-        <w:hyperlink r:id="rId22" w:history="1">
+        <w:hyperlink r:id="rId21" w:history="1">
           <w:r>
             <w:rPr>
               <w:rStyle w:val="Hyperlink"/>
@@ -3921,7 +3827,7 @@
           <w:sz w:val="24"/>
           <w:u w:val="single"/>
         </w:rPr>
-        <w:hyperlink r:id="rId22" w:history="1">
+        <w:hyperlink r:id="rId21" w:history="1">
           <w:r>
             <w:rPr>
               <w:rStyle w:val="Hyperlink"/>
@@ -3939,7 +3845,7 @@
           <w:sz w:val="24"/>
           <w:u w:val="single"/>
         </w:rPr>
-        <w:hyperlink r:id="rId22" w:history="1">
+        <w:hyperlink r:id="rId21" w:history="1">
           <w:r>
             <w:rPr>
               <w:rStyle w:val="Hyperlink"/>
@@ -3967,7 +3873,7 @@
           <w:sz w:val="24"/>
           <w:u w:val="single"/>
         </w:rPr>
-        <w:hyperlink r:id="rId23" w:history="1">
+        <w:hyperlink r:id="rId22" w:history="1">
           <w:r>
             <w:rPr>
               <w:rStyle w:val="Hyperlink"/>
@@ -3996,7 +3902,7 @@
           <w:sz w:val="24"/>
           <w:u w:val="single"/>
         </w:rPr>
-        <w:hyperlink r:id="rId23" w:history="1">
+        <w:hyperlink r:id="rId22" w:history="1">
           <w:r>
             <w:rPr>
               <w:rStyle w:val="Hyperlink"/>
@@ -4024,7 +3930,7 @@
           <w:sz w:val="24"/>
           <w:u w:val="single"/>
         </w:rPr>
-        <w:hyperlink r:id="rId22" w:history="1">
+        <w:hyperlink r:id="rId21" w:history="1">
           <w:r>
             <w:rPr>
               <w:rStyle w:val="Hyperlink"/>
@@ -4042,7 +3948,7 @@
           <w:sz w:val="24"/>
           <w:u w:val="single"/>
         </w:rPr>
-        <w:hyperlink r:id="rId22" w:history="1">
+        <w:hyperlink r:id="rId21" w:history="1">
           <w:r>
             <w:rPr>
               <w:rStyle w:val="Hyperlink"/>
@@ -4071,7 +3977,7 @@
           <w:sz w:val="24"/>
           <w:u w:val="single"/>
         </w:rPr>
-        <w:hyperlink r:id="rId22" w:history="1">
+        <w:hyperlink r:id="rId21" w:history="1">
           <w:r>
             <w:rPr>
               <w:rStyle w:val="Hyperlink"/>
@@ -4172,7 +4078,7 @@
           <w:sz w:val="24"/>
           <w:u w:val="single"/>
         </w:rPr>
-        <w:hyperlink r:id="rId24" w:history="1">
+        <w:hyperlink r:id="rId23" w:history="1">
           <w:r>
             <w:rPr>
               <w:rStyle w:val="Hyperlink"/>
@@ -4190,7 +4096,7 @@
           <w:sz w:val="24"/>
           <w:u w:val="single"/>
         </w:rPr>
-        <w:hyperlink r:id="rId24" w:history="1">
+        <w:hyperlink r:id="rId23" w:history="1">
           <w:r>
             <w:rPr>
               <w:rStyle w:val="Hyperlink"/>
@@ -4208,7 +4114,7 @@
           <w:sz w:val="24"/>
           <w:u w:val="single"/>
         </w:rPr>
-        <w:hyperlink r:id="rId24" w:history="1">
+        <w:hyperlink r:id="rId23" w:history="1">
           <w:r>
             <w:rPr>
               <w:rStyle w:val="Hyperlink"/>
@@ -4236,7 +4142,7 @@
           <w:sz w:val="24"/>
           <w:u w:val="single"/>
         </w:rPr>
-        <w:hyperlink r:id="rId25" w:history="1">
+        <w:hyperlink r:id="rId24" w:history="1">
           <w:r>
             <w:rPr>
               <w:rStyle w:val="Hyperlink"/>
@@ -4265,7 +4171,7 @@
           <w:sz w:val="24"/>
           <w:u w:val="single"/>
         </w:rPr>
-        <w:hyperlink r:id="rId25" w:history="1">
+        <w:hyperlink r:id="rId24" w:history="1">
           <w:r>
             <w:rPr>
               <w:rStyle w:val="Hyperlink"/>
@@ -4293,7 +4199,7 @@
           <w:sz w:val="24"/>
           <w:u w:val="single"/>
         </w:rPr>
-        <w:hyperlink r:id="rId24" w:history="1">
+        <w:hyperlink r:id="rId23" w:history="1">
           <w:r>
             <w:rPr>
               <w:rStyle w:val="Hyperlink"/>
@@ -4311,7 +4217,7 @@
           <w:sz w:val="24"/>
           <w:u w:val="single"/>
         </w:rPr>
-        <w:hyperlink r:id="rId24" w:history="1">
+        <w:hyperlink r:id="rId23" w:history="1">
           <w:r>
             <w:rPr>
               <w:rStyle w:val="Hyperlink"/>
@@ -4340,7 +4246,7 @@
           <w:sz w:val="24"/>
           <w:u w:val="single"/>
         </w:rPr>
-        <w:hyperlink r:id="rId24" w:history="1">
+        <w:hyperlink r:id="rId23" w:history="1">
           <w:r>
             <w:rPr>
               <w:rStyle w:val="Hyperlink"/>

--- a/EXPORTS/DOCX/published/niveau3/Dutch/WMLeiden.docx
+++ b/EXPORTS/DOCX/published/niveau3/Dutch/WMLeiden.docx
@@ -669,7 +669,7 @@
           <w:sz w:val="24"/>
           <w:u w:val="single"/>
         </w:rPr>
-        <w:hyperlink r:id="rId11" w:history="1">
+        <w:hyperlink r:id="rId10" w:history="1">
           <w:r>
             <w:rPr>
               <w:rStyle w:val="Hyperlink"/>
@@ -687,7 +687,7 @@
           <w:sz w:val="24"/>
           <w:u w:val="single"/>
         </w:rPr>
-        <w:hyperlink r:id="rId11" w:history="1">
+        <w:hyperlink r:id="rId10" w:history="1">
           <w:r>
             <w:rPr>
               <w:rStyle w:val="Hyperlink"/>
@@ -705,7 +705,7 @@
           <w:sz w:val="24"/>
           <w:u w:val="single"/>
         </w:rPr>
-        <w:hyperlink r:id="rId11" w:history="1">
+        <w:hyperlink r:id="rId10" w:history="1">
           <w:r>
             <w:rPr>
               <w:rStyle w:val="Hyperlink"/>
@@ -779,64 +779,7 @@
           <w:color w:val="000000"/>
           <w:sz w:val="24"/>
         </w:rPr>
-        <w:t>toenmalige Rijks Etnogr</w:t>
-      </w:r>
-      <w:r>
-        <w:rPr>
-          <w:u w:val="single" w:color="0000ff"/>
-          <w:rFonts w:ascii="Charis SIL Regular" w:hAnsi="Charis SIL Regular" w:eastAsia="Charis SIL Regular"/>
-          <w:b w:val="0"/>
-          <w:i w:val="0"/>
-          <w:color w:val="000000"/>
-          <w:sz w:val="24"/>
-        </w:rPr>
-        <w:hyperlink r:id="rId11" w:history="1">
-          <w:r>
-            <w:rPr>
-              <w:rStyle w:val="Hyperlink"/>
-            </w:rPr>
-            <w:t>afisch Muse</w:t>
-          </w:r>
-        </w:hyperlink>
-      </w:r>
-      <w:r>
-        <w:rPr>
-          <w:u w:val="single" w:color="0000ff"/>
-          <w:rFonts w:ascii="Charis SIL Regular" w:hAnsi="Charis SIL Regular" w:eastAsia="Charis SIL Regular"/>
-          <w:b w:val="0"/>
-          <w:i w:val="0"/>
-          <w:color w:val="000000"/>
-          <w:sz w:val="24"/>
-        </w:rPr>
-        <w:t>u</w:t>
-      </w:r>
-      <w:r>
-        <w:rPr>
-          <w:rFonts w:ascii="Charis SIL Regular" w:hAnsi="Charis SIL Regular" w:eastAsia="Charis SIL Regular"/>
-          <w:b w:val="0"/>
-          <w:i w:val="0"/>
-          <w:color w:val="000000"/>
-          <w:sz w:val="24"/>
-        </w:rPr>
-        <w:t>m</w:t>
-      </w:r>
-      <w:r>
-        <w:rPr>
-          <w:u w:val="single" w:color="0000ff"/>
-          <w:rFonts w:ascii="Charis SIL Regular" w:hAnsi="Charis SIL Regular" w:eastAsia="Charis SIL Regular"/>
-          <w:b w:val="0"/>
-          <w:i w:val="0"/>
-          <w:color w:val="000000"/>
-          <w:sz w:val="24"/>
-        </w:rPr>
-        <w:hyperlink r:id="rId11" w:history="1">
-          <w:r>
-            <w:rPr>
-              <w:rStyle w:val="Hyperlink"/>
-            </w:rPr>
-            <w:t>. On</w:t>
-          </w:r>
-        </w:hyperlink>
+        <w:t>toenmalige Rijks Etnografisch Museum. On</w:t>
       </w:r>
       <w:r>
         <w:rPr>
@@ -1156,7 +1099,146 @@
           <w:color w:val="000000"/>
           <w:sz w:val="24"/>
         </w:rPr>
-        <w:t>Daarnaast was het Rijks Etnografisch Museum zelf een actieve koper van e</w:t>
+        <w:t>Daarnaast was het Rij</w:t>
+      </w:r>
+      <w:r>
+        <w:rPr>
+          <w:rFonts w:ascii="Charis SIL Regular" w:hAnsi="Charis SIL Regular" w:eastAsia="Charis SIL Regular"/>
+          <w:b w:val="0"/>
+          <w:i w:val="0"/>
+          <w:color w:val="000000"/>
+          <w:sz w:val="24"/>
+        </w:rPr>
+        <w:hyperlink r:id="rId12" w:history="1">
+          <w:r>
+            <w:rPr>
+              <w:rStyle w:val="Hyperlink"/>
+            </w:rPr>
+            <w:t>ks Etnogra</w:t>
+          </w:r>
+        </w:hyperlink>
+      </w:r>
+      <w:r>
+        <w:rPr>
+          <w:rFonts w:ascii="Charis SIL Regular" w:hAnsi="Charis SIL Regular" w:eastAsia="Charis SIL Regular"/>
+          <w:b w:val="0"/>
+          <w:i w:val="0"/>
+          <w:color w:val="000000"/>
+          <w:sz w:val="24"/>
+        </w:rPr>
+        <w:hyperlink r:id="rId12" w:history="1">
+          <w:r>
+            <w:rPr>
+              <w:rStyle w:val="Hyperlink"/>
+            </w:rPr>
+            <w:t>fisch Muse</w:t>
+          </w:r>
+        </w:hyperlink>
+      </w:r>
+      <w:r>
+        <w:rPr>
+          <w:rFonts w:ascii="Charis SIL Regular" w:hAnsi="Charis SIL Regular" w:eastAsia="Charis SIL Regular"/>
+          <w:b w:val="0"/>
+          <w:i w:val="0"/>
+          <w:color w:val="000000"/>
+          <w:sz w:val="24"/>
+        </w:rPr>
+        <w:t>um</w:t>
+      </w:r>
+      <w:r>
+        <w:rPr>
+          <w:rFonts w:ascii="Charis SIL Regular" w:hAnsi="Charis SIL Regular" w:eastAsia="Charis SIL Regular"/>
+          <w:b w:val="0"/>
+          <w:i w:val="0"/>
+          <w:color w:val="000000"/>
+          <w:sz w:val="24"/>
+        </w:rPr>
+        <w:hyperlink r:id="rId12" w:history="1">
+          <w:r>
+            <w:rPr>
+              <w:rStyle w:val="Hyperlink"/>
+            </w:rPr>
+            <w:t xml:space="preserve"> zelf een act</w:t>
+          </w:r>
+        </w:hyperlink>
+      </w:r>
+      <w:r>
+        <w:rPr>
+          <w:rFonts w:ascii="Charis SIL Regular" w:hAnsi="Charis SIL Regular" w:eastAsia="Charis SIL Regular"/>
+          <w:b w:val="0"/>
+          <w:i w:val="0"/>
+          <w:color w:val="000000"/>
+          <w:sz w:val="24"/>
+        </w:rPr>
+        <w:hyperlink r:id="rId12" w:history="1">
+          <w:r>
+            <w:rPr>
+              <w:rStyle w:val="Hyperlink"/>
+            </w:rPr>
+            <w:t>i</w:t>
+          </w:r>
+        </w:hyperlink>
+      </w:r>
+      <w:r>
+        <w:rPr>
+          <w:rFonts w:ascii="Charis SIL Regular" w:hAnsi="Charis SIL Regular" w:eastAsia="Charis SIL Regular"/>
+          <w:b w:val="0"/>
+          <w:i w:val="0"/>
+          <w:color w:val="000000"/>
+          <w:sz w:val="24"/>
+        </w:rPr>
+        <w:hyperlink r:id="rId12" w:history="1">
+          <w:r>
+            <w:rPr>
+              <w:rStyle w:val="Hyperlink"/>
+            </w:rPr>
+            <w:t>eve</w:t>
+          </w:r>
+        </w:hyperlink>
+      </w:r>
+      <w:r>
+        <w:rPr>
+          <w:rFonts w:ascii="Charis SIL Regular" w:hAnsi="Charis SIL Regular" w:eastAsia="Charis SIL Regular"/>
+          <w:b w:val="0"/>
+          <w:i w:val="0"/>
+          <w:color w:val="000000"/>
+          <w:sz w:val="24"/>
+        </w:rPr>
+        <w:t xml:space="preserve"> </w:t>
+      </w:r>
+      <w:r>
+        <w:rPr>
+          <w:rFonts w:ascii="Charis SIL Regular" w:hAnsi="Charis SIL Regular" w:eastAsia="Charis SIL Regular"/>
+          <w:b w:val="0"/>
+          <w:i w:val="0"/>
+          <w:color w:val="000000"/>
+          <w:sz w:val="24"/>
+        </w:rPr>
+        <w:hyperlink r:id="rId12" w:history="1">
+          <w:r>
+            <w:rPr>
+              <w:rStyle w:val="Hyperlink"/>
+            </w:rPr>
+            <w:t>koper va</w:t>
+          </w:r>
+        </w:hyperlink>
+      </w:r>
+      <w:r>
+        <w:rPr>
+          <w:rFonts w:ascii="Charis SIL Regular" w:hAnsi="Charis SIL Regular" w:eastAsia="Charis SIL Regular"/>
+          <w:b w:val="0"/>
+          <w:i w:val="0"/>
+          <w:color w:val="000000"/>
+          <w:sz w:val="24"/>
+        </w:rPr>
+        <w:hyperlink r:id="rId12" w:history="1">
+          <w:r>
+            <w:rPr>
+              <w:rStyle w:val="Hyperlink"/>
+            </w:rPr>
+            <w:t>n e</w:t>
+          </w:r>
+        </w:hyperlink>
       </w:r>
       <w:r>
         <w:rPr>
@@ -1732,7 +1814,25 @@
           <w:color w:val="000000"/>
           <w:sz w:val="24"/>
         </w:rPr>
-        <w:t>een aanzienlijke colle</w:t>
+        <w:t>een aanzie</w:t>
+      </w:r>
+      <w:r>
+        <w:rPr>
+          <w:u w:val="single" w:color="0000ff"/>
+          <w:rFonts w:ascii="Charis SIL Regular" w:hAnsi="Charis SIL Regular" w:eastAsia="Charis SIL Regular"/>
+          <w:b w:val="0"/>
+          <w:i w:val="0"/>
+          <w:color w:val="000000"/>
+          <w:sz w:val="24"/>
+        </w:rPr>
+        <w:hyperlink r:id="rId10" w:history="1">
+          <w:r>
+            <w:rPr>
+              <w:rStyle w:val="Hyperlink"/>
+            </w:rPr>
+            <w:t>nlijke colle</w:t>
+          </w:r>
+        </w:hyperlink>
       </w:r>
       <w:r>
         <w:rPr>
@@ -3175,7 +3275,7 @@
           <w:sz w:val="24"/>
           <w:u w:val="single"/>
         </w:rPr>
-        <w:hyperlink r:id="rId18" w:history="1">
+        <w:hyperlink r:id="rId17" w:history="1">
           <w:r>
             <w:rPr>
               <w:rStyle w:val="Hyperlink"/>
@@ -3193,7 +3293,7 @@
           <w:sz w:val="24"/>
           <w:u w:val="single"/>
         </w:rPr>
-        <w:hyperlink r:id="rId18" w:history="1">
+        <w:hyperlink r:id="rId17" w:history="1">
           <w:r>
             <w:rPr>
               <w:rStyle w:val="Hyperlink"/>
@@ -3222,7 +3322,7 @@
           <w:sz w:val="24"/>
           <w:u w:val="single"/>
         </w:rPr>
-        <w:hyperlink r:id="rId18" w:history="1">
+        <w:hyperlink r:id="rId17" w:history="1">
           <w:r>
             <w:rPr>
               <w:rStyle w:val="Hyperlink"/>
@@ -3370,7 +3470,7 @@
           <w:sz w:val="24"/>
           <w:u w:val="single"/>
         </w:rPr>
-        <w:hyperlink r:id="rId19" w:history="1">
+        <w:hyperlink r:id="rId18" w:history="1">
           <w:r>
             <w:rPr>
               <w:rStyle w:val="Hyperlink"/>
@@ -3388,7 +3488,7 @@
           <w:sz w:val="24"/>
           <w:u w:val="single"/>
         </w:rPr>
-        <w:hyperlink r:id="rId19" w:history="1">
+        <w:hyperlink r:id="rId18" w:history="1">
           <w:r>
             <w:rPr>
               <w:rStyle w:val="Hyperlink"/>
@@ -3406,7 +3506,7 @@
           <w:sz w:val="24"/>
           <w:u w:val="single"/>
         </w:rPr>
-        <w:hyperlink r:id="rId19" w:history="1">
+        <w:hyperlink r:id="rId18" w:history="1">
           <w:r>
             <w:rPr>
               <w:rStyle w:val="Hyperlink"/>
@@ -3424,7 +3524,7 @@
           <w:sz w:val="24"/>
           <w:u w:val="single"/>
         </w:rPr>
-        <w:hyperlink r:id="rId19" w:history="1">
+        <w:hyperlink r:id="rId18" w:history="1">
           <w:r>
             <w:rPr>
               <w:rStyle w:val="Hyperlink"/>

--- a/EXPORTS/DOCX/published/niveau3/Dutch/WMLeiden.docx
+++ b/EXPORTS/DOCX/published/niveau3/Dutch/WMLeiden.docx
@@ -669,7 +669,7 @@
           <w:sz w:val="24"/>
           <w:u w:val="single"/>
         </w:rPr>
-        <w:hyperlink r:id="rId10" w:history="1">
+        <w:hyperlink r:id="rId11" w:history="1">
           <w:r>
             <w:rPr>
               <w:rStyle w:val="Hyperlink"/>
@@ -687,7 +687,7 @@
           <w:sz w:val="24"/>
           <w:u w:val="single"/>
         </w:rPr>
-        <w:hyperlink r:id="rId10" w:history="1">
+        <w:hyperlink r:id="rId11" w:history="1">
           <w:r>
             <w:rPr>
               <w:rStyle w:val="Hyperlink"/>
@@ -705,7 +705,7 @@
           <w:sz w:val="24"/>
           <w:u w:val="single"/>
         </w:rPr>
-        <w:hyperlink r:id="rId10" w:history="1">
+        <w:hyperlink r:id="rId11" w:history="1">
           <w:r>
             <w:rPr>
               <w:rStyle w:val="Hyperlink"/>
@@ -779,7 +779,64 @@
           <w:color w:val="000000"/>
           <w:sz w:val="24"/>
         </w:rPr>
-        <w:t>toenmalige Rijks Etnografisch Museum. On</w:t>
+        <w:t>toenmalige Rijks Etnogr</w:t>
+      </w:r>
+      <w:r>
+        <w:rPr>
+          <w:u w:val="single" w:color="0000ff"/>
+          <w:rFonts w:ascii="Charis SIL Regular" w:hAnsi="Charis SIL Regular" w:eastAsia="Charis SIL Regular"/>
+          <w:b w:val="0"/>
+          <w:i w:val="0"/>
+          <w:color w:val="000000"/>
+          <w:sz w:val="24"/>
+        </w:rPr>
+        <w:hyperlink r:id="rId11" w:history="1">
+          <w:r>
+            <w:rPr>
+              <w:rStyle w:val="Hyperlink"/>
+            </w:rPr>
+            <w:t>afisch Muse</w:t>
+          </w:r>
+        </w:hyperlink>
+      </w:r>
+      <w:r>
+        <w:rPr>
+          <w:u w:val="single" w:color="0000ff"/>
+          <w:rFonts w:ascii="Charis SIL Regular" w:hAnsi="Charis SIL Regular" w:eastAsia="Charis SIL Regular"/>
+          <w:b w:val="0"/>
+          <w:i w:val="0"/>
+          <w:color w:val="000000"/>
+          <w:sz w:val="24"/>
+        </w:rPr>
+        <w:t>u</w:t>
+      </w:r>
+      <w:r>
+        <w:rPr>
+          <w:rFonts w:ascii="Charis SIL Regular" w:hAnsi="Charis SIL Regular" w:eastAsia="Charis SIL Regular"/>
+          <w:b w:val="0"/>
+          <w:i w:val="0"/>
+          <w:color w:val="000000"/>
+          <w:sz w:val="24"/>
+        </w:rPr>
+        <w:t>m</w:t>
+      </w:r>
+      <w:r>
+        <w:rPr>
+          <w:u w:val="single" w:color="0000ff"/>
+          <w:rFonts w:ascii="Charis SIL Regular" w:hAnsi="Charis SIL Regular" w:eastAsia="Charis SIL Regular"/>
+          <w:b w:val="0"/>
+          <w:i w:val="0"/>
+          <w:color w:val="000000"/>
+          <w:sz w:val="24"/>
+        </w:rPr>
+        <w:hyperlink r:id="rId11" w:history="1">
+          <w:r>
+            <w:rPr>
+              <w:rStyle w:val="Hyperlink"/>
+            </w:rPr>
+            <w:t>. On</w:t>
+          </w:r>
+        </w:hyperlink>
       </w:r>
       <w:r>
         <w:rPr>
@@ -3552,7 +3609,7 @@
           <w:sz w:val="24"/>
           <w:u w:val="single"/>
         </w:rPr>
-        <w:hyperlink r:id="rId19" w:history="1">
+        <w:hyperlink r:id="rId18" w:history="1">
           <w:r>
             <w:rPr>
               <w:rStyle w:val="Hyperlink"/>
@@ -3570,7 +3627,7 @@
           <w:sz w:val="24"/>
           <w:u w:val="single"/>
         </w:rPr>
-        <w:hyperlink r:id="rId19" w:history="1">
+        <w:hyperlink r:id="rId18" w:history="1">
           <w:r>
             <w:rPr>
               <w:rStyle w:val="Hyperlink"/>
@@ -3599,7 +3656,7 @@
           <w:sz w:val="24"/>
           <w:u w:val="single"/>
         </w:rPr>
-        <w:hyperlink r:id="rId19" w:history="1">
+        <w:hyperlink r:id="rId18" w:history="1">
           <w:r>
             <w:rPr>
               <w:rStyle w:val="Hyperlink"/>
@@ -3727,7 +3784,7 @@
           <w:sz w:val="24"/>
           <w:u w:val="single"/>
         </w:rPr>
-        <w:hyperlink r:id="rId20" w:history="1">
+        <w:hyperlink r:id="rId19" w:history="1">
           <w:r>
             <w:rPr>
               <w:rStyle w:val="Hyperlink"/>
@@ -3745,7 +3802,7 @@
           <w:sz w:val="24"/>
           <w:u w:val="single"/>
         </w:rPr>
-        <w:hyperlink r:id="rId20" w:history="1">
+        <w:hyperlink r:id="rId19" w:history="1">
           <w:r>
             <w:rPr>
               <w:rStyle w:val="Hyperlink"/>
@@ -3763,7 +3820,7 @@
           <w:sz w:val="24"/>
           <w:u w:val="single"/>
         </w:rPr>
-        <w:hyperlink r:id="rId20" w:history="1">
+        <w:hyperlink r:id="rId19" w:history="1">
           <w:r>
             <w:rPr>
               <w:rStyle w:val="Hyperlink"/>
@@ -3781,7 +3838,7 @@
           <w:sz w:val="24"/>
           <w:u w:val="single"/>
         </w:rPr>
-        <w:hyperlink r:id="rId20" w:history="1">
+        <w:hyperlink r:id="rId19" w:history="1">
           <w:r>
             <w:rPr>
               <w:rStyle w:val="Hyperlink"/>
@@ -3909,7 +3966,7 @@
           <w:sz w:val="24"/>
           <w:u w:val="single"/>
         </w:rPr>
-        <w:hyperlink r:id="rId21" w:history="1">
+        <w:hyperlink r:id="rId20" w:history="1">
           <w:r>
             <w:rPr>
               <w:rStyle w:val="Hyperlink"/>
@@ -3927,7 +3984,7 @@
           <w:sz w:val="24"/>
           <w:u w:val="single"/>
         </w:rPr>
-        <w:hyperlink r:id="rId21" w:history="1">
+        <w:hyperlink r:id="rId20" w:history="1">
           <w:r>
             <w:rPr>
               <w:rStyle w:val="Hyperlink"/>
@@ -3945,7 +4002,7 @@
           <w:sz w:val="24"/>
           <w:u w:val="single"/>
         </w:rPr>
-        <w:hyperlink r:id="rId21" w:history="1">
+        <w:hyperlink r:id="rId20" w:history="1">
           <w:r>
             <w:rPr>
               <w:rStyle w:val="Hyperlink"/>
@@ -3973,7 +4030,7 @@
           <w:sz w:val="24"/>
           <w:u w:val="single"/>
         </w:rPr>
-        <w:hyperlink r:id="rId22" w:history="1">
+        <w:hyperlink r:id="rId21" w:history="1">
           <w:r>
             <w:rPr>
               <w:rStyle w:val="Hyperlink"/>
@@ -4002,7 +4059,7 @@
           <w:sz w:val="24"/>
           <w:u w:val="single"/>
         </w:rPr>
-        <w:hyperlink r:id="rId22" w:history="1">
+        <w:hyperlink r:id="rId21" w:history="1">
           <w:r>
             <w:rPr>
               <w:rStyle w:val="Hyperlink"/>
@@ -4030,7 +4087,7 @@
           <w:sz w:val="24"/>
           <w:u w:val="single"/>
         </w:rPr>
-        <w:hyperlink r:id="rId21" w:history="1">
+        <w:hyperlink r:id="rId20" w:history="1">
           <w:r>
             <w:rPr>
               <w:rStyle w:val="Hyperlink"/>
@@ -4048,7 +4105,7 @@
           <w:sz w:val="24"/>
           <w:u w:val="single"/>
         </w:rPr>
-        <w:hyperlink r:id="rId21" w:history="1">
+        <w:hyperlink r:id="rId20" w:history="1">
           <w:r>
             <w:rPr>
               <w:rStyle w:val="Hyperlink"/>
@@ -4077,7 +4134,7 @@
           <w:sz w:val="24"/>
           <w:u w:val="single"/>
         </w:rPr>
-        <w:hyperlink r:id="rId21" w:history="1">
+        <w:hyperlink r:id="rId20" w:history="1">
           <w:r>
             <w:rPr>
               <w:rStyle w:val="Hyperlink"/>
@@ -4178,7 +4235,7 @@
           <w:sz w:val="24"/>
           <w:u w:val="single"/>
         </w:rPr>
-        <w:hyperlink r:id="rId23" w:history="1">
+        <w:hyperlink r:id="rId22" w:history="1">
           <w:r>
             <w:rPr>
               <w:rStyle w:val="Hyperlink"/>
@@ -4196,7 +4253,7 @@
           <w:sz w:val="24"/>
           <w:u w:val="single"/>
         </w:rPr>
-        <w:hyperlink r:id="rId23" w:history="1">
+        <w:hyperlink r:id="rId22" w:history="1">
           <w:r>
             <w:rPr>
               <w:rStyle w:val="Hyperlink"/>
@@ -4214,7 +4271,7 @@
           <w:sz w:val="24"/>
           <w:u w:val="single"/>
         </w:rPr>
-        <w:hyperlink r:id="rId23" w:history="1">
+        <w:hyperlink r:id="rId22" w:history="1">
           <w:r>
             <w:rPr>
               <w:rStyle w:val="Hyperlink"/>
@@ -4242,7 +4299,7 @@
           <w:sz w:val="24"/>
           <w:u w:val="single"/>
         </w:rPr>
-        <w:hyperlink r:id="rId24" w:history="1">
+        <w:hyperlink r:id="rId23" w:history="1">
           <w:r>
             <w:rPr>
               <w:rStyle w:val="Hyperlink"/>
@@ -4271,7 +4328,7 @@
           <w:sz w:val="24"/>
           <w:u w:val="single"/>
         </w:rPr>
-        <w:hyperlink r:id="rId24" w:history="1">
+        <w:hyperlink r:id="rId23" w:history="1">
           <w:r>
             <w:rPr>
               <w:rStyle w:val="Hyperlink"/>
@@ -4299,7 +4356,7 @@
           <w:sz w:val="24"/>
           <w:u w:val="single"/>
         </w:rPr>
-        <w:hyperlink r:id="rId23" w:history="1">
+        <w:hyperlink r:id="rId22" w:history="1">
           <w:r>
             <w:rPr>
               <w:rStyle w:val="Hyperlink"/>
@@ -4317,7 +4374,7 @@
           <w:sz w:val="24"/>
           <w:u w:val="single"/>
         </w:rPr>
-        <w:hyperlink r:id="rId23" w:history="1">
+        <w:hyperlink r:id="rId22" w:history="1">
           <w:r>
             <w:rPr>
               <w:rStyle w:val="Hyperlink"/>
@@ -4346,7 +4403,7 @@
           <w:sz w:val="24"/>
           <w:u w:val="single"/>
         </w:rPr>
-        <w:hyperlink r:id="rId23" w:history="1">
+        <w:hyperlink r:id="rId22" w:history="1">
           <w:r>
             <w:rPr>
               <w:rStyle w:val="Hyperlink"/>

--- a/EXPORTS/DOCX/published/niveau3/Dutch/WMLeiden.docx
+++ b/EXPORTS/DOCX/published/niveau3/Dutch/WMLeiden.docx
@@ -557,25 +557,7 @@
           <w:color w:val="000000"/>
           <w:sz w:val="24"/>
         </w:rPr>
-        <w:t>van de collectie v</w:t>
-      </w:r>
-      <w:r>
-        <w:rPr>
-          <w:u w:val="single" w:color="0000ff"/>
-          <w:rFonts w:ascii="Charis SIL Regular" w:hAnsi="Charis SIL Regular" w:eastAsia="Charis SIL Regular"/>
-          <w:b w:val="0"/>
-          <w:i w:val="0"/>
-          <w:color w:val="000000"/>
-          <w:sz w:val="24"/>
-        </w:rPr>
-        <w:hyperlink r:id="rId10" w:history="1">
-          <w:r>
-            <w:rPr>
-              <w:rStyle w:val="Hyperlink"/>
-            </w:rPr>
-            <w:t xml:space="preserve">an het </w:t>
-          </w:r>
-        </w:hyperlink>
+        <w:t xml:space="preserve">van de collectie van het </w:t>
       </w:r>
       <w:r>
         <w:rPr>
@@ -584,52 +566,8 @@
           <w:i w:val="0"/>
           <w:color w:val="0000FF"/>
           <w:sz w:val="24"/>
-          <w:u w:val="single"/>
-        </w:rPr>
-        <w:hyperlink r:id="rId10" w:history="1">
-          <w:r>
-            <w:rPr>
-              <w:rStyle w:val="Hyperlink"/>
-            </w:rPr>
-            <w:t>Rij</w:t>
-          </w:r>
-        </w:hyperlink>
-      </w:r>
-      <w:r>
-        <w:rPr>
-          <w:rFonts w:ascii="Charis SIL Regular" w:hAnsi="Charis SIL Regular" w:eastAsia="Charis SIL Regular"/>
-          <w:b w:val="0"/>
-          <w:i w:val="0"/>
-          <w:color w:val="0000FF"/>
-          <w:sz w:val="24"/>
-          <w:u w:val="single"/>
-        </w:rPr>
-        <w:hyperlink r:id="rId10" w:history="1">
-          <w:r>
-            <w:rPr>
-              <w:rStyle w:val="Hyperlink"/>
-            </w:rPr>
-            <w:t>k</w:t>
-          </w:r>
-        </w:hyperlink>
-      </w:r>
-      <w:r>
-        <w:rPr>
-          <w:rFonts w:ascii="Charis SIL Regular" w:hAnsi="Charis SIL Regular" w:eastAsia="Charis SIL Regular"/>
-          <w:b w:val="0"/>
-          <w:i w:val="0"/>
-          <w:color w:val="0000FF"/>
-          <w:sz w:val="24"/>
-          <w:u w:val="single"/>
-        </w:rPr>
-        <w:hyperlink r:id="rId10" w:history="1">
-          <w:r>
-            <w:rPr>
-              <w:rStyle w:val="Hyperlink"/>
-            </w:rPr>
-            <w:t>smuseu</w:t>
-          </w:r>
-        </w:hyperlink>
+        </w:rPr>
+        <w:t>Rijksmuseu</w:t>
       </w:r>
       <w:r>
         <w:rPr>
@@ -669,7 +607,7 @@
           <w:sz w:val="24"/>
           <w:u w:val="single"/>
         </w:rPr>
-        <w:hyperlink r:id="rId11" w:history="1">
+        <w:hyperlink r:id="rId10" w:history="1">
           <w:r>
             <w:rPr>
               <w:rStyle w:val="Hyperlink"/>
@@ -687,7 +625,7 @@
           <w:sz w:val="24"/>
           <w:u w:val="single"/>
         </w:rPr>
-        <w:hyperlink r:id="rId11" w:history="1">
+        <w:hyperlink r:id="rId10" w:history="1">
           <w:r>
             <w:rPr>
               <w:rStyle w:val="Hyperlink"/>
@@ -705,7 +643,7 @@
           <w:sz w:val="24"/>
           <w:u w:val="single"/>
         </w:rPr>
-        <w:hyperlink r:id="rId11" w:history="1">
+        <w:hyperlink r:id="rId10" w:history="1">
           <w:r>
             <w:rPr>
               <w:rStyle w:val="Hyperlink"/>
@@ -734,7 +672,7 @@
           <w:sz w:val="24"/>
           <w:u w:val="single"/>
         </w:rPr>
-        <w:hyperlink r:id="rId11" w:history="1">
+        <w:hyperlink r:id="rId10" w:history="1">
           <w:r>
             <w:rPr>
               <w:rStyle w:val="Hyperlink"/>
@@ -795,12 +733,29 @@
             <w:rPr>
               <w:rStyle w:val="Hyperlink"/>
             </w:rPr>
-            <w:t>afisch Muse</w:t>
+            <w:t>afisch Mus</w:t>
           </w:r>
         </w:hyperlink>
       </w:r>
       <w:r>
         <w:rPr>
+          <w:rFonts w:ascii="Charis SIL Regular" w:hAnsi="Charis SIL Regular" w:eastAsia="Charis SIL Regular"/>
+          <w:b w:val="0"/>
+          <w:i w:val="0"/>
+          <w:color w:val="000000"/>
+          <w:sz w:val="24"/>
+        </w:rPr>
+        <w:hyperlink r:id="rId11" w:history="1">
+          <w:r>
+            <w:rPr>
+              <w:rStyle w:val="Hyperlink"/>
+            </w:rPr>
+            <w:t>e</w:t>
+          </w:r>
+        </w:hyperlink>
+      </w:r>
+      <w:r>
+        <w:rPr>
           <w:u w:val="single" w:color="0000ff"/>
           <w:rFonts w:ascii="Charis SIL Regular" w:hAnsi="Charis SIL Regular" w:eastAsia="Charis SIL Regular"/>
           <w:b w:val="0"/>
@@ -808,17 +763,7 @@
           <w:color w:val="000000"/>
           <w:sz w:val="24"/>
         </w:rPr>
-        <w:t>u</w:t>
-      </w:r>
-      <w:r>
-        <w:rPr>
-          <w:rFonts w:ascii="Charis SIL Regular" w:hAnsi="Charis SIL Regular" w:eastAsia="Charis SIL Regular"/>
-          <w:b w:val="0"/>
-          <w:i w:val="0"/>
-          <w:color w:val="000000"/>
-          <w:sz w:val="24"/>
-        </w:rPr>
-        <w:t>m</w:t>
+        <w:t>um</w:t>
       </w:r>
       <w:r>
         <w:rPr>
@@ -2049,61 +1994,7 @@
           <w:color w:val="000000"/>
           <w:sz w:val="24"/>
         </w:rPr>
-        <w:t xml:space="preserve">overgedaan. In het Wereldmuseum Leiden zijn sinds de </w:t>
-      </w:r>
-      <w:r>
-        <w:rPr>
-          <w:u w:val="single" w:color="0000ff"/>
-          <w:rFonts w:ascii="Charis SIL Regular" w:hAnsi="Charis SIL Regular" w:eastAsia="Charis SIL Regular"/>
-          <w:b w:val="0"/>
-          <w:i w:val="0"/>
-          <w:color w:val="000000"/>
-          <w:sz w:val="24"/>
-        </w:rPr>
-        <w:hyperlink r:id="rId11" w:history="1">
-          <w:r>
-            <w:rPr>
-              <w:rStyle w:val="Hyperlink"/>
-            </w:rPr>
-            <w:t>oprichting ge</w:t>
-          </w:r>
-        </w:hyperlink>
-      </w:r>
-      <w:r>
-        <w:rPr>
-          <w:u w:val="single" w:color="0000ff"/>
-          <w:rFonts w:ascii="Charis SIL Regular" w:hAnsi="Charis SIL Regular" w:eastAsia="Charis SIL Regular"/>
-          <w:b w:val="0"/>
-          <w:i w:val="0"/>
-          <w:color w:val="000000"/>
-          <w:sz w:val="24"/>
-        </w:rPr>
-        <w:hyperlink r:id="rId11" w:history="1">
-          <w:r>
-            <w:rPr>
-              <w:rStyle w:val="Hyperlink"/>
-            </w:rPr>
-            <w:t>g</w:t>
-          </w:r>
-        </w:hyperlink>
-      </w:r>
-      <w:r>
-        <w:rPr>
-          <w:u w:val="single" w:color="0000ff"/>
-          <w:rFonts w:ascii="Charis SIL Regular" w:hAnsi="Charis SIL Regular" w:eastAsia="Charis SIL Regular"/>
-          <w:b w:val="0"/>
-          <w:i w:val="0"/>
-          <w:color w:val="000000"/>
-          <w:sz w:val="24"/>
-        </w:rPr>
-        <w:hyperlink r:id="rId11" w:history="1">
-          <w:r>
-            <w:rPr>
-              <w:rStyle w:val="Hyperlink"/>
-            </w:rPr>
-            <w:t>even</w:t>
-          </w:r>
-        </w:hyperlink>
+        <w:t>overgedaan. In het Wereldmuseum Leiden zijn sinds de oprichting gegeven</w:t>
       </w:r>
       <w:r>
         <w:rPr>
@@ -2659,7 +2550,7 @@
           <w:sz w:val="24"/>
           <w:u w:val="single"/>
         </w:rPr>
-        <w:t>Etnografisch Museu</w:t>
+        <w:t>Etnografisch Muse</w:t>
       </w:r>
       <w:r>
         <w:rPr>
@@ -2670,7 +2561,7 @@
           <w:sz w:val="24"/>
           <w:u w:val="single"/>
         </w:rPr>
-        <w:t>m Arti</w:t>
+        <w:t>u</w:t>
       </w:r>
       <w:r>
         <w:rPr>
@@ -2679,8 +2570,9 @@
           <w:i w:val="0"/>
           <w:color w:val="0000FF"/>
           <w:sz w:val="24"/>
-        </w:rPr>
-        <w:t>s</w:t>
+          <w:u w:val="single"/>
+        </w:rPr>
+        <w:t>m Artis</w:t>
       </w:r>
       <w:r>
         <w:br/>
@@ -3332,7 +3224,7 @@
           <w:sz w:val="24"/>
           <w:u w:val="single"/>
         </w:rPr>
-        <w:hyperlink r:id="rId17" w:history="1">
+        <w:hyperlink r:id="rId18" w:history="1">
           <w:r>
             <w:rPr>
               <w:rStyle w:val="Hyperlink"/>
@@ -3350,7 +3242,7 @@
           <w:sz w:val="24"/>
           <w:u w:val="single"/>
         </w:rPr>
-        <w:hyperlink r:id="rId17" w:history="1">
+        <w:hyperlink r:id="rId18" w:history="1">
           <w:r>
             <w:rPr>
               <w:rStyle w:val="Hyperlink"/>
@@ -3379,7 +3271,7 @@
           <w:sz w:val="24"/>
           <w:u w:val="single"/>
         </w:rPr>
-        <w:hyperlink r:id="rId17" w:history="1">
+        <w:hyperlink r:id="rId18" w:history="1">
           <w:r>
             <w:rPr>
               <w:rStyle w:val="Hyperlink"/>
@@ -3527,7 +3419,7 @@
           <w:sz w:val="24"/>
           <w:u w:val="single"/>
         </w:rPr>
-        <w:hyperlink r:id="rId18" w:history="1">
+        <w:hyperlink r:id="rId19" w:history="1">
           <w:r>
             <w:rPr>
               <w:rStyle w:val="Hyperlink"/>
@@ -3545,7 +3437,7 @@
           <w:sz w:val="24"/>
           <w:u w:val="single"/>
         </w:rPr>
-        <w:hyperlink r:id="rId18" w:history="1">
+        <w:hyperlink r:id="rId19" w:history="1">
           <w:r>
             <w:rPr>
               <w:rStyle w:val="Hyperlink"/>
@@ -3563,7 +3455,7 @@
           <w:sz w:val="24"/>
           <w:u w:val="single"/>
         </w:rPr>
-        <w:hyperlink r:id="rId18" w:history="1">
+        <w:hyperlink r:id="rId19" w:history="1">
           <w:r>
             <w:rPr>
               <w:rStyle w:val="Hyperlink"/>
@@ -3581,7 +3473,7 @@
           <w:sz w:val="24"/>
           <w:u w:val="single"/>
         </w:rPr>
-        <w:hyperlink r:id="rId18" w:history="1">
+        <w:hyperlink r:id="rId19" w:history="1">
           <w:r>
             <w:rPr>
               <w:rStyle w:val="Hyperlink"/>
@@ -3609,7 +3501,7 @@
           <w:sz w:val="24"/>
           <w:u w:val="single"/>
         </w:rPr>
-        <w:hyperlink r:id="rId18" w:history="1">
+        <w:hyperlink r:id="rId20" w:history="1">
           <w:r>
             <w:rPr>
               <w:rStyle w:val="Hyperlink"/>
@@ -3627,7 +3519,7 @@
           <w:sz w:val="24"/>
           <w:u w:val="single"/>
         </w:rPr>
-        <w:hyperlink r:id="rId18" w:history="1">
+        <w:hyperlink r:id="rId20" w:history="1">
           <w:r>
             <w:rPr>
               <w:rStyle w:val="Hyperlink"/>
@@ -3656,7 +3548,7 @@
           <w:sz w:val="24"/>
           <w:u w:val="single"/>
         </w:rPr>
-        <w:hyperlink r:id="rId18" w:history="1">
+        <w:hyperlink r:id="rId20" w:history="1">
           <w:r>
             <w:rPr>
               <w:rStyle w:val="Hyperlink"/>
@@ -3784,7 +3676,7 @@
           <w:sz w:val="24"/>
           <w:u w:val="single"/>
         </w:rPr>
-        <w:hyperlink r:id="rId19" w:history="1">
+        <w:hyperlink r:id="rId21" w:history="1">
           <w:r>
             <w:rPr>
               <w:rStyle w:val="Hyperlink"/>
@@ -3802,7 +3694,7 @@
           <w:sz w:val="24"/>
           <w:u w:val="single"/>
         </w:rPr>
-        <w:hyperlink r:id="rId19" w:history="1">
+        <w:hyperlink r:id="rId21" w:history="1">
           <w:r>
             <w:rPr>
               <w:rStyle w:val="Hyperlink"/>
@@ -3820,7 +3712,7 @@
           <w:sz w:val="24"/>
           <w:u w:val="single"/>
         </w:rPr>
-        <w:hyperlink r:id="rId19" w:history="1">
+        <w:hyperlink r:id="rId21" w:history="1">
           <w:r>
             <w:rPr>
               <w:rStyle w:val="Hyperlink"/>
@@ -3838,7 +3730,7 @@
           <w:sz w:val="24"/>
           <w:u w:val="single"/>
         </w:rPr>
-        <w:hyperlink r:id="rId19" w:history="1">
+        <w:hyperlink r:id="rId21" w:history="1">
           <w:r>
             <w:rPr>
               <w:rStyle w:val="Hyperlink"/>
@@ -3966,7 +3858,7 @@
           <w:sz w:val="24"/>
           <w:u w:val="single"/>
         </w:rPr>
-        <w:hyperlink r:id="rId20" w:history="1">
+        <w:hyperlink r:id="rId22" w:history="1">
           <w:r>
             <w:rPr>
               <w:rStyle w:val="Hyperlink"/>
@@ -3984,7 +3876,7 @@
           <w:sz w:val="24"/>
           <w:u w:val="single"/>
         </w:rPr>
-        <w:hyperlink r:id="rId20" w:history="1">
+        <w:hyperlink r:id="rId22" w:history="1">
           <w:r>
             <w:rPr>
               <w:rStyle w:val="Hyperlink"/>
@@ -4002,7 +3894,7 @@
           <w:sz w:val="24"/>
           <w:u w:val="single"/>
         </w:rPr>
-        <w:hyperlink r:id="rId20" w:history="1">
+        <w:hyperlink r:id="rId22" w:history="1">
           <w:r>
             <w:rPr>
               <w:rStyle w:val="Hyperlink"/>
@@ -4030,7 +3922,7 @@
           <w:sz w:val="24"/>
           <w:u w:val="single"/>
         </w:rPr>
-        <w:hyperlink r:id="rId21" w:history="1">
+        <w:hyperlink r:id="rId23" w:history="1">
           <w:r>
             <w:rPr>
               <w:rStyle w:val="Hyperlink"/>
@@ -4059,7 +3951,7 @@
           <w:sz w:val="24"/>
           <w:u w:val="single"/>
         </w:rPr>
-        <w:hyperlink r:id="rId21" w:history="1">
+        <w:hyperlink r:id="rId23" w:history="1">
           <w:r>
             <w:rPr>
               <w:rStyle w:val="Hyperlink"/>
@@ -4087,7 +3979,7 @@
           <w:sz w:val="24"/>
           <w:u w:val="single"/>
         </w:rPr>
-        <w:hyperlink r:id="rId20" w:history="1">
+        <w:hyperlink r:id="rId22" w:history="1">
           <w:r>
             <w:rPr>
               <w:rStyle w:val="Hyperlink"/>
@@ -4105,7 +3997,7 @@
           <w:sz w:val="24"/>
           <w:u w:val="single"/>
         </w:rPr>
-        <w:hyperlink r:id="rId20" w:history="1">
+        <w:hyperlink r:id="rId22" w:history="1">
           <w:r>
             <w:rPr>
               <w:rStyle w:val="Hyperlink"/>
@@ -4134,7 +4026,7 @@
           <w:sz w:val="24"/>
           <w:u w:val="single"/>
         </w:rPr>
-        <w:hyperlink r:id="rId20" w:history="1">
+        <w:hyperlink r:id="rId22" w:history="1">
           <w:r>
             <w:rPr>
               <w:rStyle w:val="Hyperlink"/>
@@ -4235,7 +4127,7 @@
           <w:sz w:val="24"/>
           <w:u w:val="single"/>
         </w:rPr>
-        <w:hyperlink r:id="rId22" w:history="1">
+        <w:hyperlink r:id="rId24" w:history="1">
           <w:r>
             <w:rPr>
               <w:rStyle w:val="Hyperlink"/>
@@ -4253,7 +4145,7 @@
           <w:sz w:val="24"/>
           <w:u w:val="single"/>
         </w:rPr>
-        <w:hyperlink r:id="rId22" w:history="1">
+        <w:hyperlink r:id="rId24" w:history="1">
           <w:r>
             <w:rPr>
               <w:rStyle w:val="Hyperlink"/>
@@ -4271,7 +4163,7 @@
           <w:sz w:val="24"/>
           <w:u w:val="single"/>
         </w:rPr>
-        <w:hyperlink r:id="rId22" w:history="1">
+        <w:hyperlink r:id="rId24" w:history="1">
           <w:r>
             <w:rPr>
               <w:rStyle w:val="Hyperlink"/>
@@ -4299,7 +4191,7 @@
           <w:sz w:val="24"/>
           <w:u w:val="single"/>
         </w:rPr>
-        <w:hyperlink r:id="rId23" w:history="1">
+        <w:hyperlink r:id="rId25" w:history="1">
           <w:r>
             <w:rPr>
               <w:rStyle w:val="Hyperlink"/>
@@ -4328,7 +4220,7 @@
           <w:sz w:val="24"/>
           <w:u w:val="single"/>
         </w:rPr>
-        <w:hyperlink r:id="rId23" w:history="1">
+        <w:hyperlink r:id="rId25" w:history="1">
           <w:r>
             <w:rPr>
               <w:rStyle w:val="Hyperlink"/>
@@ -4356,7 +4248,7 @@
           <w:sz w:val="24"/>
           <w:u w:val="single"/>
         </w:rPr>
-        <w:hyperlink r:id="rId22" w:history="1">
+        <w:hyperlink r:id="rId24" w:history="1">
           <w:r>
             <w:rPr>
               <w:rStyle w:val="Hyperlink"/>
@@ -4374,7 +4266,7 @@
           <w:sz w:val="24"/>
           <w:u w:val="single"/>
         </w:rPr>
-        <w:hyperlink r:id="rId22" w:history="1">
+        <w:hyperlink r:id="rId24" w:history="1">
           <w:r>
             <w:rPr>
               <w:rStyle w:val="Hyperlink"/>
@@ -4403,7 +4295,7 @@
           <w:sz w:val="24"/>
           <w:u w:val="single"/>
         </w:rPr>
-        <w:hyperlink r:id="rId22" w:history="1">
+        <w:hyperlink r:id="rId24" w:history="1">
           <w:r>
             <w:rPr>
               <w:rStyle w:val="Hyperlink"/>

--- a/EXPORTS/DOCX/published/niveau3/Dutch/WMLeiden.docx
+++ b/EXPORTS/DOCX/published/niveau3/Dutch/WMLeiden.docx
@@ -300,50 +300,13 @@
       </w:r>
       <w:r>
         <w:rPr>
-          <w:u w:val="single" w:color="0000ff"/>
           <w:rFonts w:ascii="Charis SIL Regular" w:hAnsi="Charis SIL Regular" w:eastAsia="Charis SIL Regular"/>
           <w:b w:val="0"/>
           <w:i w:val="0"/>
           <w:color w:val="000000"/>
           <w:sz w:val="24"/>
         </w:rPr>
-        <w:hyperlink r:id="rId9" w:history="1">
-          <w:r>
-            <w:rPr>
-              <w:rStyle w:val="Hyperlink"/>
-            </w:rPr>
-            <w:t>naam 's</w:t>
-          </w:r>
-        </w:hyperlink>
-      </w:r>
-      <w:r>
-        <w:rPr>
-          <w:u w:val="single" w:color="0000ff"/>
-          <w:rFonts w:ascii="Charis SIL Regular" w:hAnsi="Charis SIL Regular" w:eastAsia="Charis SIL Regular"/>
-          <w:b w:val="0"/>
-          <w:i w:val="0"/>
-          <w:color w:val="000000"/>
-          <w:sz w:val="24"/>
-        </w:rPr>
-        <w:t xml:space="preserve"> </w:t>
-      </w:r>
-      <w:r>
-        <w:rPr>
-          <w:u w:val="single" w:color="0000ff"/>
-          <w:rFonts w:ascii="Charis SIL Regular" w:hAnsi="Charis SIL Regular" w:eastAsia="Charis SIL Regular"/>
-          <w:b w:val="0"/>
-          <w:i w:val="0"/>
-          <w:color w:val="000000"/>
-          <w:sz w:val="24"/>
-        </w:rPr>
-        <w:hyperlink r:id="rId9" w:history="1">
-          <w:r>
-            <w:rPr>
-              <w:rStyle w:val="Hyperlink"/>
-            </w:rPr>
-            <w:t xml:space="preserve">Rijks </w:t>
-          </w:r>
-        </w:hyperlink>
+        <w:t xml:space="preserve">naam 's Rijks </w:t>
       </w:r>
       <w:r>
         <w:rPr>
@@ -557,7 +520,25 @@
           <w:color w:val="000000"/>
           <w:sz w:val="24"/>
         </w:rPr>
-        <w:t xml:space="preserve">van de collectie van het </w:t>
+        <w:t>van de collectie v</w:t>
+      </w:r>
+      <w:r>
+        <w:rPr>
+          <w:u w:val="single" w:color="0000ff"/>
+          <w:rFonts w:ascii="Charis SIL Regular" w:hAnsi="Charis SIL Regular" w:eastAsia="Charis SIL Regular"/>
+          <w:b w:val="0"/>
+          <w:i w:val="0"/>
+          <w:color w:val="000000"/>
+          <w:sz w:val="24"/>
+        </w:rPr>
+        <w:hyperlink r:id="rId10" w:history="1">
+          <w:r>
+            <w:rPr>
+              <w:rStyle w:val="Hyperlink"/>
+            </w:rPr>
+            <w:t xml:space="preserve">an het </w:t>
+          </w:r>
+        </w:hyperlink>
       </w:r>
       <w:r>
         <w:rPr>
@@ -566,8 +547,52 @@
           <w:i w:val="0"/>
           <w:color w:val="0000FF"/>
           <w:sz w:val="24"/>
-        </w:rPr>
-        <w:t>Rijksmuseu</w:t>
+          <w:u w:val="single"/>
+        </w:rPr>
+        <w:hyperlink r:id="rId10" w:history="1">
+          <w:r>
+            <w:rPr>
+              <w:rStyle w:val="Hyperlink"/>
+            </w:rPr>
+            <w:t>Rij</w:t>
+          </w:r>
+        </w:hyperlink>
+      </w:r>
+      <w:r>
+        <w:rPr>
+          <w:rFonts w:ascii="Charis SIL Regular" w:hAnsi="Charis SIL Regular" w:eastAsia="Charis SIL Regular"/>
+          <w:b w:val="0"/>
+          <w:i w:val="0"/>
+          <w:color w:val="0000FF"/>
+          <w:sz w:val="24"/>
+          <w:u w:val="single"/>
+        </w:rPr>
+        <w:hyperlink r:id="rId10" w:history="1">
+          <w:r>
+            <w:rPr>
+              <w:rStyle w:val="Hyperlink"/>
+            </w:rPr>
+            <w:t>k</w:t>
+          </w:r>
+        </w:hyperlink>
+      </w:r>
+      <w:r>
+        <w:rPr>
+          <w:rFonts w:ascii="Charis SIL Regular" w:hAnsi="Charis SIL Regular" w:eastAsia="Charis SIL Regular"/>
+          <w:b w:val="0"/>
+          <w:i w:val="0"/>
+          <w:color w:val="0000FF"/>
+          <w:sz w:val="24"/>
+          <w:u w:val="single"/>
+        </w:rPr>
+        <w:hyperlink r:id="rId10" w:history="1">
+          <w:r>
+            <w:rPr>
+              <w:rStyle w:val="Hyperlink"/>
+            </w:rPr>
+            <w:t>smuseu</w:t>
+          </w:r>
+        </w:hyperlink>
       </w:r>
       <w:r>
         <w:rPr>
@@ -672,7 +697,7 @@
           <w:sz w:val="24"/>
           <w:u w:val="single"/>
         </w:rPr>
-        <w:hyperlink r:id="rId10" w:history="1">
+        <w:hyperlink r:id="rId11" w:history="1">
           <w:r>
             <w:rPr>
               <w:rStyle w:val="Hyperlink"/>
@@ -717,71 +742,7 @@
           <w:color w:val="000000"/>
           <w:sz w:val="24"/>
         </w:rPr>
-        <w:t>toenmalige Rijks Etnogr</w:t>
-      </w:r>
-      <w:r>
-        <w:rPr>
-          <w:u w:val="single" w:color="0000ff"/>
-          <w:rFonts w:ascii="Charis SIL Regular" w:hAnsi="Charis SIL Regular" w:eastAsia="Charis SIL Regular"/>
-          <w:b w:val="0"/>
-          <w:i w:val="0"/>
-          <w:color w:val="000000"/>
-          <w:sz w:val="24"/>
-        </w:rPr>
-        <w:hyperlink r:id="rId11" w:history="1">
-          <w:r>
-            <w:rPr>
-              <w:rStyle w:val="Hyperlink"/>
-            </w:rPr>
-            <w:t>afisch Mus</w:t>
-          </w:r>
-        </w:hyperlink>
-      </w:r>
-      <w:r>
-        <w:rPr>
-          <w:rFonts w:ascii="Charis SIL Regular" w:hAnsi="Charis SIL Regular" w:eastAsia="Charis SIL Regular"/>
-          <w:b w:val="0"/>
-          <w:i w:val="0"/>
-          <w:color w:val="000000"/>
-          <w:sz w:val="24"/>
-        </w:rPr>
-        <w:hyperlink r:id="rId11" w:history="1">
-          <w:r>
-            <w:rPr>
-              <w:rStyle w:val="Hyperlink"/>
-            </w:rPr>
-            <w:t>e</w:t>
-          </w:r>
-        </w:hyperlink>
-      </w:r>
-      <w:r>
-        <w:rPr>
-          <w:u w:val="single" w:color="0000ff"/>
-          <w:rFonts w:ascii="Charis SIL Regular" w:hAnsi="Charis SIL Regular" w:eastAsia="Charis SIL Regular"/>
-          <w:b w:val="0"/>
-          <w:i w:val="0"/>
-          <w:color w:val="000000"/>
-          <w:sz w:val="24"/>
-        </w:rPr>
-        <w:t>um</w:t>
-      </w:r>
-      <w:r>
-        <w:rPr>
-          <w:u w:val="single" w:color="0000ff"/>
-          <w:rFonts w:ascii="Charis SIL Regular" w:hAnsi="Charis SIL Regular" w:eastAsia="Charis SIL Regular"/>
-          <w:b w:val="0"/>
-          <w:i w:val="0"/>
-          <w:color w:val="000000"/>
-          <w:sz w:val="24"/>
-        </w:rPr>
-        <w:hyperlink r:id="rId11" w:history="1">
-          <w:r>
-            <w:rPr>
-              <w:rStyle w:val="Hyperlink"/>
-            </w:rPr>
-            <w:t>. On</w:t>
-          </w:r>
-        </w:hyperlink>
+        <w:t>toenmalige Rijks Etnografisch Museum. On</w:t>
       </w:r>
       <w:r>
         <w:rPr>
@@ -1816,43 +1777,7 @@
           <w:color w:val="000000"/>
           <w:sz w:val="24"/>
         </w:rPr>
-        <w:t>een aanzie</w:t>
-      </w:r>
-      <w:r>
-        <w:rPr>
-          <w:u w:val="single" w:color="0000ff"/>
-          <w:rFonts w:ascii="Charis SIL Regular" w:hAnsi="Charis SIL Regular" w:eastAsia="Charis SIL Regular"/>
-          <w:b w:val="0"/>
-          <w:i w:val="0"/>
-          <w:color w:val="000000"/>
-          <w:sz w:val="24"/>
-        </w:rPr>
-        <w:hyperlink r:id="rId10" w:history="1">
-          <w:r>
-            <w:rPr>
-              <w:rStyle w:val="Hyperlink"/>
-            </w:rPr>
-            <w:t>nlijke colle</w:t>
-          </w:r>
-        </w:hyperlink>
-      </w:r>
-      <w:r>
-        <w:rPr>
-          <w:u w:val="single" w:color="0000ff"/>
-          <w:rFonts w:ascii="Charis SIL Regular" w:hAnsi="Charis SIL Regular" w:eastAsia="Charis SIL Regular"/>
-          <w:b w:val="0"/>
-          <w:i w:val="0"/>
-          <w:color w:val="000000"/>
-          <w:sz w:val="24"/>
-        </w:rPr>
-        <w:hyperlink r:id="rId10" w:history="1">
-          <w:r>
-            <w:rPr>
-              <w:rStyle w:val="Hyperlink"/>
-            </w:rPr>
-            <w:t>ctie obje</w:t>
-          </w:r>
-        </w:hyperlink>
+        <w:t>een aanzienlijke collectie obje</w:t>
       </w:r>
       <w:r>
         <w:rPr>
@@ -1994,7 +1919,61 @@
           <w:color w:val="000000"/>
           <w:sz w:val="24"/>
         </w:rPr>
-        <w:t>overgedaan. In het Wereldmuseum Leiden zijn sinds de oprichting gegeven</w:t>
+        <w:t xml:space="preserve">overgedaan. In het Wereldmuseum Leiden zijn sinds de </w:t>
+      </w:r>
+      <w:r>
+        <w:rPr>
+          <w:u w:val="single" w:color="0000ff"/>
+          <w:rFonts w:ascii="Charis SIL Regular" w:hAnsi="Charis SIL Regular" w:eastAsia="Charis SIL Regular"/>
+          <w:b w:val="0"/>
+          <w:i w:val="0"/>
+          <w:color w:val="000000"/>
+          <w:sz w:val="24"/>
+        </w:rPr>
+        <w:hyperlink r:id="rId11" w:history="1">
+          <w:r>
+            <w:rPr>
+              <w:rStyle w:val="Hyperlink"/>
+            </w:rPr>
+            <w:t>oprichting ge</w:t>
+          </w:r>
+        </w:hyperlink>
+      </w:r>
+      <w:r>
+        <w:rPr>
+          <w:u w:val="single" w:color="0000ff"/>
+          <w:rFonts w:ascii="Charis SIL Regular" w:hAnsi="Charis SIL Regular" w:eastAsia="Charis SIL Regular"/>
+          <w:b w:val="0"/>
+          <w:i w:val="0"/>
+          <w:color w:val="000000"/>
+          <w:sz w:val="24"/>
+        </w:rPr>
+        <w:hyperlink r:id="rId11" w:history="1">
+          <w:r>
+            <w:rPr>
+              <w:rStyle w:val="Hyperlink"/>
+            </w:rPr>
+            <w:t>g</w:t>
+          </w:r>
+        </w:hyperlink>
+      </w:r>
+      <w:r>
+        <w:rPr>
+          <w:u w:val="single" w:color="0000ff"/>
+          <w:rFonts w:ascii="Charis SIL Regular" w:hAnsi="Charis SIL Regular" w:eastAsia="Charis SIL Regular"/>
+          <w:b w:val="0"/>
+          <w:i w:val="0"/>
+          <w:color w:val="000000"/>
+          <w:sz w:val="24"/>
+        </w:rPr>
+        <w:hyperlink r:id="rId11" w:history="1">
+          <w:r>
+            <w:rPr>
+              <w:rStyle w:val="Hyperlink"/>
+            </w:rPr>
+            <w:t>even</w:t>
+          </w:r>
+        </w:hyperlink>
       </w:r>
       <w:r>
         <w:rPr>
@@ -2550,7 +2529,7 @@
           <w:sz w:val="24"/>
           <w:u w:val="single"/>
         </w:rPr>
-        <w:t>Etnografisch Muse</w:t>
+        <w:t>Etnografisch Museu</w:t>
       </w:r>
       <w:r>
         <w:rPr>
@@ -2561,7 +2540,7 @@
           <w:sz w:val="24"/>
           <w:u w:val="single"/>
         </w:rPr>
-        <w:t>u</w:t>
+        <w:t>m Arti</w:t>
       </w:r>
       <w:r>
         <w:rPr>
@@ -2570,9 +2549,8 @@
           <w:i w:val="0"/>
           <w:color w:val="0000FF"/>
           <w:sz w:val="24"/>
-          <w:u w:val="single"/>
-        </w:rPr>
-        <w:t>m Artis</w:t>
+        </w:rPr>
+        <w:t>s</w:t>
       </w:r>
       <w:r>
         <w:br/>
@@ -3224,7 +3202,7 @@
           <w:sz w:val="24"/>
           <w:u w:val="single"/>
         </w:rPr>
-        <w:hyperlink r:id="rId18" w:history="1">
+        <w:hyperlink r:id="rId17" w:history="1">
           <w:r>
             <w:rPr>
               <w:rStyle w:val="Hyperlink"/>
@@ -3271,7 +3249,7 @@
           <w:sz w:val="24"/>
           <w:u w:val="single"/>
         </w:rPr>
-        <w:hyperlink r:id="rId18" w:history="1">
+        <w:hyperlink r:id="rId17" w:history="1">
           <w:r>
             <w:rPr>
               <w:rStyle w:val="Hyperlink"/>
@@ -3501,7 +3479,7 @@
           <w:sz w:val="24"/>
           <w:u w:val="single"/>
         </w:rPr>
-        <w:hyperlink r:id="rId20" w:history="1">
+        <w:hyperlink r:id="rId19" w:history="1">
           <w:r>
             <w:rPr>
               <w:rStyle w:val="Hyperlink"/>
@@ -3519,7 +3497,7 @@
           <w:sz w:val="24"/>
           <w:u w:val="single"/>
         </w:rPr>
-        <w:hyperlink r:id="rId20" w:history="1">
+        <w:hyperlink r:id="rId19" w:history="1">
           <w:r>
             <w:rPr>
               <w:rStyle w:val="Hyperlink"/>

--- a/EXPORTS/DOCX/published/niveau3/Dutch/WMLeiden.docx
+++ b/EXPORTS/DOCX/published/niveau3/Dutch/WMLeiden.docx
@@ -306,25 +306,7 @@
           <w:color w:val="000000"/>
           <w:sz w:val="24"/>
         </w:rPr>
-        <w:t xml:space="preserve">naam 's Rijks </w:t>
-      </w:r>
-      <w:r>
-        <w:rPr>
-          <w:u w:val="single" w:color="0000ff"/>
-          <w:rFonts w:ascii="Charis SIL Regular" w:hAnsi="Charis SIL Regular" w:eastAsia="Charis SIL Regular"/>
-          <w:b w:val="0"/>
-          <w:i w:val="0"/>
-          <w:color w:val="000000"/>
-          <w:sz w:val="24"/>
-        </w:rPr>
-        <w:hyperlink r:id="rId9" w:history="1">
-          <w:r>
-            <w:rPr>
-              <w:rStyle w:val="Hyperlink"/>
-            </w:rPr>
-            <w:t>Japa</w:t>
-          </w:r>
-        </w:hyperlink>
+        <w:t>naam 's Rijks Japa</w:t>
       </w:r>
       <w:r>
         <w:rPr>
@@ -697,7 +679,7 @@
           <w:sz w:val="24"/>
           <w:u w:val="single"/>
         </w:rPr>
-        <w:hyperlink r:id="rId11" w:history="1">
+        <w:hyperlink r:id="rId10" w:history="1">
           <w:r>
             <w:rPr>
               <w:rStyle w:val="Hyperlink"/>
@@ -742,7 +724,70 @@
           <w:color w:val="000000"/>
           <w:sz w:val="24"/>
         </w:rPr>
-        <w:t>toenmalige Rijks Etnografisch Museum. On</w:t>
+        <w:t>toenmalige Rijks Etnogr</w:t>
+      </w:r>
+      <w:r>
+        <w:rPr>
+          <w:u w:val="single" w:color="0000ff"/>
+          <w:rFonts w:ascii="Charis SIL Regular" w:hAnsi="Charis SIL Regular" w:eastAsia="Charis SIL Regular"/>
+          <w:b w:val="0"/>
+          <w:i w:val="0"/>
+          <w:color w:val="000000"/>
+          <w:sz w:val="24"/>
+        </w:rPr>
+        <w:hyperlink r:id="rId11" w:history="1">
+          <w:r>
+            <w:rPr>
+              <w:rStyle w:val="Hyperlink"/>
+            </w:rPr>
+            <w:t>afisch Mus</w:t>
+          </w:r>
+        </w:hyperlink>
+      </w:r>
+      <w:r>
+        <w:rPr>
+          <w:rFonts w:ascii="Charis SIL Regular" w:hAnsi="Charis SIL Regular" w:eastAsia="Charis SIL Regular"/>
+          <w:b w:val="0"/>
+          <w:i w:val="0"/>
+          <w:color w:val="000000"/>
+          <w:sz w:val="24"/>
+        </w:rPr>
+        <w:hyperlink r:id="rId11" w:history="1">
+          <w:r>
+            <w:rPr>
+              <w:rStyle w:val="Hyperlink"/>
+            </w:rPr>
+            <w:t>e</w:t>
+          </w:r>
+        </w:hyperlink>
+      </w:r>
+      <w:r>
+        <w:rPr>
+          <w:rFonts w:ascii="Charis SIL Regular" w:hAnsi="Charis SIL Regular" w:eastAsia="Charis SIL Regular"/>
+          <w:b w:val="0"/>
+          <w:i w:val="0"/>
+          <w:color w:val="000000"/>
+          <w:sz w:val="24"/>
+        </w:rPr>
+        <w:t>um</w:t>
+      </w:r>
+      <w:r>
+        <w:rPr>
+          <w:u w:val="single" w:color="0000ff"/>
+          <w:rFonts w:ascii="Charis SIL Regular" w:hAnsi="Charis SIL Regular" w:eastAsia="Charis SIL Regular"/>
+          <w:b w:val="0"/>
+          <w:i w:val="0"/>
+          <w:color w:val="000000"/>
+          <w:sz w:val="24"/>
+        </w:rPr>
+        <w:hyperlink r:id="rId11" w:history="1">
+          <w:r>
+            <w:rPr>
+              <w:rStyle w:val="Hyperlink"/>
+            </w:rPr>
+            <w:t>. On</w:t>
+          </w:r>
+        </w:hyperlink>
       </w:r>
       <w:r>
         <w:rPr>
@@ -1364,14 +1409,7 @@
           <w:color w:val="000000"/>
           <w:sz w:val="24"/>
         </w:rPr>
-        <w:hyperlink r:id="rId13" w:history="1">
-          <w:r>
-            <w:rPr>
-              <w:rStyle w:val="Hyperlink"/>
-            </w:rPr>
-            <w:t>h Leger (K</w:t>
-          </w:r>
-        </w:hyperlink>
+        <w:t>h Leger (K</w:t>
       </w:r>
       <w:r>
         <w:rPr>
@@ -1777,7 +1815,43 @@
           <w:color w:val="000000"/>
           <w:sz w:val="24"/>
         </w:rPr>
-        <w:t>een aanzienlijke collectie obje</w:t>
+        <w:t>een aanzie</w:t>
+      </w:r>
+      <w:r>
+        <w:rPr>
+          <w:u w:val="single" w:color="0000ff"/>
+          <w:rFonts w:ascii="Charis SIL Regular" w:hAnsi="Charis SIL Regular" w:eastAsia="Charis SIL Regular"/>
+          <w:b w:val="0"/>
+          <w:i w:val="0"/>
+          <w:color w:val="000000"/>
+          <w:sz w:val="24"/>
+        </w:rPr>
+        <w:hyperlink r:id="rId10" w:history="1">
+          <w:r>
+            <w:rPr>
+              <w:rStyle w:val="Hyperlink"/>
+            </w:rPr>
+            <w:t>nlijke colle</w:t>
+          </w:r>
+        </w:hyperlink>
+      </w:r>
+      <w:r>
+        <w:rPr>
+          <w:u w:val="single" w:color="0000ff"/>
+          <w:rFonts w:ascii="Charis SIL Regular" w:hAnsi="Charis SIL Regular" w:eastAsia="Charis SIL Regular"/>
+          <w:b w:val="0"/>
+          <w:i w:val="0"/>
+          <w:color w:val="000000"/>
+          <w:sz w:val="24"/>
+        </w:rPr>
+        <w:hyperlink r:id="rId10" w:history="1">
+          <w:r>
+            <w:rPr>
+              <w:rStyle w:val="Hyperlink"/>
+            </w:rPr>
+            <w:t>ctie obje</w:t>
+          </w:r>
+        </w:hyperlink>
       </w:r>
       <w:r>
         <w:rPr>
@@ -2529,7 +2603,7 @@
           <w:sz w:val="24"/>
           <w:u w:val="single"/>
         </w:rPr>
-        <w:t>Etnografisch Museu</w:t>
+        <w:t>Etnografisch Muse</w:t>
       </w:r>
       <w:r>
         <w:rPr>
@@ -2540,7 +2614,7 @@
           <w:sz w:val="24"/>
           <w:u w:val="single"/>
         </w:rPr>
-        <w:t>m Arti</w:t>
+        <w:t>u</w:t>
       </w:r>
       <w:r>
         <w:rPr>
@@ -2549,8 +2623,9 @@
           <w:i w:val="0"/>
           <w:color w:val="0000FF"/>
           <w:sz w:val="24"/>
-        </w:rPr>
-        <w:t>s</w:t>
+          <w:u w:val="single"/>
+        </w:rPr>
+        <w:t>m Artis</w:t>
       </w:r>
       <w:r>
         <w:br/>
@@ -3220,7 +3295,7 @@
           <w:sz w:val="24"/>
           <w:u w:val="single"/>
         </w:rPr>
-        <w:hyperlink r:id="rId18" w:history="1">
+        <w:hyperlink r:id="rId17" w:history="1">
           <w:r>
             <w:rPr>
               <w:rStyle w:val="Hyperlink"/>
@@ -3397,7 +3472,7 @@
           <w:sz w:val="24"/>
           <w:u w:val="single"/>
         </w:rPr>
-        <w:hyperlink r:id="rId19" w:history="1">
+        <w:hyperlink r:id="rId18" w:history="1">
           <w:r>
             <w:rPr>
               <w:rStyle w:val="Hyperlink"/>
@@ -3415,7 +3490,7 @@
           <w:sz w:val="24"/>
           <w:u w:val="single"/>
         </w:rPr>
-        <w:hyperlink r:id="rId19" w:history="1">
+        <w:hyperlink r:id="rId18" w:history="1">
           <w:r>
             <w:rPr>
               <w:rStyle w:val="Hyperlink"/>
@@ -3433,7 +3508,7 @@
           <w:sz w:val="24"/>
           <w:u w:val="single"/>
         </w:rPr>
-        <w:hyperlink r:id="rId19" w:history="1">
+        <w:hyperlink r:id="rId18" w:history="1">
           <w:r>
             <w:rPr>
               <w:rStyle w:val="Hyperlink"/>
@@ -3451,7 +3526,7 @@
           <w:sz w:val="24"/>
           <w:u w:val="single"/>
         </w:rPr>
-        <w:hyperlink r:id="rId19" w:history="1">
+        <w:hyperlink r:id="rId18" w:history="1">
           <w:r>
             <w:rPr>
               <w:rStyle w:val="Hyperlink"/>
@@ -3526,7 +3601,7 @@
           <w:sz w:val="24"/>
           <w:u w:val="single"/>
         </w:rPr>
-        <w:hyperlink r:id="rId20" w:history="1">
+        <w:hyperlink r:id="rId19" w:history="1">
           <w:r>
             <w:rPr>
               <w:rStyle w:val="Hyperlink"/>
@@ -3654,7 +3729,7 @@
           <w:sz w:val="24"/>
           <w:u w:val="single"/>
         </w:rPr>
-        <w:hyperlink r:id="rId21" w:history="1">
+        <w:hyperlink r:id="rId20" w:history="1">
           <w:r>
             <w:rPr>
               <w:rStyle w:val="Hyperlink"/>
@@ -3672,7 +3747,7 @@
           <w:sz w:val="24"/>
           <w:u w:val="single"/>
         </w:rPr>
-        <w:hyperlink r:id="rId21" w:history="1">
+        <w:hyperlink r:id="rId20" w:history="1">
           <w:r>
             <w:rPr>
               <w:rStyle w:val="Hyperlink"/>
@@ -3690,7 +3765,7 @@
           <w:sz w:val="24"/>
           <w:u w:val="single"/>
         </w:rPr>
-        <w:hyperlink r:id="rId21" w:history="1">
+        <w:hyperlink r:id="rId20" w:history="1">
           <w:r>
             <w:rPr>
               <w:rStyle w:val="Hyperlink"/>
@@ -3708,7 +3783,7 @@
           <w:sz w:val="24"/>
           <w:u w:val="single"/>
         </w:rPr>
-        <w:hyperlink r:id="rId21" w:history="1">
+        <w:hyperlink r:id="rId20" w:history="1">
           <w:r>
             <w:rPr>
               <w:rStyle w:val="Hyperlink"/>
@@ -3836,7 +3911,7 @@
           <w:sz w:val="24"/>
           <w:u w:val="single"/>
         </w:rPr>
-        <w:hyperlink r:id="rId22" w:history="1">
+        <w:hyperlink r:id="rId21" w:history="1">
           <w:r>
             <w:rPr>
               <w:rStyle w:val="Hyperlink"/>
@@ -3854,7 +3929,7 @@
           <w:sz w:val="24"/>
           <w:u w:val="single"/>
         </w:rPr>
-        <w:hyperlink r:id="rId22" w:history="1">
+        <w:hyperlink r:id="rId21" w:history="1">
           <w:r>
             <w:rPr>
               <w:rStyle w:val="Hyperlink"/>
@@ -3872,7 +3947,7 @@
           <w:sz w:val="24"/>
           <w:u w:val="single"/>
         </w:rPr>
-        <w:hyperlink r:id="rId22" w:history="1">
+        <w:hyperlink r:id="rId21" w:history="1">
           <w:r>
             <w:rPr>
               <w:rStyle w:val="Hyperlink"/>
@@ -3900,7 +3975,7 @@
           <w:sz w:val="24"/>
           <w:u w:val="single"/>
         </w:rPr>
-        <w:hyperlink r:id="rId23" w:history="1">
+        <w:hyperlink r:id="rId22" w:history="1">
           <w:r>
             <w:rPr>
               <w:rStyle w:val="Hyperlink"/>
@@ -3929,7 +4004,7 @@
           <w:sz w:val="24"/>
           <w:u w:val="single"/>
         </w:rPr>
-        <w:hyperlink r:id="rId23" w:history="1">
+        <w:hyperlink r:id="rId22" w:history="1">
           <w:r>
             <w:rPr>
               <w:rStyle w:val="Hyperlink"/>
@@ -3957,7 +4032,7 @@
           <w:sz w:val="24"/>
           <w:u w:val="single"/>
         </w:rPr>
-        <w:hyperlink r:id="rId22" w:history="1">
+        <w:hyperlink r:id="rId21" w:history="1">
           <w:r>
             <w:rPr>
               <w:rStyle w:val="Hyperlink"/>
@@ -3975,7 +4050,7 @@
           <w:sz w:val="24"/>
           <w:u w:val="single"/>
         </w:rPr>
-        <w:hyperlink r:id="rId22" w:history="1">
+        <w:hyperlink r:id="rId21" w:history="1">
           <w:r>
             <w:rPr>
               <w:rStyle w:val="Hyperlink"/>
@@ -4004,7 +4079,7 @@
           <w:sz w:val="24"/>
           <w:u w:val="single"/>
         </w:rPr>
-        <w:hyperlink r:id="rId22" w:history="1">
+        <w:hyperlink r:id="rId21" w:history="1">
           <w:r>
             <w:rPr>
               <w:rStyle w:val="Hyperlink"/>
@@ -4105,7 +4180,7 @@
           <w:sz w:val="24"/>
           <w:u w:val="single"/>
         </w:rPr>
-        <w:hyperlink r:id="rId24" w:history="1">
+        <w:hyperlink r:id="rId23" w:history="1">
           <w:r>
             <w:rPr>
               <w:rStyle w:val="Hyperlink"/>
@@ -4123,7 +4198,7 @@
           <w:sz w:val="24"/>
           <w:u w:val="single"/>
         </w:rPr>
-        <w:hyperlink r:id="rId24" w:history="1">
+        <w:hyperlink r:id="rId23" w:history="1">
           <w:r>
             <w:rPr>
               <w:rStyle w:val="Hyperlink"/>
@@ -4141,7 +4216,7 @@
           <w:sz w:val="24"/>
           <w:u w:val="single"/>
         </w:rPr>
-        <w:hyperlink r:id="rId24" w:history="1">
+        <w:hyperlink r:id="rId23" w:history="1">
           <w:r>
             <w:rPr>
               <w:rStyle w:val="Hyperlink"/>
@@ -4169,7 +4244,7 @@
           <w:sz w:val="24"/>
           <w:u w:val="single"/>
         </w:rPr>
-        <w:hyperlink r:id="rId25" w:history="1">
+        <w:hyperlink r:id="rId24" w:history="1">
           <w:r>
             <w:rPr>
               <w:rStyle w:val="Hyperlink"/>
@@ -4198,7 +4273,7 @@
           <w:sz w:val="24"/>
           <w:u w:val="single"/>
         </w:rPr>
-        <w:hyperlink r:id="rId25" w:history="1">
+        <w:hyperlink r:id="rId24" w:history="1">
           <w:r>
             <w:rPr>
               <w:rStyle w:val="Hyperlink"/>
@@ -4226,7 +4301,7 @@
           <w:sz w:val="24"/>
           <w:u w:val="single"/>
         </w:rPr>
-        <w:hyperlink r:id="rId24" w:history="1">
+        <w:hyperlink r:id="rId23" w:history="1">
           <w:r>
             <w:rPr>
               <w:rStyle w:val="Hyperlink"/>
@@ -4244,7 +4319,7 @@
           <w:sz w:val="24"/>
           <w:u w:val="single"/>
         </w:rPr>
-        <w:hyperlink r:id="rId24" w:history="1">
+        <w:hyperlink r:id="rId23" w:history="1">
           <w:r>
             <w:rPr>
               <w:rStyle w:val="Hyperlink"/>
@@ -4273,7 +4348,7 @@
           <w:sz w:val="24"/>
           <w:u w:val="single"/>
         </w:rPr>
-        <w:hyperlink r:id="rId24" w:history="1">
+        <w:hyperlink r:id="rId23" w:history="1">
           <w:r>
             <w:rPr>
               <w:rStyle w:val="Hyperlink"/>

--- a/EXPORTS/DOCX/published/niveau3/Dutch/WMLeiden.docx
+++ b/EXPORTS/DOCX/published/niveau3/Dutch/WMLeiden.docx
@@ -300,13 +300,68 @@
       </w:r>
       <w:r>
         <w:rPr>
+          <w:u w:val="single" w:color="0000ff"/>
           <w:rFonts w:ascii="Charis SIL Regular" w:hAnsi="Charis SIL Regular" w:eastAsia="Charis SIL Regular"/>
           <w:b w:val="0"/>
           <w:i w:val="0"/>
           <w:color w:val="000000"/>
           <w:sz w:val="24"/>
         </w:rPr>
-        <w:t>naam 's Rijks Japa</w:t>
+        <w:hyperlink r:id="rId9" w:history="1">
+          <w:r>
+            <w:rPr>
+              <w:rStyle w:val="Hyperlink"/>
+            </w:rPr>
+            <w:t>naam 's</w:t>
+          </w:r>
+        </w:hyperlink>
+      </w:r>
+      <w:r>
+        <w:rPr>
+          <w:u w:val="single" w:color="0000ff"/>
+          <w:rFonts w:ascii="Charis SIL Regular" w:hAnsi="Charis SIL Regular" w:eastAsia="Charis SIL Regular"/>
+          <w:b w:val="0"/>
+          <w:i w:val="0"/>
+          <w:color w:val="000000"/>
+          <w:sz w:val="24"/>
+        </w:rPr>
+        <w:t xml:space="preserve"> </w:t>
+      </w:r>
+      <w:r>
+        <w:rPr>
+          <w:u w:val="single" w:color="0000ff"/>
+          <w:rFonts w:ascii="Charis SIL Regular" w:hAnsi="Charis SIL Regular" w:eastAsia="Charis SIL Regular"/>
+          <w:b w:val="0"/>
+          <w:i w:val="0"/>
+          <w:color w:val="000000"/>
+          <w:sz w:val="24"/>
+        </w:rPr>
+        <w:hyperlink r:id="rId9" w:history="1">
+          <w:r>
+            <w:rPr>
+              <w:rStyle w:val="Hyperlink"/>
+            </w:rPr>
+            <w:t xml:space="preserve">Rijks </w:t>
+          </w:r>
+        </w:hyperlink>
+      </w:r>
+      <w:r>
+        <w:rPr>
+          <w:u w:val="single" w:color="0000ff"/>
+          <w:rFonts w:ascii="Charis SIL Regular" w:hAnsi="Charis SIL Regular" w:eastAsia="Charis SIL Regular"/>
+          <w:b w:val="0"/>
+          <w:i w:val="0"/>
+          <w:color w:val="000000"/>
+          <w:sz w:val="24"/>
+        </w:rPr>
+        <w:hyperlink r:id="rId9" w:history="1">
+          <w:r>
+            <w:rPr>
+              <w:rStyle w:val="Hyperlink"/>
+            </w:rPr>
+            <w:t>Japa</w:t>
+          </w:r>
+        </w:hyperlink>
       </w:r>
       <w:r>
         <w:rPr>
@@ -502,25 +557,7 @@
           <w:color w:val="000000"/>
           <w:sz w:val="24"/>
         </w:rPr>
-        <w:t>van de collectie v</w:t>
-      </w:r>
-      <w:r>
-        <w:rPr>
-          <w:u w:val="single" w:color="0000ff"/>
-          <w:rFonts w:ascii="Charis SIL Regular" w:hAnsi="Charis SIL Regular" w:eastAsia="Charis SIL Regular"/>
-          <w:b w:val="0"/>
-          <w:i w:val="0"/>
-          <w:color w:val="000000"/>
-          <w:sz w:val="24"/>
-        </w:rPr>
-        <w:hyperlink r:id="rId10" w:history="1">
-          <w:r>
-            <w:rPr>
-              <w:rStyle w:val="Hyperlink"/>
-            </w:rPr>
-            <w:t xml:space="preserve">an het </w:t>
-          </w:r>
-        </w:hyperlink>
+        <w:t xml:space="preserve">van de collectie van het </w:t>
       </w:r>
       <w:r>
         <w:rPr>
@@ -614,7 +651,7 @@
           <w:sz w:val="24"/>
           <w:u w:val="single"/>
         </w:rPr>
-        <w:hyperlink r:id="rId10" w:history="1">
+        <w:hyperlink r:id="rId11" w:history="1">
           <w:r>
             <w:rPr>
               <w:rStyle w:val="Hyperlink"/>
@@ -632,7 +669,7 @@
           <w:sz w:val="24"/>
           <w:u w:val="single"/>
         </w:rPr>
-        <w:hyperlink r:id="rId10" w:history="1">
+        <w:hyperlink r:id="rId11" w:history="1">
           <w:r>
             <w:rPr>
               <w:rStyle w:val="Hyperlink"/>
@@ -650,7 +687,7 @@
           <w:sz w:val="24"/>
           <w:u w:val="single"/>
         </w:rPr>
-        <w:hyperlink r:id="rId10" w:history="1">
+        <w:hyperlink r:id="rId11" w:history="1">
           <w:r>
             <w:rPr>
               <w:rStyle w:val="Hyperlink"/>
@@ -679,7 +716,7 @@
           <w:sz w:val="24"/>
           <w:u w:val="single"/>
         </w:rPr>
-        <w:hyperlink r:id="rId10" w:history="1">
+        <w:hyperlink r:id="rId11" w:history="1">
           <w:r>
             <w:rPr>
               <w:rStyle w:val="Hyperlink"/>
@@ -735,41 +772,7 @@
           <w:color w:val="000000"/>
           <w:sz w:val="24"/>
         </w:rPr>
-        <w:hyperlink r:id="rId11" w:history="1">
-          <w:r>
-            <w:rPr>
-              <w:rStyle w:val="Hyperlink"/>
-            </w:rPr>
-            <w:t>afisch Mus</w:t>
-          </w:r>
-        </w:hyperlink>
-      </w:r>
-      <w:r>
-        <w:rPr>
-          <w:rFonts w:ascii="Charis SIL Regular" w:hAnsi="Charis SIL Regular" w:eastAsia="Charis SIL Regular"/>
-          <w:b w:val="0"/>
-          <w:i w:val="0"/>
-          <w:color w:val="000000"/>
-          <w:sz w:val="24"/>
-        </w:rPr>
-        <w:hyperlink r:id="rId11" w:history="1">
-          <w:r>
-            <w:rPr>
-              <w:rStyle w:val="Hyperlink"/>
-            </w:rPr>
-            <w:t>e</w:t>
-          </w:r>
-        </w:hyperlink>
-      </w:r>
-      <w:r>
-        <w:rPr>
-          <w:rFonts w:ascii="Charis SIL Regular" w:hAnsi="Charis SIL Regular" w:eastAsia="Charis SIL Regular"/>
-          <w:b w:val="0"/>
-          <w:i w:val="0"/>
-          <w:color w:val="000000"/>
-          <w:sz w:val="24"/>
-        </w:rPr>
-        <w:t>um</w:t>
+        <w:t>afisch Museum</w:t>
       </w:r>
       <w:r>
         <w:rPr>
@@ -803,7 +806,7 @@
             <w:rPr>
               <w:rStyle w:val="Hyperlink"/>
             </w:rPr>
-            <w:t>der deze la</w:t>
+            <w:t>der deze l</w:t>
           </w:r>
         </w:hyperlink>
       </w:r>
@@ -815,7 +818,7 @@
           <w:color w:val="000000"/>
           <w:sz w:val="24"/>
         </w:rPr>
-        <w:t xml:space="preserve">atste groep objecten bevonden zich ook </w:t>
+        <w:t xml:space="preserve">aatste groep objecten bevonden zich ook </w:t>
       </w:r>
       <w:r>
         <w:rPr>
@@ -1409,7 +1412,14 @@
           <w:color w:val="000000"/>
           <w:sz w:val="24"/>
         </w:rPr>
-        <w:t>h Leger (K</w:t>
+        <w:hyperlink r:id="rId13" w:history="1">
+          <w:r>
+            <w:rPr>
+              <w:rStyle w:val="Hyperlink"/>
+            </w:rPr>
+            <w:t>h Leger (K</w:t>
+          </w:r>
+        </w:hyperlink>
       </w:r>
       <w:r>
         <w:rPr>
@@ -1815,25 +1825,7 @@
           <w:color w:val="000000"/>
           <w:sz w:val="24"/>
         </w:rPr>
-        <w:t>een aanzie</w:t>
-      </w:r>
-      <w:r>
-        <w:rPr>
-          <w:u w:val="single" w:color="0000ff"/>
-          <w:rFonts w:ascii="Charis SIL Regular" w:hAnsi="Charis SIL Regular" w:eastAsia="Charis SIL Regular"/>
-          <w:b w:val="0"/>
-          <w:i w:val="0"/>
-          <w:color w:val="000000"/>
-          <w:sz w:val="24"/>
-        </w:rPr>
-        <w:hyperlink r:id="rId10" w:history="1">
-          <w:r>
-            <w:rPr>
-              <w:rStyle w:val="Hyperlink"/>
-            </w:rPr>
-            <w:t>nlijke colle</w:t>
-          </w:r>
-        </w:hyperlink>
+        <w:t>een aanzienlijke colle</w:t>
       </w:r>
       <w:r>
         <w:rPr>
@@ -3324,7 +3316,7 @@
           <w:sz w:val="24"/>
           <w:u w:val="single"/>
         </w:rPr>
-        <w:hyperlink r:id="rId17" w:history="1">
+        <w:hyperlink r:id="rId18" w:history="1">
           <w:r>
             <w:rPr>
               <w:rStyle w:val="Hyperlink"/>
@@ -3472,7 +3464,7 @@
           <w:sz w:val="24"/>
           <w:u w:val="single"/>
         </w:rPr>
-        <w:hyperlink r:id="rId18" w:history="1">
+        <w:hyperlink r:id="rId19" w:history="1">
           <w:r>
             <w:rPr>
               <w:rStyle w:val="Hyperlink"/>
@@ -3490,7 +3482,7 @@
           <w:sz w:val="24"/>
           <w:u w:val="single"/>
         </w:rPr>
-        <w:hyperlink r:id="rId18" w:history="1">
+        <w:hyperlink r:id="rId19" w:history="1">
           <w:r>
             <w:rPr>
               <w:rStyle w:val="Hyperlink"/>
@@ -3508,7 +3500,7 @@
           <w:sz w:val="24"/>
           <w:u w:val="single"/>
         </w:rPr>
-        <w:hyperlink r:id="rId18" w:history="1">
+        <w:hyperlink r:id="rId19" w:history="1">
           <w:r>
             <w:rPr>
               <w:rStyle w:val="Hyperlink"/>
@@ -3526,7 +3518,7 @@
           <w:sz w:val="24"/>
           <w:u w:val="single"/>
         </w:rPr>
-        <w:hyperlink r:id="rId18" w:history="1">
+        <w:hyperlink r:id="rId19" w:history="1">
           <w:r>
             <w:rPr>
               <w:rStyle w:val="Hyperlink"/>

--- a/EXPORTS/DOCX/published/niveau3/Dutch/WMLeiden.docx
+++ b/EXPORTS/DOCX/published/niveau3/Dutch/WMLeiden.docx
@@ -568,7 +568,7 @@
           <w:sz w:val="24"/>
           <w:u w:val="single"/>
         </w:rPr>
-        <w:hyperlink r:id="rId10" w:history="1">
+        <w:hyperlink r:id="rId11" w:history="1">
           <w:r>
             <w:rPr>
               <w:rStyle w:val="Hyperlink"/>
@@ -586,7 +586,7 @@
           <w:sz w:val="24"/>
           <w:u w:val="single"/>
         </w:rPr>
-        <w:hyperlink r:id="rId10" w:history="1">
+        <w:hyperlink r:id="rId11" w:history="1">
           <w:r>
             <w:rPr>
               <w:rStyle w:val="Hyperlink"/>
@@ -604,7 +604,7 @@
           <w:sz w:val="24"/>
           <w:u w:val="single"/>
         </w:rPr>
-        <w:hyperlink r:id="rId10" w:history="1">
+        <w:hyperlink r:id="rId11" w:history="1">
           <w:r>
             <w:rPr>
               <w:rStyle w:val="Hyperlink"/>
@@ -622,7 +622,7 @@
           <w:sz w:val="24"/>
           <w:u w:val="single"/>
         </w:rPr>
-        <w:hyperlink r:id="rId10" w:history="1">
+        <w:hyperlink r:id="rId11" w:history="1">
           <w:r>
             <w:rPr>
               <w:rStyle w:val="Hyperlink"/>
@@ -669,7 +669,7 @@
           <w:sz w:val="24"/>
           <w:u w:val="single"/>
         </w:rPr>
-        <w:hyperlink r:id="rId11" w:history="1">
+        <w:hyperlink r:id="rId10" w:history="1">
           <w:r>
             <w:rPr>
               <w:rStyle w:val="Hyperlink"/>
@@ -687,7 +687,7 @@
           <w:sz w:val="24"/>
           <w:u w:val="single"/>
         </w:rPr>
-        <w:hyperlink r:id="rId11" w:history="1">
+        <w:hyperlink r:id="rId10" w:history="1">
           <w:r>
             <w:rPr>
               <w:rStyle w:val="Hyperlink"/>
@@ -716,7 +716,7 @@
           <w:sz w:val="24"/>
           <w:u w:val="single"/>
         </w:rPr>
-        <w:hyperlink r:id="rId11" w:history="1">
+        <w:hyperlink r:id="rId10" w:history="1">
           <w:r>
             <w:rPr>
               <w:rStyle w:val="Hyperlink"/>
@@ -772,7 +772,42 @@
           <w:color w:val="000000"/>
           <w:sz w:val="24"/>
         </w:rPr>
-        <w:t>afisch Museum</w:t>
+        <w:hyperlink r:id="rId11" w:history="1">
+          <w:r>
+            <w:rPr>
+              <w:rStyle w:val="Hyperlink"/>
+            </w:rPr>
+            <w:t>afisch Mus</w:t>
+          </w:r>
+        </w:hyperlink>
+      </w:r>
+      <w:r>
+        <w:rPr>
+          <w:rFonts w:ascii="Charis SIL Regular" w:hAnsi="Charis SIL Regular" w:eastAsia="Charis SIL Regular"/>
+          <w:b w:val="0"/>
+          <w:i w:val="0"/>
+          <w:color w:val="000000"/>
+          <w:sz w:val="24"/>
+        </w:rPr>
+        <w:hyperlink r:id="rId11" w:history="1">
+          <w:r>
+            <w:rPr>
+              <w:rStyle w:val="Hyperlink"/>
+            </w:rPr>
+            <w:t>e</w:t>
+          </w:r>
+        </w:hyperlink>
+      </w:r>
+      <w:r>
+        <w:rPr>
+          <w:u w:val="single" w:color="0000ff"/>
+          <w:rFonts w:ascii="Charis SIL Regular" w:hAnsi="Charis SIL Regular" w:eastAsia="Charis SIL Regular"/>
+          <w:b w:val="0"/>
+          <w:i w:val="0"/>
+          <w:color w:val="000000"/>
+          <w:sz w:val="24"/>
+        </w:rPr>
+        <w:t>um</w:t>
       </w:r>
       <w:r>
         <w:rPr>
@@ -806,7 +841,7 @@
             <w:rPr>
               <w:rStyle w:val="Hyperlink"/>
             </w:rPr>
-            <w:t>der deze l</w:t>
+            <w:t>der deze la</w:t>
           </w:r>
         </w:hyperlink>
       </w:r>
@@ -818,7 +853,7 @@
           <w:color w:val="000000"/>
           <w:sz w:val="24"/>
         </w:rPr>
-        <w:t xml:space="preserve">aatste groep objecten bevonden zich ook </w:t>
+        <w:t xml:space="preserve">atste groep objecten bevonden zich ook </w:t>
       </w:r>
       <w:r>
         <w:rPr>
@@ -1825,7 +1860,25 @@
           <w:color w:val="000000"/>
           <w:sz w:val="24"/>
         </w:rPr>
-        <w:t>een aanzienlijke colle</w:t>
+        <w:t>een aanzie</w:t>
+      </w:r>
+      <w:r>
+        <w:rPr>
+          <w:u w:val="single" w:color="0000ff"/>
+          <w:rFonts w:ascii="Charis SIL Regular" w:hAnsi="Charis SIL Regular" w:eastAsia="Charis SIL Regular"/>
+          <w:b w:val="0"/>
+          <w:i w:val="0"/>
+          <w:color w:val="000000"/>
+          <w:sz w:val="24"/>
+        </w:rPr>
+        <w:hyperlink r:id="rId10" w:history="1">
+          <w:r>
+            <w:rPr>
+              <w:rStyle w:val="Hyperlink"/>
+            </w:rPr>
+            <w:t>nlijke colle</w:t>
+          </w:r>
+        </w:hyperlink>
       </w:r>
       <w:r>
         <w:rPr>
@@ -1985,61 +2038,7 @@
           <w:color w:val="000000"/>
           <w:sz w:val="24"/>
         </w:rPr>
-        <w:t xml:space="preserve">overgedaan. In het Wereldmuseum Leiden zijn sinds de </w:t>
-      </w:r>
-      <w:r>
-        <w:rPr>
-          <w:u w:val="single" w:color="0000ff"/>
-          <w:rFonts w:ascii="Charis SIL Regular" w:hAnsi="Charis SIL Regular" w:eastAsia="Charis SIL Regular"/>
-          <w:b w:val="0"/>
-          <w:i w:val="0"/>
-          <w:color w:val="000000"/>
-          <w:sz w:val="24"/>
-        </w:rPr>
-        <w:hyperlink r:id="rId11" w:history="1">
-          <w:r>
-            <w:rPr>
-              <w:rStyle w:val="Hyperlink"/>
-            </w:rPr>
-            <w:t>oprichting ge</w:t>
-          </w:r>
-        </w:hyperlink>
-      </w:r>
-      <w:r>
-        <w:rPr>
-          <w:u w:val="single" w:color="0000ff"/>
-          <w:rFonts w:ascii="Charis SIL Regular" w:hAnsi="Charis SIL Regular" w:eastAsia="Charis SIL Regular"/>
-          <w:b w:val="0"/>
-          <w:i w:val="0"/>
-          <w:color w:val="000000"/>
-          <w:sz w:val="24"/>
-        </w:rPr>
-        <w:hyperlink r:id="rId11" w:history="1">
-          <w:r>
-            <w:rPr>
-              <w:rStyle w:val="Hyperlink"/>
-            </w:rPr>
-            <w:t>g</w:t>
-          </w:r>
-        </w:hyperlink>
-      </w:r>
-      <w:r>
-        <w:rPr>
-          <w:u w:val="single" w:color="0000ff"/>
-          <w:rFonts w:ascii="Charis SIL Regular" w:hAnsi="Charis SIL Regular" w:eastAsia="Charis SIL Regular"/>
-          <w:b w:val="0"/>
-          <w:i w:val="0"/>
-          <w:color w:val="000000"/>
-          <w:sz w:val="24"/>
-        </w:rPr>
-        <w:hyperlink r:id="rId11" w:history="1">
-          <w:r>
-            <w:rPr>
-              <w:rStyle w:val="Hyperlink"/>
-            </w:rPr>
-            <w:t>even</w:t>
-          </w:r>
-        </w:hyperlink>
+        <w:t>overgedaan. In het Wereldmuseum Leiden zijn sinds de oprichting gegeven</w:t>
       </w:r>
       <w:r>
         <w:rPr>
@@ -2595,7 +2594,7 @@
           <w:sz w:val="24"/>
           <w:u w:val="single"/>
         </w:rPr>
-        <w:t>Etnografisch Muse</w:t>
+        <w:t>Etnografisch Museu</w:t>
       </w:r>
       <w:r>
         <w:rPr>
@@ -2606,7 +2605,7 @@
           <w:sz w:val="24"/>
           <w:u w:val="single"/>
         </w:rPr>
-        <w:t>u</w:t>
+        <w:t>m Arti</w:t>
       </w:r>
       <w:r>
         <w:rPr>
@@ -2615,9 +2614,8 @@
           <w:i w:val="0"/>
           <w:color w:val="0000FF"/>
           <w:sz w:val="24"/>
-          <w:u w:val="single"/>
-        </w:rPr>
-        <w:t>m Artis</w:t>
+        </w:rPr>
+        <w:t>s</w:t>
       </w:r>
       <w:r>
         <w:br/>
@@ -3269,7 +3267,7 @@
           <w:sz w:val="24"/>
           <w:u w:val="single"/>
         </w:rPr>
-        <w:hyperlink r:id="rId17" w:history="1">
+        <w:hyperlink r:id="rId18" w:history="1">
           <w:r>
             <w:rPr>
               <w:rStyle w:val="Hyperlink"/>
@@ -3287,7 +3285,7 @@
           <w:sz w:val="24"/>
           <w:u w:val="single"/>
         </w:rPr>
-        <w:hyperlink r:id="rId17" w:history="1">
+        <w:hyperlink r:id="rId18" w:history="1">
           <w:r>
             <w:rPr>
               <w:rStyle w:val="Hyperlink"/>
@@ -3593,7 +3591,7 @@
           <w:sz w:val="24"/>
           <w:u w:val="single"/>
         </w:rPr>
-        <w:hyperlink r:id="rId19" w:history="1">
+        <w:hyperlink r:id="rId20" w:history="1">
           <w:r>
             <w:rPr>
               <w:rStyle w:val="Hyperlink"/>
@@ -3721,7 +3719,7 @@
           <w:sz w:val="24"/>
           <w:u w:val="single"/>
         </w:rPr>
-        <w:hyperlink r:id="rId20" w:history="1">
+        <w:hyperlink r:id="rId21" w:history="1">
           <w:r>
             <w:rPr>
               <w:rStyle w:val="Hyperlink"/>
@@ -3739,7 +3737,7 @@
           <w:sz w:val="24"/>
           <w:u w:val="single"/>
         </w:rPr>
-        <w:hyperlink r:id="rId20" w:history="1">
+        <w:hyperlink r:id="rId21" w:history="1">
           <w:r>
             <w:rPr>
               <w:rStyle w:val="Hyperlink"/>
@@ -3757,7 +3755,7 @@
           <w:sz w:val="24"/>
           <w:u w:val="single"/>
         </w:rPr>
-        <w:hyperlink r:id="rId20" w:history="1">
+        <w:hyperlink r:id="rId21" w:history="1">
           <w:r>
             <w:rPr>
               <w:rStyle w:val="Hyperlink"/>
@@ -3775,7 +3773,7 @@
           <w:sz w:val="24"/>
           <w:u w:val="single"/>
         </w:rPr>
-        <w:hyperlink r:id="rId20" w:history="1">
+        <w:hyperlink r:id="rId21" w:history="1">
           <w:r>
             <w:rPr>
               <w:rStyle w:val="Hyperlink"/>
@@ -3903,7 +3901,7 @@
           <w:sz w:val="24"/>
           <w:u w:val="single"/>
         </w:rPr>
-        <w:hyperlink r:id="rId21" w:history="1">
+        <w:hyperlink r:id="rId22" w:history="1">
           <w:r>
             <w:rPr>
               <w:rStyle w:val="Hyperlink"/>
@@ -3921,7 +3919,7 @@
           <w:sz w:val="24"/>
           <w:u w:val="single"/>
         </w:rPr>
-        <w:hyperlink r:id="rId21" w:history="1">
+        <w:hyperlink r:id="rId22" w:history="1">
           <w:r>
             <w:rPr>
               <w:rStyle w:val="Hyperlink"/>
@@ -3939,7 +3937,7 @@
           <w:sz w:val="24"/>
           <w:u w:val="single"/>
         </w:rPr>
-        <w:hyperlink r:id="rId21" w:history="1">
+        <w:hyperlink r:id="rId22" w:history="1">
           <w:r>
             <w:rPr>
               <w:rStyle w:val="Hyperlink"/>
@@ -3967,7 +3965,7 @@
           <w:sz w:val="24"/>
           <w:u w:val="single"/>
         </w:rPr>
-        <w:hyperlink r:id="rId22" w:history="1">
+        <w:hyperlink r:id="rId23" w:history="1">
           <w:r>
             <w:rPr>
               <w:rStyle w:val="Hyperlink"/>
@@ -3996,7 +3994,7 @@
           <w:sz w:val="24"/>
           <w:u w:val="single"/>
         </w:rPr>
-        <w:hyperlink r:id="rId22" w:history="1">
+        <w:hyperlink r:id="rId23" w:history="1">
           <w:r>
             <w:rPr>
               <w:rStyle w:val="Hyperlink"/>
@@ -4024,7 +4022,7 @@
           <w:sz w:val="24"/>
           <w:u w:val="single"/>
         </w:rPr>
-        <w:hyperlink r:id="rId21" w:history="1">
+        <w:hyperlink r:id="rId22" w:history="1">
           <w:r>
             <w:rPr>
               <w:rStyle w:val="Hyperlink"/>
@@ -4042,7 +4040,7 @@
           <w:sz w:val="24"/>
           <w:u w:val="single"/>
         </w:rPr>
-        <w:hyperlink r:id="rId21" w:history="1">
+        <w:hyperlink r:id="rId22" w:history="1">
           <w:r>
             <w:rPr>
               <w:rStyle w:val="Hyperlink"/>
@@ -4071,7 +4069,7 @@
           <w:sz w:val="24"/>
           <w:u w:val="single"/>
         </w:rPr>
-        <w:hyperlink r:id="rId21" w:history="1">
+        <w:hyperlink r:id="rId22" w:history="1">
           <w:r>
             <w:rPr>
               <w:rStyle w:val="Hyperlink"/>
@@ -4172,7 +4170,7 @@
           <w:sz w:val="24"/>
           <w:u w:val="single"/>
         </w:rPr>
-        <w:hyperlink r:id="rId23" w:history="1">
+        <w:hyperlink r:id="rId24" w:history="1">
           <w:r>
             <w:rPr>
               <w:rStyle w:val="Hyperlink"/>
@@ -4190,7 +4188,7 @@
           <w:sz w:val="24"/>
           <w:u w:val="single"/>
         </w:rPr>
-        <w:hyperlink r:id="rId23" w:history="1">
+        <w:hyperlink r:id="rId24" w:history="1">
           <w:r>
             <w:rPr>
               <w:rStyle w:val="Hyperlink"/>
@@ -4208,7 +4206,7 @@
           <w:sz w:val="24"/>
           <w:u w:val="single"/>
         </w:rPr>
-        <w:hyperlink r:id="rId23" w:history="1">
+        <w:hyperlink r:id="rId24" w:history="1">
           <w:r>
             <w:rPr>
               <w:rStyle w:val="Hyperlink"/>
@@ -4236,7 +4234,7 @@
           <w:sz w:val="24"/>
           <w:u w:val="single"/>
         </w:rPr>
-        <w:hyperlink r:id="rId24" w:history="1">
+        <w:hyperlink r:id="rId25" w:history="1">
           <w:r>
             <w:rPr>
               <w:rStyle w:val="Hyperlink"/>
@@ -4265,7 +4263,7 @@
           <w:sz w:val="24"/>
           <w:u w:val="single"/>
         </w:rPr>
-        <w:hyperlink r:id="rId24" w:history="1">
+        <w:hyperlink r:id="rId25" w:history="1">
           <w:r>
             <w:rPr>
               <w:rStyle w:val="Hyperlink"/>
@@ -4293,7 +4291,7 @@
           <w:sz w:val="24"/>
           <w:u w:val="single"/>
         </w:rPr>
-        <w:hyperlink r:id="rId23" w:history="1">
+        <w:hyperlink r:id="rId24" w:history="1">
           <w:r>
             <w:rPr>
               <w:rStyle w:val="Hyperlink"/>
@@ -4311,7 +4309,7 @@
           <w:sz w:val="24"/>
           <w:u w:val="single"/>
         </w:rPr>
-        <w:hyperlink r:id="rId23" w:history="1">
+        <w:hyperlink r:id="rId24" w:history="1">
           <w:r>
             <w:rPr>
               <w:rStyle w:val="Hyperlink"/>
@@ -4340,7 +4338,7 @@
           <w:sz w:val="24"/>
           <w:u w:val="single"/>
         </w:rPr>
-        <w:hyperlink r:id="rId23" w:history="1">
+        <w:hyperlink r:id="rId24" w:history="1">
           <w:r>
             <w:rPr>
               <w:rStyle w:val="Hyperlink"/>

--- a/EXPORTS/DOCX/published/niveau3/Dutch/WMLeiden.docx
+++ b/EXPORTS/DOCX/published/niveau3/Dutch/WMLeiden.docx
@@ -622,7 +622,7 @@
           <w:sz w:val="24"/>
           <w:u w:val="single"/>
         </w:rPr>
-        <w:hyperlink r:id="rId11" w:history="1">
+        <w:hyperlink r:id="rId10" w:history="1">
           <w:r>
             <w:rPr>
               <w:rStyle w:val="Hyperlink"/>
@@ -651,7 +651,7 @@
           <w:sz w:val="24"/>
           <w:u w:val="single"/>
         </w:rPr>
-        <w:hyperlink r:id="rId11" w:history="1">
+        <w:hyperlink r:id="rId10" w:history="1">
           <w:r>
             <w:rPr>
               <w:rStyle w:val="Hyperlink"/>
@@ -2038,7 +2038,61 @@
           <w:color w:val="000000"/>
           <w:sz w:val="24"/>
         </w:rPr>
-        <w:t>overgedaan. In het Wereldmuseum Leiden zijn sinds de oprichting gegeven</w:t>
+        <w:t xml:space="preserve">overgedaan. In het Wereldmuseum Leiden zijn sinds de </w:t>
+      </w:r>
+      <w:r>
+        <w:rPr>
+          <w:u w:val="single" w:color="0000ff"/>
+          <w:rFonts w:ascii="Charis SIL Regular" w:hAnsi="Charis SIL Regular" w:eastAsia="Charis SIL Regular"/>
+          <w:b w:val="0"/>
+          <w:i w:val="0"/>
+          <w:color w:val="000000"/>
+          <w:sz w:val="24"/>
+        </w:rPr>
+        <w:hyperlink r:id="rId11" w:history="1">
+          <w:r>
+            <w:rPr>
+              <w:rStyle w:val="Hyperlink"/>
+            </w:rPr>
+            <w:t>oprichting ge</w:t>
+          </w:r>
+        </w:hyperlink>
+      </w:r>
+      <w:r>
+        <w:rPr>
+          <w:u w:val="single" w:color="0000ff"/>
+          <w:rFonts w:ascii="Charis SIL Regular" w:hAnsi="Charis SIL Regular" w:eastAsia="Charis SIL Regular"/>
+          <w:b w:val="0"/>
+          <w:i w:val="0"/>
+          <w:color w:val="000000"/>
+          <w:sz w:val="24"/>
+        </w:rPr>
+        <w:hyperlink r:id="rId11" w:history="1">
+          <w:r>
+            <w:rPr>
+              <w:rStyle w:val="Hyperlink"/>
+            </w:rPr>
+            <w:t>g</w:t>
+          </w:r>
+        </w:hyperlink>
+      </w:r>
+      <w:r>
+        <w:rPr>
+          <w:u w:val="single" w:color="0000ff"/>
+          <w:rFonts w:ascii="Charis SIL Regular" w:hAnsi="Charis SIL Regular" w:eastAsia="Charis SIL Regular"/>
+          <w:b w:val="0"/>
+          <w:i w:val="0"/>
+          <w:color w:val="000000"/>
+          <w:sz w:val="24"/>
+        </w:rPr>
+        <w:hyperlink r:id="rId11" w:history="1">
+          <w:r>
+            <w:rPr>
+              <w:rStyle w:val="Hyperlink"/>
+            </w:rPr>
+            <w:t>even</w:t>
+          </w:r>
+        </w:hyperlink>
       </w:r>
       <w:r>
         <w:rPr>
@@ -2594,7 +2648,7 @@
           <w:sz w:val="24"/>
           <w:u w:val="single"/>
         </w:rPr>
-        <w:t>Etnografisch Museu</w:t>
+        <w:t>Etnografisch Muse</w:t>
       </w:r>
       <w:r>
         <w:rPr>
@@ -2605,7 +2659,7 @@
           <w:sz w:val="24"/>
           <w:u w:val="single"/>
         </w:rPr>
-        <w:t>m Arti</w:t>
+        <w:t>u</w:t>
       </w:r>
       <w:r>
         <w:rPr>
@@ -2614,8 +2668,9 @@
           <w:i w:val="0"/>
           <w:color w:val="0000FF"/>
           <w:sz w:val="24"/>
-        </w:rPr>
-        <w:t>s</w:t>
+          <w:u w:val="single"/>
+        </w:rPr>
+        <w:t>m Artis</w:t>
       </w:r>
       <w:r>
         <w:br/>
@@ -3591,7 +3646,7 @@
           <w:sz w:val="24"/>
           <w:u w:val="single"/>
         </w:rPr>
-        <w:hyperlink r:id="rId20" w:history="1">
+        <w:hyperlink r:id="rId19" w:history="1">
           <w:r>
             <w:rPr>
               <w:rStyle w:val="Hyperlink"/>
@@ -3719,7 +3774,7 @@
           <w:sz w:val="24"/>
           <w:u w:val="single"/>
         </w:rPr>
-        <w:hyperlink r:id="rId21" w:history="1">
+        <w:hyperlink r:id="rId20" w:history="1">
           <w:r>
             <w:rPr>
               <w:rStyle w:val="Hyperlink"/>
@@ -3737,7 +3792,7 @@
           <w:sz w:val="24"/>
           <w:u w:val="single"/>
         </w:rPr>
-        <w:hyperlink r:id="rId21" w:history="1">
+        <w:hyperlink r:id="rId20" w:history="1">
           <w:r>
             <w:rPr>
               <w:rStyle w:val="Hyperlink"/>
@@ -3755,7 +3810,7 @@
           <w:sz w:val="24"/>
           <w:u w:val="single"/>
         </w:rPr>
-        <w:hyperlink r:id="rId21" w:history="1">
+        <w:hyperlink r:id="rId20" w:history="1">
           <w:r>
             <w:rPr>
               <w:rStyle w:val="Hyperlink"/>
@@ -3773,7 +3828,7 @@
           <w:sz w:val="24"/>
           <w:u w:val="single"/>
         </w:rPr>
-        <w:hyperlink r:id="rId21" w:history="1">
+        <w:hyperlink r:id="rId20" w:history="1">
           <w:r>
             <w:rPr>
               <w:rStyle w:val="Hyperlink"/>
@@ -3901,7 +3956,7 @@
           <w:sz w:val="24"/>
           <w:u w:val="single"/>
         </w:rPr>
-        <w:hyperlink r:id="rId22" w:history="1">
+        <w:hyperlink r:id="rId21" w:history="1">
           <w:r>
             <w:rPr>
               <w:rStyle w:val="Hyperlink"/>
@@ -3919,7 +3974,7 @@
           <w:sz w:val="24"/>
           <w:u w:val="single"/>
         </w:rPr>
-        <w:hyperlink r:id="rId22" w:history="1">
+        <w:hyperlink r:id="rId21" w:history="1">
           <w:r>
             <w:rPr>
               <w:rStyle w:val="Hyperlink"/>
@@ -3937,7 +3992,7 @@
           <w:sz w:val="24"/>
           <w:u w:val="single"/>
         </w:rPr>
-        <w:hyperlink r:id="rId22" w:history="1">
+        <w:hyperlink r:id="rId21" w:history="1">
           <w:r>
             <w:rPr>
               <w:rStyle w:val="Hyperlink"/>
@@ -3965,7 +4020,7 @@
           <w:sz w:val="24"/>
           <w:u w:val="single"/>
         </w:rPr>
-        <w:hyperlink r:id="rId23" w:history="1">
+        <w:hyperlink r:id="rId22" w:history="1">
           <w:r>
             <w:rPr>
               <w:rStyle w:val="Hyperlink"/>
@@ -3994,7 +4049,7 @@
           <w:sz w:val="24"/>
           <w:u w:val="single"/>
         </w:rPr>
-        <w:hyperlink r:id="rId23" w:history="1">
+        <w:hyperlink r:id="rId22" w:history="1">
           <w:r>
             <w:rPr>
               <w:rStyle w:val="Hyperlink"/>
@@ -4022,7 +4077,7 @@
           <w:sz w:val="24"/>
           <w:u w:val="single"/>
         </w:rPr>
-        <w:hyperlink r:id="rId22" w:history="1">
+        <w:hyperlink r:id="rId21" w:history="1">
           <w:r>
             <w:rPr>
               <w:rStyle w:val="Hyperlink"/>
@@ -4040,7 +4095,7 @@
           <w:sz w:val="24"/>
           <w:u w:val="single"/>
         </w:rPr>
-        <w:hyperlink r:id="rId22" w:history="1">
+        <w:hyperlink r:id="rId21" w:history="1">
           <w:r>
             <w:rPr>
               <w:rStyle w:val="Hyperlink"/>
@@ -4069,7 +4124,7 @@
           <w:sz w:val="24"/>
           <w:u w:val="single"/>
         </w:rPr>
-        <w:hyperlink r:id="rId22" w:history="1">
+        <w:hyperlink r:id="rId21" w:history="1">
           <w:r>
             <w:rPr>
               <w:rStyle w:val="Hyperlink"/>
@@ -4170,7 +4225,7 @@
           <w:sz w:val="24"/>
           <w:u w:val="single"/>
         </w:rPr>
-        <w:hyperlink r:id="rId24" w:history="1">
+        <w:hyperlink r:id="rId23" w:history="1">
           <w:r>
             <w:rPr>
               <w:rStyle w:val="Hyperlink"/>
@@ -4188,7 +4243,7 @@
           <w:sz w:val="24"/>
           <w:u w:val="single"/>
         </w:rPr>
-        <w:hyperlink r:id="rId24" w:history="1">
+        <w:hyperlink r:id="rId23" w:history="1">
           <w:r>
             <w:rPr>
               <w:rStyle w:val="Hyperlink"/>
@@ -4206,7 +4261,7 @@
           <w:sz w:val="24"/>
           <w:u w:val="single"/>
         </w:rPr>
-        <w:hyperlink r:id="rId24" w:history="1">
+        <w:hyperlink r:id="rId23" w:history="1">
           <w:r>
             <w:rPr>
               <w:rStyle w:val="Hyperlink"/>
@@ -4234,7 +4289,7 @@
           <w:sz w:val="24"/>
           <w:u w:val="single"/>
         </w:rPr>
-        <w:hyperlink r:id="rId25" w:history="1">
+        <w:hyperlink r:id="rId24" w:history="1">
           <w:r>
             <w:rPr>
               <w:rStyle w:val="Hyperlink"/>
@@ -4263,7 +4318,7 @@
           <w:sz w:val="24"/>
           <w:u w:val="single"/>
         </w:rPr>
-        <w:hyperlink r:id="rId25" w:history="1">
+        <w:hyperlink r:id="rId24" w:history="1">
           <w:r>
             <w:rPr>
               <w:rStyle w:val="Hyperlink"/>
@@ -4291,7 +4346,7 @@
           <w:sz w:val="24"/>
           <w:u w:val="single"/>
         </w:rPr>
-        <w:hyperlink r:id="rId24" w:history="1">
+        <w:hyperlink r:id="rId23" w:history="1">
           <w:r>
             <w:rPr>
               <w:rStyle w:val="Hyperlink"/>
@@ -4309,7 +4364,7 @@
           <w:sz w:val="24"/>
           <w:u w:val="single"/>
         </w:rPr>
-        <w:hyperlink r:id="rId24" w:history="1">
+        <w:hyperlink r:id="rId23" w:history="1">
           <w:r>
             <w:rPr>
               <w:rStyle w:val="Hyperlink"/>
@@ -4338,7 +4393,7 @@
           <w:sz w:val="24"/>
           <w:u w:val="single"/>
         </w:rPr>
-        <w:hyperlink r:id="rId24" w:history="1">
+        <w:hyperlink r:id="rId23" w:history="1">
           <w:r>
             <w:rPr>
               <w:rStyle w:val="Hyperlink"/>

--- a/EXPORTS/DOCX/published/niveau3/Dutch/WMLeiden.docx
+++ b/EXPORTS/DOCX/published/niveau3/Dutch/WMLeiden.docx
@@ -568,7 +568,7 @@
           <w:sz w:val="24"/>
           <w:u w:val="single"/>
         </w:rPr>
-        <w:hyperlink r:id="rId11" w:history="1">
+        <w:hyperlink r:id="rId10" w:history="1">
           <w:r>
             <w:rPr>
               <w:rStyle w:val="Hyperlink"/>
@@ -586,7 +586,7 @@
           <w:sz w:val="24"/>
           <w:u w:val="single"/>
         </w:rPr>
-        <w:hyperlink r:id="rId11" w:history="1">
+        <w:hyperlink r:id="rId10" w:history="1">
           <w:r>
             <w:rPr>
               <w:rStyle w:val="Hyperlink"/>
@@ -604,7 +604,7 @@
           <w:sz w:val="24"/>
           <w:u w:val="single"/>
         </w:rPr>
-        <w:hyperlink r:id="rId11" w:history="1">
+        <w:hyperlink r:id="rId10" w:history="1">
           <w:r>
             <w:rPr>
               <w:rStyle w:val="Hyperlink"/>
@@ -651,7 +651,7 @@
           <w:sz w:val="24"/>
           <w:u w:val="single"/>
         </w:rPr>
-        <w:hyperlink r:id="rId10" w:history="1">
+        <w:hyperlink r:id="rId11" w:history="1">
           <w:r>
             <w:rPr>
               <w:rStyle w:val="Hyperlink"/>
@@ -669,7 +669,7 @@
           <w:sz w:val="24"/>
           <w:u w:val="single"/>
         </w:rPr>
-        <w:hyperlink r:id="rId10" w:history="1">
+        <w:hyperlink r:id="rId11" w:history="1">
           <w:r>
             <w:rPr>
               <w:rStyle w:val="Hyperlink"/>
@@ -687,7 +687,7 @@
           <w:sz w:val="24"/>
           <w:u w:val="single"/>
         </w:rPr>
-        <w:hyperlink r:id="rId10" w:history="1">
+        <w:hyperlink r:id="rId11" w:history="1">
           <w:r>
             <w:rPr>
               <w:rStyle w:val="Hyperlink"/>
@@ -716,7 +716,7 @@
           <w:sz w:val="24"/>
           <w:u w:val="single"/>
         </w:rPr>
-        <w:hyperlink r:id="rId10" w:history="1">
+        <w:hyperlink r:id="rId11" w:history="1">
           <w:r>
             <w:rPr>
               <w:rStyle w:val="Hyperlink"/>
@@ -772,42 +772,7 @@
           <w:color w:val="000000"/>
           <w:sz w:val="24"/>
         </w:rPr>
-        <w:hyperlink r:id="rId11" w:history="1">
-          <w:r>
-            <w:rPr>
-              <w:rStyle w:val="Hyperlink"/>
-            </w:rPr>
-            <w:t>afisch Mus</w:t>
-          </w:r>
-        </w:hyperlink>
-      </w:r>
-      <w:r>
-        <w:rPr>
-          <w:rFonts w:ascii="Charis SIL Regular" w:hAnsi="Charis SIL Regular" w:eastAsia="Charis SIL Regular"/>
-          <w:b w:val="0"/>
-          <w:i w:val="0"/>
-          <w:color w:val="000000"/>
-          <w:sz w:val="24"/>
-        </w:rPr>
-        <w:hyperlink r:id="rId11" w:history="1">
-          <w:r>
-            <w:rPr>
-              <w:rStyle w:val="Hyperlink"/>
-            </w:rPr>
-            <w:t>e</w:t>
-          </w:r>
-        </w:hyperlink>
-      </w:r>
-      <w:r>
-        <w:rPr>
-          <w:u w:val="single" w:color="0000ff"/>
-          <w:rFonts w:ascii="Charis SIL Regular" w:hAnsi="Charis SIL Regular" w:eastAsia="Charis SIL Regular"/>
-          <w:b w:val="0"/>
-          <w:i w:val="0"/>
-          <w:color w:val="000000"/>
-          <w:sz w:val="24"/>
-        </w:rPr>
-        <w:t>um</w:t>
+        <w:t>afisch Museum</w:t>
       </w:r>
       <w:r>
         <w:rPr>
@@ -841,7 +806,7 @@
             <w:rPr>
               <w:rStyle w:val="Hyperlink"/>
             </w:rPr>
-            <w:t>der deze la</w:t>
+            <w:t>der deze l</w:t>
           </w:r>
         </w:hyperlink>
       </w:r>
@@ -853,7 +818,7 @@
           <w:color w:val="000000"/>
           <w:sz w:val="24"/>
         </w:rPr>
-        <w:t xml:space="preserve">atste groep objecten bevonden zich ook </w:t>
+        <w:t xml:space="preserve">aatste groep objecten bevonden zich ook </w:t>
       </w:r>
       <w:r>
         <w:rPr>
@@ -3322,7 +3287,7 @@
           <w:sz w:val="24"/>
           <w:u w:val="single"/>
         </w:rPr>
-        <w:hyperlink r:id="rId18" w:history="1">
+        <w:hyperlink r:id="rId17" w:history="1">
           <w:r>
             <w:rPr>
               <w:rStyle w:val="Hyperlink"/>
@@ -3340,7 +3305,7 @@
           <w:sz w:val="24"/>
           <w:u w:val="single"/>
         </w:rPr>
-        <w:hyperlink r:id="rId18" w:history="1">
+        <w:hyperlink r:id="rId17" w:history="1">
           <w:r>
             <w:rPr>
               <w:rStyle w:val="Hyperlink"/>

--- a/EXPORTS/DOCX/published/niveau3/Dutch/WMLeiden.docx
+++ b/EXPORTS/DOCX/published/niveau3/Dutch/WMLeiden.docx
@@ -568,7 +568,7 @@
           <w:sz w:val="24"/>
           <w:u w:val="single"/>
         </w:rPr>
-        <w:hyperlink r:id="rId10" w:history="1">
+        <w:hyperlink r:id="rId11" w:history="1">
           <w:r>
             <w:rPr>
               <w:rStyle w:val="Hyperlink"/>
@@ -586,7 +586,7 @@
           <w:sz w:val="24"/>
           <w:u w:val="single"/>
         </w:rPr>
-        <w:hyperlink r:id="rId10" w:history="1">
+        <w:hyperlink r:id="rId11" w:history="1">
           <w:r>
             <w:rPr>
               <w:rStyle w:val="Hyperlink"/>
@@ -651,7 +651,7 @@
           <w:sz w:val="24"/>
           <w:u w:val="single"/>
         </w:rPr>
-        <w:hyperlink r:id="rId11" w:history="1">
+        <w:hyperlink r:id="rId10" w:history="1">
           <w:r>
             <w:rPr>
               <w:rStyle w:val="Hyperlink"/>
@@ -669,7 +669,7 @@
           <w:sz w:val="24"/>
           <w:u w:val="single"/>
         </w:rPr>
-        <w:hyperlink r:id="rId11" w:history="1">
+        <w:hyperlink r:id="rId10" w:history="1">
           <w:r>
             <w:rPr>
               <w:rStyle w:val="Hyperlink"/>
@@ -687,7 +687,7 @@
           <w:sz w:val="24"/>
           <w:u w:val="single"/>
         </w:rPr>
-        <w:hyperlink r:id="rId11" w:history="1">
+        <w:hyperlink r:id="rId10" w:history="1">
           <w:r>
             <w:rPr>
               <w:rStyle w:val="Hyperlink"/>
@@ -716,7 +716,7 @@
           <w:sz w:val="24"/>
           <w:u w:val="single"/>
         </w:rPr>
-        <w:hyperlink r:id="rId11" w:history="1">
+        <w:hyperlink r:id="rId10" w:history="1">
           <w:r>
             <w:rPr>
               <w:rStyle w:val="Hyperlink"/>
@@ -772,7 +772,42 @@
           <w:color w:val="000000"/>
           <w:sz w:val="24"/>
         </w:rPr>
-        <w:t>afisch Museum</w:t>
+        <w:hyperlink r:id="rId11" w:history="1">
+          <w:r>
+            <w:rPr>
+              <w:rStyle w:val="Hyperlink"/>
+            </w:rPr>
+            <w:t>afisch Mus</w:t>
+          </w:r>
+        </w:hyperlink>
+      </w:r>
+      <w:r>
+        <w:rPr>
+          <w:rFonts w:ascii="Charis SIL Regular" w:hAnsi="Charis SIL Regular" w:eastAsia="Charis SIL Regular"/>
+          <w:b w:val="0"/>
+          <w:i w:val="0"/>
+          <w:color w:val="000000"/>
+          <w:sz w:val="24"/>
+        </w:rPr>
+        <w:hyperlink r:id="rId11" w:history="1">
+          <w:r>
+            <w:rPr>
+              <w:rStyle w:val="Hyperlink"/>
+            </w:rPr>
+            <w:t>e</w:t>
+          </w:r>
+        </w:hyperlink>
+      </w:r>
+      <w:r>
+        <w:rPr>
+          <w:u w:val="single" w:color="0000ff"/>
+          <w:rFonts w:ascii="Charis SIL Regular" w:hAnsi="Charis SIL Regular" w:eastAsia="Charis SIL Regular"/>
+          <w:b w:val="0"/>
+          <w:i w:val="0"/>
+          <w:color w:val="000000"/>
+          <w:sz w:val="24"/>
+        </w:rPr>
+        <w:t>um</w:t>
       </w:r>
       <w:r>
         <w:rPr>
@@ -806,7 +841,7 @@
             <w:rPr>
               <w:rStyle w:val="Hyperlink"/>
             </w:rPr>
-            <w:t>der deze l</w:t>
+            <w:t>der deze la</w:t>
           </w:r>
         </w:hyperlink>
       </w:r>
@@ -818,7 +853,7 @@
           <w:color w:val="000000"/>
           <w:sz w:val="24"/>
         </w:rPr>
-        <w:t xml:space="preserve">aatste groep objecten bevonden zich ook </w:t>
+        <w:t xml:space="preserve">atste groep objecten bevonden zich ook </w:t>
       </w:r>
       <w:r>
         <w:rPr>
@@ -3286,7 +3321,7 @@
           <w:sz w:val="24"/>
           <w:u w:val="single"/>
         </w:rPr>
-        <w:hyperlink r:id="rId17" w:history="1">
+        <w:hyperlink r:id="rId18" w:history="1">
           <w:r>
             <w:rPr>
               <w:rStyle w:val="Hyperlink"/>
@@ -3481,7 +3516,7 @@
           <w:sz w:val="24"/>
           <w:u w:val="single"/>
         </w:rPr>
-        <w:hyperlink r:id="rId18" w:history="1">
+        <w:hyperlink r:id="rId19" w:history="1">
           <w:r>
             <w:rPr>
               <w:rStyle w:val="Hyperlink"/>
@@ -3499,7 +3534,7 @@
           <w:sz w:val="24"/>
           <w:u w:val="single"/>
         </w:rPr>
-        <w:hyperlink r:id="rId18" w:history="1">
+        <w:hyperlink r:id="rId19" w:history="1">
           <w:r>
             <w:rPr>
               <w:rStyle w:val="Hyperlink"/>
@@ -3517,7 +3552,7 @@
           <w:sz w:val="24"/>
           <w:u w:val="single"/>
         </w:rPr>
-        <w:hyperlink r:id="rId18" w:history="1">
+        <w:hyperlink r:id="rId19" w:history="1">
           <w:r>
             <w:rPr>
               <w:rStyle w:val="Hyperlink"/>
@@ -3535,7 +3570,7 @@
           <w:sz w:val="24"/>
           <w:u w:val="single"/>
         </w:rPr>
-        <w:hyperlink r:id="rId18" w:history="1">
+        <w:hyperlink r:id="rId19" w:history="1">
           <w:r>
             <w:rPr>
               <w:rStyle w:val="Hyperlink"/>
@@ -3563,7 +3598,7 @@
           <w:sz w:val="24"/>
           <w:u w:val="single"/>
         </w:rPr>
-        <w:hyperlink r:id="rId19" w:history="1">
+        <w:hyperlink r:id="rId20" w:history="1">
           <w:r>
             <w:rPr>
               <w:rStyle w:val="Hyperlink"/>
@@ -3581,7 +3616,7 @@
           <w:sz w:val="24"/>
           <w:u w:val="single"/>
         </w:rPr>
-        <w:hyperlink r:id="rId19" w:history="1">
+        <w:hyperlink r:id="rId20" w:history="1">
           <w:r>
             <w:rPr>
               <w:rStyle w:val="Hyperlink"/>
@@ -3610,7 +3645,7 @@
           <w:sz w:val="24"/>
           <w:u w:val="single"/>
         </w:rPr>
-        <w:hyperlink r:id="rId19" w:history="1">
+        <w:hyperlink r:id="rId20" w:history="1">
           <w:r>
             <w:rPr>
               <w:rStyle w:val="Hyperlink"/>
@@ -3738,7 +3773,7 @@
           <w:sz w:val="24"/>
           <w:u w:val="single"/>
         </w:rPr>
-        <w:hyperlink r:id="rId20" w:history="1">
+        <w:hyperlink r:id="rId21" w:history="1">
           <w:r>
             <w:rPr>
               <w:rStyle w:val="Hyperlink"/>
@@ -3756,7 +3791,7 @@
           <w:sz w:val="24"/>
           <w:u w:val="single"/>
         </w:rPr>
-        <w:hyperlink r:id="rId20" w:history="1">
+        <w:hyperlink r:id="rId21" w:history="1">
           <w:r>
             <w:rPr>
               <w:rStyle w:val="Hyperlink"/>
@@ -3774,7 +3809,7 @@
           <w:sz w:val="24"/>
           <w:u w:val="single"/>
         </w:rPr>
-        <w:hyperlink r:id="rId20" w:history="1">
+        <w:hyperlink r:id="rId21" w:history="1">
           <w:r>
             <w:rPr>
               <w:rStyle w:val="Hyperlink"/>
@@ -3792,7 +3827,7 @@
           <w:sz w:val="24"/>
           <w:u w:val="single"/>
         </w:rPr>
-        <w:hyperlink r:id="rId20" w:history="1">
+        <w:hyperlink r:id="rId21" w:history="1">
           <w:r>
             <w:rPr>
               <w:rStyle w:val="Hyperlink"/>
@@ -3920,7 +3955,7 @@
           <w:sz w:val="24"/>
           <w:u w:val="single"/>
         </w:rPr>
-        <w:hyperlink r:id="rId21" w:history="1">
+        <w:hyperlink r:id="rId22" w:history="1">
           <w:r>
             <w:rPr>
               <w:rStyle w:val="Hyperlink"/>
@@ -3938,7 +3973,7 @@
           <w:sz w:val="24"/>
           <w:u w:val="single"/>
         </w:rPr>
-        <w:hyperlink r:id="rId21" w:history="1">
+        <w:hyperlink r:id="rId22" w:history="1">
           <w:r>
             <w:rPr>
               <w:rStyle w:val="Hyperlink"/>
@@ -3956,7 +3991,7 @@
           <w:sz w:val="24"/>
           <w:u w:val="single"/>
         </w:rPr>
-        <w:hyperlink r:id="rId21" w:history="1">
+        <w:hyperlink r:id="rId22" w:history="1">
           <w:r>
             <w:rPr>
               <w:rStyle w:val="Hyperlink"/>
@@ -3984,7 +4019,7 @@
           <w:sz w:val="24"/>
           <w:u w:val="single"/>
         </w:rPr>
-        <w:hyperlink r:id="rId22" w:history="1">
+        <w:hyperlink r:id="rId23" w:history="1">
           <w:r>
             <w:rPr>
               <w:rStyle w:val="Hyperlink"/>
@@ -4013,7 +4048,7 @@
           <w:sz w:val="24"/>
           <w:u w:val="single"/>
         </w:rPr>
-        <w:hyperlink r:id="rId22" w:history="1">
+        <w:hyperlink r:id="rId23" w:history="1">
           <w:r>
             <w:rPr>
               <w:rStyle w:val="Hyperlink"/>
@@ -4041,7 +4076,7 @@
           <w:sz w:val="24"/>
           <w:u w:val="single"/>
         </w:rPr>
-        <w:hyperlink r:id="rId21" w:history="1">
+        <w:hyperlink r:id="rId22" w:history="1">
           <w:r>
             <w:rPr>
               <w:rStyle w:val="Hyperlink"/>
@@ -4059,7 +4094,7 @@
           <w:sz w:val="24"/>
           <w:u w:val="single"/>
         </w:rPr>
-        <w:hyperlink r:id="rId21" w:history="1">
+        <w:hyperlink r:id="rId22" w:history="1">
           <w:r>
             <w:rPr>
               <w:rStyle w:val="Hyperlink"/>
@@ -4088,7 +4123,7 @@
           <w:sz w:val="24"/>
           <w:u w:val="single"/>
         </w:rPr>
-        <w:hyperlink r:id="rId21" w:history="1">
+        <w:hyperlink r:id="rId22" w:history="1">
           <w:r>
             <w:rPr>
               <w:rStyle w:val="Hyperlink"/>
@@ -4189,7 +4224,7 @@
           <w:sz w:val="24"/>
           <w:u w:val="single"/>
         </w:rPr>
-        <w:hyperlink r:id="rId23" w:history="1">
+        <w:hyperlink r:id="rId24" w:history="1">
           <w:r>
             <w:rPr>
               <w:rStyle w:val="Hyperlink"/>
@@ -4207,7 +4242,7 @@
           <w:sz w:val="24"/>
           <w:u w:val="single"/>
         </w:rPr>
-        <w:hyperlink r:id="rId23" w:history="1">
+        <w:hyperlink r:id="rId24" w:history="1">
           <w:r>
             <w:rPr>
               <w:rStyle w:val="Hyperlink"/>
@@ -4225,7 +4260,7 @@
           <w:sz w:val="24"/>
           <w:u w:val="single"/>
         </w:rPr>
-        <w:hyperlink r:id="rId23" w:history="1">
+        <w:hyperlink r:id="rId24" w:history="1">
           <w:r>
             <w:rPr>
               <w:rStyle w:val="Hyperlink"/>
@@ -4253,7 +4288,7 @@
           <w:sz w:val="24"/>
           <w:u w:val="single"/>
         </w:rPr>
-        <w:hyperlink r:id="rId24" w:history="1">
+        <w:hyperlink r:id="rId25" w:history="1">
           <w:r>
             <w:rPr>
               <w:rStyle w:val="Hyperlink"/>
@@ -4282,7 +4317,7 @@
           <w:sz w:val="24"/>
           <w:u w:val="single"/>
         </w:rPr>
-        <w:hyperlink r:id="rId24" w:history="1">
+        <w:hyperlink r:id="rId25" w:history="1">
           <w:r>
             <w:rPr>
               <w:rStyle w:val="Hyperlink"/>
@@ -4310,7 +4345,7 @@
           <w:sz w:val="24"/>
           <w:u w:val="single"/>
         </w:rPr>
-        <w:hyperlink r:id="rId23" w:history="1">
+        <w:hyperlink r:id="rId24" w:history="1">
           <w:r>
             <w:rPr>
               <w:rStyle w:val="Hyperlink"/>
@@ -4328,7 +4363,7 @@
           <w:sz w:val="24"/>
           <w:u w:val="single"/>
         </w:rPr>
-        <w:hyperlink r:id="rId23" w:history="1">
+        <w:hyperlink r:id="rId24" w:history="1">
           <w:r>
             <w:rPr>
               <w:rStyle w:val="Hyperlink"/>
@@ -4357,7 +4392,7 @@
           <w:sz w:val="24"/>
           <w:u w:val="single"/>
         </w:rPr>
-        <w:hyperlink r:id="rId23" w:history="1">
+        <w:hyperlink r:id="rId24" w:history="1">
           <w:r>
             <w:rPr>
               <w:rStyle w:val="Hyperlink"/>

--- a/EXPORTS/DOCX/published/niveau3/Dutch/WMLeiden.docx
+++ b/EXPORTS/DOCX/published/niveau3/Dutch/WMLeiden.docx
@@ -557,7 +557,25 @@
           <w:color w:val="000000"/>
           <w:sz w:val="24"/>
         </w:rPr>
-        <w:t xml:space="preserve">van de collectie van het </w:t>
+        <w:t>van de collectie v</w:t>
+      </w:r>
+      <w:r>
+        <w:rPr>
+          <w:u w:val="single" w:color="0000ff"/>
+          <w:rFonts w:ascii="Charis SIL Regular" w:hAnsi="Charis SIL Regular" w:eastAsia="Charis SIL Regular"/>
+          <w:b w:val="0"/>
+          <w:i w:val="0"/>
+          <w:color w:val="000000"/>
+          <w:sz w:val="24"/>
+        </w:rPr>
+        <w:hyperlink r:id="rId10" w:history="1">
+          <w:r>
+            <w:rPr>
+              <w:rStyle w:val="Hyperlink"/>
+            </w:rPr>
+            <w:t xml:space="preserve">an het </w:t>
+          </w:r>
+        </w:hyperlink>
       </w:r>
       <w:r>
         <w:rPr>
@@ -568,7 +586,7 @@
           <w:sz w:val="24"/>
           <w:u w:val="single"/>
         </w:rPr>
-        <w:hyperlink r:id="rId11" w:history="1">
+        <w:hyperlink r:id="rId10" w:history="1">
           <w:r>
             <w:rPr>
               <w:rStyle w:val="Hyperlink"/>
@@ -586,7 +604,7 @@
           <w:sz w:val="24"/>
           <w:u w:val="single"/>
         </w:rPr>
-        <w:hyperlink r:id="rId11" w:history="1">
+        <w:hyperlink r:id="rId10" w:history="1">
           <w:r>
             <w:rPr>
               <w:rStyle w:val="Hyperlink"/>
@@ -716,7 +734,7 @@
           <w:sz w:val="24"/>
           <w:u w:val="single"/>
         </w:rPr>
-        <w:hyperlink r:id="rId10" w:history="1">
+        <w:hyperlink r:id="rId11" w:history="1">
           <w:r>
             <w:rPr>
               <w:rStyle w:val="Hyperlink"/>
@@ -1860,43 +1878,7 @@
           <w:color w:val="000000"/>
           <w:sz w:val="24"/>
         </w:rPr>
-        <w:t>een aanzie</w:t>
-      </w:r>
-      <w:r>
-        <w:rPr>
-          <w:u w:val="single" w:color="0000ff"/>
-          <w:rFonts w:ascii="Charis SIL Regular" w:hAnsi="Charis SIL Regular" w:eastAsia="Charis SIL Regular"/>
-          <w:b w:val="0"/>
-          <w:i w:val="0"/>
-          <w:color w:val="000000"/>
-          <w:sz w:val="24"/>
-        </w:rPr>
-        <w:hyperlink r:id="rId10" w:history="1">
-          <w:r>
-            <w:rPr>
-              <w:rStyle w:val="Hyperlink"/>
-            </w:rPr>
-            <w:t>nlijke colle</w:t>
-          </w:r>
-        </w:hyperlink>
-      </w:r>
-      <w:r>
-        <w:rPr>
-          <w:u w:val="single" w:color="0000ff"/>
-          <w:rFonts w:ascii="Charis SIL Regular" w:hAnsi="Charis SIL Regular" w:eastAsia="Charis SIL Regular"/>
-          <w:b w:val="0"/>
-          <w:i w:val="0"/>
-          <w:color w:val="000000"/>
-          <w:sz w:val="24"/>
-        </w:rPr>
-        <w:hyperlink r:id="rId10" w:history="1">
-          <w:r>
-            <w:rPr>
-              <w:rStyle w:val="Hyperlink"/>
-            </w:rPr>
-            <w:t>ctie obje</w:t>
-          </w:r>
-        </w:hyperlink>
+        <w:t>een aanzienlijke collectie obje</w:t>
       </w:r>
       <w:r>
         <w:rPr>

--- a/EXPORTS/DOCX/published/niveau3/Dutch/WMLeiden.docx
+++ b/EXPORTS/DOCX/published/niveau3/Dutch/WMLeiden.docx
@@ -557,25 +557,7 @@
           <w:color w:val="000000"/>
           <w:sz w:val="24"/>
         </w:rPr>
-        <w:t>van de collectie v</w:t>
-      </w:r>
-      <w:r>
-        <w:rPr>
-          <w:u w:val="single" w:color="0000ff"/>
-          <w:rFonts w:ascii="Charis SIL Regular" w:hAnsi="Charis SIL Regular" w:eastAsia="Charis SIL Regular"/>
-          <w:b w:val="0"/>
-          <w:i w:val="0"/>
-          <w:color w:val="000000"/>
-          <w:sz w:val="24"/>
-        </w:rPr>
-        <w:hyperlink r:id="rId10" w:history="1">
-          <w:r>
-            <w:rPr>
-              <w:rStyle w:val="Hyperlink"/>
-            </w:rPr>
-            <w:t xml:space="preserve">an het </w:t>
-          </w:r>
-        </w:hyperlink>
+        <w:t xml:space="preserve">van de collectie van het </w:t>
       </w:r>
       <w:r>
         <w:rPr>
@@ -586,7 +568,7 @@
           <w:sz w:val="24"/>
           <w:u w:val="single"/>
         </w:rPr>
-        <w:hyperlink r:id="rId10" w:history="1">
+        <w:hyperlink r:id="rId11" w:history="1">
           <w:r>
             <w:rPr>
               <w:rStyle w:val="Hyperlink"/>
@@ -604,7 +586,7 @@
           <w:sz w:val="24"/>
           <w:u w:val="single"/>
         </w:rPr>
-        <w:hyperlink r:id="rId10" w:history="1">
+        <w:hyperlink r:id="rId11" w:history="1">
           <w:r>
             <w:rPr>
               <w:rStyle w:val="Hyperlink"/>
@@ -734,7 +716,7 @@
           <w:sz w:val="24"/>
           <w:u w:val="single"/>
         </w:rPr>
-        <w:hyperlink r:id="rId11" w:history="1">
+        <w:hyperlink r:id="rId10" w:history="1">
           <w:r>
             <w:rPr>
               <w:rStyle w:val="Hyperlink"/>
@@ -1878,7 +1860,43 @@
           <w:color w:val="000000"/>
           <w:sz w:val="24"/>
         </w:rPr>
-        <w:t>een aanzienlijke collectie obje</w:t>
+        <w:t>een aanzie</w:t>
+      </w:r>
+      <w:r>
+        <w:rPr>
+          <w:u w:val="single" w:color="0000ff"/>
+          <w:rFonts w:ascii="Charis SIL Regular" w:hAnsi="Charis SIL Regular" w:eastAsia="Charis SIL Regular"/>
+          <w:b w:val="0"/>
+          <w:i w:val="0"/>
+          <w:color w:val="000000"/>
+          <w:sz w:val="24"/>
+        </w:rPr>
+        <w:hyperlink r:id="rId10" w:history="1">
+          <w:r>
+            <w:rPr>
+              <w:rStyle w:val="Hyperlink"/>
+            </w:rPr>
+            <w:t>nlijke colle</w:t>
+          </w:r>
+        </w:hyperlink>
+      </w:r>
+      <w:r>
+        <w:rPr>
+          <w:u w:val="single" w:color="0000ff"/>
+          <w:rFonts w:ascii="Charis SIL Regular" w:hAnsi="Charis SIL Regular" w:eastAsia="Charis SIL Regular"/>
+          <w:b w:val="0"/>
+          <w:i w:val="0"/>
+          <w:color w:val="000000"/>
+          <w:sz w:val="24"/>
+        </w:rPr>
+        <w:hyperlink r:id="rId10" w:history="1">
+          <w:r>
+            <w:rPr>
+              <w:rStyle w:val="Hyperlink"/>
+            </w:rPr>
+            <w:t>ctie obje</w:t>
+          </w:r>
+        </w:hyperlink>
       </w:r>
       <w:r>
         <w:rPr>
@@ -2630,7 +2648,7 @@
           <w:sz w:val="24"/>
           <w:u w:val="single"/>
         </w:rPr>
-        <w:t>Etnografisch Museu</w:t>
+        <w:t>Etnografisch Muse</w:t>
       </w:r>
       <w:r>
         <w:rPr>
@@ -2641,7 +2659,7 @@
           <w:sz w:val="24"/>
           <w:u w:val="single"/>
         </w:rPr>
-        <w:t>m Arti</w:t>
+        <w:t>u</w:t>
       </w:r>
       <w:r>
         <w:rPr>
@@ -2650,8 +2668,9 @@
           <w:i w:val="0"/>
           <w:color w:val="0000FF"/>
           <w:sz w:val="24"/>
-        </w:rPr>
-        <w:t>s</w:t>
+          <w:u w:val="single"/>
+        </w:rPr>
+        <w:t>m Artis</w:t>
       </w:r>
       <w:r>
         <w:br/>
@@ -3303,7 +3322,7 @@
           <w:sz w:val="24"/>
           <w:u w:val="single"/>
         </w:rPr>
-        <w:hyperlink r:id="rId18" w:history="1">
+        <w:hyperlink r:id="rId17" w:history="1">
           <w:r>
             <w:rPr>
               <w:rStyle w:val="Hyperlink"/>
@@ -3498,7 +3517,7 @@
           <w:sz w:val="24"/>
           <w:u w:val="single"/>
         </w:rPr>
-        <w:hyperlink r:id="rId19" w:history="1">
+        <w:hyperlink r:id="rId18" w:history="1">
           <w:r>
             <w:rPr>
               <w:rStyle w:val="Hyperlink"/>
@@ -3516,7 +3535,7 @@
           <w:sz w:val="24"/>
           <w:u w:val="single"/>
         </w:rPr>
-        <w:hyperlink r:id="rId19" w:history="1">
+        <w:hyperlink r:id="rId18" w:history="1">
           <w:r>
             <w:rPr>
               <w:rStyle w:val="Hyperlink"/>
@@ -3534,7 +3553,7 @@
           <w:sz w:val="24"/>
           <w:u w:val="single"/>
         </w:rPr>
-        <w:hyperlink r:id="rId19" w:history="1">
+        <w:hyperlink r:id="rId18" w:history="1">
           <w:r>
             <w:rPr>
               <w:rStyle w:val="Hyperlink"/>
@@ -3552,7 +3571,7 @@
           <w:sz w:val="24"/>
           <w:u w:val="single"/>
         </w:rPr>
-        <w:hyperlink r:id="rId19" w:history="1">
+        <w:hyperlink r:id="rId18" w:history="1">
           <w:r>
             <w:rPr>
               <w:rStyle w:val="Hyperlink"/>
@@ -3580,7 +3599,7 @@
           <w:sz w:val="24"/>
           <w:u w:val="single"/>
         </w:rPr>
-        <w:hyperlink r:id="rId20" w:history="1">
+        <w:hyperlink r:id="rId19" w:history="1">
           <w:r>
             <w:rPr>
               <w:rStyle w:val="Hyperlink"/>
@@ -3598,7 +3617,7 @@
           <w:sz w:val="24"/>
           <w:u w:val="single"/>
         </w:rPr>
-        <w:hyperlink r:id="rId20" w:history="1">
+        <w:hyperlink r:id="rId19" w:history="1">
           <w:r>
             <w:rPr>
               <w:rStyle w:val="Hyperlink"/>
@@ -3627,7 +3646,7 @@
           <w:sz w:val="24"/>
           <w:u w:val="single"/>
         </w:rPr>
-        <w:hyperlink r:id="rId20" w:history="1">
+        <w:hyperlink r:id="rId19" w:history="1">
           <w:r>
             <w:rPr>
               <w:rStyle w:val="Hyperlink"/>
@@ -3755,7 +3774,7 @@
           <w:sz w:val="24"/>
           <w:u w:val="single"/>
         </w:rPr>
-        <w:hyperlink r:id="rId21" w:history="1">
+        <w:hyperlink r:id="rId20" w:history="1">
           <w:r>
             <w:rPr>
               <w:rStyle w:val="Hyperlink"/>
@@ -3773,7 +3792,7 @@
           <w:sz w:val="24"/>
           <w:u w:val="single"/>
         </w:rPr>
-        <w:hyperlink r:id="rId21" w:history="1">
+        <w:hyperlink r:id="rId20" w:history="1">
           <w:r>
             <w:rPr>
               <w:rStyle w:val="Hyperlink"/>
@@ -3791,7 +3810,7 @@
           <w:sz w:val="24"/>
           <w:u w:val="single"/>
         </w:rPr>
-        <w:hyperlink r:id="rId21" w:history="1">
+        <w:hyperlink r:id="rId20" w:history="1">
           <w:r>
             <w:rPr>
               <w:rStyle w:val="Hyperlink"/>
@@ -3809,7 +3828,7 @@
           <w:sz w:val="24"/>
           <w:u w:val="single"/>
         </w:rPr>
-        <w:hyperlink r:id="rId21" w:history="1">
+        <w:hyperlink r:id="rId20" w:history="1">
           <w:r>
             <w:rPr>
               <w:rStyle w:val="Hyperlink"/>
@@ -3937,7 +3956,7 @@
           <w:sz w:val="24"/>
           <w:u w:val="single"/>
         </w:rPr>
-        <w:hyperlink r:id="rId22" w:history="1">
+        <w:hyperlink r:id="rId21" w:history="1">
           <w:r>
             <w:rPr>
               <w:rStyle w:val="Hyperlink"/>
@@ -3955,7 +3974,7 @@
           <w:sz w:val="24"/>
           <w:u w:val="single"/>
         </w:rPr>
-        <w:hyperlink r:id="rId22" w:history="1">
+        <w:hyperlink r:id="rId21" w:history="1">
           <w:r>
             <w:rPr>
               <w:rStyle w:val="Hyperlink"/>
@@ -3973,7 +3992,7 @@
           <w:sz w:val="24"/>
           <w:u w:val="single"/>
         </w:rPr>
-        <w:hyperlink r:id="rId22" w:history="1">
+        <w:hyperlink r:id="rId21" w:history="1">
           <w:r>
             <w:rPr>
               <w:rStyle w:val="Hyperlink"/>
@@ -4001,7 +4020,7 @@
           <w:sz w:val="24"/>
           <w:u w:val="single"/>
         </w:rPr>
-        <w:hyperlink r:id="rId23" w:history="1">
+        <w:hyperlink r:id="rId22" w:history="1">
           <w:r>
             <w:rPr>
               <w:rStyle w:val="Hyperlink"/>
@@ -4030,7 +4049,7 @@
           <w:sz w:val="24"/>
           <w:u w:val="single"/>
         </w:rPr>
-        <w:hyperlink r:id="rId23" w:history="1">
+        <w:hyperlink r:id="rId22" w:history="1">
           <w:r>
             <w:rPr>
               <w:rStyle w:val="Hyperlink"/>
@@ -4058,7 +4077,7 @@
           <w:sz w:val="24"/>
           <w:u w:val="single"/>
         </w:rPr>
-        <w:hyperlink r:id="rId22" w:history="1">
+        <w:hyperlink r:id="rId21" w:history="1">
           <w:r>
             <w:rPr>
               <w:rStyle w:val="Hyperlink"/>
@@ -4076,7 +4095,7 @@
           <w:sz w:val="24"/>
           <w:u w:val="single"/>
         </w:rPr>
-        <w:hyperlink r:id="rId22" w:history="1">
+        <w:hyperlink r:id="rId21" w:history="1">
           <w:r>
             <w:rPr>
               <w:rStyle w:val="Hyperlink"/>
@@ -4105,7 +4124,7 @@
           <w:sz w:val="24"/>
           <w:u w:val="single"/>
         </w:rPr>
-        <w:hyperlink r:id="rId22" w:history="1">
+        <w:hyperlink r:id="rId21" w:history="1">
           <w:r>
             <w:rPr>
               <w:rStyle w:val="Hyperlink"/>
@@ -4206,7 +4225,7 @@
           <w:sz w:val="24"/>
           <w:u w:val="single"/>
         </w:rPr>
-        <w:hyperlink r:id="rId24" w:history="1">
+        <w:hyperlink r:id="rId23" w:history="1">
           <w:r>
             <w:rPr>
               <w:rStyle w:val="Hyperlink"/>
@@ -4224,7 +4243,7 @@
           <w:sz w:val="24"/>
           <w:u w:val="single"/>
         </w:rPr>
-        <w:hyperlink r:id="rId24" w:history="1">
+        <w:hyperlink r:id="rId23" w:history="1">
           <w:r>
             <w:rPr>
               <w:rStyle w:val="Hyperlink"/>
@@ -4242,7 +4261,7 @@
           <w:sz w:val="24"/>
           <w:u w:val="single"/>
         </w:rPr>
-        <w:hyperlink r:id="rId24" w:history="1">
+        <w:hyperlink r:id="rId23" w:history="1">
           <w:r>
             <w:rPr>
               <w:rStyle w:val="Hyperlink"/>
@@ -4270,7 +4289,7 @@
           <w:sz w:val="24"/>
           <w:u w:val="single"/>
         </w:rPr>
-        <w:hyperlink r:id="rId25" w:history="1">
+        <w:hyperlink r:id="rId24" w:history="1">
           <w:r>
             <w:rPr>
               <w:rStyle w:val="Hyperlink"/>
@@ -4299,7 +4318,7 @@
           <w:sz w:val="24"/>
           <w:u w:val="single"/>
         </w:rPr>
-        <w:hyperlink r:id="rId25" w:history="1">
+        <w:hyperlink r:id="rId24" w:history="1">
           <w:r>
             <w:rPr>
               <w:rStyle w:val="Hyperlink"/>
@@ -4327,7 +4346,7 @@
           <w:sz w:val="24"/>
           <w:u w:val="single"/>
         </w:rPr>
-        <w:hyperlink r:id="rId24" w:history="1">
+        <w:hyperlink r:id="rId23" w:history="1">
           <w:r>
             <w:rPr>
               <w:rStyle w:val="Hyperlink"/>
@@ -4345,7 +4364,7 @@
           <w:sz w:val="24"/>
           <w:u w:val="single"/>
         </w:rPr>
-        <w:hyperlink r:id="rId24" w:history="1">
+        <w:hyperlink r:id="rId23" w:history="1">
           <w:r>
             <w:rPr>
               <w:rStyle w:val="Hyperlink"/>
@@ -4374,7 +4393,7 @@
           <w:sz w:val="24"/>
           <w:u w:val="single"/>
         </w:rPr>
-        <w:hyperlink r:id="rId24" w:history="1">
+        <w:hyperlink r:id="rId23" w:history="1">
           <w:r>
             <w:rPr>
               <w:rStyle w:val="Hyperlink"/>

--- a/EXPORTS/DOCX/published/niveau3/Dutch/WMLeiden.docx
+++ b/EXPORTS/DOCX/published/niveau3/Dutch/WMLeiden.docx
@@ -604,7 +604,7 @@
           <w:sz w:val="24"/>
           <w:u w:val="single"/>
         </w:rPr>
-        <w:hyperlink r:id="rId10" w:history="1">
+        <w:hyperlink r:id="rId11" w:history="1">
           <w:r>
             <w:rPr>
               <w:rStyle w:val="Hyperlink"/>
@@ -622,7 +622,7 @@
           <w:sz w:val="24"/>
           <w:u w:val="single"/>
         </w:rPr>
-        <w:hyperlink r:id="rId10" w:history="1">
+        <w:hyperlink r:id="rId11" w:history="1">
           <w:r>
             <w:rPr>
               <w:rStyle w:val="Hyperlink"/>
@@ -651,7 +651,7 @@
           <w:sz w:val="24"/>
           <w:u w:val="single"/>
         </w:rPr>
-        <w:hyperlink r:id="rId10" w:history="1">
+        <w:hyperlink r:id="rId11" w:history="1">
           <w:r>
             <w:rPr>
               <w:rStyle w:val="Hyperlink"/>
@@ -2648,7 +2648,7 @@
           <w:sz w:val="24"/>
           <w:u w:val="single"/>
         </w:rPr>
-        <w:t>Etnografisch Muse</w:t>
+        <w:t>Etnografisch Museu</w:t>
       </w:r>
       <w:r>
         <w:rPr>
@@ -2659,7 +2659,7 @@
           <w:sz w:val="24"/>
           <w:u w:val="single"/>
         </w:rPr>
-        <w:t>u</w:t>
+        <w:t>m Arti</w:t>
       </w:r>
       <w:r>
         <w:rPr>
@@ -2668,9 +2668,8 @@
           <w:i w:val="0"/>
           <w:color w:val="0000FF"/>
           <w:sz w:val="24"/>
-          <w:u w:val="single"/>
-        </w:rPr>
-        <w:t>m Artis</w:t>
+        </w:rPr>
+        <w:t>s</w:t>
       </w:r>
       <w:r>
         <w:br/>
@@ -3322,7 +3321,7 @@
           <w:sz w:val="24"/>
           <w:u w:val="single"/>
         </w:rPr>
-        <w:hyperlink r:id="rId17" w:history="1">
+        <w:hyperlink r:id="rId18" w:history="1">
           <w:r>
             <w:rPr>
               <w:rStyle w:val="Hyperlink"/>
@@ -3340,7 +3339,7 @@
           <w:sz w:val="24"/>
           <w:u w:val="single"/>
         </w:rPr>
-        <w:hyperlink r:id="rId17" w:history="1">
+        <w:hyperlink r:id="rId18" w:history="1">
           <w:r>
             <w:rPr>
               <w:rStyle w:val="Hyperlink"/>
@@ -3369,7 +3368,7 @@
           <w:sz w:val="24"/>
           <w:u w:val="single"/>
         </w:rPr>
-        <w:hyperlink r:id="rId17" w:history="1">
+        <w:hyperlink r:id="rId18" w:history="1">
           <w:r>
             <w:rPr>
               <w:rStyle w:val="Hyperlink"/>
@@ -3517,7 +3516,7 @@
           <w:sz w:val="24"/>
           <w:u w:val="single"/>
         </w:rPr>
-        <w:hyperlink r:id="rId18" w:history="1">
+        <w:hyperlink r:id="rId19" w:history="1">
           <w:r>
             <w:rPr>
               <w:rStyle w:val="Hyperlink"/>
@@ -3535,7 +3534,7 @@
           <w:sz w:val="24"/>
           <w:u w:val="single"/>
         </w:rPr>
-        <w:hyperlink r:id="rId18" w:history="1">
+        <w:hyperlink r:id="rId19" w:history="1">
           <w:r>
             <w:rPr>
               <w:rStyle w:val="Hyperlink"/>
@@ -3553,7 +3552,7 @@
           <w:sz w:val="24"/>
           <w:u w:val="single"/>
         </w:rPr>
-        <w:hyperlink r:id="rId18" w:history="1">
+        <w:hyperlink r:id="rId19" w:history="1">
           <w:r>
             <w:rPr>
               <w:rStyle w:val="Hyperlink"/>
@@ -3571,7 +3570,7 @@
           <w:sz w:val="24"/>
           <w:u w:val="single"/>
         </w:rPr>
-        <w:hyperlink r:id="rId18" w:history="1">
+        <w:hyperlink r:id="rId19" w:history="1">
           <w:r>
             <w:rPr>
               <w:rStyle w:val="Hyperlink"/>
@@ -3646,7 +3645,7 @@
           <w:sz w:val="24"/>
           <w:u w:val="single"/>
         </w:rPr>
-        <w:hyperlink r:id="rId19" w:history="1">
+        <w:hyperlink r:id="rId20" w:history="1">
           <w:r>
             <w:rPr>
               <w:rStyle w:val="Hyperlink"/>
@@ -3774,7 +3773,7 @@
           <w:sz w:val="24"/>
           <w:u w:val="single"/>
         </w:rPr>
-        <w:hyperlink r:id="rId20" w:history="1">
+        <w:hyperlink r:id="rId21" w:history="1">
           <w:r>
             <w:rPr>
               <w:rStyle w:val="Hyperlink"/>
@@ -3792,7 +3791,7 @@
           <w:sz w:val="24"/>
           <w:u w:val="single"/>
         </w:rPr>
-        <w:hyperlink r:id="rId20" w:history="1">
+        <w:hyperlink r:id="rId21" w:history="1">
           <w:r>
             <w:rPr>
               <w:rStyle w:val="Hyperlink"/>
@@ -3810,7 +3809,7 @@
           <w:sz w:val="24"/>
           <w:u w:val="single"/>
         </w:rPr>
-        <w:hyperlink r:id="rId20" w:history="1">
+        <w:hyperlink r:id="rId21" w:history="1">
           <w:r>
             <w:rPr>
               <w:rStyle w:val="Hyperlink"/>
@@ -3828,7 +3827,7 @@
           <w:sz w:val="24"/>
           <w:u w:val="single"/>
         </w:rPr>
-        <w:hyperlink r:id="rId20" w:history="1">
+        <w:hyperlink r:id="rId21" w:history="1">
           <w:r>
             <w:rPr>
               <w:rStyle w:val="Hyperlink"/>
@@ -3956,7 +3955,7 @@
           <w:sz w:val="24"/>
           <w:u w:val="single"/>
         </w:rPr>
-        <w:hyperlink r:id="rId21" w:history="1">
+        <w:hyperlink r:id="rId22" w:history="1">
           <w:r>
             <w:rPr>
               <w:rStyle w:val="Hyperlink"/>
@@ -3974,7 +3973,7 @@
           <w:sz w:val="24"/>
           <w:u w:val="single"/>
         </w:rPr>
-        <w:hyperlink r:id="rId21" w:history="1">
+        <w:hyperlink r:id="rId22" w:history="1">
           <w:r>
             <w:rPr>
               <w:rStyle w:val="Hyperlink"/>
@@ -3992,7 +3991,7 @@
           <w:sz w:val="24"/>
           <w:u w:val="single"/>
         </w:rPr>
-        <w:hyperlink r:id="rId21" w:history="1">
+        <w:hyperlink r:id="rId22" w:history="1">
           <w:r>
             <w:rPr>
               <w:rStyle w:val="Hyperlink"/>
@@ -4020,7 +4019,7 @@
           <w:sz w:val="24"/>
           <w:u w:val="single"/>
         </w:rPr>
-        <w:hyperlink r:id="rId22" w:history="1">
+        <w:hyperlink r:id="rId23" w:history="1">
           <w:r>
             <w:rPr>
               <w:rStyle w:val="Hyperlink"/>
@@ -4049,7 +4048,7 @@
           <w:sz w:val="24"/>
           <w:u w:val="single"/>
         </w:rPr>
-        <w:hyperlink r:id="rId22" w:history="1">
+        <w:hyperlink r:id="rId23" w:history="1">
           <w:r>
             <w:rPr>
               <w:rStyle w:val="Hyperlink"/>
@@ -4077,7 +4076,7 @@
           <w:sz w:val="24"/>
           <w:u w:val="single"/>
         </w:rPr>
-        <w:hyperlink r:id="rId21" w:history="1">
+        <w:hyperlink r:id="rId22" w:history="1">
           <w:r>
             <w:rPr>
               <w:rStyle w:val="Hyperlink"/>
@@ -4095,7 +4094,7 @@
           <w:sz w:val="24"/>
           <w:u w:val="single"/>
         </w:rPr>
-        <w:hyperlink r:id="rId21" w:history="1">
+        <w:hyperlink r:id="rId22" w:history="1">
           <w:r>
             <w:rPr>
               <w:rStyle w:val="Hyperlink"/>
@@ -4124,7 +4123,7 @@
           <w:sz w:val="24"/>
           <w:u w:val="single"/>
         </w:rPr>
-        <w:hyperlink r:id="rId21" w:history="1">
+        <w:hyperlink r:id="rId22" w:history="1">
           <w:r>
             <w:rPr>
               <w:rStyle w:val="Hyperlink"/>
@@ -4225,7 +4224,7 @@
           <w:sz w:val="24"/>
           <w:u w:val="single"/>
         </w:rPr>
-        <w:hyperlink r:id="rId23" w:history="1">
+        <w:hyperlink r:id="rId24" w:history="1">
           <w:r>
             <w:rPr>
               <w:rStyle w:val="Hyperlink"/>
@@ -4243,7 +4242,7 @@
           <w:sz w:val="24"/>
           <w:u w:val="single"/>
         </w:rPr>
-        <w:hyperlink r:id="rId23" w:history="1">
+        <w:hyperlink r:id="rId24" w:history="1">
           <w:r>
             <w:rPr>
               <w:rStyle w:val="Hyperlink"/>
@@ -4261,7 +4260,7 @@
           <w:sz w:val="24"/>
           <w:u w:val="single"/>
         </w:rPr>
-        <w:hyperlink r:id="rId23" w:history="1">
+        <w:hyperlink r:id="rId24" w:history="1">
           <w:r>
             <w:rPr>
               <w:rStyle w:val="Hyperlink"/>
@@ -4289,7 +4288,7 @@
           <w:sz w:val="24"/>
           <w:u w:val="single"/>
         </w:rPr>
-        <w:hyperlink r:id="rId24" w:history="1">
+        <w:hyperlink r:id="rId25" w:history="1">
           <w:r>
             <w:rPr>
               <w:rStyle w:val="Hyperlink"/>
@@ -4318,7 +4317,7 @@
           <w:sz w:val="24"/>
           <w:u w:val="single"/>
         </w:rPr>
-        <w:hyperlink r:id="rId24" w:history="1">
+        <w:hyperlink r:id="rId25" w:history="1">
           <w:r>
             <w:rPr>
               <w:rStyle w:val="Hyperlink"/>
@@ -4346,7 +4345,7 @@
           <w:sz w:val="24"/>
           <w:u w:val="single"/>
         </w:rPr>
-        <w:hyperlink r:id="rId23" w:history="1">
+        <w:hyperlink r:id="rId24" w:history="1">
           <w:r>
             <w:rPr>
               <w:rStyle w:val="Hyperlink"/>
@@ -4364,7 +4363,7 @@
           <w:sz w:val="24"/>
           <w:u w:val="single"/>
         </w:rPr>
-        <w:hyperlink r:id="rId23" w:history="1">
+        <w:hyperlink r:id="rId24" w:history="1">
           <w:r>
             <w:rPr>
               <w:rStyle w:val="Hyperlink"/>
@@ -4393,7 +4392,7 @@
           <w:sz w:val="24"/>
           <w:u w:val="single"/>
         </w:rPr>
-        <w:hyperlink r:id="rId23" w:history="1">
+        <w:hyperlink r:id="rId24" w:history="1">
           <w:r>
             <w:rPr>
               <w:rStyle w:val="Hyperlink"/>

--- a/EXPORTS/DOCX/published/niveau3/Dutch/WMLeiden.docx
+++ b/EXPORTS/DOCX/published/niveau3/Dutch/WMLeiden.docx
@@ -557,7 +557,25 @@
           <w:color w:val="000000"/>
           <w:sz w:val="24"/>
         </w:rPr>
-        <w:t xml:space="preserve">van de collectie van het </w:t>
+        <w:t>van de collectie v</w:t>
+      </w:r>
+      <w:r>
+        <w:rPr>
+          <w:u w:val="single" w:color="0000ff"/>
+          <w:rFonts w:ascii="Charis SIL Regular" w:hAnsi="Charis SIL Regular" w:eastAsia="Charis SIL Regular"/>
+          <w:b w:val="0"/>
+          <w:i w:val="0"/>
+          <w:color w:val="000000"/>
+          <w:sz w:val="24"/>
+        </w:rPr>
+        <w:hyperlink r:id="rId10" w:history="1">
+          <w:r>
+            <w:rPr>
+              <w:rStyle w:val="Hyperlink"/>
+            </w:rPr>
+            <w:t xml:space="preserve">an het </w:t>
+          </w:r>
+        </w:hyperlink>
       </w:r>
       <w:r>
         <w:rPr>
@@ -568,7 +586,7 @@
           <w:sz w:val="24"/>
           <w:u w:val="single"/>
         </w:rPr>
-        <w:hyperlink r:id="rId11" w:history="1">
+        <w:hyperlink r:id="rId10" w:history="1">
           <w:r>
             <w:rPr>
               <w:rStyle w:val="Hyperlink"/>
@@ -586,7 +604,7 @@
           <w:sz w:val="24"/>
           <w:u w:val="single"/>
         </w:rPr>
-        <w:hyperlink r:id="rId11" w:history="1">
+        <w:hyperlink r:id="rId10" w:history="1">
           <w:r>
             <w:rPr>
               <w:rStyle w:val="Hyperlink"/>
@@ -604,7 +622,7 @@
           <w:sz w:val="24"/>
           <w:u w:val="single"/>
         </w:rPr>
-        <w:hyperlink r:id="rId11" w:history="1">
+        <w:hyperlink r:id="rId10" w:history="1">
           <w:r>
             <w:rPr>
               <w:rStyle w:val="Hyperlink"/>
@@ -622,7 +640,7 @@
           <w:sz w:val="24"/>
           <w:u w:val="single"/>
         </w:rPr>
-        <w:hyperlink r:id="rId11" w:history="1">
+        <w:hyperlink r:id="rId10" w:history="1">
           <w:r>
             <w:rPr>
               <w:rStyle w:val="Hyperlink"/>
@@ -651,7 +669,7 @@
           <w:sz w:val="24"/>
           <w:u w:val="single"/>
         </w:rPr>
-        <w:hyperlink r:id="rId11" w:history="1">
+        <w:hyperlink r:id="rId10" w:history="1">
           <w:r>
             <w:rPr>
               <w:rStyle w:val="Hyperlink"/>
@@ -716,7 +734,7 @@
           <w:sz w:val="24"/>
           <w:u w:val="single"/>
         </w:rPr>
-        <w:hyperlink r:id="rId10" w:history="1">
+        <w:hyperlink r:id="rId11" w:history="1">
           <w:r>
             <w:rPr>
               <w:rStyle w:val="Hyperlink"/>
@@ -1860,43 +1878,7 @@
           <w:color w:val="000000"/>
           <w:sz w:val="24"/>
         </w:rPr>
-        <w:t>een aanzie</w:t>
-      </w:r>
-      <w:r>
-        <w:rPr>
-          <w:u w:val="single" w:color="0000ff"/>
-          <w:rFonts w:ascii="Charis SIL Regular" w:hAnsi="Charis SIL Regular" w:eastAsia="Charis SIL Regular"/>
-          <w:b w:val="0"/>
-          <w:i w:val="0"/>
-          <w:color w:val="000000"/>
-          <w:sz w:val="24"/>
-        </w:rPr>
-        <w:hyperlink r:id="rId10" w:history="1">
-          <w:r>
-            <w:rPr>
-              <w:rStyle w:val="Hyperlink"/>
-            </w:rPr>
-            <w:t>nlijke colle</w:t>
-          </w:r>
-        </w:hyperlink>
-      </w:r>
-      <w:r>
-        <w:rPr>
-          <w:u w:val="single" w:color="0000ff"/>
-          <w:rFonts w:ascii="Charis SIL Regular" w:hAnsi="Charis SIL Regular" w:eastAsia="Charis SIL Regular"/>
-          <w:b w:val="0"/>
-          <w:i w:val="0"/>
-          <w:color w:val="000000"/>
-          <w:sz w:val="24"/>
-        </w:rPr>
-        <w:hyperlink r:id="rId10" w:history="1">
-          <w:r>
-            <w:rPr>
-              <w:rStyle w:val="Hyperlink"/>
-            </w:rPr>
-            <w:t>ctie obje</w:t>
-          </w:r>
-        </w:hyperlink>
+        <w:t>een aanzienlijke collectie obje</w:t>
       </w:r>
       <w:r>
         <w:rPr>
@@ -3321,7 +3303,7 @@
           <w:sz w:val="24"/>
           <w:u w:val="single"/>
         </w:rPr>
-        <w:hyperlink r:id="rId18" w:history="1">
+        <w:hyperlink r:id="rId17" w:history="1">
           <w:r>
             <w:rPr>
               <w:rStyle w:val="Hyperlink"/>
@@ -3339,7 +3321,7 @@
           <w:sz w:val="24"/>
           <w:u w:val="single"/>
         </w:rPr>
-        <w:hyperlink r:id="rId18" w:history="1">
+        <w:hyperlink r:id="rId17" w:history="1">
           <w:r>
             <w:rPr>
               <w:rStyle w:val="Hyperlink"/>
@@ -3368,7 +3350,7 @@
           <w:sz w:val="24"/>
           <w:u w:val="single"/>
         </w:rPr>
-        <w:hyperlink r:id="rId18" w:history="1">
+        <w:hyperlink r:id="rId17" w:history="1">
           <w:r>
             <w:rPr>
               <w:rStyle w:val="Hyperlink"/>
@@ -3516,7 +3498,7 @@
           <w:sz w:val="24"/>
           <w:u w:val="single"/>
         </w:rPr>
-        <w:hyperlink r:id="rId19" w:history="1">
+        <w:hyperlink r:id="rId18" w:history="1">
           <w:r>
             <w:rPr>
               <w:rStyle w:val="Hyperlink"/>
@@ -3534,7 +3516,7 @@
           <w:sz w:val="24"/>
           <w:u w:val="single"/>
         </w:rPr>
-        <w:hyperlink r:id="rId19" w:history="1">
+        <w:hyperlink r:id="rId18" w:history="1">
           <w:r>
             <w:rPr>
               <w:rStyle w:val="Hyperlink"/>
@@ -3552,7 +3534,7 @@
           <w:sz w:val="24"/>
           <w:u w:val="single"/>
         </w:rPr>
-        <w:hyperlink r:id="rId19" w:history="1">
+        <w:hyperlink r:id="rId18" w:history="1">
           <w:r>
             <w:rPr>
               <w:rStyle w:val="Hyperlink"/>
@@ -3570,7 +3552,7 @@
           <w:sz w:val="24"/>
           <w:u w:val="single"/>
         </w:rPr>
-        <w:hyperlink r:id="rId19" w:history="1">
+        <w:hyperlink r:id="rId18" w:history="1">
           <w:r>
             <w:rPr>
               <w:rStyle w:val="Hyperlink"/>
@@ -3598,7 +3580,7 @@
           <w:sz w:val="24"/>
           <w:u w:val="single"/>
         </w:rPr>
-        <w:hyperlink r:id="rId19" w:history="1">
+        <w:hyperlink r:id="rId18" w:history="1">
           <w:r>
             <w:rPr>
               <w:rStyle w:val="Hyperlink"/>
@@ -3645,7 +3627,7 @@
           <w:sz w:val="24"/>
           <w:u w:val="single"/>
         </w:rPr>
-        <w:hyperlink r:id="rId20" w:history="1">
+        <w:hyperlink r:id="rId19" w:history="1">
           <w:r>
             <w:rPr>
               <w:rStyle w:val="Hyperlink"/>
@@ -3773,7 +3755,7 @@
           <w:sz w:val="24"/>
           <w:u w:val="single"/>
         </w:rPr>
-        <w:hyperlink r:id="rId21" w:history="1">
+        <w:hyperlink r:id="rId20" w:history="1">
           <w:r>
             <w:rPr>
               <w:rStyle w:val="Hyperlink"/>
@@ -3791,7 +3773,7 @@
           <w:sz w:val="24"/>
           <w:u w:val="single"/>
         </w:rPr>
-        <w:hyperlink r:id="rId21" w:history="1">
+        <w:hyperlink r:id="rId20" w:history="1">
           <w:r>
             <w:rPr>
               <w:rStyle w:val="Hyperlink"/>
@@ -3809,7 +3791,7 @@
           <w:sz w:val="24"/>
           <w:u w:val="single"/>
         </w:rPr>
-        <w:hyperlink r:id="rId21" w:history="1">
+        <w:hyperlink r:id="rId20" w:history="1">
           <w:r>
             <w:rPr>
               <w:rStyle w:val="Hyperlink"/>
@@ -3827,7 +3809,7 @@
           <w:sz w:val="24"/>
           <w:u w:val="single"/>
         </w:rPr>
-        <w:hyperlink r:id="rId21" w:history="1">
+        <w:hyperlink r:id="rId20" w:history="1">
           <w:r>
             <w:rPr>
               <w:rStyle w:val="Hyperlink"/>
@@ -3955,7 +3937,7 @@
           <w:sz w:val="24"/>
           <w:u w:val="single"/>
         </w:rPr>
-        <w:hyperlink r:id="rId22" w:history="1">
+        <w:hyperlink r:id="rId21" w:history="1">
           <w:r>
             <w:rPr>
               <w:rStyle w:val="Hyperlink"/>
@@ -3973,7 +3955,7 @@
           <w:sz w:val="24"/>
           <w:u w:val="single"/>
         </w:rPr>
-        <w:hyperlink r:id="rId22" w:history="1">
+        <w:hyperlink r:id="rId21" w:history="1">
           <w:r>
             <w:rPr>
               <w:rStyle w:val="Hyperlink"/>
@@ -3991,7 +3973,7 @@
           <w:sz w:val="24"/>
           <w:u w:val="single"/>
         </w:rPr>
-        <w:hyperlink r:id="rId22" w:history="1">
+        <w:hyperlink r:id="rId21" w:history="1">
           <w:r>
             <w:rPr>
               <w:rStyle w:val="Hyperlink"/>
@@ -4019,7 +4001,7 @@
           <w:sz w:val="24"/>
           <w:u w:val="single"/>
         </w:rPr>
-        <w:hyperlink r:id="rId23" w:history="1">
+        <w:hyperlink r:id="rId22" w:history="1">
           <w:r>
             <w:rPr>
               <w:rStyle w:val="Hyperlink"/>
@@ -4048,7 +4030,7 @@
           <w:sz w:val="24"/>
           <w:u w:val="single"/>
         </w:rPr>
-        <w:hyperlink r:id="rId23" w:history="1">
+        <w:hyperlink r:id="rId22" w:history="1">
           <w:r>
             <w:rPr>
               <w:rStyle w:val="Hyperlink"/>
@@ -4076,7 +4058,7 @@
           <w:sz w:val="24"/>
           <w:u w:val="single"/>
         </w:rPr>
-        <w:hyperlink r:id="rId22" w:history="1">
+        <w:hyperlink r:id="rId21" w:history="1">
           <w:r>
             <w:rPr>
               <w:rStyle w:val="Hyperlink"/>
@@ -4094,7 +4076,7 @@
           <w:sz w:val="24"/>
           <w:u w:val="single"/>
         </w:rPr>
-        <w:hyperlink r:id="rId22" w:history="1">
+        <w:hyperlink r:id="rId21" w:history="1">
           <w:r>
             <w:rPr>
               <w:rStyle w:val="Hyperlink"/>
@@ -4123,7 +4105,7 @@
           <w:sz w:val="24"/>
           <w:u w:val="single"/>
         </w:rPr>
-        <w:hyperlink r:id="rId22" w:history="1">
+        <w:hyperlink r:id="rId21" w:history="1">
           <w:r>
             <w:rPr>
               <w:rStyle w:val="Hyperlink"/>
@@ -4224,7 +4206,7 @@
           <w:sz w:val="24"/>
           <w:u w:val="single"/>
         </w:rPr>
-        <w:hyperlink r:id="rId24" w:history="1">
+        <w:hyperlink r:id="rId23" w:history="1">
           <w:r>
             <w:rPr>
               <w:rStyle w:val="Hyperlink"/>
@@ -4242,7 +4224,7 @@
           <w:sz w:val="24"/>
           <w:u w:val="single"/>
         </w:rPr>
-        <w:hyperlink r:id="rId24" w:history="1">
+        <w:hyperlink r:id="rId23" w:history="1">
           <w:r>
             <w:rPr>
               <w:rStyle w:val="Hyperlink"/>
@@ -4260,7 +4242,7 @@
           <w:sz w:val="24"/>
           <w:u w:val="single"/>
         </w:rPr>
-        <w:hyperlink r:id="rId24" w:history="1">
+        <w:hyperlink r:id="rId23" w:history="1">
           <w:r>
             <w:rPr>
               <w:rStyle w:val="Hyperlink"/>
@@ -4288,7 +4270,7 @@
           <w:sz w:val="24"/>
           <w:u w:val="single"/>
         </w:rPr>
-        <w:hyperlink r:id="rId25" w:history="1">
+        <w:hyperlink r:id="rId24" w:history="1">
           <w:r>
             <w:rPr>
               <w:rStyle w:val="Hyperlink"/>
@@ -4317,7 +4299,7 @@
           <w:sz w:val="24"/>
           <w:u w:val="single"/>
         </w:rPr>
-        <w:hyperlink r:id="rId25" w:history="1">
+        <w:hyperlink r:id="rId24" w:history="1">
           <w:r>
             <w:rPr>
               <w:rStyle w:val="Hyperlink"/>
@@ -4345,7 +4327,7 @@
           <w:sz w:val="24"/>
           <w:u w:val="single"/>
         </w:rPr>
-        <w:hyperlink r:id="rId24" w:history="1">
+        <w:hyperlink r:id="rId23" w:history="1">
           <w:r>
             <w:rPr>
               <w:rStyle w:val="Hyperlink"/>
@@ -4363,7 +4345,7 @@
           <w:sz w:val="24"/>
           <w:u w:val="single"/>
         </w:rPr>
-        <w:hyperlink r:id="rId24" w:history="1">
+        <w:hyperlink r:id="rId23" w:history="1">
           <w:r>
             <w:rPr>
               <w:rStyle w:val="Hyperlink"/>
@@ -4392,7 +4374,7 @@
           <w:sz w:val="24"/>
           <w:u w:val="single"/>
         </w:rPr>
-        <w:hyperlink r:id="rId24" w:history="1">
+        <w:hyperlink r:id="rId23" w:history="1">
           <w:r>
             <w:rPr>
               <w:rStyle w:val="Hyperlink"/>

--- a/EXPORTS/DOCX/published/niveau3/Dutch/WMLeiden.docx
+++ b/EXPORTS/DOCX/published/niveau3/Dutch/WMLeiden.docx
@@ -557,25 +557,7 @@
           <w:color w:val="000000"/>
           <w:sz w:val="24"/>
         </w:rPr>
-        <w:t>van de collectie v</w:t>
-      </w:r>
-      <w:r>
-        <w:rPr>
-          <w:u w:val="single" w:color="0000ff"/>
-          <w:rFonts w:ascii="Charis SIL Regular" w:hAnsi="Charis SIL Regular" w:eastAsia="Charis SIL Regular"/>
-          <w:b w:val="0"/>
-          <w:i w:val="0"/>
-          <w:color w:val="000000"/>
-          <w:sz w:val="24"/>
-        </w:rPr>
-        <w:hyperlink r:id="rId10" w:history="1">
-          <w:r>
-            <w:rPr>
-              <w:rStyle w:val="Hyperlink"/>
-            </w:rPr>
-            <w:t xml:space="preserve">an het </w:t>
-          </w:r>
-        </w:hyperlink>
+        <w:t xml:space="preserve">van de collectie van het </w:t>
       </w:r>
       <w:r>
         <w:rPr>
@@ -584,52 +566,8 @@
           <w:i w:val="0"/>
           <w:color w:val="0000FF"/>
           <w:sz w:val="24"/>
-          <w:u w:val="single"/>
-        </w:rPr>
-        <w:hyperlink r:id="rId10" w:history="1">
-          <w:r>
-            <w:rPr>
-              <w:rStyle w:val="Hyperlink"/>
-            </w:rPr>
-            <w:t>Rij</w:t>
-          </w:r>
-        </w:hyperlink>
-      </w:r>
-      <w:r>
-        <w:rPr>
-          <w:rFonts w:ascii="Charis SIL Regular" w:hAnsi="Charis SIL Regular" w:eastAsia="Charis SIL Regular"/>
-          <w:b w:val="0"/>
-          <w:i w:val="0"/>
-          <w:color w:val="0000FF"/>
-          <w:sz w:val="24"/>
-          <w:u w:val="single"/>
-        </w:rPr>
-        <w:hyperlink r:id="rId10" w:history="1">
-          <w:r>
-            <w:rPr>
-              <w:rStyle w:val="Hyperlink"/>
-            </w:rPr>
-            <w:t>k</w:t>
-          </w:r>
-        </w:hyperlink>
-      </w:r>
-      <w:r>
-        <w:rPr>
-          <w:rFonts w:ascii="Charis SIL Regular" w:hAnsi="Charis SIL Regular" w:eastAsia="Charis SIL Regular"/>
-          <w:b w:val="0"/>
-          <w:i w:val="0"/>
-          <w:color w:val="0000FF"/>
-          <w:sz w:val="24"/>
-          <w:u w:val="single"/>
-        </w:rPr>
-        <w:hyperlink r:id="rId10" w:history="1">
-          <w:r>
-            <w:rPr>
-              <w:rStyle w:val="Hyperlink"/>
-            </w:rPr>
-            <w:t>smuseu</w:t>
-          </w:r>
-        </w:hyperlink>
+        </w:rPr>
+        <w:t>Rijksmuseu</w:t>
       </w:r>
       <w:r>
         <w:rPr>
@@ -734,7 +672,7 @@
           <w:sz w:val="24"/>
           <w:u w:val="single"/>
         </w:rPr>
-        <w:hyperlink r:id="rId11" w:history="1">
+        <w:hyperlink r:id="rId10" w:history="1">
           <w:r>
             <w:rPr>
               <w:rStyle w:val="Hyperlink"/>
@@ -1878,7 +1816,43 @@
           <w:color w:val="000000"/>
           <w:sz w:val="24"/>
         </w:rPr>
-        <w:t>een aanzienlijke collectie obje</w:t>
+        <w:t>een aanzie</w:t>
+      </w:r>
+      <w:r>
+        <w:rPr>
+          <w:u w:val="single" w:color="0000ff"/>
+          <w:rFonts w:ascii="Charis SIL Regular" w:hAnsi="Charis SIL Regular" w:eastAsia="Charis SIL Regular"/>
+          <w:b w:val="0"/>
+          <w:i w:val="0"/>
+          <w:color w:val="000000"/>
+          <w:sz w:val="24"/>
+        </w:rPr>
+        <w:hyperlink r:id="rId10" w:history="1">
+          <w:r>
+            <w:rPr>
+              <w:rStyle w:val="Hyperlink"/>
+            </w:rPr>
+            <w:t>nlijke colle</w:t>
+          </w:r>
+        </w:hyperlink>
+      </w:r>
+      <w:r>
+        <w:rPr>
+          <w:u w:val="single" w:color="0000ff"/>
+          <w:rFonts w:ascii="Charis SIL Regular" w:hAnsi="Charis SIL Regular" w:eastAsia="Charis SIL Regular"/>
+          <w:b w:val="0"/>
+          <w:i w:val="0"/>
+          <w:color w:val="000000"/>
+          <w:sz w:val="24"/>
+        </w:rPr>
+        <w:hyperlink r:id="rId10" w:history="1">
+          <w:r>
+            <w:rPr>
+              <w:rStyle w:val="Hyperlink"/>
+            </w:rPr>
+            <w:t>ctie obje</w:t>
+          </w:r>
+        </w:hyperlink>
       </w:r>
       <w:r>
         <w:rPr>
@@ -2020,61 +1994,7 @@
           <w:color w:val="000000"/>
           <w:sz w:val="24"/>
         </w:rPr>
-        <w:t xml:space="preserve">overgedaan. In het Wereldmuseum Leiden zijn sinds de </w:t>
-      </w:r>
-      <w:r>
-        <w:rPr>
-          <w:u w:val="single" w:color="0000ff"/>
-          <w:rFonts w:ascii="Charis SIL Regular" w:hAnsi="Charis SIL Regular" w:eastAsia="Charis SIL Regular"/>
-          <w:b w:val="0"/>
-          <w:i w:val="0"/>
-          <w:color w:val="000000"/>
-          <w:sz w:val="24"/>
-        </w:rPr>
-        <w:hyperlink r:id="rId11" w:history="1">
-          <w:r>
-            <w:rPr>
-              <w:rStyle w:val="Hyperlink"/>
-            </w:rPr>
-            <w:t>oprichting ge</w:t>
-          </w:r>
-        </w:hyperlink>
-      </w:r>
-      <w:r>
-        <w:rPr>
-          <w:u w:val="single" w:color="0000ff"/>
-          <w:rFonts w:ascii="Charis SIL Regular" w:hAnsi="Charis SIL Regular" w:eastAsia="Charis SIL Regular"/>
-          <w:b w:val="0"/>
-          <w:i w:val="0"/>
-          <w:color w:val="000000"/>
-          <w:sz w:val="24"/>
-        </w:rPr>
-        <w:hyperlink r:id="rId11" w:history="1">
-          <w:r>
-            <w:rPr>
-              <w:rStyle w:val="Hyperlink"/>
-            </w:rPr>
-            <w:t>g</w:t>
-          </w:r>
-        </w:hyperlink>
-      </w:r>
-      <w:r>
-        <w:rPr>
-          <w:u w:val="single" w:color="0000ff"/>
-          <w:rFonts w:ascii="Charis SIL Regular" w:hAnsi="Charis SIL Regular" w:eastAsia="Charis SIL Regular"/>
-          <w:b w:val="0"/>
-          <w:i w:val="0"/>
-          <w:color w:val="000000"/>
-          <w:sz w:val="24"/>
-        </w:rPr>
-        <w:hyperlink r:id="rId11" w:history="1">
-          <w:r>
-            <w:rPr>
-              <w:rStyle w:val="Hyperlink"/>
-            </w:rPr>
-            <w:t>even</w:t>
-          </w:r>
-        </w:hyperlink>
+        <w:t>overgedaan. In het Wereldmuseum Leiden zijn sinds de oprichting gegeven</w:t>
       </w:r>
       <w:r>
         <w:rPr>
@@ -2630,7 +2550,7 @@
           <w:sz w:val="24"/>
           <w:u w:val="single"/>
         </w:rPr>
-        <w:t>Etnografisch Museu</w:t>
+        <w:t>Etnografisch Muse</w:t>
       </w:r>
       <w:r>
         <w:rPr>
@@ -2641,7 +2561,7 @@
           <w:sz w:val="24"/>
           <w:u w:val="single"/>
         </w:rPr>
-        <w:t>m Arti</w:t>
+        <w:t>u</w:t>
       </w:r>
       <w:r>
         <w:rPr>
@@ -2650,8 +2570,9 @@
           <w:i w:val="0"/>
           <w:color w:val="0000FF"/>
           <w:sz w:val="24"/>
-        </w:rPr>
-        <w:t>s</w:t>
+          <w:u w:val="single"/>
+        </w:rPr>
+        <w:t>m Artis</w:t>
       </w:r>
       <w:r>
         <w:br/>
@@ -3580,7 +3501,7 @@
           <w:sz w:val="24"/>
           <w:u w:val="single"/>
         </w:rPr>
-        <w:hyperlink r:id="rId18" w:history="1">
+        <w:hyperlink r:id="rId19" w:history="1">
           <w:r>
             <w:rPr>
               <w:rStyle w:val="Hyperlink"/>

--- a/EXPORTS/DOCX/published/niveau3/Dutch/WMLeiden.docx
+++ b/EXPORTS/DOCX/published/niveau3/Dutch/WMLeiden.docx
@@ -557,7 +557,18 @@
           <w:color w:val="000000"/>
           <w:sz w:val="24"/>
         </w:rPr>
-        <w:t xml:space="preserve">van de collectie van het </w:t>
+        <w:t>van de collectie v</w:t>
+      </w:r>
+      <w:r>
+        <w:rPr>
+          <w:u w:val="single" w:color="0000ff"/>
+          <w:rFonts w:ascii="Charis SIL Regular" w:hAnsi="Charis SIL Regular" w:eastAsia="Charis SIL Regular"/>
+          <w:b w:val="0"/>
+          <w:i w:val="0"/>
+          <w:color w:val="000000"/>
+          <w:sz w:val="24"/>
+        </w:rPr>
+        <w:t xml:space="preserve">an het </w:t>
       </w:r>
       <w:r>
         <w:rPr>
@@ -566,8 +577,52 @@
           <w:i w:val="0"/>
           <w:color w:val="0000FF"/>
           <w:sz w:val="24"/>
-        </w:rPr>
-        <w:t>Rijksmuseu</w:t>
+          <w:u w:val="single"/>
+        </w:rPr>
+        <w:hyperlink r:id="rId10" w:history="1">
+          <w:r>
+            <w:rPr>
+              <w:rStyle w:val="Hyperlink"/>
+            </w:rPr>
+            <w:t>Rij</w:t>
+          </w:r>
+        </w:hyperlink>
+      </w:r>
+      <w:r>
+        <w:rPr>
+          <w:rFonts w:ascii="Charis SIL Regular" w:hAnsi="Charis SIL Regular" w:eastAsia="Charis SIL Regular"/>
+          <w:b w:val="0"/>
+          <w:i w:val="0"/>
+          <w:color w:val="0000FF"/>
+          <w:sz w:val="24"/>
+          <w:u w:val="single"/>
+        </w:rPr>
+        <w:hyperlink r:id="rId10" w:history="1">
+          <w:r>
+            <w:rPr>
+              <w:rStyle w:val="Hyperlink"/>
+            </w:rPr>
+            <w:t>k</w:t>
+          </w:r>
+        </w:hyperlink>
+      </w:r>
+      <w:r>
+        <w:rPr>
+          <w:rFonts w:ascii="Charis SIL Regular" w:hAnsi="Charis SIL Regular" w:eastAsia="Charis SIL Regular"/>
+          <w:b w:val="0"/>
+          <w:i w:val="0"/>
+          <w:color w:val="0000FF"/>
+          <w:sz w:val="24"/>
+          <w:u w:val="single"/>
+        </w:rPr>
+        <w:hyperlink r:id="rId10" w:history="1">
+          <w:r>
+            <w:rPr>
+              <w:rStyle w:val="Hyperlink"/>
+            </w:rPr>
+            <w:t>smuseu</w:t>
+          </w:r>
+        </w:hyperlink>
       </w:r>
       <w:r>
         <w:rPr>
@@ -607,7 +662,7 @@
           <w:sz w:val="24"/>
           <w:u w:val="single"/>
         </w:rPr>
-        <w:hyperlink r:id="rId10" w:history="1">
+        <w:hyperlink r:id="rId11" w:history="1">
           <w:r>
             <w:rPr>
               <w:rStyle w:val="Hyperlink"/>
@@ -625,7 +680,7 @@
           <w:sz w:val="24"/>
           <w:u w:val="single"/>
         </w:rPr>
-        <w:hyperlink r:id="rId10" w:history="1">
+        <w:hyperlink r:id="rId11" w:history="1">
           <w:r>
             <w:rPr>
               <w:rStyle w:val="Hyperlink"/>
@@ -643,7 +698,7 @@
           <w:sz w:val="24"/>
           <w:u w:val="single"/>
         </w:rPr>
-        <w:hyperlink r:id="rId10" w:history="1">
+        <w:hyperlink r:id="rId11" w:history="1">
           <w:r>
             <w:rPr>
               <w:rStyle w:val="Hyperlink"/>
@@ -672,7 +727,7 @@
           <w:sz w:val="24"/>
           <w:u w:val="single"/>
         </w:rPr>
-        <w:hyperlink r:id="rId10" w:history="1">
+        <w:hyperlink r:id="rId11" w:history="1">
           <w:r>
             <w:rPr>
               <w:rStyle w:val="Hyperlink"/>
@@ -733,37 +788,30 @@
             <w:rPr>
               <w:rStyle w:val="Hyperlink"/>
             </w:rPr>
-            <w:t>afisch Mus</w:t>
+            <w:t>afisch Muse</w:t>
           </w:r>
         </w:hyperlink>
       </w:r>
       <w:r>
         <w:rPr>
+          <w:u w:val="single" w:color="0000ff"/>
           <w:rFonts w:ascii="Charis SIL Regular" w:hAnsi="Charis SIL Regular" w:eastAsia="Charis SIL Regular"/>
           <w:b w:val="0"/>
           <w:i w:val="0"/>
           <w:color w:val="000000"/>
           <w:sz w:val="24"/>
         </w:rPr>
-        <w:hyperlink r:id="rId11" w:history="1">
-          <w:r>
-            <w:rPr>
-              <w:rStyle w:val="Hyperlink"/>
-            </w:rPr>
-            <w:t>e</w:t>
-          </w:r>
-        </w:hyperlink>
-      </w:r>
-      <w:r>
-        <w:rPr>
-          <w:u w:val="single" w:color="0000ff"/>
+        <w:t>u</w:t>
+      </w:r>
+      <w:r>
+        <w:rPr>
           <w:rFonts w:ascii="Charis SIL Regular" w:hAnsi="Charis SIL Regular" w:eastAsia="Charis SIL Regular"/>
           <w:b w:val="0"/>
           <w:i w:val="0"/>
           <w:color w:val="000000"/>
           <w:sz w:val="24"/>
         </w:rPr>
-        <w:t>um</w:t>
+        <w:t>m</w:t>
       </w:r>
       <w:r>
         <w:rPr>
@@ -1101,146 +1149,7 @@
           <w:color w:val="000000"/>
           <w:sz w:val="24"/>
         </w:rPr>
-        <w:t>Daarnaast was het Rij</w:t>
-      </w:r>
-      <w:r>
-        <w:rPr>
-          <w:rFonts w:ascii="Charis SIL Regular" w:hAnsi="Charis SIL Regular" w:eastAsia="Charis SIL Regular"/>
-          <w:b w:val="0"/>
-          <w:i w:val="0"/>
-          <w:color w:val="000000"/>
-          <w:sz w:val="24"/>
-        </w:rPr>
-        <w:hyperlink r:id="rId12" w:history="1">
-          <w:r>
-            <w:rPr>
-              <w:rStyle w:val="Hyperlink"/>
-            </w:rPr>
-            <w:t>ks Etnogra</w:t>
-          </w:r>
-        </w:hyperlink>
-      </w:r>
-      <w:r>
-        <w:rPr>
-          <w:rFonts w:ascii="Charis SIL Regular" w:hAnsi="Charis SIL Regular" w:eastAsia="Charis SIL Regular"/>
-          <w:b w:val="0"/>
-          <w:i w:val="0"/>
-          <w:color w:val="000000"/>
-          <w:sz w:val="24"/>
-        </w:rPr>
-        <w:hyperlink r:id="rId12" w:history="1">
-          <w:r>
-            <w:rPr>
-              <w:rStyle w:val="Hyperlink"/>
-            </w:rPr>
-            <w:t>fisch Muse</w:t>
-          </w:r>
-        </w:hyperlink>
-      </w:r>
-      <w:r>
-        <w:rPr>
-          <w:rFonts w:ascii="Charis SIL Regular" w:hAnsi="Charis SIL Regular" w:eastAsia="Charis SIL Regular"/>
-          <w:b w:val="0"/>
-          <w:i w:val="0"/>
-          <w:color w:val="000000"/>
-          <w:sz w:val="24"/>
-        </w:rPr>
-        <w:t>um</w:t>
-      </w:r>
-      <w:r>
-        <w:rPr>
-          <w:rFonts w:ascii="Charis SIL Regular" w:hAnsi="Charis SIL Regular" w:eastAsia="Charis SIL Regular"/>
-          <w:b w:val="0"/>
-          <w:i w:val="0"/>
-          <w:color w:val="000000"/>
-          <w:sz w:val="24"/>
-        </w:rPr>
-        <w:hyperlink r:id="rId12" w:history="1">
-          <w:r>
-            <w:rPr>
-              <w:rStyle w:val="Hyperlink"/>
-            </w:rPr>
-            <w:t xml:space="preserve"> zelf een act</w:t>
-          </w:r>
-        </w:hyperlink>
-      </w:r>
-      <w:r>
-        <w:rPr>
-          <w:rFonts w:ascii="Charis SIL Regular" w:hAnsi="Charis SIL Regular" w:eastAsia="Charis SIL Regular"/>
-          <w:b w:val="0"/>
-          <w:i w:val="0"/>
-          <w:color w:val="000000"/>
-          <w:sz w:val="24"/>
-        </w:rPr>
-        <w:hyperlink r:id="rId12" w:history="1">
-          <w:r>
-            <w:rPr>
-              <w:rStyle w:val="Hyperlink"/>
-            </w:rPr>
-            <w:t>i</w:t>
-          </w:r>
-        </w:hyperlink>
-      </w:r>
-      <w:r>
-        <w:rPr>
-          <w:rFonts w:ascii="Charis SIL Regular" w:hAnsi="Charis SIL Regular" w:eastAsia="Charis SIL Regular"/>
-          <w:b w:val="0"/>
-          <w:i w:val="0"/>
-          <w:color w:val="000000"/>
-          <w:sz w:val="24"/>
-        </w:rPr>
-        <w:hyperlink r:id="rId12" w:history="1">
-          <w:r>
-            <w:rPr>
-              <w:rStyle w:val="Hyperlink"/>
-            </w:rPr>
-            <w:t>eve</w:t>
-          </w:r>
-        </w:hyperlink>
-      </w:r>
-      <w:r>
-        <w:rPr>
-          <w:rFonts w:ascii="Charis SIL Regular" w:hAnsi="Charis SIL Regular" w:eastAsia="Charis SIL Regular"/>
-          <w:b w:val="0"/>
-          <w:i w:val="0"/>
-          <w:color w:val="000000"/>
-          <w:sz w:val="24"/>
-        </w:rPr>
-        <w:t xml:space="preserve"> </w:t>
-      </w:r>
-      <w:r>
-        <w:rPr>
-          <w:rFonts w:ascii="Charis SIL Regular" w:hAnsi="Charis SIL Regular" w:eastAsia="Charis SIL Regular"/>
-          <w:b w:val="0"/>
-          <w:i w:val="0"/>
-          <w:color w:val="000000"/>
-          <w:sz w:val="24"/>
-        </w:rPr>
-        <w:hyperlink r:id="rId12" w:history="1">
-          <w:r>
-            <w:rPr>
-              <w:rStyle w:val="Hyperlink"/>
-            </w:rPr>
-            <w:t>koper va</w:t>
-          </w:r>
-        </w:hyperlink>
-      </w:r>
-      <w:r>
-        <w:rPr>
-          <w:rFonts w:ascii="Charis SIL Regular" w:hAnsi="Charis SIL Regular" w:eastAsia="Charis SIL Regular"/>
-          <w:b w:val="0"/>
-          <w:i w:val="0"/>
-          <w:color w:val="000000"/>
-          <w:sz w:val="24"/>
-        </w:rPr>
-        <w:hyperlink r:id="rId12" w:history="1">
-          <w:r>
-            <w:rPr>
-              <w:rStyle w:val="Hyperlink"/>
-            </w:rPr>
-            <w:t>n e</w:t>
-          </w:r>
-        </w:hyperlink>
+        <w:t>Daarnaast was het Rijks Etnografisch Museum zelf een actieve koper van e</w:t>
       </w:r>
       <w:r>
         <w:rPr>
@@ -1994,7 +1903,61 @@
           <w:color w:val="000000"/>
           <w:sz w:val="24"/>
         </w:rPr>
-        <w:t>overgedaan. In het Wereldmuseum Leiden zijn sinds de oprichting gegeven</w:t>
+        <w:t xml:space="preserve">overgedaan. In het Wereldmuseum Leiden zijn sinds de </w:t>
+      </w:r>
+      <w:r>
+        <w:rPr>
+          <w:u w:val="single" w:color="0000ff"/>
+          <w:rFonts w:ascii="Charis SIL Regular" w:hAnsi="Charis SIL Regular" w:eastAsia="Charis SIL Regular"/>
+          <w:b w:val="0"/>
+          <w:i w:val="0"/>
+          <w:color w:val="000000"/>
+          <w:sz w:val="24"/>
+        </w:rPr>
+        <w:hyperlink r:id="rId11" w:history="1">
+          <w:r>
+            <w:rPr>
+              <w:rStyle w:val="Hyperlink"/>
+            </w:rPr>
+            <w:t>oprichting ge</w:t>
+          </w:r>
+        </w:hyperlink>
+      </w:r>
+      <w:r>
+        <w:rPr>
+          <w:u w:val="single" w:color="0000ff"/>
+          <w:rFonts w:ascii="Charis SIL Regular" w:hAnsi="Charis SIL Regular" w:eastAsia="Charis SIL Regular"/>
+          <w:b w:val="0"/>
+          <w:i w:val="0"/>
+          <w:color w:val="000000"/>
+          <w:sz w:val="24"/>
+        </w:rPr>
+        <w:hyperlink r:id="rId11" w:history="1">
+          <w:r>
+            <w:rPr>
+              <w:rStyle w:val="Hyperlink"/>
+            </w:rPr>
+            <w:t>g</w:t>
+          </w:r>
+        </w:hyperlink>
+      </w:r>
+      <w:r>
+        <w:rPr>
+          <w:u w:val="single" w:color="0000ff"/>
+          <w:rFonts w:ascii="Charis SIL Regular" w:hAnsi="Charis SIL Regular" w:eastAsia="Charis SIL Regular"/>
+          <w:b w:val="0"/>
+          <w:i w:val="0"/>
+          <w:color w:val="000000"/>
+          <w:sz w:val="24"/>
+        </w:rPr>
+        <w:hyperlink r:id="rId11" w:history="1">
+          <w:r>
+            <w:rPr>
+              <w:rStyle w:val="Hyperlink"/>
+            </w:rPr>
+            <w:t>even</w:t>
+          </w:r>
+        </w:hyperlink>
       </w:r>
       <w:r>
         <w:rPr>
@@ -2550,7 +2513,7 @@
           <w:sz w:val="24"/>
           <w:u w:val="single"/>
         </w:rPr>
-        <w:t>Etnografisch Muse</w:t>
+        <w:t>Etnografisch Museu</w:t>
       </w:r>
       <w:r>
         <w:rPr>
@@ -2561,7 +2524,7 @@
           <w:sz w:val="24"/>
           <w:u w:val="single"/>
         </w:rPr>
-        <w:t>u</w:t>
+        <w:t>m Arti</w:t>
       </w:r>
       <w:r>
         <w:rPr>
@@ -2570,9 +2533,8 @@
           <w:i w:val="0"/>
           <w:color w:val="0000FF"/>
           <w:sz w:val="24"/>
-          <w:u w:val="single"/>
-        </w:rPr>
-        <w:t>m Artis</w:t>
+        </w:rPr>
+        <w:t>s</w:t>
       </w:r>
       <w:r>
         <w:br/>
@@ -3271,7 +3233,7 @@
           <w:sz w:val="24"/>
           <w:u w:val="single"/>
         </w:rPr>
-        <w:hyperlink r:id="rId17" w:history="1">
+        <w:hyperlink r:id="rId18" w:history="1">
           <w:r>
             <w:rPr>
               <w:rStyle w:val="Hyperlink"/>
@@ -3419,7 +3381,7 @@
           <w:sz w:val="24"/>
           <w:u w:val="single"/>
         </w:rPr>
-        <w:hyperlink r:id="rId18" w:history="1">
+        <w:hyperlink r:id="rId19" w:history="1">
           <w:r>
             <w:rPr>
               <w:rStyle w:val="Hyperlink"/>
@@ -3437,7 +3399,7 @@
           <w:sz w:val="24"/>
           <w:u w:val="single"/>
         </w:rPr>
-        <w:hyperlink r:id="rId18" w:history="1">
+        <w:hyperlink r:id="rId19" w:history="1">
           <w:r>
             <w:rPr>
               <w:rStyle w:val="Hyperlink"/>
@@ -3455,7 +3417,7 @@
           <w:sz w:val="24"/>
           <w:u w:val="single"/>
         </w:rPr>
-        <w:hyperlink r:id="rId18" w:history="1">
+        <w:hyperlink r:id="rId19" w:history="1">
           <w:r>
             <w:rPr>
               <w:rStyle w:val="Hyperlink"/>
@@ -3473,7 +3435,7 @@
           <w:sz w:val="24"/>
           <w:u w:val="single"/>
         </w:rPr>
-        <w:hyperlink r:id="rId18" w:history="1">
+        <w:hyperlink r:id="rId19" w:history="1">
           <w:r>
             <w:rPr>
               <w:rStyle w:val="Hyperlink"/>
@@ -3519,7 +3481,7 @@
           <w:sz w:val="24"/>
           <w:u w:val="single"/>
         </w:rPr>
-        <w:hyperlink r:id="rId19" w:history="1">
+        <w:hyperlink r:id="rId20" w:history="1">
           <w:r>
             <w:rPr>
               <w:rStyle w:val="Hyperlink"/>
@@ -3676,7 +3638,7 @@
           <w:sz w:val="24"/>
           <w:u w:val="single"/>
         </w:rPr>
-        <w:hyperlink r:id="rId20" w:history="1">
+        <w:hyperlink r:id="rId21" w:history="1">
           <w:r>
             <w:rPr>
               <w:rStyle w:val="Hyperlink"/>
@@ -3694,7 +3656,7 @@
           <w:sz w:val="24"/>
           <w:u w:val="single"/>
         </w:rPr>
-        <w:hyperlink r:id="rId20" w:history="1">
+        <w:hyperlink r:id="rId21" w:history="1">
           <w:r>
             <w:rPr>
               <w:rStyle w:val="Hyperlink"/>
@@ -3712,7 +3674,7 @@
           <w:sz w:val="24"/>
           <w:u w:val="single"/>
         </w:rPr>
-        <w:hyperlink r:id="rId20" w:history="1">
+        <w:hyperlink r:id="rId21" w:history="1">
           <w:r>
             <w:rPr>
               <w:rStyle w:val="Hyperlink"/>
@@ -3730,7 +3692,7 @@
           <w:sz w:val="24"/>
           <w:u w:val="single"/>
         </w:rPr>
-        <w:hyperlink r:id="rId20" w:history="1">
+        <w:hyperlink r:id="rId21" w:history="1">
           <w:r>
             <w:rPr>
               <w:rStyle w:val="Hyperlink"/>
@@ -3858,7 +3820,7 @@
           <w:sz w:val="24"/>
           <w:u w:val="single"/>
         </w:rPr>
-        <w:hyperlink r:id="rId21" w:history="1">
+        <w:hyperlink r:id="rId22" w:history="1">
           <w:r>
             <w:rPr>
               <w:rStyle w:val="Hyperlink"/>
@@ -3876,7 +3838,7 @@
           <w:sz w:val="24"/>
           <w:u w:val="single"/>
         </w:rPr>
-        <w:hyperlink r:id="rId21" w:history="1">
+        <w:hyperlink r:id="rId22" w:history="1">
           <w:r>
             <w:rPr>
               <w:rStyle w:val="Hyperlink"/>
@@ -3894,7 +3856,7 @@
           <w:sz w:val="24"/>
           <w:u w:val="single"/>
         </w:rPr>
-        <w:hyperlink r:id="rId21" w:history="1">
+        <w:hyperlink r:id="rId22" w:history="1">
           <w:r>
             <w:rPr>
               <w:rStyle w:val="Hyperlink"/>
@@ -3922,7 +3884,7 @@
           <w:sz w:val="24"/>
           <w:u w:val="single"/>
         </w:rPr>
-        <w:hyperlink r:id="rId22" w:history="1">
+        <w:hyperlink r:id="rId23" w:history="1">
           <w:r>
             <w:rPr>
               <w:rStyle w:val="Hyperlink"/>
@@ -3951,7 +3913,7 @@
           <w:sz w:val="24"/>
           <w:u w:val="single"/>
         </w:rPr>
-        <w:hyperlink r:id="rId22" w:history="1">
+        <w:hyperlink r:id="rId23" w:history="1">
           <w:r>
             <w:rPr>
               <w:rStyle w:val="Hyperlink"/>
@@ -3979,7 +3941,7 @@
           <w:sz w:val="24"/>
           <w:u w:val="single"/>
         </w:rPr>
-        <w:hyperlink r:id="rId21" w:history="1">
+        <w:hyperlink r:id="rId22" w:history="1">
           <w:r>
             <w:rPr>
               <w:rStyle w:val="Hyperlink"/>
@@ -3997,7 +3959,7 @@
           <w:sz w:val="24"/>
           <w:u w:val="single"/>
         </w:rPr>
-        <w:hyperlink r:id="rId21" w:history="1">
+        <w:hyperlink r:id="rId22" w:history="1">
           <w:r>
             <w:rPr>
               <w:rStyle w:val="Hyperlink"/>
@@ -4026,7 +3988,7 @@
           <w:sz w:val="24"/>
           <w:u w:val="single"/>
         </w:rPr>
-        <w:hyperlink r:id="rId21" w:history="1">
+        <w:hyperlink r:id="rId22" w:history="1">
           <w:r>
             <w:rPr>
               <w:rStyle w:val="Hyperlink"/>
@@ -4127,7 +4089,7 @@
           <w:sz w:val="24"/>
           <w:u w:val="single"/>
         </w:rPr>
-        <w:hyperlink r:id="rId23" w:history="1">
+        <w:hyperlink r:id="rId24" w:history="1">
           <w:r>
             <w:rPr>
               <w:rStyle w:val="Hyperlink"/>
@@ -4145,7 +4107,7 @@
           <w:sz w:val="24"/>
           <w:u w:val="single"/>
         </w:rPr>
-        <w:hyperlink r:id="rId23" w:history="1">
+        <w:hyperlink r:id="rId24" w:history="1">
           <w:r>
             <w:rPr>
               <w:rStyle w:val="Hyperlink"/>
@@ -4163,7 +4125,7 @@
           <w:sz w:val="24"/>
           <w:u w:val="single"/>
         </w:rPr>
-        <w:hyperlink r:id="rId23" w:history="1">
+        <w:hyperlink r:id="rId24" w:history="1">
           <w:r>
             <w:rPr>
               <w:rStyle w:val="Hyperlink"/>
@@ -4191,7 +4153,7 @@
           <w:sz w:val="24"/>
           <w:u w:val="single"/>
         </w:rPr>
-        <w:hyperlink r:id="rId24" w:history="1">
+        <w:hyperlink r:id="rId25" w:history="1">
           <w:r>
             <w:rPr>
               <w:rStyle w:val="Hyperlink"/>
@@ -4220,7 +4182,7 @@
           <w:sz w:val="24"/>
           <w:u w:val="single"/>
         </w:rPr>
-        <w:hyperlink r:id="rId24" w:history="1">
+        <w:hyperlink r:id="rId25" w:history="1">
           <w:r>
             <w:rPr>
               <w:rStyle w:val="Hyperlink"/>
@@ -4248,7 +4210,7 @@
           <w:sz w:val="24"/>
           <w:u w:val="single"/>
         </w:rPr>
-        <w:hyperlink r:id="rId23" w:history="1">
+        <w:hyperlink r:id="rId24" w:history="1">
           <w:r>
             <w:rPr>
               <w:rStyle w:val="Hyperlink"/>
@@ -4266,7 +4228,7 @@
           <w:sz w:val="24"/>
           <w:u w:val="single"/>
         </w:rPr>
-        <w:hyperlink r:id="rId23" w:history="1">
+        <w:hyperlink r:id="rId24" w:history="1">
           <w:r>
             <w:rPr>
               <w:rStyle w:val="Hyperlink"/>
@@ -4295,7 +4257,7 @@
           <w:sz w:val="24"/>
           <w:u w:val="single"/>
         </w:rPr>
-        <w:hyperlink r:id="rId23" w:history="1">
+        <w:hyperlink r:id="rId24" w:history="1">
           <w:r>
             <w:rPr>
               <w:rStyle w:val="Hyperlink"/>

--- a/EXPORTS/DOCX/published/niveau3/Dutch/WMLeiden.docx
+++ b/EXPORTS/DOCX/published/niveau3/Dutch/WMLeiden.docx
@@ -557,18 +557,7 @@
           <w:color w:val="000000"/>
           <w:sz w:val="24"/>
         </w:rPr>
-        <w:t>van de collectie v</w:t>
-      </w:r>
-      <w:r>
-        <w:rPr>
-          <w:u w:val="single" w:color="0000ff"/>
-          <w:rFonts w:ascii="Charis SIL Regular" w:hAnsi="Charis SIL Regular" w:eastAsia="Charis SIL Regular"/>
-          <w:b w:val="0"/>
-          <w:i w:val="0"/>
-          <w:color w:val="000000"/>
-          <w:sz w:val="24"/>
-        </w:rPr>
-        <w:t xml:space="preserve">an het </w:t>
+        <w:t xml:space="preserve">van de collectie van het </w:t>
       </w:r>
       <w:r>
         <w:rPr>
@@ -579,7 +568,7 @@
           <w:sz w:val="24"/>
           <w:u w:val="single"/>
         </w:rPr>
-        <w:hyperlink r:id="rId10" w:history="1">
+        <w:hyperlink r:id="rId11" w:history="1">
           <w:r>
             <w:rPr>
               <w:rStyle w:val="Hyperlink"/>
@@ -597,7 +586,7 @@
           <w:sz w:val="24"/>
           <w:u w:val="single"/>
         </w:rPr>
-        <w:hyperlink r:id="rId10" w:history="1">
+        <w:hyperlink r:id="rId11" w:history="1">
           <w:r>
             <w:rPr>
               <w:rStyle w:val="Hyperlink"/>
@@ -662,7 +651,7 @@
           <w:sz w:val="24"/>
           <w:u w:val="single"/>
         </w:rPr>
-        <w:hyperlink r:id="rId11" w:history="1">
+        <w:hyperlink r:id="rId10" w:history="1">
           <w:r>
             <w:rPr>
               <w:rStyle w:val="Hyperlink"/>
@@ -680,7 +669,7 @@
           <w:sz w:val="24"/>
           <w:u w:val="single"/>
         </w:rPr>
-        <w:hyperlink r:id="rId11" w:history="1">
+        <w:hyperlink r:id="rId10" w:history="1">
           <w:r>
             <w:rPr>
               <w:rStyle w:val="Hyperlink"/>
@@ -698,7 +687,7 @@
           <w:sz w:val="24"/>
           <w:u w:val="single"/>
         </w:rPr>
-        <w:hyperlink r:id="rId11" w:history="1">
+        <w:hyperlink r:id="rId10" w:history="1">
           <w:r>
             <w:rPr>
               <w:rStyle w:val="Hyperlink"/>
@@ -727,7 +716,7 @@
           <w:sz w:val="24"/>
           <w:u w:val="single"/>
         </w:rPr>
-        <w:hyperlink r:id="rId11" w:history="1">
+        <w:hyperlink r:id="rId10" w:history="1">
           <w:r>
             <w:rPr>
               <w:rStyle w:val="Hyperlink"/>
@@ -788,12 +777,29 @@
             <w:rPr>
               <w:rStyle w:val="Hyperlink"/>
             </w:rPr>
-            <w:t>afisch Muse</w:t>
+            <w:t>afisch Mus</w:t>
           </w:r>
         </w:hyperlink>
       </w:r>
       <w:r>
         <w:rPr>
+          <w:rFonts w:ascii="Charis SIL Regular" w:hAnsi="Charis SIL Regular" w:eastAsia="Charis SIL Regular"/>
+          <w:b w:val="0"/>
+          <w:i w:val="0"/>
+          <w:color w:val="000000"/>
+          <w:sz w:val="24"/>
+        </w:rPr>
+        <w:hyperlink r:id="rId11" w:history="1">
+          <w:r>
+            <w:rPr>
+              <w:rStyle w:val="Hyperlink"/>
+            </w:rPr>
+            <w:t>e</w:t>
+          </w:r>
+        </w:hyperlink>
+      </w:r>
+      <w:r>
+        <w:rPr>
           <w:u w:val="single" w:color="0000ff"/>
           <w:rFonts w:ascii="Charis SIL Regular" w:hAnsi="Charis SIL Regular" w:eastAsia="Charis SIL Regular"/>
           <w:b w:val="0"/>
@@ -801,17 +807,7 @@
           <w:color w:val="000000"/>
           <w:sz w:val="24"/>
         </w:rPr>
-        <w:t>u</w:t>
-      </w:r>
-      <w:r>
-        <w:rPr>
-          <w:rFonts w:ascii="Charis SIL Regular" w:hAnsi="Charis SIL Regular" w:eastAsia="Charis SIL Regular"/>
-          <w:b w:val="0"/>
-          <w:i w:val="0"/>
-          <w:color w:val="000000"/>
-          <w:sz w:val="24"/>
-        </w:rPr>
-        <w:t>m</w:t>
+        <w:t>um</w:t>
       </w:r>
       <w:r>
         <w:rPr>
@@ -1149,7 +1145,146 @@
           <w:color w:val="000000"/>
           <w:sz w:val="24"/>
         </w:rPr>
-        <w:t>Daarnaast was het Rijks Etnografisch Museum zelf een actieve koper van e</w:t>
+        <w:t>Daarnaast was het Rij</w:t>
+      </w:r>
+      <w:r>
+        <w:rPr>
+          <w:rFonts w:ascii="Charis SIL Regular" w:hAnsi="Charis SIL Regular" w:eastAsia="Charis SIL Regular"/>
+          <w:b w:val="0"/>
+          <w:i w:val="0"/>
+          <w:color w:val="000000"/>
+          <w:sz w:val="24"/>
+        </w:rPr>
+        <w:hyperlink r:id="rId12" w:history="1">
+          <w:r>
+            <w:rPr>
+              <w:rStyle w:val="Hyperlink"/>
+            </w:rPr>
+            <w:t>ks Etnogra</w:t>
+          </w:r>
+        </w:hyperlink>
+      </w:r>
+      <w:r>
+        <w:rPr>
+          <w:rFonts w:ascii="Charis SIL Regular" w:hAnsi="Charis SIL Regular" w:eastAsia="Charis SIL Regular"/>
+          <w:b w:val="0"/>
+          <w:i w:val="0"/>
+          <w:color w:val="000000"/>
+          <w:sz w:val="24"/>
+        </w:rPr>
+        <w:hyperlink r:id="rId12" w:history="1">
+          <w:r>
+            <w:rPr>
+              <w:rStyle w:val="Hyperlink"/>
+            </w:rPr>
+            <w:t>fisch Muse</w:t>
+          </w:r>
+        </w:hyperlink>
+      </w:r>
+      <w:r>
+        <w:rPr>
+          <w:rFonts w:ascii="Charis SIL Regular" w:hAnsi="Charis SIL Regular" w:eastAsia="Charis SIL Regular"/>
+          <w:b w:val="0"/>
+          <w:i w:val="0"/>
+          <w:color w:val="000000"/>
+          <w:sz w:val="24"/>
+        </w:rPr>
+        <w:t>um</w:t>
+      </w:r>
+      <w:r>
+        <w:rPr>
+          <w:rFonts w:ascii="Charis SIL Regular" w:hAnsi="Charis SIL Regular" w:eastAsia="Charis SIL Regular"/>
+          <w:b w:val="0"/>
+          <w:i w:val="0"/>
+          <w:color w:val="000000"/>
+          <w:sz w:val="24"/>
+        </w:rPr>
+        <w:hyperlink r:id="rId12" w:history="1">
+          <w:r>
+            <w:rPr>
+              <w:rStyle w:val="Hyperlink"/>
+            </w:rPr>
+            <w:t xml:space="preserve"> zelf een act</w:t>
+          </w:r>
+        </w:hyperlink>
+      </w:r>
+      <w:r>
+        <w:rPr>
+          <w:rFonts w:ascii="Charis SIL Regular" w:hAnsi="Charis SIL Regular" w:eastAsia="Charis SIL Regular"/>
+          <w:b w:val="0"/>
+          <w:i w:val="0"/>
+          <w:color w:val="000000"/>
+          <w:sz w:val="24"/>
+        </w:rPr>
+        <w:hyperlink r:id="rId12" w:history="1">
+          <w:r>
+            <w:rPr>
+              <w:rStyle w:val="Hyperlink"/>
+            </w:rPr>
+            <w:t>i</w:t>
+          </w:r>
+        </w:hyperlink>
+      </w:r>
+      <w:r>
+        <w:rPr>
+          <w:rFonts w:ascii="Charis SIL Regular" w:hAnsi="Charis SIL Regular" w:eastAsia="Charis SIL Regular"/>
+          <w:b w:val="0"/>
+          <w:i w:val="0"/>
+          <w:color w:val="000000"/>
+          <w:sz w:val="24"/>
+        </w:rPr>
+        <w:hyperlink r:id="rId12" w:history="1">
+          <w:r>
+            <w:rPr>
+              <w:rStyle w:val="Hyperlink"/>
+            </w:rPr>
+            <w:t>eve</w:t>
+          </w:r>
+        </w:hyperlink>
+      </w:r>
+      <w:r>
+        <w:rPr>
+          <w:rFonts w:ascii="Charis SIL Regular" w:hAnsi="Charis SIL Regular" w:eastAsia="Charis SIL Regular"/>
+          <w:b w:val="0"/>
+          <w:i w:val="0"/>
+          <w:color w:val="000000"/>
+          <w:sz w:val="24"/>
+        </w:rPr>
+        <w:t xml:space="preserve"> </w:t>
+      </w:r>
+      <w:r>
+        <w:rPr>
+          <w:rFonts w:ascii="Charis SIL Regular" w:hAnsi="Charis SIL Regular" w:eastAsia="Charis SIL Regular"/>
+          <w:b w:val="0"/>
+          <w:i w:val="0"/>
+          <w:color w:val="000000"/>
+          <w:sz w:val="24"/>
+        </w:rPr>
+        <w:hyperlink r:id="rId12" w:history="1">
+          <w:r>
+            <w:rPr>
+              <w:rStyle w:val="Hyperlink"/>
+            </w:rPr>
+            <w:t>koper va</w:t>
+          </w:r>
+        </w:hyperlink>
+      </w:r>
+      <w:r>
+        <w:rPr>
+          <w:rFonts w:ascii="Charis SIL Regular" w:hAnsi="Charis SIL Regular" w:eastAsia="Charis SIL Regular"/>
+          <w:b w:val="0"/>
+          <w:i w:val="0"/>
+          <w:color w:val="000000"/>
+          <w:sz w:val="24"/>
+        </w:rPr>
+        <w:hyperlink r:id="rId12" w:history="1">
+          <w:r>
+            <w:rPr>
+              <w:rStyle w:val="Hyperlink"/>
+            </w:rPr>
+            <w:t>n e</w:t>
+          </w:r>
+        </w:hyperlink>
       </w:r>
       <w:r>
         <w:rPr>
@@ -2513,7 +2648,7 @@
           <w:sz w:val="24"/>
           <w:u w:val="single"/>
         </w:rPr>
-        <w:t>Etnografisch Museu</w:t>
+        <w:t>Etnografisch Muse</w:t>
       </w:r>
       <w:r>
         <w:rPr>
@@ -2524,7 +2659,7 @@
           <w:sz w:val="24"/>
           <w:u w:val="single"/>
         </w:rPr>
-        <w:t>m Arti</w:t>
+        <w:t>u</w:t>
       </w:r>
       <w:r>
         <w:rPr>
@@ -2533,8 +2668,9 @@
           <w:i w:val="0"/>
           <w:color w:val="0000FF"/>
           <w:sz w:val="24"/>
-        </w:rPr>
-        <w:t>s</w:t>
+          <w:u w:val="single"/>
+        </w:rPr>
+        <w:t>m Artis</w:t>
       </w:r>
       <w:r>
         <w:br/>
@@ -3233,7 +3369,7 @@
           <w:sz w:val="24"/>
           <w:u w:val="single"/>
         </w:rPr>
-        <w:hyperlink r:id="rId18" w:history="1">
+        <w:hyperlink r:id="rId17" w:history="1">
           <w:r>
             <w:rPr>
               <w:rStyle w:val="Hyperlink"/>
@@ -3381,7 +3517,7 @@
           <w:sz w:val="24"/>
           <w:u w:val="single"/>
         </w:rPr>
-        <w:hyperlink r:id="rId19" w:history="1">
+        <w:hyperlink r:id="rId18" w:history="1">
           <w:r>
             <w:rPr>
               <w:rStyle w:val="Hyperlink"/>
@@ -3399,7 +3535,7 @@
           <w:sz w:val="24"/>
           <w:u w:val="single"/>
         </w:rPr>
-        <w:hyperlink r:id="rId19" w:history="1">
+        <w:hyperlink r:id="rId18" w:history="1">
           <w:r>
             <w:rPr>
               <w:rStyle w:val="Hyperlink"/>
@@ -3417,7 +3553,7 @@
           <w:sz w:val="24"/>
           <w:u w:val="single"/>
         </w:rPr>
-        <w:hyperlink r:id="rId19" w:history="1">
+        <w:hyperlink r:id="rId18" w:history="1">
           <w:r>
             <w:rPr>
               <w:rStyle w:val="Hyperlink"/>
@@ -3435,7 +3571,7 @@
           <w:sz w:val="24"/>
           <w:u w:val="single"/>
         </w:rPr>
-        <w:hyperlink r:id="rId19" w:history="1">
+        <w:hyperlink r:id="rId18" w:history="1">
           <w:r>
             <w:rPr>
               <w:rStyle w:val="Hyperlink"/>
@@ -3481,7 +3617,7 @@
           <w:sz w:val="24"/>
           <w:u w:val="single"/>
         </w:rPr>
-        <w:hyperlink r:id="rId20" w:history="1">
+        <w:hyperlink r:id="rId19" w:history="1">
           <w:r>
             <w:rPr>
               <w:rStyle w:val="Hyperlink"/>
@@ -3638,7 +3774,7 @@
           <w:sz w:val="24"/>
           <w:u w:val="single"/>
         </w:rPr>
-        <w:hyperlink r:id="rId21" w:history="1">
+        <w:hyperlink r:id="rId20" w:history="1">
           <w:r>
             <w:rPr>
               <w:rStyle w:val="Hyperlink"/>
@@ -3656,7 +3792,7 @@
           <w:sz w:val="24"/>
           <w:u w:val="single"/>
         </w:rPr>
-        <w:hyperlink r:id="rId21" w:history="1">
+        <w:hyperlink r:id="rId20" w:history="1">
           <w:r>
             <w:rPr>
               <w:rStyle w:val="Hyperlink"/>
@@ -3674,7 +3810,7 @@
           <w:sz w:val="24"/>
           <w:u w:val="single"/>
         </w:rPr>
-        <w:hyperlink r:id="rId21" w:history="1">
+        <w:hyperlink r:id="rId20" w:history="1">
           <w:r>
             <w:rPr>
               <w:rStyle w:val="Hyperlink"/>
@@ -3692,7 +3828,7 @@
           <w:sz w:val="24"/>
           <w:u w:val="single"/>
         </w:rPr>
-        <w:hyperlink r:id="rId21" w:history="1">
+        <w:hyperlink r:id="rId20" w:history="1">
           <w:r>
             <w:rPr>
               <w:rStyle w:val="Hyperlink"/>
@@ -3820,7 +3956,7 @@
           <w:sz w:val="24"/>
           <w:u w:val="single"/>
         </w:rPr>
-        <w:hyperlink r:id="rId22" w:history="1">
+        <w:hyperlink r:id="rId21" w:history="1">
           <w:r>
             <w:rPr>
               <w:rStyle w:val="Hyperlink"/>
@@ -3838,7 +3974,7 @@
           <w:sz w:val="24"/>
           <w:u w:val="single"/>
         </w:rPr>
-        <w:hyperlink r:id="rId22" w:history="1">
+        <w:hyperlink r:id="rId21" w:history="1">
           <w:r>
             <w:rPr>
               <w:rStyle w:val="Hyperlink"/>
@@ -3856,7 +3992,7 @@
           <w:sz w:val="24"/>
           <w:u w:val="single"/>
         </w:rPr>
-        <w:hyperlink r:id="rId22" w:history="1">
+        <w:hyperlink r:id="rId21" w:history="1">
           <w:r>
             <w:rPr>
               <w:rStyle w:val="Hyperlink"/>
@@ -3884,7 +4020,7 @@
           <w:sz w:val="24"/>
           <w:u w:val="single"/>
         </w:rPr>
-        <w:hyperlink r:id="rId23" w:history="1">
+        <w:hyperlink r:id="rId22" w:history="1">
           <w:r>
             <w:rPr>
               <w:rStyle w:val="Hyperlink"/>
@@ -3913,7 +4049,7 @@
           <w:sz w:val="24"/>
           <w:u w:val="single"/>
         </w:rPr>
-        <w:hyperlink r:id="rId23" w:history="1">
+        <w:hyperlink r:id="rId22" w:history="1">
           <w:r>
             <w:rPr>
               <w:rStyle w:val="Hyperlink"/>
@@ -3941,7 +4077,7 @@
           <w:sz w:val="24"/>
           <w:u w:val="single"/>
         </w:rPr>
-        <w:hyperlink r:id="rId22" w:history="1">
+        <w:hyperlink r:id="rId21" w:history="1">
           <w:r>
             <w:rPr>
               <w:rStyle w:val="Hyperlink"/>
@@ -3959,7 +4095,7 @@
           <w:sz w:val="24"/>
           <w:u w:val="single"/>
         </w:rPr>
-        <w:hyperlink r:id="rId22" w:history="1">
+        <w:hyperlink r:id="rId21" w:history="1">
           <w:r>
             <w:rPr>
               <w:rStyle w:val="Hyperlink"/>
@@ -3988,7 +4124,7 @@
           <w:sz w:val="24"/>
           <w:u w:val="single"/>
         </w:rPr>
-        <w:hyperlink r:id="rId22" w:history="1">
+        <w:hyperlink r:id="rId21" w:history="1">
           <w:r>
             <w:rPr>
               <w:rStyle w:val="Hyperlink"/>
@@ -4089,7 +4225,7 @@
           <w:sz w:val="24"/>
           <w:u w:val="single"/>
         </w:rPr>
-        <w:hyperlink r:id="rId24" w:history="1">
+        <w:hyperlink r:id="rId23" w:history="1">
           <w:r>
             <w:rPr>
               <w:rStyle w:val="Hyperlink"/>
@@ -4107,7 +4243,7 @@
           <w:sz w:val="24"/>
           <w:u w:val="single"/>
         </w:rPr>
-        <w:hyperlink r:id="rId24" w:history="1">
+        <w:hyperlink r:id="rId23" w:history="1">
           <w:r>
             <w:rPr>
               <w:rStyle w:val="Hyperlink"/>
@@ -4125,7 +4261,7 @@
           <w:sz w:val="24"/>
           <w:u w:val="single"/>
         </w:rPr>
-        <w:hyperlink r:id="rId24" w:history="1">
+        <w:hyperlink r:id="rId23" w:history="1">
           <w:r>
             <w:rPr>
               <w:rStyle w:val="Hyperlink"/>
@@ -4153,7 +4289,7 @@
           <w:sz w:val="24"/>
           <w:u w:val="single"/>
         </w:rPr>
-        <w:hyperlink r:id="rId25" w:history="1">
+        <w:hyperlink r:id="rId24" w:history="1">
           <w:r>
             <w:rPr>
               <w:rStyle w:val="Hyperlink"/>
@@ -4182,7 +4318,7 @@
           <w:sz w:val="24"/>
           <w:u w:val="single"/>
         </w:rPr>
-        <w:hyperlink r:id="rId25" w:history="1">
+        <w:hyperlink r:id="rId24" w:history="1">
           <w:r>
             <w:rPr>
               <w:rStyle w:val="Hyperlink"/>
@@ -4210,7 +4346,7 @@
           <w:sz w:val="24"/>
           <w:u w:val="single"/>
         </w:rPr>
-        <w:hyperlink r:id="rId24" w:history="1">
+        <w:hyperlink r:id="rId23" w:history="1">
           <w:r>
             <w:rPr>
               <w:rStyle w:val="Hyperlink"/>
@@ -4228,7 +4364,7 @@
           <w:sz w:val="24"/>
           <w:u w:val="single"/>
         </w:rPr>
-        <w:hyperlink r:id="rId24" w:history="1">
+        <w:hyperlink r:id="rId23" w:history="1">
           <w:r>
             <w:rPr>
               <w:rStyle w:val="Hyperlink"/>
@@ -4257,7 +4393,7 @@
           <w:sz w:val="24"/>
           <w:u w:val="single"/>
         </w:rPr>
-        <w:hyperlink r:id="rId24" w:history="1">
+        <w:hyperlink r:id="rId23" w:history="1">
           <w:r>
             <w:rPr>
               <w:rStyle w:val="Hyperlink"/>

--- a/EXPORTS/DOCX/published/niveau3/Dutch/WMLeiden.docx
+++ b/EXPORTS/DOCX/published/niveau3/Dutch/WMLeiden.docx
@@ -557,7 +557,25 @@
           <w:color w:val="000000"/>
           <w:sz w:val="24"/>
         </w:rPr>
-        <w:t xml:space="preserve">van de collectie van het </w:t>
+        <w:t>van de collectie v</w:t>
+      </w:r>
+      <w:r>
+        <w:rPr>
+          <w:u w:val="single" w:color="0000ff"/>
+          <w:rFonts w:ascii="Charis SIL Regular" w:hAnsi="Charis SIL Regular" w:eastAsia="Charis SIL Regular"/>
+          <w:b w:val="0"/>
+          <w:i w:val="0"/>
+          <w:color w:val="000000"/>
+          <w:sz w:val="24"/>
+        </w:rPr>
+        <w:hyperlink r:id="rId10" w:history="1">
+          <w:r>
+            <w:rPr>
+              <w:rStyle w:val="Hyperlink"/>
+            </w:rPr>
+            <w:t xml:space="preserve">an het </w:t>
+          </w:r>
+        </w:hyperlink>
       </w:r>
       <w:r>
         <w:rPr>
@@ -568,7 +586,7 @@
           <w:sz w:val="24"/>
           <w:u w:val="single"/>
         </w:rPr>
-        <w:hyperlink r:id="rId11" w:history="1">
+        <w:hyperlink r:id="rId10" w:history="1">
           <w:r>
             <w:rPr>
               <w:rStyle w:val="Hyperlink"/>
@@ -586,7 +604,7 @@
           <w:sz w:val="24"/>
           <w:u w:val="single"/>
         </w:rPr>
-        <w:hyperlink r:id="rId11" w:history="1">
+        <w:hyperlink r:id="rId10" w:history="1">
           <w:r>
             <w:rPr>
               <w:rStyle w:val="Hyperlink"/>
@@ -651,7 +669,7 @@
           <w:sz w:val="24"/>
           <w:u w:val="single"/>
         </w:rPr>
-        <w:hyperlink r:id="rId10" w:history="1">
+        <w:hyperlink r:id="rId11" w:history="1">
           <w:r>
             <w:rPr>
               <w:rStyle w:val="Hyperlink"/>
@@ -669,7 +687,7 @@
           <w:sz w:val="24"/>
           <w:u w:val="single"/>
         </w:rPr>
-        <w:hyperlink r:id="rId10" w:history="1">
+        <w:hyperlink r:id="rId11" w:history="1">
           <w:r>
             <w:rPr>
               <w:rStyle w:val="Hyperlink"/>
@@ -687,7 +705,7 @@
           <w:sz w:val="24"/>
           <w:u w:val="single"/>
         </w:rPr>
-        <w:hyperlink r:id="rId10" w:history="1">
+        <w:hyperlink r:id="rId11" w:history="1">
           <w:r>
             <w:rPr>
               <w:rStyle w:val="Hyperlink"/>
@@ -716,7 +734,7 @@
           <w:sz w:val="24"/>
           <w:u w:val="single"/>
         </w:rPr>
-        <w:hyperlink r:id="rId10" w:history="1">
+        <w:hyperlink r:id="rId11" w:history="1">
           <w:r>
             <w:rPr>
               <w:rStyle w:val="Hyperlink"/>
@@ -761,71 +779,7 @@
           <w:color w:val="000000"/>
           <w:sz w:val="24"/>
         </w:rPr>
-        <w:t>toenmalige Rijks Etnogr</w:t>
-      </w:r>
-      <w:r>
-        <w:rPr>
-          <w:u w:val="single" w:color="0000ff"/>
-          <w:rFonts w:ascii="Charis SIL Regular" w:hAnsi="Charis SIL Regular" w:eastAsia="Charis SIL Regular"/>
-          <w:b w:val="0"/>
-          <w:i w:val="0"/>
-          <w:color w:val="000000"/>
-          <w:sz w:val="24"/>
-        </w:rPr>
-        <w:hyperlink r:id="rId11" w:history="1">
-          <w:r>
-            <w:rPr>
-              <w:rStyle w:val="Hyperlink"/>
-            </w:rPr>
-            <w:t>afisch Mus</w:t>
-          </w:r>
-        </w:hyperlink>
-      </w:r>
-      <w:r>
-        <w:rPr>
-          <w:rFonts w:ascii="Charis SIL Regular" w:hAnsi="Charis SIL Regular" w:eastAsia="Charis SIL Regular"/>
-          <w:b w:val="0"/>
-          <w:i w:val="0"/>
-          <w:color w:val="000000"/>
-          <w:sz w:val="24"/>
-        </w:rPr>
-        <w:hyperlink r:id="rId11" w:history="1">
-          <w:r>
-            <w:rPr>
-              <w:rStyle w:val="Hyperlink"/>
-            </w:rPr>
-            <w:t>e</w:t>
-          </w:r>
-        </w:hyperlink>
-      </w:r>
-      <w:r>
-        <w:rPr>
-          <w:u w:val="single" w:color="0000ff"/>
-          <w:rFonts w:ascii="Charis SIL Regular" w:hAnsi="Charis SIL Regular" w:eastAsia="Charis SIL Regular"/>
-          <w:b w:val="0"/>
-          <w:i w:val="0"/>
-          <w:color w:val="000000"/>
-          <w:sz w:val="24"/>
-        </w:rPr>
-        <w:t>um</w:t>
-      </w:r>
-      <w:r>
-        <w:rPr>
-          <w:u w:val="single" w:color="0000ff"/>
-          <w:rFonts w:ascii="Charis SIL Regular" w:hAnsi="Charis SIL Regular" w:eastAsia="Charis SIL Regular"/>
-          <w:b w:val="0"/>
-          <w:i w:val="0"/>
-          <w:color w:val="000000"/>
-          <w:sz w:val="24"/>
-        </w:rPr>
-        <w:hyperlink r:id="rId11" w:history="1">
-          <w:r>
-            <w:rPr>
-              <w:rStyle w:val="Hyperlink"/>
-            </w:rPr>
-            <w:t>. On</w:t>
-          </w:r>
-        </w:hyperlink>
+        <w:t>toenmalige Rijks Etnografisch Museum. On</w:t>
       </w:r>
       <w:r>
         <w:rPr>
@@ -1145,146 +1099,7 @@
           <w:color w:val="000000"/>
           <w:sz w:val="24"/>
         </w:rPr>
-        <w:t>Daarnaast was het Rij</w:t>
-      </w:r>
-      <w:r>
-        <w:rPr>
-          <w:rFonts w:ascii="Charis SIL Regular" w:hAnsi="Charis SIL Regular" w:eastAsia="Charis SIL Regular"/>
-          <w:b w:val="0"/>
-          <w:i w:val="0"/>
-          <w:color w:val="000000"/>
-          <w:sz w:val="24"/>
-        </w:rPr>
-        <w:hyperlink r:id="rId12" w:history="1">
-          <w:r>
-            <w:rPr>
-              <w:rStyle w:val="Hyperlink"/>
-            </w:rPr>
-            <w:t>ks Etnogra</w:t>
-          </w:r>
-        </w:hyperlink>
-      </w:r>
-      <w:r>
-        <w:rPr>
-          <w:rFonts w:ascii="Charis SIL Regular" w:hAnsi="Charis SIL Regular" w:eastAsia="Charis SIL Regular"/>
-          <w:b w:val="0"/>
-          <w:i w:val="0"/>
-          <w:color w:val="000000"/>
-          <w:sz w:val="24"/>
-        </w:rPr>
-        <w:hyperlink r:id="rId12" w:history="1">
-          <w:r>
-            <w:rPr>
-              <w:rStyle w:val="Hyperlink"/>
-            </w:rPr>
-            <w:t>fisch Muse</w:t>
-          </w:r>
-        </w:hyperlink>
-      </w:r>
-      <w:r>
-        <w:rPr>
-          <w:rFonts w:ascii="Charis SIL Regular" w:hAnsi="Charis SIL Regular" w:eastAsia="Charis SIL Regular"/>
-          <w:b w:val="0"/>
-          <w:i w:val="0"/>
-          <w:color w:val="000000"/>
-          <w:sz w:val="24"/>
-        </w:rPr>
-        <w:t>um</w:t>
-      </w:r>
-      <w:r>
-        <w:rPr>
-          <w:rFonts w:ascii="Charis SIL Regular" w:hAnsi="Charis SIL Regular" w:eastAsia="Charis SIL Regular"/>
-          <w:b w:val="0"/>
-          <w:i w:val="0"/>
-          <w:color w:val="000000"/>
-          <w:sz w:val="24"/>
-        </w:rPr>
-        <w:hyperlink r:id="rId12" w:history="1">
-          <w:r>
-            <w:rPr>
-              <w:rStyle w:val="Hyperlink"/>
-            </w:rPr>
-            <w:t xml:space="preserve"> zelf een act</w:t>
-          </w:r>
-        </w:hyperlink>
-      </w:r>
-      <w:r>
-        <w:rPr>
-          <w:rFonts w:ascii="Charis SIL Regular" w:hAnsi="Charis SIL Regular" w:eastAsia="Charis SIL Regular"/>
-          <w:b w:val="0"/>
-          <w:i w:val="0"/>
-          <w:color w:val="000000"/>
-          <w:sz w:val="24"/>
-        </w:rPr>
-        <w:hyperlink r:id="rId12" w:history="1">
-          <w:r>
-            <w:rPr>
-              <w:rStyle w:val="Hyperlink"/>
-            </w:rPr>
-            <w:t>i</w:t>
-          </w:r>
-        </w:hyperlink>
-      </w:r>
-      <w:r>
-        <w:rPr>
-          <w:rFonts w:ascii="Charis SIL Regular" w:hAnsi="Charis SIL Regular" w:eastAsia="Charis SIL Regular"/>
-          <w:b w:val="0"/>
-          <w:i w:val="0"/>
-          <w:color w:val="000000"/>
-          <w:sz w:val="24"/>
-        </w:rPr>
-        <w:hyperlink r:id="rId12" w:history="1">
-          <w:r>
-            <w:rPr>
-              <w:rStyle w:val="Hyperlink"/>
-            </w:rPr>
-            <w:t>eve</w:t>
-          </w:r>
-        </w:hyperlink>
-      </w:r>
-      <w:r>
-        <w:rPr>
-          <w:rFonts w:ascii="Charis SIL Regular" w:hAnsi="Charis SIL Regular" w:eastAsia="Charis SIL Regular"/>
-          <w:b w:val="0"/>
-          <w:i w:val="0"/>
-          <w:color w:val="000000"/>
-          <w:sz w:val="24"/>
-        </w:rPr>
-        <w:t xml:space="preserve"> </w:t>
-      </w:r>
-      <w:r>
-        <w:rPr>
-          <w:rFonts w:ascii="Charis SIL Regular" w:hAnsi="Charis SIL Regular" w:eastAsia="Charis SIL Regular"/>
-          <w:b w:val="0"/>
-          <w:i w:val="0"/>
-          <w:color w:val="000000"/>
-          <w:sz w:val="24"/>
-        </w:rPr>
-        <w:hyperlink r:id="rId12" w:history="1">
-          <w:r>
-            <w:rPr>
-              <w:rStyle w:val="Hyperlink"/>
-            </w:rPr>
-            <w:t>koper va</w:t>
-          </w:r>
-        </w:hyperlink>
-      </w:r>
-      <w:r>
-        <w:rPr>
-          <w:rFonts w:ascii="Charis SIL Regular" w:hAnsi="Charis SIL Regular" w:eastAsia="Charis SIL Regular"/>
-          <w:b w:val="0"/>
-          <w:i w:val="0"/>
-          <w:color w:val="000000"/>
-          <w:sz w:val="24"/>
-        </w:rPr>
-        <w:hyperlink r:id="rId12" w:history="1">
-          <w:r>
-            <w:rPr>
-              <w:rStyle w:val="Hyperlink"/>
-            </w:rPr>
-            <w:t>n e</w:t>
-          </w:r>
-        </w:hyperlink>
+        <w:t>Daarnaast was het Rijks Etnografisch Museum zelf een actieve koper van e</w:t>
       </w:r>
       <w:r>
         <w:rPr>
@@ -2648,7 +2463,7 @@
           <w:sz w:val="24"/>
           <w:u w:val="single"/>
         </w:rPr>
-        <w:t>Etnografisch Muse</w:t>
+        <w:t>Etnografisch Museu</w:t>
       </w:r>
       <w:r>
         <w:rPr>
@@ -2659,7 +2474,7 @@
           <w:sz w:val="24"/>
           <w:u w:val="single"/>
         </w:rPr>
-        <w:t>u</w:t>
+        <w:t>m Arti</w:t>
       </w:r>
       <w:r>
         <w:rPr>
@@ -2668,9 +2483,8 @@
           <w:i w:val="0"/>
           <w:color w:val="0000FF"/>
           <w:sz w:val="24"/>
-          <w:u w:val="single"/>
-        </w:rPr>
-        <w:t>m Artis</w:t>
+        </w:rPr>
+        <w:t>s</w:t>
       </w:r>
       <w:r>
         <w:br/>
@@ -3322,7 +3136,7 @@
           <w:sz w:val="24"/>
           <w:u w:val="single"/>
         </w:rPr>
-        <w:hyperlink r:id="rId17" w:history="1">
+        <w:hyperlink r:id="rId18" w:history="1">
           <w:r>
             <w:rPr>
               <w:rStyle w:val="Hyperlink"/>
@@ -3340,7 +3154,7 @@
           <w:sz w:val="24"/>
           <w:u w:val="single"/>
         </w:rPr>
-        <w:hyperlink r:id="rId17" w:history="1">
+        <w:hyperlink r:id="rId18" w:history="1">
           <w:r>
             <w:rPr>
               <w:rStyle w:val="Hyperlink"/>
@@ -3369,7 +3183,7 @@
           <w:sz w:val="24"/>
           <w:u w:val="single"/>
         </w:rPr>
-        <w:hyperlink r:id="rId17" w:history="1">
+        <w:hyperlink r:id="rId18" w:history="1">
           <w:r>
             <w:rPr>
               <w:rStyle w:val="Hyperlink"/>
@@ -3517,7 +3331,7 @@
           <w:sz w:val="24"/>
           <w:u w:val="single"/>
         </w:rPr>
-        <w:hyperlink r:id="rId18" w:history="1">
+        <w:hyperlink r:id="rId19" w:history="1">
           <w:r>
             <w:rPr>
               <w:rStyle w:val="Hyperlink"/>
@@ -3535,7 +3349,7 @@
           <w:sz w:val="24"/>
           <w:u w:val="single"/>
         </w:rPr>
-        <w:hyperlink r:id="rId18" w:history="1">
+        <w:hyperlink r:id="rId19" w:history="1">
           <w:r>
             <w:rPr>
               <w:rStyle w:val="Hyperlink"/>
@@ -3553,7 +3367,7 @@
           <w:sz w:val="24"/>
           <w:u w:val="single"/>
         </w:rPr>
-        <w:hyperlink r:id="rId18" w:history="1">
+        <w:hyperlink r:id="rId19" w:history="1">
           <w:r>
             <w:rPr>
               <w:rStyle w:val="Hyperlink"/>
@@ -3571,7 +3385,7 @@
           <w:sz w:val="24"/>
           <w:u w:val="single"/>
         </w:rPr>
-        <w:hyperlink r:id="rId18" w:history="1">
+        <w:hyperlink r:id="rId19" w:history="1">
           <w:r>
             <w:rPr>
               <w:rStyle w:val="Hyperlink"/>

--- a/EXPORTS/DOCX/published/niveau3/Dutch/WMLeiden.docx
+++ b/EXPORTS/DOCX/published/niveau3/Dutch/WMLeiden.docx
@@ -557,25 +557,7 @@
           <w:color w:val="000000"/>
           <w:sz w:val="24"/>
         </w:rPr>
-        <w:t>van de collectie v</w:t>
-      </w:r>
-      <w:r>
-        <w:rPr>
-          <w:u w:val="single" w:color="0000ff"/>
-          <w:rFonts w:ascii="Charis SIL Regular" w:hAnsi="Charis SIL Regular" w:eastAsia="Charis SIL Regular"/>
-          <w:b w:val="0"/>
-          <w:i w:val="0"/>
-          <w:color w:val="000000"/>
-          <w:sz w:val="24"/>
-        </w:rPr>
-        <w:hyperlink r:id="rId10" w:history="1">
-          <w:r>
-            <w:rPr>
-              <w:rStyle w:val="Hyperlink"/>
-            </w:rPr>
-            <w:t xml:space="preserve">an het </w:t>
-          </w:r>
-        </w:hyperlink>
+        <w:t xml:space="preserve">van de collectie van het </w:t>
       </w:r>
       <w:r>
         <w:rPr>
@@ -586,7 +568,7 @@
           <w:sz w:val="24"/>
           <w:u w:val="single"/>
         </w:rPr>
-        <w:hyperlink r:id="rId10" w:history="1">
+        <w:hyperlink r:id="rId11" w:history="1">
           <w:r>
             <w:rPr>
               <w:rStyle w:val="Hyperlink"/>
@@ -604,7 +586,7 @@
           <w:sz w:val="24"/>
           <w:u w:val="single"/>
         </w:rPr>
-        <w:hyperlink r:id="rId10" w:history="1">
+        <w:hyperlink r:id="rId11" w:history="1">
           <w:r>
             <w:rPr>
               <w:rStyle w:val="Hyperlink"/>
@@ -622,7 +604,7 @@
           <w:sz w:val="24"/>
           <w:u w:val="single"/>
         </w:rPr>
-        <w:hyperlink r:id="rId10" w:history="1">
+        <w:hyperlink r:id="rId11" w:history="1">
           <w:r>
             <w:rPr>
               <w:rStyle w:val="Hyperlink"/>
@@ -640,7 +622,7 @@
           <w:sz w:val="24"/>
           <w:u w:val="single"/>
         </w:rPr>
-        <w:hyperlink r:id="rId10" w:history="1">
+        <w:hyperlink r:id="rId11" w:history="1">
           <w:r>
             <w:rPr>
               <w:rStyle w:val="Hyperlink"/>
@@ -779,7 +761,71 @@
           <w:color w:val="000000"/>
           <w:sz w:val="24"/>
         </w:rPr>
-        <w:t>toenmalige Rijks Etnografisch Museum. On</w:t>
+        <w:t>toenmalige Rijks Etnogr</w:t>
+      </w:r>
+      <w:r>
+        <w:rPr>
+          <w:u w:val="single" w:color="0000ff"/>
+          <w:rFonts w:ascii="Charis SIL Regular" w:hAnsi="Charis SIL Regular" w:eastAsia="Charis SIL Regular"/>
+          <w:b w:val="0"/>
+          <w:i w:val="0"/>
+          <w:color w:val="000000"/>
+          <w:sz w:val="24"/>
+        </w:rPr>
+        <w:hyperlink r:id="rId11" w:history="1">
+          <w:r>
+            <w:rPr>
+              <w:rStyle w:val="Hyperlink"/>
+            </w:rPr>
+            <w:t>afisch Mus</w:t>
+          </w:r>
+        </w:hyperlink>
+      </w:r>
+      <w:r>
+        <w:rPr>
+          <w:rFonts w:ascii="Charis SIL Regular" w:hAnsi="Charis SIL Regular" w:eastAsia="Charis SIL Regular"/>
+          <w:b w:val="0"/>
+          <w:i w:val="0"/>
+          <w:color w:val="000000"/>
+          <w:sz w:val="24"/>
+        </w:rPr>
+        <w:hyperlink r:id="rId11" w:history="1">
+          <w:r>
+            <w:rPr>
+              <w:rStyle w:val="Hyperlink"/>
+            </w:rPr>
+            <w:t>e</w:t>
+          </w:r>
+        </w:hyperlink>
+      </w:r>
+      <w:r>
+        <w:rPr>
+          <w:u w:val="single" w:color="0000ff"/>
+          <w:rFonts w:ascii="Charis SIL Regular" w:hAnsi="Charis SIL Regular" w:eastAsia="Charis SIL Regular"/>
+          <w:b w:val="0"/>
+          <w:i w:val="0"/>
+          <w:color w:val="000000"/>
+          <w:sz w:val="24"/>
+        </w:rPr>
+        <w:t>um</w:t>
+      </w:r>
+      <w:r>
+        <w:rPr>
+          <w:u w:val="single" w:color="0000ff"/>
+          <w:rFonts w:ascii="Charis SIL Regular" w:hAnsi="Charis SIL Regular" w:eastAsia="Charis SIL Regular"/>
+          <w:b w:val="0"/>
+          <w:i w:val="0"/>
+          <w:color w:val="000000"/>
+          <w:sz w:val="24"/>
+        </w:rPr>
+        <w:hyperlink r:id="rId11" w:history="1">
+          <w:r>
+            <w:rPr>
+              <w:rStyle w:val="Hyperlink"/>
+            </w:rPr>
+            <w:t>. On</w:t>
+          </w:r>
+        </w:hyperlink>
       </w:r>
       <w:r>
         <w:rPr>
@@ -1099,7 +1145,146 @@
           <w:color w:val="000000"/>
           <w:sz w:val="24"/>
         </w:rPr>
-        <w:t>Daarnaast was het Rijks Etnografisch Museum zelf een actieve koper van e</w:t>
+        <w:t>Daarnaast was het Rij</w:t>
+      </w:r>
+      <w:r>
+        <w:rPr>
+          <w:rFonts w:ascii="Charis SIL Regular" w:hAnsi="Charis SIL Regular" w:eastAsia="Charis SIL Regular"/>
+          <w:b w:val="0"/>
+          <w:i w:val="0"/>
+          <w:color w:val="000000"/>
+          <w:sz w:val="24"/>
+        </w:rPr>
+        <w:hyperlink r:id="rId12" w:history="1">
+          <w:r>
+            <w:rPr>
+              <w:rStyle w:val="Hyperlink"/>
+            </w:rPr>
+            <w:t>ks Etnogra</w:t>
+          </w:r>
+        </w:hyperlink>
+      </w:r>
+      <w:r>
+        <w:rPr>
+          <w:rFonts w:ascii="Charis SIL Regular" w:hAnsi="Charis SIL Regular" w:eastAsia="Charis SIL Regular"/>
+          <w:b w:val="0"/>
+          <w:i w:val="0"/>
+          <w:color w:val="000000"/>
+          <w:sz w:val="24"/>
+        </w:rPr>
+        <w:hyperlink r:id="rId12" w:history="1">
+          <w:r>
+            <w:rPr>
+              <w:rStyle w:val="Hyperlink"/>
+            </w:rPr>
+            <w:t>fisch Muse</w:t>
+          </w:r>
+        </w:hyperlink>
+      </w:r>
+      <w:r>
+        <w:rPr>
+          <w:rFonts w:ascii="Charis SIL Regular" w:hAnsi="Charis SIL Regular" w:eastAsia="Charis SIL Regular"/>
+          <w:b w:val="0"/>
+          <w:i w:val="0"/>
+          <w:color w:val="000000"/>
+          <w:sz w:val="24"/>
+        </w:rPr>
+        <w:t>um</w:t>
+      </w:r>
+      <w:r>
+        <w:rPr>
+          <w:rFonts w:ascii="Charis SIL Regular" w:hAnsi="Charis SIL Regular" w:eastAsia="Charis SIL Regular"/>
+          <w:b w:val="0"/>
+          <w:i w:val="0"/>
+          <w:color w:val="000000"/>
+          <w:sz w:val="24"/>
+        </w:rPr>
+        <w:hyperlink r:id="rId12" w:history="1">
+          <w:r>
+            <w:rPr>
+              <w:rStyle w:val="Hyperlink"/>
+            </w:rPr>
+            <w:t xml:space="preserve"> zelf een act</w:t>
+          </w:r>
+        </w:hyperlink>
+      </w:r>
+      <w:r>
+        <w:rPr>
+          <w:rFonts w:ascii="Charis SIL Regular" w:hAnsi="Charis SIL Regular" w:eastAsia="Charis SIL Regular"/>
+          <w:b w:val="0"/>
+          <w:i w:val="0"/>
+          <w:color w:val="000000"/>
+          <w:sz w:val="24"/>
+        </w:rPr>
+        <w:hyperlink r:id="rId12" w:history="1">
+          <w:r>
+            <w:rPr>
+              <w:rStyle w:val="Hyperlink"/>
+            </w:rPr>
+            <w:t>i</w:t>
+          </w:r>
+        </w:hyperlink>
+      </w:r>
+      <w:r>
+        <w:rPr>
+          <w:rFonts w:ascii="Charis SIL Regular" w:hAnsi="Charis SIL Regular" w:eastAsia="Charis SIL Regular"/>
+          <w:b w:val="0"/>
+          <w:i w:val="0"/>
+          <w:color w:val="000000"/>
+          <w:sz w:val="24"/>
+        </w:rPr>
+        <w:hyperlink r:id="rId12" w:history="1">
+          <w:r>
+            <w:rPr>
+              <w:rStyle w:val="Hyperlink"/>
+            </w:rPr>
+            <w:t>eve</w:t>
+          </w:r>
+        </w:hyperlink>
+      </w:r>
+      <w:r>
+        <w:rPr>
+          <w:rFonts w:ascii="Charis SIL Regular" w:hAnsi="Charis SIL Regular" w:eastAsia="Charis SIL Regular"/>
+          <w:b w:val="0"/>
+          <w:i w:val="0"/>
+          <w:color w:val="000000"/>
+          <w:sz w:val="24"/>
+        </w:rPr>
+        <w:t xml:space="preserve"> </w:t>
+      </w:r>
+      <w:r>
+        <w:rPr>
+          <w:rFonts w:ascii="Charis SIL Regular" w:hAnsi="Charis SIL Regular" w:eastAsia="Charis SIL Regular"/>
+          <w:b w:val="0"/>
+          <w:i w:val="0"/>
+          <w:color w:val="000000"/>
+          <w:sz w:val="24"/>
+        </w:rPr>
+        <w:hyperlink r:id="rId12" w:history="1">
+          <w:r>
+            <w:rPr>
+              <w:rStyle w:val="Hyperlink"/>
+            </w:rPr>
+            <w:t>koper va</w:t>
+          </w:r>
+        </w:hyperlink>
+      </w:r>
+      <w:r>
+        <w:rPr>
+          <w:rFonts w:ascii="Charis SIL Regular" w:hAnsi="Charis SIL Regular" w:eastAsia="Charis SIL Regular"/>
+          <w:b w:val="0"/>
+          <w:i w:val="0"/>
+          <w:color w:val="000000"/>
+          <w:sz w:val="24"/>
+        </w:rPr>
+        <w:hyperlink r:id="rId12" w:history="1">
+          <w:r>
+            <w:rPr>
+              <w:rStyle w:val="Hyperlink"/>
+            </w:rPr>
+            <w:t>n e</w:t>
+          </w:r>
+        </w:hyperlink>
       </w:r>
       <w:r>
         <w:rPr>
@@ -2463,7 +2648,7 @@
           <w:sz w:val="24"/>
           <w:u w:val="single"/>
         </w:rPr>
-        <w:t>Etnografisch Museu</w:t>
+        <w:t>Etnografisch Muse</w:t>
       </w:r>
       <w:r>
         <w:rPr>
@@ -2474,7 +2659,7 @@
           <w:sz w:val="24"/>
           <w:u w:val="single"/>
         </w:rPr>
-        <w:t>m Arti</w:t>
+        <w:t>u</w:t>
       </w:r>
       <w:r>
         <w:rPr>
@@ -2483,8 +2668,9 @@
           <w:i w:val="0"/>
           <w:color w:val="0000FF"/>
           <w:sz w:val="24"/>
-        </w:rPr>
-        <w:t>s</w:t>
+          <w:u w:val="single"/>
+        </w:rPr>
+        <w:t>m Artis</w:t>
       </w:r>
       <w:r>
         <w:br/>
@@ -3136,7 +3322,7 @@
           <w:sz w:val="24"/>
           <w:u w:val="single"/>
         </w:rPr>
-        <w:hyperlink r:id="rId18" w:history="1">
+        <w:hyperlink r:id="rId17" w:history="1">
           <w:r>
             <w:rPr>
               <w:rStyle w:val="Hyperlink"/>
@@ -3154,7 +3340,7 @@
           <w:sz w:val="24"/>
           <w:u w:val="single"/>
         </w:rPr>
-        <w:hyperlink r:id="rId18" w:history="1">
+        <w:hyperlink r:id="rId17" w:history="1">
           <w:r>
             <w:rPr>
               <w:rStyle w:val="Hyperlink"/>

--- a/EXPORTS/DOCX/published/niveau3/Dutch/WMLeiden.docx
+++ b/EXPORTS/DOCX/published/niveau3/Dutch/WMLeiden.docx
@@ -604,7 +604,7 @@
           <w:sz w:val="24"/>
           <w:u w:val="single"/>
         </w:rPr>
-        <w:hyperlink r:id="rId11" w:history="1">
+        <w:hyperlink r:id="rId10" w:history="1">
           <w:r>
             <w:rPr>
               <w:rStyle w:val="Hyperlink"/>
@@ -622,7 +622,7 @@
           <w:sz w:val="24"/>
           <w:u w:val="single"/>
         </w:rPr>
-        <w:hyperlink r:id="rId11" w:history="1">
+        <w:hyperlink r:id="rId10" w:history="1">
           <w:r>
             <w:rPr>
               <w:rStyle w:val="Hyperlink"/>
@@ -651,7 +651,7 @@
           <w:sz w:val="24"/>
           <w:u w:val="single"/>
         </w:rPr>
-        <w:hyperlink r:id="rId11" w:history="1">
+        <w:hyperlink r:id="rId10" w:history="1">
           <w:r>
             <w:rPr>
               <w:rStyle w:val="Hyperlink"/>
@@ -669,7 +669,7 @@
           <w:sz w:val="24"/>
           <w:u w:val="single"/>
         </w:rPr>
-        <w:hyperlink r:id="rId11" w:history="1">
+        <w:hyperlink r:id="rId10" w:history="1">
           <w:r>
             <w:rPr>
               <w:rStyle w:val="Hyperlink"/>
@@ -687,7 +687,7 @@
           <w:sz w:val="24"/>
           <w:u w:val="single"/>
         </w:rPr>
-        <w:hyperlink r:id="rId11" w:history="1">
+        <w:hyperlink r:id="rId10" w:history="1">
           <w:r>
             <w:rPr>
               <w:rStyle w:val="Hyperlink"/>
@@ -716,7 +716,7 @@
           <w:sz w:val="24"/>
           <w:u w:val="single"/>
         </w:rPr>
-        <w:hyperlink r:id="rId11" w:history="1">
+        <w:hyperlink r:id="rId10" w:history="1">
           <w:r>
             <w:rPr>
               <w:rStyle w:val="Hyperlink"/>
@@ -2648,7 +2648,7 @@
           <w:sz w:val="24"/>
           <w:u w:val="single"/>
         </w:rPr>
-        <w:t>Etnografisch Muse</w:t>
+        <w:t>Etnografisch Museu</w:t>
       </w:r>
       <w:r>
         <w:rPr>
@@ -2659,7 +2659,7 @@
           <w:sz w:val="24"/>
           <w:u w:val="single"/>
         </w:rPr>
-        <w:t>u</w:t>
+        <w:t>m Arti</w:t>
       </w:r>
       <w:r>
         <w:rPr>
@@ -2668,9 +2668,8 @@
           <w:i w:val="0"/>
           <w:color w:val="0000FF"/>
           <w:sz w:val="24"/>
-          <w:u w:val="single"/>
-        </w:rPr>
-        <w:t>m Artis</w:t>
+        </w:rPr>
+        <w:t>s</w:t>
       </w:r>
       <w:r>
         <w:br/>

--- a/EXPORTS/DOCX/published/niveau3/Dutch/WMLeiden.docx
+++ b/EXPORTS/DOCX/published/niveau3/Dutch/WMLeiden.docx
@@ -604,7 +604,7 @@
           <w:sz w:val="24"/>
           <w:u w:val="single"/>
         </w:rPr>
-        <w:hyperlink r:id="rId10" w:history="1">
+        <w:hyperlink r:id="rId11" w:history="1">
           <w:r>
             <w:rPr>
               <w:rStyle w:val="Hyperlink"/>
@@ -622,7 +622,7 @@
           <w:sz w:val="24"/>
           <w:u w:val="single"/>
         </w:rPr>
-        <w:hyperlink r:id="rId10" w:history="1">
+        <w:hyperlink r:id="rId11" w:history="1">
           <w:r>
             <w:rPr>
               <w:rStyle w:val="Hyperlink"/>
@@ -651,7 +651,7 @@
           <w:sz w:val="24"/>
           <w:u w:val="single"/>
         </w:rPr>
-        <w:hyperlink r:id="rId10" w:history="1">
+        <w:hyperlink r:id="rId11" w:history="1">
           <w:r>
             <w:rPr>
               <w:rStyle w:val="Hyperlink"/>
@@ -2049,50 +2049,7 @@
           <w:color w:val="000000"/>
           <w:sz w:val="24"/>
         </w:rPr>
-        <w:hyperlink r:id="rId11" w:history="1">
-          <w:r>
-            <w:rPr>
-              <w:rStyle w:val="Hyperlink"/>
-            </w:rPr>
-            <w:t>oprichting ge</w:t>
-          </w:r>
-        </w:hyperlink>
-      </w:r>
-      <w:r>
-        <w:rPr>
-          <w:u w:val="single" w:color="0000ff"/>
-          <w:rFonts w:ascii="Charis SIL Regular" w:hAnsi="Charis SIL Regular" w:eastAsia="Charis SIL Regular"/>
-          <w:b w:val="0"/>
-          <w:i w:val="0"/>
-          <w:color w:val="000000"/>
-          <w:sz w:val="24"/>
-        </w:rPr>
-        <w:hyperlink r:id="rId11" w:history="1">
-          <w:r>
-            <w:rPr>
-              <w:rStyle w:val="Hyperlink"/>
-            </w:rPr>
-            <w:t>g</w:t>
-          </w:r>
-        </w:hyperlink>
-      </w:r>
-      <w:r>
-        <w:rPr>
-          <w:u w:val="single" w:color="0000ff"/>
-          <w:rFonts w:ascii="Charis SIL Regular" w:hAnsi="Charis SIL Regular" w:eastAsia="Charis SIL Regular"/>
-          <w:b w:val="0"/>
-          <w:i w:val="0"/>
-          <w:color w:val="000000"/>
-          <w:sz w:val="24"/>
-        </w:rPr>
-        <w:hyperlink r:id="rId11" w:history="1">
-          <w:r>
-            <w:rPr>
-              <w:rStyle w:val="Hyperlink"/>
-            </w:rPr>
-            <w:t>even</w:t>
-          </w:r>
-        </w:hyperlink>
+        <w:t>oprichting gegeven</w:t>
       </w:r>
       <w:r>
         <w:rPr>
@@ -2565,6 +2522,30 @@
           <w:sz w:val="24"/>
           <w:u w:val="single"/>
         </w:rPr>
+        <w:t>Suriname</w:t>
+      </w:r>
+      <w:r>
+        <w:br/>
+      </w:r>
+      <w:r>
+        <w:rPr>
+          <w:rFonts w:ascii="Charis SIL Regular" w:hAnsi="Charis SIL Regular" w:eastAsia="Charis SIL Regular"/>
+          <w:b w:val="0"/>
+          <w:i w:val="0"/>
+          <w:color w:val="000000"/>
+          <w:sz w:val="24"/>
+        </w:rPr>
+        <w:t xml:space="preserve">•  </w:t>
+      </w:r>
+      <w:r>
+        <w:rPr>
+          <w:rFonts w:ascii="Charis SIL Regular" w:hAnsi="Charis SIL Regular" w:eastAsia="Charis SIL Regular"/>
+          <w:b w:val="0"/>
+          <w:i w:val="0"/>
+          <w:color w:val="0000FF"/>
+          <w:sz w:val="24"/>
+          <w:u w:val="single"/>
+        </w:rPr>
         <w:t>Koninklij</w:t>
       </w:r>
       <w:r>
@@ -3189,17 +3170,7 @@
           <w:color w:val="000000"/>
           <w:sz w:val="24"/>
         </w:rPr>
-        <w:t xml:space="preserve">Over de geschiedenis van het Rijks Etnografisch Museum en hoe dat is gevormd uit </w:t>
-      </w:r>
-      <w:r>
-        <w:rPr>
-          <w:rFonts w:ascii="Charis SIL Italic" w:hAnsi="Charis SIL Italic" w:eastAsia="Charis SIL Italic"/>
-          <w:b w:val="0"/>
-          <w:i/>
-          <w:color w:val="000000"/>
-          <w:sz w:val="24"/>
-        </w:rPr>
-        <w:t>de collecties van het KKZ.</w:t>
+        <w:t>Over de geschiedenis van het Rijks Etnografisch Museum en hoe dat is gevormd uit</w:t>
       </w:r>
     </w:p>
     <w:p>
@@ -3226,7 +3197,27 @@
         <w:autoSpaceDN w:val="0"/>
         <w:autoSpaceDE w:val="0"/>
         <w:widowControl/>
-        <w:spacing w:line="288" w:lineRule="exact" w:before="64" w:after="0"/>
+        <w:spacing w:line="352" w:lineRule="exact" w:before="0" w:after="0"/>
+        <w:ind w:left="800" w:right="0" w:firstLine="0"/>
+        <w:jc w:val="left"/>
+      </w:pPr>
+      <w:r>
+        <w:rPr>
+          <w:rFonts w:ascii="Charis SIL Italic" w:hAnsi="Charis SIL Italic" w:eastAsia="Charis SIL Italic"/>
+          <w:b w:val="0"/>
+          <w:i/>
+          <w:color w:val="000000"/>
+          <w:sz w:val="24"/>
+        </w:rPr>
+        <w:t>de collecties van het KKZ.</w:t>
+      </w:r>
+    </w:p>
+    <w:p>
+      <w:pPr>
+        <w:autoSpaceDN w:val="0"/>
+        <w:autoSpaceDE w:val="0"/>
+        <w:widowControl/>
+        <w:spacing w:line="288" w:lineRule="exact" w:before="240" w:after="0"/>
         <w:ind w:left="800" w:right="1728" w:firstLine="0"/>
         <w:jc w:val="left"/>
       </w:pPr>
@@ -3321,7 +3312,7 @@
           <w:sz w:val="24"/>
           <w:u w:val="single"/>
         </w:rPr>
-        <w:hyperlink r:id="rId17" w:history="1">
+        <w:hyperlink r:id="rId18" w:history="1">
           <w:r>
             <w:rPr>
               <w:rStyle w:val="Hyperlink"/>
@@ -3339,7 +3330,7 @@
           <w:sz w:val="24"/>
           <w:u w:val="single"/>
         </w:rPr>
-        <w:hyperlink r:id="rId17" w:history="1">
+        <w:hyperlink r:id="rId18" w:history="1">
           <w:r>
             <w:rPr>
               <w:rStyle w:val="Hyperlink"/>
@@ -3368,7 +3359,7 @@
           <w:sz w:val="24"/>
           <w:u w:val="single"/>
         </w:rPr>
-        <w:hyperlink r:id="rId18" w:history="1">
+        <w:hyperlink r:id="rId17" w:history="1">
           <w:r>
             <w:rPr>
               <w:rStyle w:val="Hyperlink"/>
@@ -3616,7 +3607,7 @@
           <w:sz w:val="24"/>
           <w:u w:val="single"/>
         </w:rPr>
-        <w:hyperlink r:id="rId19" w:history="1">
+        <w:hyperlink r:id="rId20" w:history="1">
           <w:r>
             <w:rPr>
               <w:rStyle w:val="Hyperlink"/>
@@ -3773,7 +3764,7 @@
           <w:sz w:val="24"/>
           <w:u w:val="single"/>
         </w:rPr>
-        <w:hyperlink r:id="rId20" w:history="1">
+        <w:hyperlink r:id="rId21" w:history="1">
           <w:r>
             <w:rPr>
               <w:rStyle w:val="Hyperlink"/>
@@ -3791,7 +3782,7 @@
           <w:sz w:val="24"/>
           <w:u w:val="single"/>
         </w:rPr>
-        <w:hyperlink r:id="rId20" w:history="1">
+        <w:hyperlink r:id="rId21" w:history="1">
           <w:r>
             <w:rPr>
               <w:rStyle w:val="Hyperlink"/>
@@ -3809,7 +3800,7 @@
           <w:sz w:val="24"/>
           <w:u w:val="single"/>
         </w:rPr>
-        <w:hyperlink r:id="rId20" w:history="1">
+        <w:hyperlink r:id="rId21" w:history="1">
           <w:r>
             <w:rPr>
               <w:rStyle w:val="Hyperlink"/>
@@ -3827,7 +3818,7 @@
           <w:sz w:val="24"/>
           <w:u w:val="single"/>
         </w:rPr>
-        <w:hyperlink r:id="rId20" w:history="1">
+        <w:hyperlink r:id="rId21" w:history="1">
           <w:r>
             <w:rPr>
               <w:rStyle w:val="Hyperlink"/>
@@ -3955,7 +3946,7 @@
           <w:sz w:val="24"/>
           <w:u w:val="single"/>
         </w:rPr>
-        <w:hyperlink r:id="rId21" w:history="1">
+        <w:hyperlink r:id="rId22" w:history="1">
           <w:r>
             <w:rPr>
               <w:rStyle w:val="Hyperlink"/>
@@ -3973,7 +3964,7 @@
           <w:sz w:val="24"/>
           <w:u w:val="single"/>
         </w:rPr>
-        <w:hyperlink r:id="rId21" w:history="1">
+        <w:hyperlink r:id="rId22" w:history="1">
           <w:r>
             <w:rPr>
               <w:rStyle w:val="Hyperlink"/>
@@ -3991,7 +3982,7 @@
           <w:sz w:val="24"/>
           <w:u w:val="single"/>
         </w:rPr>
-        <w:hyperlink r:id="rId21" w:history="1">
+        <w:hyperlink r:id="rId22" w:history="1">
           <w:r>
             <w:rPr>
               <w:rStyle w:val="Hyperlink"/>
@@ -4019,7 +4010,7 @@
           <w:sz w:val="24"/>
           <w:u w:val="single"/>
         </w:rPr>
-        <w:hyperlink r:id="rId22" w:history="1">
+        <w:hyperlink r:id="rId23" w:history="1">
           <w:r>
             <w:rPr>
               <w:rStyle w:val="Hyperlink"/>
@@ -4048,7 +4039,7 @@
           <w:sz w:val="24"/>
           <w:u w:val="single"/>
         </w:rPr>
-        <w:hyperlink r:id="rId22" w:history="1">
+        <w:hyperlink r:id="rId23" w:history="1">
           <w:r>
             <w:rPr>
               <w:rStyle w:val="Hyperlink"/>
@@ -4076,7 +4067,7 @@
           <w:sz w:val="24"/>
           <w:u w:val="single"/>
         </w:rPr>
-        <w:hyperlink r:id="rId21" w:history="1">
+        <w:hyperlink r:id="rId22" w:history="1">
           <w:r>
             <w:rPr>
               <w:rStyle w:val="Hyperlink"/>
@@ -4094,7 +4085,7 @@
           <w:sz w:val="24"/>
           <w:u w:val="single"/>
         </w:rPr>
-        <w:hyperlink r:id="rId21" w:history="1">
+        <w:hyperlink r:id="rId22" w:history="1">
           <w:r>
             <w:rPr>
               <w:rStyle w:val="Hyperlink"/>
@@ -4123,7 +4114,7 @@
           <w:sz w:val="24"/>
           <w:u w:val="single"/>
         </w:rPr>
-        <w:hyperlink r:id="rId21" w:history="1">
+        <w:hyperlink r:id="rId22" w:history="1">
           <w:r>
             <w:rPr>
               <w:rStyle w:val="Hyperlink"/>
@@ -4224,7 +4215,7 @@
           <w:sz w:val="24"/>
           <w:u w:val="single"/>
         </w:rPr>
-        <w:hyperlink r:id="rId23" w:history="1">
+        <w:hyperlink r:id="rId24" w:history="1">
           <w:r>
             <w:rPr>
               <w:rStyle w:val="Hyperlink"/>
@@ -4242,7 +4233,7 @@
           <w:sz w:val="24"/>
           <w:u w:val="single"/>
         </w:rPr>
-        <w:hyperlink r:id="rId23" w:history="1">
+        <w:hyperlink r:id="rId24" w:history="1">
           <w:r>
             <w:rPr>
               <w:rStyle w:val="Hyperlink"/>
@@ -4260,7 +4251,7 @@
           <w:sz w:val="24"/>
           <w:u w:val="single"/>
         </w:rPr>
-        <w:hyperlink r:id="rId23" w:history="1">
+        <w:hyperlink r:id="rId24" w:history="1">
           <w:r>
             <w:rPr>
               <w:rStyle w:val="Hyperlink"/>
@@ -4288,7 +4279,7 @@
           <w:sz w:val="24"/>
           <w:u w:val="single"/>
         </w:rPr>
-        <w:hyperlink r:id="rId24" w:history="1">
+        <w:hyperlink r:id="rId25" w:history="1">
           <w:r>
             <w:rPr>
               <w:rStyle w:val="Hyperlink"/>
@@ -4317,7 +4308,7 @@
           <w:sz w:val="24"/>
           <w:u w:val="single"/>
         </w:rPr>
-        <w:hyperlink r:id="rId24" w:history="1">
+        <w:hyperlink r:id="rId25" w:history="1">
           <w:r>
             <w:rPr>
               <w:rStyle w:val="Hyperlink"/>
@@ -4345,7 +4336,7 @@
           <w:sz w:val="24"/>
           <w:u w:val="single"/>
         </w:rPr>
-        <w:hyperlink r:id="rId23" w:history="1">
+        <w:hyperlink r:id="rId24" w:history="1">
           <w:r>
             <w:rPr>
               <w:rStyle w:val="Hyperlink"/>
@@ -4363,7 +4354,7 @@
           <w:sz w:val="24"/>
           <w:u w:val="single"/>
         </w:rPr>
-        <w:hyperlink r:id="rId23" w:history="1">
+        <w:hyperlink r:id="rId24" w:history="1">
           <w:r>
             <w:rPr>
               <w:rStyle w:val="Hyperlink"/>
@@ -4392,7 +4383,7 @@
           <w:sz w:val="24"/>
           <w:u w:val="single"/>
         </w:rPr>
-        <w:hyperlink r:id="rId23" w:history="1">
+        <w:hyperlink r:id="rId24" w:history="1">
           <w:r>
             <w:rPr>
               <w:rStyle w:val="Hyperlink"/>
@@ -4474,7 +4465,7 @@
     </w:p>
     <w:sectPr>
       <w:pgSz w:w="11900" w:h="16840"/>
-      <w:pgMar w:top="324" w:right="940" w:bottom="810" w:left="960" w:header="720" w:footer="720" w:gutter="0"/>
+      <w:pgMar w:top="324" w:right="940" w:bottom="544" w:left="960" w:header="720" w:footer="720" w:gutter="0"/>
       <w:cols/>
       <w:docGrid w:linePitch="360"/>
     </w:sectPr>

--- a/EXPORTS/DOCX/published/niveau3/Dutch/WMLeiden.docx
+++ b/EXPORTS/DOCX/published/niveau3/Dutch/WMLeiden.docx
@@ -557,7 +557,24 @@
           <w:color w:val="000000"/>
           <w:sz w:val="24"/>
         </w:rPr>
-        <w:t xml:space="preserve">van de collectie van het </w:t>
+        <w:t>van de collectie v</w:t>
+      </w:r>
+      <w:r>
+        <w:rPr>
+          <w:rFonts w:ascii="Charis SIL Regular" w:hAnsi="Charis SIL Regular" w:eastAsia="Charis SIL Regular"/>
+          <w:b w:val="0"/>
+          <w:i w:val="0"/>
+          <w:color w:val="000000"/>
+          <w:sz w:val="24"/>
+        </w:rPr>
+        <w:hyperlink r:id="rId10" w:history="1">
+          <w:r>
+            <w:rPr>
+              <w:rStyle w:val="Hyperlink"/>
+            </w:rPr>
+            <w:t xml:space="preserve">an het </w:t>
+          </w:r>
+        </w:hyperlink>
       </w:r>
       <w:r>
         <w:rPr>
@@ -568,7 +585,7 @@
           <w:sz w:val="24"/>
           <w:u w:val="single"/>
         </w:rPr>
-        <w:hyperlink r:id="rId11" w:history="1">
+        <w:hyperlink r:id="rId10" w:history="1">
           <w:r>
             <w:rPr>
               <w:rStyle w:val="Hyperlink"/>
@@ -586,7 +603,7 @@
           <w:sz w:val="24"/>
           <w:u w:val="single"/>
         </w:rPr>
-        <w:hyperlink r:id="rId11" w:history="1">
+        <w:hyperlink r:id="rId10" w:history="1">
           <w:r>
             <w:rPr>
               <w:rStyle w:val="Hyperlink"/>
@@ -604,7 +621,7 @@
           <w:sz w:val="24"/>
           <w:u w:val="single"/>
         </w:rPr>
-        <w:hyperlink r:id="rId11" w:history="1">
+        <w:hyperlink r:id="rId10" w:history="1">
           <w:r>
             <w:rPr>
               <w:rStyle w:val="Hyperlink"/>
@@ -622,7 +639,7 @@
           <w:sz w:val="24"/>
           <w:u w:val="single"/>
         </w:rPr>
-        <w:hyperlink r:id="rId11" w:history="1">
+        <w:hyperlink r:id="rId10" w:history="1">
           <w:r>
             <w:rPr>
               <w:rStyle w:val="Hyperlink"/>
@@ -651,7 +668,7 @@
           <w:sz w:val="24"/>
           <w:u w:val="single"/>
         </w:rPr>
-        <w:hyperlink r:id="rId11" w:history="1">
+        <w:hyperlink r:id="rId10" w:history="1">
           <w:r>
             <w:rPr>
               <w:rStyle w:val="Hyperlink"/>
@@ -1145,24 +1162,7 @@
           <w:color w:val="000000"/>
           <w:sz w:val="24"/>
         </w:rPr>
-        <w:t>Daarnaast was het Rij</w:t>
-      </w:r>
-      <w:r>
-        <w:rPr>
-          <w:rFonts w:ascii="Charis SIL Regular" w:hAnsi="Charis SIL Regular" w:eastAsia="Charis SIL Regular"/>
-          <w:b w:val="0"/>
-          <w:i w:val="0"/>
-          <w:color w:val="000000"/>
-          <w:sz w:val="24"/>
-        </w:rPr>
-        <w:hyperlink r:id="rId12" w:history="1">
-          <w:r>
-            <w:rPr>
-              <w:rStyle w:val="Hyperlink"/>
-            </w:rPr>
-            <w:t>ks Etnogra</w:t>
-          </w:r>
-        </w:hyperlink>
+        <w:t>Daarnaast was het Rijks Etnogra</w:t>
       </w:r>
       <w:r>
         <w:rPr>
@@ -1436,53 +1436,7 @@
           <w:color w:val="000000"/>
           <w:sz w:val="24"/>
         </w:rPr>
-        <w:t>Nederlands-Indisc</w:t>
-      </w:r>
-      <w:r>
-        <w:rPr>
-          <w:u w:val="single" w:color="0000ff"/>
-          <w:rFonts w:ascii="Charis SIL Regular" w:hAnsi="Charis SIL Regular" w:eastAsia="Charis SIL Regular"/>
-          <w:b w:val="0"/>
-          <w:i w:val="0"/>
-          <w:color w:val="000000"/>
-          <w:sz w:val="24"/>
-        </w:rPr>
-        <w:hyperlink r:id="rId13" w:history="1">
-          <w:r>
-            <w:rPr>
-              <w:rStyle w:val="Hyperlink"/>
-            </w:rPr>
-            <w:t>h Leger (K</w:t>
-          </w:r>
-        </w:hyperlink>
-      </w:r>
-      <w:r>
-        <w:rPr>
-          <w:u w:val="single" w:color="0000ff"/>
-          <w:rFonts w:ascii="Charis SIL Regular" w:hAnsi="Charis SIL Regular" w:eastAsia="Charis SIL Regular"/>
-          <w:b w:val="0"/>
-          <w:i w:val="0"/>
-          <w:color w:val="000000"/>
-          <w:sz w:val="24"/>
-        </w:rPr>
-        <w:hyperlink r:id="rId13" w:history="1">
-          <w:r>
-            <w:rPr>
-              <w:rStyle w:val="Hyperlink"/>
-            </w:rPr>
-            <w:t>NIL). Het ov</w:t>
-          </w:r>
-        </w:hyperlink>
-      </w:r>
-      <w:r>
-        <w:rPr>
-          <w:rFonts w:ascii="Charis SIL Regular" w:hAnsi="Charis SIL Regular" w:eastAsia="Charis SIL Regular"/>
-          <w:b w:val="0"/>
-          <w:i w:val="0"/>
-          <w:color w:val="000000"/>
-          <w:sz w:val="24"/>
-        </w:rPr>
-        <w:t>erg</w:t>
+        <w:t>Nederlands-Indisch Leger (KNIL). Het overg</w:t>
       </w:r>
       <w:r>
         <w:rPr>
@@ -2049,7 +2003,50 @@
           <w:color w:val="000000"/>
           <w:sz w:val="24"/>
         </w:rPr>
-        <w:t>oprichting gegeven</w:t>
+        <w:hyperlink r:id="rId11" w:history="1">
+          <w:r>
+            <w:rPr>
+              <w:rStyle w:val="Hyperlink"/>
+            </w:rPr>
+            <w:t>oprichting ge</w:t>
+          </w:r>
+        </w:hyperlink>
+      </w:r>
+      <w:r>
+        <w:rPr>
+          <w:u w:val="single" w:color="0000ff"/>
+          <w:rFonts w:ascii="Charis SIL Regular" w:hAnsi="Charis SIL Regular" w:eastAsia="Charis SIL Regular"/>
+          <w:b w:val="0"/>
+          <w:i w:val="0"/>
+          <w:color w:val="000000"/>
+          <w:sz w:val="24"/>
+        </w:rPr>
+        <w:hyperlink r:id="rId11" w:history="1">
+          <w:r>
+            <w:rPr>
+              <w:rStyle w:val="Hyperlink"/>
+            </w:rPr>
+            <w:t>g</w:t>
+          </w:r>
+        </w:hyperlink>
+      </w:r>
+      <w:r>
+        <w:rPr>
+          <w:u w:val="single" w:color="0000ff"/>
+          <w:rFonts w:ascii="Charis SIL Regular" w:hAnsi="Charis SIL Regular" w:eastAsia="Charis SIL Regular"/>
+          <w:b w:val="0"/>
+          <w:i w:val="0"/>
+          <w:color w:val="000000"/>
+          <w:sz w:val="24"/>
+        </w:rPr>
+        <w:hyperlink r:id="rId11" w:history="1">
+          <w:r>
+            <w:rPr>
+              <w:rStyle w:val="Hyperlink"/>
+            </w:rPr>
+            <w:t>even</w:t>
+          </w:r>
+        </w:hyperlink>
       </w:r>
       <w:r>
         <w:rPr>
@@ -3312,7 +3309,7 @@
           <w:sz w:val="24"/>
           <w:u w:val="single"/>
         </w:rPr>
-        <w:hyperlink r:id="rId18" w:history="1">
+        <w:hyperlink r:id="rId17" w:history="1">
           <w:r>
             <w:rPr>
               <w:rStyle w:val="Hyperlink"/>
@@ -3330,7 +3327,7 @@
           <w:sz w:val="24"/>
           <w:u w:val="single"/>
         </w:rPr>
-        <w:hyperlink r:id="rId18" w:history="1">
+        <w:hyperlink r:id="rId17" w:history="1">
           <w:r>
             <w:rPr>
               <w:rStyle w:val="Hyperlink"/>
@@ -3507,7 +3504,7 @@
           <w:sz w:val="24"/>
           <w:u w:val="single"/>
         </w:rPr>
-        <w:hyperlink r:id="rId19" w:history="1">
+        <w:hyperlink r:id="rId18" w:history="1">
           <w:r>
             <w:rPr>
               <w:rStyle w:val="Hyperlink"/>
@@ -3525,7 +3522,7 @@
           <w:sz w:val="24"/>
           <w:u w:val="single"/>
         </w:rPr>
-        <w:hyperlink r:id="rId19" w:history="1">
+        <w:hyperlink r:id="rId18" w:history="1">
           <w:r>
             <w:rPr>
               <w:rStyle w:val="Hyperlink"/>
@@ -3543,7 +3540,7 @@
           <w:sz w:val="24"/>
           <w:u w:val="single"/>
         </w:rPr>
-        <w:hyperlink r:id="rId19" w:history="1">
+        <w:hyperlink r:id="rId18" w:history="1">
           <w:r>
             <w:rPr>
               <w:rStyle w:val="Hyperlink"/>
@@ -3561,7 +3558,7 @@
           <w:sz w:val="24"/>
           <w:u w:val="single"/>
         </w:rPr>
-        <w:hyperlink r:id="rId19" w:history="1">
+        <w:hyperlink r:id="rId18" w:history="1">
           <w:r>
             <w:rPr>
               <w:rStyle w:val="Hyperlink"/>
@@ -3607,7 +3604,7 @@
           <w:sz w:val="24"/>
           <w:u w:val="single"/>
         </w:rPr>
-        <w:hyperlink r:id="rId20" w:history="1">
+        <w:hyperlink r:id="rId18" w:history="1">
           <w:r>
             <w:rPr>
               <w:rStyle w:val="Hyperlink"/>
@@ -3636,7 +3633,7 @@
           <w:sz w:val="24"/>
           <w:u w:val="single"/>
         </w:rPr>
-        <w:hyperlink r:id="rId19" w:history="1">
+        <w:hyperlink r:id="rId18" w:history="1">
           <w:r>
             <w:rPr>
               <w:rStyle w:val="Hyperlink"/>
@@ -3764,7 +3761,7 @@
           <w:sz w:val="24"/>
           <w:u w:val="single"/>
         </w:rPr>
-        <w:hyperlink r:id="rId21" w:history="1">
+        <w:hyperlink r:id="rId20" w:history="1">
           <w:r>
             <w:rPr>
               <w:rStyle w:val="Hyperlink"/>
@@ -3782,7 +3779,7 @@
           <w:sz w:val="24"/>
           <w:u w:val="single"/>
         </w:rPr>
-        <w:hyperlink r:id="rId21" w:history="1">
+        <w:hyperlink r:id="rId20" w:history="1">
           <w:r>
             <w:rPr>
               <w:rStyle w:val="Hyperlink"/>
@@ -3800,7 +3797,7 @@
           <w:sz w:val="24"/>
           <w:u w:val="single"/>
         </w:rPr>
-        <w:hyperlink r:id="rId21" w:history="1">
+        <w:hyperlink r:id="rId20" w:history="1">
           <w:r>
             <w:rPr>
               <w:rStyle w:val="Hyperlink"/>
@@ -3818,7 +3815,7 @@
           <w:sz w:val="24"/>
           <w:u w:val="single"/>
         </w:rPr>
-        <w:hyperlink r:id="rId21" w:history="1">
+        <w:hyperlink r:id="rId20" w:history="1">
           <w:r>
             <w:rPr>
               <w:rStyle w:val="Hyperlink"/>
@@ -3946,7 +3943,7 @@
           <w:sz w:val="24"/>
           <w:u w:val="single"/>
         </w:rPr>
-        <w:hyperlink r:id="rId22" w:history="1">
+        <w:hyperlink r:id="rId21" w:history="1">
           <w:r>
             <w:rPr>
               <w:rStyle w:val="Hyperlink"/>
@@ -3964,7 +3961,7 @@
           <w:sz w:val="24"/>
           <w:u w:val="single"/>
         </w:rPr>
-        <w:hyperlink r:id="rId22" w:history="1">
+        <w:hyperlink r:id="rId21" w:history="1">
           <w:r>
             <w:rPr>
               <w:rStyle w:val="Hyperlink"/>
@@ -3982,7 +3979,7 @@
           <w:sz w:val="24"/>
           <w:u w:val="single"/>
         </w:rPr>
-        <w:hyperlink r:id="rId22" w:history="1">
+        <w:hyperlink r:id="rId21" w:history="1">
           <w:r>
             <w:rPr>
               <w:rStyle w:val="Hyperlink"/>
@@ -4010,7 +4007,7 @@
           <w:sz w:val="24"/>
           <w:u w:val="single"/>
         </w:rPr>
-        <w:hyperlink r:id="rId23" w:history="1">
+        <w:hyperlink r:id="rId22" w:history="1">
           <w:r>
             <w:rPr>
               <w:rStyle w:val="Hyperlink"/>
@@ -4039,7 +4036,7 @@
           <w:sz w:val="24"/>
           <w:u w:val="single"/>
         </w:rPr>
-        <w:hyperlink r:id="rId23" w:history="1">
+        <w:hyperlink r:id="rId22" w:history="1">
           <w:r>
             <w:rPr>
               <w:rStyle w:val="Hyperlink"/>
@@ -4067,7 +4064,7 @@
           <w:sz w:val="24"/>
           <w:u w:val="single"/>
         </w:rPr>
-        <w:hyperlink r:id="rId22" w:history="1">
+        <w:hyperlink r:id="rId21" w:history="1">
           <w:r>
             <w:rPr>
               <w:rStyle w:val="Hyperlink"/>
@@ -4085,7 +4082,7 @@
           <w:sz w:val="24"/>
           <w:u w:val="single"/>
         </w:rPr>
-        <w:hyperlink r:id="rId22" w:history="1">
+        <w:hyperlink r:id="rId21" w:history="1">
           <w:r>
             <w:rPr>
               <w:rStyle w:val="Hyperlink"/>
@@ -4114,7 +4111,7 @@
           <w:sz w:val="24"/>
           <w:u w:val="single"/>
         </w:rPr>
-        <w:hyperlink r:id="rId22" w:history="1">
+        <w:hyperlink r:id="rId21" w:history="1">
           <w:r>
             <w:rPr>
               <w:rStyle w:val="Hyperlink"/>
@@ -4215,7 +4212,7 @@
           <w:sz w:val="24"/>
           <w:u w:val="single"/>
         </w:rPr>
-        <w:hyperlink r:id="rId24" w:history="1">
+        <w:hyperlink r:id="rId23" w:history="1">
           <w:r>
             <w:rPr>
               <w:rStyle w:val="Hyperlink"/>
@@ -4233,7 +4230,7 @@
           <w:sz w:val="24"/>
           <w:u w:val="single"/>
         </w:rPr>
-        <w:hyperlink r:id="rId24" w:history="1">
+        <w:hyperlink r:id="rId23" w:history="1">
           <w:r>
             <w:rPr>
               <w:rStyle w:val="Hyperlink"/>
@@ -4251,7 +4248,7 @@
           <w:sz w:val="24"/>
           <w:u w:val="single"/>
         </w:rPr>
-        <w:hyperlink r:id="rId24" w:history="1">
+        <w:hyperlink r:id="rId23" w:history="1">
           <w:r>
             <w:rPr>
               <w:rStyle w:val="Hyperlink"/>
@@ -4279,7 +4276,7 @@
           <w:sz w:val="24"/>
           <w:u w:val="single"/>
         </w:rPr>
-        <w:hyperlink r:id="rId25" w:history="1">
+        <w:hyperlink r:id="rId24" w:history="1">
           <w:r>
             <w:rPr>
               <w:rStyle w:val="Hyperlink"/>
@@ -4308,7 +4305,7 @@
           <w:sz w:val="24"/>
           <w:u w:val="single"/>
         </w:rPr>
-        <w:hyperlink r:id="rId25" w:history="1">
+        <w:hyperlink r:id="rId24" w:history="1">
           <w:r>
             <w:rPr>
               <w:rStyle w:val="Hyperlink"/>
@@ -4336,7 +4333,7 @@
           <w:sz w:val="24"/>
           <w:u w:val="single"/>
         </w:rPr>
-        <w:hyperlink r:id="rId24" w:history="1">
+        <w:hyperlink r:id="rId23" w:history="1">
           <w:r>
             <w:rPr>
               <w:rStyle w:val="Hyperlink"/>
@@ -4354,7 +4351,7 @@
           <w:sz w:val="24"/>
           <w:u w:val="single"/>
         </w:rPr>
-        <w:hyperlink r:id="rId24" w:history="1">
+        <w:hyperlink r:id="rId23" w:history="1">
           <w:r>
             <w:rPr>
               <w:rStyle w:val="Hyperlink"/>
@@ -4383,7 +4380,7 @@
           <w:sz w:val="24"/>
           <w:u w:val="single"/>
         </w:rPr>
-        <w:hyperlink r:id="rId24" w:history="1">
+        <w:hyperlink r:id="rId23" w:history="1">
           <w:r>
             <w:rPr>
               <w:rStyle w:val="Hyperlink"/>

--- a/EXPORTS/DOCX/published/niveau3/Dutch/WMLeiden.docx
+++ b/EXPORTS/DOCX/published/niveau3/Dutch/WMLeiden.docx
@@ -1162,7 +1162,24 @@
           <w:color w:val="000000"/>
           <w:sz w:val="24"/>
         </w:rPr>
-        <w:t>Daarnaast was het Rijks Etnogra</w:t>
+        <w:t>Daarnaast was het Rij</w:t>
+      </w:r>
+      <w:r>
+        <w:rPr>
+          <w:rFonts w:ascii="Charis SIL Regular" w:hAnsi="Charis SIL Regular" w:eastAsia="Charis SIL Regular"/>
+          <w:b w:val="0"/>
+          <w:i w:val="0"/>
+          <w:color w:val="000000"/>
+          <w:sz w:val="24"/>
+        </w:rPr>
+        <w:hyperlink r:id="rId12" w:history="1">
+          <w:r>
+            <w:rPr>
+              <w:rStyle w:val="Hyperlink"/>
+            </w:rPr>
+            <w:t>ks Etnogra</w:t>
+          </w:r>
+        </w:hyperlink>
       </w:r>
       <w:r>
         <w:rPr>
@@ -1436,7 +1453,35 @@
           <w:color w:val="000000"/>
           <w:sz w:val="24"/>
         </w:rPr>
-        <w:t>Nederlands-Indisch Leger (KNIL). Het overg</w:t>
+        <w:t>Nederlands-Indisch Leger (K</w:t>
+      </w:r>
+      <w:r>
+        <w:rPr>
+          <w:u w:val="single" w:color="0000ff"/>
+          <w:rFonts w:ascii="Charis SIL Regular" w:hAnsi="Charis SIL Regular" w:eastAsia="Charis SIL Regular"/>
+          <w:b w:val="0"/>
+          <w:i w:val="0"/>
+          <w:color w:val="000000"/>
+          <w:sz w:val="24"/>
+        </w:rPr>
+        <w:hyperlink r:id="rId13" w:history="1">
+          <w:r>
+            <w:rPr>
+              <w:rStyle w:val="Hyperlink"/>
+            </w:rPr>
+            <w:t>NIL). Het ov</w:t>
+          </w:r>
+        </w:hyperlink>
+      </w:r>
+      <w:r>
+        <w:rPr>
+          <w:rFonts w:ascii="Charis SIL Regular" w:hAnsi="Charis SIL Regular" w:eastAsia="Charis SIL Regular"/>
+          <w:b w:val="0"/>
+          <w:i w:val="0"/>
+          <w:color w:val="000000"/>
+          <w:sz w:val="24"/>
+        </w:rPr>
+        <w:t>erg</w:t>
       </w:r>
       <w:r>
         <w:rPr>
@@ -2626,7 +2671,7 @@
           <w:sz w:val="24"/>
           <w:u w:val="single"/>
         </w:rPr>
-        <w:t>Etnografisch Museu</w:t>
+        <w:t>Etnografisch Muse</w:t>
       </w:r>
       <w:r>
         <w:rPr>
@@ -2637,7 +2682,7 @@
           <w:sz w:val="24"/>
           <w:u w:val="single"/>
         </w:rPr>
-        <w:t>m Arti</w:t>
+        <w:t>u</w:t>
       </w:r>
       <w:r>
         <w:rPr>
@@ -2646,8 +2691,9 @@
           <w:i w:val="0"/>
           <w:color w:val="0000FF"/>
           <w:sz w:val="24"/>
-        </w:rPr>
-        <w:t>s</w:t>
+          <w:u w:val="single"/>
+        </w:rPr>
+        <w:t>m Artis</w:t>
       </w:r>
       <w:r>
         <w:br/>
@@ -3309,7 +3355,7 @@
           <w:sz w:val="24"/>
           <w:u w:val="single"/>
         </w:rPr>
-        <w:hyperlink r:id="rId17" w:history="1">
+        <w:hyperlink r:id="rId18" w:history="1">
           <w:r>
             <w:rPr>
               <w:rStyle w:val="Hyperlink"/>
@@ -3504,7 +3550,7 @@
           <w:sz w:val="24"/>
           <w:u w:val="single"/>
         </w:rPr>
-        <w:hyperlink r:id="rId18" w:history="1">
+        <w:hyperlink r:id="rId19" w:history="1">
           <w:r>
             <w:rPr>
               <w:rStyle w:val="Hyperlink"/>
@@ -3522,7 +3568,7 @@
           <w:sz w:val="24"/>
           <w:u w:val="single"/>
         </w:rPr>
-        <w:hyperlink r:id="rId18" w:history="1">
+        <w:hyperlink r:id="rId19" w:history="1">
           <w:r>
             <w:rPr>
               <w:rStyle w:val="Hyperlink"/>
@@ -3540,7 +3586,7 @@
           <w:sz w:val="24"/>
           <w:u w:val="single"/>
         </w:rPr>
-        <w:hyperlink r:id="rId18" w:history="1">
+        <w:hyperlink r:id="rId19" w:history="1">
           <w:r>
             <w:rPr>
               <w:rStyle w:val="Hyperlink"/>
@@ -3558,7 +3604,7 @@
           <w:sz w:val="24"/>
           <w:u w:val="single"/>
         </w:rPr>
-        <w:hyperlink r:id="rId18" w:history="1">
+        <w:hyperlink r:id="rId19" w:history="1">
           <w:r>
             <w:rPr>
               <w:rStyle w:val="Hyperlink"/>
@@ -3586,7 +3632,7 @@
           <w:sz w:val="24"/>
           <w:u w:val="single"/>
         </w:rPr>
-        <w:hyperlink r:id="rId19" w:history="1">
+        <w:hyperlink r:id="rId20" w:history="1">
           <w:r>
             <w:rPr>
               <w:rStyle w:val="Hyperlink"/>
@@ -3604,7 +3650,7 @@
           <w:sz w:val="24"/>
           <w:u w:val="single"/>
         </w:rPr>
-        <w:hyperlink r:id="rId18" w:history="1">
+        <w:hyperlink r:id="rId20" w:history="1">
           <w:r>
             <w:rPr>
               <w:rStyle w:val="Hyperlink"/>
@@ -3633,7 +3679,7 @@
           <w:sz w:val="24"/>
           <w:u w:val="single"/>
         </w:rPr>
-        <w:hyperlink r:id="rId18" w:history="1">
+        <w:hyperlink r:id="rId20" w:history="1">
           <w:r>
             <w:rPr>
               <w:rStyle w:val="Hyperlink"/>
@@ -3761,7 +3807,7 @@
           <w:sz w:val="24"/>
           <w:u w:val="single"/>
         </w:rPr>
-        <w:hyperlink r:id="rId20" w:history="1">
+        <w:hyperlink r:id="rId21" w:history="1">
           <w:r>
             <w:rPr>
               <w:rStyle w:val="Hyperlink"/>
@@ -3779,7 +3825,7 @@
           <w:sz w:val="24"/>
           <w:u w:val="single"/>
         </w:rPr>
-        <w:hyperlink r:id="rId20" w:history="1">
+        <w:hyperlink r:id="rId21" w:history="1">
           <w:r>
             <w:rPr>
               <w:rStyle w:val="Hyperlink"/>
@@ -3797,7 +3843,7 @@
           <w:sz w:val="24"/>
           <w:u w:val="single"/>
         </w:rPr>
-        <w:hyperlink r:id="rId20" w:history="1">
+        <w:hyperlink r:id="rId21" w:history="1">
           <w:r>
             <w:rPr>
               <w:rStyle w:val="Hyperlink"/>
@@ -3815,7 +3861,7 @@
           <w:sz w:val="24"/>
           <w:u w:val="single"/>
         </w:rPr>
-        <w:hyperlink r:id="rId20" w:history="1">
+        <w:hyperlink r:id="rId21" w:history="1">
           <w:r>
             <w:rPr>
               <w:rStyle w:val="Hyperlink"/>
@@ -3943,7 +3989,7 @@
           <w:sz w:val="24"/>
           <w:u w:val="single"/>
         </w:rPr>
-        <w:hyperlink r:id="rId21" w:history="1">
+        <w:hyperlink r:id="rId22" w:history="1">
           <w:r>
             <w:rPr>
               <w:rStyle w:val="Hyperlink"/>
@@ -3961,7 +4007,7 @@
           <w:sz w:val="24"/>
           <w:u w:val="single"/>
         </w:rPr>
-        <w:hyperlink r:id="rId21" w:history="1">
+        <w:hyperlink r:id="rId22" w:history="1">
           <w:r>
             <w:rPr>
               <w:rStyle w:val="Hyperlink"/>
@@ -3979,7 +4025,7 @@
           <w:sz w:val="24"/>
           <w:u w:val="single"/>
         </w:rPr>
-        <w:hyperlink r:id="rId21" w:history="1">
+        <w:hyperlink r:id="rId22" w:history="1">
           <w:r>
             <w:rPr>
               <w:rStyle w:val="Hyperlink"/>
@@ -4007,7 +4053,7 @@
           <w:sz w:val="24"/>
           <w:u w:val="single"/>
         </w:rPr>
-        <w:hyperlink r:id="rId22" w:history="1">
+        <w:hyperlink r:id="rId23" w:history="1">
           <w:r>
             <w:rPr>
               <w:rStyle w:val="Hyperlink"/>
@@ -4036,7 +4082,7 @@
           <w:sz w:val="24"/>
           <w:u w:val="single"/>
         </w:rPr>
-        <w:hyperlink r:id="rId22" w:history="1">
+        <w:hyperlink r:id="rId23" w:history="1">
           <w:r>
             <w:rPr>
               <w:rStyle w:val="Hyperlink"/>
@@ -4064,7 +4110,7 @@
           <w:sz w:val="24"/>
           <w:u w:val="single"/>
         </w:rPr>
-        <w:hyperlink r:id="rId21" w:history="1">
+        <w:hyperlink r:id="rId22" w:history="1">
           <w:r>
             <w:rPr>
               <w:rStyle w:val="Hyperlink"/>
@@ -4082,7 +4128,7 @@
           <w:sz w:val="24"/>
           <w:u w:val="single"/>
         </w:rPr>
-        <w:hyperlink r:id="rId21" w:history="1">
+        <w:hyperlink r:id="rId22" w:history="1">
           <w:r>
             <w:rPr>
               <w:rStyle w:val="Hyperlink"/>
@@ -4111,7 +4157,7 @@
           <w:sz w:val="24"/>
           <w:u w:val="single"/>
         </w:rPr>
-        <w:hyperlink r:id="rId21" w:history="1">
+        <w:hyperlink r:id="rId22" w:history="1">
           <w:r>
             <w:rPr>
               <w:rStyle w:val="Hyperlink"/>
@@ -4212,7 +4258,7 @@
           <w:sz w:val="24"/>
           <w:u w:val="single"/>
         </w:rPr>
-        <w:hyperlink r:id="rId23" w:history="1">
+        <w:hyperlink r:id="rId24" w:history="1">
           <w:r>
             <w:rPr>
               <w:rStyle w:val="Hyperlink"/>
@@ -4230,7 +4276,7 @@
           <w:sz w:val="24"/>
           <w:u w:val="single"/>
         </w:rPr>
-        <w:hyperlink r:id="rId23" w:history="1">
+        <w:hyperlink r:id="rId24" w:history="1">
           <w:r>
             <w:rPr>
               <w:rStyle w:val="Hyperlink"/>
@@ -4248,7 +4294,7 @@
           <w:sz w:val="24"/>
           <w:u w:val="single"/>
         </w:rPr>
-        <w:hyperlink r:id="rId23" w:history="1">
+        <w:hyperlink r:id="rId24" w:history="1">
           <w:r>
             <w:rPr>
               <w:rStyle w:val="Hyperlink"/>
@@ -4276,7 +4322,7 @@
           <w:sz w:val="24"/>
           <w:u w:val="single"/>
         </w:rPr>
-        <w:hyperlink r:id="rId24" w:history="1">
+        <w:hyperlink r:id="rId25" w:history="1">
           <w:r>
             <w:rPr>
               <w:rStyle w:val="Hyperlink"/>
@@ -4305,7 +4351,7 @@
           <w:sz w:val="24"/>
           <w:u w:val="single"/>
         </w:rPr>
-        <w:hyperlink r:id="rId24" w:history="1">
+        <w:hyperlink r:id="rId25" w:history="1">
           <w:r>
             <w:rPr>
               <w:rStyle w:val="Hyperlink"/>
@@ -4333,7 +4379,7 @@
           <w:sz w:val="24"/>
           <w:u w:val="single"/>
         </w:rPr>
-        <w:hyperlink r:id="rId23" w:history="1">
+        <w:hyperlink r:id="rId24" w:history="1">
           <w:r>
             <w:rPr>
               <w:rStyle w:val="Hyperlink"/>
@@ -4351,7 +4397,7 @@
           <w:sz w:val="24"/>
           <w:u w:val="single"/>
         </w:rPr>
-        <w:hyperlink r:id="rId23" w:history="1">
+        <w:hyperlink r:id="rId24" w:history="1">
           <w:r>
             <w:rPr>
               <w:rStyle w:val="Hyperlink"/>
@@ -4380,7 +4426,7 @@
           <w:sz w:val="24"/>
           <w:u w:val="single"/>
         </w:rPr>
-        <w:hyperlink r:id="rId23" w:history="1">
+        <w:hyperlink r:id="rId24" w:history="1">
           <w:r>
             <w:rPr>
               <w:rStyle w:val="Hyperlink"/>

--- a/EXPORTS/DOCX/published/niveau3/Dutch/WMLeiden.docx
+++ b/EXPORTS/DOCX/published/niveau3/Dutch/WMLeiden.docx
@@ -557,24 +557,7 @@
           <w:color w:val="000000"/>
           <w:sz w:val="24"/>
         </w:rPr>
-        <w:t>van de collectie v</w:t>
-      </w:r>
-      <w:r>
-        <w:rPr>
-          <w:rFonts w:ascii="Charis SIL Regular" w:hAnsi="Charis SIL Regular" w:eastAsia="Charis SIL Regular"/>
-          <w:b w:val="0"/>
-          <w:i w:val="0"/>
-          <w:color w:val="000000"/>
-          <w:sz w:val="24"/>
-        </w:rPr>
-        <w:hyperlink r:id="rId10" w:history="1">
-          <w:r>
-            <w:rPr>
-              <w:rStyle w:val="Hyperlink"/>
-            </w:rPr>
-            <w:t xml:space="preserve">an het </w:t>
-          </w:r>
-        </w:hyperlink>
+        <w:t xml:space="preserve">van de collectie van het </w:t>
       </w:r>
       <w:r>
         <w:rPr>
@@ -585,7 +568,7 @@
           <w:sz w:val="24"/>
           <w:u w:val="single"/>
         </w:rPr>
-        <w:hyperlink r:id="rId10" w:history="1">
+        <w:hyperlink r:id="rId11" w:history="1">
           <w:r>
             <w:rPr>
               <w:rStyle w:val="Hyperlink"/>
@@ -603,7 +586,7 @@
           <w:sz w:val="24"/>
           <w:u w:val="single"/>
         </w:rPr>
-        <w:hyperlink r:id="rId10" w:history="1">
+        <w:hyperlink r:id="rId11" w:history="1">
           <w:r>
             <w:rPr>
               <w:rStyle w:val="Hyperlink"/>
@@ -621,7 +604,7 @@
           <w:sz w:val="24"/>
           <w:u w:val="single"/>
         </w:rPr>
-        <w:hyperlink r:id="rId10" w:history="1">
+        <w:hyperlink r:id="rId11" w:history="1">
           <w:r>
             <w:rPr>
               <w:rStyle w:val="Hyperlink"/>
@@ -639,7 +622,7 @@
           <w:sz w:val="24"/>
           <w:u w:val="single"/>
         </w:rPr>
-        <w:hyperlink r:id="rId10" w:history="1">
+        <w:hyperlink r:id="rId11" w:history="1">
           <w:r>
             <w:rPr>
               <w:rStyle w:val="Hyperlink"/>
@@ -668,7 +651,7 @@
           <w:sz w:val="24"/>
           <w:u w:val="single"/>
         </w:rPr>
-        <w:hyperlink r:id="rId10" w:history="1">
+        <w:hyperlink r:id="rId11" w:history="1">
           <w:r>
             <w:rPr>
               <w:rStyle w:val="Hyperlink"/>
@@ -686,7 +669,7 @@
           <w:sz w:val="24"/>
           <w:u w:val="single"/>
         </w:rPr>
-        <w:hyperlink r:id="rId10" w:history="1">
+        <w:hyperlink r:id="rId11" w:history="1">
           <w:r>
             <w:rPr>
               <w:rStyle w:val="Hyperlink"/>
@@ -704,7 +687,7 @@
           <w:sz w:val="24"/>
           <w:u w:val="single"/>
         </w:rPr>
-        <w:hyperlink r:id="rId10" w:history="1">
+        <w:hyperlink r:id="rId11" w:history="1">
           <w:r>
             <w:rPr>
               <w:rStyle w:val="Hyperlink"/>
@@ -733,7 +716,7 @@
           <w:sz w:val="24"/>
           <w:u w:val="single"/>
         </w:rPr>
-        <w:hyperlink r:id="rId10" w:history="1">
+        <w:hyperlink r:id="rId11" w:history="1">
           <w:r>
             <w:rPr>
               <w:rStyle w:val="Hyperlink"/>
@@ -1162,129 +1145,7 @@
           <w:color w:val="000000"/>
           <w:sz w:val="24"/>
         </w:rPr>
-        <w:t>Daarnaast was het Rij</w:t>
-      </w:r>
-      <w:r>
-        <w:rPr>
-          <w:rFonts w:ascii="Charis SIL Regular" w:hAnsi="Charis SIL Regular" w:eastAsia="Charis SIL Regular"/>
-          <w:b w:val="0"/>
-          <w:i w:val="0"/>
-          <w:color w:val="000000"/>
-          <w:sz w:val="24"/>
-        </w:rPr>
-        <w:hyperlink r:id="rId12" w:history="1">
-          <w:r>
-            <w:rPr>
-              <w:rStyle w:val="Hyperlink"/>
-            </w:rPr>
-            <w:t>ks Etnogra</w:t>
-          </w:r>
-        </w:hyperlink>
-      </w:r>
-      <w:r>
-        <w:rPr>
-          <w:rFonts w:ascii="Charis SIL Regular" w:hAnsi="Charis SIL Regular" w:eastAsia="Charis SIL Regular"/>
-          <w:b w:val="0"/>
-          <w:i w:val="0"/>
-          <w:color w:val="000000"/>
-          <w:sz w:val="24"/>
-        </w:rPr>
-        <w:hyperlink r:id="rId12" w:history="1">
-          <w:r>
-            <w:rPr>
-              <w:rStyle w:val="Hyperlink"/>
-            </w:rPr>
-            <w:t>fisch Muse</w:t>
-          </w:r>
-        </w:hyperlink>
-      </w:r>
-      <w:r>
-        <w:rPr>
-          <w:rFonts w:ascii="Charis SIL Regular" w:hAnsi="Charis SIL Regular" w:eastAsia="Charis SIL Regular"/>
-          <w:b w:val="0"/>
-          <w:i w:val="0"/>
-          <w:color w:val="000000"/>
-          <w:sz w:val="24"/>
-        </w:rPr>
-        <w:t>um</w:t>
-      </w:r>
-      <w:r>
-        <w:rPr>
-          <w:rFonts w:ascii="Charis SIL Regular" w:hAnsi="Charis SIL Regular" w:eastAsia="Charis SIL Regular"/>
-          <w:b w:val="0"/>
-          <w:i w:val="0"/>
-          <w:color w:val="000000"/>
-          <w:sz w:val="24"/>
-        </w:rPr>
-        <w:hyperlink r:id="rId12" w:history="1">
-          <w:r>
-            <w:rPr>
-              <w:rStyle w:val="Hyperlink"/>
-            </w:rPr>
-            <w:t xml:space="preserve"> zelf een act</w:t>
-          </w:r>
-        </w:hyperlink>
-      </w:r>
-      <w:r>
-        <w:rPr>
-          <w:rFonts w:ascii="Charis SIL Regular" w:hAnsi="Charis SIL Regular" w:eastAsia="Charis SIL Regular"/>
-          <w:b w:val="0"/>
-          <w:i w:val="0"/>
-          <w:color w:val="000000"/>
-          <w:sz w:val="24"/>
-        </w:rPr>
-        <w:hyperlink r:id="rId12" w:history="1">
-          <w:r>
-            <w:rPr>
-              <w:rStyle w:val="Hyperlink"/>
-            </w:rPr>
-            <w:t>i</w:t>
-          </w:r>
-        </w:hyperlink>
-      </w:r>
-      <w:r>
-        <w:rPr>
-          <w:rFonts w:ascii="Charis SIL Regular" w:hAnsi="Charis SIL Regular" w:eastAsia="Charis SIL Regular"/>
-          <w:b w:val="0"/>
-          <w:i w:val="0"/>
-          <w:color w:val="000000"/>
-          <w:sz w:val="24"/>
-        </w:rPr>
-        <w:hyperlink r:id="rId12" w:history="1">
-          <w:r>
-            <w:rPr>
-              <w:rStyle w:val="Hyperlink"/>
-            </w:rPr>
-            <w:t>eve</w:t>
-          </w:r>
-        </w:hyperlink>
-      </w:r>
-      <w:r>
-        <w:rPr>
-          <w:rFonts w:ascii="Charis SIL Regular" w:hAnsi="Charis SIL Regular" w:eastAsia="Charis SIL Regular"/>
-          <w:b w:val="0"/>
-          <w:i w:val="0"/>
-          <w:color w:val="000000"/>
-          <w:sz w:val="24"/>
-        </w:rPr>
-        <w:t xml:space="preserve"> </w:t>
-      </w:r>
-      <w:r>
-        <w:rPr>
-          <w:rFonts w:ascii="Charis SIL Regular" w:hAnsi="Charis SIL Regular" w:eastAsia="Charis SIL Regular"/>
-          <w:b w:val="0"/>
-          <w:i w:val="0"/>
-          <w:color w:val="000000"/>
-          <w:sz w:val="24"/>
-        </w:rPr>
-        <w:hyperlink r:id="rId12" w:history="1">
-          <w:r>
-            <w:rPr>
-              <w:rStyle w:val="Hyperlink"/>
-            </w:rPr>
-            <w:t>koper va</w:t>
-          </w:r>
-        </w:hyperlink>
+        <w:t>Daarnaast was het Rijks Etnografisch Museum zelf een actieve koper va</w:t>
       </w:r>
       <w:r>
         <w:rPr>
@@ -1453,7 +1314,25 @@
           <w:color w:val="000000"/>
           <w:sz w:val="24"/>
         </w:rPr>
-        <w:t>Nederlands-Indisch Leger (K</w:t>
+        <w:t>Nederlands-Indisc</w:t>
+      </w:r>
+      <w:r>
+        <w:rPr>
+          <w:u w:val="single" w:color="0000ff"/>
+          <w:rFonts w:ascii="Charis SIL Regular" w:hAnsi="Charis SIL Regular" w:eastAsia="Charis SIL Regular"/>
+          <w:b w:val="0"/>
+          <w:i w:val="0"/>
+          <w:color w:val="000000"/>
+          <w:sz w:val="24"/>
+        </w:rPr>
+        <w:hyperlink r:id="rId13" w:history="1">
+          <w:r>
+            <w:rPr>
+              <w:rStyle w:val="Hyperlink"/>
+            </w:rPr>
+            <w:t>h Leger (K</w:t>
+          </w:r>
+        </w:hyperlink>
       </w:r>
       <w:r>
         <w:rPr>
@@ -2671,7 +2550,7 @@
           <w:sz w:val="24"/>
           <w:u w:val="single"/>
         </w:rPr>
-        <w:t>Etnografisch Muse</w:t>
+        <w:t>Etnografisch Museu</w:t>
       </w:r>
       <w:r>
         <w:rPr>
@@ -2682,7 +2561,7 @@
           <w:sz w:val="24"/>
           <w:u w:val="single"/>
         </w:rPr>
-        <w:t>u</w:t>
+        <w:t>m Arti</w:t>
       </w:r>
       <w:r>
         <w:rPr>
@@ -2691,9 +2570,8 @@
           <w:i w:val="0"/>
           <w:color w:val="0000FF"/>
           <w:sz w:val="24"/>
-          <w:u w:val="single"/>
-        </w:rPr>
-        <w:t>m Artis</w:t>
+        </w:rPr>
+        <w:t>s</w:t>
       </w:r>
       <w:r>
         <w:br/>
@@ -3402,7 +3280,7 @@
           <w:sz w:val="24"/>
           <w:u w:val="single"/>
         </w:rPr>
-        <w:hyperlink r:id="rId17" w:history="1">
+        <w:hyperlink r:id="rId18" w:history="1">
           <w:r>
             <w:rPr>
               <w:rStyle w:val="Hyperlink"/>

--- a/EXPORTS/DOCX/published/niveau3/Dutch/WMLeiden.docx
+++ b/EXPORTS/DOCX/published/niveau3/Dutch/WMLeiden.docx
@@ -687,7 +687,7 @@
           <w:sz w:val="24"/>
           <w:u w:val="single"/>
         </w:rPr>
-        <w:hyperlink r:id="rId11" w:history="1">
+        <w:hyperlink r:id="rId10" w:history="1">
           <w:r>
             <w:rPr>
               <w:rStyle w:val="Hyperlink"/>
@@ -716,7 +716,7 @@
           <w:sz w:val="24"/>
           <w:u w:val="single"/>
         </w:rPr>
-        <w:hyperlink r:id="rId11" w:history="1">
+        <w:hyperlink r:id="rId10" w:history="1">
           <w:r>
             <w:rPr>
               <w:rStyle w:val="Hyperlink"/>
@@ -1145,7 +1145,129 @@
           <w:color w:val="000000"/>
           <w:sz w:val="24"/>
         </w:rPr>
-        <w:t>Daarnaast was het Rijks Etnografisch Museum zelf een actieve koper va</w:t>
+        <w:t>Daarnaast was het Rij</w:t>
+      </w:r>
+      <w:r>
+        <w:rPr>
+          <w:rFonts w:ascii="Charis SIL Regular" w:hAnsi="Charis SIL Regular" w:eastAsia="Charis SIL Regular"/>
+          <w:b w:val="0"/>
+          <w:i w:val="0"/>
+          <w:color w:val="000000"/>
+          <w:sz w:val="24"/>
+        </w:rPr>
+        <w:hyperlink r:id="rId12" w:history="1">
+          <w:r>
+            <w:rPr>
+              <w:rStyle w:val="Hyperlink"/>
+            </w:rPr>
+            <w:t>ks Etnogra</w:t>
+          </w:r>
+        </w:hyperlink>
+      </w:r>
+      <w:r>
+        <w:rPr>
+          <w:rFonts w:ascii="Charis SIL Regular" w:hAnsi="Charis SIL Regular" w:eastAsia="Charis SIL Regular"/>
+          <w:b w:val="0"/>
+          <w:i w:val="0"/>
+          <w:color w:val="000000"/>
+          <w:sz w:val="24"/>
+        </w:rPr>
+        <w:hyperlink r:id="rId12" w:history="1">
+          <w:r>
+            <w:rPr>
+              <w:rStyle w:val="Hyperlink"/>
+            </w:rPr>
+            <w:t>fisch Muse</w:t>
+          </w:r>
+        </w:hyperlink>
+      </w:r>
+      <w:r>
+        <w:rPr>
+          <w:rFonts w:ascii="Charis SIL Regular" w:hAnsi="Charis SIL Regular" w:eastAsia="Charis SIL Regular"/>
+          <w:b w:val="0"/>
+          <w:i w:val="0"/>
+          <w:color w:val="000000"/>
+          <w:sz w:val="24"/>
+        </w:rPr>
+        <w:t>um</w:t>
+      </w:r>
+      <w:r>
+        <w:rPr>
+          <w:rFonts w:ascii="Charis SIL Regular" w:hAnsi="Charis SIL Regular" w:eastAsia="Charis SIL Regular"/>
+          <w:b w:val="0"/>
+          <w:i w:val="0"/>
+          <w:color w:val="000000"/>
+          <w:sz w:val="24"/>
+        </w:rPr>
+        <w:hyperlink r:id="rId12" w:history="1">
+          <w:r>
+            <w:rPr>
+              <w:rStyle w:val="Hyperlink"/>
+            </w:rPr>
+            <w:t xml:space="preserve"> zelf een act</w:t>
+          </w:r>
+        </w:hyperlink>
+      </w:r>
+      <w:r>
+        <w:rPr>
+          <w:rFonts w:ascii="Charis SIL Regular" w:hAnsi="Charis SIL Regular" w:eastAsia="Charis SIL Regular"/>
+          <w:b w:val="0"/>
+          <w:i w:val="0"/>
+          <w:color w:val="000000"/>
+          <w:sz w:val="24"/>
+        </w:rPr>
+        <w:hyperlink r:id="rId12" w:history="1">
+          <w:r>
+            <w:rPr>
+              <w:rStyle w:val="Hyperlink"/>
+            </w:rPr>
+            <w:t>i</w:t>
+          </w:r>
+        </w:hyperlink>
+      </w:r>
+      <w:r>
+        <w:rPr>
+          <w:rFonts w:ascii="Charis SIL Regular" w:hAnsi="Charis SIL Regular" w:eastAsia="Charis SIL Regular"/>
+          <w:b w:val="0"/>
+          <w:i w:val="0"/>
+          <w:color w:val="000000"/>
+          <w:sz w:val="24"/>
+        </w:rPr>
+        <w:hyperlink r:id="rId12" w:history="1">
+          <w:r>
+            <w:rPr>
+              <w:rStyle w:val="Hyperlink"/>
+            </w:rPr>
+            <w:t>eve</w:t>
+          </w:r>
+        </w:hyperlink>
+      </w:r>
+      <w:r>
+        <w:rPr>
+          <w:rFonts w:ascii="Charis SIL Regular" w:hAnsi="Charis SIL Regular" w:eastAsia="Charis SIL Regular"/>
+          <w:b w:val="0"/>
+          <w:i w:val="0"/>
+          <w:color w:val="000000"/>
+          <w:sz w:val="24"/>
+        </w:rPr>
+        <w:t xml:space="preserve"> </w:t>
+      </w:r>
+      <w:r>
+        <w:rPr>
+          <w:rFonts w:ascii="Charis SIL Regular" w:hAnsi="Charis SIL Regular" w:eastAsia="Charis SIL Regular"/>
+          <w:b w:val="0"/>
+          <w:i w:val="0"/>
+          <w:color w:val="000000"/>
+          <w:sz w:val="24"/>
+        </w:rPr>
+        <w:hyperlink r:id="rId12" w:history="1">
+          <w:r>
+            <w:rPr>
+              <w:rStyle w:val="Hyperlink"/>
+            </w:rPr>
+            <w:t>koper va</w:t>
+          </w:r>
+        </w:hyperlink>
       </w:r>
       <w:r>
         <w:rPr>
@@ -2550,7 +2672,7 @@
           <w:sz w:val="24"/>
           <w:u w:val="single"/>
         </w:rPr>
-        <w:t>Etnografisch Museu</w:t>
+        <w:t>Etnografisch Muse</w:t>
       </w:r>
       <w:r>
         <w:rPr>
@@ -2561,7 +2683,7 @@
           <w:sz w:val="24"/>
           <w:u w:val="single"/>
         </w:rPr>
-        <w:t>m Arti</w:t>
+        <w:t>u</w:t>
       </w:r>
       <w:r>
         <w:rPr>
@@ -2570,8 +2692,9 @@
           <w:i w:val="0"/>
           <w:color w:val="0000FF"/>
           <w:sz w:val="24"/>
-        </w:rPr>
-        <w:t>s</w:t>
+          <w:u w:val="single"/>
+        </w:rPr>
+        <w:t>m Artis</w:t>
       </w:r>
       <w:r>
         <w:br/>
@@ -3251,7 +3374,7 @@
           <w:sz w:val="24"/>
           <w:u w:val="single"/>
         </w:rPr>
-        <w:hyperlink r:id="rId17" w:history="1">
+        <w:hyperlink r:id="rId18" w:history="1">
           <w:r>
             <w:rPr>
               <w:rStyle w:val="Hyperlink"/>
@@ -3510,7 +3633,7 @@
           <w:sz w:val="24"/>
           <w:u w:val="single"/>
         </w:rPr>
-        <w:hyperlink r:id="rId20" w:history="1">
+        <w:hyperlink r:id="rId19" w:history="1">
           <w:r>
             <w:rPr>
               <w:rStyle w:val="Hyperlink"/>
@@ -3528,7 +3651,7 @@
           <w:sz w:val="24"/>
           <w:u w:val="single"/>
         </w:rPr>
-        <w:hyperlink r:id="rId20" w:history="1">
+        <w:hyperlink r:id="rId19" w:history="1">
           <w:r>
             <w:rPr>
               <w:rStyle w:val="Hyperlink"/>
@@ -3557,7 +3680,7 @@
           <w:sz w:val="24"/>
           <w:u w:val="single"/>
         </w:rPr>
-        <w:hyperlink r:id="rId20" w:history="1">
+        <w:hyperlink r:id="rId19" w:history="1">
           <w:r>
             <w:rPr>
               <w:rStyle w:val="Hyperlink"/>
@@ -3685,7 +3808,7 @@
           <w:sz w:val="24"/>
           <w:u w:val="single"/>
         </w:rPr>
-        <w:hyperlink r:id="rId21" w:history="1">
+        <w:hyperlink r:id="rId20" w:history="1">
           <w:r>
             <w:rPr>
               <w:rStyle w:val="Hyperlink"/>
@@ -3703,7 +3826,7 @@
           <w:sz w:val="24"/>
           <w:u w:val="single"/>
         </w:rPr>
-        <w:hyperlink r:id="rId21" w:history="1">
+        <w:hyperlink r:id="rId20" w:history="1">
           <w:r>
             <w:rPr>
               <w:rStyle w:val="Hyperlink"/>
@@ -3721,7 +3844,7 @@
           <w:sz w:val="24"/>
           <w:u w:val="single"/>
         </w:rPr>
-        <w:hyperlink r:id="rId21" w:history="1">
+        <w:hyperlink r:id="rId20" w:history="1">
           <w:r>
             <w:rPr>
               <w:rStyle w:val="Hyperlink"/>
@@ -3739,7 +3862,7 @@
           <w:sz w:val="24"/>
           <w:u w:val="single"/>
         </w:rPr>
-        <w:hyperlink r:id="rId21" w:history="1">
+        <w:hyperlink r:id="rId20" w:history="1">
           <w:r>
             <w:rPr>
               <w:rStyle w:val="Hyperlink"/>
@@ -3867,7 +3990,7 @@
           <w:sz w:val="24"/>
           <w:u w:val="single"/>
         </w:rPr>
-        <w:hyperlink r:id="rId22" w:history="1">
+        <w:hyperlink r:id="rId21" w:history="1">
           <w:r>
             <w:rPr>
               <w:rStyle w:val="Hyperlink"/>
@@ -3885,7 +4008,7 @@
           <w:sz w:val="24"/>
           <w:u w:val="single"/>
         </w:rPr>
-        <w:hyperlink r:id="rId22" w:history="1">
+        <w:hyperlink r:id="rId21" w:history="1">
           <w:r>
             <w:rPr>
               <w:rStyle w:val="Hyperlink"/>
@@ -3903,7 +4026,7 @@
           <w:sz w:val="24"/>
           <w:u w:val="single"/>
         </w:rPr>
-        <w:hyperlink r:id="rId22" w:history="1">
+        <w:hyperlink r:id="rId21" w:history="1">
           <w:r>
             <w:rPr>
               <w:rStyle w:val="Hyperlink"/>
@@ -3931,7 +4054,7 @@
           <w:sz w:val="24"/>
           <w:u w:val="single"/>
         </w:rPr>
-        <w:hyperlink r:id="rId23" w:history="1">
+        <w:hyperlink r:id="rId22" w:history="1">
           <w:r>
             <w:rPr>
               <w:rStyle w:val="Hyperlink"/>
@@ -3960,7 +4083,7 @@
           <w:sz w:val="24"/>
           <w:u w:val="single"/>
         </w:rPr>
-        <w:hyperlink r:id="rId23" w:history="1">
+        <w:hyperlink r:id="rId22" w:history="1">
           <w:r>
             <w:rPr>
               <w:rStyle w:val="Hyperlink"/>
@@ -3988,7 +4111,7 @@
           <w:sz w:val="24"/>
           <w:u w:val="single"/>
         </w:rPr>
-        <w:hyperlink r:id="rId22" w:history="1">
+        <w:hyperlink r:id="rId21" w:history="1">
           <w:r>
             <w:rPr>
               <w:rStyle w:val="Hyperlink"/>
@@ -4006,7 +4129,7 @@
           <w:sz w:val="24"/>
           <w:u w:val="single"/>
         </w:rPr>
-        <w:hyperlink r:id="rId22" w:history="1">
+        <w:hyperlink r:id="rId21" w:history="1">
           <w:r>
             <w:rPr>
               <w:rStyle w:val="Hyperlink"/>
@@ -4035,7 +4158,7 @@
           <w:sz w:val="24"/>
           <w:u w:val="single"/>
         </w:rPr>
-        <w:hyperlink r:id="rId22" w:history="1">
+        <w:hyperlink r:id="rId21" w:history="1">
           <w:r>
             <w:rPr>
               <w:rStyle w:val="Hyperlink"/>
@@ -4136,7 +4259,7 @@
           <w:sz w:val="24"/>
           <w:u w:val="single"/>
         </w:rPr>
-        <w:hyperlink r:id="rId24" w:history="1">
+        <w:hyperlink r:id="rId23" w:history="1">
           <w:r>
             <w:rPr>
               <w:rStyle w:val="Hyperlink"/>
@@ -4154,7 +4277,7 @@
           <w:sz w:val="24"/>
           <w:u w:val="single"/>
         </w:rPr>
-        <w:hyperlink r:id="rId24" w:history="1">
+        <w:hyperlink r:id="rId23" w:history="1">
           <w:r>
             <w:rPr>
               <w:rStyle w:val="Hyperlink"/>
@@ -4172,7 +4295,7 @@
           <w:sz w:val="24"/>
           <w:u w:val="single"/>
         </w:rPr>
-        <w:hyperlink r:id="rId24" w:history="1">
+        <w:hyperlink r:id="rId23" w:history="1">
           <w:r>
             <w:rPr>
               <w:rStyle w:val="Hyperlink"/>
@@ -4200,7 +4323,7 @@
           <w:sz w:val="24"/>
           <w:u w:val="single"/>
         </w:rPr>
-        <w:hyperlink r:id="rId25" w:history="1">
+        <w:hyperlink r:id="rId24" w:history="1">
           <w:r>
             <w:rPr>
               <w:rStyle w:val="Hyperlink"/>
@@ -4229,7 +4352,7 @@
           <w:sz w:val="24"/>
           <w:u w:val="single"/>
         </w:rPr>
-        <w:hyperlink r:id="rId25" w:history="1">
+        <w:hyperlink r:id="rId24" w:history="1">
           <w:r>
             <w:rPr>
               <w:rStyle w:val="Hyperlink"/>
@@ -4257,7 +4380,7 @@
           <w:sz w:val="24"/>
           <w:u w:val="single"/>
         </w:rPr>
-        <w:hyperlink r:id="rId24" w:history="1">
+        <w:hyperlink r:id="rId23" w:history="1">
           <w:r>
             <w:rPr>
               <w:rStyle w:val="Hyperlink"/>
@@ -4275,7 +4398,7 @@
           <w:sz w:val="24"/>
           <w:u w:val="single"/>
         </w:rPr>
-        <w:hyperlink r:id="rId24" w:history="1">
+        <w:hyperlink r:id="rId23" w:history="1">
           <w:r>
             <w:rPr>
               <w:rStyle w:val="Hyperlink"/>
@@ -4304,7 +4427,7 @@
           <w:sz w:val="24"/>
           <w:u w:val="single"/>
         </w:rPr>
-        <w:hyperlink r:id="rId24" w:history="1">
+        <w:hyperlink r:id="rId23" w:history="1">
           <w:r>
             <w:rPr>
               <w:rStyle w:val="Hyperlink"/>

--- a/EXPORTS/DOCX/published/niveau3/Dutch/WMLeiden.docx
+++ b/EXPORTS/DOCX/published/niveau3/Dutch/WMLeiden.docx
@@ -557,7 +557,25 @@
           <w:color w:val="000000"/>
           <w:sz w:val="24"/>
         </w:rPr>
-        <w:t xml:space="preserve">van de collectie van het </w:t>
+        <w:t>van de collectie v</w:t>
+      </w:r>
+      <w:r>
+        <w:rPr>
+          <w:u w:val="single" w:color="0000ff"/>
+          <w:rFonts w:ascii="Charis SIL Regular" w:hAnsi="Charis SIL Regular" w:eastAsia="Charis SIL Regular"/>
+          <w:b w:val="0"/>
+          <w:i w:val="0"/>
+          <w:color w:val="000000"/>
+          <w:sz w:val="24"/>
+        </w:rPr>
+        <w:hyperlink r:id="rId10" w:history="1">
+          <w:r>
+            <w:rPr>
+              <w:rStyle w:val="Hyperlink"/>
+            </w:rPr>
+            <w:t xml:space="preserve">an het </w:t>
+          </w:r>
+        </w:hyperlink>
       </w:r>
       <w:r>
         <w:rPr>
@@ -568,7 +586,7 @@
           <w:sz w:val="24"/>
           <w:u w:val="single"/>
         </w:rPr>
-        <w:hyperlink r:id="rId11" w:history="1">
+        <w:hyperlink r:id="rId10" w:history="1">
           <w:r>
             <w:rPr>
               <w:rStyle w:val="Hyperlink"/>
@@ -586,7 +604,7 @@
           <w:sz w:val="24"/>
           <w:u w:val="single"/>
         </w:rPr>
-        <w:hyperlink r:id="rId11" w:history="1">
+        <w:hyperlink r:id="rId10" w:history="1">
           <w:r>
             <w:rPr>
               <w:rStyle w:val="Hyperlink"/>
@@ -604,7 +622,7 @@
           <w:sz w:val="24"/>
           <w:u w:val="single"/>
         </w:rPr>
-        <w:hyperlink r:id="rId11" w:history="1">
+        <w:hyperlink r:id="rId10" w:history="1">
           <w:r>
             <w:rPr>
               <w:rStyle w:val="Hyperlink"/>
@@ -622,7 +640,7 @@
           <w:sz w:val="24"/>
           <w:u w:val="single"/>
         </w:rPr>
-        <w:hyperlink r:id="rId11" w:history="1">
+        <w:hyperlink r:id="rId10" w:history="1">
           <w:r>
             <w:rPr>
               <w:rStyle w:val="Hyperlink"/>
@@ -687,7 +705,7 @@
           <w:sz w:val="24"/>
           <w:u w:val="single"/>
         </w:rPr>
-        <w:hyperlink r:id="rId10" w:history="1">
+        <w:hyperlink r:id="rId11" w:history="1">
           <w:r>
             <w:rPr>
               <w:rStyle w:val="Hyperlink"/>
@@ -716,7 +734,7 @@
           <w:sz w:val="24"/>
           <w:u w:val="single"/>
         </w:rPr>
-        <w:hyperlink r:id="rId10" w:history="1">
+        <w:hyperlink r:id="rId11" w:history="1">
           <w:r>
             <w:rPr>
               <w:rStyle w:val="Hyperlink"/>
@@ -761,53 +779,7 @@
           <w:color w:val="000000"/>
           <w:sz w:val="24"/>
         </w:rPr>
-        <w:t>toenmalige Rijks Etnogr</w:t>
-      </w:r>
-      <w:r>
-        <w:rPr>
-          <w:u w:val="single" w:color="0000ff"/>
-          <w:rFonts w:ascii="Charis SIL Regular" w:hAnsi="Charis SIL Regular" w:eastAsia="Charis SIL Regular"/>
-          <w:b w:val="0"/>
-          <w:i w:val="0"/>
-          <w:color w:val="000000"/>
-          <w:sz w:val="24"/>
-        </w:rPr>
-        <w:hyperlink r:id="rId11" w:history="1">
-          <w:r>
-            <w:rPr>
-              <w:rStyle w:val="Hyperlink"/>
-            </w:rPr>
-            <w:t>afisch Mus</w:t>
-          </w:r>
-        </w:hyperlink>
-      </w:r>
-      <w:r>
-        <w:rPr>
-          <w:rFonts w:ascii="Charis SIL Regular" w:hAnsi="Charis SIL Regular" w:eastAsia="Charis SIL Regular"/>
-          <w:b w:val="0"/>
-          <w:i w:val="0"/>
-          <w:color w:val="000000"/>
-          <w:sz w:val="24"/>
-        </w:rPr>
-        <w:hyperlink r:id="rId11" w:history="1">
-          <w:r>
-            <w:rPr>
-              <w:rStyle w:val="Hyperlink"/>
-            </w:rPr>
-            <w:t>e</w:t>
-          </w:r>
-        </w:hyperlink>
-      </w:r>
-      <w:r>
-        <w:rPr>
-          <w:u w:val="single" w:color="0000ff"/>
-          <w:rFonts w:ascii="Charis SIL Regular" w:hAnsi="Charis SIL Regular" w:eastAsia="Charis SIL Regular"/>
-          <w:b w:val="0"/>
-          <w:i w:val="0"/>
-          <w:color w:val="000000"/>
-          <w:sz w:val="24"/>
-        </w:rPr>
-        <w:t>um</w:t>
+        <w:t>toenmalige Rijks Etnografisch Museum</w:t>
       </w:r>
       <w:r>
         <w:rPr>
@@ -2672,7 +2644,7 @@
           <w:sz w:val="24"/>
           <w:u w:val="single"/>
         </w:rPr>
-        <w:t>Etnografisch Muse</w:t>
+        <w:t>Etnografisch Museu</w:t>
       </w:r>
       <w:r>
         <w:rPr>
@@ -2683,7 +2655,7 @@
           <w:sz w:val="24"/>
           <w:u w:val="single"/>
         </w:rPr>
-        <w:t>u</w:t>
+        <w:t>m Arti</w:t>
       </w:r>
       <w:r>
         <w:rPr>
@@ -2692,9 +2664,8 @@
           <w:i w:val="0"/>
           <w:color w:val="0000FF"/>
           <w:sz w:val="24"/>
-          <w:u w:val="single"/>
-        </w:rPr>
-        <w:t>m Artis</w:t>
+        </w:rPr>
+        <w:t>s</w:t>
       </w:r>
       <w:r>
         <w:br/>
@@ -3356,7 +3327,7 @@
           <w:sz w:val="24"/>
           <w:u w:val="single"/>
         </w:rPr>
-        <w:hyperlink r:id="rId18" w:history="1">
+        <w:hyperlink r:id="rId17" w:history="1">
           <w:r>
             <w:rPr>
               <w:rStyle w:val="Hyperlink"/>
@@ -3633,7 +3604,7 @@
           <w:sz w:val="24"/>
           <w:u w:val="single"/>
         </w:rPr>
-        <w:hyperlink r:id="rId19" w:history="1">
+        <w:hyperlink r:id="rId20" w:history="1">
           <w:r>
             <w:rPr>
               <w:rStyle w:val="Hyperlink"/>
@@ -3651,7 +3622,7 @@
           <w:sz w:val="24"/>
           <w:u w:val="single"/>
         </w:rPr>
-        <w:hyperlink r:id="rId19" w:history="1">
+        <w:hyperlink r:id="rId20" w:history="1">
           <w:r>
             <w:rPr>
               <w:rStyle w:val="Hyperlink"/>
@@ -3808,7 +3779,7 @@
           <w:sz w:val="24"/>
           <w:u w:val="single"/>
         </w:rPr>
-        <w:hyperlink r:id="rId20" w:history="1">
+        <w:hyperlink r:id="rId21" w:history="1">
           <w:r>
             <w:rPr>
               <w:rStyle w:val="Hyperlink"/>
@@ -3826,7 +3797,7 @@
           <w:sz w:val="24"/>
           <w:u w:val="single"/>
         </w:rPr>
-        <w:hyperlink r:id="rId20" w:history="1">
+        <w:hyperlink r:id="rId21" w:history="1">
           <w:r>
             <w:rPr>
               <w:rStyle w:val="Hyperlink"/>
@@ -3844,7 +3815,7 @@
           <w:sz w:val="24"/>
           <w:u w:val="single"/>
         </w:rPr>
-        <w:hyperlink r:id="rId20" w:history="1">
+        <w:hyperlink r:id="rId21" w:history="1">
           <w:r>
             <w:rPr>
               <w:rStyle w:val="Hyperlink"/>
@@ -3862,7 +3833,7 @@
           <w:sz w:val="24"/>
           <w:u w:val="single"/>
         </w:rPr>
-        <w:hyperlink r:id="rId20" w:history="1">
+        <w:hyperlink r:id="rId21" w:history="1">
           <w:r>
             <w:rPr>
               <w:rStyle w:val="Hyperlink"/>
@@ -3990,7 +3961,7 @@
           <w:sz w:val="24"/>
           <w:u w:val="single"/>
         </w:rPr>
-        <w:hyperlink r:id="rId21" w:history="1">
+        <w:hyperlink r:id="rId22" w:history="1">
           <w:r>
             <w:rPr>
               <w:rStyle w:val="Hyperlink"/>
@@ -4008,7 +3979,7 @@
           <w:sz w:val="24"/>
           <w:u w:val="single"/>
         </w:rPr>
-        <w:hyperlink r:id="rId21" w:history="1">
+        <w:hyperlink r:id="rId22" w:history="1">
           <w:r>
             <w:rPr>
               <w:rStyle w:val="Hyperlink"/>
@@ -4026,7 +3997,7 @@
           <w:sz w:val="24"/>
           <w:u w:val="single"/>
         </w:rPr>
-        <w:hyperlink r:id="rId21" w:history="1">
+        <w:hyperlink r:id="rId22" w:history="1">
           <w:r>
             <w:rPr>
               <w:rStyle w:val="Hyperlink"/>
@@ -4054,7 +4025,7 @@
           <w:sz w:val="24"/>
           <w:u w:val="single"/>
         </w:rPr>
-        <w:hyperlink r:id="rId22" w:history="1">
+        <w:hyperlink r:id="rId23" w:history="1">
           <w:r>
             <w:rPr>
               <w:rStyle w:val="Hyperlink"/>
@@ -4083,7 +4054,7 @@
           <w:sz w:val="24"/>
           <w:u w:val="single"/>
         </w:rPr>
-        <w:hyperlink r:id="rId22" w:history="1">
+        <w:hyperlink r:id="rId23" w:history="1">
           <w:r>
             <w:rPr>
               <w:rStyle w:val="Hyperlink"/>
@@ -4111,7 +4082,7 @@
           <w:sz w:val="24"/>
           <w:u w:val="single"/>
         </w:rPr>
-        <w:hyperlink r:id="rId21" w:history="1">
+        <w:hyperlink r:id="rId22" w:history="1">
           <w:r>
             <w:rPr>
               <w:rStyle w:val="Hyperlink"/>
@@ -4129,7 +4100,7 @@
           <w:sz w:val="24"/>
           <w:u w:val="single"/>
         </w:rPr>
-        <w:hyperlink r:id="rId21" w:history="1">
+        <w:hyperlink r:id="rId22" w:history="1">
           <w:r>
             <w:rPr>
               <w:rStyle w:val="Hyperlink"/>
@@ -4158,7 +4129,7 @@
           <w:sz w:val="24"/>
           <w:u w:val="single"/>
         </w:rPr>
-        <w:hyperlink r:id="rId21" w:history="1">
+        <w:hyperlink r:id="rId22" w:history="1">
           <w:r>
             <w:rPr>
               <w:rStyle w:val="Hyperlink"/>
@@ -4259,7 +4230,7 @@
           <w:sz w:val="24"/>
           <w:u w:val="single"/>
         </w:rPr>
-        <w:hyperlink r:id="rId23" w:history="1">
+        <w:hyperlink r:id="rId24" w:history="1">
           <w:r>
             <w:rPr>
               <w:rStyle w:val="Hyperlink"/>
@@ -4277,7 +4248,7 @@
           <w:sz w:val="24"/>
           <w:u w:val="single"/>
         </w:rPr>
-        <w:hyperlink r:id="rId23" w:history="1">
+        <w:hyperlink r:id="rId24" w:history="1">
           <w:r>
             <w:rPr>
               <w:rStyle w:val="Hyperlink"/>
@@ -4295,7 +4266,7 @@
           <w:sz w:val="24"/>
           <w:u w:val="single"/>
         </w:rPr>
-        <w:hyperlink r:id="rId23" w:history="1">
+        <w:hyperlink r:id="rId24" w:history="1">
           <w:r>
             <w:rPr>
               <w:rStyle w:val="Hyperlink"/>
@@ -4323,7 +4294,7 @@
           <w:sz w:val="24"/>
           <w:u w:val="single"/>
         </w:rPr>
-        <w:hyperlink r:id="rId24" w:history="1">
+        <w:hyperlink r:id="rId25" w:history="1">
           <w:r>
             <w:rPr>
               <w:rStyle w:val="Hyperlink"/>
@@ -4352,7 +4323,7 @@
           <w:sz w:val="24"/>
           <w:u w:val="single"/>
         </w:rPr>
-        <w:hyperlink r:id="rId24" w:history="1">
+        <w:hyperlink r:id="rId25" w:history="1">
           <w:r>
             <w:rPr>
               <w:rStyle w:val="Hyperlink"/>
@@ -4380,7 +4351,7 @@
           <w:sz w:val="24"/>
           <w:u w:val="single"/>
         </w:rPr>
-        <w:hyperlink r:id="rId23" w:history="1">
+        <w:hyperlink r:id="rId24" w:history="1">
           <w:r>
             <w:rPr>
               <w:rStyle w:val="Hyperlink"/>
@@ -4398,7 +4369,7 @@
           <w:sz w:val="24"/>
           <w:u w:val="single"/>
         </w:rPr>
-        <w:hyperlink r:id="rId23" w:history="1">
+        <w:hyperlink r:id="rId24" w:history="1">
           <w:r>
             <w:rPr>
               <w:rStyle w:val="Hyperlink"/>
@@ -4427,7 +4398,7 @@
           <w:sz w:val="24"/>
           <w:u w:val="single"/>
         </w:rPr>
-        <w:hyperlink r:id="rId23" w:history="1">
+        <w:hyperlink r:id="rId24" w:history="1">
           <w:r>
             <w:rPr>
               <w:rStyle w:val="Hyperlink"/>

--- a/EXPORTS/DOCX/published/niveau3/Dutch/WMLeiden.docx
+++ b/EXPORTS/DOCX/published/niveau3/Dutch/WMLeiden.docx
@@ -779,7 +779,52 @@
           <w:color w:val="000000"/>
           <w:sz w:val="24"/>
         </w:rPr>
-        <w:t>toenmalige Rijks Etnografisch Museum</w:t>
+        <w:t>toenmalige Rijks Etnogr</w:t>
+      </w:r>
+      <w:r>
+        <w:rPr>
+          <w:u w:val="single" w:color="0000ff"/>
+          <w:rFonts w:ascii="Charis SIL Regular" w:hAnsi="Charis SIL Regular" w:eastAsia="Charis SIL Regular"/>
+          <w:b w:val="0"/>
+          <w:i w:val="0"/>
+          <w:color w:val="000000"/>
+          <w:sz w:val="24"/>
+        </w:rPr>
+        <w:hyperlink r:id="rId11" w:history="1">
+          <w:r>
+            <w:rPr>
+              <w:rStyle w:val="Hyperlink"/>
+            </w:rPr>
+            <w:t>afisch Mus</w:t>
+          </w:r>
+        </w:hyperlink>
+      </w:r>
+      <w:r>
+        <w:rPr>
+          <w:rFonts w:ascii="Charis SIL Regular" w:hAnsi="Charis SIL Regular" w:eastAsia="Charis SIL Regular"/>
+          <w:b w:val="0"/>
+          <w:i w:val="0"/>
+          <w:color w:val="000000"/>
+          <w:sz w:val="24"/>
+        </w:rPr>
+        <w:hyperlink r:id="rId11" w:history="1">
+          <w:r>
+            <w:rPr>
+              <w:rStyle w:val="Hyperlink"/>
+            </w:rPr>
+            <w:t>e</w:t>
+          </w:r>
+        </w:hyperlink>
+      </w:r>
+      <w:r>
+        <w:rPr>
+          <w:rFonts w:ascii="Charis SIL Regular" w:hAnsi="Charis SIL Regular" w:eastAsia="Charis SIL Regular"/>
+          <w:b w:val="0"/>
+          <w:i w:val="0"/>
+          <w:color w:val="000000"/>
+          <w:sz w:val="24"/>
+        </w:rPr>
+        <w:t>um</w:t>
       </w:r>
       <w:r>
         <w:rPr>
@@ -1117,146 +1162,7 @@
           <w:color w:val="000000"/>
           <w:sz w:val="24"/>
         </w:rPr>
-        <w:t>Daarnaast was het Rij</w:t>
-      </w:r>
-      <w:r>
-        <w:rPr>
-          <w:rFonts w:ascii="Charis SIL Regular" w:hAnsi="Charis SIL Regular" w:eastAsia="Charis SIL Regular"/>
-          <w:b w:val="0"/>
-          <w:i w:val="0"/>
-          <w:color w:val="000000"/>
-          <w:sz w:val="24"/>
-        </w:rPr>
-        <w:hyperlink r:id="rId12" w:history="1">
-          <w:r>
-            <w:rPr>
-              <w:rStyle w:val="Hyperlink"/>
-            </w:rPr>
-            <w:t>ks Etnogra</w:t>
-          </w:r>
-        </w:hyperlink>
-      </w:r>
-      <w:r>
-        <w:rPr>
-          <w:rFonts w:ascii="Charis SIL Regular" w:hAnsi="Charis SIL Regular" w:eastAsia="Charis SIL Regular"/>
-          <w:b w:val="0"/>
-          <w:i w:val="0"/>
-          <w:color w:val="000000"/>
-          <w:sz w:val="24"/>
-        </w:rPr>
-        <w:hyperlink r:id="rId12" w:history="1">
-          <w:r>
-            <w:rPr>
-              <w:rStyle w:val="Hyperlink"/>
-            </w:rPr>
-            <w:t>fisch Muse</w:t>
-          </w:r>
-        </w:hyperlink>
-      </w:r>
-      <w:r>
-        <w:rPr>
-          <w:rFonts w:ascii="Charis SIL Regular" w:hAnsi="Charis SIL Regular" w:eastAsia="Charis SIL Regular"/>
-          <w:b w:val="0"/>
-          <w:i w:val="0"/>
-          <w:color w:val="000000"/>
-          <w:sz w:val="24"/>
-        </w:rPr>
-        <w:t>um</w:t>
-      </w:r>
-      <w:r>
-        <w:rPr>
-          <w:rFonts w:ascii="Charis SIL Regular" w:hAnsi="Charis SIL Regular" w:eastAsia="Charis SIL Regular"/>
-          <w:b w:val="0"/>
-          <w:i w:val="0"/>
-          <w:color w:val="000000"/>
-          <w:sz w:val="24"/>
-        </w:rPr>
-        <w:hyperlink r:id="rId12" w:history="1">
-          <w:r>
-            <w:rPr>
-              <w:rStyle w:val="Hyperlink"/>
-            </w:rPr>
-            <w:t xml:space="preserve"> zelf een act</w:t>
-          </w:r>
-        </w:hyperlink>
-      </w:r>
-      <w:r>
-        <w:rPr>
-          <w:rFonts w:ascii="Charis SIL Regular" w:hAnsi="Charis SIL Regular" w:eastAsia="Charis SIL Regular"/>
-          <w:b w:val="0"/>
-          <w:i w:val="0"/>
-          <w:color w:val="000000"/>
-          <w:sz w:val="24"/>
-        </w:rPr>
-        <w:hyperlink r:id="rId12" w:history="1">
-          <w:r>
-            <w:rPr>
-              <w:rStyle w:val="Hyperlink"/>
-            </w:rPr>
-            <w:t>i</w:t>
-          </w:r>
-        </w:hyperlink>
-      </w:r>
-      <w:r>
-        <w:rPr>
-          <w:rFonts w:ascii="Charis SIL Regular" w:hAnsi="Charis SIL Regular" w:eastAsia="Charis SIL Regular"/>
-          <w:b w:val="0"/>
-          <w:i w:val="0"/>
-          <w:color w:val="000000"/>
-          <w:sz w:val="24"/>
-        </w:rPr>
-        <w:hyperlink r:id="rId12" w:history="1">
-          <w:r>
-            <w:rPr>
-              <w:rStyle w:val="Hyperlink"/>
-            </w:rPr>
-            <w:t>eve</w:t>
-          </w:r>
-        </w:hyperlink>
-      </w:r>
-      <w:r>
-        <w:rPr>
-          <w:rFonts w:ascii="Charis SIL Regular" w:hAnsi="Charis SIL Regular" w:eastAsia="Charis SIL Regular"/>
-          <w:b w:val="0"/>
-          <w:i w:val="0"/>
-          <w:color w:val="000000"/>
-          <w:sz w:val="24"/>
-        </w:rPr>
-        <w:t xml:space="preserve"> </w:t>
-      </w:r>
-      <w:r>
-        <w:rPr>
-          <w:rFonts w:ascii="Charis SIL Regular" w:hAnsi="Charis SIL Regular" w:eastAsia="Charis SIL Regular"/>
-          <w:b w:val="0"/>
-          <w:i w:val="0"/>
-          <w:color w:val="000000"/>
-          <w:sz w:val="24"/>
-        </w:rPr>
-        <w:hyperlink r:id="rId12" w:history="1">
-          <w:r>
-            <w:rPr>
-              <w:rStyle w:val="Hyperlink"/>
-            </w:rPr>
-            <w:t>koper va</w:t>
-          </w:r>
-        </w:hyperlink>
-      </w:r>
-      <w:r>
-        <w:rPr>
-          <w:rFonts w:ascii="Charis SIL Regular" w:hAnsi="Charis SIL Regular" w:eastAsia="Charis SIL Regular"/>
-          <w:b w:val="0"/>
-          <w:i w:val="0"/>
-          <w:color w:val="000000"/>
-          <w:sz w:val="24"/>
-        </w:rPr>
-        <w:hyperlink r:id="rId12" w:history="1">
-          <w:r>
-            <w:rPr>
-              <w:rStyle w:val="Hyperlink"/>
-            </w:rPr>
-            <w:t>n e</w:t>
-          </w:r>
-        </w:hyperlink>
+        <w:t>Daarnaast was het Rijks Etnografisch Museum zelf een actieve koper van e</w:t>
       </w:r>
       <w:r>
         <w:rPr>
@@ -3327,7 +3233,7 @@
           <w:sz w:val="24"/>
           <w:u w:val="single"/>
         </w:rPr>
-        <w:hyperlink r:id="rId17" w:history="1">
+        <w:hyperlink r:id="rId18" w:history="1">
           <w:r>
             <w:rPr>
               <w:rStyle w:val="Hyperlink"/>
@@ -3604,7 +3510,7 @@
           <w:sz w:val="24"/>
           <w:u w:val="single"/>
         </w:rPr>
-        <w:hyperlink r:id="rId20" w:history="1">
+        <w:hyperlink r:id="rId19" w:history="1">
           <w:r>
             <w:rPr>
               <w:rStyle w:val="Hyperlink"/>
@@ -3622,7 +3528,7 @@
           <w:sz w:val="24"/>
           <w:u w:val="single"/>
         </w:rPr>
-        <w:hyperlink r:id="rId20" w:history="1">
+        <w:hyperlink r:id="rId19" w:history="1">
           <w:r>
             <w:rPr>
               <w:rStyle w:val="Hyperlink"/>
@@ -3651,7 +3557,7 @@
           <w:sz w:val="24"/>
           <w:u w:val="single"/>
         </w:rPr>
-        <w:hyperlink r:id="rId19" w:history="1">
+        <w:hyperlink r:id="rId20" w:history="1">
           <w:r>
             <w:rPr>
               <w:rStyle w:val="Hyperlink"/>

--- a/EXPORTS/DOCX/published/niveau3/Dutch/WMLeiden.docx
+++ b/EXPORTS/DOCX/published/niveau3/Dutch/WMLeiden.docx
@@ -586,7 +586,7 @@
           <w:sz w:val="24"/>
           <w:u w:val="single"/>
         </w:rPr>
-        <w:hyperlink r:id="rId10" w:history="1">
+        <w:hyperlink r:id="rId11" w:history="1">
           <w:r>
             <w:rPr>
               <w:rStyle w:val="Hyperlink"/>
@@ -604,7 +604,7 @@
           <w:sz w:val="24"/>
           <w:u w:val="single"/>
         </w:rPr>
-        <w:hyperlink r:id="rId10" w:history="1">
+        <w:hyperlink r:id="rId11" w:history="1">
           <w:r>
             <w:rPr>
               <w:rStyle w:val="Hyperlink"/>
@@ -622,7 +622,7 @@
           <w:sz w:val="24"/>
           <w:u w:val="single"/>
         </w:rPr>
-        <w:hyperlink r:id="rId10" w:history="1">
+        <w:hyperlink r:id="rId11" w:history="1">
           <w:r>
             <w:rPr>
               <w:rStyle w:val="Hyperlink"/>
@@ -640,7 +640,7 @@
           <w:sz w:val="24"/>
           <w:u w:val="single"/>
         </w:rPr>
-        <w:hyperlink r:id="rId10" w:history="1">
+        <w:hyperlink r:id="rId11" w:history="1">
           <w:r>
             <w:rPr>
               <w:rStyle w:val="Hyperlink"/>
@@ -705,7 +705,7 @@
           <w:sz w:val="24"/>
           <w:u w:val="single"/>
         </w:rPr>
-        <w:hyperlink r:id="rId11" w:history="1">
+        <w:hyperlink r:id="rId10" w:history="1">
           <w:r>
             <w:rPr>
               <w:rStyle w:val="Hyperlink"/>
@@ -734,7 +734,7 @@
           <w:sz w:val="24"/>
           <w:u w:val="single"/>
         </w:rPr>
-        <w:hyperlink r:id="rId11" w:history="1">
+        <w:hyperlink r:id="rId10" w:history="1">
           <w:r>
             <w:rPr>
               <w:rStyle w:val="Hyperlink"/>
@@ -1162,7 +1162,146 @@
           <w:color w:val="000000"/>
           <w:sz w:val="24"/>
         </w:rPr>
-        <w:t>Daarnaast was het Rijks Etnografisch Museum zelf een actieve koper van e</w:t>
+        <w:t>Daarnaast was het Rij</w:t>
+      </w:r>
+      <w:r>
+        <w:rPr>
+          <w:rFonts w:ascii="Charis SIL Regular" w:hAnsi="Charis SIL Regular" w:eastAsia="Charis SIL Regular"/>
+          <w:b w:val="0"/>
+          <w:i w:val="0"/>
+          <w:color w:val="000000"/>
+          <w:sz w:val="24"/>
+        </w:rPr>
+        <w:hyperlink r:id="rId12" w:history="1">
+          <w:r>
+            <w:rPr>
+              <w:rStyle w:val="Hyperlink"/>
+            </w:rPr>
+            <w:t>ks Etnogra</w:t>
+          </w:r>
+        </w:hyperlink>
+      </w:r>
+      <w:r>
+        <w:rPr>
+          <w:rFonts w:ascii="Charis SIL Regular" w:hAnsi="Charis SIL Regular" w:eastAsia="Charis SIL Regular"/>
+          <w:b w:val="0"/>
+          <w:i w:val="0"/>
+          <w:color w:val="000000"/>
+          <w:sz w:val="24"/>
+        </w:rPr>
+        <w:hyperlink r:id="rId12" w:history="1">
+          <w:r>
+            <w:rPr>
+              <w:rStyle w:val="Hyperlink"/>
+            </w:rPr>
+            <w:t>fisch Muse</w:t>
+          </w:r>
+        </w:hyperlink>
+      </w:r>
+      <w:r>
+        <w:rPr>
+          <w:rFonts w:ascii="Charis SIL Regular" w:hAnsi="Charis SIL Regular" w:eastAsia="Charis SIL Regular"/>
+          <w:b w:val="0"/>
+          <w:i w:val="0"/>
+          <w:color w:val="000000"/>
+          <w:sz w:val="24"/>
+        </w:rPr>
+        <w:t>um</w:t>
+      </w:r>
+      <w:r>
+        <w:rPr>
+          <w:rFonts w:ascii="Charis SIL Regular" w:hAnsi="Charis SIL Regular" w:eastAsia="Charis SIL Regular"/>
+          <w:b w:val="0"/>
+          <w:i w:val="0"/>
+          <w:color w:val="000000"/>
+          <w:sz w:val="24"/>
+        </w:rPr>
+        <w:hyperlink r:id="rId12" w:history="1">
+          <w:r>
+            <w:rPr>
+              <w:rStyle w:val="Hyperlink"/>
+            </w:rPr>
+            <w:t xml:space="preserve"> zelf een act</w:t>
+          </w:r>
+        </w:hyperlink>
+      </w:r>
+      <w:r>
+        <w:rPr>
+          <w:rFonts w:ascii="Charis SIL Regular" w:hAnsi="Charis SIL Regular" w:eastAsia="Charis SIL Regular"/>
+          <w:b w:val="0"/>
+          <w:i w:val="0"/>
+          <w:color w:val="000000"/>
+          <w:sz w:val="24"/>
+        </w:rPr>
+        <w:hyperlink r:id="rId12" w:history="1">
+          <w:r>
+            <w:rPr>
+              <w:rStyle w:val="Hyperlink"/>
+            </w:rPr>
+            <w:t>i</w:t>
+          </w:r>
+        </w:hyperlink>
+      </w:r>
+      <w:r>
+        <w:rPr>
+          <w:rFonts w:ascii="Charis SIL Regular" w:hAnsi="Charis SIL Regular" w:eastAsia="Charis SIL Regular"/>
+          <w:b w:val="0"/>
+          <w:i w:val="0"/>
+          <w:color w:val="000000"/>
+          <w:sz w:val="24"/>
+        </w:rPr>
+        <w:hyperlink r:id="rId12" w:history="1">
+          <w:r>
+            <w:rPr>
+              <w:rStyle w:val="Hyperlink"/>
+            </w:rPr>
+            <w:t>eve</w:t>
+          </w:r>
+        </w:hyperlink>
+      </w:r>
+      <w:r>
+        <w:rPr>
+          <w:rFonts w:ascii="Charis SIL Regular" w:hAnsi="Charis SIL Regular" w:eastAsia="Charis SIL Regular"/>
+          <w:b w:val="0"/>
+          <w:i w:val="0"/>
+          <w:color w:val="000000"/>
+          <w:sz w:val="24"/>
+        </w:rPr>
+        <w:t xml:space="preserve"> </w:t>
+      </w:r>
+      <w:r>
+        <w:rPr>
+          <w:rFonts w:ascii="Charis SIL Regular" w:hAnsi="Charis SIL Regular" w:eastAsia="Charis SIL Regular"/>
+          <w:b w:val="0"/>
+          <w:i w:val="0"/>
+          <w:color w:val="000000"/>
+          <w:sz w:val="24"/>
+        </w:rPr>
+        <w:hyperlink r:id="rId12" w:history="1">
+          <w:r>
+            <w:rPr>
+              <w:rStyle w:val="Hyperlink"/>
+            </w:rPr>
+            <w:t>koper va</w:t>
+          </w:r>
+        </w:hyperlink>
+      </w:r>
+      <w:r>
+        <w:rPr>
+          <w:rFonts w:ascii="Charis SIL Regular" w:hAnsi="Charis SIL Regular" w:eastAsia="Charis SIL Regular"/>
+          <w:b w:val="0"/>
+          <w:i w:val="0"/>
+          <w:color w:val="000000"/>
+          <w:sz w:val="24"/>
+        </w:rPr>
+        <w:hyperlink r:id="rId12" w:history="1">
+          <w:r>
+            <w:rPr>
+              <w:rStyle w:val="Hyperlink"/>
+            </w:rPr>
+            <w:t>n e</w:t>
+          </w:r>
+        </w:hyperlink>
       </w:r>
       <w:r>
         <w:rPr>
@@ -2550,7 +2689,7 @@
           <w:sz w:val="24"/>
           <w:u w:val="single"/>
         </w:rPr>
-        <w:t>Etnografisch Museu</w:t>
+        <w:t>Etnografisch Muse</w:t>
       </w:r>
       <w:r>
         <w:rPr>
@@ -2561,7 +2700,7 @@
           <w:sz w:val="24"/>
           <w:u w:val="single"/>
         </w:rPr>
-        <w:t>m Arti</w:t>
+        <w:t>u</w:t>
       </w:r>
       <w:r>
         <w:rPr>
@@ -2570,8 +2709,9 @@
           <w:i w:val="0"/>
           <w:color w:val="0000FF"/>
           <w:sz w:val="24"/>
-        </w:rPr>
-        <w:t>s</w:t>
+          <w:u w:val="single"/>
+        </w:rPr>
+        <w:t>m Artis</w:t>
       </w:r>
       <w:r>
         <w:br/>
@@ -3528,7 +3668,7 @@
           <w:sz w:val="24"/>
           <w:u w:val="single"/>
         </w:rPr>
-        <w:hyperlink r:id="rId19" w:history="1">
+        <w:hyperlink r:id="rId20" w:history="1">
           <w:r>
             <w:rPr>
               <w:rStyle w:val="Hyperlink"/>
@@ -3557,7 +3697,7 @@
           <w:sz w:val="24"/>
           <w:u w:val="single"/>
         </w:rPr>
-        <w:hyperlink r:id="rId20" w:history="1">
+        <w:hyperlink r:id="rId19" w:history="1">
           <w:r>
             <w:rPr>
               <w:rStyle w:val="Hyperlink"/>

--- a/EXPORTS/DOCX/published/niveau3/Dutch/WMLeiden.docx
+++ b/EXPORTS/DOCX/published/niveau3/Dutch/WMLeiden.docx
@@ -557,25 +557,7 @@
           <w:color w:val="000000"/>
           <w:sz w:val="24"/>
         </w:rPr>
-        <w:t>van de collectie v</w:t>
-      </w:r>
-      <w:r>
-        <w:rPr>
-          <w:u w:val="single" w:color="0000ff"/>
-          <w:rFonts w:ascii="Charis SIL Regular" w:hAnsi="Charis SIL Regular" w:eastAsia="Charis SIL Regular"/>
-          <w:b w:val="0"/>
-          <w:i w:val="0"/>
-          <w:color w:val="000000"/>
-          <w:sz w:val="24"/>
-        </w:rPr>
-        <w:hyperlink r:id="rId10" w:history="1">
-          <w:r>
-            <w:rPr>
-              <w:rStyle w:val="Hyperlink"/>
-            </w:rPr>
-            <w:t xml:space="preserve">an het </w:t>
-          </w:r>
-        </w:hyperlink>
+        <w:t xml:space="preserve">van de collectie van het </w:t>
       </w:r>
       <w:r>
         <w:rPr>
@@ -584,16 +566,8 @@
           <w:i w:val="0"/>
           <w:color w:val="0000FF"/>
           <w:sz w:val="24"/>
-          <w:u w:val="single"/>
-        </w:rPr>
-        <w:hyperlink r:id="rId11" w:history="1">
-          <w:r>
-            <w:rPr>
-              <w:rStyle w:val="Hyperlink"/>
-            </w:rPr>
-            <w:t>Rij</w:t>
-          </w:r>
-        </w:hyperlink>
+        </w:rPr>
+        <w:t>Rijksmuseu</w:t>
       </w:r>
       <w:r>
         <w:rPr>
@@ -604,43 +578,7 @@
           <w:sz w:val="24"/>
           <w:u w:val="single"/>
         </w:rPr>
-        <w:hyperlink r:id="rId11" w:history="1">
-          <w:r>
-            <w:rPr>
-              <w:rStyle w:val="Hyperlink"/>
-            </w:rPr>
-            <w:t>k</w:t>
-          </w:r>
-        </w:hyperlink>
-      </w:r>
-      <w:r>
-        <w:rPr>
-          <w:rFonts w:ascii="Charis SIL Regular" w:hAnsi="Charis SIL Regular" w:eastAsia="Charis SIL Regular"/>
-          <w:b w:val="0"/>
-          <w:i w:val="0"/>
-          <w:color w:val="0000FF"/>
-          <w:sz w:val="24"/>
-          <w:u w:val="single"/>
-        </w:rPr>
-        <w:hyperlink r:id="rId11" w:history="1">
-          <w:r>
-            <w:rPr>
-              <w:rStyle w:val="Hyperlink"/>
-            </w:rPr>
-            <w:t>smuseu</w:t>
-          </w:r>
-        </w:hyperlink>
-      </w:r>
-      <w:r>
-        <w:rPr>
-          <w:rFonts w:ascii="Charis SIL Regular" w:hAnsi="Charis SIL Regular" w:eastAsia="Charis SIL Regular"/>
-          <w:b w:val="0"/>
-          <w:i w:val="0"/>
-          <w:color w:val="0000FF"/>
-          <w:sz w:val="24"/>
-          <w:u w:val="single"/>
-        </w:rPr>
-        <w:hyperlink r:id="rId11" w:history="1">
+        <w:hyperlink r:id="rId10" w:history="1">
           <w:r>
             <w:rPr>
               <w:rStyle w:val="Hyperlink"/>
@@ -669,7 +607,7 @@
           <w:sz w:val="24"/>
           <w:u w:val="single"/>
         </w:rPr>
-        <w:hyperlink r:id="rId11" w:history="1">
+        <w:hyperlink r:id="rId10" w:history="1">
           <w:r>
             <w:rPr>
               <w:rStyle w:val="Hyperlink"/>
@@ -687,7 +625,7 @@
           <w:sz w:val="24"/>
           <w:u w:val="single"/>
         </w:rPr>
-        <w:hyperlink r:id="rId11" w:history="1">
+        <w:hyperlink r:id="rId10" w:history="1">
           <w:r>
             <w:rPr>
               <w:rStyle w:val="Hyperlink"/>
@@ -818,6 +756,7 @@
       </w:r>
       <w:r>
         <w:rPr>
+          <w:u w:val="single" w:color="0000ff"/>
           <w:rFonts w:ascii="Charis SIL Regular" w:hAnsi="Charis SIL Regular" w:eastAsia="Charis SIL Regular"/>
           <w:b w:val="0"/>
           <w:i w:val="0"/>
@@ -2689,7 +2628,7 @@
           <w:sz w:val="24"/>
           <w:u w:val="single"/>
         </w:rPr>
-        <w:t>Etnografisch Muse</w:t>
+        <w:t>Etnografisch Museu</w:t>
       </w:r>
       <w:r>
         <w:rPr>
@@ -2700,7 +2639,7 @@
           <w:sz w:val="24"/>
           <w:u w:val="single"/>
         </w:rPr>
-        <w:t>u</w:t>
+        <w:t>m Arti</w:t>
       </w:r>
       <w:r>
         <w:rPr>
@@ -2709,9 +2648,8 @@
           <w:i w:val="0"/>
           <w:color w:val="0000FF"/>
           <w:sz w:val="24"/>
-          <w:u w:val="single"/>
-        </w:rPr>
-        <w:t>m Artis</w:t>
+        </w:rPr>
+        <w:t>s</w:t>
       </w:r>
       <w:r>
         <w:br/>
@@ -3391,7 +3329,7 @@
           <w:sz w:val="24"/>
           <w:u w:val="single"/>
         </w:rPr>
-        <w:hyperlink r:id="rId18" w:history="1">
+        <w:hyperlink r:id="rId17" w:history="1">
           <w:r>
             <w:rPr>
               <w:rStyle w:val="Hyperlink"/>
@@ -3420,7 +3358,7 @@
           <w:sz w:val="24"/>
           <w:u w:val="single"/>
         </w:rPr>
-        <w:hyperlink r:id="rId18" w:history="1">
+        <w:hyperlink r:id="rId17" w:history="1">
           <w:r>
             <w:rPr>
               <w:rStyle w:val="Hyperlink"/>
@@ -3650,7 +3588,7 @@
           <w:sz w:val="24"/>
           <w:u w:val="single"/>
         </w:rPr>
-        <w:hyperlink r:id="rId19" w:history="1">
+        <w:hyperlink r:id="rId20" w:history="1">
           <w:r>
             <w:rPr>
               <w:rStyle w:val="Hyperlink"/>
@@ -3697,7 +3635,7 @@
           <w:sz w:val="24"/>
           <w:u w:val="single"/>
         </w:rPr>
-        <w:hyperlink r:id="rId19" w:history="1">
+        <w:hyperlink r:id="rId20" w:history="1">
           <w:r>
             <w:rPr>
               <w:rStyle w:val="Hyperlink"/>

--- a/EXPORTS/DOCX/published/niveau3/Dutch/WMLeiden.docx
+++ b/EXPORTS/DOCX/published/niveau3/Dutch/WMLeiden.docx
@@ -300,50 +300,13 @@
       </w:r>
       <w:r>
         <w:rPr>
-          <w:u w:val="single" w:color="0000ff"/>
           <w:rFonts w:ascii="Charis SIL Regular" w:hAnsi="Charis SIL Regular" w:eastAsia="Charis SIL Regular"/>
           <w:b w:val="0"/>
           <w:i w:val="0"/>
           <w:color w:val="000000"/>
           <w:sz w:val="24"/>
         </w:rPr>
-        <w:hyperlink r:id="rId9" w:history="1">
-          <w:r>
-            <w:rPr>
-              <w:rStyle w:val="Hyperlink"/>
-            </w:rPr>
-            <w:t>naam 's</w:t>
-          </w:r>
-        </w:hyperlink>
-      </w:r>
-      <w:r>
-        <w:rPr>
-          <w:u w:val="single" w:color="0000ff"/>
-          <w:rFonts w:ascii="Charis SIL Regular" w:hAnsi="Charis SIL Regular" w:eastAsia="Charis SIL Regular"/>
-          <w:b w:val="0"/>
-          <w:i w:val="0"/>
-          <w:color w:val="000000"/>
-          <w:sz w:val="24"/>
-        </w:rPr>
-        <w:t xml:space="preserve"> </w:t>
-      </w:r>
-      <w:r>
-        <w:rPr>
-          <w:u w:val="single" w:color="0000ff"/>
-          <w:rFonts w:ascii="Charis SIL Regular" w:hAnsi="Charis SIL Regular" w:eastAsia="Charis SIL Regular"/>
-          <w:b w:val="0"/>
-          <w:i w:val="0"/>
-          <w:color w:val="000000"/>
-          <w:sz w:val="24"/>
-        </w:rPr>
-        <w:hyperlink r:id="rId9" w:history="1">
-          <w:r>
-            <w:rPr>
-              <w:rStyle w:val="Hyperlink"/>
-            </w:rPr>
-            <w:t xml:space="preserve">Rijks </w:t>
-          </w:r>
-        </w:hyperlink>
+        <w:t xml:space="preserve">naam 's Rijks </w:t>
       </w:r>
       <w:r>
         <w:rPr>
@@ -557,7 +520,24 @@
           <w:color w:val="000000"/>
           <w:sz w:val="24"/>
         </w:rPr>
-        <w:t xml:space="preserve">van de collectie van het </w:t>
+        <w:t>van de collectie v</w:t>
+      </w:r>
+      <w:r>
+        <w:rPr>
+          <w:rFonts w:ascii="Charis SIL Regular" w:hAnsi="Charis SIL Regular" w:eastAsia="Charis SIL Regular"/>
+          <w:b w:val="0"/>
+          <w:i w:val="0"/>
+          <w:color w:val="000000"/>
+          <w:sz w:val="24"/>
+        </w:rPr>
+        <w:hyperlink r:id="rId10" w:history="1">
+          <w:r>
+            <w:rPr>
+              <w:rStyle w:val="Hyperlink"/>
+            </w:rPr>
+            <w:t xml:space="preserve">an het </w:t>
+          </w:r>
+        </w:hyperlink>
       </w:r>
       <w:r>
         <w:rPr>
@@ -566,8 +546,52 @@
           <w:i w:val="0"/>
           <w:color w:val="0000FF"/>
           <w:sz w:val="24"/>
-        </w:rPr>
-        <w:t>Rijksmuseu</w:t>
+          <w:u w:val="single"/>
+        </w:rPr>
+        <w:hyperlink r:id="rId10" w:history="1">
+          <w:r>
+            <w:rPr>
+              <w:rStyle w:val="Hyperlink"/>
+            </w:rPr>
+            <w:t>Rij</w:t>
+          </w:r>
+        </w:hyperlink>
+      </w:r>
+      <w:r>
+        <w:rPr>
+          <w:rFonts w:ascii="Charis SIL Regular" w:hAnsi="Charis SIL Regular" w:eastAsia="Charis SIL Regular"/>
+          <w:b w:val="0"/>
+          <w:i w:val="0"/>
+          <w:color w:val="0000FF"/>
+          <w:sz w:val="24"/>
+          <w:u w:val="single"/>
+        </w:rPr>
+        <w:hyperlink r:id="rId10" w:history="1">
+          <w:r>
+            <w:rPr>
+              <w:rStyle w:val="Hyperlink"/>
+            </w:rPr>
+            <w:t>k</w:t>
+          </w:r>
+        </w:hyperlink>
+      </w:r>
+      <w:r>
+        <w:rPr>
+          <w:rFonts w:ascii="Charis SIL Regular" w:hAnsi="Charis SIL Regular" w:eastAsia="Charis SIL Regular"/>
+          <w:b w:val="0"/>
+          <w:i w:val="0"/>
+          <w:color w:val="0000FF"/>
+          <w:sz w:val="24"/>
+          <w:u w:val="single"/>
+        </w:rPr>
+        <w:hyperlink r:id="rId10" w:history="1">
+          <w:r>
+            <w:rPr>
+              <w:rStyle w:val="Hyperlink"/>
+            </w:rPr>
+            <w:t>smuseu</w:t>
+          </w:r>
+        </w:hyperlink>
       </w:r>
       <w:r>
         <w:rPr>
@@ -672,7 +696,7 @@
           <w:sz w:val="24"/>
           <w:u w:val="single"/>
         </w:rPr>
-        <w:hyperlink r:id="rId10" w:history="1">
+        <w:hyperlink r:id="rId11" w:history="1">
           <w:r>
             <w:rPr>
               <w:rStyle w:val="Hyperlink"/>
@@ -733,12 +757,24 @@
             <w:rPr>
               <w:rStyle w:val="Hyperlink"/>
             </w:rPr>
-            <w:t>afisch Mus</w:t>
+            <w:t>afisch Muse</w:t>
           </w:r>
         </w:hyperlink>
       </w:r>
       <w:r>
         <w:rPr>
+          <w:u w:val="single" w:color="0000ff"/>
+          <w:rFonts w:ascii="Charis SIL Regular" w:hAnsi="Charis SIL Regular" w:eastAsia="Charis SIL Regular"/>
+          <w:b w:val="0"/>
+          <w:i w:val="0"/>
+          <w:color w:val="000000"/>
+          <w:sz w:val="24"/>
+        </w:rPr>
+        <w:t>um</w:t>
+      </w:r>
+      <w:r>
+        <w:rPr>
+          <w:u w:val="single" w:color="0000ff"/>
           <w:rFonts w:ascii="Charis SIL Regular" w:hAnsi="Charis SIL Regular" w:eastAsia="Charis SIL Regular"/>
           <w:b w:val="0"/>
           <w:i w:val="0"/>
@@ -750,38 +786,19 @@
             <w:rPr>
               <w:rStyle w:val="Hyperlink"/>
             </w:rPr>
-            <w:t>e</w:t>
+            <w:t>. O</w:t>
           </w:r>
         </w:hyperlink>
       </w:r>
       <w:r>
         <w:rPr>
-          <w:u w:val="single" w:color="0000ff"/>
           <w:rFonts w:ascii="Charis SIL Regular" w:hAnsi="Charis SIL Regular" w:eastAsia="Charis SIL Regular"/>
           <w:b w:val="0"/>
           <w:i w:val="0"/>
           <w:color w:val="000000"/>
           <w:sz w:val="24"/>
         </w:rPr>
-        <w:t>um</w:t>
-      </w:r>
-      <w:r>
-        <w:rPr>
-          <w:u w:val="single" w:color="0000ff"/>
-          <w:rFonts w:ascii="Charis SIL Regular" w:hAnsi="Charis SIL Regular" w:eastAsia="Charis SIL Regular"/>
-          <w:b w:val="0"/>
-          <w:i w:val="0"/>
-          <w:color w:val="000000"/>
-          <w:sz w:val="24"/>
-        </w:rPr>
-        <w:hyperlink r:id="rId11" w:history="1">
-          <w:r>
-            <w:rPr>
-              <w:rStyle w:val="Hyperlink"/>
-            </w:rPr>
-            <w:t>. On</w:t>
-          </w:r>
-        </w:hyperlink>
+        <w:t>n</w:t>
       </w:r>
       <w:r>
         <w:rPr>
@@ -3311,7 +3328,7 @@
           <w:sz w:val="24"/>
           <w:u w:val="single"/>
         </w:rPr>
-        <w:hyperlink r:id="rId18" w:history="1">
+        <w:hyperlink r:id="rId17" w:history="1">
           <w:r>
             <w:rPr>
               <w:rStyle w:val="Hyperlink"/>
@@ -3329,7 +3346,7 @@
           <w:sz w:val="24"/>
           <w:u w:val="single"/>
         </w:rPr>
-        <w:hyperlink r:id="rId17" w:history="1">
+        <w:hyperlink r:id="rId18" w:history="1">
           <w:r>
             <w:rPr>
               <w:rStyle w:val="Hyperlink"/>
@@ -3358,7 +3375,7 @@
           <w:sz w:val="24"/>
           <w:u w:val="single"/>
         </w:rPr>
-        <w:hyperlink r:id="rId17" w:history="1">
+        <w:hyperlink r:id="rId18" w:history="1">
           <w:r>
             <w:rPr>
               <w:rStyle w:val="Hyperlink"/>
@@ -3588,7 +3605,7 @@
           <w:sz w:val="24"/>
           <w:u w:val="single"/>
         </w:rPr>
-        <w:hyperlink r:id="rId20" w:history="1">
+        <w:hyperlink r:id="rId19" w:history="1">
           <w:r>
             <w:rPr>
               <w:rStyle w:val="Hyperlink"/>

--- a/EXPORTS/DOCX/published/niveau3/Dutch/WMLeiden.docx
+++ b/EXPORTS/DOCX/published/niveau3/Dutch/WMLeiden.docx
@@ -300,13 +300,50 @@
       </w:r>
       <w:r>
         <w:rPr>
+          <w:u w:val="single" w:color="0000ff"/>
           <w:rFonts w:ascii="Charis SIL Regular" w:hAnsi="Charis SIL Regular" w:eastAsia="Charis SIL Regular"/>
           <w:b w:val="0"/>
           <w:i w:val="0"/>
           <w:color w:val="000000"/>
           <w:sz w:val="24"/>
         </w:rPr>
-        <w:t xml:space="preserve">naam 's Rijks </w:t>
+        <w:hyperlink r:id="rId9" w:history="1">
+          <w:r>
+            <w:rPr>
+              <w:rStyle w:val="Hyperlink"/>
+            </w:rPr>
+            <w:t>naam 's</w:t>
+          </w:r>
+        </w:hyperlink>
+      </w:r>
+      <w:r>
+        <w:rPr>
+          <w:u w:val="single" w:color="0000ff"/>
+          <w:rFonts w:ascii="Charis SIL Regular" w:hAnsi="Charis SIL Regular" w:eastAsia="Charis SIL Regular"/>
+          <w:b w:val="0"/>
+          <w:i w:val="0"/>
+          <w:color w:val="000000"/>
+          <w:sz w:val="24"/>
+        </w:rPr>
+        <w:t xml:space="preserve"> </w:t>
+      </w:r>
+      <w:r>
+        <w:rPr>
+          <w:u w:val="single" w:color="0000ff"/>
+          <w:rFonts w:ascii="Charis SIL Regular" w:hAnsi="Charis SIL Regular" w:eastAsia="Charis SIL Regular"/>
+          <w:b w:val="0"/>
+          <w:i w:val="0"/>
+          <w:color w:val="000000"/>
+          <w:sz w:val="24"/>
+        </w:rPr>
+        <w:hyperlink r:id="rId9" w:history="1">
+          <w:r>
+            <w:rPr>
+              <w:rStyle w:val="Hyperlink"/>
+            </w:rPr>
+            <w:t xml:space="preserve">Rijks </w:t>
+          </w:r>
+        </w:hyperlink>
       </w:r>
       <w:r>
         <w:rPr>
@@ -696,7 +733,7 @@
           <w:sz w:val="24"/>
           <w:u w:val="single"/>
         </w:rPr>
-        <w:hyperlink r:id="rId11" w:history="1">
+        <w:hyperlink r:id="rId10" w:history="1">
           <w:r>
             <w:rPr>
               <w:rStyle w:val="Hyperlink"/>
@@ -757,24 +794,12 @@
             <w:rPr>
               <w:rStyle w:val="Hyperlink"/>
             </w:rPr>
-            <w:t>afisch Muse</w:t>
+            <w:t>afisch Mus</w:t>
           </w:r>
         </w:hyperlink>
       </w:r>
       <w:r>
         <w:rPr>
-          <w:u w:val="single" w:color="0000ff"/>
-          <w:rFonts w:ascii="Charis SIL Regular" w:hAnsi="Charis SIL Regular" w:eastAsia="Charis SIL Regular"/>
-          <w:b w:val="0"/>
-          <w:i w:val="0"/>
-          <w:color w:val="000000"/>
-          <w:sz w:val="24"/>
-        </w:rPr>
-        <w:t>um</w:t>
-      </w:r>
-      <w:r>
-        <w:rPr>
-          <w:u w:val="single" w:color="0000ff"/>
           <w:rFonts w:ascii="Charis SIL Regular" w:hAnsi="Charis SIL Regular" w:eastAsia="Charis SIL Regular"/>
           <w:b w:val="0"/>
           <w:i w:val="0"/>
@@ -786,19 +811,38 @@
             <w:rPr>
               <w:rStyle w:val="Hyperlink"/>
             </w:rPr>
-            <w:t>. O</w:t>
+            <w:t>e</w:t>
           </w:r>
         </w:hyperlink>
       </w:r>
       <w:r>
         <w:rPr>
+          <w:u w:val="single" w:color="0000ff"/>
           <w:rFonts w:ascii="Charis SIL Regular" w:hAnsi="Charis SIL Regular" w:eastAsia="Charis SIL Regular"/>
           <w:b w:val="0"/>
           <w:i w:val="0"/>
           <w:color w:val="000000"/>
           <w:sz w:val="24"/>
         </w:rPr>
-        <w:t>n</w:t>
+        <w:t>um</w:t>
+      </w:r>
+      <w:r>
+        <w:rPr>
+          <w:u w:val="single" w:color="0000ff"/>
+          <w:rFonts w:ascii="Charis SIL Regular" w:hAnsi="Charis SIL Regular" w:eastAsia="Charis SIL Regular"/>
+          <w:b w:val="0"/>
+          <w:i w:val="0"/>
+          <w:color w:val="000000"/>
+          <w:sz w:val="24"/>
+        </w:rPr>
+        <w:hyperlink r:id="rId11" w:history="1">
+          <w:r>
+            <w:rPr>
+              <w:rStyle w:val="Hyperlink"/>
+            </w:rPr>
+            <w:t>. On</w:t>
+          </w:r>
+        </w:hyperlink>
       </w:r>
       <w:r>
         <w:rPr>
@@ -1862,32 +1906,7 @@
           <w:color w:val="000000"/>
           <w:sz w:val="24"/>
         </w:rPr>
-        <w:hyperlink r:id="rId10" w:history="1">
-          <w:r>
-            <w:rPr>
-              <w:rStyle w:val="Hyperlink"/>
-            </w:rPr>
-            <w:t>ctie obje</w:t>
-          </w:r>
-        </w:hyperlink>
-      </w:r>
-      <w:r>
-        <w:rPr>
-          <w:u w:val="single" w:color="0000ff"/>
-          <w:rFonts w:ascii="Charis SIL Regular" w:hAnsi="Charis SIL Regular" w:eastAsia="Charis SIL Regular"/>
-          <w:b w:val="0"/>
-          <w:i w:val="0"/>
-          <w:color w:val="000000"/>
-          <w:sz w:val="24"/>
-        </w:rPr>
-        <w:hyperlink r:id="rId10" w:history="1">
-          <w:r>
-            <w:rPr>
-              <w:rStyle w:val="Hyperlink"/>
-            </w:rPr>
-            <w:t>cten</w:t>
-          </w:r>
-        </w:hyperlink>
+        <w:t>ctie objecten</w:t>
       </w:r>
       <w:r>
         <w:rPr>
@@ -2645,7 +2664,7 @@
           <w:sz w:val="24"/>
           <w:u w:val="single"/>
         </w:rPr>
-        <w:t>Etnografisch Museu</w:t>
+        <w:t>Etnografisch Muse</w:t>
       </w:r>
       <w:r>
         <w:rPr>
@@ -2656,7 +2675,7 @@
           <w:sz w:val="24"/>
           <w:u w:val="single"/>
         </w:rPr>
-        <w:t>m Arti</w:t>
+        <w:t>u</w:t>
       </w:r>
       <w:r>
         <w:rPr>
@@ -2665,8 +2684,9 @@
           <w:i w:val="0"/>
           <w:color w:val="0000FF"/>
           <w:sz w:val="24"/>
-        </w:rPr>
-        <w:t>s</w:t>
+          <w:u w:val="single"/>
+        </w:rPr>
+        <w:t>m Artis</w:t>
       </w:r>
       <w:r>
         <w:br/>
@@ -3623,7 +3643,7 @@
           <w:sz w:val="24"/>
           <w:u w:val="single"/>
         </w:rPr>
-        <w:hyperlink r:id="rId20" w:history="1">
+        <w:hyperlink r:id="rId19" w:history="1">
           <w:r>
             <w:rPr>
               <w:rStyle w:val="Hyperlink"/>
@@ -3652,7 +3672,7 @@
           <w:sz w:val="24"/>
           <w:u w:val="single"/>
         </w:rPr>
-        <w:hyperlink r:id="rId20" w:history="1">
+        <w:hyperlink r:id="rId19" w:history="1">
           <w:r>
             <w:rPr>
               <w:rStyle w:val="Hyperlink"/>
@@ -3780,7 +3800,7 @@
           <w:sz w:val="24"/>
           <w:u w:val="single"/>
         </w:rPr>
-        <w:hyperlink r:id="rId21" w:history="1">
+        <w:hyperlink r:id="rId20" w:history="1">
           <w:r>
             <w:rPr>
               <w:rStyle w:val="Hyperlink"/>
@@ -3798,7 +3818,7 @@
           <w:sz w:val="24"/>
           <w:u w:val="single"/>
         </w:rPr>
-        <w:hyperlink r:id="rId21" w:history="1">
+        <w:hyperlink r:id="rId20" w:history="1">
           <w:r>
             <w:rPr>
               <w:rStyle w:val="Hyperlink"/>
@@ -3816,7 +3836,7 @@
           <w:sz w:val="24"/>
           <w:u w:val="single"/>
         </w:rPr>
-        <w:hyperlink r:id="rId21" w:history="1">
+        <w:hyperlink r:id="rId20" w:history="1">
           <w:r>
             <w:rPr>
               <w:rStyle w:val="Hyperlink"/>
@@ -3834,7 +3854,7 @@
           <w:sz w:val="24"/>
           <w:u w:val="single"/>
         </w:rPr>
-        <w:hyperlink r:id="rId21" w:history="1">
+        <w:hyperlink r:id="rId20" w:history="1">
           <w:r>
             <w:rPr>
               <w:rStyle w:val="Hyperlink"/>
@@ -3962,7 +3982,7 @@
           <w:sz w:val="24"/>
           <w:u w:val="single"/>
         </w:rPr>
-        <w:hyperlink r:id="rId22" w:history="1">
+        <w:hyperlink r:id="rId21" w:history="1">
           <w:r>
             <w:rPr>
               <w:rStyle w:val="Hyperlink"/>
@@ -3980,7 +4000,7 @@
           <w:sz w:val="24"/>
           <w:u w:val="single"/>
         </w:rPr>
-        <w:hyperlink r:id="rId22" w:history="1">
+        <w:hyperlink r:id="rId21" w:history="1">
           <w:r>
             <w:rPr>
               <w:rStyle w:val="Hyperlink"/>
@@ -3998,7 +4018,7 @@
           <w:sz w:val="24"/>
           <w:u w:val="single"/>
         </w:rPr>
-        <w:hyperlink r:id="rId22" w:history="1">
+        <w:hyperlink r:id="rId21" w:history="1">
           <w:r>
             <w:rPr>
               <w:rStyle w:val="Hyperlink"/>
@@ -4026,7 +4046,7 @@
           <w:sz w:val="24"/>
           <w:u w:val="single"/>
         </w:rPr>
-        <w:hyperlink r:id="rId23" w:history="1">
+        <w:hyperlink r:id="rId22" w:history="1">
           <w:r>
             <w:rPr>
               <w:rStyle w:val="Hyperlink"/>
@@ -4055,7 +4075,7 @@
           <w:sz w:val="24"/>
           <w:u w:val="single"/>
         </w:rPr>
-        <w:hyperlink r:id="rId23" w:history="1">
+        <w:hyperlink r:id="rId22" w:history="1">
           <w:r>
             <w:rPr>
               <w:rStyle w:val="Hyperlink"/>
@@ -4083,7 +4103,7 @@
           <w:sz w:val="24"/>
           <w:u w:val="single"/>
         </w:rPr>
-        <w:hyperlink r:id="rId22" w:history="1">
+        <w:hyperlink r:id="rId21" w:history="1">
           <w:r>
             <w:rPr>
               <w:rStyle w:val="Hyperlink"/>
@@ -4101,7 +4121,7 @@
           <w:sz w:val="24"/>
           <w:u w:val="single"/>
         </w:rPr>
-        <w:hyperlink r:id="rId22" w:history="1">
+        <w:hyperlink r:id="rId21" w:history="1">
           <w:r>
             <w:rPr>
               <w:rStyle w:val="Hyperlink"/>
@@ -4130,7 +4150,7 @@
           <w:sz w:val="24"/>
           <w:u w:val="single"/>
         </w:rPr>
-        <w:hyperlink r:id="rId22" w:history="1">
+        <w:hyperlink r:id="rId21" w:history="1">
           <w:r>
             <w:rPr>
               <w:rStyle w:val="Hyperlink"/>
@@ -4231,7 +4251,7 @@
           <w:sz w:val="24"/>
           <w:u w:val="single"/>
         </w:rPr>
-        <w:hyperlink r:id="rId24" w:history="1">
+        <w:hyperlink r:id="rId23" w:history="1">
           <w:r>
             <w:rPr>
               <w:rStyle w:val="Hyperlink"/>
@@ -4249,7 +4269,7 @@
           <w:sz w:val="24"/>
           <w:u w:val="single"/>
         </w:rPr>
-        <w:hyperlink r:id="rId24" w:history="1">
+        <w:hyperlink r:id="rId23" w:history="1">
           <w:r>
             <w:rPr>
               <w:rStyle w:val="Hyperlink"/>
@@ -4267,7 +4287,7 @@
           <w:sz w:val="24"/>
           <w:u w:val="single"/>
         </w:rPr>
-        <w:hyperlink r:id="rId24" w:history="1">
+        <w:hyperlink r:id="rId23" w:history="1">
           <w:r>
             <w:rPr>
               <w:rStyle w:val="Hyperlink"/>
@@ -4295,7 +4315,7 @@
           <w:sz w:val="24"/>
           <w:u w:val="single"/>
         </w:rPr>
-        <w:hyperlink r:id="rId25" w:history="1">
+        <w:hyperlink r:id="rId24" w:history="1">
           <w:r>
             <w:rPr>
               <w:rStyle w:val="Hyperlink"/>
@@ -4324,7 +4344,7 @@
           <w:sz w:val="24"/>
           <w:u w:val="single"/>
         </w:rPr>
-        <w:hyperlink r:id="rId25" w:history="1">
+        <w:hyperlink r:id="rId24" w:history="1">
           <w:r>
             <w:rPr>
               <w:rStyle w:val="Hyperlink"/>
@@ -4352,7 +4372,7 @@
           <w:sz w:val="24"/>
           <w:u w:val="single"/>
         </w:rPr>
-        <w:hyperlink r:id="rId24" w:history="1">
+        <w:hyperlink r:id="rId23" w:history="1">
           <w:r>
             <w:rPr>
               <w:rStyle w:val="Hyperlink"/>
@@ -4370,7 +4390,7 @@
           <w:sz w:val="24"/>
           <w:u w:val="single"/>
         </w:rPr>
-        <w:hyperlink r:id="rId24" w:history="1">
+        <w:hyperlink r:id="rId23" w:history="1">
           <w:r>
             <w:rPr>
               <w:rStyle w:val="Hyperlink"/>
@@ -4399,7 +4419,7 @@
           <w:sz w:val="24"/>
           <w:u w:val="single"/>
         </w:rPr>
-        <w:hyperlink r:id="rId24" w:history="1">
+        <w:hyperlink r:id="rId23" w:history="1">
           <w:r>
             <w:rPr>
               <w:rStyle w:val="Hyperlink"/>

--- a/EXPORTS/DOCX/published/niveau3/Dutch/WMLeiden.docx
+++ b/EXPORTS/DOCX/published/niveau3/Dutch/WMLeiden.docx
@@ -300,50 +300,13 @@
       </w:r>
       <w:r>
         <w:rPr>
-          <w:u w:val="single" w:color="0000ff"/>
           <w:rFonts w:ascii="Charis SIL Regular" w:hAnsi="Charis SIL Regular" w:eastAsia="Charis SIL Regular"/>
           <w:b w:val="0"/>
           <w:i w:val="0"/>
           <w:color w:val="000000"/>
           <w:sz w:val="24"/>
         </w:rPr>
-        <w:hyperlink r:id="rId9" w:history="1">
-          <w:r>
-            <w:rPr>
-              <w:rStyle w:val="Hyperlink"/>
-            </w:rPr>
-            <w:t>naam 's</w:t>
-          </w:r>
-        </w:hyperlink>
-      </w:r>
-      <w:r>
-        <w:rPr>
-          <w:u w:val="single" w:color="0000ff"/>
-          <w:rFonts w:ascii="Charis SIL Regular" w:hAnsi="Charis SIL Regular" w:eastAsia="Charis SIL Regular"/>
-          <w:b w:val="0"/>
-          <w:i w:val="0"/>
-          <w:color w:val="000000"/>
-          <w:sz w:val="24"/>
-        </w:rPr>
-        <w:t xml:space="preserve"> </w:t>
-      </w:r>
-      <w:r>
-        <w:rPr>
-          <w:u w:val="single" w:color="0000ff"/>
-          <w:rFonts w:ascii="Charis SIL Regular" w:hAnsi="Charis SIL Regular" w:eastAsia="Charis SIL Regular"/>
-          <w:b w:val="0"/>
-          <w:i w:val="0"/>
-          <w:color w:val="000000"/>
-          <w:sz w:val="24"/>
-        </w:rPr>
-        <w:hyperlink r:id="rId9" w:history="1">
-          <w:r>
-            <w:rPr>
-              <w:rStyle w:val="Hyperlink"/>
-            </w:rPr>
-            <w:t xml:space="preserve">Rijks </w:t>
-          </w:r>
-        </w:hyperlink>
+        <w:t xml:space="preserve">naam 's Rijks </w:t>
       </w:r>
       <w:r>
         <w:rPr>
@@ -561,6 +524,7 @@
       </w:r>
       <w:r>
         <w:rPr>
+          <w:u w:val="single" w:color="0000ff"/>
           <w:rFonts w:ascii="Charis SIL Regular" w:hAnsi="Charis SIL Regular" w:eastAsia="Charis SIL Regular"/>
           <w:b w:val="0"/>
           <w:i w:val="0"/>
@@ -733,7 +697,7 @@
           <w:sz w:val="24"/>
           <w:u w:val="single"/>
         </w:rPr>
-        <w:hyperlink r:id="rId10" w:history="1">
+        <w:hyperlink r:id="rId11" w:history="1">
           <w:r>
             <w:rPr>
               <w:rStyle w:val="Hyperlink"/>
@@ -1877,7 +1841,7 @@
           <w:color w:val="000000"/>
           <w:sz w:val="24"/>
         </w:rPr>
-        <w:t>een aanzie</w:t>
+        <w:t>een aanzienlijke collectie obje</w:t>
       </w:r>
       <w:r>
         <w:rPr>
@@ -1893,20 +1857,9 @@
             <w:rPr>
               <w:rStyle w:val="Hyperlink"/>
             </w:rPr>
-            <w:t>nlijke colle</w:t>
+            <w:t>cten</w:t>
           </w:r>
         </w:hyperlink>
-      </w:r>
-      <w:r>
-        <w:rPr>
-          <w:u w:val="single" w:color="0000ff"/>
-          <w:rFonts w:ascii="Charis SIL Regular" w:hAnsi="Charis SIL Regular" w:eastAsia="Charis SIL Regular"/>
-          <w:b w:val="0"/>
-          <w:i w:val="0"/>
-          <w:color w:val="000000"/>
-          <w:sz w:val="24"/>
-        </w:rPr>
-        <w:t>ctie objecten</w:t>
       </w:r>
       <w:r>
         <w:rPr>
@@ -3348,7 +3301,7 @@
           <w:sz w:val="24"/>
           <w:u w:val="single"/>
         </w:rPr>
-        <w:hyperlink r:id="rId17" w:history="1">
+        <w:hyperlink r:id="rId18" w:history="1">
           <w:r>
             <w:rPr>
               <w:rStyle w:val="Hyperlink"/>
@@ -3366,7 +3319,7 @@
           <w:sz w:val="24"/>
           <w:u w:val="single"/>
         </w:rPr>
-        <w:hyperlink r:id="rId18" w:history="1">
+        <w:hyperlink r:id="rId17" w:history="1">
           <w:r>
             <w:rPr>
               <w:rStyle w:val="Hyperlink"/>
@@ -3395,7 +3348,7 @@
           <w:sz w:val="24"/>
           <w:u w:val="single"/>
         </w:rPr>
-        <w:hyperlink r:id="rId18" w:history="1">
+        <w:hyperlink r:id="rId17" w:history="1">
           <w:r>
             <w:rPr>
               <w:rStyle w:val="Hyperlink"/>
@@ -3625,7 +3578,7 @@
           <w:sz w:val="24"/>
           <w:u w:val="single"/>
         </w:rPr>
-        <w:hyperlink r:id="rId19" w:history="1">
+        <w:hyperlink r:id="rId20" w:history="1">
           <w:r>
             <w:rPr>
               <w:rStyle w:val="Hyperlink"/>
@@ -3643,7 +3596,7 @@
           <w:sz w:val="24"/>
           <w:u w:val="single"/>
         </w:rPr>
-        <w:hyperlink r:id="rId19" w:history="1">
+        <w:hyperlink r:id="rId20" w:history="1">
           <w:r>
             <w:rPr>
               <w:rStyle w:val="Hyperlink"/>
@@ -3672,7 +3625,7 @@
           <w:sz w:val="24"/>
           <w:u w:val="single"/>
         </w:rPr>
-        <w:hyperlink r:id="rId19" w:history="1">
+        <w:hyperlink r:id="rId20" w:history="1">
           <w:r>
             <w:rPr>
               <w:rStyle w:val="Hyperlink"/>
@@ -3800,7 +3753,7 @@
           <w:sz w:val="24"/>
           <w:u w:val="single"/>
         </w:rPr>
-        <w:hyperlink r:id="rId20" w:history="1">
+        <w:hyperlink r:id="rId21" w:history="1">
           <w:r>
             <w:rPr>
               <w:rStyle w:val="Hyperlink"/>
@@ -3818,7 +3771,7 @@
           <w:sz w:val="24"/>
           <w:u w:val="single"/>
         </w:rPr>
-        <w:hyperlink r:id="rId20" w:history="1">
+        <w:hyperlink r:id="rId21" w:history="1">
           <w:r>
             <w:rPr>
               <w:rStyle w:val="Hyperlink"/>
@@ -3836,7 +3789,7 @@
           <w:sz w:val="24"/>
           <w:u w:val="single"/>
         </w:rPr>
-        <w:hyperlink r:id="rId20" w:history="1">
+        <w:hyperlink r:id="rId21" w:history="1">
           <w:r>
             <w:rPr>
               <w:rStyle w:val="Hyperlink"/>
@@ -3854,7 +3807,7 @@
           <w:sz w:val="24"/>
           <w:u w:val="single"/>
         </w:rPr>
-        <w:hyperlink r:id="rId20" w:history="1">
+        <w:hyperlink r:id="rId21" w:history="1">
           <w:r>
             <w:rPr>
               <w:rStyle w:val="Hyperlink"/>
@@ -3982,7 +3935,7 @@
           <w:sz w:val="24"/>
           <w:u w:val="single"/>
         </w:rPr>
-        <w:hyperlink r:id="rId21" w:history="1">
+        <w:hyperlink r:id="rId22" w:history="1">
           <w:r>
             <w:rPr>
               <w:rStyle w:val="Hyperlink"/>
@@ -4000,7 +3953,7 @@
           <w:sz w:val="24"/>
           <w:u w:val="single"/>
         </w:rPr>
-        <w:hyperlink r:id="rId21" w:history="1">
+        <w:hyperlink r:id="rId22" w:history="1">
           <w:r>
             <w:rPr>
               <w:rStyle w:val="Hyperlink"/>
@@ -4018,7 +3971,7 @@
           <w:sz w:val="24"/>
           <w:u w:val="single"/>
         </w:rPr>
-        <w:hyperlink r:id="rId21" w:history="1">
+        <w:hyperlink r:id="rId22" w:history="1">
           <w:r>
             <w:rPr>
               <w:rStyle w:val="Hyperlink"/>
@@ -4046,7 +3999,7 @@
           <w:sz w:val="24"/>
           <w:u w:val="single"/>
         </w:rPr>
-        <w:hyperlink r:id="rId22" w:history="1">
+        <w:hyperlink r:id="rId23" w:history="1">
           <w:r>
             <w:rPr>
               <w:rStyle w:val="Hyperlink"/>
@@ -4075,7 +4028,7 @@
           <w:sz w:val="24"/>
           <w:u w:val="single"/>
         </w:rPr>
-        <w:hyperlink r:id="rId22" w:history="1">
+        <w:hyperlink r:id="rId23" w:history="1">
           <w:r>
             <w:rPr>
               <w:rStyle w:val="Hyperlink"/>
@@ -4103,7 +4056,7 @@
           <w:sz w:val="24"/>
           <w:u w:val="single"/>
         </w:rPr>
-        <w:hyperlink r:id="rId21" w:history="1">
+        <w:hyperlink r:id="rId22" w:history="1">
           <w:r>
             <w:rPr>
               <w:rStyle w:val="Hyperlink"/>
@@ -4121,7 +4074,7 @@
           <w:sz w:val="24"/>
           <w:u w:val="single"/>
         </w:rPr>
-        <w:hyperlink r:id="rId21" w:history="1">
+        <w:hyperlink r:id="rId22" w:history="1">
           <w:r>
             <w:rPr>
               <w:rStyle w:val="Hyperlink"/>
@@ -4150,7 +4103,7 @@
           <w:sz w:val="24"/>
           <w:u w:val="single"/>
         </w:rPr>
-        <w:hyperlink r:id="rId21" w:history="1">
+        <w:hyperlink r:id="rId22" w:history="1">
           <w:r>
             <w:rPr>
               <w:rStyle w:val="Hyperlink"/>
@@ -4251,7 +4204,7 @@
           <w:sz w:val="24"/>
           <w:u w:val="single"/>
         </w:rPr>
-        <w:hyperlink r:id="rId23" w:history="1">
+        <w:hyperlink r:id="rId24" w:history="1">
           <w:r>
             <w:rPr>
               <w:rStyle w:val="Hyperlink"/>
@@ -4269,7 +4222,7 @@
           <w:sz w:val="24"/>
           <w:u w:val="single"/>
         </w:rPr>
-        <w:hyperlink r:id="rId23" w:history="1">
+        <w:hyperlink r:id="rId24" w:history="1">
           <w:r>
             <w:rPr>
               <w:rStyle w:val="Hyperlink"/>
@@ -4287,7 +4240,7 @@
           <w:sz w:val="24"/>
           <w:u w:val="single"/>
         </w:rPr>
-        <w:hyperlink r:id="rId23" w:history="1">
+        <w:hyperlink r:id="rId24" w:history="1">
           <w:r>
             <w:rPr>
               <w:rStyle w:val="Hyperlink"/>
@@ -4315,7 +4268,7 @@
           <w:sz w:val="24"/>
           <w:u w:val="single"/>
         </w:rPr>
-        <w:hyperlink r:id="rId24" w:history="1">
+        <w:hyperlink r:id="rId25" w:history="1">
           <w:r>
             <w:rPr>
               <w:rStyle w:val="Hyperlink"/>
@@ -4344,7 +4297,7 @@
           <w:sz w:val="24"/>
           <w:u w:val="single"/>
         </w:rPr>
-        <w:hyperlink r:id="rId24" w:history="1">
+        <w:hyperlink r:id="rId25" w:history="1">
           <w:r>
             <w:rPr>
               <w:rStyle w:val="Hyperlink"/>
@@ -4372,7 +4325,7 @@
           <w:sz w:val="24"/>
           <w:u w:val="single"/>
         </w:rPr>
-        <w:hyperlink r:id="rId23" w:history="1">
+        <w:hyperlink r:id="rId24" w:history="1">
           <w:r>
             <w:rPr>
               <w:rStyle w:val="Hyperlink"/>
@@ -4390,7 +4343,7 @@
           <w:sz w:val="24"/>
           <w:u w:val="single"/>
         </w:rPr>
-        <w:hyperlink r:id="rId23" w:history="1">
+        <w:hyperlink r:id="rId24" w:history="1">
           <w:r>
             <w:rPr>
               <w:rStyle w:val="Hyperlink"/>
@@ -4419,7 +4372,7 @@
           <w:sz w:val="24"/>
           <w:u w:val="single"/>
         </w:rPr>
-        <w:hyperlink r:id="rId23" w:history="1">
+        <w:hyperlink r:id="rId24" w:history="1">
           <w:r>
             <w:rPr>
               <w:rStyle w:val="Hyperlink"/>

--- a/EXPORTS/DOCX/published/niveau3/Dutch/WMLeiden.docx
+++ b/EXPORTS/DOCX/published/niveau3/Dutch/WMLeiden.docx
@@ -300,13 +300,50 @@
       </w:r>
       <w:r>
         <w:rPr>
+          <w:u w:val="single" w:color="0000ff"/>
           <w:rFonts w:ascii="Charis SIL Regular" w:hAnsi="Charis SIL Regular" w:eastAsia="Charis SIL Regular"/>
           <w:b w:val="0"/>
           <w:i w:val="0"/>
           <w:color w:val="000000"/>
           <w:sz w:val="24"/>
         </w:rPr>
-        <w:t xml:space="preserve">naam 's Rijks </w:t>
+        <w:hyperlink r:id="rId9" w:history="1">
+          <w:r>
+            <w:rPr>
+              <w:rStyle w:val="Hyperlink"/>
+            </w:rPr>
+            <w:t>naam 's</w:t>
+          </w:r>
+        </w:hyperlink>
+      </w:r>
+      <w:r>
+        <w:rPr>
+          <w:u w:val="single" w:color="0000ff"/>
+          <w:rFonts w:ascii="Charis SIL Regular" w:hAnsi="Charis SIL Regular" w:eastAsia="Charis SIL Regular"/>
+          <w:b w:val="0"/>
+          <w:i w:val="0"/>
+          <w:color w:val="000000"/>
+          <w:sz w:val="24"/>
+        </w:rPr>
+        <w:t xml:space="preserve"> </w:t>
+      </w:r>
+      <w:r>
+        <w:rPr>
+          <w:u w:val="single" w:color="0000ff"/>
+          <w:rFonts w:ascii="Charis SIL Regular" w:hAnsi="Charis SIL Regular" w:eastAsia="Charis SIL Regular"/>
+          <w:b w:val="0"/>
+          <w:i w:val="0"/>
+          <w:color w:val="000000"/>
+          <w:sz w:val="24"/>
+        </w:rPr>
+        <w:hyperlink r:id="rId9" w:history="1">
+          <w:r>
+            <w:rPr>
+              <w:rStyle w:val="Hyperlink"/>
+            </w:rPr>
+            <w:t xml:space="preserve">Rijks </w:t>
+          </w:r>
+        </w:hyperlink>
       </w:r>
       <w:r>
         <w:rPr>
@@ -520,25 +557,7 @@
           <w:color w:val="000000"/>
           <w:sz w:val="24"/>
         </w:rPr>
-        <w:t>van de collectie v</w:t>
-      </w:r>
-      <w:r>
-        <w:rPr>
-          <w:u w:val="single" w:color="0000ff"/>
-          <w:rFonts w:ascii="Charis SIL Regular" w:hAnsi="Charis SIL Regular" w:eastAsia="Charis SIL Regular"/>
-          <w:b w:val="0"/>
-          <w:i w:val="0"/>
-          <w:color w:val="000000"/>
-          <w:sz w:val="24"/>
-        </w:rPr>
-        <w:hyperlink r:id="rId10" w:history="1">
-          <w:r>
-            <w:rPr>
-              <w:rStyle w:val="Hyperlink"/>
-            </w:rPr>
-            <w:t xml:space="preserve">an het </w:t>
-          </w:r>
-        </w:hyperlink>
+        <w:t xml:space="preserve">van de collectie van het </w:t>
       </w:r>
       <w:r>
         <w:rPr>
@@ -549,7 +568,7 @@
           <w:sz w:val="24"/>
           <w:u w:val="single"/>
         </w:rPr>
-        <w:hyperlink r:id="rId10" w:history="1">
+        <w:hyperlink r:id="rId11" w:history="1">
           <w:r>
             <w:rPr>
               <w:rStyle w:val="Hyperlink"/>
@@ -567,7 +586,7 @@
           <w:sz w:val="24"/>
           <w:u w:val="single"/>
         </w:rPr>
-        <w:hyperlink r:id="rId10" w:history="1">
+        <w:hyperlink r:id="rId11" w:history="1">
           <w:r>
             <w:rPr>
               <w:rStyle w:val="Hyperlink"/>
@@ -585,7 +604,7 @@
           <w:sz w:val="24"/>
           <w:u w:val="single"/>
         </w:rPr>
-        <w:hyperlink r:id="rId10" w:history="1">
+        <w:hyperlink r:id="rId11" w:history="1">
           <w:r>
             <w:rPr>
               <w:rStyle w:val="Hyperlink"/>
@@ -697,7 +716,7 @@
           <w:sz w:val="24"/>
           <w:u w:val="single"/>
         </w:rPr>
-        <w:hyperlink r:id="rId11" w:history="1">
+        <w:hyperlink r:id="rId10" w:history="1">
           <w:r>
             <w:rPr>
               <w:rStyle w:val="Hyperlink"/>
@@ -1841,7 +1860,43 @@
           <w:color w:val="000000"/>
           <w:sz w:val="24"/>
         </w:rPr>
-        <w:t>een aanzienlijke collectie obje</w:t>
+        <w:t>een aanzie</w:t>
+      </w:r>
+      <w:r>
+        <w:rPr>
+          <w:u w:val="single" w:color="0000ff"/>
+          <w:rFonts w:ascii="Charis SIL Regular" w:hAnsi="Charis SIL Regular" w:eastAsia="Charis SIL Regular"/>
+          <w:b w:val="0"/>
+          <w:i w:val="0"/>
+          <w:color w:val="000000"/>
+          <w:sz w:val="24"/>
+        </w:rPr>
+        <w:hyperlink r:id="rId10" w:history="1">
+          <w:r>
+            <w:rPr>
+              <w:rStyle w:val="Hyperlink"/>
+            </w:rPr>
+            <w:t>nlijke colle</w:t>
+          </w:r>
+        </w:hyperlink>
+      </w:r>
+      <w:r>
+        <w:rPr>
+          <w:u w:val="single" w:color="0000ff"/>
+          <w:rFonts w:ascii="Charis SIL Regular" w:hAnsi="Charis SIL Regular" w:eastAsia="Charis SIL Regular"/>
+          <w:b w:val="0"/>
+          <w:i w:val="0"/>
+          <w:color w:val="000000"/>
+          <w:sz w:val="24"/>
+        </w:rPr>
+        <w:hyperlink r:id="rId10" w:history="1">
+          <w:r>
+            <w:rPr>
+              <w:rStyle w:val="Hyperlink"/>
+            </w:rPr>
+            <w:t>ctie obje</w:t>
+          </w:r>
+        </w:hyperlink>
       </w:r>
       <w:r>
         <w:rPr>
@@ -1983,61 +2038,7 @@
           <w:color w:val="000000"/>
           <w:sz w:val="24"/>
         </w:rPr>
-        <w:t xml:space="preserve">overgedaan. In het Wereldmuseum Leiden zijn sinds de </w:t>
-      </w:r>
-      <w:r>
-        <w:rPr>
-          <w:u w:val="single" w:color="0000ff"/>
-          <w:rFonts w:ascii="Charis SIL Regular" w:hAnsi="Charis SIL Regular" w:eastAsia="Charis SIL Regular"/>
-          <w:b w:val="0"/>
-          <w:i w:val="0"/>
-          <w:color w:val="000000"/>
-          <w:sz w:val="24"/>
-        </w:rPr>
-        <w:hyperlink r:id="rId11" w:history="1">
-          <w:r>
-            <w:rPr>
-              <w:rStyle w:val="Hyperlink"/>
-            </w:rPr>
-            <w:t>oprichting ge</w:t>
-          </w:r>
-        </w:hyperlink>
-      </w:r>
-      <w:r>
-        <w:rPr>
-          <w:u w:val="single" w:color="0000ff"/>
-          <w:rFonts w:ascii="Charis SIL Regular" w:hAnsi="Charis SIL Regular" w:eastAsia="Charis SIL Regular"/>
-          <w:b w:val="0"/>
-          <w:i w:val="0"/>
-          <w:color w:val="000000"/>
-          <w:sz w:val="24"/>
-        </w:rPr>
-        <w:hyperlink r:id="rId11" w:history="1">
-          <w:r>
-            <w:rPr>
-              <w:rStyle w:val="Hyperlink"/>
-            </w:rPr>
-            <w:t>g</w:t>
-          </w:r>
-        </w:hyperlink>
-      </w:r>
-      <w:r>
-        <w:rPr>
-          <w:u w:val="single" w:color="0000ff"/>
-          <w:rFonts w:ascii="Charis SIL Regular" w:hAnsi="Charis SIL Regular" w:eastAsia="Charis SIL Regular"/>
-          <w:b w:val="0"/>
-          <w:i w:val="0"/>
-          <w:color w:val="000000"/>
-          <w:sz w:val="24"/>
-        </w:rPr>
-        <w:hyperlink r:id="rId11" w:history="1">
-          <w:r>
-            <w:rPr>
-              <w:rStyle w:val="Hyperlink"/>
-            </w:rPr>
-            <w:t>even</w:t>
-          </w:r>
-        </w:hyperlink>
+        <w:t>overgedaan. In het Wereldmuseum Leiden zijn sinds de oprichting gegeven</w:t>
       </w:r>
       <w:r>
         <w:rPr>
@@ -2617,7 +2618,7 @@
           <w:sz w:val="24"/>
           <w:u w:val="single"/>
         </w:rPr>
-        <w:t>Etnografisch Muse</w:t>
+        <w:t>Etnografisch Museu</w:t>
       </w:r>
       <w:r>
         <w:rPr>
@@ -2628,7 +2629,7 @@
           <w:sz w:val="24"/>
           <w:u w:val="single"/>
         </w:rPr>
-        <w:t>u</w:t>
+        <w:t>m Arti</w:t>
       </w:r>
       <w:r>
         <w:rPr>
@@ -2637,9 +2638,8 @@
           <w:i w:val="0"/>
           <w:color w:val="0000FF"/>
           <w:sz w:val="24"/>
-          <w:u w:val="single"/>
-        </w:rPr>
-        <w:t>m Artis</w:t>
+        </w:rPr>
+        <w:t>s</w:t>
       </w:r>
       <w:r>
         <w:br/>
@@ -3301,7 +3301,7 @@
           <w:sz w:val="24"/>
           <w:u w:val="single"/>
         </w:rPr>
-        <w:hyperlink r:id="rId18" w:history="1">
+        <w:hyperlink r:id="rId17" w:history="1">
           <w:r>
             <w:rPr>
               <w:rStyle w:val="Hyperlink"/>
@@ -3319,7 +3319,7 @@
           <w:sz w:val="24"/>
           <w:u w:val="single"/>
         </w:rPr>
-        <w:hyperlink r:id="rId17" w:history="1">
+        <w:hyperlink r:id="rId18" w:history="1">
           <w:r>
             <w:rPr>
               <w:rStyle w:val="Hyperlink"/>
@@ -3348,7 +3348,7 @@
           <w:sz w:val="24"/>
           <w:u w:val="single"/>
         </w:rPr>
-        <w:hyperlink r:id="rId17" w:history="1">
+        <w:hyperlink r:id="rId18" w:history="1">
           <w:r>
             <w:rPr>
               <w:rStyle w:val="Hyperlink"/>
@@ -3578,7 +3578,7 @@
           <w:sz w:val="24"/>
           <w:u w:val="single"/>
         </w:rPr>
-        <w:hyperlink r:id="rId20" w:history="1">
+        <w:hyperlink r:id="rId19" w:history="1">
           <w:r>
             <w:rPr>
               <w:rStyle w:val="Hyperlink"/>
@@ -3625,7 +3625,7 @@
           <w:sz w:val="24"/>
           <w:u w:val="single"/>
         </w:rPr>
-        <w:hyperlink r:id="rId20" w:history="1">
+        <w:hyperlink r:id="rId19" w:history="1">
           <w:r>
             <w:rPr>
               <w:rStyle w:val="Hyperlink"/>

--- a/EXPORTS/DOCX/published/niveau3/Dutch/WMLeiden.docx
+++ b/EXPORTS/DOCX/published/niveau3/Dutch/WMLeiden.docx
@@ -300,50 +300,13 @@
       </w:r>
       <w:r>
         <w:rPr>
-          <w:u w:val="single" w:color="0000ff"/>
           <w:rFonts w:ascii="Charis SIL Regular" w:hAnsi="Charis SIL Regular" w:eastAsia="Charis SIL Regular"/>
           <w:b w:val="0"/>
           <w:i w:val="0"/>
           <w:color w:val="000000"/>
           <w:sz w:val="24"/>
         </w:rPr>
-        <w:hyperlink r:id="rId9" w:history="1">
-          <w:r>
-            <w:rPr>
-              <w:rStyle w:val="Hyperlink"/>
-            </w:rPr>
-            <w:t>naam 's</w:t>
-          </w:r>
-        </w:hyperlink>
-      </w:r>
-      <w:r>
-        <w:rPr>
-          <w:u w:val="single" w:color="0000ff"/>
-          <w:rFonts w:ascii="Charis SIL Regular" w:hAnsi="Charis SIL Regular" w:eastAsia="Charis SIL Regular"/>
-          <w:b w:val="0"/>
-          <w:i w:val="0"/>
-          <w:color w:val="000000"/>
-          <w:sz w:val="24"/>
-        </w:rPr>
-        <w:t xml:space="preserve"> </w:t>
-      </w:r>
-      <w:r>
-        <w:rPr>
-          <w:u w:val="single" w:color="0000ff"/>
-          <w:rFonts w:ascii="Charis SIL Regular" w:hAnsi="Charis SIL Regular" w:eastAsia="Charis SIL Regular"/>
-          <w:b w:val="0"/>
-          <w:i w:val="0"/>
-          <w:color w:val="000000"/>
-          <w:sz w:val="24"/>
-        </w:rPr>
-        <w:hyperlink r:id="rId9" w:history="1">
-          <w:r>
-            <w:rPr>
-              <w:rStyle w:val="Hyperlink"/>
-            </w:rPr>
-            <w:t xml:space="preserve">Rijks </w:t>
-          </w:r>
-        </w:hyperlink>
+        <w:t xml:space="preserve">naam 's Rijks </w:t>
       </w:r>
       <w:r>
         <w:rPr>
@@ -557,7 +520,25 @@
           <w:color w:val="000000"/>
           <w:sz w:val="24"/>
         </w:rPr>
-        <w:t xml:space="preserve">van de collectie van het </w:t>
+        <w:t>van de collectie v</w:t>
+      </w:r>
+      <w:r>
+        <w:rPr>
+          <w:u w:val="single" w:color="0000ff"/>
+          <w:rFonts w:ascii="Charis SIL Regular" w:hAnsi="Charis SIL Regular" w:eastAsia="Charis SIL Regular"/>
+          <w:b w:val="0"/>
+          <w:i w:val="0"/>
+          <w:color w:val="000000"/>
+          <w:sz w:val="24"/>
+        </w:rPr>
+        <w:hyperlink r:id="rId10" w:history="1">
+          <w:r>
+            <w:rPr>
+              <w:rStyle w:val="Hyperlink"/>
+            </w:rPr>
+            <w:t xml:space="preserve">an het </w:t>
+          </w:r>
+        </w:hyperlink>
       </w:r>
       <w:r>
         <w:rPr>
@@ -568,7 +549,7 @@
           <w:sz w:val="24"/>
           <w:u w:val="single"/>
         </w:rPr>
-        <w:hyperlink r:id="rId11" w:history="1">
+        <w:hyperlink r:id="rId10" w:history="1">
           <w:r>
             <w:rPr>
               <w:rStyle w:val="Hyperlink"/>
@@ -586,7 +567,7 @@
           <w:sz w:val="24"/>
           <w:u w:val="single"/>
         </w:rPr>
-        <w:hyperlink r:id="rId11" w:history="1">
+        <w:hyperlink r:id="rId10" w:history="1">
           <w:r>
             <w:rPr>
               <w:rStyle w:val="Hyperlink"/>
@@ -604,7 +585,7 @@
           <w:sz w:val="24"/>
           <w:u w:val="single"/>
         </w:rPr>
-        <w:hyperlink r:id="rId11" w:history="1">
+        <w:hyperlink r:id="rId10" w:history="1">
           <w:r>
             <w:rPr>
               <w:rStyle w:val="Hyperlink"/>
@@ -716,7 +697,7 @@
           <w:sz w:val="24"/>
           <w:u w:val="single"/>
         </w:rPr>
-        <w:hyperlink r:id="rId10" w:history="1">
+        <w:hyperlink r:id="rId11" w:history="1">
           <w:r>
             <w:rPr>
               <w:rStyle w:val="Hyperlink"/>
@@ -761,71 +742,7 @@
           <w:color w:val="000000"/>
           <w:sz w:val="24"/>
         </w:rPr>
-        <w:t>toenmalige Rijks Etnogr</w:t>
-      </w:r>
-      <w:r>
-        <w:rPr>
-          <w:u w:val="single" w:color="0000ff"/>
-          <w:rFonts w:ascii="Charis SIL Regular" w:hAnsi="Charis SIL Regular" w:eastAsia="Charis SIL Regular"/>
-          <w:b w:val="0"/>
-          <w:i w:val="0"/>
-          <w:color w:val="000000"/>
-          <w:sz w:val="24"/>
-        </w:rPr>
-        <w:hyperlink r:id="rId11" w:history="1">
-          <w:r>
-            <w:rPr>
-              <w:rStyle w:val="Hyperlink"/>
-            </w:rPr>
-            <w:t>afisch Mus</w:t>
-          </w:r>
-        </w:hyperlink>
-      </w:r>
-      <w:r>
-        <w:rPr>
-          <w:rFonts w:ascii="Charis SIL Regular" w:hAnsi="Charis SIL Regular" w:eastAsia="Charis SIL Regular"/>
-          <w:b w:val="0"/>
-          <w:i w:val="0"/>
-          <w:color w:val="000000"/>
-          <w:sz w:val="24"/>
-        </w:rPr>
-        <w:hyperlink r:id="rId11" w:history="1">
-          <w:r>
-            <w:rPr>
-              <w:rStyle w:val="Hyperlink"/>
-            </w:rPr>
-            <w:t>e</w:t>
-          </w:r>
-        </w:hyperlink>
-      </w:r>
-      <w:r>
-        <w:rPr>
-          <w:u w:val="single" w:color="0000ff"/>
-          <w:rFonts w:ascii="Charis SIL Regular" w:hAnsi="Charis SIL Regular" w:eastAsia="Charis SIL Regular"/>
-          <w:b w:val="0"/>
-          <w:i w:val="0"/>
-          <w:color w:val="000000"/>
-          <w:sz w:val="24"/>
-        </w:rPr>
-        <w:t>um</w:t>
-      </w:r>
-      <w:r>
-        <w:rPr>
-          <w:u w:val="single" w:color="0000ff"/>
-          <w:rFonts w:ascii="Charis SIL Regular" w:hAnsi="Charis SIL Regular" w:eastAsia="Charis SIL Regular"/>
-          <w:b w:val="0"/>
-          <w:i w:val="0"/>
-          <w:color w:val="000000"/>
-          <w:sz w:val="24"/>
-        </w:rPr>
-        <w:hyperlink r:id="rId11" w:history="1">
-          <w:r>
-            <w:rPr>
-              <w:rStyle w:val="Hyperlink"/>
-            </w:rPr>
-            <w:t>. On</w:t>
-          </w:r>
-        </w:hyperlink>
+        <w:t>toenmalige Rijks Etnografisch Museum. On</w:t>
       </w:r>
       <w:r>
         <w:rPr>
@@ -1860,43 +1777,7 @@
           <w:color w:val="000000"/>
           <w:sz w:val="24"/>
         </w:rPr>
-        <w:t>een aanzie</w:t>
-      </w:r>
-      <w:r>
-        <w:rPr>
-          <w:u w:val="single" w:color="0000ff"/>
-          <w:rFonts w:ascii="Charis SIL Regular" w:hAnsi="Charis SIL Regular" w:eastAsia="Charis SIL Regular"/>
-          <w:b w:val="0"/>
-          <w:i w:val="0"/>
-          <w:color w:val="000000"/>
-          <w:sz w:val="24"/>
-        </w:rPr>
-        <w:hyperlink r:id="rId10" w:history="1">
-          <w:r>
-            <w:rPr>
-              <w:rStyle w:val="Hyperlink"/>
-            </w:rPr>
-            <w:t>nlijke colle</w:t>
-          </w:r>
-        </w:hyperlink>
-      </w:r>
-      <w:r>
-        <w:rPr>
-          <w:u w:val="single" w:color="0000ff"/>
-          <w:rFonts w:ascii="Charis SIL Regular" w:hAnsi="Charis SIL Regular" w:eastAsia="Charis SIL Regular"/>
-          <w:b w:val="0"/>
-          <w:i w:val="0"/>
-          <w:color w:val="000000"/>
-          <w:sz w:val="24"/>
-        </w:rPr>
-        <w:hyperlink r:id="rId10" w:history="1">
-          <w:r>
-            <w:rPr>
-              <w:rStyle w:val="Hyperlink"/>
-            </w:rPr>
-            <w:t>ctie obje</w:t>
-          </w:r>
-        </w:hyperlink>
+        <w:t>een aanzienlijke collectie obje</w:t>
       </w:r>
       <w:r>
         <w:rPr>
@@ -2038,7 +1919,61 @@
           <w:color w:val="000000"/>
           <w:sz w:val="24"/>
         </w:rPr>
-        <w:t>overgedaan. In het Wereldmuseum Leiden zijn sinds de oprichting gegeven</w:t>
+        <w:t xml:space="preserve">overgedaan. In het Wereldmuseum Leiden zijn sinds de </w:t>
+      </w:r>
+      <w:r>
+        <w:rPr>
+          <w:u w:val="single" w:color="0000ff"/>
+          <w:rFonts w:ascii="Charis SIL Regular" w:hAnsi="Charis SIL Regular" w:eastAsia="Charis SIL Regular"/>
+          <w:b w:val="0"/>
+          <w:i w:val="0"/>
+          <w:color w:val="000000"/>
+          <w:sz w:val="24"/>
+        </w:rPr>
+        <w:hyperlink r:id="rId11" w:history="1">
+          <w:r>
+            <w:rPr>
+              <w:rStyle w:val="Hyperlink"/>
+            </w:rPr>
+            <w:t>oprichting ge</w:t>
+          </w:r>
+        </w:hyperlink>
+      </w:r>
+      <w:r>
+        <w:rPr>
+          <w:u w:val="single" w:color="0000ff"/>
+          <w:rFonts w:ascii="Charis SIL Regular" w:hAnsi="Charis SIL Regular" w:eastAsia="Charis SIL Regular"/>
+          <w:b w:val="0"/>
+          <w:i w:val="0"/>
+          <w:color w:val="000000"/>
+          <w:sz w:val="24"/>
+        </w:rPr>
+        <w:hyperlink r:id="rId11" w:history="1">
+          <w:r>
+            <w:rPr>
+              <w:rStyle w:val="Hyperlink"/>
+            </w:rPr>
+            <w:t>g</w:t>
+          </w:r>
+        </w:hyperlink>
+      </w:r>
+      <w:r>
+        <w:rPr>
+          <w:u w:val="single" w:color="0000ff"/>
+          <w:rFonts w:ascii="Charis SIL Regular" w:hAnsi="Charis SIL Regular" w:eastAsia="Charis SIL Regular"/>
+          <w:b w:val="0"/>
+          <w:i w:val="0"/>
+          <w:color w:val="000000"/>
+          <w:sz w:val="24"/>
+        </w:rPr>
+        <w:hyperlink r:id="rId11" w:history="1">
+          <w:r>
+            <w:rPr>
+              <w:rStyle w:val="Hyperlink"/>
+            </w:rPr>
+            <w:t>even</w:t>
+          </w:r>
+        </w:hyperlink>
       </w:r>
       <w:r>
         <w:rPr>
@@ -3301,7 +3236,7 @@
           <w:sz w:val="24"/>
           <w:u w:val="single"/>
         </w:rPr>
-        <w:hyperlink r:id="rId17" w:history="1">
+        <w:hyperlink r:id="rId18" w:history="1">
           <w:r>
             <w:rPr>
               <w:rStyle w:val="Hyperlink"/>
@@ -3578,7 +3513,7 @@
           <w:sz w:val="24"/>
           <w:u w:val="single"/>
         </w:rPr>
-        <w:hyperlink r:id="rId19" w:history="1">
+        <w:hyperlink r:id="rId20" w:history="1">
           <w:r>
             <w:rPr>
               <w:rStyle w:val="Hyperlink"/>
@@ -3625,7 +3560,7 @@
           <w:sz w:val="24"/>
           <w:u w:val="single"/>
         </w:rPr>
-        <w:hyperlink r:id="rId19" w:history="1">
+        <w:hyperlink r:id="rId20" w:history="1">
           <w:r>
             <w:rPr>
               <w:rStyle w:val="Hyperlink"/>

--- a/EXPORTS/DOCX/published/niveau3/Dutch/WMLeiden.docx
+++ b/EXPORTS/DOCX/published/niveau3/Dutch/WMLeiden.docx
@@ -300,13 +300,50 @@
       </w:r>
       <w:r>
         <w:rPr>
+          <w:u w:val="single" w:color="0000ff"/>
           <w:rFonts w:ascii="Charis SIL Regular" w:hAnsi="Charis SIL Regular" w:eastAsia="Charis SIL Regular"/>
           <w:b w:val="0"/>
           <w:i w:val="0"/>
           <w:color w:val="000000"/>
           <w:sz w:val="24"/>
         </w:rPr>
-        <w:t xml:space="preserve">naam 's Rijks </w:t>
+        <w:hyperlink r:id="rId9" w:history="1">
+          <w:r>
+            <w:rPr>
+              <w:rStyle w:val="Hyperlink"/>
+            </w:rPr>
+            <w:t>naam 's</w:t>
+          </w:r>
+        </w:hyperlink>
+      </w:r>
+      <w:r>
+        <w:rPr>
+          <w:u w:val="single" w:color="0000ff"/>
+          <w:rFonts w:ascii="Charis SIL Regular" w:hAnsi="Charis SIL Regular" w:eastAsia="Charis SIL Regular"/>
+          <w:b w:val="0"/>
+          <w:i w:val="0"/>
+          <w:color w:val="000000"/>
+          <w:sz w:val="24"/>
+        </w:rPr>
+        <w:t xml:space="preserve"> </w:t>
+      </w:r>
+      <w:r>
+        <w:rPr>
+          <w:u w:val="single" w:color="0000ff"/>
+          <w:rFonts w:ascii="Charis SIL Regular" w:hAnsi="Charis SIL Regular" w:eastAsia="Charis SIL Regular"/>
+          <w:b w:val="0"/>
+          <w:i w:val="0"/>
+          <w:color w:val="000000"/>
+          <w:sz w:val="24"/>
+        </w:rPr>
+        <w:hyperlink r:id="rId9" w:history="1">
+          <w:r>
+            <w:rPr>
+              <w:rStyle w:val="Hyperlink"/>
+            </w:rPr>
+            <w:t xml:space="preserve">Rijks </w:t>
+          </w:r>
+        </w:hyperlink>
       </w:r>
       <w:r>
         <w:rPr>
@@ -520,25 +557,7 @@
           <w:color w:val="000000"/>
           <w:sz w:val="24"/>
         </w:rPr>
-        <w:t>van de collectie v</w:t>
-      </w:r>
-      <w:r>
-        <w:rPr>
-          <w:u w:val="single" w:color="0000ff"/>
-          <w:rFonts w:ascii="Charis SIL Regular" w:hAnsi="Charis SIL Regular" w:eastAsia="Charis SIL Regular"/>
-          <w:b w:val="0"/>
-          <w:i w:val="0"/>
-          <w:color w:val="000000"/>
-          <w:sz w:val="24"/>
-        </w:rPr>
-        <w:hyperlink r:id="rId10" w:history="1">
-          <w:r>
-            <w:rPr>
-              <w:rStyle w:val="Hyperlink"/>
-            </w:rPr>
-            <w:t xml:space="preserve">an het </w:t>
-          </w:r>
-        </w:hyperlink>
+        <w:t xml:space="preserve">van de collectie van het </w:t>
       </w:r>
       <w:r>
         <w:rPr>
@@ -549,7 +568,7 @@
           <w:sz w:val="24"/>
           <w:u w:val="single"/>
         </w:rPr>
-        <w:hyperlink r:id="rId10" w:history="1">
+        <w:hyperlink r:id="rId11" w:history="1">
           <w:r>
             <w:rPr>
               <w:rStyle w:val="Hyperlink"/>
@@ -567,7 +586,7 @@
           <w:sz w:val="24"/>
           <w:u w:val="single"/>
         </w:rPr>
-        <w:hyperlink r:id="rId10" w:history="1">
+        <w:hyperlink r:id="rId11" w:history="1">
           <w:r>
             <w:rPr>
               <w:rStyle w:val="Hyperlink"/>
@@ -585,7 +604,7 @@
           <w:sz w:val="24"/>
           <w:u w:val="single"/>
         </w:rPr>
-        <w:hyperlink r:id="rId10" w:history="1">
+        <w:hyperlink r:id="rId11" w:history="1">
           <w:r>
             <w:rPr>
               <w:rStyle w:val="Hyperlink"/>
@@ -603,7 +622,7 @@
           <w:sz w:val="24"/>
           <w:u w:val="single"/>
         </w:rPr>
-        <w:hyperlink r:id="rId10" w:history="1">
+        <w:hyperlink r:id="rId11" w:history="1">
           <w:r>
             <w:rPr>
               <w:rStyle w:val="Hyperlink"/>
@@ -632,7 +651,7 @@
           <w:sz w:val="24"/>
           <w:u w:val="single"/>
         </w:rPr>
-        <w:hyperlink r:id="rId10" w:history="1">
+        <w:hyperlink r:id="rId11" w:history="1">
           <w:r>
             <w:rPr>
               <w:rStyle w:val="Hyperlink"/>
@@ -697,7 +716,7 @@
           <w:sz w:val="24"/>
           <w:u w:val="single"/>
         </w:rPr>
-        <w:hyperlink r:id="rId11" w:history="1">
+        <w:hyperlink r:id="rId10" w:history="1">
           <w:r>
             <w:rPr>
               <w:rStyle w:val="Hyperlink"/>
@@ -742,7 +761,71 @@
           <w:color w:val="000000"/>
           <w:sz w:val="24"/>
         </w:rPr>
-        <w:t>toenmalige Rijks Etnografisch Museum. On</w:t>
+        <w:t>toenmalige Rijks Etnogr</w:t>
+      </w:r>
+      <w:r>
+        <w:rPr>
+          <w:u w:val="single" w:color="0000ff"/>
+          <w:rFonts w:ascii="Charis SIL Regular" w:hAnsi="Charis SIL Regular" w:eastAsia="Charis SIL Regular"/>
+          <w:b w:val="0"/>
+          <w:i w:val="0"/>
+          <w:color w:val="000000"/>
+          <w:sz w:val="24"/>
+        </w:rPr>
+        <w:hyperlink r:id="rId11" w:history="1">
+          <w:r>
+            <w:rPr>
+              <w:rStyle w:val="Hyperlink"/>
+            </w:rPr>
+            <w:t>afisch Mus</w:t>
+          </w:r>
+        </w:hyperlink>
+      </w:r>
+      <w:r>
+        <w:rPr>
+          <w:rFonts w:ascii="Charis SIL Regular" w:hAnsi="Charis SIL Regular" w:eastAsia="Charis SIL Regular"/>
+          <w:b w:val="0"/>
+          <w:i w:val="0"/>
+          <w:color w:val="000000"/>
+          <w:sz w:val="24"/>
+        </w:rPr>
+        <w:hyperlink r:id="rId11" w:history="1">
+          <w:r>
+            <w:rPr>
+              <w:rStyle w:val="Hyperlink"/>
+            </w:rPr>
+            <w:t>e</w:t>
+          </w:r>
+        </w:hyperlink>
+      </w:r>
+      <w:r>
+        <w:rPr>
+          <w:u w:val="single" w:color="0000ff"/>
+          <w:rFonts w:ascii="Charis SIL Regular" w:hAnsi="Charis SIL Regular" w:eastAsia="Charis SIL Regular"/>
+          <w:b w:val="0"/>
+          <w:i w:val="0"/>
+          <w:color w:val="000000"/>
+          <w:sz w:val="24"/>
+        </w:rPr>
+        <w:t>um</w:t>
+      </w:r>
+      <w:r>
+        <w:rPr>
+          <w:u w:val="single" w:color="0000ff"/>
+          <w:rFonts w:ascii="Charis SIL Regular" w:hAnsi="Charis SIL Regular" w:eastAsia="Charis SIL Regular"/>
+          <w:b w:val="0"/>
+          <w:i w:val="0"/>
+          <w:color w:val="000000"/>
+          <w:sz w:val="24"/>
+        </w:rPr>
+        <w:hyperlink r:id="rId11" w:history="1">
+          <w:r>
+            <w:rPr>
+              <w:rStyle w:val="Hyperlink"/>
+            </w:rPr>
+            <w:t>. On</w:t>
+          </w:r>
+        </w:hyperlink>
       </w:r>
       <w:r>
         <w:rPr>
@@ -1777,7 +1860,43 @@
           <w:color w:val="000000"/>
           <w:sz w:val="24"/>
         </w:rPr>
-        <w:t>een aanzienlijke collectie obje</w:t>
+        <w:t>een aanzie</w:t>
+      </w:r>
+      <w:r>
+        <w:rPr>
+          <w:u w:val="single" w:color="0000ff"/>
+          <w:rFonts w:ascii="Charis SIL Regular" w:hAnsi="Charis SIL Regular" w:eastAsia="Charis SIL Regular"/>
+          <w:b w:val="0"/>
+          <w:i w:val="0"/>
+          <w:color w:val="000000"/>
+          <w:sz w:val="24"/>
+        </w:rPr>
+        <w:hyperlink r:id="rId10" w:history="1">
+          <w:r>
+            <w:rPr>
+              <w:rStyle w:val="Hyperlink"/>
+            </w:rPr>
+            <w:t>nlijke colle</w:t>
+          </w:r>
+        </w:hyperlink>
+      </w:r>
+      <w:r>
+        <w:rPr>
+          <w:u w:val="single" w:color="0000ff"/>
+          <w:rFonts w:ascii="Charis SIL Regular" w:hAnsi="Charis SIL Regular" w:eastAsia="Charis SIL Regular"/>
+          <w:b w:val="0"/>
+          <w:i w:val="0"/>
+          <w:color w:val="000000"/>
+          <w:sz w:val="24"/>
+        </w:rPr>
+        <w:hyperlink r:id="rId10" w:history="1">
+          <w:r>
+            <w:rPr>
+              <w:rStyle w:val="Hyperlink"/>
+            </w:rPr>
+            <w:t>ctie obje</w:t>
+          </w:r>
+        </w:hyperlink>
       </w:r>
       <w:r>
         <w:rPr>
@@ -2553,7 +2672,7 @@
           <w:sz w:val="24"/>
           <w:u w:val="single"/>
         </w:rPr>
-        <w:t>Etnografisch Museu</w:t>
+        <w:t>Etnografisch Muse</w:t>
       </w:r>
       <w:r>
         <w:rPr>
@@ -2564,7 +2683,7 @@
           <w:sz w:val="24"/>
           <w:u w:val="single"/>
         </w:rPr>
-        <w:t>m Arti</w:t>
+        <w:t>u</w:t>
       </w:r>
       <w:r>
         <w:rPr>
@@ -2573,8 +2692,9 @@
           <w:i w:val="0"/>
           <w:color w:val="0000FF"/>
           <w:sz w:val="24"/>
-        </w:rPr>
-        <w:t>s</w:t>
+          <w:u w:val="single"/>
+        </w:rPr>
+        <w:t>m Artis</w:t>
       </w:r>
       <w:r>
         <w:br/>

--- a/EXPORTS/DOCX/published/niveau3/Dutch/WMLeiden.docx
+++ b/EXPORTS/DOCX/published/niveau3/Dutch/WMLeiden.docx
@@ -568,7 +568,7 @@
           <w:sz w:val="24"/>
           <w:u w:val="single"/>
         </w:rPr>
-        <w:hyperlink r:id="rId11" w:history="1">
+        <w:hyperlink r:id="rId10" w:history="1">
           <w:r>
             <w:rPr>
               <w:rStyle w:val="Hyperlink"/>
@@ -586,7 +586,7 @@
           <w:sz w:val="24"/>
           <w:u w:val="single"/>
         </w:rPr>
-        <w:hyperlink r:id="rId11" w:history="1">
+        <w:hyperlink r:id="rId10" w:history="1">
           <w:r>
             <w:rPr>
               <w:rStyle w:val="Hyperlink"/>
@@ -604,7 +604,7 @@
           <w:sz w:val="24"/>
           <w:u w:val="single"/>
         </w:rPr>
-        <w:hyperlink r:id="rId11" w:history="1">
+        <w:hyperlink r:id="rId10" w:history="1">
           <w:r>
             <w:rPr>
               <w:rStyle w:val="Hyperlink"/>
@@ -622,7 +622,7 @@
           <w:sz w:val="24"/>
           <w:u w:val="single"/>
         </w:rPr>
-        <w:hyperlink r:id="rId11" w:history="1">
+        <w:hyperlink r:id="rId10" w:history="1">
           <w:r>
             <w:rPr>
               <w:rStyle w:val="Hyperlink"/>
@@ -669,7 +669,7 @@
           <w:sz w:val="24"/>
           <w:u w:val="single"/>
         </w:rPr>
-        <w:hyperlink r:id="rId10" w:history="1">
+        <w:hyperlink r:id="rId11" w:history="1">
           <w:r>
             <w:rPr>
               <w:rStyle w:val="Hyperlink"/>
@@ -687,7 +687,7 @@
           <w:sz w:val="24"/>
           <w:u w:val="single"/>
         </w:rPr>
-        <w:hyperlink r:id="rId10" w:history="1">
+        <w:hyperlink r:id="rId11" w:history="1">
           <w:r>
             <w:rPr>
               <w:rStyle w:val="Hyperlink"/>
@@ -716,7 +716,7 @@
           <w:sz w:val="24"/>
           <w:u w:val="single"/>
         </w:rPr>
-        <w:hyperlink r:id="rId10" w:history="1">
+        <w:hyperlink r:id="rId11" w:history="1">
           <w:r>
             <w:rPr>
               <w:rStyle w:val="Hyperlink"/>
@@ -777,37 +777,30 @@
             <w:rPr>
               <w:rStyle w:val="Hyperlink"/>
             </w:rPr>
-            <w:t>afisch Mus</w:t>
+            <w:t>afisch Muse</w:t>
           </w:r>
         </w:hyperlink>
       </w:r>
       <w:r>
         <w:rPr>
+          <w:u w:val="single" w:color="0000ff"/>
           <w:rFonts w:ascii="Charis SIL Regular" w:hAnsi="Charis SIL Regular" w:eastAsia="Charis SIL Regular"/>
           <w:b w:val="0"/>
           <w:i w:val="0"/>
           <w:color w:val="000000"/>
           <w:sz w:val="24"/>
         </w:rPr>
-        <w:hyperlink r:id="rId11" w:history="1">
-          <w:r>
-            <w:rPr>
-              <w:rStyle w:val="Hyperlink"/>
-            </w:rPr>
-            <w:t>e</w:t>
-          </w:r>
-        </w:hyperlink>
-      </w:r>
-      <w:r>
-        <w:rPr>
-          <w:u w:val="single" w:color="0000ff"/>
+        <w:t>u</w:t>
+      </w:r>
+      <w:r>
+        <w:rPr>
           <w:rFonts w:ascii="Charis SIL Regular" w:hAnsi="Charis SIL Regular" w:eastAsia="Charis SIL Regular"/>
           <w:b w:val="0"/>
           <w:i w:val="0"/>
           <w:color w:val="000000"/>
           <w:sz w:val="24"/>
         </w:rPr>
-        <w:t>um</w:t>
+        <w:t>m</w:t>
       </w:r>
       <w:r>
         <w:rPr>
@@ -1145,146 +1138,7 @@
           <w:color w:val="000000"/>
           <w:sz w:val="24"/>
         </w:rPr>
-        <w:t>Daarnaast was het Rij</w:t>
-      </w:r>
-      <w:r>
-        <w:rPr>
-          <w:rFonts w:ascii="Charis SIL Regular" w:hAnsi="Charis SIL Regular" w:eastAsia="Charis SIL Regular"/>
-          <w:b w:val="0"/>
-          <w:i w:val="0"/>
-          <w:color w:val="000000"/>
-          <w:sz w:val="24"/>
-        </w:rPr>
-        <w:hyperlink r:id="rId12" w:history="1">
-          <w:r>
-            <w:rPr>
-              <w:rStyle w:val="Hyperlink"/>
-            </w:rPr>
-            <w:t>ks Etnogra</w:t>
-          </w:r>
-        </w:hyperlink>
-      </w:r>
-      <w:r>
-        <w:rPr>
-          <w:rFonts w:ascii="Charis SIL Regular" w:hAnsi="Charis SIL Regular" w:eastAsia="Charis SIL Regular"/>
-          <w:b w:val="0"/>
-          <w:i w:val="0"/>
-          <w:color w:val="000000"/>
-          <w:sz w:val="24"/>
-        </w:rPr>
-        <w:hyperlink r:id="rId12" w:history="1">
-          <w:r>
-            <w:rPr>
-              <w:rStyle w:val="Hyperlink"/>
-            </w:rPr>
-            <w:t>fisch Muse</w:t>
-          </w:r>
-        </w:hyperlink>
-      </w:r>
-      <w:r>
-        <w:rPr>
-          <w:rFonts w:ascii="Charis SIL Regular" w:hAnsi="Charis SIL Regular" w:eastAsia="Charis SIL Regular"/>
-          <w:b w:val="0"/>
-          <w:i w:val="0"/>
-          <w:color w:val="000000"/>
-          <w:sz w:val="24"/>
-        </w:rPr>
-        <w:t>um</w:t>
-      </w:r>
-      <w:r>
-        <w:rPr>
-          <w:rFonts w:ascii="Charis SIL Regular" w:hAnsi="Charis SIL Regular" w:eastAsia="Charis SIL Regular"/>
-          <w:b w:val="0"/>
-          <w:i w:val="0"/>
-          <w:color w:val="000000"/>
-          <w:sz w:val="24"/>
-        </w:rPr>
-        <w:hyperlink r:id="rId12" w:history="1">
-          <w:r>
-            <w:rPr>
-              <w:rStyle w:val="Hyperlink"/>
-            </w:rPr>
-            <w:t xml:space="preserve"> zelf een act</w:t>
-          </w:r>
-        </w:hyperlink>
-      </w:r>
-      <w:r>
-        <w:rPr>
-          <w:rFonts w:ascii="Charis SIL Regular" w:hAnsi="Charis SIL Regular" w:eastAsia="Charis SIL Regular"/>
-          <w:b w:val="0"/>
-          <w:i w:val="0"/>
-          <w:color w:val="000000"/>
-          <w:sz w:val="24"/>
-        </w:rPr>
-        <w:hyperlink r:id="rId12" w:history="1">
-          <w:r>
-            <w:rPr>
-              <w:rStyle w:val="Hyperlink"/>
-            </w:rPr>
-            <w:t>i</w:t>
-          </w:r>
-        </w:hyperlink>
-      </w:r>
-      <w:r>
-        <w:rPr>
-          <w:rFonts w:ascii="Charis SIL Regular" w:hAnsi="Charis SIL Regular" w:eastAsia="Charis SIL Regular"/>
-          <w:b w:val="0"/>
-          <w:i w:val="0"/>
-          <w:color w:val="000000"/>
-          <w:sz w:val="24"/>
-        </w:rPr>
-        <w:hyperlink r:id="rId12" w:history="1">
-          <w:r>
-            <w:rPr>
-              <w:rStyle w:val="Hyperlink"/>
-            </w:rPr>
-            <w:t>eve</w:t>
-          </w:r>
-        </w:hyperlink>
-      </w:r>
-      <w:r>
-        <w:rPr>
-          <w:rFonts w:ascii="Charis SIL Regular" w:hAnsi="Charis SIL Regular" w:eastAsia="Charis SIL Regular"/>
-          <w:b w:val="0"/>
-          <w:i w:val="0"/>
-          <w:color w:val="000000"/>
-          <w:sz w:val="24"/>
-        </w:rPr>
-        <w:t xml:space="preserve"> </w:t>
-      </w:r>
-      <w:r>
-        <w:rPr>
-          <w:rFonts w:ascii="Charis SIL Regular" w:hAnsi="Charis SIL Regular" w:eastAsia="Charis SIL Regular"/>
-          <w:b w:val="0"/>
-          <w:i w:val="0"/>
-          <w:color w:val="000000"/>
-          <w:sz w:val="24"/>
-        </w:rPr>
-        <w:hyperlink r:id="rId12" w:history="1">
-          <w:r>
-            <w:rPr>
-              <w:rStyle w:val="Hyperlink"/>
-            </w:rPr>
-            <w:t>koper va</w:t>
-          </w:r>
-        </w:hyperlink>
-      </w:r>
-      <w:r>
-        <w:rPr>
-          <w:rFonts w:ascii="Charis SIL Regular" w:hAnsi="Charis SIL Regular" w:eastAsia="Charis SIL Regular"/>
-          <w:b w:val="0"/>
-          <w:i w:val="0"/>
-          <w:color w:val="000000"/>
-          <w:sz w:val="24"/>
-        </w:rPr>
-        <w:hyperlink r:id="rId12" w:history="1">
-          <w:r>
-            <w:rPr>
-              <w:rStyle w:val="Hyperlink"/>
-            </w:rPr>
-            <w:t>n e</w:t>
-          </w:r>
-        </w:hyperlink>
+        <w:t>Daarnaast was het Rijks Etnografisch Museum zelf een actieve koper van e</w:t>
       </w:r>
       <w:r>
         <w:rPr>
@@ -1860,25 +1714,7 @@
           <w:color w:val="000000"/>
           <w:sz w:val="24"/>
         </w:rPr>
-        <w:t>een aanzie</w:t>
-      </w:r>
-      <w:r>
-        <w:rPr>
-          <w:u w:val="single" w:color="0000ff"/>
-          <w:rFonts w:ascii="Charis SIL Regular" w:hAnsi="Charis SIL Regular" w:eastAsia="Charis SIL Regular"/>
-          <w:b w:val="0"/>
-          <w:i w:val="0"/>
-          <w:color w:val="000000"/>
-          <w:sz w:val="24"/>
-        </w:rPr>
-        <w:hyperlink r:id="rId10" w:history="1">
-          <w:r>
-            <w:rPr>
-              <w:rStyle w:val="Hyperlink"/>
-            </w:rPr>
-            <w:t>nlijke colle</w:t>
-          </w:r>
-        </w:hyperlink>
+        <w:t>een aanzienlijke colle</w:t>
       </w:r>
       <w:r>
         <w:rPr>
@@ -3680,7 +3516,7 @@
           <w:sz w:val="24"/>
           <w:u w:val="single"/>
         </w:rPr>
-        <w:hyperlink r:id="rId20" w:history="1">
+        <w:hyperlink r:id="rId19" w:history="1">
           <w:r>
             <w:rPr>
               <w:rStyle w:val="Hyperlink"/>

--- a/EXPORTS/DOCX/published/niveau3/Dutch/WMLeiden.docx
+++ b/EXPORTS/DOCX/published/niveau3/Dutch/WMLeiden.docx
@@ -557,7 +557,24 @@
           <w:color w:val="000000"/>
           <w:sz w:val="24"/>
         </w:rPr>
-        <w:t xml:space="preserve">van de collectie van het </w:t>
+        <w:t>van de collectie v</w:t>
+      </w:r>
+      <w:r>
+        <w:rPr>
+          <w:rFonts w:ascii="Charis SIL Regular" w:hAnsi="Charis SIL Regular" w:eastAsia="Charis SIL Regular"/>
+          <w:b w:val="0"/>
+          <w:i w:val="0"/>
+          <w:color w:val="000000"/>
+          <w:sz w:val="24"/>
+        </w:rPr>
+        <w:hyperlink r:id="rId10" w:history="1">
+          <w:r>
+            <w:rPr>
+              <w:rStyle w:val="Hyperlink"/>
+            </w:rPr>
+            <w:t xml:space="preserve">an het </w:t>
+          </w:r>
+        </w:hyperlink>
       </w:r>
       <w:r>
         <w:rPr>
@@ -651,7 +668,7 @@
           <w:sz w:val="24"/>
           <w:u w:val="single"/>
         </w:rPr>
-        <w:hyperlink r:id="rId11" w:history="1">
+        <w:hyperlink r:id="rId10" w:history="1">
           <w:r>
             <w:rPr>
               <w:rStyle w:val="Hyperlink"/>
@@ -669,7 +686,7 @@
           <w:sz w:val="24"/>
           <w:u w:val="single"/>
         </w:rPr>
-        <w:hyperlink r:id="rId11" w:history="1">
+        <w:hyperlink r:id="rId10" w:history="1">
           <w:r>
             <w:rPr>
               <w:rStyle w:val="Hyperlink"/>
@@ -687,7 +704,7 @@
           <w:sz w:val="24"/>
           <w:u w:val="single"/>
         </w:rPr>
-        <w:hyperlink r:id="rId11" w:history="1">
+        <w:hyperlink r:id="rId10" w:history="1">
           <w:r>
             <w:rPr>
               <w:rStyle w:val="Hyperlink"/>
@@ -716,7 +733,7 @@
           <w:sz w:val="24"/>
           <w:u w:val="single"/>
         </w:rPr>
-        <w:hyperlink r:id="rId11" w:history="1">
+        <w:hyperlink r:id="rId10" w:history="1">
           <w:r>
             <w:rPr>
               <w:rStyle w:val="Hyperlink"/>
@@ -777,12 +794,29 @@
             <w:rPr>
               <w:rStyle w:val="Hyperlink"/>
             </w:rPr>
-            <w:t>afisch Muse</w:t>
+            <w:t>afisch Mus</w:t>
           </w:r>
         </w:hyperlink>
       </w:r>
       <w:r>
         <w:rPr>
+          <w:rFonts w:ascii="Charis SIL Regular" w:hAnsi="Charis SIL Regular" w:eastAsia="Charis SIL Regular"/>
+          <w:b w:val="0"/>
+          <w:i w:val="0"/>
+          <w:color w:val="000000"/>
+          <w:sz w:val="24"/>
+        </w:rPr>
+        <w:hyperlink r:id="rId11" w:history="1">
+          <w:r>
+            <w:rPr>
+              <w:rStyle w:val="Hyperlink"/>
+            </w:rPr>
+            <w:t>e</w:t>
+          </w:r>
+        </w:hyperlink>
+      </w:r>
+      <w:r>
+        <w:rPr>
           <w:u w:val="single" w:color="0000ff"/>
           <w:rFonts w:ascii="Charis SIL Regular" w:hAnsi="Charis SIL Regular" w:eastAsia="Charis SIL Regular"/>
           <w:b w:val="0"/>
@@ -790,17 +824,7 @@
           <w:color w:val="000000"/>
           <w:sz w:val="24"/>
         </w:rPr>
-        <w:t>u</w:t>
-      </w:r>
-      <w:r>
-        <w:rPr>
-          <w:rFonts w:ascii="Charis SIL Regular" w:hAnsi="Charis SIL Regular" w:eastAsia="Charis SIL Regular"/>
-          <w:b w:val="0"/>
-          <w:i w:val="0"/>
-          <w:color w:val="000000"/>
-          <w:sz w:val="24"/>
-        </w:rPr>
-        <w:t>m</w:t>
+        <w:t>um</w:t>
       </w:r>
       <w:r>
         <w:rPr>
@@ -1138,7 +1162,129 @@
           <w:color w:val="000000"/>
           <w:sz w:val="24"/>
         </w:rPr>
-        <w:t>Daarnaast was het Rijks Etnografisch Museum zelf een actieve koper van e</w:t>
+        <w:t>Daarnaast was het Rijks Etnogra</w:t>
+      </w:r>
+      <w:r>
+        <w:rPr>
+          <w:rFonts w:ascii="Charis SIL Regular" w:hAnsi="Charis SIL Regular" w:eastAsia="Charis SIL Regular"/>
+          <w:b w:val="0"/>
+          <w:i w:val="0"/>
+          <w:color w:val="000000"/>
+          <w:sz w:val="24"/>
+        </w:rPr>
+        <w:hyperlink r:id="rId12" w:history="1">
+          <w:r>
+            <w:rPr>
+              <w:rStyle w:val="Hyperlink"/>
+            </w:rPr>
+            <w:t>fisch Muse</w:t>
+          </w:r>
+        </w:hyperlink>
+      </w:r>
+      <w:r>
+        <w:rPr>
+          <w:rFonts w:ascii="Charis SIL Regular" w:hAnsi="Charis SIL Regular" w:eastAsia="Charis SIL Regular"/>
+          <w:b w:val="0"/>
+          <w:i w:val="0"/>
+          <w:color w:val="000000"/>
+          <w:sz w:val="24"/>
+        </w:rPr>
+        <w:t>um</w:t>
+      </w:r>
+      <w:r>
+        <w:rPr>
+          <w:rFonts w:ascii="Charis SIL Regular" w:hAnsi="Charis SIL Regular" w:eastAsia="Charis SIL Regular"/>
+          <w:b w:val="0"/>
+          <w:i w:val="0"/>
+          <w:color w:val="000000"/>
+          <w:sz w:val="24"/>
+        </w:rPr>
+        <w:hyperlink r:id="rId12" w:history="1">
+          <w:r>
+            <w:rPr>
+              <w:rStyle w:val="Hyperlink"/>
+            </w:rPr>
+            <w:t xml:space="preserve"> zelf een act</w:t>
+          </w:r>
+        </w:hyperlink>
+      </w:r>
+      <w:r>
+        <w:rPr>
+          <w:rFonts w:ascii="Charis SIL Regular" w:hAnsi="Charis SIL Regular" w:eastAsia="Charis SIL Regular"/>
+          <w:b w:val="0"/>
+          <w:i w:val="0"/>
+          <w:color w:val="000000"/>
+          <w:sz w:val="24"/>
+        </w:rPr>
+        <w:hyperlink r:id="rId12" w:history="1">
+          <w:r>
+            <w:rPr>
+              <w:rStyle w:val="Hyperlink"/>
+            </w:rPr>
+            <w:t>i</w:t>
+          </w:r>
+        </w:hyperlink>
+      </w:r>
+      <w:r>
+        <w:rPr>
+          <w:rFonts w:ascii="Charis SIL Regular" w:hAnsi="Charis SIL Regular" w:eastAsia="Charis SIL Regular"/>
+          <w:b w:val="0"/>
+          <w:i w:val="0"/>
+          <w:color w:val="000000"/>
+          <w:sz w:val="24"/>
+        </w:rPr>
+        <w:hyperlink r:id="rId12" w:history="1">
+          <w:r>
+            <w:rPr>
+              <w:rStyle w:val="Hyperlink"/>
+            </w:rPr>
+            <w:t>eve</w:t>
+          </w:r>
+        </w:hyperlink>
+      </w:r>
+      <w:r>
+        <w:rPr>
+          <w:rFonts w:ascii="Charis SIL Regular" w:hAnsi="Charis SIL Regular" w:eastAsia="Charis SIL Regular"/>
+          <w:b w:val="0"/>
+          <w:i w:val="0"/>
+          <w:color w:val="000000"/>
+          <w:sz w:val="24"/>
+        </w:rPr>
+        <w:t xml:space="preserve"> </w:t>
+      </w:r>
+      <w:r>
+        <w:rPr>
+          <w:rFonts w:ascii="Charis SIL Regular" w:hAnsi="Charis SIL Regular" w:eastAsia="Charis SIL Regular"/>
+          <w:b w:val="0"/>
+          <w:i w:val="0"/>
+          <w:color w:val="000000"/>
+          <w:sz w:val="24"/>
+        </w:rPr>
+        <w:hyperlink r:id="rId12" w:history="1">
+          <w:r>
+            <w:rPr>
+              <w:rStyle w:val="Hyperlink"/>
+            </w:rPr>
+            <w:t>koper va</w:t>
+          </w:r>
+        </w:hyperlink>
+      </w:r>
+      <w:r>
+        <w:rPr>
+          <w:rFonts w:ascii="Charis SIL Regular" w:hAnsi="Charis SIL Regular" w:eastAsia="Charis SIL Regular"/>
+          <w:b w:val="0"/>
+          <w:i w:val="0"/>
+          <w:color w:val="000000"/>
+          <w:sz w:val="24"/>
+        </w:rPr>
+        <w:hyperlink r:id="rId12" w:history="1">
+          <w:r>
+            <w:rPr>
+              <w:rStyle w:val="Hyperlink"/>
+            </w:rPr>
+            <w:t>n e</w:t>
+          </w:r>
+        </w:hyperlink>
       </w:r>
       <w:r>
         <w:rPr>
@@ -1714,43 +1860,7 @@
           <w:color w:val="000000"/>
           <w:sz w:val="24"/>
         </w:rPr>
-        <w:t>een aanzienlijke colle</w:t>
-      </w:r>
-      <w:r>
-        <w:rPr>
-          <w:u w:val="single" w:color="0000ff"/>
-          <w:rFonts w:ascii="Charis SIL Regular" w:hAnsi="Charis SIL Regular" w:eastAsia="Charis SIL Regular"/>
-          <w:b w:val="0"/>
-          <w:i w:val="0"/>
-          <w:color w:val="000000"/>
-          <w:sz w:val="24"/>
-        </w:rPr>
-        <w:hyperlink r:id="rId10" w:history="1">
-          <w:r>
-            <w:rPr>
-              <w:rStyle w:val="Hyperlink"/>
-            </w:rPr>
-            <w:t>ctie obje</w:t>
-          </w:r>
-        </w:hyperlink>
-      </w:r>
-      <w:r>
-        <w:rPr>
-          <w:u w:val="single" w:color="0000ff"/>
-          <w:rFonts w:ascii="Charis SIL Regular" w:hAnsi="Charis SIL Regular" w:eastAsia="Charis SIL Regular"/>
-          <w:b w:val="0"/>
-          <w:i w:val="0"/>
-          <w:color w:val="000000"/>
-          <w:sz w:val="24"/>
-        </w:rPr>
-        <w:hyperlink r:id="rId10" w:history="1">
-          <w:r>
-            <w:rPr>
-              <w:rStyle w:val="Hyperlink"/>
-            </w:rPr>
-            <w:t>cten</w:t>
-          </w:r>
-        </w:hyperlink>
+        <w:t>een aanzienlijke collectie objecten</w:t>
       </w:r>
       <w:r>
         <w:rPr>
@@ -2508,7 +2618,7 @@
           <w:sz w:val="24"/>
           <w:u w:val="single"/>
         </w:rPr>
-        <w:t>Etnografisch Muse</w:t>
+        <w:t>Etnografisch Museu</w:t>
       </w:r>
       <w:r>
         <w:rPr>
@@ -2519,7 +2629,7 @@
           <w:sz w:val="24"/>
           <w:u w:val="single"/>
         </w:rPr>
-        <w:t>u</w:t>
+        <w:t>m Arti</w:t>
       </w:r>
       <w:r>
         <w:rPr>
@@ -2528,9 +2638,8 @@
           <w:i w:val="0"/>
           <w:color w:val="0000FF"/>
           <w:sz w:val="24"/>
-          <w:u w:val="single"/>
-        </w:rPr>
-        <w:t>m Artis</w:t>
+        </w:rPr>
+        <w:t>s</w:t>
       </w:r>
       <w:r>
         <w:br/>
@@ -3192,7 +3301,7 @@
           <w:sz w:val="24"/>
           <w:u w:val="single"/>
         </w:rPr>
-        <w:hyperlink r:id="rId18" w:history="1">
+        <w:hyperlink r:id="rId17" w:history="1">
           <w:r>
             <w:rPr>
               <w:rStyle w:val="Hyperlink"/>
@@ -3210,7 +3319,7 @@
           <w:sz w:val="24"/>
           <w:u w:val="single"/>
         </w:rPr>
-        <w:hyperlink r:id="rId18" w:history="1">
+        <w:hyperlink r:id="rId17" w:history="1">
           <w:r>
             <w:rPr>
               <w:rStyle w:val="Hyperlink"/>
@@ -3239,7 +3348,7 @@
           <w:sz w:val="24"/>
           <w:u w:val="single"/>
         </w:rPr>
-        <w:hyperlink r:id="rId18" w:history="1">
+        <w:hyperlink r:id="rId17" w:history="1">
           <w:r>
             <w:rPr>
               <w:rStyle w:val="Hyperlink"/>
@@ -3387,7 +3496,7 @@
           <w:sz w:val="24"/>
           <w:u w:val="single"/>
         </w:rPr>
-        <w:hyperlink r:id="rId19" w:history="1">
+        <w:hyperlink r:id="rId18" w:history="1">
           <w:r>
             <w:rPr>
               <w:rStyle w:val="Hyperlink"/>
@@ -3405,7 +3514,7 @@
           <w:sz w:val="24"/>
           <w:u w:val="single"/>
         </w:rPr>
-        <w:hyperlink r:id="rId19" w:history="1">
+        <w:hyperlink r:id="rId18" w:history="1">
           <w:r>
             <w:rPr>
               <w:rStyle w:val="Hyperlink"/>
@@ -3423,7 +3532,7 @@
           <w:sz w:val="24"/>
           <w:u w:val="single"/>
         </w:rPr>
-        <w:hyperlink r:id="rId19" w:history="1">
+        <w:hyperlink r:id="rId18" w:history="1">
           <w:r>
             <w:rPr>
               <w:rStyle w:val="Hyperlink"/>
@@ -3441,7 +3550,7 @@
           <w:sz w:val="24"/>
           <w:u w:val="single"/>
         </w:rPr>
-        <w:hyperlink r:id="rId19" w:history="1">
+        <w:hyperlink r:id="rId18" w:history="1">
           <w:r>
             <w:rPr>
               <w:rStyle w:val="Hyperlink"/>
@@ -3469,7 +3578,7 @@
           <w:sz w:val="24"/>
           <w:u w:val="single"/>
         </w:rPr>
-        <w:hyperlink r:id="rId20" w:history="1">
+        <w:hyperlink r:id="rId19" w:history="1">
           <w:r>
             <w:rPr>
               <w:rStyle w:val="Hyperlink"/>
@@ -3487,7 +3596,7 @@
           <w:sz w:val="24"/>
           <w:u w:val="single"/>
         </w:rPr>
-        <w:hyperlink r:id="rId20" w:history="1">
+        <w:hyperlink r:id="rId19" w:history="1">
           <w:r>
             <w:rPr>
               <w:rStyle w:val="Hyperlink"/>
@@ -3516,7 +3625,7 @@
           <w:sz w:val="24"/>
           <w:u w:val="single"/>
         </w:rPr>
-        <w:hyperlink r:id="rId19" w:history="1">
+        <w:hyperlink r:id="rId18" w:history="1">
           <w:r>
             <w:rPr>
               <w:rStyle w:val="Hyperlink"/>
@@ -3644,7 +3753,7 @@
           <w:sz w:val="24"/>
           <w:u w:val="single"/>
         </w:rPr>
-        <w:hyperlink r:id="rId21" w:history="1">
+        <w:hyperlink r:id="rId20" w:history="1">
           <w:r>
             <w:rPr>
               <w:rStyle w:val="Hyperlink"/>
@@ -3662,7 +3771,7 @@
           <w:sz w:val="24"/>
           <w:u w:val="single"/>
         </w:rPr>
-        <w:hyperlink r:id="rId21" w:history="1">
+        <w:hyperlink r:id="rId20" w:history="1">
           <w:r>
             <w:rPr>
               <w:rStyle w:val="Hyperlink"/>
@@ -3680,7 +3789,7 @@
           <w:sz w:val="24"/>
           <w:u w:val="single"/>
         </w:rPr>
-        <w:hyperlink r:id="rId21" w:history="1">
+        <w:hyperlink r:id="rId20" w:history="1">
           <w:r>
             <w:rPr>
               <w:rStyle w:val="Hyperlink"/>
@@ -3698,7 +3807,7 @@
           <w:sz w:val="24"/>
           <w:u w:val="single"/>
         </w:rPr>
-        <w:hyperlink r:id="rId21" w:history="1">
+        <w:hyperlink r:id="rId20" w:history="1">
           <w:r>
             <w:rPr>
               <w:rStyle w:val="Hyperlink"/>
@@ -3826,7 +3935,7 @@
           <w:sz w:val="24"/>
           <w:u w:val="single"/>
         </w:rPr>
-        <w:hyperlink r:id="rId22" w:history="1">
+        <w:hyperlink r:id="rId21" w:history="1">
           <w:r>
             <w:rPr>
               <w:rStyle w:val="Hyperlink"/>
@@ -3844,7 +3953,7 @@
           <w:sz w:val="24"/>
           <w:u w:val="single"/>
         </w:rPr>
-        <w:hyperlink r:id="rId22" w:history="1">
+        <w:hyperlink r:id="rId21" w:history="1">
           <w:r>
             <w:rPr>
               <w:rStyle w:val="Hyperlink"/>
@@ -3862,7 +3971,7 @@
           <w:sz w:val="24"/>
           <w:u w:val="single"/>
         </w:rPr>
-        <w:hyperlink r:id="rId22" w:history="1">
+        <w:hyperlink r:id="rId21" w:history="1">
           <w:r>
             <w:rPr>
               <w:rStyle w:val="Hyperlink"/>
@@ -3890,7 +3999,7 @@
           <w:sz w:val="24"/>
           <w:u w:val="single"/>
         </w:rPr>
-        <w:hyperlink r:id="rId23" w:history="1">
+        <w:hyperlink r:id="rId22" w:history="1">
           <w:r>
             <w:rPr>
               <w:rStyle w:val="Hyperlink"/>
@@ -3919,7 +4028,7 @@
           <w:sz w:val="24"/>
           <w:u w:val="single"/>
         </w:rPr>
-        <w:hyperlink r:id="rId23" w:history="1">
+        <w:hyperlink r:id="rId22" w:history="1">
           <w:r>
             <w:rPr>
               <w:rStyle w:val="Hyperlink"/>
@@ -3947,7 +4056,7 @@
           <w:sz w:val="24"/>
           <w:u w:val="single"/>
         </w:rPr>
-        <w:hyperlink r:id="rId22" w:history="1">
+        <w:hyperlink r:id="rId21" w:history="1">
           <w:r>
             <w:rPr>
               <w:rStyle w:val="Hyperlink"/>
@@ -3965,7 +4074,7 @@
           <w:sz w:val="24"/>
           <w:u w:val="single"/>
         </w:rPr>
-        <w:hyperlink r:id="rId22" w:history="1">
+        <w:hyperlink r:id="rId21" w:history="1">
           <w:r>
             <w:rPr>
               <w:rStyle w:val="Hyperlink"/>
@@ -3994,7 +4103,7 @@
           <w:sz w:val="24"/>
           <w:u w:val="single"/>
         </w:rPr>
-        <w:hyperlink r:id="rId22" w:history="1">
+        <w:hyperlink r:id="rId21" w:history="1">
           <w:r>
             <w:rPr>
               <w:rStyle w:val="Hyperlink"/>
@@ -4095,7 +4204,7 @@
           <w:sz w:val="24"/>
           <w:u w:val="single"/>
         </w:rPr>
-        <w:hyperlink r:id="rId24" w:history="1">
+        <w:hyperlink r:id="rId23" w:history="1">
           <w:r>
             <w:rPr>
               <w:rStyle w:val="Hyperlink"/>
@@ -4113,7 +4222,7 @@
           <w:sz w:val="24"/>
           <w:u w:val="single"/>
         </w:rPr>
-        <w:hyperlink r:id="rId24" w:history="1">
+        <w:hyperlink r:id="rId23" w:history="1">
           <w:r>
             <w:rPr>
               <w:rStyle w:val="Hyperlink"/>
@@ -4131,7 +4240,7 @@
           <w:sz w:val="24"/>
           <w:u w:val="single"/>
         </w:rPr>
-        <w:hyperlink r:id="rId24" w:history="1">
+        <w:hyperlink r:id="rId23" w:history="1">
           <w:r>
             <w:rPr>
               <w:rStyle w:val="Hyperlink"/>
@@ -4159,7 +4268,7 @@
           <w:sz w:val="24"/>
           <w:u w:val="single"/>
         </w:rPr>
-        <w:hyperlink r:id="rId25" w:history="1">
+        <w:hyperlink r:id="rId24" w:history="1">
           <w:r>
             <w:rPr>
               <w:rStyle w:val="Hyperlink"/>
@@ -4188,7 +4297,7 @@
           <w:sz w:val="24"/>
           <w:u w:val="single"/>
         </w:rPr>
-        <w:hyperlink r:id="rId25" w:history="1">
+        <w:hyperlink r:id="rId24" w:history="1">
           <w:r>
             <w:rPr>
               <w:rStyle w:val="Hyperlink"/>
@@ -4216,7 +4325,7 @@
           <w:sz w:val="24"/>
           <w:u w:val="single"/>
         </w:rPr>
-        <w:hyperlink r:id="rId24" w:history="1">
+        <w:hyperlink r:id="rId23" w:history="1">
           <w:r>
             <w:rPr>
               <w:rStyle w:val="Hyperlink"/>
@@ -4234,7 +4343,7 @@
           <w:sz w:val="24"/>
           <w:u w:val="single"/>
         </w:rPr>
-        <w:hyperlink r:id="rId24" w:history="1">
+        <w:hyperlink r:id="rId23" w:history="1">
           <w:r>
             <w:rPr>
               <w:rStyle w:val="Hyperlink"/>
@@ -4263,7 +4372,7 @@
           <w:sz w:val="24"/>
           <w:u w:val="single"/>
         </w:rPr>
-        <w:hyperlink r:id="rId24" w:history="1">
+        <w:hyperlink r:id="rId23" w:history="1">
           <w:r>
             <w:rPr>
               <w:rStyle w:val="Hyperlink"/>

--- a/EXPORTS/DOCX/published/niveau3/Dutch/WMLeiden.docx
+++ b/EXPORTS/DOCX/published/niveau3/Dutch/WMLeiden.docx
@@ -566,8 +566,16 @@
           <w:i w:val="0"/>
           <w:color w:val="0000FF"/>
           <w:sz w:val="24"/>
-        </w:rPr>
-        <w:t>Rijksmuseu</w:t>
+          <w:u w:val="single"/>
+        </w:rPr>
+        <w:hyperlink r:id="rId11" w:history="1">
+          <w:r>
+            <w:rPr>
+              <w:rStyle w:val="Hyperlink"/>
+            </w:rPr>
+            <w:t>Rij</w:t>
+          </w:r>
+        </w:hyperlink>
       </w:r>
       <w:r>
         <w:rPr>
@@ -578,7 +586,43 @@
           <w:sz w:val="24"/>
           <w:u w:val="single"/>
         </w:rPr>
-        <w:hyperlink r:id="rId10" w:history="1">
+        <w:hyperlink r:id="rId11" w:history="1">
+          <w:r>
+            <w:rPr>
+              <w:rStyle w:val="Hyperlink"/>
+            </w:rPr>
+            <w:t>k</w:t>
+          </w:r>
+        </w:hyperlink>
+      </w:r>
+      <w:r>
+        <w:rPr>
+          <w:rFonts w:ascii="Charis SIL Regular" w:hAnsi="Charis SIL Regular" w:eastAsia="Charis SIL Regular"/>
+          <w:b w:val="0"/>
+          <w:i w:val="0"/>
+          <w:color w:val="0000FF"/>
+          <w:sz w:val="24"/>
+          <w:u w:val="single"/>
+        </w:rPr>
+        <w:hyperlink r:id="rId11" w:history="1">
+          <w:r>
+            <w:rPr>
+              <w:rStyle w:val="Hyperlink"/>
+            </w:rPr>
+            <w:t>smuseu</w:t>
+          </w:r>
+        </w:hyperlink>
+      </w:r>
+      <w:r>
+        <w:rPr>
+          <w:rFonts w:ascii="Charis SIL Regular" w:hAnsi="Charis SIL Regular" w:eastAsia="Charis SIL Regular"/>
+          <w:b w:val="0"/>
+          <w:i w:val="0"/>
+          <w:color w:val="0000FF"/>
+          <w:sz w:val="24"/>
+          <w:u w:val="single"/>
+        </w:rPr>
+        <w:hyperlink r:id="rId11" w:history="1">
           <w:r>
             <w:rPr>
               <w:rStyle w:val="Hyperlink"/>
@@ -607,7 +651,7 @@
           <w:sz w:val="24"/>
           <w:u w:val="single"/>
         </w:rPr>
-        <w:hyperlink r:id="rId10" w:history="1">
+        <w:hyperlink r:id="rId11" w:history="1">
           <w:r>
             <w:rPr>
               <w:rStyle w:val="Hyperlink"/>
@@ -625,7 +669,7 @@
           <w:sz w:val="24"/>
           <w:u w:val="single"/>
         </w:rPr>
-        <w:hyperlink r:id="rId10" w:history="1">
+        <w:hyperlink r:id="rId11" w:history="1">
           <w:r>
             <w:rPr>
               <w:rStyle w:val="Hyperlink"/>
@@ -643,7 +687,7 @@
           <w:sz w:val="24"/>
           <w:u w:val="single"/>
         </w:rPr>
-        <w:hyperlink r:id="rId10" w:history="1">
+        <w:hyperlink r:id="rId11" w:history="1">
           <w:r>
             <w:rPr>
               <w:rStyle w:val="Hyperlink"/>
@@ -672,7 +716,7 @@
           <w:sz w:val="24"/>
           <w:u w:val="single"/>
         </w:rPr>
-        <w:hyperlink r:id="rId10" w:history="1">
+        <w:hyperlink r:id="rId11" w:history="1">
           <w:r>
             <w:rPr>
               <w:rStyle w:val="Hyperlink"/>
@@ -1816,25 +1860,7 @@
           <w:color w:val="000000"/>
           <w:sz w:val="24"/>
         </w:rPr>
-        <w:t>een aanzie</w:t>
-      </w:r>
-      <w:r>
-        <w:rPr>
-          <w:u w:val="single" w:color="0000ff"/>
-          <w:rFonts w:ascii="Charis SIL Regular" w:hAnsi="Charis SIL Regular" w:eastAsia="Charis SIL Regular"/>
-          <w:b w:val="0"/>
-          <w:i w:val="0"/>
-          <w:color w:val="000000"/>
-          <w:sz w:val="24"/>
-        </w:rPr>
-        <w:hyperlink r:id="rId10" w:history="1">
-          <w:r>
-            <w:rPr>
-              <w:rStyle w:val="Hyperlink"/>
-            </w:rPr>
-            <w:t>nlijke colle</w:t>
-          </w:r>
-        </w:hyperlink>
+        <w:t>een aanzienlijke colle</w:t>
       </w:r>
       <w:r>
         <w:rPr>
@@ -1994,7 +2020,61 @@
           <w:color w:val="000000"/>
           <w:sz w:val="24"/>
         </w:rPr>
-        <w:t>overgedaan. In het Wereldmuseum Leiden zijn sinds de oprichting gegeven</w:t>
+        <w:t xml:space="preserve">overgedaan. In het Wereldmuseum Leiden zijn sinds de </w:t>
+      </w:r>
+      <w:r>
+        <w:rPr>
+          <w:u w:val="single" w:color="0000ff"/>
+          <w:rFonts w:ascii="Charis SIL Regular" w:hAnsi="Charis SIL Regular" w:eastAsia="Charis SIL Regular"/>
+          <w:b w:val="0"/>
+          <w:i w:val="0"/>
+          <w:color w:val="000000"/>
+          <w:sz w:val="24"/>
+        </w:rPr>
+        <w:hyperlink r:id="rId11" w:history="1">
+          <w:r>
+            <w:rPr>
+              <w:rStyle w:val="Hyperlink"/>
+            </w:rPr>
+            <w:t>oprichting ge</w:t>
+          </w:r>
+        </w:hyperlink>
+      </w:r>
+      <w:r>
+        <w:rPr>
+          <w:u w:val="single" w:color="0000ff"/>
+          <w:rFonts w:ascii="Charis SIL Regular" w:hAnsi="Charis SIL Regular" w:eastAsia="Charis SIL Regular"/>
+          <w:b w:val="0"/>
+          <w:i w:val="0"/>
+          <w:color w:val="000000"/>
+          <w:sz w:val="24"/>
+        </w:rPr>
+        <w:hyperlink r:id="rId11" w:history="1">
+          <w:r>
+            <w:rPr>
+              <w:rStyle w:val="Hyperlink"/>
+            </w:rPr>
+            <w:t>g</w:t>
+          </w:r>
+        </w:hyperlink>
+      </w:r>
+      <w:r>
+        <w:rPr>
+          <w:u w:val="single" w:color="0000ff"/>
+          <w:rFonts w:ascii="Charis SIL Regular" w:hAnsi="Charis SIL Regular" w:eastAsia="Charis SIL Regular"/>
+          <w:b w:val="0"/>
+          <w:i w:val="0"/>
+          <w:color w:val="000000"/>
+          <w:sz w:val="24"/>
+        </w:rPr>
+        <w:hyperlink r:id="rId11" w:history="1">
+          <w:r>
+            <w:rPr>
+              <w:rStyle w:val="Hyperlink"/>
+            </w:rPr>
+            <w:t>even</w:t>
+          </w:r>
+        </w:hyperlink>
       </w:r>
       <w:r>
         <w:rPr>
@@ -2574,7 +2654,7 @@
           <w:sz w:val="24"/>
           <w:u w:val="single"/>
         </w:rPr>
-        <w:t>Etnografisch Muse</w:t>
+        <w:t>Etnografisch Museu</w:t>
       </w:r>
       <w:r>
         <w:rPr>
@@ -2585,7 +2665,7 @@
           <w:sz w:val="24"/>
           <w:u w:val="single"/>
         </w:rPr>
-        <w:t>u</w:t>
+        <w:t>m Arti</w:t>
       </w:r>
       <w:r>
         <w:rPr>
@@ -2594,9 +2674,8 @@
           <w:i w:val="0"/>
           <w:color w:val="0000FF"/>
           <w:sz w:val="24"/>
-          <w:u w:val="single"/>
-        </w:rPr>
-        <w:t>m Artis</w:t>
+        </w:rPr>
+        <w:t>s</w:t>
       </w:r>
       <w:r>
         <w:br/>
@@ -3258,7 +3337,7 @@
           <w:sz w:val="24"/>
           <w:u w:val="single"/>
         </w:rPr>
-        <w:hyperlink r:id="rId17" w:history="1">
+        <w:hyperlink r:id="rId18" w:history="1">
           <w:r>
             <w:rPr>
               <w:rStyle w:val="Hyperlink"/>
@@ -3305,7 +3384,7 @@
           <w:sz w:val="24"/>
           <w:u w:val="single"/>
         </w:rPr>
-        <w:hyperlink r:id="rId17" w:history="1">
+        <w:hyperlink r:id="rId18" w:history="1">
           <w:r>
             <w:rPr>
               <w:rStyle w:val="Hyperlink"/>
@@ -3535,7 +3614,7 @@
           <w:sz w:val="24"/>
           <w:u w:val="single"/>
         </w:rPr>
-        <w:hyperlink r:id="rId20" w:history="1">
+        <w:hyperlink r:id="rId19" w:history="1">
           <w:r>
             <w:rPr>
               <w:rStyle w:val="Hyperlink"/>
@@ -3582,7 +3661,7 @@
           <w:sz w:val="24"/>
           <w:u w:val="single"/>
         </w:rPr>
-        <w:hyperlink r:id="rId19" w:history="1">
+        <w:hyperlink r:id="rId20" w:history="1">
           <w:r>
             <w:rPr>
               <w:rStyle w:val="Hyperlink"/>

--- a/EXPORTS/DOCX/published/niveau3/Dutch/WMLeiden.docx
+++ b/EXPORTS/DOCX/published/niveau3/Dutch/WMLeiden.docx
@@ -300,13 +300,68 @@
       </w:r>
       <w:r>
         <w:rPr>
+          <w:u w:val="single" w:color="0000ff"/>
           <w:rFonts w:ascii="Charis SIL Regular" w:hAnsi="Charis SIL Regular" w:eastAsia="Charis SIL Regular"/>
           <w:b w:val="0"/>
           <w:i w:val="0"/>
           <w:color w:val="000000"/>
           <w:sz w:val="24"/>
         </w:rPr>
-        <w:t>naam 's Rijks Japa</w:t>
+        <w:hyperlink r:id="rId9" w:history="1">
+          <w:r>
+            <w:rPr>
+              <w:rStyle w:val="Hyperlink"/>
+            </w:rPr>
+            <w:t>naam 's</w:t>
+          </w:r>
+        </w:hyperlink>
+      </w:r>
+      <w:r>
+        <w:rPr>
+          <w:u w:val="single" w:color="0000ff"/>
+          <w:rFonts w:ascii="Charis SIL Regular" w:hAnsi="Charis SIL Regular" w:eastAsia="Charis SIL Regular"/>
+          <w:b w:val="0"/>
+          <w:i w:val="0"/>
+          <w:color w:val="000000"/>
+          <w:sz w:val="24"/>
+        </w:rPr>
+        <w:t xml:space="preserve"> </w:t>
+      </w:r>
+      <w:r>
+        <w:rPr>
+          <w:u w:val="single" w:color="0000ff"/>
+          <w:rFonts w:ascii="Charis SIL Regular" w:hAnsi="Charis SIL Regular" w:eastAsia="Charis SIL Regular"/>
+          <w:b w:val="0"/>
+          <w:i w:val="0"/>
+          <w:color w:val="000000"/>
+          <w:sz w:val="24"/>
+        </w:rPr>
+        <w:hyperlink r:id="rId9" w:history="1">
+          <w:r>
+            <w:rPr>
+              <w:rStyle w:val="Hyperlink"/>
+            </w:rPr>
+            <w:t xml:space="preserve">Rijks </w:t>
+          </w:r>
+        </w:hyperlink>
+      </w:r>
+      <w:r>
+        <w:rPr>
+          <w:u w:val="single" w:color="0000ff"/>
+          <w:rFonts w:ascii="Charis SIL Regular" w:hAnsi="Charis SIL Regular" w:eastAsia="Charis SIL Regular"/>
+          <w:b w:val="0"/>
+          <w:i w:val="0"/>
+          <w:color w:val="000000"/>
+          <w:sz w:val="24"/>
+        </w:rPr>
+        <w:hyperlink r:id="rId9" w:history="1">
+          <w:r>
+            <w:rPr>
+              <w:rStyle w:val="Hyperlink"/>
+            </w:rPr>
+            <w:t>Japa</w:t>
+          </w:r>
+        </w:hyperlink>
       </w:r>
       <w:r>
         <w:rPr>
@@ -502,24 +557,7 @@
           <w:color w:val="000000"/>
           <w:sz w:val="24"/>
         </w:rPr>
-        <w:t>van de collectie v</w:t>
-      </w:r>
-      <w:r>
-        <w:rPr>
-          <w:rFonts w:ascii="Charis SIL Regular" w:hAnsi="Charis SIL Regular" w:eastAsia="Charis SIL Regular"/>
-          <w:b w:val="0"/>
-          <w:i w:val="0"/>
-          <w:color w:val="000000"/>
-          <w:sz w:val="24"/>
-        </w:rPr>
-        <w:hyperlink r:id="rId10" w:history="1">
-          <w:r>
-            <w:rPr>
-              <w:rStyle w:val="Hyperlink"/>
-            </w:rPr>
-            <w:t xml:space="preserve">an het </w:t>
-          </w:r>
-        </w:hyperlink>
+        <w:t xml:space="preserve">van de collectie van het </w:t>
       </w:r>
       <w:r>
         <w:rPr>
@@ -530,7 +568,7 @@
           <w:sz w:val="24"/>
           <w:u w:val="single"/>
         </w:rPr>
-        <w:hyperlink r:id="rId10" w:history="1">
+        <w:hyperlink r:id="rId11" w:history="1">
           <w:r>
             <w:rPr>
               <w:rStyle w:val="Hyperlink"/>
@@ -548,12 +586,12 @@
           <w:sz w:val="24"/>
           <w:u w:val="single"/>
         </w:rPr>
-        <w:hyperlink r:id="rId10" w:history="1">
+        <w:hyperlink r:id="rId11" w:history="1">
           <w:r>
             <w:rPr>
               <w:rStyle w:val="Hyperlink"/>
             </w:rPr>
-            <w:t>k</w:t>
+            <w:t>ksmuseu</w:t>
           </w:r>
         </w:hyperlink>
       </w:r>
@@ -566,25 +604,7 @@
           <w:sz w:val="24"/>
           <w:u w:val="single"/>
         </w:rPr>
-        <w:hyperlink r:id="rId10" w:history="1">
-          <w:r>
-            <w:rPr>
-              <w:rStyle w:val="Hyperlink"/>
-            </w:rPr>
-            <w:t>smuseu</w:t>
-          </w:r>
-        </w:hyperlink>
-      </w:r>
-      <w:r>
-        <w:rPr>
-          <w:rFonts w:ascii="Charis SIL Regular" w:hAnsi="Charis SIL Regular" w:eastAsia="Charis SIL Regular"/>
-          <w:b w:val="0"/>
-          <w:i w:val="0"/>
-          <w:color w:val="0000FF"/>
-          <w:sz w:val="24"/>
-          <w:u w:val="single"/>
-        </w:rPr>
-        <w:hyperlink r:id="rId10" w:history="1">
+        <w:hyperlink r:id="rId11" w:history="1">
           <w:r>
             <w:rPr>
               <w:rStyle w:val="Hyperlink"/>
@@ -613,7 +633,7 @@
           <w:sz w:val="24"/>
           <w:u w:val="single"/>
         </w:rPr>
-        <w:hyperlink r:id="rId10" w:history="1">
+        <w:hyperlink r:id="rId11" w:history="1">
           <w:r>
             <w:rPr>
               <w:rStyle w:val="Hyperlink"/>
@@ -678,7 +698,7 @@
           <w:sz w:val="24"/>
           <w:u w:val="single"/>
         </w:rPr>
-        <w:hyperlink r:id="rId10" w:history="1">
+        <w:hyperlink r:id="rId11" w:history="1">
           <w:r>
             <w:rPr>
               <w:rStyle w:val="Hyperlink"/>
@@ -1398,7 +1418,25 @@
           <w:color w:val="000000"/>
           <w:sz w:val="24"/>
         </w:rPr>
-        <w:t>Nederlands-Indisch Leger (K</w:t>
+        <w:t>Nederlands-Indisc</w:t>
+      </w:r>
+      <w:r>
+        <w:rPr>
+          <w:u w:val="single" w:color="0000ff"/>
+          <w:rFonts w:ascii="Charis SIL Regular" w:hAnsi="Charis SIL Regular" w:eastAsia="Charis SIL Regular"/>
+          <w:b w:val="0"/>
+          <w:i w:val="0"/>
+          <w:color w:val="000000"/>
+          <w:sz w:val="24"/>
+        </w:rPr>
+        <w:hyperlink r:id="rId13" w:history="1">
+          <w:r>
+            <w:rPr>
+              <w:rStyle w:val="Hyperlink"/>
+            </w:rPr>
+            <w:t>h Leger (K</w:t>
+          </w:r>
+        </w:hyperlink>
       </w:r>
       <w:r>
         <w:rPr>
@@ -1804,7 +1842,61 @@
           <w:color w:val="000000"/>
           <w:sz w:val="24"/>
         </w:rPr>
-        <w:t>een aanzienlijke collectie objecten</w:t>
+        <w:t>een aanzie</w:t>
+      </w:r>
+      <w:r>
+        <w:rPr>
+          <w:u w:val="single" w:color="0000ff"/>
+          <w:rFonts w:ascii="Charis SIL Regular" w:hAnsi="Charis SIL Regular" w:eastAsia="Charis SIL Regular"/>
+          <w:b w:val="0"/>
+          <w:i w:val="0"/>
+          <w:color w:val="000000"/>
+          <w:sz w:val="24"/>
+        </w:rPr>
+        <w:hyperlink r:id="rId10" w:history="1">
+          <w:r>
+            <w:rPr>
+              <w:rStyle w:val="Hyperlink"/>
+            </w:rPr>
+            <w:t>nlijke colle</w:t>
+          </w:r>
+        </w:hyperlink>
+      </w:r>
+      <w:r>
+        <w:rPr>
+          <w:u w:val="single" w:color="0000ff"/>
+          <w:rFonts w:ascii="Charis SIL Regular" w:hAnsi="Charis SIL Regular" w:eastAsia="Charis SIL Regular"/>
+          <w:b w:val="0"/>
+          <w:i w:val="0"/>
+          <w:color w:val="000000"/>
+          <w:sz w:val="24"/>
+        </w:rPr>
+        <w:hyperlink r:id="rId10" w:history="1">
+          <w:r>
+            <w:rPr>
+              <w:rStyle w:val="Hyperlink"/>
+            </w:rPr>
+            <w:t>ctie obje</w:t>
+          </w:r>
+        </w:hyperlink>
+      </w:r>
+      <w:r>
+        <w:rPr>
+          <w:u w:val="single" w:color="0000ff"/>
+          <w:rFonts w:ascii="Charis SIL Regular" w:hAnsi="Charis SIL Regular" w:eastAsia="Charis SIL Regular"/>
+          <w:b w:val="0"/>
+          <w:i w:val="0"/>
+          <w:color w:val="000000"/>
+          <w:sz w:val="24"/>
+        </w:rPr>
+        <w:hyperlink r:id="rId10" w:history="1">
+          <w:r>
+            <w:rPr>
+              <w:rStyle w:val="Hyperlink"/>
+            </w:rPr>
+            <w:t>cten</w:t>
+          </w:r>
+        </w:hyperlink>
       </w:r>
       <w:r>
         <w:rPr>
@@ -1928,61 +2020,7 @@
           <w:color w:val="000000"/>
           <w:sz w:val="24"/>
         </w:rPr>
-        <w:t xml:space="preserve">overgedaan. In het Wereldmuseum Leiden zijn sinds de </w:t>
-      </w:r>
-      <w:r>
-        <w:rPr>
-          <w:u w:val="single" w:color="0000ff"/>
-          <w:rFonts w:ascii="Charis SIL Regular" w:hAnsi="Charis SIL Regular" w:eastAsia="Charis SIL Regular"/>
-          <w:b w:val="0"/>
-          <w:i w:val="0"/>
-          <w:color w:val="000000"/>
-          <w:sz w:val="24"/>
-        </w:rPr>
-        <w:hyperlink r:id="rId11" w:history="1">
-          <w:r>
-            <w:rPr>
-              <w:rStyle w:val="Hyperlink"/>
-            </w:rPr>
-            <w:t>oprichting ge</w:t>
-          </w:r>
-        </w:hyperlink>
-      </w:r>
-      <w:r>
-        <w:rPr>
-          <w:u w:val="single" w:color="0000ff"/>
-          <w:rFonts w:ascii="Charis SIL Regular" w:hAnsi="Charis SIL Regular" w:eastAsia="Charis SIL Regular"/>
-          <w:b w:val="0"/>
-          <w:i w:val="0"/>
-          <w:color w:val="000000"/>
-          <w:sz w:val="24"/>
-        </w:rPr>
-        <w:hyperlink r:id="rId11" w:history="1">
-          <w:r>
-            <w:rPr>
-              <w:rStyle w:val="Hyperlink"/>
-            </w:rPr>
-            <w:t>g</w:t>
-          </w:r>
-        </w:hyperlink>
-      </w:r>
-      <w:r>
-        <w:rPr>
-          <w:u w:val="single" w:color="0000ff"/>
-          <w:rFonts w:ascii="Charis SIL Regular" w:hAnsi="Charis SIL Regular" w:eastAsia="Charis SIL Regular"/>
-          <w:b w:val="0"/>
-          <w:i w:val="0"/>
-          <w:color w:val="000000"/>
-          <w:sz w:val="24"/>
-        </w:rPr>
-        <w:hyperlink r:id="rId11" w:history="1">
-          <w:r>
-            <w:rPr>
-              <w:rStyle w:val="Hyperlink"/>
-            </w:rPr>
-            <w:t>even</w:t>
-          </w:r>
-        </w:hyperlink>
+        <w:t>overgedaan. In het Wereldmuseum Leiden zijn sinds de oprichting gegeven</w:t>
       </w:r>
       <w:r>
         <w:rPr>
@@ -3245,7 +3283,7 @@
           <w:sz w:val="24"/>
           <w:u w:val="single"/>
         </w:rPr>
-        <w:hyperlink r:id="rId17" w:history="1">
+        <w:hyperlink r:id="rId18" w:history="1">
           <w:r>
             <w:rPr>
               <w:rStyle w:val="Hyperlink"/>
@@ -3292,7 +3330,7 @@
           <w:sz w:val="24"/>
           <w:u w:val="single"/>
         </w:rPr>
-        <w:hyperlink r:id="rId18" w:history="1">
+        <w:hyperlink r:id="rId17" w:history="1">
           <w:r>
             <w:rPr>
               <w:rStyle w:val="Hyperlink"/>
@@ -3522,7 +3560,7 @@
           <w:sz w:val="24"/>
           <w:u w:val="single"/>
         </w:rPr>
-        <w:hyperlink r:id="rId19" w:history="1">
+        <w:hyperlink r:id="rId20" w:history="1">
           <w:r>
             <w:rPr>
               <w:rStyle w:val="Hyperlink"/>
@@ -3540,7 +3578,7 @@
           <w:sz w:val="24"/>
           <w:u w:val="single"/>
         </w:rPr>
-        <w:hyperlink r:id="rId19" w:history="1">
+        <w:hyperlink r:id="rId20" w:history="1">
           <w:r>
             <w:rPr>
               <w:rStyle w:val="Hyperlink"/>
@@ -3569,7 +3607,7 @@
           <w:sz w:val="24"/>
           <w:u w:val="single"/>
         </w:rPr>
-        <w:hyperlink r:id="rId19" w:history="1">
+        <w:hyperlink r:id="rId20" w:history="1">
           <w:r>
             <w:rPr>
               <w:rStyle w:val="Hyperlink"/>
@@ -3697,7 +3735,7 @@
           <w:sz w:val="24"/>
           <w:u w:val="single"/>
         </w:rPr>
-        <w:hyperlink r:id="rId20" w:history="1">
+        <w:hyperlink r:id="rId21" w:history="1">
           <w:r>
             <w:rPr>
               <w:rStyle w:val="Hyperlink"/>
@@ -3715,7 +3753,7 @@
           <w:sz w:val="24"/>
           <w:u w:val="single"/>
         </w:rPr>
-        <w:hyperlink r:id="rId20" w:history="1">
+        <w:hyperlink r:id="rId21" w:history="1">
           <w:r>
             <w:rPr>
               <w:rStyle w:val="Hyperlink"/>
@@ -3733,7 +3771,7 @@
           <w:sz w:val="24"/>
           <w:u w:val="single"/>
         </w:rPr>
-        <w:hyperlink r:id="rId20" w:history="1">
+        <w:hyperlink r:id="rId21" w:history="1">
           <w:r>
             <w:rPr>
               <w:rStyle w:val="Hyperlink"/>
@@ -3751,7 +3789,7 @@
           <w:sz w:val="24"/>
           <w:u w:val="single"/>
         </w:rPr>
-        <w:hyperlink r:id="rId20" w:history="1">
+        <w:hyperlink r:id="rId21" w:history="1">
           <w:r>
             <w:rPr>
               <w:rStyle w:val="Hyperlink"/>
@@ -3879,7 +3917,7 @@
           <w:sz w:val="24"/>
           <w:u w:val="single"/>
         </w:rPr>
-        <w:hyperlink r:id="rId21" w:history="1">
+        <w:hyperlink r:id="rId22" w:history="1">
           <w:r>
             <w:rPr>
               <w:rStyle w:val="Hyperlink"/>
@@ -3897,7 +3935,7 @@
           <w:sz w:val="24"/>
           <w:u w:val="single"/>
         </w:rPr>
-        <w:hyperlink r:id="rId21" w:history="1">
+        <w:hyperlink r:id="rId22" w:history="1">
           <w:r>
             <w:rPr>
               <w:rStyle w:val="Hyperlink"/>
@@ -3915,7 +3953,7 @@
           <w:sz w:val="24"/>
           <w:u w:val="single"/>
         </w:rPr>
-        <w:hyperlink r:id="rId21" w:history="1">
+        <w:hyperlink r:id="rId22" w:history="1">
           <w:r>
             <w:rPr>
               <w:rStyle w:val="Hyperlink"/>
@@ -3943,7 +3981,7 @@
           <w:sz w:val="24"/>
           <w:u w:val="single"/>
         </w:rPr>
-        <w:hyperlink r:id="rId22" w:history="1">
+        <w:hyperlink r:id="rId23" w:history="1">
           <w:r>
             <w:rPr>
               <w:rStyle w:val="Hyperlink"/>
@@ -3972,7 +4010,7 @@
           <w:sz w:val="24"/>
           <w:u w:val="single"/>
         </w:rPr>
-        <w:hyperlink r:id="rId22" w:history="1">
+        <w:hyperlink r:id="rId23" w:history="1">
           <w:r>
             <w:rPr>
               <w:rStyle w:val="Hyperlink"/>
@@ -4000,7 +4038,7 @@
           <w:sz w:val="24"/>
           <w:u w:val="single"/>
         </w:rPr>
-        <w:hyperlink r:id="rId21" w:history="1">
+        <w:hyperlink r:id="rId22" w:history="1">
           <w:r>
             <w:rPr>
               <w:rStyle w:val="Hyperlink"/>
@@ -4018,7 +4056,7 @@
           <w:sz w:val="24"/>
           <w:u w:val="single"/>
         </w:rPr>
-        <w:hyperlink r:id="rId21" w:history="1">
+        <w:hyperlink r:id="rId22" w:history="1">
           <w:r>
             <w:rPr>
               <w:rStyle w:val="Hyperlink"/>
@@ -4047,7 +4085,7 @@
           <w:sz w:val="24"/>
           <w:u w:val="single"/>
         </w:rPr>
-        <w:hyperlink r:id="rId21" w:history="1">
+        <w:hyperlink r:id="rId22" w:history="1">
           <w:r>
             <w:rPr>
               <w:rStyle w:val="Hyperlink"/>
@@ -4148,7 +4186,7 @@
           <w:sz w:val="24"/>
           <w:u w:val="single"/>
         </w:rPr>
-        <w:hyperlink r:id="rId23" w:history="1">
+        <w:hyperlink r:id="rId24" w:history="1">
           <w:r>
             <w:rPr>
               <w:rStyle w:val="Hyperlink"/>
@@ -4166,7 +4204,7 @@
           <w:sz w:val="24"/>
           <w:u w:val="single"/>
         </w:rPr>
-        <w:hyperlink r:id="rId23" w:history="1">
+        <w:hyperlink r:id="rId24" w:history="1">
           <w:r>
             <w:rPr>
               <w:rStyle w:val="Hyperlink"/>
@@ -4184,7 +4222,7 @@
           <w:sz w:val="24"/>
           <w:u w:val="single"/>
         </w:rPr>
-        <w:hyperlink r:id="rId23" w:history="1">
+        <w:hyperlink r:id="rId24" w:history="1">
           <w:r>
             <w:rPr>
               <w:rStyle w:val="Hyperlink"/>
@@ -4212,7 +4250,7 @@
           <w:sz w:val="24"/>
           <w:u w:val="single"/>
         </w:rPr>
-        <w:hyperlink r:id="rId24" w:history="1">
+        <w:hyperlink r:id="rId25" w:history="1">
           <w:r>
             <w:rPr>
               <w:rStyle w:val="Hyperlink"/>
@@ -4241,7 +4279,7 @@
           <w:sz w:val="24"/>
           <w:u w:val="single"/>
         </w:rPr>
-        <w:hyperlink r:id="rId24" w:history="1">
+        <w:hyperlink r:id="rId25" w:history="1">
           <w:r>
             <w:rPr>
               <w:rStyle w:val="Hyperlink"/>
@@ -4269,7 +4307,7 @@
           <w:sz w:val="24"/>
           <w:u w:val="single"/>
         </w:rPr>
-        <w:hyperlink r:id="rId23" w:history="1">
+        <w:hyperlink r:id="rId24" w:history="1">
           <w:r>
             <w:rPr>
               <w:rStyle w:val="Hyperlink"/>
@@ -4287,7 +4325,7 @@
           <w:sz w:val="24"/>
           <w:u w:val="single"/>
         </w:rPr>
-        <w:hyperlink r:id="rId23" w:history="1">
+        <w:hyperlink r:id="rId24" w:history="1">
           <w:r>
             <w:rPr>
               <w:rStyle w:val="Hyperlink"/>
@@ -4316,7 +4354,7 @@
           <w:sz w:val="24"/>
           <w:u w:val="single"/>
         </w:rPr>
-        <w:hyperlink r:id="rId23" w:history="1">
+        <w:hyperlink r:id="rId24" w:history="1">
           <w:r>
             <w:rPr>
               <w:rStyle w:val="Hyperlink"/>

--- a/EXPORTS/DOCX/published/niveau3/Dutch/WMLeiden.docx
+++ b/EXPORTS/DOCX/published/niveau3/Dutch/WMLeiden.docx
@@ -557,7 +557,24 @@
           <w:color w:val="000000"/>
           <w:sz w:val="24"/>
         </w:rPr>
-        <w:t xml:space="preserve">van de collectie van het </w:t>
+        <w:t>van de collectie v</w:t>
+      </w:r>
+      <w:r>
+        <w:rPr>
+          <w:rFonts w:ascii="Charis SIL Regular" w:hAnsi="Charis SIL Regular" w:eastAsia="Charis SIL Regular"/>
+          <w:b w:val="0"/>
+          <w:i w:val="0"/>
+          <w:color w:val="000000"/>
+          <w:sz w:val="24"/>
+        </w:rPr>
+        <w:hyperlink r:id="rId10" w:history="1">
+          <w:r>
+            <w:rPr>
+              <w:rStyle w:val="Hyperlink"/>
+            </w:rPr>
+            <w:t xml:space="preserve">an het </w:t>
+          </w:r>
+        </w:hyperlink>
       </w:r>
       <w:r>
         <w:rPr>
@@ -568,7 +585,7 @@
           <w:sz w:val="24"/>
           <w:u w:val="single"/>
         </w:rPr>
-        <w:hyperlink r:id="rId11" w:history="1">
+        <w:hyperlink r:id="rId10" w:history="1">
           <w:r>
             <w:rPr>
               <w:rStyle w:val="Hyperlink"/>
@@ -586,12 +603,12 @@
           <w:sz w:val="24"/>
           <w:u w:val="single"/>
         </w:rPr>
-        <w:hyperlink r:id="rId11" w:history="1">
+        <w:hyperlink r:id="rId10" w:history="1">
           <w:r>
             <w:rPr>
               <w:rStyle w:val="Hyperlink"/>
             </w:rPr>
-            <w:t>ksmuseu</w:t>
+            <w:t>k</w:t>
           </w:r>
         </w:hyperlink>
       </w:r>
@@ -604,7 +621,25 @@
           <w:sz w:val="24"/>
           <w:u w:val="single"/>
         </w:rPr>
-        <w:hyperlink r:id="rId11" w:history="1">
+        <w:hyperlink r:id="rId10" w:history="1">
+          <w:r>
+            <w:rPr>
+              <w:rStyle w:val="Hyperlink"/>
+            </w:rPr>
+            <w:t>smuseu</w:t>
+          </w:r>
+        </w:hyperlink>
+      </w:r>
+      <w:r>
+        <w:rPr>
+          <w:rFonts w:ascii="Charis SIL Regular" w:hAnsi="Charis SIL Regular" w:eastAsia="Charis SIL Regular"/>
+          <w:b w:val="0"/>
+          <w:i w:val="0"/>
+          <w:color w:val="0000FF"/>
+          <w:sz w:val="24"/>
+          <w:u w:val="single"/>
+        </w:rPr>
+        <w:hyperlink r:id="rId10" w:history="1">
           <w:r>
             <w:rPr>
               <w:rStyle w:val="Hyperlink"/>
@@ -633,7 +668,7 @@
           <w:sz w:val="24"/>
           <w:u w:val="single"/>
         </w:rPr>
-        <w:hyperlink r:id="rId11" w:history="1">
+        <w:hyperlink r:id="rId10" w:history="1">
           <w:r>
             <w:rPr>
               <w:rStyle w:val="Hyperlink"/>
@@ -698,7 +733,7 @@
           <w:sz w:val="24"/>
           <w:u w:val="single"/>
         </w:rPr>
-        <w:hyperlink r:id="rId11" w:history="1">
+        <w:hyperlink r:id="rId10" w:history="1">
           <w:r>
             <w:rPr>
               <w:rStyle w:val="Hyperlink"/>
@@ -782,7 +817,6 @@
       </w:r>
       <w:r>
         <w:rPr>
-          <w:u w:val="single" w:color="0000ff"/>
           <w:rFonts w:ascii="Charis SIL Regular" w:hAnsi="Charis SIL Regular" w:eastAsia="Charis SIL Regular"/>
           <w:b w:val="0"/>
           <w:i w:val="0"/>
@@ -1418,53 +1452,7 @@
           <w:color w:val="000000"/>
           <w:sz w:val="24"/>
         </w:rPr>
-        <w:t>Nederlands-Indisc</w:t>
-      </w:r>
-      <w:r>
-        <w:rPr>
-          <w:u w:val="single" w:color="0000ff"/>
-          <w:rFonts w:ascii="Charis SIL Regular" w:hAnsi="Charis SIL Regular" w:eastAsia="Charis SIL Regular"/>
-          <w:b w:val="0"/>
-          <w:i w:val="0"/>
-          <w:color w:val="000000"/>
-          <w:sz w:val="24"/>
-        </w:rPr>
-        <w:hyperlink r:id="rId13" w:history="1">
-          <w:r>
-            <w:rPr>
-              <w:rStyle w:val="Hyperlink"/>
-            </w:rPr>
-            <w:t>h Leger (K</w:t>
-          </w:r>
-        </w:hyperlink>
-      </w:r>
-      <w:r>
-        <w:rPr>
-          <w:u w:val="single" w:color="0000ff"/>
-          <w:rFonts w:ascii="Charis SIL Regular" w:hAnsi="Charis SIL Regular" w:eastAsia="Charis SIL Regular"/>
-          <w:b w:val="0"/>
-          <w:i w:val="0"/>
-          <w:color w:val="000000"/>
-          <w:sz w:val="24"/>
-        </w:rPr>
-        <w:hyperlink r:id="rId13" w:history="1">
-          <w:r>
-            <w:rPr>
-              <w:rStyle w:val="Hyperlink"/>
-            </w:rPr>
-            <w:t>NIL). Het ov</w:t>
-          </w:r>
-        </w:hyperlink>
-      </w:r>
-      <w:r>
-        <w:rPr>
-          <w:rFonts w:ascii="Charis SIL Regular" w:hAnsi="Charis SIL Regular" w:eastAsia="Charis SIL Regular"/>
-          <w:b w:val="0"/>
-          <w:i w:val="0"/>
-          <w:color w:val="000000"/>
-          <w:sz w:val="24"/>
-        </w:rPr>
-        <w:t>erg</w:t>
+        <w:t>Nederlands-Indisch Leger (KNIL). Het overg</w:t>
       </w:r>
       <w:r>
         <w:rPr>
@@ -2020,7 +2008,61 @@
           <w:color w:val="000000"/>
           <w:sz w:val="24"/>
         </w:rPr>
-        <w:t>overgedaan. In het Wereldmuseum Leiden zijn sinds de oprichting gegeven</w:t>
+        <w:t xml:space="preserve">overgedaan. In het Wereldmuseum Leiden zijn sinds de </w:t>
+      </w:r>
+      <w:r>
+        <w:rPr>
+          <w:u w:val="single" w:color="0000ff"/>
+          <w:rFonts w:ascii="Charis SIL Regular" w:hAnsi="Charis SIL Regular" w:eastAsia="Charis SIL Regular"/>
+          <w:b w:val="0"/>
+          <w:i w:val="0"/>
+          <w:color w:val="000000"/>
+          <w:sz w:val="24"/>
+        </w:rPr>
+        <w:hyperlink r:id="rId11" w:history="1">
+          <w:r>
+            <w:rPr>
+              <w:rStyle w:val="Hyperlink"/>
+            </w:rPr>
+            <w:t>oprichting ge</w:t>
+          </w:r>
+        </w:hyperlink>
+      </w:r>
+      <w:r>
+        <w:rPr>
+          <w:u w:val="single" w:color="0000ff"/>
+          <w:rFonts w:ascii="Charis SIL Regular" w:hAnsi="Charis SIL Regular" w:eastAsia="Charis SIL Regular"/>
+          <w:b w:val="0"/>
+          <w:i w:val="0"/>
+          <w:color w:val="000000"/>
+          <w:sz w:val="24"/>
+        </w:rPr>
+        <w:hyperlink r:id="rId11" w:history="1">
+          <w:r>
+            <w:rPr>
+              <w:rStyle w:val="Hyperlink"/>
+            </w:rPr>
+            <w:t>g</w:t>
+          </w:r>
+        </w:hyperlink>
+      </w:r>
+      <w:r>
+        <w:rPr>
+          <w:u w:val="single" w:color="0000ff"/>
+          <w:rFonts w:ascii="Charis SIL Regular" w:hAnsi="Charis SIL Regular" w:eastAsia="Charis SIL Regular"/>
+          <w:b w:val="0"/>
+          <w:i w:val="0"/>
+          <w:color w:val="000000"/>
+          <w:sz w:val="24"/>
+        </w:rPr>
+        <w:hyperlink r:id="rId11" w:history="1">
+          <w:r>
+            <w:rPr>
+              <w:rStyle w:val="Hyperlink"/>
+            </w:rPr>
+            <w:t>even</w:t>
+          </w:r>
+        </w:hyperlink>
       </w:r>
       <w:r>
         <w:rPr>
@@ -3560,7 +3602,7 @@
           <w:sz w:val="24"/>
           <w:u w:val="single"/>
         </w:rPr>
-        <w:hyperlink r:id="rId20" w:history="1">
+        <w:hyperlink r:id="rId19" w:history="1">
           <w:r>
             <w:rPr>
               <w:rStyle w:val="Hyperlink"/>
@@ -3607,7 +3649,7 @@
           <w:sz w:val="24"/>
           <w:u w:val="single"/>
         </w:rPr>
-        <w:hyperlink r:id="rId20" w:history="1">
+        <w:hyperlink r:id="rId19" w:history="1">
           <w:r>
             <w:rPr>
               <w:rStyle w:val="Hyperlink"/>
@@ -4369,7 +4411,7 @@
         <w:autoSpaceDN w:val="0"/>
         <w:autoSpaceDE w:val="0"/>
         <w:widowControl/>
-        <w:spacing w:line="540" w:lineRule="exact" w:before="478" w:after="0"/>
+        <w:spacing w:line="540" w:lineRule="exact" w:before="458" w:after="0"/>
         <w:ind w:left="0" w:right="0" w:firstLine="0"/>
         <w:jc w:val="left"/>
       </w:pPr>
@@ -4436,7 +4478,7 @@
     </w:p>
     <w:sectPr>
       <w:pgSz w:w="11900" w:h="16840"/>
-      <w:pgMar w:top="324" w:right="940" w:bottom="544" w:left="960" w:header="720" w:footer="720" w:gutter="0"/>
+      <w:pgMar w:top="324" w:right="940" w:bottom="556" w:left="960" w:header="720" w:footer="720" w:gutter="0"/>
       <w:cols/>
       <w:docGrid w:linePitch="360"/>
     </w:sectPr>

--- a/EXPORTS/DOCX/published/niveau3/Dutch/WMLeiden.docx
+++ b/EXPORTS/DOCX/published/niveau3/Dutch/WMLeiden.docx
@@ -557,24 +557,7 @@
           <w:color w:val="000000"/>
           <w:sz w:val="24"/>
         </w:rPr>
-        <w:t>van de collectie v</w:t>
-      </w:r>
-      <w:r>
-        <w:rPr>
-          <w:rFonts w:ascii="Charis SIL Regular" w:hAnsi="Charis SIL Regular" w:eastAsia="Charis SIL Regular"/>
-          <w:b w:val="0"/>
-          <w:i w:val="0"/>
-          <w:color w:val="000000"/>
-          <w:sz w:val="24"/>
-        </w:rPr>
-        <w:hyperlink r:id="rId10" w:history="1">
-          <w:r>
-            <w:rPr>
-              <w:rStyle w:val="Hyperlink"/>
-            </w:rPr>
-            <w:t xml:space="preserve">an het </w:t>
-          </w:r>
-        </w:hyperlink>
+        <w:t xml:space="preserve">van de collectie van het </w:t>
       </w:r>
       <w:r>
         <w:rPr>
@@ -585,7 +568,7 @@
           <w:sz w:val="24"/>
           <w:u w:val="single"/>
         </w:rPr>
-        <w:hyperlink r:id="rId10" w:history="1">
+        <w:hyperlink r:id="rId11" w:history="1">
           <w:r>
             <w:rPr>
               <w:rStyle w:val="Hyperlink"/>
@@ -603,7 +586,7 @@
           <w:sz w:val="24"/>
           <w:u w:val="single"/>
         </w:rPr>
-        <w:hyperlink r:id="rId10" w:history="1">
+        <w:hyperlink r:id="rId11" w:history="1">
           <w:r>
             <w:rPr>
               <w:rStyle w:val="Hyperlink"/>
@@ -621,7 +604,7 @@
           <w:sz w:val="24"/>
           <w:u w:val="single"/>
         </w:rPr>
-        <w:hyperlink r:id="rId10" w:history="1">
+        <w:hyperlink r:id="rId11" w:history="1">
           <w:r>
             <w:rPr>
               <w:rStyle w:val="Hyperlink"/>
@@ -817,6 +800,7 @@
       </w:r>
       <w:r>
         <w:rPr>
+          <w:u w:val="single" w:color="0000ff"/>
           <w:rFonts w:ascii="Charis SIL Regular" w:hAnsi="Charis SIL Regular" w:eastAsia="Charis SIL Regular"/>
           <w:b w:val="0"/>
           <w:i w:val="0"/>
@@ -1452,7 +1436,53 @@
           <w:color w:val="000000"/>
           <w:sz w:val="24"/>
         </w:rPr>
-        <w:t>Nederlands-Indisch Leger (KNIL). Het overg</w:t>
+        <w:t>Nederlands-Indisc</w:t>
+      </w:r>
+      <w:r>
+        <w:rPr>
+          <w:u w:val="single" w:color="0000ff"/>
+          <w:rFonts w:ascii="Charis SIL Regular" w:hAnsi="Charis SIL Regular" w:eastAsia="Charis SIL Regular"/>
+          <w:b w:val="0"/>
+          <w:i w:val="0"/>
+          <w:color w:val="000000"/>
+          <w:sz w:val="24"/>
+        </w:rPr>
+        <w:hyperlink r:id="rId13" w:history="1">
+          <w:r>
+            <w:rPr>
+              <w:rStyle w:val="Hyperlink"/>
+            </w:rPr>
+            <w:t>h Leger (K</w:t>
+          </w:r>
+        </w:hyperlink>
+      </w:r>
+      <w:r>
+        <w:rPr>
+          <w:u w:val="single" w:color="0000ff"/>
+          <w:rFonts w:ascii="Charis SIL Regular" w:hAnsi="Charis SIL Regular" w:eastAsia="Charis SIL Regular"/>
+          <w:b w:val="0"/>
+          <w:i w:val="0"/>
+          <w:color w:val="000000"/>
+          <w:sz w:val="24"/>
+        </w:rPr>
+        <w:hyperlink r:id="rId13" w:history="1">
+          <w:r>
+            <w:rPr>
+              <w:rStyle w:val="Hyperlink"/>
+            </w:rPr>
+            <w:t>NIL). Het ov</w:t>
+          </w:r>
+        </w:hyperlink>
+      </w:r>
+      <w:r>
+        <w:rPr>
+          <w:rFonts w:ascii="Charis SIL Regular" w:hAnsi="Charis SIL Regular" w:eastAsia="Charis SIL Regular"/>
+          <w:b w:val="0"/>
+          <w:i w:val="0"/>
+          <w:color w:val="000000"/>
+          <w:sz w:val="24"/>
+        </w:rPr>
+        <w:t>erg</w:t>
       </w:r>
       <w:r>
         <w:rPr>
@@ -2008,61 +2038,7 @@
           <w:color w:val="000000"/>
           <w:sz w:val="24"/>
         </w:rPr>
-        <w:t xml:space="preserve">overgedaan. In het Wereldmuseum Leiden zijn sinds de </w:t>
-      </w:r>
-      <w:r>
-        <w:rPr>
-          <w:u w:val="single" w:color="0000ff"/>
-          <w:rFonts w:ascii="Charis SIL Regular" w:hAnsi="Charis SIL Regular" w:eastAsia="Charis SIL Regular"/>
-          <w:b w:val="0"/>
-          <w:i w:val="0"/>
-          <w:color w:val="000000"/>
-          <w:sz w:val="24"/>
-        </w:rPr>
-        <w:hyperlink r:id="rId11" w:history="1">
-          <w:r>
-            <w:rPr>
-              <w:rStyle w:val="Hyperlink"/>
-            </w:rPr>
-            <w:t>oprichting ge</w:t>
-          </w:r>
-        </w:hyperlink>
-      </w:r>
-      <w:r>
-        <w:rPr>
-          <w:u w:val="single" w:color="0000ff"/>
-          <w:rFonts w:ascii="Charis SIL Regular" w:hAnsi="Charis SIL Regular" w:eastAsia="Charis SIL Regular"/>
-          <w:b w:val="0"/>
-          <w:i w:val="0"/>
-          <w:color w:val="000000"/>
-          <w:sz w:val="24"/>
-        </w:rPr>
-        <w:hyperlink r:id="rId11" w:history="1">
-          <w:r>
-            <w:rPr>
-              <w:rStyle w:val="Hyperlink"/>
-            </w:rPr>
-            <w:t>g</w:t>
-          </w:r>
-        </w:hyperlink>
-      </w:r>
-      <w:r>
-        <w:rPr>
-          <w:u w:val="single" w:color="0000ff"/>
-          <w:rFonts w:ascii="Charis SIL Regular" w:hAnsi="Charis SIL Regular" w:eastAsia="Charis SIL Regular"/>
-          <w:b w:val="0"/>
-          <w:i w:val="0"/>
-          <w:color w:val="000000"/>
-          <w:sz w:val="24"/>
-        </w:rPr>
-        <w:hyperlink r:id="rId11" w:history="1">
-          <w:r>
-            <w:rPr>
-              <w:rStyle w:val="Hyperlink"/>
-            </w:rPr>
-            <w:t>even</w:t>
-          </w:r>
-        </w:hyperlink>
+        <w:t>overgedaan. In het Wereldmuseum Leiden zijn sinds de oprichting gegeven</w:t>
       </w:r>
       <w:r>
         <w:rPr>
@@ -3325,7 +3301,7 @@
           <w:sz w:val="24"/>
           <w:u w:val="single"/>
         </w:rPr>
-        <w:hyperlink r:id="rId18" w:history="1">
+        <w:hyperlink r:id="rId17" w:history="1">
           <w:r>
             <w:rPr>
               <w:rStyle w:val="Hyperlink"/>
@@ -3343,7 +3319,7 @@
           <w:sz w:val="24"/>
           <w:u w:val="single"/>
         </w:rPr>
-        <w:hyperlink r:id="rId17" w:history="1">
+        <w:hyperlink r:id="rId18" w:history="1">
           <w:r>
             <w:rPr>
               <w:rStyle w:val="Hyperlink"/>
@@ -3372,7 +3348,7 @@
           <w:sz w:val="24"/>
           <w:u w:val="single"/>
         </w:rPr>
-        <w:hyperlink r:id="rId17" w:history="1">
+        <w:hyperlink r:id="rId18" w:history="1">
           <w:r>
             <w:rPr>
               <w:rStyle w:val="Hyperlink"/>

--- a/EXPORTS/DOCX/published/niveau3/Dutch/WMLeiden.docx
+++ b/EXPORTS/DOCX/published/niveau3/Dutch/WMLeiden.docx
@@ -566,52 +566,8 @@
           <w:i w:val="0"/>
           <w:color w:val="0000FF"/>
           <w:sz w:val="24"/>
-          <w:u w:val="single"/>
-        </w:rPr>
-        <w:hyperlink r:id="rId11" w:history="1">
-          <w:r>
-            <w:rPr>
-              <w:rStyle w:val="Hyperlink"/>
-            </w:rPr>
-            <w:t>Rij</w:t>
-          </w:r>
-        </w:hyperlink>
-      </w:r>
-      <w:r>
-        <w:rPr>
-          <w:rFonts w:ascii="Charis SIL Regular" w:hAnsi="Charis SIL Regular" w:eastAsia="Charis SIL Regular"/>
-          <w:b w:val="0"/>
-          <w:i w:val="0"/>
-          <w:color w:val="0000FF"/>
-          <w:sz w:val="24"/>
-          <w:u w:val="single"/>
-        </w:rPr>
-        <w:hyperlink r:id="rId11" w:history="1">
-          <w:r>
-            <w:rPr>
-              <w:rStyle w:val="Hyperlink"/>
-            </w:rPr>
-            <w:t>k</w:t>
-          </w:r>
-        </w:hyperlink>
-      </w:r>
-      <w:r>
-        <w:rPr>
-          <w:rFonts w:ascii="Charis SIL Regular" w:hAnsi="Charis SIL Regular" w:eastAsia="Charis SIL Regular"/>
-          <w:b w:val="0"/>
-          <w:i w:val="0"/>
-          <w:color w:val="0000FF"/>
-          <w:sz w:val="24"/>
-          <w:u w:val="single"/>
-        </w:rPr>
-        <w:hyperlink r:id="rId11" w:history="1">
-          <w:r>
-            <w:rPr>
-              <w:rStyle w:val="Hyperlink"/>
-            </w:rPr>
-            <w:t>smuseu</w:t>
-          </w:r>
-        </w:hyperlink>
+        </w:rPr>
+        <w:t>Rijksmuseu</w:t>
       </w:r>
       <w:r>
         <w:rPr>
@@ -3319,7 +3275,7 @@
           <w:sz w:val="24"/>
           <w:u w:val="single"/>
         </w:rPr>
-        <w:hyperlink r:id="rId18" w:history="1">
+        <w:hyperlink r:id="rId17" w:history="1">
           <w:r>
             <w:rPr>
               <w:rStyle w:val="Hyperlink"/>
@@ -3348,7 +3304,7 @@
           <w:sz w:val="24"/>
           <w:u w:val="single"/>
         </w:rPr>
-        <w:hyperlink r:id="rId18" w:history="1">
+        <w:hyperlink r:id="rId17" w:history="1">
           <w:r>
             <w:rPr>
               <w:rStyle w:val="Hyperlink"/>
@@ -3496,7 +3452,7 @@
           <w:sz w:val="24"/>
           <w:u w:val="single"/>
         </w:rPr>
-        <w:hyperlink r:id="rId19" w:history="1">
+        <w:hyperlink r:id="rId18" w:history="1">
           <w:r>
             <w:rPr>
               <w:rStyle w:val="Hyperlink"/>
@@ -3514,7 +3470,7 @@
           <w:sz w:val="24"/>
           <w:u w:val="single"/>
         </w:rPr>
-        <w:hyperlink r:id="rId19" w:history="1">
+        <w:hyperlink r:id="rId18" w:history="1">
           <w:r>
             <w:rPr>
               <w:rStyle w:val="Hyperlink"/>
@@ -3532,7 +3488,7 @@
           <w:sz w:val="24"/>
           <w:u w:val="single"/>
         </w:rPr>
-        <w:hyperlink r:id="rId19" w:history="1">
+        <w:hyperlink r:id="rId18" w:history="1">
           <w:r>
             <w:rPr>
               <w:rStyle w:val="Hyperlink"/>
@@ -3550,7 +3506,7 @@
           <w:sz w:val="24"/>
           <w:u w:val="single"/>
         </w:rPr>
-        <w:hyperlink r:id="rId19" w:history="1">
+        <w:hyperlink r:id="rId18" w:history="1">
           <w:r>
             <w:rPr>
               <w:rStyle w:val="Hyperlink"/>
@@ -3578,7 +3534,7 @@
           <w:sz w:val="24"/>
           <w:u w:val="single"/>
         </w:rPr>
-        <w:hyperlink r:id="rId19" w:history="1">
+        <w:hyperlink r:id="rId18" w:history="1">
           <w:r>
             <w:rPr>
               <w:rStyle w:val="Hyperlink"/>
@@ -3596,7 +3552,7 @@
           <w:sz w:val="24"/>
           <w:u w:val="single"/>
         </w:rPr>
-        <w:hyperlink r:id="rId20" w:history="1">
+        <w:hyperlink r:id="rId18" w:history="1">
           <w:r>
             <w:rPr>
               <w:rStyle w:val="Hyperlink"/>
@@ -3625,7 +3581,7 @@
           <w:sz w:val="24"/>
           <w:u w:val="single"/>
         </w:rPr>
-        <w:hyperlink r:id="rId19" w:history="1">
+        <w:hyperlink r:id="rId18" w:history="1">
           <w:r>
             <w:rPr>
               <w:rStyle w:val="Hyperlink"/>
@@ -3753,7 +3709,7 @@
           <w:sz w:val="24"/>
           <w:u w:val="single"/>
         </w:rPr>
-        <w:hyperlink r:id="rId21" w:history="1">
+        <w:hyperlink r:id="rId19" w:history="1">
           <w:r>
             <w:rPr>
               <w:rStyle w:val="Hyperlink"/>
@@ -3771,7 +3727,7 @@
           <w:sz w:val="24"/>
           <w:u w:val="single"/>
         </w:rPr>
-        <w:hyperlink r:id="rId21" w:history="1">
+        <w:hyperlink r:id="rId19" w:history="1">
           <w:r>
             <w:rPr>
               <w:rStyle w:val="Hyperlink"/>
@@ -3789,7 +3745,7 @@
           <w:sz w:val="24"/>
           <w:u w:val="single"/>
         </w:rPr>
-        <w:hyperlink r:id="rId21" w:history="1">
+        <w:hyperlink r:id="rId19" w:history="1">
           <w:r>
             <w:rPr>
               <w:rStyle w:val="Hyperlink"/>
@@ -3807,7 +3763,7 @@
           <w:sz w:val="24"/>
           <w:u w:val="single"/>
         </w:rPr>
-        <w:hyperlink r:id="rId21" w:history="1">
+        <w:hyperlink r:id="rId19" w:history="1">
           <w:r>
             <w:rPr>
               <w:rStyle w:val="Hyperlink"/>
@@ -3935,7 +3891,7 @@
           <w:sz w:val="24"/>
           <w:u w:val="single"/>
         </w:rPr>
-        <w:hyperlink r:id="rId22" w:history="1">
+        <w:hyperlink r:id="rId20" w:history="1">
           <w:r>
             <w:rPr>
               <w:rStyle w:val="Hyperlink"/>
@@ -3953,7 +3909,7 @@
           <w:sz w:val="24"/>
           <w:u w:val="single"/>
         </w:rPr>
-        <w:hyperlink r:id="rId22" w:history="1">
+        <w:hyperlink r:id="rId20" w:history="1">
           <w:r>
             <w:rPr>
               <w:rStyle w:val="Hyperlink"/>
@@ -3971,7 +3927,7 @@
           <w:sz w:val="24"/>
           <w:u w:val="single"/>
         </w:rPr>
-        <w:hyperlink r:id="rId22" w:history="1">
+        <w:hyperlink r:id="rId20" w:history="1">
           <w:r>
             <w:rPr>
               <w:rStyle w:val="Hyperlink"/>
@@ -3999,7 +3955,7 @@
           <w:sz w:val="24"/>
           <w:u w:val="single"/>
         </w:rPr>
-        <w:hyperlink r:id="rId23" w:history="1">
+        <w:hyperlink r:id="rId21" w:history="1">
           <w:r>
             <w:rPr>
               <w:rStyle w:val="Hyperlink"/>
@@ -4028,7 +3984,7 @@
           <w:sz w:val="24"/>
           <w:u w:val="single"/>
         </w:rPr>
-        <w:hyperlink r:id="rId23" w:history="1">
+        <w:hyperlink r:id="rId21" w:history="1">
           <w:r>
             <w:rPr>
               <w:rStyle w:val="Hyperlink"/>
@@ -4056,7 +4012,7 @@
           <w:sz w:val="24"/>
           <w:u w:val="single"/>
         </w:rPr>
-        <w:hyperlink r:id="rId22" w:history="1">
+        <w:hyperlink r:id="rId20" w:history="1">
           <w:r>
             <w:rPr>
               <w:rStyle w:val="Hyperlink"/>
@@ -4074,7 +4030,7 @@
           <w:sz w:val="24"/>
           <w:u w:val="single"/>
         </w:rPr>
-        <w:hyperlink r:id="rId22" w:history="1">
+        <w:hyperlink r:id="rId20" w:history="1">
           <w:r>
             <w:rPr>
               <w:rStyle w:val="Hyperlink"/>
@@ -4103,7 +4059,7 @@
           <w:sz w:val="24"/>
           <w:u w:val="single"/>
         </w:rPr>
-        <w:hyperlink r:id="rId22" w:history="1">
+        <w:hyperlink r:id="rId20" w:history="1">
           <w:r>
             <w:rPr>
               <w:rStyle w:val="Hyperlink"/>
@@ -4204,7 +4160,7 @@
           <w:sz w:val="24"/>
           <w:u w:val="single"/>
         </w:rPr>
-        <w:hyperlink r:id="rId24" w:history="1">
+        <w:hyperlink r:id="rId22" w:history="1">
           <w:r>
             <w:rPr>
               <w:rStyle w:val="Hyperlink"/>
@@ -4222,7 +4178,7 @@
           <w:sz w:val="24"/>
           <w:u w:val="single"/>
         </w:rPr>
-        <w:hyperlink r:id="rId24" w:history="1">
+        <w:hyperlink r:id="rId22" w:history="1">
           <w:r>
             <w:rPr>
               <w:rStyle w:val="Hyperlink"/>
@@ -4240,7 +4196,7 @@
           <w:sz w:val="24"/>
           <w:u w:val="single"/>
         </w:rPr>
-        <w:hyperlink r:id="rId24" w:history="1">
+        <w:hyperlink r:id="rId22" w:history="1">
           <w:r>
             <w:rPr>
               <w:rStyle w:val="Hyperlink"/>
@@ -4268,7 +4224,7 @@
           <w:sz w:val="24"/>
           <w:u w:val="single"/>
         </w:rPr>
-        <w:hyperlink r:id="rId25" w:history="1">
+        <w:hyperlink r:id="rId23" w:history="1">
           <w:r>
             <w:rPr>
               <w:rStyle w:val="Hyperlink"/>
@@ -4297,7 +4253,7 @@
           <w:sz w:val="24"/>
           <w:u w:val="single"/>
         </w:rPr>
-        <w:hyperlink r:id="rId25" w:history="1">
+        <w:hyperlink r:id="rId23" w:history="1">
           <w:r>
             <w:rPr>
               <w:rStyle w:val="Hyperlink"/>
@@ -4325,7 +4281,7 @@
           <w:sz w:val="24"/>
           <w:u w:val="single"/>
         </w:rPr>
-        <w:hyperlink r:id="rId24" w:history="1">
+        <w:hyperlink r:id="rId22" w:history="1">
           <w:r>
             <w:rPr>
               <w:rStyle w:val="Hyperlink"/>
@@ -4343,7 +4299,7 @@
           <w:sz w:val="24"/>
           <w:u w:val="single"/>
         </w:rPr>
-        <w:hyperlink r:id="rId24" w:history="1">
+        <w:hyperlink r:id="rId22" w:history="1">
           <w:r>
             <w:rPr>
               <w:rStyle w:val="Hyperlink"/>
@@ -4372,7 +4328,7 @@
           <w:sz w:val="24"/>
           <w:u w:val="single"/>
         </w:rPr>
-        <w:hyperlink r:id="rId24" w:history="1">
+        <w:hyperlink r:id="rId22" w:history="1">
           <w:r>
             <w:rPr>
               <w:rStyle w:val="Hyperlink"/>

--- a/EXPORTS/DOCX/published/niveau3/Dutch/WMLeiden.docx
+++ b/EXPORTS/DOCX/published/niveau3/Dutch/WMLeiden.docx
@@ -1994,7 +1994,61 @@
           <w:color w:val="000000"/>
           <w:sz w:val="24"/>
         </w:rPr>
-        <w:t>overgedaan. In het Wereldmuseum Leiden zijn sinds de oprichting gegeven</w:t>
+        <w:t xml:space="preserve">overgedaan. In het Wereldmuseum Leiden zijn sinds de </w:t>
+      </w:r>
+      <w:r>
+        <w:rPr>
+          <w:u w:val="single" w:color="0000ff"/>
+          <w:rFonts w:ascii="Charis SIL Regular" w:hAnsi="Charis SIL Regular" w:eastAsia="Charis SIL Regular"/>
+          <w:b w:val="0"/>
+          <w:i w:val="0"/>
+          <w:color w:val="000000"/>
+          <w:sz w:val="24"/>
+        </w:rPr>
+        <w:hyperlink r:id="rId11" w:history="1">
+          <w:r>
+            <w:rPr>
+              <w:rStyle w:val="Hyperlink"/>
+            </w:rPr>
+            <w:t>oprichting ge</w:t>
+          </w:r>
+        </w:hyperlink>
+      </w:r>
+      <w:r>
+        <w:rPr>
+          <w:u w:val="single" w:color="0000ff"/>
+          <w:rFonts w:ascii="Charis SIL Regular" w:hAnsi="Charis SIL Regular" w:eastAsia="Charis SIL Regular"/>
+          <w:b w:val="0"/>
+          <w:i w:val="0"/>
+          <w:color w:val="000000"/>
+          <w:sz w:val="24"/>
+        </w:rPr>
+        <w:hyperlink r:id="rId11" w:history="1">
+          <w:r>
+            <w:rPr>
+              <w:rStyle w:val="Hyperlink"/>
+            </w:rPr>
+            <w:t>g</w:t>
+          </w:r>
+        </w:hyperlink>
+      </w:r>
+      <w:r>
+        <w:rPr>
+          <w:u w:val="single" w:color="0000ff"/>
+          <w:rFonts w:ascii="Charis SIL Regular" w:hAnsi="Charis SIL Regular" w:eastAsia="Charis SIL Regular"/>
+          <w:b w:val="0"/>
+          <w:i w:val="0"/>
+          <w:color w:val="000000"/>
+          <w:sz w:val="24"/>
+        </w:rPr>
+        <w:hyperlink r:id="rId11" w:history="1">
+          <w:r>
+            <w:rPr>
+              <w:rStyle w:val="Hyperlink"/>
+            </w:rPr>
+            <w:t>even</w:t>
+          </w:r>
+        </w:hyperlink>
       </w:r>
       <w:r>
         <w:rPr>
@@ -2574,7 +2628,7 @@
           <w:sz w:val="24"/>
           <w:u w:val="single"/>
         </w:rPr>
-        <w:t>Etnografisch Museu</w:t>
+        <w:t>Etnografisch Muse</w:t>
       </w:r>
       <w:r>
         <w:rPr>
@@ -2585,7 +2639,7 @@
           <w:sz w:val="24"/>
           <w:u w:val="single"/>
         </w:rPr>
-        <w:t>m Arti</w:t>
+        <w:t>u</w:t>
       </w:r>
       <w:r>
         <w:rPr>
@@ -2594,8 +2648,9 @@
           <w:i w:val="0"/>
           <w:color w:val="0000FF"/>
           <w:sz w:val="24"/>
-        </w:rPr>
-        <w:t>s</w:t>
+          <w:u w:val="single"/>
+        </w:rPr>
+        <w:t>m Artis</w:t>
       </w:r>
       <w:r>
         <w:br/>
@@ -3257,7 +3312,7 @@
           <w:sz w:val="24"/>
           <w:u w:val="single"/>
         </w:rPr>
-        <w:hyperlink r:id="rId17" w:history="1">
+        <w:hyperlink r:id="rId18" w:history="1">
           <w:r>
             <w:rPr>
               <w:rStyle w:val="Hyperlink"/>
@@ -3275,7 +3330,7 @@
           <w:sz w:val="24"/>
           <w:u w:val="single"/>
         </w:rPr>
-        <w:hyperlink r:id="rId17" w:history="1">
+        <w:hyperlink r:id="rId18" w:history="1">
           <w:r>
             <w:rPr>
               <w:rStyle w:val="Hyperlink"/>
@@ -3304,7 +3359,7 @@
           <w:sz w:val="24"/>
           <w:u w:val="single"/>
         </w:rPr>
-        <w:hyperlink r:id="rId17" w:history="1">
+        <w:hyperlink r:id="rId18" w:history="1">
           <w:r>
             <w:rPr>
               <w:rStyle w:val="Hyperlink"/>
@@ -3452,7 +3507,7 @@
           <w:sz w:val="24"/>
           <w:u w:val="single"/>
         </w:rPr>
-        <w:hyperlink r:id="rId18" w:history="1">
+        <w:hyperlink r:id="rId19" w:history="1">
           <w:r>
             <w:rPr>
               <w:rStyle w:val="Hyperlink"/>
@@ -3470,7 +3525,7 @@
           <w:sz w:val="24"/>
           <w:u w:val="single"/>
         </w:rPr>
-        <w:hyperlink r:id="rId18" w:history="1">
+        <w:hyperlink r:id="rId19" w:history="1">
           <w:r>
             <w:rPr>
               <w:rStyle w:val="Hyperlink"/>
@@ -3488,7 +3543,7 @@
           <w:sz w:val="24"/>
           <w:u w:val="single"/>
         </w:rPr>
-        <w:hyperlink r:id="rId18" w:history="1">
+        <w:hyperlink r:id="rId19" w:history="1">
           <w:r>
             <w:rPr>
               <w:rStyle w:val="Hyperlink"/>
@@ -3506,7 +3561,7 @@
           <w:sz w:val="24"/>
           <w:u w:val="single"/>
         </w:rPr>
-        <w:hyperlink r:id="rId18" w:history="1">
+        <w:hyperlink r:id="rId19" w:history="1">
           <w:r>
             <w:rPr>
               <w:rStyle w:val="Hyperlink"/>
@@ -3534,7 +3589,7 @@
           <w:sz w:val="24"/>
           <w:u w:val="single"/>
         </w:rPr>
-        <w:hyperlink r:id="rId18" w:history="1">
+        <w:hyperlink r:id="rId20" w:history="1">
           <w:r>
             <w:rPr>
               <w:rStyle w:val="Hyperlink"/>
@@ -3552,7 +3607,7 @@
           <w:sz w:val="24"/>
           <w:u w:val="single"/>
         </w:rPr>
-        <w:hyperlink r:id="rId18" w:history="1">
+        <w:hyperlink r:id="rId20" w:history="1">
           <w:r>
             <w:rPr>
               <w:rStyle w:val="Hyperlink"/>
@@ -3581,7 +3636,7 @@
           <w:sz w:val="24"/>
           <w:u w:val="single"/>
         </w:rPr>
-        <w:hyperlink r:id="rId18" w:history="1">
+        <w:hyperlink r:id="rId20" w:history="1">
           <w:r>
             <w:rPr>
               <w:rStyle w:val="Hyperlink"/>
@@ -3709,7 +3764,7 @@
           <w:sz w:val="24"/>
           <w:u w:val="single"/>
         </w:rPr>
-        <w:hyperlink r:id="rId19" w:history="1">
+        <w:hyperlink r:id="rId21" w:history="1">
           <w:r>
             <w:rPr>
               <w:rStyle w:val="Hyperlink"/>
@@ -3727,7 +3782,7 @@
           <w:sz w:val="24"/>
           <w:u w:val="single"/>
         </w:rPr>
-        <w:hyperlink r:id="rId19" w:history="1">
+        <w:hyperlink r:id="rId21" w:history="1">
           <w:r>
             <w:rPr>
               <w:rStyle w:val="Hyperlink"/>
@@ -3745,7 +3800,7 @@
           <w:sz w:val="24"/>
           <w:u w:val="single"/>
         </w:rPr>
-        <w:hyperlink r:id="rId19" w:history="1">
+        <w:hyperlink r:id="rId21" w:history="1">
           <w:r>
             <w:rPr>
               <w:rStyle w:val="Hyperlink"/>
@@ -3763,7 +3818,7 @@
           <w:sz w:val="24"/>
           <w:u w:val="single"/>
         </w:rPr>
-        <w:hyperlink r:id="rId19" w:history="1">
+        <w:hyperlink r:id="rId21" w:history="1">
           <w:r>
             <w:rPr>
               <w:rStyle w:val="Hyperlink"/>
@@ -3891,7 +3946,7 @@
           <w:sz w:val="24"/>
           <w:u w:val="single"/>
         </w:rPr>
-        <w:hyperlink r:id="rId20" w:history="1">
+        <w:hyperlink r:id="rId22" w:history="1">
           <w:r>
             <w:rPr>
               <w:rStyle w:val="Hyperlink"/>
@@ -3909,7 +3964,7 @@
           <w:sz w:val="24"/>
           <w:u w:val="single"/>
         </w:rPr>
-        <w:hyperlink r:id="rId20" w:history="1">
+        <w:hyperlink r:id="rId22" w:history="1">
           <w:r>
             <w:rPr>
               <w:rStyle w:val="Hyperlink"/>
@@ -3927,7 +3982,7 @@
           <w:sz w:val="24"/>
           <w:u w:val="single"/>
         </w:rPr>
-        <w:hyperlink r:id="rId20" w:history="1">
+        <w:hyperlink r:id="rId22" w:history="1">
           <w:r>
             <w:rPr>
               <w:rStyle w:val="Hyperlink"/>
@@ -3955,7 +4010,7 @@
           <w:sz w:val="24"/>
           <w:u w:val="single"/>
         </w:rPr>
-        <w:hyperlink r:id="rId21" w:history="1">
+        <w:hyperlink r:id="rId23" w:history="1">
           <w:r>
             <w:rPr>
               <w:rStyle w:val="Hyperlink"/>
@@ -3984,7 +4039,7 @@
           <w:sz w:val="24"/>
           <w:u w:val="single"/>
         </w:rPr>
-        <w:hyperlink r:id="rId21" w:history="1">
+        <w:hyperlink r:id="rId23" w:history="1">
           <w:r>
             <w:rPr>
               <w:rStyle w:val="Hyperlink"/>
@@ -4012,7 +4067,7 @@
           <w:sz w:val="24"/>
           <w:u w:val="single"/>
         </w:rPr>
-        <w:hyperlink r:id="rId20" w:history="1">
+        <w:hyperlink r:id="rId22" w:history="1">
           <w:r>
             <w:rPr>
               <w:rStyle w:val="Hyperlink"/>
@@ -4030,7 +4085,7 @@
           <w:sz w:val="24"/>
           <w:u w:val="single"/>
         </w:rPr>
-        <w:hyperlink r:id="rId20" w:history="1">
+        <w:hyperlink r:id="rId22" w:history="1">
           <w:r>
             <w:rPr>
               <w:rStyle w:val="Hyperlink"/>
@@ -4059,7 +4114,7 @@
           <w:sz w:val="24"/>
           <w:u w:val="single"/>
         </w:rPr>
-        <w:hyperlink r:id="rId20" w:history="1">
+        <w:hyperlink r:id="rId22" w:history="1">
           <w:r>
             <w:rPr>
               <w:rStyle w:val="Hyperlink"/>
@@ -4160,7 +4215,7 @@
           <w:sz w:val="24"/>
           <w:u w:val="single"/>
         </w:rPr>
-        <w:hyperlink r:id="rId22" w:history="1">
+        <w:hyperlink r:id="rId24" w:history="1">
           <w:r>
             <w:rPr>
               <w:rStyle w:val="Hyperlink"/>
@@ -4178,7 +4233,7 @@
           <w:sz w:val="24"/>
           <w:u w:val="single"/>
         </w:rPr>
-        <w:hyperlink r:id="rId22" w:history="1">
+        <w:hyperlink r:id="rId24" w:history="1">
           <w:r>
             <w:rPr>
               <w:rStyle w:val="Hyperlink"/>
@@ -4196,7 +4251,7 @@
           <w:sz w:val="24"/>
           <w:u w:val="single"/>
         </w:rPr>
-        <w:hyperlink r:id="rId22" w:history="1">
+        <w:hyperlink r:id="rId24" w:history="1">
           <w:r>
             <w:rPr>
               <w:rStyle w:val="Hyperlink"/>
@@ -4224,7 +4279,7 @@
           <w:sz w:val="24"/>
           <w:u w:val="single"/>
         </w:rPr>
-        <w:hyperlink r:id="rId23" w:history="1">
+        <w:hyperlink r:id="rId25" w:history="1">
           <w:r>
             <w:rPr>
               <w:rStyle w:val="Hyperlink"/>
@@ -4253,7 +4308,7 @@
           <w:sz w:val="24"/>
           <w:u w:val="single"/>
         </w:rPr>
-        <w:hyperlink r:id="rId23" w:history="1">
+        <w:hyperlink r:id="rId25" w:history="1">
           <w:r>
             <w:rPr>
               <w:rStyle w:val="Hyperlink"/>
@@ -4281,7 +4336,7 @@
           <w:sz w:val="24"/>
           <w:u w:val="single"/>
         </w:rPr>
-        <w:hyperlink r:id="rId22" w:history="1">
+        <w:hyperlink r:id="rId24" w:history="1">
           <w:r>
             <w:rPr>
               <w:rStyle w:val="Hyperlink"/>
@@ -4299,7 +4354,7 @@
           <w:sz w:val="24"/>
           <w:u w:val="single"/>
         </w:rPr>
-        <w:hyperlink r:id="rId22" w:history="1">
+        <w:hyperlink r:id="rId24" w:history="1">
           <w:r>
             <w:rPr>
               <w:rStyle w:val="Hyperlink"/>
@@ -4328,7 +4383,7 @@
           <w:sz w:val="24"/>
           <w:u w:val="single"/>
         </w:rPr>
-        <w:hyperlink r:id="rId22" w:history="1">
+        <w:hyperlink r:id="rId24" w:history="1">
           <w:r>
             <w:rPr>
               <w:rStyle w:val="Hyperlink"/>

--- a/EXPORTS/DOCX/published/niveau3/Dutch/WMLeiden.docx
+++ b/EXPORTS/DOCX/published/niveau3/Dutch/WMLeiden.docx
@@ -566,8 +566,52 @@
           <w:i w:val="0"/>
           <w:color w:val="0000FF"/>
           <w:sz w:val="24"/>
-        </w:rPr>
-        <w:t>Rijksmuseu</w:t>
+          <w:u w:val="single"/>
+        </w:rPr>
+        <w:hyperlink r:id="rId10" w:history="1">
+          <w:r>
+            <w:rPr>
+              <w:rStyle w:val="Hyperlink"/>
+            </w:rPr>
+            <w:t>Rij</w:t>
+          </w:r>
+        </w:hyperlink>
+      </w:r>
+      <w:r>
+        <w:rPr>
+          <w:rFonts w:ascii="Charis SIL Regular" w:hAnsi="Charis SIL Regular" w:eastAsia="Charis SIL Regular"/>
+          <w:b w:val="0"/>
+          <w:i w:val="0"/>
+          <w:color w:val="0000FF"/>
+          <w:sz w:val="24"/>
+          <w:u w:val="single"/>
+        </w:rPr>
+        <w:hyperlink r:id="rId10" w:history="1">
+          <w:r>
+            <w:rPr>
+              <w:rStyle w:val="Hyperlink"/>
+            </w:rPr>
+            <w:t>k</w:t>
+          </w:r>
+        </w:hyperlink>
+      </w:r>
+      <w:r>
+        <w:rPr>
+          <w:rFonts w:ascii="Charis SIL Regular" w:hAnsi="Charis SIL Regular" w:eastAsia="Charis SIL Regular"/>
+          <w:b w:val="0"/>
+          <w:i w:val="0"/>
+          <w:color w:val="0000FF"/>
+          <w:sz w:val="24"/>
+          <w:u w:val="single"/>
+        </w:rPr>
+        <w:hyperlink r:id="rId10" w:history="1">
+          <w:r>
+            <w:rPr>
+              <w:rStyle w:val="Hyperlink"/>
+            </w:rPr>
+            <w:t>smuseu</w:t>
+          </w:r>
+        </w:hyperlink>
       </w:r>
       <w:r>
         <w:rPr>
@@ -607,7 +651,7 @@
           <w:sz w:val="24"/>
           <w:u w:val="single"/>
         </w:rPr>
-        <w:hyperlink r:id="rId10" w:history="1">
+        <w:hyperlink r:id="rId11" w:history="1">
           <w:r>
             <w:rPr>
               <w:rStyle w:val="Hyperlink"/>
@@ -625,7 +669,7 @@
           <w:sz w:val="24"/>
           <w:u w:val="single"/>
         </w:rPr>
-        <w:hyperlink r:id="rId10" w:history="1">
+        <w:hyperlink r:id="rId11" w:history="1">
           <w:r>
             <w:rPr>
               <w:rStyle w:val="Hyperlink"/>
@@ -643,7 +687,7 @@
           <w:sz w:val="24"/>
           <w:u w:val="single"/>
         </w:rPr>
-        <w:hyperlink r:id="rId10" w:history="1">
+        <w:hyperlink r:id="rId11" w:history="1">
           <w:r>
             <w:rPr>
               <w:rStyle w:val="Hyperlink"/>
@@ -672,7 +716,7 @@
           <w:sz w:val="24"/>
           <w:u w:val="single"/>
         </w:rPr>
-        <w:hyperlink r:id="rId10" w:history="1">
+        <w:hyperlink r:id="rId11" w:history="1">
           <w:r>
             <w:rPr>
               <w:rStyle w:val="Hyperlink"/>
@@ -728,42 +772,7 @@
           <w:color w:val="000000"/>
           <w:sz w:val="24"/>
         </w:rPr>
-        <w:hyperlink r:id="rId11" w:history="1">
-          <w:r>
-            <w:rPr>
-              <w:rStyle w:val="Hyperlink"/>
-            </w:rPr>
-            <w:t>afisch Mus</w:t>
-          </w:r>
-        </w:hyperlink>
-      </w:r>
-      <w:r>
-        <w:rPr>
-          <w:rFonts w:ascii="Charis SIL Regular" w:hAnsi="Charis SIL Regular" w:eastAsia="Charis SIL Regular"/>
-          <w:b w:val="0"/>
-          <w:i w:val="0"/>
-          <w:color w:val="000000"/>
-          <w:sz w:val="24"/>
-        </w:rPr>
-        <w:hyperlink r:id="rId11" w:history="1">
-          <w:r>
-            <w:rPr>
-              <w:rStyle w:val="Hyperlink"/>
-            </w:rPr>
-            <w:t>e</w:t>
-          </w:r>
-        </w:hyperlink>
-      </w:r>
-      <w:r>
-        <w:rPr>
-          <w:u w:val="single" w:color="0000ff"/>
-          <w:rFonts w:ascii="Charis SIL Regular" w:hAnsi="Charis SIL Regular" w:eastAsia="Charis SIL Regular"/>
-          <w:b w:val="0"/>
-          <w:i w:val="0"/>
-          <w:color w:val="000000"/>
-          <w:sz w:val="24"/>
-        </w:rPr>
-        <w:t>um</w:t>
+        <w:t>afisch Museum</w:t>
       </w:r>
       <w:r>
         <w:rPr>
@@ -797,7 +806,7 @@
             <w:rPr>
               <w:rStyle w:val="Hyperlink"/>
             </w:rPr>
-            <w:t>der deze la</w:t>
+            <w:t>der deze l</w:t>
           </w:r>
         </w:hyperlink>
       </w:r>
@@ -809,7 +818,7 @@
           <w:color w:val="000000"/>
           <w:sz w:val="24"/>
         </w:rPr>
-        <w:t xml:space="preserve">atste groep objecten bevonden zich ook </w:t>
+        <w:t xml:space="preserve">aatste groep objecten bevonden zich ook </w:t>
       </w:r>
       <w:r>
         <w:rPr>
@@ -1101,129 +1110,7 @@
           <w:color w:val="000000"/>
           <w:sz w:val="24"/>
         </w:rPr>
-        <w:t>Daarnaast was het Rij</w:t>
-      </w:r>
-      <w:r>
-        <w:rPr>
-          <w:rFonts w:ascii="Charis SIL Regular" w:hAnsi="Charis SIL Regular" w:eastAsia="Charis SIL Regular"/>
-          <w:b w:val="0"/>
-          <w:i w:val="0"/>
-          <w:color w:val="000000"/>
-          <w:sz w:val="24"/>
-        </w:rPr>
-        <w:hyperlink r:id="rId12" w:history="1">
-          <w:r>
-            <w:rPr>
-              <w:rStyle w:val="Hyperlink"/>
-            </w:rPr>
-            <w:t>ks Etnogra</w:t>
-          </w:r>
-        </w:hyperlink>
-      </w:r>
-      <w:r>
-        <w:rPr>
-          <w:rFonts w:ascii="Charis SIL Regular" w:hAnsi="Charis SIL Regular" w:eastAsia="Charis SIL Regular"/>
-          <w:b w:val="0"/>
-          <w:i w:val="0"/>
-          <w:color w:val="000000"/>
-          <w:sz w:val="24"/>
-        </w:rPr>
-        <w:hyperlink r:id="rId12" w:history="1">
-          <w:r>
-            <w:rPr>
-              <w:rStyle w:val="Hyperlink"/>
-            </w:rPr>
-            <w:t>fisch Muse</w:t>
-          </w:r>
-        </w:hyperlink>
-      </w:r>
-      <w:r>
-        <w:rPr>
-          <w:rFonts w:ascii="Charis SIL Regular" w:hAnsi="Charis SIL Regular" w:eastAsia="Charis SIL Regular"/>
-          <w:b w:val="0"/>
-          <w:i w:val="0"/>
-          <w:color w:val="000000"/>
-          <w:sz w:val="24"/>
-        </w:rPr>
-        <w:t>um</w:t>
-      </w:r>
-      <w:r>
-        <w:rPr>
-          <w:rFonts w:ascii="Charis SIL Regular" w:hAnsi="Charis SIL Regular" w:eastAsia="Charis SIL Regular"/>
-          <w:b w:val="0"/>
-          <w:i w:val="0"/>
-          <w:color w:val="000000"/>
-          <w:sz w:val="24"/>
-        </w:rPr>
-        <w:hyperlink r:id="rId12" w:history="1">
-          <w:r>
-            <w:rPr>
-              <w:rStyle w:val="Hyperlink"/>
-            </w:rPr>
-            <w:t xml:space="preserve"> zelf een act</w:t>
-          </w:r>
-        </w:hyperlink>
-      </w:r>
-      <w:r>
-        <w:rPr>
-          <w:rFonts w:ascii="Charis SIL Regular" w:hAnsi="Charis SIL Regular" w:eastAsia="Charis SIL Regular"/>
-          <w:b w:val="0"/>
-          <w:i w:val="0"/>
-          <w:color w:val="000000"/>
-          <w:sz w:val="24"/>
-        </w:rPr>
-        <w:hyperlink r:id="rId12" w:history="1">
-          <w:r>
-            <w:rPr>
-              <w:rStyle w:val="Hyperlink"/>
-            </w:rPr>
-            <w:t>i</w:t>
-          </w:r>
-        </w:hyperlink>
-      </w:r>
-      <w:r>
-        <w:rPr>
-          <w:rFonts w:ascii="Charis SIL Regular" w:hAnsi="Charis SIL Regular" w:eastAsia="Charis SIL Regular"/>
-          <w:b w:val="0"/>
-          <w:i w:val="0"/>
-          <w:color w:val="000000"/>
-          <w:sz w:val="24"/>
-        </w:rPr>
-        <w:hyperlink r:id="rId12" w:history="1">
-          <w:r>
-            <w:rPr>
-              <w:rStyle w:val="Hyperlink"/>
-            </w:rPr>
-            <w:t>eve</w:t>
-          </w:r>
-        </w:hyperlink>
-      </w:r>
-      <w:r>
-        <w:rPr>
-          <w:rFonts w:ascii="Charis SIL Regular" w:hAnsi="Charis SIL Regular" w:eastAsia="Charis SIL Regular"/>
-          <w:b w:val="0"/>
-          <w:i w:val="0"/>
-          <w:color w:val="000000"/>
-          <w:sz w:val="24"/>
-        </w:rPr>
-        <w:t xml:space="preserve"> </w:t>
-      </w:r>
-      <w:r>
-        <w:rPr>
-          <w:rFonts w:ascii="Charis SIL Regular" w:hAnsi="Charis SIL Regular" w:eastAsia="Charis SIL Regular"/>
-          <w:b w:val="0"/>
-          <w:i w:val="0"/>
-          <w:color w:val="000000"/>
-          <w:sz w:val="24"/>
-        </w:rPr>
-        <w:hyperlink r:id="rId12" w:history="1">
-          <w:r>
-            <w:rPr>
-              <w:rStyle w:val="Hyperlink"/>
-            </w:rPr>
-            <w:t>koper va</w:t>
-          </w:r>
-        </w:hyperlink>
+        <w:t>Daarnaast was het Rijks Etnografisch Museum zelf een actieve koper va</w:t>
       </w:r>
       <w:r>
         <w:rPr>
@@ -2628,7 +2515,7 @@
           <w:sz w:val="24"/>
           <w:u w:val="single"/>
         </w:rPr>
-        <w:t>Etnografisch Muse</w:t>
+        <w:t>Etnografisch Museu</w:t>
       </w:r>
       <w:r>
         <w:rPr>
@@ -2639,7 +2526,7 @@
           <w:sz w:val="24"/>
           <w:u w:val="single"/>
         </w:rPr>
-        <w:t>u</w:t>
+        <w:t>m Arti</w:t>
       </w:r>
       <w:r>
         <w:rPr>
@@ -2648,9 +2535,8 @@
           <w:i w:val="0"/>
           <w:color w:val="0000FF"/>
           <w:sz w:val="24"/>
-          <w:u w:val="single"/>
-        </w:rPr>
-        <w:t>m Artis</w:t>
+        </w:rPr>
+        <w:t>s</w:t>
       </w:r>
       <w:r>
         <w:br/>
@@ -3312,7 +3198,7 @@
           <w:sz w:val="24"/>
           <w:u w:val="single"/>
         </w:rPr>
-        <w:hyperlink r:id="rId18" w:history="1">
+        <w:hyperlink r:id="rId17" w:history="1">
           <w:r>
             <w:rPr>
               <w:rStyle w:val="Hyperlink"/>
@@ -3330,7 +3216,7 @@
           <w:sz w:val="24"/>
           <w:u w:val="single"/>
         </w:rPr>
-        <w:hyperlink r:id="rId18" w:history="1">
+        <w:hyperlink r:id="rId17" w:history="1">
           <w:r>
             <w:rPr>
               <w:rStyle w:val="Hyperlink"/>
@@ -3589,7 +3475,7 @@
           <w:sz w:val="24"/>
           <w:u w:val="single"/>
         </w:rPr>
-        <w:hyperlink r:id="rId20" w:history="1">
+        <w:hyperlink r:id="rId19" w:history="1">
           <w:r>
             <w:rPr>
               <w:rStyle w:val="Hyperlink"/>
@@ -3607,7 +3493,7 @@
           <w:sz w:val="24"/>
           <w:u w:val="single"/>
         </w:rPr>
-        <w:hyperlink r:id="rId20" w:history="1">
+        <w:hyperlink r:id="rId19" w:history="1">
           <w:r>
             <w:rPr>
               <w:rStyle w:val="Hyperlink"/>

--- a/EXPORTS/DOCX/published/niveau3/Dutch/WMLeiden.docx
+++ b/EXPORTS/DOCX/published/niveau3/Dutch/WMLeiden.docx
@@ -557,7 +557,25 @@
           <w:color w:val="000000"/>
           <w:sz w:val="24"/>
         </w:rPr>
-        <w:t xml:space="preserve">van de collectie van het </w:t>
+        <w:t>van de collectie v</w:t>
+      </w:r>
+      <w:r>
+        <w:rPr>
+          <w:u w:val="single" w:color="0000ff"/>
+          <w:rFonts w:ascii="Charis SIL Regular" w:hAnsi="Charis SIL Regular" w:eastAsia="Charis SIL Regular"/>
+          <w:b w:val="0"/>
+          <w:i w:val="0"/>
+          <w:color w:val="000000"/>
+          <w:sz w:val="24"/>
+        </w:rPr>
+        <w:hyperlink r:id="rId10" w:history="1">
+          <w:r>
+            <w:rPr>
+              <w:rStyle w:val="Hyperlink"/>
+            </w:rPr>
+            <w:t xml:space="preserve">an het </w:t>
+          </w:r>
+        </w:hyperlink>
       </w:r>
       <w:r>
         <w:rPr>
@@ -772,7 +790,35 @@
           <w:color w:val="000000"/>
           <w:sz w:val="24"/>
         </w:rPr>
-        <w:t>afisch Museum</w:t>
+        <w:hyperlink r:id="rId11" w:history="1">
+          <w:r>
+            <w:rPr>
+              <w:rStyle w:val="Hyperlink"/>
+            </w:rPr>
+            <w:t>afisch Muse</w:t>
+          </w:r>
+        </w:hyperlink>
+      </w:r>
+      <w:r>
+        <w:rPr>
+          <w:u w:val="single" w:color="0000ff"/>
+          <w:rFonts w:ascii="Charis SIL Regular" w:hAnsi="Charis SIL Regular" w:eastAsia="Charis SIL Regular"/>
+          <w:b w:val="0"/>
+          <w:i w:val="0"/>
+          <w:color w:val="000000"/>
+          <w:sz w:val="24"/>
+        </w:rPr>
+        <w:t>u</w:t>
+      </w:r>
+      <w:r>
+        <w:rPr>
+          <w:rFonts w:ascii="Charis SIL Regular" w:hAnsi="Charis SIL Regular" w:eastAsia="Charis SIL Regular"/>
+          <w:b w:val="0"/>
+          <w:i w:val="0"/>
+          <w:color w:val="000000"/>
+          <w:sz w:val="24"/>
+        </w:rPr>
+        <w:t>m</w:t>
       </w:r>
       <w:r>
         <w:rPr>
@@ -806,7 +852,7 @@
             <w:rPr>
               <w:rStyle w:val="Hyperlink"/>
             </w:rPr>
-            <w:t>der deze l</w:t>
+            <w:t>der deze la</w:t>
           </w:r>
         </w:hyperlink>
       </w:r>
@@ -818,7 +864,7 @@
           <w:color w:val="000000"/>
           <w:sz w:val="24"/>
         </w:rPr>
-        <w:t xml:space="preserve">aatste groep objecten bevonden zich ook </w:t>
+        <w:t xml:space="preserve">atste groep objecten bevonden zich ook </w:t>
       </w:r>
       <w:r>
         <w:rPr>
@@ -1110,24 +1156,7 @@
           <w:color w:val="000000"/>
           <w:sz w:val="24"/>
         </w:rPr>
-        <w:t>Daarnaast was het Rijks Etnografisch Museum zelf een actieve koper va</w:t>
-      </w:r>
-      <w:r>
-        <w:rPr>
-          <w:rFonts w:ascii="Charis SIL Regular" w:hAnsi="Charis SIL Regular" w:eastAsia="Charis SIL Regular"/>
-          <w:b w:val="0"/>
-          <w:i w:val="0"/>
-          <w:color w:val="000000"/>
-          <w:sz w:val="24"/>
-        </w:rPr>
-        <w:hyperlink r:id="rId12" w:history="1">
-          <w:r>
-            <w:rPr>
-              <w:rStyle w:val="Hyperlink"/>
-            </w:rPr>
-            <w:t>n e</w:t>
-          </w:r>
-        </w:hyperlink>
+        <w:t>Daarnaast was het Rijks Etnografisch Museum zelf een actieve koper van e</w:t>
       </w:r>
       <w:r>
         <w:rPr>
@@ -2515,7 +2544,7 @@
           <w:sz w:val="24"/>
           <w:u w:val="single"/>
         </w:rPr>
-        <w:t>Etnografisch Museu</w:t>
+        <w:t>Etnografisch Muse</w:t>
       </w:r>
       <w:r>
         <w:rPr>
@@ -2526,7 +2555,7 @@
           <w:sz w:val="24"/>
           <w:u w:val="single"/>
         </w:rPr>
-        <w:t>m Arti</w:t>
+        <w:t>u</w:t>
       </w:r>
       <w:r>
         <w:rPr>
@@ -2535,8 +2564,9 @@
           <w:i w:val="0"/>
           <w:color w:val="0000FF"/>
           <w:sz w:val="24"/>
-        </w:rPr>
-        <w:t>s</w:t>
+          <w:u w:val="single"/>
+        </w:rPr>
+        <w:t>m Artis</w:t>
       </w:r>
       <w:r>
         <w:br/>
@@ -3245,7 +3275,7 @@
           <w:sz w:val="24"/>
           <w:u w:val="single"/>
         </w:rPr>
-        <w:hyperlink r:id="rId18" w:history="1">
+        <w:hyperlink r:id="rId17" w:history="1">
           <w:r>
             <w:rPr>
               <w:rStyle w:val="Hyperlink"/>
@@ -3393,7 +3423,7 @@
           <w:sz w:val="24"/>
           <w:u w:val="single"/>
         </w:rPr>
-        <w:hyperlink r:id="rId19" w:history="1">
+        <w:hyperlink r:id="rId18" w:history="1">
           <w:r>
             <w:rPr>
               <w:rStyle w:val="Hyperlink"/>
@@ -3411,7 +3441,7 @@
           <w:sz w:val="24"/>
           <w:u w:val="single"/>
         </w:rPr>
-        <w:hyperlink r:id="rId19" w:history="1">
+        <w:hyperlink r:id="rId18" w:history="1">
           <w:r>
             <w:rPr>
               <w:rStyle w:val="Hyperlink"/>
@@ -3429,7 +3459,7 @@
           <w:sz w:val="24"/>
           <w:u w:val="single"/>
         </w:rPr>
-        <w:hyperlink r:id="rId19" w:history="1">
+        <w:hyperlink r:id="rId18" w:history="1">
           <w:r>
             <w:rPr>
               <w:rStyle w:val="Hyperlink"/>
@@ -3447,7 +3477,7 @@
           <w:sz w:val="24"/>
           <w:u w:val="single"/>
         </w:rPr>
-        <w:hyperlink r:id="rId19" w:history="1">
+        <w:hyperlink r:id="rId18" w:history="1">
           <w:r>
             <w:rPr>
               <w:rStyle w:val="Hyperlink"/>
@@ -3522,7 +3552,7 @@
           <w:sz w:val="24"/>
           <w:u w:val="single"/>
         </w:rPr>
-        <w:hyperlink r:id="rId20" w:history="1">
+        <w:hyperlink r:id="rId19" w:history="1">
           <w:r>
             <w:rPr>
               <w:rStyle w:val="Hyperlink"/>
@@ -3650,7 +3680,7 @@
           <w:sz w:val="24"/>
           <w:u w:val="single"/>
         </w:rPr>
-        <w:hyperlink r:id="rId21" w:history="1">
+        <w:hyperlink r:id="rId20" w:history="1">
           <w:r>
             <w:rPr>
               <w:rStyle w:val="Hyperlink"/>
@@ -3668,7 +3698,7 @@
           <w:sz w:val="24"/>
           <w:u w:val="single"/>
         </w:rPr>
-        <w:hyperlink r:id="rId21" w:history="1">
+        <w:hyperlink r:id="rId20" w:history="1">
           <w:r>
             <w:rPr>
               <w:rStyle w:val="Hyperlink"/>
@@ -3686,7 +3716,7 @@
           <w:sz w:val="24"/>
           <w:u w:val="single"/>
         </w:rPr>
-        <w:hyperlink r:id="rId21" w:history="1">
+        <w:hyperlink r:id="rId20" w:history="1">
           <w:r>
             <w:rPr>
               <w:rStyle w:val="Hyperlink"/>
@@ -3704,7 +3734,7 @@
           <w:sz w:val="24"/>
           <w:u w:val="single"/>
         </w:rPr>
-        <w:hyperlink r:id="rId21" w:history="1">
+        <w:hyperlink r:id="rId20" w:history="1">
           <w:r>
             <w:rPr>
               <w:rStyle w:val="Hyperlink"/>
@@ -3832,7 +3862,7 @@
           <w:sz w:val="24"/>
           <w:u w:val="single"/>
         </w:rPr>
-        <w:hyperlink r:id="rId22" w:history="1">
+        <w:hyperlink r:id="rId21" w:history="1">
           <w:r>
             <w:rPr>
               <w:rStyle w:val="Hyperlink"/>
@@ -3850,7 +3880,7 @@
           <w:sz w:val="24"/>
           <w:u w:val="single"/>
         </w:rPr>
-        <w:hyperlink r:id="rId22" w:history="1">
+        <w:hyperlink r:id="rId21" w:history="1">
           <w:r>
             <w:rPr>
               <w:rStyle w:val="Hyperlink"/>
@@ -3868,7 +3898,7 @@
           <w:sz w:val="24"/>
           <w:u w:val="single"/>
         </w:rPr>
-        <w:hyperlink r:id="rId22" w:history="1">
+        <w:hyperlink r:id="rId21" w:history="1">
           <w:r>
             <w:rPr>
               <w:rStyle w:val="Hyperlink"/>
@@ -3896,7 +3926,7 @@
           <w:sz w:val="24"/>
           <w:u w:val="single"/>
         </w:rPr>
-        <w:hyperlink r:id="rId23" w:history="1">
+        <w:hyperlink r:id="rId22" w:history="1">
           <w:r>
             <w:rPr>
               <w:rStyle w:val="Hyperlink"/>
@@ -3925,7 +3955,7 @@
           <w:sz w:val="24"/>
           <w:u w:val="single"/>
         </w:rPr>
-        <w:hyperlink r:id="rId23" w:history="1">
+        <w:hyperlink r:id="rId22" w:history="1">
           <w:r>
             <w:rPr>
               <w:rStyle w:val="Hyperlink"/>
@@ -3953,7 +3983,7 @@
           <w:sz w:val="24"/>
           <w:u w:val="single"/>
         </w:rPr>
-        <w:hyperlink r:id="rId22" w:history="1">
+        <w:hyperlink r:id="rId21" w:history="1">
           <w:r>
             <w:rPr>
               <w:rStyle w:val="Hyperlink"/>
@@ -3971,7 +4001,7 @@
           <w:sz w:val="24"/>
           <w:u w:val="single"/>
         </w:rPr>
-        <w:hyperlink r:id="rId22" w:history="1">
+        <w:hyperlink r:id="rId21" w:history="1">
           <w:r>
             <w:rPr>
               <w:rStyle w:val="Hyperlink"/>
@@ -4000,7 +4030,7 @@
           <w:sz w:val="24"/>
           <w:u w:val="single"/>
         </w:rPr>
-        <w:hyperlink r:id="rId22" w:history="1">
+        <w:hyperlink r:id="rId21" w:history="1">
           <w:r>
             <w:rPr>
               <w:rStyle w:val="Hyperlink"/>
@@ -4101,7 +4131,7 @@
           <w:sz w:val="24"/>
           <w:u w:val="single"/>
         </w:rPr>
-        <w:hyperlink r:id="rId24" w:history="1">
+        <w:hyperlink r:id="rId23" w:history="1">
           <w:r>
             <w:rPr>
               <w:rStyle w:val="Hyperlink"/>
@@ -4119,7 +4149,7 @@
           <w:sz w:val="24"/>
           <w:u w:val="single"/>
         </w:rPr>
-        <w:hyperlink r:id="rId24" w:history="1">
+        <w:hyperlink r:id="rId23" w:history="1">
           <w:r>
             <w:rPr>
               <w:rStyle w:val="Hyperlink"/>
@@ -4137,7 +4167,7 @@
           <w:sz w:val="24"/>
           <w:u w:val="single"/>
         </w:rPr>
-        <w:hyperlink r:id="rId24" w:history="1">
+        <w:hyperlink r:id="rId23" w:history="1">
           <w:r>
             <w:rPr>
               <w:rStyle w:val="Hyperlink"/>
@@ -4165,7 +4195,7 @@
           <w:sz w:val="24"/>
           <w:u w:val="single"/>
         </w:rPr>
-        <w:hyperlink r:id="rId25" w:history="1">
+        <w:hyperlink r:id="rId24" w:history="1">
           <w:r>
             <w:rPr>
               <w:rStyle w:val="Hyperlink"/>
@@ -4194,7 +4224,7 @@
           <w:sz w:val="24"/>
           <w:u w:val="single"/>
         </w:rPr>
-        <w:hyperlink r:id="rId25" w:history="1">
+        <w:hyperlink r:id="rId24" w:history="1">
           <w:r>
             <w:rPr>
               <w:rStyle w:val="Hyperlink"/>
@@ -4222,7 +4252,7 @@
           <w:sz w:val="24"/>
           <w:u w:val="single"/>
         </w:rPr>
-        <w:hyperlink r:id="rId24" w:history="1">
+        <w:hyperlink r:id="rId23" w:history="1">
           <w:r>
             <w:rPr>
               <w:rStyle w:val="Hyperlink"/>
@@ -4240,7 +4270,7 @@
           <w:sz w:val="24"/>
           <w:u w:val="single"/>
         </w:rPr>
-        <w:hyperlink r:id="rId24" w:history="1">
+        <w:hyperlink r:id="rId23" w:history="1">
           <w:r>
             <w:rPr>
               <w:rStyle w:val="Hyperlink"/>
@@ -4269,7 +4299,7 @@
           <w:sz w:val="24"/>
           <w:u w:val="single"/>
         </w:rPr>
-        <w:hyperlink r:id="rId24" w:history="1">
+        <w:hyperlink r:id="rId23" w:history="1">
           <w:r>
             <w:rPr>
               <w:rStyle w:val="Hyperlink"/>

--- a/EXPORTS/DOCX/published/niveau3/Dutch/WMLeiden.docx
+++ b/EXPORTS/DOCX/published/niveau3/Dutch/WMLeiden.docx
@@ -557,25 +557,7 @@
           <w:color w:val="000000"/>
           <w:sz w:val="24"/>
         </w:rPr>
-        <w:t>van de collectie v</w:t>
-      </w:r>
-      <w:r>
-        <w:rPr>
-          <w:u w:val="single" w:color="0000ff"/>
-          <w:rFonts w:ascii="Charis SIL Regular" w:hAnsi="Charis SIL Regular" w:eastAsia="Charis SIL Regular"/>
-          <w:b w:val="0"/>
-          <w:i w:val="0"/>
-          <w:color w:val="000000"/>
-          <w:sz w:val="24"/>
-        </w:rPr>
-        <w:hyperlink r:id="rId10" w:history="1">
-          <w:r>
-            <w:rPr>
-              <w:rStyle w:val="Hyperlink"/>
-            </w:rPr>
-            <w:t xml:space="preserve">an het </w:t>
-          </w:r>
-        </w:hyperlink>
+        <w:t xml:space="preserve">van de collectie van het </w:t>
       </w:r>
       <w:r>
         <w:rPr>
@@ -586,7 +568,7 @@
           <w:sz w:val="24"/>
           <w:u w:val="single"/>
         </w:rPr>
-        <w:hyperlink r:id="rId10" w:history="1">
+        <w:hyperlink r:id="rId11" w:history="1">
           <w:r>
             <w:rPr>
               <w:rStyle w:val="Hyperlink"/>
@@ -604,7 +586,7 @@
           <w:sz w:val="24"/>
           <w:u w:val="single"/>
         </w:rPr>
-        <w:hyperlink r:id="rId10" w:history="1">
+        <w:hyperlink r:id="rId11" w:history="1">
           <w:r>
             <w:rPr>
               <w:rStyle w:val="Hyperlink"/>
@@ -622,7 +604,7 @@
           <w:sz w:val="24"/>
           <w:u w:val="single"/>
         </w:rPr>
-        <w:hyperlink r:id="rId10" w:history="1">
+        <w:hyperlink r:id="rId11" w:history="1">
           <w:r>
             <w:rPr>
               <w:rStyle w:val="Hyperlink"/>
@@ -640,7 +622,7 @@
           <w:sz w:val="24"/>
           <w:u w:val="single"/>
         </w:rPr>
-        <w:hyperlink r:id="rId10" w:history="1">
+        <w:hyperlink r:id="rId11" w:history="1">
           <w:r>
             <w:rPr>
               <w:rStyle w:val="Hyperlink"/>
@@ -705,7 +687,7 @@
           <w:sz w:val="24"/>
           <w:u w:val="single"/>
         </w:rPr>
-        <w:hyperlink r:id="rId11" w:history="1">
+        <w:hyperlink r:id="rId10" w:history="1">
           <w:r>
             <w:rPr>
               <w:rStyle w:val="Hyperlink"/>
@@ -734,7 +716,7 @@
           <w:sz w:val="24"/>
           <w:u w:val="single"/>
         </w:rPr>
-        <w:hyperlink r:id="rId11" w:history="1">
+        <w:hyperlink r:id="rId10" w:history="1">
           <w:r>
             <w:rPr>
               <w:rStyle w:val="Hyperlink"/>
@@ -795,12 +777,29 @@
             <w:rPr>
               <w:rStyle w:val="Hyperlink"/>
             </w:rPr>
-            <w:t>afisch Muse</w:t>
+            <w:t>afisch Mus</w:t>
           </w:r>
         </w:hyperlink>
       </w:r>
       <w:r>
         <w:rPr>
+          <w:rFonts w:ascii="Charis SIL Regular" w:hAnsi="Charis SIL Regular" w:eastAsia="Charis SIL Regular"/>
+          <w:b w:val="0"/>
+          <w:i w:val="0"/>
+          <w:color w:val="000000"/>
+          <w:sz w:val="24"/>
+        </w:rPr>
+        <w:hyperlink r:id="rId11" w:history="1">
+          <w:r>
+            <w:rPr>
+              <w:rStyle w:val="Hyperlink"/>
+            </w:rPr>
+            <w:t>e</w:t>
+          </w:r>
+        </w:hyperlink>
+      </w:r>
+      <w:r>
+        <w:rPr>
           <w:u w:val="single" w:color="0000ff"/>
           <w:rFonts w:ascii="Charis SIL Regular" w:hAnsi="Charis SIL Regular" w:eastAsia="Charis SIL Regular"/>
           <w:b w:val="0"/>
@@ -808,17 +807,7 @@
           <w:color w:val="000000"/>
           <w:sz w:val="24"/>
         </w:rPr>
-        <w:t>u</w:t>
-      </w:r>
-      <w:r>
-        <w:rPr>
-          <w:rFonts w:ascii="Charis SIL Regular" w:hAnsi="Charis SIL Regular" w:eastAsia="Charis SIL Regular"/>
-          <w:b w:val="0"/>
-          <w:i w:val="0"/>
-          <w:color w:val="000000"/>
-          <w:sz w:val="24"/>
-        </w:rPr>
-        <w:t>m</w:t>
+        <w:t>um</w:t>
       </w:r>
       <w:r>
         <w:rPr>
@@ -1156,7 +1145,146 @@
           <w:color w:val="000000"/>
           <w:sz w:val="24"/>
         </w:rPr>
-        <w:t>Daarnaast was het Rijks Etnografisch Museum zelf een actieve koper van e</w:t>
+        <w:t>Daarnaast was het Rij</w:t>
+      </w:r>
+      <w:r>
+        <w:rPr>
+          <w:rFonts w:ascii="Charis SIL Regular" w:hAnsi="Charis SIL Regular" w:eastAsia="Charis SIL Regular"/>
+          <w:b w:val="0"/>
+          <w:i w:val="0"/>
+          <w:color w:val="000000"/>
+          <w:sz w:val="24"/>
+        </w:rPr>
+        <w:hyperlink r:id="rId12" w:history="1">
+          <w:r>
+            <w:rPr>
+              <w:rStyle w:val="Hyperlink"/>
+            </w:rPr>
+            <w:t>ks Etnogra</w:t>
+          </w:r>
+        </w:hyperlink>
+      </w:r>
+      <w:r>
+        <w:rPr>
+          <w:rFonts w:ascii="Charis SIL Regular" w:hAnsi="Charis SIL Regular" w:eastAsia="Charis SIL Regular"/>
+          <w:b w:val="0"/>
+          <w:i w:val="0"/>
+          <w:color w:val="000000"/>
+          <w:sz w:val="24"/>
+        </w:rPr>
+        <w:hyperlink r:id="rId12" w:history="1">
+          <w:r>
+            <w:rPr>
+              <w:rStyle w:val="Hyperlink"/>
+            </w:rPr>
+            <w:t>fisch Muse</w:t>
+          </w:r>
+        </w:hyperlink>
+      </w:r>
+      <w:r>
+        <w:rPr>
+          <w:rFonts w:ascii="Charis SIL Regular" w:hAnsi="Charis SIL Regular" w:eastAsia="Charis SIL Regular"/>
+          <w:b w:val="0"/>
+          <w:i w:val="0"/>
+          <w:color w:val="000000"/>
+          <w:sz w:val="24"/>
+        </w:rPr>
+        <w:t>um</w:t>
+      </w:r>
+      <w:r>
+        <w:rPr>
+          <w:rFonts w:ascii="Charis SIL Regular" w:hAnsi="Charis SIL Regular" w:eastAsia="Charis SIL Regular"/>
+          <w:b w:val="0"/>
+          <w:i w:val="0"/>
+          <w:color w:val="000000"/>
+          <w:sz w:val="24"/>
+        </w:rPr>
+        <w:hyperlink r:id="rId12" w:history="1">
+          <w:r>
+            <w:rPr>
+              <w:rStyle w:val="Hyperlink"/>
+            </w:rPr>
+            <w:t xml:space="preserve"> zelf een act</w:t>
+          </w:r>
+        </w:hyperlink>
+      </w:r>
+      <w:r>
+        <w:rPr>
+          <w:rFonts w:ascii="Charis SIL Regular" w:hAnsi="Charis SIL Regular" w:eastAsia="Charis SIL Regular"/>
+          <w:b w:val="0"/>
+          <w:i w:val="0"/>
+          <w:color w:val="000000"/>
+          <w:sz w:val="24"/>
+        </w:rPr>
+        <w:hyperlink r:id="rId12" w:history="1">
+          <w:r>
+            <w:rPr>
+              <w:rStyle w:val="Hyperlink"/>
+            </w:rPr>
+            <w:t>i</w:t>
+          </w:r>
+        </w:hyperlink>
+      </w:r>
+      <w:r>
+        <w:rPr>
+          <w:rFonts w:ascii="Charis SIL Regular" w:hAnsi="Charis SIL Regular" w:eastAsia="Charis SIL Regular"/>
+          <w:b w:val="0"/>
+          <w:i w:val="0"/>
+          <w:color w:val="000000"/>
+          <w:sz w:val="24"/>
+        </w:rPr>
+        <w:hyperlink r:id="rId12" w:history="1">
+          <w:r>
+            <w:rPr>
+              <w:rStyle w:val="Hyperlink"/>
+            </w:rPr>
+            <w:t>eve</w:t>
+          </w:r>
+        </w:hyperlink>
+      </w:r>
+      <w:r>
+        <w:rPr>
+          <w:rFonts w:ascii="Charis SIL Regular" w:hAnsi="Charis SIL Regular" w:eastAsia="Charis SIL Regular"/>
+          <w:b w:val="0"/>
+          <w:i w:val="0"/>
+          <w:color w:val="000000"/>
+          <w:sz w:val="24"/>
+        </w:rPr>
+        <w:t xml:space="preserve"> </w:t>
+      </w:r>
+      <w:r>
+        <w:rPr>
+          <w:rFonts w:ascii="Charis SIL Regular" w:hAnsi="Charis SIL Regular" w:eastAsia="Charis SIL Regular"/>
+          <w:b w:val="0"/>
+          <w:i w:val="0"/>
+          <w:color w:val="000000"/>
+          <w:sz w:val="24"/>
+        </w:rPr>
+        <w:hyperlink r:id="rId12" w:history="1">
+          <w:r>
+            <w:rPr>
+              <w:rStyle w:val="Hyperlink"/>
+            </w:rPr>
+            <w:t>koper va</w:t>
+          </w:r>
+        </w:hyperlink>
+      </w:r>
+      <w:r>
+        <w:rPr>
+          <w:rFonts w:ascii="Charis SIL Regular" w:hAnsi="Charis SIL Regular" w:eastAsia="Charis SIL Regular"/>
+          <w:b w:val="0"/>
+          <w:i w:val="0"/>
+          <w:color w:val="000000"/>
+          <w:sz w:val="24"/>
+        </w:rPr>
+        <w:hyperlink r:id="rId12" w:history="1">
+          <w:r>
+            <w:rPr>
+              <w:rStyle w:val="Hyperlink"/>
+            </w:rPr>
+            <w:t>n e</w:t>
+          </w:r>
+        </w:hyperlink>
       </w:r>
       <w:r>
         <w:rPr>
@@ -3523,7 +3651,7 @@
           <w:sz w:val="24"/>
           <w:u w:val="single"/>
         </w:rPr>
-        <w:hyperlink r:id="rId19" w:history="1">
+        <w:hyperlink r:id="rId18" w:history="1">
           <w:r>
             <w:rPr>
               <w:rStyle w:val="Hyperlink"/>
@@ -3552,7 +3680,7 @@
           <w:sz w:val="24"/>
           <w:u w:val="single"/>
         </w:rPr>
-        <w:hyperlink r:id="rId19" w:history="1">
+        <w:hyperlink r:id="rId18" w:history="1">
           <w:r>
             <w:rPr>
               <w:rStyle w:val="Hyperlink"/>

--- a/EXPORTS/DOCX/published/niveau3/Dutch/WMLeiden.docx
+++ b/EXPORTS/DOCX/published/niveau3/Dutch/WMLeiden.docx
@@ -568,7 +568,7 @@
           <w:sz w:val="24"/>
           <w:u w:val="single"/>
         </w:rPr>
-        <w:hyperlink r:id="rId11" w:history="1">
+        <w:hyperlink r:id="rId10" w:history="1">
           <w:r>
             <w:rPr>
               <w:rStyle w:val="Hyperlink"/>
@@ -586,7 +586,7 @@
           <w:sz w:val="24"/>
           <w:u w:val="single"/>
         </w:rPr>
-        <w:hyperlink r:id="rId11" w:history="1">
+        <w:hyperlink r:id="rId10" w:history="1">
           <w:r>
             <w:rPr>
               <w:rStyle w:val="Hyperlink"/>
@@ -604,7 +604,7 @@
           <w:sz w:val="24"/>
           <w:u w:val="single"/>
         </w:rPr>
-        <w:hyperlink r:id="rId11" w:history="1">
+        <w:hyperlink r:id="rId10" w:history="1">
           <w:r>
             <w:rPr>
               <w:rStyle w:val="Hyperlink"/>
@@ -622,7 +622,7 @@
           <w:sz w:val="24"/>
           <w:u w:val="single"/>
         </w:rPr>
-        <w:hyperlink r:id="rId11" w:history="1">
+        <w:hyperlink r:id="rId10" w:history="1">
           <w:r>
             <w:rPr>
               <w:rStyle w:val="Hyperlink"/>
@@ -687,7 +687,7 @@
           <w:sz w:val="24"/>
           <w:u w:val="single"/>
         </w:rPr>
-        <w:hyperlink r:id="rId10" w:history="1">
+        <w:hyperlink r:id="rId11" w:history="1">
           <w:r>
             <w:rPr>
               <w:rStyle w:val="Hyperlink"/>
@@ -716,7 +716,7 @@
           <w:sz w:val="24"/>
           <w:u w:val="single"/>
         </w:rPr>
-        <w:hyperlink r:id="rId10" w:history="1">
+        <w:hyperlink r:id="rId11" w:history="1">
           <w:r>
             <w:rPr>
               <w:rStyle w:val="Hyperlink"/>
@@ -777,24 +777,7 @@
             <w:rPr>
               <w:rStyle w:val="Hyperlink"/>
             </w:rPr>
-            <w:t>afisch Mus</w:t>
-          </w:r>
-        </w:hyperlink>
-      </w:r>
-      <w:r>
-        <w:rPr>
-          <w:rFonts w:ascii="Charis SIL Regular" w:hAnsi="Charis SIL Regular" w:eastAsia="Charis SIL Regular"/>
-          <w:b w:val="0"/>
-          <w:i w:val="0"/>
-          <w:color w:val="000000"/>
-          <w:sz w:val="24"/>
-        </w:rPr>
-        <w:hyperlink r:id="rId11" w:history="1">
-          <w:r>
-            <w:rPr>
-              <w:rStyle w:val="Hyperlink"/>
-            </w:rPr>
-            <w:t>e</w:t>
+            <w:t>afisch Muse</w:t>
           </w:r>
         </w:hyperlink>
       </w:r>
@@ -841,7 +824,7 @@
             <w:rPr>
               <w:rStyle w:val="Hyperlink"/>
             </w:rPr>
-            <w:t>der deze la</w:t>
+            <w:t>der deze l</w:t>
           </w:r>
         </w:hyperlink>
       </w:r>
@@ -853,7 +836,7 @@
           <w:color w:val="000000"/>
           <w:sz w:val="24"/>
         </w:rPr>
-        <w:t xml:space="preserve">atste groep objecten bevonden zich ook </w:t>
+        <w:t xml:space="preserve">aatste groep objecten bevonden zich ook </w:t>
       </w:r>
       <w:r>
         <w:rPr>
@@ -3356,7 +3339,7 @@
           <w:sz w:val="24"/>
           <w:u w:val="single"/>
         </w:rPr>
-        <w:hyperlink r:id="rId17" w:history="1">
+        <w:hyperlink r:id="rId18" w:history="1">
           <w:r>
             <w:rPr>
               <w:rStyle w:val="Hyperlink"/>
@@ -3374,7 +3357,7 @@
           <w:sz w:val="24"/>
           <w:u w:val="single"/>
         </w:rPr>
-        <w:hyperlink r:id="rId17" w:history="1">
+        <w:hyperlink r:id="rId18" w:history="1">
           <w:r>
             <w:rPr>
               <w:rStyle w:val="Hyperlink"/>
@@ -3403,7 +3386,7 @@
           <w:sz w:val="24"/>
           <w:u w:val="single"/>
         </w:rPr>
-        <w:hyperlink r:id="rId17" w:history="1">
+        <w:hyperlink r:id="rId18" w:history="1">
           <w:r>
             <w:rPr>
               <w:rStyle w:val="Hyperlink"/>
@@ -3551,7 +3534,7 @@
           <w:sz w:val="24"/>
           <w:u w:val="single"/>
         </w:rPr>
-        <w:hyperlink r:id="rId18" w:history="1">
+        <w:hyperlink r:id="rId19" w:history="1">
           <w:r>
             <w:rPr>
               <w:rStyle w:val="Hyperlink"/>
@@ -3569,7 +3552,7 @@
           <w:sz w:val="24"/>
           <w:u w:val="single"/>
         </w:rPr>
-        <w:hyperlink r:id="rId18" w:history="1">
+        <w:hyperlink r:id="rId19" w:history="1">
           <w:r>
             <w:rPr>
               <w:rStyle w:val="Hyperlink"/>
@@ -3587,7 +3570,7 @@
           <w:sz w:val="24"/>
           <w:u w:val="single"/>
         </w:rPr>
-        <w:hyperlink r:id="rId18" w:history="1">
+        <w:hyperlink r:id="rId19" w:history="1">
           <w:r>
             <w:rPr>
               <w:rStyle w:val="Hyperlink"/>
@@ -3605,7 +3588,7 @@
           <w:sz w:val="24"/>
           <w:u w:val="single"/>
         </w:rPr>
-        <w:hyperlink r:id="rId18" w:history="1">
+        <w:hyperlink r:id="rId19" w:history="1">
           <w:r>
             <w:rPr>
               <w:rStyle w:val="Hyperlink"/>
@@ -3633,7 +3616,7 @@
           <w:sz w:val="24"/>
           <w:u w:val="single"/>
         </w:rPr>
-        <w:hyperlink r:id="rId19" w:history="1">
+        <w:hyperlink r:id="rId20" w:history="1">
           <w:r>
             <w:rPr>
               <w:rStyle w:val="Hyperlink"/>
@@ -3651,7 +3634,7 @@
           <w:sz w:val="24"/>
           <w:u w:val="single"/>
         </w:rPr>
-        <w:hyperlink r:id="rId18" w:history="1">
+        <w:hyperlink r:id="rId20" w:history="1">
           <w:r>
             <w:rPr>
               <w:rStyle w:val="Hyperlink"/>
@@ -3680,7 +3663,7 @@
           <w:sz w:val="24"/>
           <w:u w:val="single"/>
         </w:rPr>
-        <w:hyperlink r:id="rId18" w:history="1">
+        <w:hyperlink r:id="rId19" w:history="1">
           <w:r>
             <w:rPr>
               <w:rStyle w:val="Hyperlink"/>
@@ -3808,7 +3791,7 @@
           <w:sz w:val="24"/>
           <w:u w:val="single"/>
         </w:rPr>
-        <w:hyperlink r:id="rId20" w:history="1">
+        <w:hyperlink r:id="rId21" w:history="1">
           <w:r>
             <w:rPr>
               <w:rStyle w:val="Hyperlink"/>
@@ -3826,7 +3809,7 @@
           <w:sz w:val="24"/>
           <w:u w:val="single"/>
         </w:rPr>
-        <w:hyperlink r:id="rId20" w:history="1">
+        <w:hyperlink r:id="rId21" w:history="1">
           <w:r>
             <w:rPr>
               <w:rStyle w:val="Hyperlink"/>
@@ -3844,7 +3827,7 @@
           <w:sz w:val="24"/>
           <w:u w:val="single"/>
         </w:rPr>
-        <w:hyperlink r:id="rId20" w:history="1">
+        <w:hyperlink r:id="rId21" w:history="1">
           <w:r>
             <w:rPr>
               <w:rStyle w:val="Hyperlink"/>
@@ -3862,7 +3845,7 @@
           <w:sz w:val="24"/>
           <w:u w:val="single"/>
         </w:rPr>
-        <w:hyperlink r:id="rId20" w:history="1">
+        <w:hyperlink r:id="rId21" w:history="1">
           <w:r>
             <w:rPr>
               <w:rStyle w:val="Hyperlink"/>
@@ -3990,7 +3973,7 @@
           <w:sz w:val="24"/>
           <w:u w:val="single"/>
         </w:rPr>
-        <w:hyperlink r:id="rId21" w:history="1">
+        <w:hyperlink r:id="rId22" w:history="1">
           <w:r>
             <w:rPr>
               <w:rStyle w:val="Hyperlink"/>
@@ -4008,7 +3991,7 @@
           <w:sz w:val="24"/>
           <w:u w:val="single"/>
         </w:rPr>
-        <w:hyperlink r:id="rId21" w:history="1">
+        <w:hyperlink r:id="rId22" w:history="1">
           <w:r>
             <w:rPr>
               <w:rStyle w:val="Hyperlink"/>
@@ -4026,7 +4009,7 @@
           <w:sz w:val="24"/>
           <w:u w:val="single"/>
         </w:rPr>
-        <w:hyperlink r:id="rId21" w:history="1">
+        <w:hyperlink r:id="rId22" w:history="1">
           <w:r>
             <w:rPr>
               <w:rStyle w:val="Hyperlink"/>
@@ -4054,7 +4037,7 @@
           <w:sz w:val="24"/>
           <w:u w:val="single"/>
         </w:rPr>
-        <w:hyperlink r:id="rId22" w:history="1">
+        <w:hyperlink r:id="rId23" w:history="1">
           <w:r>
             <w:rPr>
               <w:rStyle w:val="Hyperlink"/>
@@ -4083,7 +4066,7 @@
           <w:sz w:val="24"/>
           <w:u w:val="single"/>
         </w:rPr>
-        <w:hyperlink r:id="rId22" w:history="1">
+        <w:hyperlink r:id="rId23" w:history="1">
           <w:r>
             <w:rPr>
               <w:rStyle w:val="Hyperlink"/>
@@ -4111,7 +4094,7 @@
           <w:sz w:val="24"/>
           <w:u w:val="single"/>
         </w:rPr>
-        <w:hyperlink r:id="rId21" w:history="1">
+        <w:hyperlink r:id="rId22" w:history="1">
           <w:r>
             <w:rPr>
               <w:rStyle w:val="Hyperlink"/>
@@ -4129,7 +4112,7 @@
           <w:sz w:val="24"/>
           <w:u w:val="single"/>
         </w:rPr>
-        <w:hyperlink r:id="rId21" w:history="1">
+        <w:hyperlink r:id="rId22" w:history="1">
           <w:r>
             <w:rPr>
               <w:rStyle w:val="Hyperlink"/>
@@ -4158,7 +4141,7 @@
           <w:sz w:val="24"/>
           <w:u w:val="single"/>
         </w:rPr>
-        <w:hyperlink r:id="rId21" w:history="1">
+        <w:hyperlink r:id="rId22" w:history="1">
           <w:r>
             <w:rPr>
               <w:rStyle w:val="Hyperlink"/>
@@ -4259,7 +4242,7 @@
           <w:sz w:val="24"/>
           <w:u w:val="single"/>
         </w:rPr>
-        <w:hyperlink r:id="rId23" w:history="1">
+        <w:hyperlink r:id="rId24" w:history="1">
           <w:r>
             <w:rPr>
               <w:rStyle w:val="Hyperlink"/>
@@ -4277,7 +4260,7 @@
           <w:sz w:val="24"/>
           <w:u w:val="single"/>
         </w:rPr>
-        <w:hyperlink r:id="rId23" w:history="1">
+        <w:hyperlink r:id="rId24" w:history="1">
           <w:r>
             <w:rPr>
               <w:rStyle w:val="Hyperlink"/>
@@ -4295,7 +4278,7 @@
           <w:sz w:val="24"/>
           <w:u w:val="single"/>
         </w:rPr>
-        <w:hyperlink r:id="rId23" w:history="1">
+        <w:hyperlink r:id="rId24" w:history="1">
           <w:r>
             <w:rPr>
               <w:rStyle w:val="Hyperlink"/>
@@ -4323,7 +4306,7 @@
           <w:sz w:val="24"/>
           <w:u w:val="single"/>
         </w:rPr>
-        <w:hyperlink r:id="rId24" w:history="1">
+        <w:hyperlink r:id="rId25" w:history="1">
           <w:r>
             <w:rPr>
               <w:rStyle w:val="Hyperlink"/>
@@ -4352,7 +4335,7 @@
           <w:sz w:val="24"/>
           <w:u w:val="single"/>
         </w:rPr>
-        <w:hyperlink r:id="rId24" w:history="1">
+        <w:hyperlink r:id="rId25" w:history="1">
           <w:r>
             <w:rPr>
               <w:rStyle w:val="Hyperlink"/>
@@ -4380,7 +4363,7 @@
           <w:sz w:val="24"/>
           <w:u w:val="single"/>
         </w:rPr>
-        <w:hyperlink r:id="rId23" w:history="1">
+        <w:hyperlink r:id="rId24" w:history="1">
           <w:r>
             <w:rPr>
               <w:rStyle w:val="Hyperlink"/>
@@ -4398,7 +4381,7 @@
           <w:sz w:val="24"/>
           <w:u w:val="single"/>
         </w:rPr>
-        <w:hyperlink r:id="rId23" w:history="1">
+        <w:hyperlink r:id="rId24" w:history="1">
           <w:r>
             <w:rPr>
               <w:rStyle w:val="Hyperlink"/>
@@ -4427,7 +4410,7 @@
           <w:sz w:val="24"/>
           <w:u w:val="single"/>
         </w:rPr>
-        <w:hyperlink r:id="rId23" w:history="1">
+        <w:hyperlink r:id="rId24" w:history="1">
           <w:r>
             <w:rPr>
               <w:rStyle w:val="Hyperlink"/>

--- a/EXPORTS/DOCX/published/niveau3/Dutch/WMLeiden.docx
+++ b/EXPORTS/DOCX/published/niveau3/Dutch/WMLeiden.docx
@@ -568,7 +568,7 @@
           <w:sz w:val="24"/>
           <w:u w:val="single"/>
         </w:rPr>
-        <w:hyperlink r:id="rId10" w:history="1">
+        <w:hyperlink r:id="rId11" w:history="1">
           <w:r>
             <w:rPr>
               <w:rStyle w:val="Hyperlink"/>
@@ -586,7 +586,7 @@
           <w:sz w:val="24"/>
           <w:u w:val="single"/>
         </w:rPr>
-        <w:hyperlink r:id="rId10" w:history="1">
+        <w:hyperlink r:id="rId11" w:history="1">
           <w:r>
             <w:rPr>
               <w:rStyle w:val="Hyperlink"/>
@@ -651,7 +651,7 @@
           <w:sz w:val="24"/>
           <w:u w:val="single"/>
         </w:rPr>
-        <w:hyperlink r:id="rId11" w:history="1">
+        <w:hyperlink r:id="rId10" w:history="1">
           <w:r>
             <w:rPr>
               <w:rStyle w:val="Hyperlink"/>
@@ -669,7 +669,7 @@
           <w:sz w:val="24"/>
           <w:u w:val="single"/>
         </w:rPr>
-        <w:hyperlink r:id="rId11" w:history="1">
+        <w:hyperlink r:id="rId10" w:history="1">
           <w:r>
             <w:rPr>
               <w:rStyle w:val="Hyperlink"/>
@@ -687,7 +687,7 @@
           <w:sz w:val="24"/>
           <w:u w:val="single"/>
         </w:rPr>
-        <w:hyperlink r:id="rId11" w:history="1">
+        <w:hyperlink r:id="rId10" w:history="1">
           <w:r>
             <w:rPr>
               <w:rStyle w:val="Hyperlink"/>
@@ -716,7 +716,7 @@
           <w:sz w:val="24"/>
           <w:u w:val="single"/>
         </w:rPr>
-        <w:hyperlink r:id="rId11" w:history="1">
+        <w:hyperlink r:id="rId10" w:history="1">
           <w:r>
             <w:rPr>
               <w:rStyle w:val="Hyperlink"/>
@@ -777,13 +777,29 @@
             <w:rPr>
               <w:rStyle w:val="Hyperlink"/>
             </w:rPr>
-            <w:t>afisch Muse</w:t>
+            <w:t>afisch Mus</w:t>
           </w:r>
         </w:hyperlink>
       </w:r>
       <w:r>
         <w:rPr>
-          <w:u w:val="single" w:color="0000ff"/>
+          <w:rFonts w:ascii="Charis SIL Regular" w:hAnsi="Charis SIL Regular" w:eastAsia="Charis SIL Regular"/>
+          <w:b w:val="0"/>
+          <w:i w:val="0"/>
+          <w:color w:val="000000"/>
+          <w:sz w:val="24"/>
+        </w:rPr>
+        <w:hyperlink r:id="rId11" w:history="1">
+          <w:r>
+            <w:rPr>
+              <w:rStyle w:val="Hyperlink"/>
+            </w:rPr>
+            <w:t>e</w:t>
+          </w:r>
+        </w:hyperlink>
+      </w:r>
+      <w:r>
+        <w:rPr>
           <w:rFonts w:ascii="Charis SIL Regular" w:hAnsi="Charis SIL Regular" w:eastAsia="Charis SIL Regular"/>
           <w:b w:val="0"/>
           <w:i w:val="0"/>
@@ -824,7 +840,7 @@
             <w:rPr>
               <w:rStyle w:val="Hyperlink"/>
             </w:rPr>
-            <w:t>der deze l</w:t>
+            <w:t>der deze la</w:t>
           </w:r>
         </w:hyperlink>
       </w:r>
@@ -836,7 +852,7 @@
           <w:color w:val="000000"/>
           <w:sz w:val="24"/>
         </w:rPr>
-        <w:t xml:space="preserve">aatste groep objecten bevonden zich ook </w:t>
+        <w:t xml:space="preserve">atste groep objecten bevonden zich ook </w:t>
       </w:r>
       <w:r>
         <w:rPr>
@@ -2655,7 +2671,7 @@
           <w:sz w:val="24"/>
           <w:u w:val="single"/>
         </w:rPr>
-        <w:t>Etnografisch Muse</w:t>
+        <w:t>Etnografisch Museu</w:t>
       </w:r>
       <w:r>
         <w:rPr>
@@ -2666,7 +2682,7 @@
           <w:sz w:val="24"/>
           <w:u w:val="single"/>
         </w:rPr>
-        <w:t>u</w:t>
+        <w:t>m Arti</w:t>
       </w:r>
       <w:r>
         <w:rPr>
@@ -2675,9 +2691,8 @@
           <w:i w:val="0"/>
           <w:color w:val="0000FF"/>
           <w:sz w:val="24"/>
-          <w:u w:val="single"/>
-        </w:rPr>
-        <w:t>m Artis</w:t>
+        </w:rPr>
+        <w:t>s</w:t>
       </w:r>
       <w:r>
         <w:br/>
@@ -3634,7 +3649,7 @@
           <w:sz w:val="24"/>
           <w:u w:val="single"/>
         </w:rPr>
-        <w:hyperlink r:id="rId20" w:history="1">
+        <w:hyperlink r:id="rId19" w:history="1">
           <w:r>
             <w:rPr>
               <w:rStyle w:val="Hyperlink"/>

--- a/EXPORTS/DOCX/published/niveau3/Dutch/WMLeiden.docx
+++ b/EXPORTS/DOCX/published/niveau3/Dutch/WMLeiden.docx
@@ -604,7 +604,7 @@
           <w:sz w:val="24"/>
           <w:u w:val="single"/>
         </w:rPr>
-        <w:hyperlink r:id="rId10" w:history="1">
+        <w:hyperlink r:id="rId11" w:history="1">
           <w:r>
             <w:rPr>
               <w:rStyle w:val="Hyperlink"/>
@@ -622,7 +622,7 @@
           <w:sz w:val="24"/>
           <w:u w:val="single"/>
         </w:rPr>
-        <w:hyperlink r:id="rId10" w:history="1">
+        <w:hyperlink r:id="rId11" w:history="1">
           <w:r>
             <w:rPr>
               <w:rStyle w:val="Hyperlink"/>
@@ -651,7 +651,7 @@
           <w:sz w:val="24"/>
           <w:u w:val="single"/>
         </w:rPr>
-        <w:hyperlink r:id="rId10" w:history="1">
+        <w:hyperlink r:id="rId11" w:history="1">
           <w:r>
             <w:rPr>
               <w:rStyle w:val="Hyperlink"/>
@@ -800,6 +800,7 @@
       </w:r>
       <w:r>
         <w:rPr>
+          <w:u w:val="single" w:color="0000ff"/>
           <w:rFonts w:ascii="Charis SIL Regular" w:hAnsi="Charis SIL Regular" w:eastAsia="Charis SIL Regular"/>
           <w:b w:val="0"/>
           <w:i w:val="0"/>
@@ -2671,7 +2672,7 @@
           <w:sz w:val="24"/>
           <w:u w:val="single"/>
         </w:rPr>
-        <w:t>Etnografisch Museu</w:t>
+        <w:t>Etnografisch Muse</w:t>
       </w:r>
       <w:r>
         <w:rPr>
@@ -2682,7 +2683,7 @@
           <w:sz w:val="24"/>
           <w:u w:val="single"/>
         </w:rPr>
-        <w:t>m Arti</w:t>
+        <w:t>u</w:t>
       </w:r>
       <w:r>
         <w:rPr>
@@ -2691,8 +2692,9 @@
           <w:i w:val="0"/>
           <w:color w:val="0000FF"/>
           <w:sz w:val="24"/>
-        </w:rPr>
-        <w:t>s</w:t>
+          <w:u w:val="single"/>
+        </w:rPr>
+        <w:t>m Artis</w:t>
       </w:r>
       <w:r>
         <w:br/>
@@ -3354,7 +3356,7 @@
           <w:sz w:val="24"/>
           <w:u w:val="single"/>
         </w:rPr>
-        <w:hyperlink r:id="rId18" w:history="1">
+        <w:hyperlink r:id="rId17" w:history="1">
           <w:r>
             <w:rPr>
               <w:rStyle w:val="Hyperlink"/>
@@ -3649,7 +3651,7 @@
           <w:sz w:val="24"/>
           <w:u w:val="single"/>
         </w:rPr>
-        <w:hyperlink r:id="rId19" w:history="1">
+        <w:hyperlink r:id="rId20" w:history="1">
           <w:r>
             <w:rPr>
               <w:rStyle w:val="Hyperlink"/>
@@ -3678,7 +3680,7 @@
           <w:sz w:val="24"/>
           <w:u w:val="single"/>
         </w:rPr>
-        <w:hyperlink r:id="rId19" w:history="1">
+        <w:hyperlink r:id="rId20" w:history="1">
           <w:r>
             <w:rPr>
               <w:rStyle w:val="Hyperlink"/>

--- a/EXPORTS/DOCX/published/niveau3/Dutch/WMLeiden.docx
+++ b/EXPORTS/DOCX/published/niveau3/Dutch/WMLeiden.docx
@@ -557,7 +557,25 @@
           <w:color w:val="000000"/>
           <w:sz w:val="24"/>
         </w:rPr>
-        <w:t xml:space="preserve">van de collectie van het </w:t>
+        <w:t>van de collectie v</w:t>
+      </w:r>
+      <w:r>
+        <w:rPr>
+          <w:u w:val="single" w:color="0000ff"/>
+          <w:rFonts w:ascii="Charis SIL Regular" w:hAnsi="Charis SIL Regular" w:eastAsia="Charis SIL Regular"/>
+          <w:b w:val="0"/>
+          <w:i w:val="0"/>
+          <w:color w:val="000000"/>
+          <w:sz w:val="24"/>
+        </w:rPr>
+        <w:hyperlink r:id="rId10" w:history="1">
+          <w:r>
+            <w:rPr>
+              <w:rStyle w:val="Hyperlink"/>
+            </w:rPr>
+            <w:t xml:space="preserve">an het </w:t>
+          </w:r>
+        </w:hyperlink>
       </w:r>
       <w:r>
         <w:rPr>
@@ -568,7 +586,7 @@
           <w:sz w:val="24"/>
           <w:u w:val="single"/>
         </w:rPr>
-        <w:hyperlink r:id="rId11" w:history="1">
+        <w:hyperlink r:id="rId10" w:history="1">
           <w:r>
             <w:rPr>
               <w:rStyle w:val="Hyperlink"/>
@@ -586,7 +604,7 @@
           <w:sz w:val="24"/>
           <w:u w:val="single"/>
         </w:rPr>
-        <w:hyperlink r:id="rId11" w:history="1">
+        <w:hyperlink r:id="rId10" w:history="1">
           <w:r>
             <w:rPr>
               <w:rStyle w:val="Hyperlink"/>
@@ -604,7 +622,7 @@
           <w:sz w:val="24"/>
           <w:u w:val="single"/>
         </w:rPr>
-        <w:hyperlink r:id="rId11" w:history="1">
+        <w:hyperlink r:id="rId10" w:history="1">
           <w:r>
             <w:rPr>
               <w:rStyle w:val="Hyperlink"/>
@@ -622,7 +640,7 @@
           <w:sz w:val="24"/>
           <w:u w:val="single"/>
         </w:rPr>
-        <w:hyperlink r:id="rId11" w:history="1">
+        <w:hyperlink r:id="rId10" w:history="1">
           <w:r>
             <w:rPr>
               <w:rStyle w:val="Hyperlink"/>
@@ -669,7 +687,7 @@
           <w:sz w:val="24"/>
           <w:u w:val="single"/>
         </w:rPr>
-        <w:hyperlink r:id="rId10" w:history="1">
+        <w:hyperlink r:id="rId11" w:history="1">
           <w:r>
             <w:rPr>
               <w:rStyle w:val="Hyperlink"/>
@@ -687,7 +705,7 @@
           <w:sz w:val="24"/>
           <w:u w:val="single"/>
         </w:rPr>
-        <w:hyperlink r:id="rId10" w:history="1">
+        <w:hyperlink r:id="rId11" w:history="1">
           <w:r>
             <w:rPr>
               <w:rStyle w:val="Hyperlink"/>
@@ -716,7 +734,7 @@
           <w:sz w:val="24"/>
           <w:u w:val="single"/>
         </w:rPr>
-        <w:hyperlink r:id="rId10" w:history="1">
+        <w:hyperlink r:id="rId11" w:history="1">
           <w:r>
             <w:rPr>
               <w:rStyle w:val="Hyperlink"/>
@@ -761,53 +779,7 @@
           <w:color w:val="000000"/>
           <w:sz w:val="24"/>
         </w:rPr>
-        <w:t>toenmalige Rijks Etnogr</w:t>
-      </w:r>
-      <w:r>
-        <w:rPr>
-          <w:u w:val="single" w:color="0000ff"/>
-          <w:rFonts w:ascii="Charis SIL Regular" w:hAnsi="Charis SIL Regular" w:eastAsia="Charis SIL Regular"/>
-          <w:b w:val="0"/>
-          <w:i w:val="0"/>
-          <w:color w:val="000000"/>
-          <w:sz w:val="24"/>
-        </w:rPr>
-        <w:hyperlink r:id="rId11" w:history="1">
-          <w:r>
-            <w:rPr>
-              <w:rStyle w:val="Hyperlink"/>
-            </w:rPr>
-            <w:t>afisch Mus</w:t>
-          </w:r>
-        </w:hyperlink>
-      </w:r>
-      <w:r>
-        <w:rPr>
-          <w:rFonts w:ascii="Charis SIL Regular" w:hAnsi="Charis SIL Regular" w:eastAsia="Charis SIL Regular"/>
-          <w:b w:val="0"/>
-          <w:i w:val="0"/>
-          <w:color w:val="000000"/>
-          <w:sz w:val="24"/>
-        </w:rPr>
-        <w:hyperlink r:id="rId11" w:history="1">
-          <w:r>
-            <w:rPr>
-              <w:rStyle w:val="Hyperlink"/>
-            </w:rPr>
-            <w:t>e</w:t>
-          </w:r>
-        </w:hyperlink>
-      </w:r>
-      <w:r>
-        <w:rPr>
-          <w:u w:val="single" w:color="0000ff"/>
-          <w:rFonts w:ascii="Charis SIL Regular" w:hAnsi="Charis SIL Regular" w:eastAsia="Charis SIL Regular"/>
-          <w:b w:val="0"/>
-          <w:i w:val="0"/>
-          <w:color w:val="000000"/>
-          <w:sz w:val="24"/>
-        </w:rPr>
-        <w:t>um</w:t>
+        <w:t>toenmalige Rijks Etnografisch Museum</w:t>
       </w:r>
       <w:r>
         <w:rPr>
@@ -1189,102 +1161,7 @@
           <w:color w:val="000000"/>
           <w:sz w:val="24"/>
         </w:rPr>
-        <w:t>um</w:t>
-      </w:r>
-      <w:r>
-        <w:rPr>
-          <w:rFonts w:ascii="Charis SIL Regular" w:hAnsi="Charis SIL Regular" w:eastAsia="Charis SIL Regular"/>
-          <w:b w:val="0"/>
-          <w:i w:val="0"/>
-          <w:color w:val="000000"/>
-          <w:sz w:val="24"/>
-        </w:rPr>
-        <w:hyperlink r:id="rId12" w:history="1">
-          <w:r>
-            <w:rPr>
-              <w:rStyle w:val="Hyperlink"/>
-            </w:rPr>
-            <w:t xml:space="preserve"> zelf een act</w:t>
-          </w:r>
-        </w:hyperlink>
-      </w:r>
-      <w:r>
-        <w:rPr>
-          <w:rFonts w:ascii="Charis SIL Regular" w:hAnsi="Charis SIL Regular" w:eastAsia="Charis SIL Regular"/>
-          <w:b w:val="0"/>
-          <w:i w:val="0"/>
-          <w:color w:val="000000"/>
-          <w:sz w:val="24"/>
-        </w:rPr>
-        <w:hyperlink r:id="rId12" w:history="1">
-          <w:r>
-            <w:rPr>
-              <w:rStyle w:val="Hyperlink"/>
-            </w:rPr>
-            <w:t>i</w:t>
-          </w:r>
-        </w:hyperlink>
-      </w:r>
-      <w:r>
-        <w:rPr>
-          <w:rFonts w:ascii="Charis SIL Regular" w:hAnsi="Charis SIL Regular" w:eastAsia="Charis SIL Regular"/>
-          <w:b w:val="0"/>
-          <w:i w:val="0"/>
-          <w:color w:val="000000"/>
-          <w:sz w:val="24"/>
-        </w:rPr>
-        <w:hyperlink r:id="rId12" w:history="1">
-          <w:r>
-            <w:rPr>
-              <w:rStyle w:val="Hyperlink"/>
-            </w:rPr>
-            <w:t>eve</w:t>
-          </w:r>
-        </w:hyperlink>
-      </w:r>
-      <w:r>
-        <w:rPr>
-          <w:rFonts w:ascii="Charis SIL Regular" w:hAnsi="Charis SIL Regular" w:eastAsia="Charis SIL Regular"/>
-          <w:b w:val="0"/>
-          <w:i w:val="0"/>
-          <w:color w:val="000000"/>
-          <w:sz w:val="24"/>
-        </w:rPr>
-        <w:t xml:space="preserve"> </w:t>
-      </w:r>
-      <w:r>
-        <w:rPr>
-          <w:rFonts w:ascii="Charis SIL Regular" w:hAnsi="Charis SIL Regular" w:eastAsia="Charis SIL Regular"/>
-          <w:b w:val="0"/>
-          <w:i w:val="0"/>
-          <w:color w:val="000000"/>
-          <w:sz w:val="24"/>
-        </w:rPr>
-        <w:hyperlink r:id="rId12" w:history="1">
-          <w:r>
-            <w:rPr>
-              <w:rStyle w:val="Hyperlink"/>
-            </w:rPr>
-            <w:t>koper va</w:t>
-          </w:r>
-        </w:hyperlink>
-      </w:r>
-      <w:r>
-        <w:rPr>
-          <w:rFonts w:ascii="Charis SIL Regular" w:hAnsi="Charis SIL Regular" w:eastAsia="Charis SIL Regular"/>
-          <w:b w:val="0"/>
-          <w:i w:val="0"/>
-          <w:color w:val="000000"/>
-          <w:sz w:val="24"/>
-        </w:rPr>
-        <w:hyperlink r:id="rId12" w:history="1">
-          <w:r>
-            <w:rPr>
-              <w:rStyle w:val="Hyperlink"/>
-            </w:rPr>
-            <w:t>n e</w:t>
-          </w:r>
-        </w:hyperlink>
+        <w:t>um zelf een actieve koper van e</w:t>
       </w:r>
       <w:r>
         <w:rPr>
@@ -1436,25 +1313,7 @@
           <w:color w:val="000000"/>
           <w:sz w:val="24"/>
         </w:rPr>
-        <w:t>Nederlands-Indisc</w:t>
-      </w:r>
-      <w:r>
-        <w:rPr>
-          <w:u w:val="single" w:color="0000ff"/>
-          <w:rFonts w:ascii="Charis SIL Regular" w:hAnsi="Charis SIL Regular" w:eastAsia="Charis SIL Regular"/>
-          <w:b w:val="0"/>
-          <w:i w:val="0"/>
-          <w:color w:val="000000"/>
-          <w:sz w:val="24"/>
-        </w:rPr>
-        <w:hyperlink r:id="rId13" w:history="1">
-          <w:r>
-            <w:rPr>
-              <w:rStyle w:val="Hyperlink"/>
-            </w:rPr>
-            <w:t>h Leger (K</w:t>
-          </w:r>
-        </w:hyperlink>
+        <w:t>Nederlands-Indisch Leger (K</w:t>
       </w:r>
       <w:r>
         <w:rPr>
@@ -3374,7 +3233,7 @@
           <w:sz w:val="24"/>
           <w:u w:val="single"/>
         </w:rPr>
-        <w:hyperlink r:id="rId18" w:history="1">
+        <w:hyperlink r:id="rId17" w:history="1">
           <w:r>
             <w:rPr>
               <w:rStyle w:val="Hyperlink"/>
@@ -3633,7 +3492,7 @@
           <w:sz w:val="24"/>
           <w:u w:val="single"/>
         </w:rPr>
-        <w:hyperlink r:id="rId20" w:history="1">
+        <w:hyperlink r:id="rId19" w:history="1">
           <w:r>
             <w:rPr>
               <w:rStyle w:val="Hyperlink"/>
@@ -3651,7 +3510,7 @@
           <w:sz w:val="24"/>
           <w:u w:val="single"/>
         </w:rPr>
-        <w:hyperlink r:id="rId20" w:history="1">
+        <w:hyperlink r:id="rId19" w:history="1">
           <w:r>
             <w:rPr>
               <w:rStyle w:val="Hyperlink"/>
@@ -3680,7 +3539,7 @@
           <w:sz w:val="24"/>
           <w:u w:val="single"/>
         </w:rPr>
-        <w:hyperlink r:id="rId20" w:history="1">
+        <w:hyperlink r:id="rId19" w:history="1">
           <w:r>
             <w:rPr>
               <w:rStyle w:val="Hyperlink"/>
@@ -3808,7 +3667,7 @@
           <w:sz w:val="24"/>
           <w:u w:val="single"/>
         </w:rPr>
-        <w:hyperlink r:id="rId21" w:history="1">
+        <w:hyperlink r:id="rId20" w:history="1">
           <w:r>
             <w:rPr>
               <w:rStyle w:val="Hyperlink"/>
@@ -3826,7 +3685,7 @@
           <w:sz w:val="24"/>
           <w:u w:val="single"/>
         </w:rPr>
-        <w:hyperlink r:id="rId21" w:history="1">
+        <w:hyperlink r:id="rId20" w:history="1">
           <w:r>
             <w:rPr>
               <w:rStyle w:val="Hyperlink"/>
@@ -3844,7 +3703,7 @@
           <w:sz w:val="24"/>
           <w:u w:val="single"/>
         </w:rPr>
-        <w:hyperlink r:id="rId21" w:history="1">
+        <w:hyperlink r:id="rId20" w:history="1">
           <w:r>
             <w:rPr>
               <w:rStyle w:val="Hyperlink"/>
@@ -3862,7 +3721,7 @@
           <w:sz w:val="24"/>
           <w:u w:val="single"/>
         </w:rPr>
-        <w:hyperlink r:id="rId21" w:history="1">
+        <w:hyperlink r:id="rId20" w:history="1">
           <w:r>
             <w:rPr>
               <w:rStyle w:val="Hyperlink"/>
@@ -3990,7 +3849,7 @@
           <w:sz w:val="24"/>
           <w:u w:val="single"/>
         </w:rPr>
-        <w:hyperlink r:id="rId22" w:history="1">
+        <w:hyperlink r:id="rId21" w:history="1">
           <w:r>
             <w:rPr>
               <w:rStyle w:val="Hyperlink"/>
@@ -4008,7 +3867,7 @@
           <w:sz w:val="24"/>
           <w:u w:val="single"/>
         </w:rPr>
-        <w:hyperlink r:id="rId22" w:history="1">
+        <w:hyperlink r:id="rId21" w:history="1">
           <w:r>
             <w:rPr>
               <w:rStyle w:val="Hyperlink"/>
@@ -4026,7 +3885,7 @@
           <w:sz w:val="24"/>
           <w:u w:val="single"/>
         </w:rPr>
-        <w:hyperlink r:id="rId22" w:history="1">
+        <w:hyperlink r:id="rId21" w:history="1">
           <w:r>
             <w:rPr>
               <w:rStyle w:val="Hyperlink"/>
@@ -4054,7 +3913,7 @@
           <w:sz w:val="24"/>
           <w:u w:val="single"/>
         </w:rPr>
-        <w:hyperlink r:id="rId23" w:history="1">
+        <w:hyperlink r:id="rId22" w:history="1">
           <w:r>
             <w:rPr>
               <w:rStyle w:val="Hyperlink"/>
@@ -4083,7 +3942,7 @@
           <w:sz w:val="24"/>
           <w:u w:val="single"/>
         </w:rPr>
-        <w:hyperlink r:id="rId23" w:history="1">
+        <w:hyperlink r:id="rId22" w:history="1">
           <w:r>
             <w:rPr>
               <w:rStyle w:val="Hyperlink"/>
@@ -4111,7 +3970,7 @@
           <w:sz w:val="24"/>
           <w:u w:val="single"/>
         </w:rPr>
-        <w:hyperlink r:id="rId22" w:history="1">
+        <w:hyperlink r:id="rId21" w:history="1">
           <w:r>
             <w:rPr>
               <w:rStyle w:val="Hyperlink"/>
@@ -4129,7 +3988,7 @@
           <w:sz w:val="24"/>
           <w:u w:val="single"/>
         </w:rPr>
-        <w:hyperlink r:id="rId22" w:history="1">
+        <w:hyperlink r:id="rId21" w:history="1">
           <w:r>
             <w:rPr>
               <w:rStyle w:val="Hyperlink"/>
@@ -4158,7 +4017,7 @@
           <w:sz w:val="24"/>
           <w:u w:val="single"/>
         </w:rPr>
-        <w:hyperlink r:id="rId22" w:history="1">
+        <w:hyperlink r:id="rId21" w:history="1">
           <w:r>
             <w:rPr>
               <w:rStyle w:val="Hyperlink"/>
@@ -4259,7 +4118,7 @@
           <w:sz w:val="24"/>
           <w:u w:val="single"/>
         </w:rPr>
-        <w:hyperlink r:id="rId24" w:history="1">
+        <w:hyperlink r:id="rId23" w:history="1">
           <w:r>
             <w:rPr>
               <w:rStyle w:val="Hyperlink"/>
@@ -4277,7 +4136,7 @@
           <w:sz w:val="24"/>
           <w:u w:val="single"/>
         </w:rPr>
-        <w:hyperlink r:id="rId24" w:history="1">
+        <w:hyperlink r:id="rId23" w:history="1">
           <w:r>
             <w:rPr>
               <w:rStyle w:val="Hyperlink"/>
@@ -4295,7 +4154,7 @@
           <w:sz w:val="24"/>
           <w:u w:val="single"/>
         </w:rPr>
-        <w:hyperlink r:id="rId24" w:history="1">
+        <w:hyperlink r:id="rId23" w:history="1">
           <w:r>
             <w:rPr>
               <w:rStyle w:val="Hyperlink"/>
@@ -4323,7 +4182,7 @@
           <w:sz w:val="24"/>
           <w:u w:val="single"/>
         </w:rPr>
-        <w:hyperlink r:id="rId25" w:history="1">
+        <w:hyperlink r:id="rId24" w:history="1">
           <w:r>
             <w:rPr>
               <w:rStyle w:val="Hyperlink"/>
@@ -4352,7 +4211,7 @@
           <w:sz w:val="24"/>
           <w:u w:val="single"/>
         </w:rPr>
-        <w:hyperlink r:id="rId25" w:history="1">
+        <w:hyperlink r:id="rId24" w:history="1">
           <w:r>
             <w:rPr>
               <w:rStyle w:val="Hyperlink"/>
@@ -4380,7 +4239,7 @@
           <w:sz w:val="24"/>
           <w:u w:val="single"/>
         </w:rPr>
-        <w:hyperlink r:id="rId24" w:history="1">
+        <w:hyperlink r:id="rId23" w:history="1">
           <w:r>
             <w:rPr>
               <w:rStyle w:val="Hyperlink"/>
@@ -4398,7 +4257,7 @@
           <w:sz w:val="24"/>
           <w:u w:val="single"/>
         </w:rPr>
-        <w:hyperlink r:id="rId24" w:history="1">
+        <w:hyperlink r:id="rId23" w:history="1">
           <w:r>
             <w:rPr>
               <w:rStyle w:val="Hyperlink"/>
@@ -4427,7 +4286,7 @@
           <w:sz w:val="24"/>
           <w:u w:val="single"/>
         </w:rPr>
-        <w:hyperlink r:id="rId24" w:history="1">
+        <w:hyperlink r:id="rId23" w:history="1">
           <w:r>
             <w:rPr>
               <w:rStyle w:val="Hyperlink"/>

--- a/EXPORTS/DOCX/published/niveau3/Dutch/WMLeiden.docx
+++ b/EXPORTS/DOCX/published/niveau3/Dutch/WMLeiden.docx
@@ -561,7 +561,6 @@
       </w:r>
       <w:r>
         <w:rPr>
-          <w:u w:val="single" w:color="0000ff"/>
           <w:rFonts w:ascii="Charis SIL Regular" w:hAnsi="Charis SIL Regular" w:eastAsia="Charis SIL Regular"/>
           <w:b w:val="0"/>
           <w:i w:val="0"/>
@@ -640,7 +639,7 @@
           <w:sz w:val="24"/>
           <w:u w:val="single"/>
         </w:rPr>
-        <w:hyperlink r:id="rId10" w:history="1">
+        <w:hyperlink r:id="rId11" w:history="1">
           <w:r>
             <w:rPr>
               <w:rStyle w:val="Hyperlink"/>
@@ -687,7 +686,7 @@
           <w:sz w:val="24"/>
           <w:u w:val="single"/>
         </w:rPr>
-        <w:hyperlink r:id="rId11" w:history="1">
+        <w:hyperlink r:id="rId10" w:history="1">
           <w:r>
             <w:rPr>
               <w:rStyle w:val="Hyperlink"/>
@@ -705,7 +704,7 @@
           <w:sz w:val="24"/>
           <w:u w:val="single"/>
         </w:rPr>
-        <w:hyperlink r:id="rId11" w:history="1">
+        <w:hyperlink r:id="rId10" w:history="1">
           <w:r>
             <w:rPr>
               <w:rStyle w:val="Hyperlink"/>
@@ -779,7 +778,53 @@
           <w:color w:val="000000"/>
           <w:sz w:val="24"/>
         </w:rPr>
-        <w:t>toenmalige Rijks Etnografisch Museum</w:t>
+        <w:t>toenmalige Rijks Etnogr</w:t>
+      </w:r>
+      <w:r>
+        <w:rPr>
+          <w:u w:val="single" w:color="0000ff"/>
+          <w:rFonts w:ascii="Charis SIL Regular" w:hAnsi="Charis SIL Regular" w:eastAsia="Charis SIL Regular"/>
+          <w:b w:val="0"/>
+          <w:i w:val="0"/>
+          <w:color w:val="000000"/>
+          <w:sz w:val="24"/>
+        </w:rPr>
+        <w:hyperlink r:id="rId11" w:history="1">
+          <w:r>
+            <w:rPr>
+              <w:rStyle w:val="Hyperlink"/>
+            </w:rPr>
+            <w:t>afisch Mus</w:t>
+          </w:r>
+        </w:hyperlink>
+      </w:r>
+      <w:r>
+        <w:rPr>
+          <w:rFonts w:ascii="Charis SIL Regular" w:hAnsi="Charis SIL Regular" w:eastAsia="Charis SIL Regular"/>
+          <w:b w:val="0"/>
+          <w:i w:val="0"/>
+          <w:color w:val="000000"/>
+          <w:sz w:val="24"/>
+        </w:rPr>
+        <w:hyperlink r:id="rId11" w:history="1">
+          <w:r>
+            <w:rPr>
+              <w:rStyle w:val="Hyperlink"/>
+            </w:rPr>
+            <w:t>e</w:t>
+          </w:r>
+        </w:hyperlink>
+      </w:r>
+      <w:r>
+        <w:rPr>
+          <w:u w:val="single" w:color="0000ff"/>
+          <w:rFonts w:ascii="Charis SIL Regular" w:hAnsi="Charis SIL Regular" w:eastAsia="Charis SIL Regular"/>
+          <w:b w:val="0"/>
+          <w:i w:val="0"/>
+          <w:color w:val="000000"/>
+          <w:sz w:val="24"/>
+        </w:rPr>
+        <w:t>um</w:t>
       </w:r>
       <w:r>
         <w:rPr>
@@ -1117,7 +1162,7 @@
           <w:color w:val="000000"/>
           <w:sz w:val="24"/>
         </w:rPr>
-        <w:t>Daarnaast was het Rij</w:t>
+        <w:t>Daarnaast was het Rijks Etnografisch Museum</w:t>
       </w:r>
       <w:r>
         <w:rPr>
@@ -1132,7 +1177,7 @@
             <w:rPr>
               <w:rStyle w:val="Hyperlink"/>
             </w:rPr>
-            <w:t>ks Etnogra</w:t>
+            <w:t xml:space="preserve"> zelf een act</w:t>
           </w:r>
         </w:hyperlink>
       </w:r>
@@ -1149,7 +1194,7 @@
             <w:rPr>
               <w:rStyle w:val="Hyperlink"/>
             </w:rPr>
-            <w:t>fisch Muse</w:t>
+            <w:t>i</w:t>
           </w:r>
         </w:hyperlink>
       </w:r>
@@ -1161,7 +1206,51 @@
           <w:color w:val="000000"/>
           <w:sz w:val="24"/>
         </w:rPr>
-        <w:t>um zelf een actieve koper van e</w:t>
+        <w:hyperlink r:id="rId12" w:history="1">
+          <w:r>
+            <w:rPr>
+              <w:rStyle w:val="Hyperlink"/>
+            </w:rPr>
+            <w:t>eve</w:t>
+          </w:r>
+        </w:hyperlink>
+      </w:r>
+      <w:r>
+        <w:rPr>
+          <w:rFonts w:ascii="Charis SIL Regular" w:hAnsi="Charis SIL Regular" w:eastAsia="Charis SIL Regular"/>
+          <w:b w:val="0"/>
+          <w:i w:val="0"/>
+          <w:color w:val="000000"/>
+          <w:sz w:val="24"/>
+        </w:rPr>
+        <w:t xml:space="preserve"> </w:t>
+      </w:r>
+      <w:r>
+        <w:rPr>
+          <w:rFonts w:ascii="Charis SIL Regular" w:hAnsi="Charis SIL Regular" w:eastAsia="Charis SIL Regular"/>
+          <w:b w:val="0"/>
+          <w:i w:val="0"/>
+          <w:color w:val="000000"/>
+          <w:sz w:val="24"/>
+        </w:rPr>
+        <w:hyperlink r:id="rId12" w:history="1">
+          <w:r>
+            <w:rPr>
+              <w:rStyle w:val="Hyperlink"/>
+            </w:rPr>
+            <w:t>koper va</w:t>
+          </w:r>
+        </w:hyperlink>
+      </w:r>
+      <w:r>
+        <w:rPr>
+          <w:rFonts w:ascii="Charis SIL Regular" w:hAnsi="Charis SIL Regular" w:eastAsia="Charis SIL Regular"/>
+          <w:b w:val="0"/>
+          <w:i w:val="0"/>
+          <w:color w:val="000000"/>
+          <w:sz w:val="24"/>
+        </w:rPr>
+        <w:t>n e</w:t>
       </w:r>
       <w:r>
         <w:rPr>
@@ -1313,7 +1402,25 @@
           <w:color w:val="000000"/>
           <w:sz w:val="24"/>
         </w:rPr>
-        <w:t>Nederlands-Indisch Leger (K</w:t>
+        <w:t>Nederlands-Indisc</w:t>
+      </w:r>
+      <w:r>
+        <w:rPr>
+          <w:u w:val="single" w:color="0000ff"/>
+          <w:rFonts w:ascii="Charis SIL Regular" w:hAnsi="Charis SIL Regular" w:eastAsia="Charis SIL Regular"/>
+          <w:b w:val="0"/>
+          <w:i w:val="0"/>
+          <w:color w:val="000000"/>
+          <w:sz w:val="24"/>
+        </w:rPr>
+        <w:hyperlink r:id="rId13" w:history="1">
+          <w:r>
+            <w:rPr>
+              <w:rStyle w:val="Hyperlink"/>
+            </w:rPr>
+            <w:t>h Leger (K</w:t>
+          </w:r>
+        </w:hyperlink>
       </w:r>
       <w:r>
         <w:rPr>
@@ -2531,7 +2638,7 @@
           <w:sz w:val="24"/>
           <w:u w:val="single"/>
         </w:rPr>
-        <w:t>Etnografisch Muse</w:t>
+        <w:t>Etnografisch Museu</w:t>
       </w:r>
       <w:r>
         <w:rPr>
@@ -2542,7 +2649,7 @@
           <w:sz w:val="24"/>
           <w:u w:val="single"/>
         </w:rPr>
-        <w:t>u</w:t>
+        <w:t>m Arti</w:t>
       </w:r>
       <w:r>
         <w:rPr>
@@ -2551,9 +2658,8 @@
           <w:i w:val="0"/>
           <w:color w:val="0000FF"/>
           <w:sz w:val="24"/>
-          <w:u w:val="single"/>
-        </w:rPr>
-        <w:t>m Artis</w:t>
+        </w:rPr>
+        <w:t>s</w:t>
       </w:r>
       <w:r>
         <w:br/>
@@ -3215,7 +3321,7 @@
           <w:sz w:val="24"/>
           <w:u w:val="single"/>
         </w:rPr>
-        <w:hyperlink r:id="rId17" w:history="1">
+        <w:hyperlink r:id="rId18" w:history="1">
           <w:r>
             <w:rPr>
               <w:rStyle w:val="Hyperlink"/>
@@ -3262,7 +3368,7 @@
           <w:sz w:val="24"/>
           <w:u w:val="single"/>
         </w:rPr>
-        <w:hyperlink r:id="rId18" w:history="1">
+        <w:hyperlink r:id="rId17" w:history="1">
           <w:r>
             <w:rPr>
               <w:rStyle w:val="Hyperlink"/>
@@ -3492,7 +3598,7 @@
           <w:sz w:val="24"/>
           <w:u w:val="single"/>
         </w:rPr>
-        <w:hyperlink r:id="rId19" w:history="1">
+        <w:hyperlink r:id="rId20" w:history="1">
           <w:r>
             <w:rPr>
               <w:rStyle w:val="Hyperlink"/>
@@ -3510,7 +3616,7 @@
           <w:sz w:val="24"/>
           <w:u w:val="single"/>
         </w:rPr>
-        <w:hyperlink r:id="rId19" w:history="1">
+        <w:hyperlink r:id="rId20" w:history="1">
           <w:r>
             <w:rPr>
               <w:rStyle w:val="Hyperlink"/>
@@ -3667,7 +3773,7 @@
           <w:sz w:val="24"/>
           <w:u w:val="single"/>
         </w:rPr>
-        <w:hyperlink r:id="rId20" w:history="1">
+        <w:hyperlink r:id="rId21" w:history="1">
           <w:r>
             <w:rPr>
               <w:rStyle w:val="Hyperlink"/>
@@ -3685,7 +3791,7 @@
           <w:sz w:val="24"/>
           <w:u w:val="single"/>
         </w:rPr>
-        <w:hyperlink r:id="rId20" w:history="1">
+        <w:hyperlink r:id="rId21" w:history="1">
           <w:r>
             <w:rPr>
               <w:rStyle w:val="Hyperlink"/>
@@ -3703,7 +3809,7 @@
           <w:sz w:val="24"/>
           <w:u w:val="single"/>
         </w:rPr>
-        <w:hyperlink r:id="rId20" w:history="1">
+        <w:hyperlink r:id="rId21" w:history="1">
           <w:r>
             <w:rPr>
               <w:rStyle w:val="Hyperlink"/>
@@ -3721,7 +3827,7 @@
           <w:sz w:val="24"/>
           <w:u w:val="single"/>
         </w:rPr>
-        <w:hyperlink r:id="rId20" w:history="1">
+        <w:hyperlink r:id="rId21" w:history="1">
           <w:r>
             <w:rPr>
               <w:rStyle w:val="Hyperlink"/>
@@ -3849,7 +3955,7 @@
           <w:sz w:val="24"/>
           <w:u w:val="single"/>
         </w:rPr>
-        <w:hyperlink r:id="rId21" w:history="1">
+        <w:hyperlink r:id="rId22" w:history="1">
           <w:r>
             <w:rPr>
               <w:rStyle w:val="Hyperlink"/>
@@ -3867,7 +3973,7 @@
           <w:sz w:val="24"/>
           <w:u w:val="single"/>
         </w:rPr>
-        <w:hyperlink r:id="rId21" w:history="1">
+        <w:hyperlink r:id="rId22" w:history="1">
           <w:r>
             <w:rPr>
               <w:rStyle w:val="Hyperlink"/>
@@ -3885,7 +3991,7 @@
           <w:sz w:val="24"/>
           <w:u w:val="single"/>
         </w:rPr>
-        <w:hyperlink r:id="rId21" w:history="1">
+        <w:hyperlink r:id="rId22" w:history="1">
           <w:r>
             <w:rPr>
               <w:rStyle w:val="Hyperlink"/>
@@ -3913,7 +4019,7 @@
           <w:sz w:val="24"/>
           <w:u w:val="single"/>
         </w:rPr>
-        <w:hyperlink r:id="rId22" w:history="1">
+        <w:hyperlink r:id="rId23" w:history="1">
           <w:r>
             <w:rPr>
               <w:rStyle w:val="Hyperlink"/>
@@ -3942,7 +4048,7 @@
           <w:sz w:val="24"/>
           <w:u w:val="single"/>
         </w:rPr>
-        <w:hyperlink r:id="rId22" w:history="1">
+        <w:hyperlink r:id="rId23" w:history="1">
           <w:r>
             <w:rPr>
               <w:rStyle w:val="Hyperlink"/>
@@ -3970,7 +4076,7 @@
           <w:sz w:val="24"/>
           <w:u w:val="single"/>
         </w:rPr>
-        <w:hyperlink r:id="rId21" w:history="1">
+        <w:hyperlink r:id="rId22" w:history="1">
           <w:r>
             <w:rPr>
               <w:rStyle w:val="Hyperlink"/>
@@ -3988,7 +4094,7 @@
           <w:sz w:val="24"/>
           <w:u w:val="single"/>
         </w:rPr>
-        <w:hyperlink r:id="rId21" w:history="1">
+        <w:hyperlink r:id="rId22" w:history="1">
           <w:r>
             <w:rPr>
               <w:rStyle w:val="Hyperlink"/>
@@ -4017,7 +4123,7 @@
           <w:sz w:val="24"/>
           <w:u w:val="single"/>
         </w:rPr>
-        <w:hyperlink r:id="rId21" w:history="1">
+        <w:hyperlink r:id="rId22" w:history="1">
           <w:r>
             <w:rPr>
               <w:rStyle w:val="Hyperlink"/>
@@ -4118,7 +4224,7 @@
           <w:sz w:val="24"/>
           <w:u w:val="single"/>
         </w:rPr>
-        <w:hyperlink r:id="rId23" w:history="1">
+        <w:hyperlink r:id="rId24" w:history="1">
           <w:r>
             <w:rPr>
               <w:rStyle w:val="Hyperlink"/>
@@ -4136,7 +4242,7 @@
           <w:sz w:val="24"/>
           <w:u w:val="single"/>
         </w:rPr>
-        <w:hyperlink r:id="rId23" w:history="1">
+        <w:hyperlink r:id="rId24" w:history="1">
           <w:r>
             <w:rPr>
               <w:rStyle w:val="Hyperlink"/>
@@ -4154,7 +4260,7 @@
           <w:sz w:val="24"/>
           <w:u w:val="single"/>
         </w:rPr>
-        <w:hyperlink r:id="rId23" w:history="1">
+        <w:hyperlink r:id="rId24" w:history="1">
           <w:r>
             <w:rPr>
               <w:rStyle w:val="Hyperlink"/>
@@ -4182,7 +4288,7 @@
           <w:sz w:val="24"/>
           <w:u w:val="single"/>
         </w:rPr>
-        <w:hyperlink r:id="rId24" w:history="1">
+        <w:hyperlink r:id="rId25" w:history="1">
           <w:r>
             <w:rPr>
               <w:rStyle w:val="Hyperlink"/>
@@ -4211,7 +4317,7 @@
           <w:sz w:val="24"/>
           <w:u w:val="single"/>
         </w:rPr>
-        <w:hyperlink r:id="rId24" w:history="1">
+        <w:hyperlink r:id="rId25" w:history="1">
           <w:r>
             <w:rPr>
               <w:rStyle w:val="Hyperlink"/>
@@ -4239,7 +4345,7 @@
           <w:sz w:val="24"/>
           <w:u w:val="single"/>
         </w:rPr>
-        <w:hyperlink r:id="rId23" w:history="1">
+        <w:hyperlink r:id="rId24" w:history="1">
           <w:r>
             <w:rPr>
               <w:rStyle w:val="Hyperlink"/>
@@ -4257,7 +4363,7 @@
           <w:sz w:val="24"/>
           <w:u w:val="single"/>
         </w:rPr>
-        <w:hyperlink r:id="rId23" w:history="1">
+        <w:hyperlink r:id="rId24" w:history="1">
           <w:r>
             <w:rPr>
               <w:rStyle w:val="Hyperlink"/>
@@ -4286,7 +4392,7 @@
           <w:sz w:val="24"/>
           <w:u w:val="single"/>
         </w:rPr>
-        <w:hyperlink r:id="rId23" w:history="1">
+        <w:hyperlink r:id="rId24" w:history="1">
           <w:r>
             <w:rPr>
               <w:rStyle w:val="Hyperlink"/>

--- a/EXPORTS/DOCX/published/niveau3/Dutch/WMLeiden.docx
+++ b/EXPORTS/DOCX/published/niveau3/Dutch/WMLeiden.docx
@@ -561,6 +561,7 @@
       </w:r>
       <w:r>
         <w:rPr>
+          <w:u w:val="single" w:color="0000ff"/>
           <w:rFonts w:ascii="Charis SIL Regular" w:hAnsi="Charis SIL Regular" w:eastAsia="Charis SIL Regular"/>
           <w:b w:val="0"/>
           <w:i w:val="0"/>
@@ -639,7 +640,7 @@
           <w:sz w:val="24"/>
           <w:u w:val="single"/>
         </w:rPr>
-        <w:hyperlink r:id="rId11" w:history="1">
+        <w:hyperlink r:id="rId10" w:history="1">
           <w:r>
             <w:rPr>
               <w:rStyle w:val="Hyperlink"/>
@@ -668,7 +669,7 @@
           <w:sz w:val="24"/>
           <w:u w:val="single"/>
         </w:rPr>
-        <w:hyperlink r:id="rId11" w:history="1">
+        <w:hyperlink r:id="rId10" w:history="1">
           <w:r>
             <w:rPr>
               <w:rStyle w:val="Hyperlink"/>
@@ -1162,7 +1163,51 @@
           <w:color w:val="000000"/>
           <w:sz w:val="24"/>
         </w:rPr>
-        <w:t>Daarnaast was het Rijks Etnografisch Museum</w:t>
+        <w:t>Daarnaast was het Rij</w:t>
+      </w:r>
+      <w:r>
+        <w:rPr>
+          <w:rFonts w:ascii="Charis SIL Regular" w:hAnsi="Charis SIL Regular" w:eastAsia="Charis SIL Regular"/>
+          <w:b w:val="0"/>
+          <w:i w:val="0"/>
+          <w:color w:val="000000"/>
+          <w:sz w:val="24"/>
+        </w:rPr>
+        <w:hyperlink r:id="rId12" w:history="1">
+          <w:r>
+            <w:rPr>
+              <w:rStyle w:val="Hyperlink"/>
+            </w:rPr>
+            <w:t>ks Etnogra</w:t>
+          </w:r>
+        </w:hyperlink>
+      </w:r>
+      <w:r>
+        <w:rPr>
+          <w:rFonts w:ascii="Charis SIL Regular" w:hAnsi="Charis SIL Regular" w:eastAsia="Charis SIL Regular"/>
+          <w:b w:val="0"/>
+          <w:i w:val="0"/>
+          <w:color w:val="000000"/>
+          <w:sz w:val="24"/>
+        </w:rPr>
+        <w:hyperlink r:id="rId12" w:history="1">
+          <w:r>
+            <w:rPr>
+              <w:rStyle w:val="Hyperlink"/>
+            </w:rPr>
+            <w:t>fisch Muse</w:t>
+          </w:r>
+        </w:hyperlink>
+      </w:r>
+      <w:r>
+        <w:rPr>
+          <w:rFonts w:ascii="Charis SIL Regular" w:hAnsi="Charis SIL Regular" w:eastAsia="Charis SIL Regular"/>
+          <w:b w:val="0"/>
+          <w:i w:val="0"/>
+          <w:color w:val="000000"/>
+          <w:sz w:val="24"/>
+        </w:rPr>
+        <w:t>um</w:t>
       </w:r>
       <w:r>
         <w:rPr>
@@ -1250,7 +1295,14 @@
           <w:color w:val="000000"/>
           <w:sz w:val="24"/>
         </w:rPr>
-        <w:t>n e</w:t>
+        <w:hyperlink r:id="rId12" w:history="1">
+          <w:r>
+            <w:rPr>
+              <w:rStyle w:val="Hyperlink"/>
+            </w:rPr>
+            <w:t>n e</w:t>
+          </w:r>
+        </w:hyperlink>
       </w:r>
       <w:r>
         <w:rPr>
@@ -1826,43 +1878,7 @@
           <w:color w:val="000000"/>
           <w:sz w:val="24"/>
         </w:rPr>
-        <w:t>een aanzie</w:t>
-      </w:r>
-      <w:r>
-        <w:rPr>
-          <w:u w:val="single" w:color="0000ff"/>
-          <w:rFonts w:ascii="Charis SIL Regular" w:hAnsi="Charis SIL Regular" w:eastAsia="Charis SIL Regular"/>
-          <w:b w:val="0"/>
-          <w:i w:val="0"/>
-          <w:color w:val="000000"/>
-          <w:sz w:val="24"/>
-        </w:rPr>
-        <w:hyperlink r:id="rId10" w:history="1">
-          <w:r>
-            <w:rPr>
-              <w:rStyle w:val="Hyperlink"/>
-            </w:rPr>
-            <w:t>nlijke colle</w:t>
-          </w:r>
-        </w:hyperlink>
-      </w:r>
-      <w:r>
-        <w:rPr>
-          <w:u w:val="single" w:color="0000ff"/>
-          <w:rFonts w:ascii="Charis SIL Regular" w:hAnsi="Charis SIL Regular" w:eastAsia="Charis SIL Regular"/>
-          <w:b w:val="0"/>
-          <w:i w:val="0"/>
-          <w:color w:val="000000"/>
-          <w:sz w:val="24"/>
-        </w:rPr>
-        <w:hyperlink r:id="rId10" w:history="1">
-          <w:r>
-            <w:rPr>
-              <w:rStyle w:val="Hyperlink"/>
-            </w:rPr>
-            <w:t>ctie obje</w:t>
-          </w:r>
-        </w:hyperlink>
+        <w:t>een aanzienlijke collectie obje</w:t>
       </w:r>
       <w:r>
         <w:rPr>
@@ -2638,7 +2654,7 @@
           <w:sz w:val="24"/>
           <w:u w:val="single"/>
         </w:rPr>
-        <w:t>Etnografisch Museu</w:t>
+        <w:t>Etnografisch Muse</w:t>
       </w:r>
       <w:r>
         <w:rPr>
@@ -2649,7 +2665,7 @@
           <w:sz w:val="24"/>
           <w:u w:val="single"/>
         </w:rPr>
-        <w:t>m Arti</w:t>
+        <w:t>u</w:t>
       </w:r>
       <w:r>
         <w:rPr>
@@ -2658,8 +2674,9 @@
           <w:i w:val="0"/>
           <w:color w:val="0000FF"/>
           <w:sz w:val="24"/>
-        </w:rPr>
-        <w:t>s</w:t>
+          <w:u w:val="single"/>
+        </w:rPr>
+        <w:t>m Artis</w:t>
       </w:r>
       <w:r>
         <w:br/>
@@ -3321,7 +3338,7 @@
           <w:sz w:val="24"/>
           <w:u w:val="single"/>
         </w:rPr>
-        <w:hyperlink r:id="rId18" w:history="1">
+        <w:hyperlink r:id="rId17" w:history="1">
           <w:r>
             <w:rPr>
               <w:rStyle w:val="Hyperlink"/>
@@ -3339,7 +3356,7 @@
           <w:sz w:val="24"/>
           <w:u w:val="single"/>
         </w:rPr>
-        <w:hyperlink r:id="rId17" w:history="1">
+        <w:hyperlink r:id="rId18" w:history="1">
           <w:r>
             <w:rPr>
               <w:rStyle w:val="Hyperlink"/>
@@ -3368,7 +3385,7 @@
           <w:sz w:val="24"/>
           <w:u w:val="single"/>
         </w:rPr>
-        <w:hyperlink r:id="rId17" w:history="1">
+        <w:hyperlink r:id="rId18" w:history="1">
           <w:r>
             <w:rPr>
               <w:rStyle w:val="Hyperlink"/>
@@ -3598,7 +3615,7 @@
           <w:sz w:val="24"/>
           <w:u w:val="single"/>
         </w:rPr>
-        <w:hyperlink r:id="rId20" w:history="1">
+        <w:hyperlink r:id="rId19" w:history="1">
           <w:r>
             <w:rPr>
               <w:rStyle w:val="Hyperlink"/>
@@ -3616,7 +3633,7 @@
           <w:sz w:val="24"/>
           <w:u w:val="single"/>
         </w:rPr>
-        <w:hyperlink r:id="rId20" w:history="1">
+        <w:hyperlink r:id="rId19" w:history="1">
           <w:r>
             <w:rPr>
               <w:rStyle w:val="Hyperlink"/>
@@ -3645,7 +3662,7 @@
           <w:sz w:val="24"/>
           <w:u w:val="single"/>
         </w:rPr>
-        <w:hyperlink r:id="rId19" w:history="1">
+        <w:hyperlink r:id="rId20" w:history="1">
           <w:r>
             <w:rPr>
               <w:rStyle w:val="Hyperlink"/>

--- a/EXPORTS/DOCX/published/niveau3/Dutch/WMLeiden.docx
+++ b/EXPORTS/DOCX/published/niveau3/Dutch/WMLeiden.docx
@@ -557,25 +557,7 @@
           <w:color w:val="000000"/>
           <w:sz w:val="24"/>
         </w:rPr>
-        <w:t>van de collectie v</w:t>
-      </w:r>
-      <w:r>
-        <w:rPr>
-          <w:u w:val="single" w:color="0000ff"/>
-          <w:rFonts w:ascii="Charis SIL Regular" w:hAnsi="Charis SIL Regular" w:eastAsia="Charis SIL Regular"/>
-          <w:b w:val="0"/>
-          <w:i w:val="0"/>
-          <w:color w:val="000000"/>
-          <w:sz w:val="24"/>
-        </w:rPr>
-        <w:hyperlink r:id="rId10" w:history="1">
-          <w:r>
-            <w:rPr>
-              <w:rStyle w:val="Hyperlink"/>
-            </w:rPr>
-            <w:t xml:space="preserve">an het </w:t>
-          </w:r>
-        </w:hyperlink>
+        <w:t xml:space="preserve">van de collectie van het </w:t>
       </w:r>
       <w:r>
         <w:rPr>
@@ -669,7 +651,7 @@
           <w:sz w:val="24"/>
           <w:u w:val="single"/>
         </w:rPr>
-        <w:hyperlink r:id="rId10" w:history="1">
+        <w:hyperlink r:id="rId11" w:history="1">
           <w:r>
             <w:rPr>
               <w:rStyle w:val="Hyperlink"/>
@@ -687,7 +669,7 @@
           <w:sz w:val="24"/>
           <w:u w:val="single"/>
         </w:rPr>
-        <w:hyperlink r:id="rId10" w:history="1">
+        <w:hyperlink r:id="rId11" w:history="1">
           <w:r>
             <w:rPr>
               <w:rStyle w:val="Hyperlink"/>
@@ -705,7 +687,7 @@
           <w:sz w:val="24"/>
           <w:u w:val="single"/>
         </w:rPr>
-        <w:hyperlink r:id="rId10" w:history="1">
+        <w:hyperlink r:id="rId11" w:history="1">
           <w:r>
             <w:rPr>
               <w:rStyle w:val="Hyperlink"/>
@@ -795,24 +777,7 @@
             <w:rPr>
               <w:rStyle w:val="Hyperlink"/>
             </w:rPr>
-            <w:t>afisch Mus</w:t>
-          </w:r>
-        </w:hyperlink>
-      </w:r>
-      <w:r>
-        <w:rPr>
-          <w:rFonts w:ascii="Charis SIL Regular" w:hAnsi="Charis SIL Regular" w:eastAsia="Charis SIL Regular"/>
-          <w:b w:val="0"/>
-          <w:i w:val="0"/>
-          <w:color w:val="000000"/>
-          <w:sz w:val="24"/>
-        </w:rPr>
-        <w:hyperlink r:id="rId11" w:history="1">
-          <w:r>
-            <w:rPr>
-              <w:rStyle w:val="Hyperlink"/>
-            </w:rPr>
-            <w:t>e</w:t>
+            <w:t>afisch Muse</w:t>
           </w:r>
         </w:hyperlink>
       </w:r>
@@ -859,7 +824,7 @@
             <w:rPr>
               <w:rStyle w:val="Hyperlink"/>
             </w:rPr>
-            <w:t>der deze la</w:t>
+            <w:t>der deze l</w:t>
           </w:r>
         </w:hyperlink>
       </w:r>
@@ -871,7 +836,7 @@
           <w:color w:val="000000"/>
           <w:sz w:val="24"/>
         </w:rPr>
-        <w:t xml:space="preserve">atste groep objecten bevonden zich ook </w:t>
+        <w:t xml:space="preserve">aatste groep objecten bevonden zich ook </w:t>
       </w:r>
       <w:r>
         <w:rPr>
@@ -1878,7 +1843,25 @@
           <w:color w:val="000000"/>
           <w:sz w:val="24"/>
         </w:rPr>
-        <w:t>een aanzienlijke collectie obje</w:t>
+        <w:t>een aanzienlijke colle</w:t>
+      </w:r>
+      <w:r>
+        <w:rPr>
+          <w:u w:val="single" w:color="0000ff"/>
+          <w:rFonts w:ascii="Charis SIL Regular" w:hAnsi="Charis SIL Regular" w:eastAsia="Charis SIL Regular"/>
+          <w:b w:val="0"/>
+          <w:i w:val="0"/>
+          <w:color w:val="000000"/>
+          <w:sz w:val="24"/>
+        </w:rPr>
+        <w:hyperlink r:id="rId10" w:history="1">
+          <w:r>
+            <w:rPr>
+              <w:rStyle w:val="Hyperlink"/>
+            </w:rPr>
+            <w:t>ctie obje</w:t>
+          </w:r>
+        </w:hyperlink>
       </w:r>
       <w:r>
         <w:rPr>
@@ -2654,7 +2637,7 @@
           <w:sz w:val="24"/>
           <w:u w:val="single"/>
         </w:rPr>
-        <w:t>Etnografisch Muse</w:t>
+        <w:t>Etnografisch Museu</w:t>
       </w:r>
       <w:r>
         <w:rPr>
@@ -2665,7 +2648,7 @@
           <w:sz w:val="24"/>
           <w:u w:val="single"/>
         </w:rPr>
-        <w:t>u</w:t>
+        <w:t>m Arti</w:t>
       </w:r>
       <w:r>
         <w:rPr>
@@ -2674,9 +2657,8 @@
           <w:i w:val="0"/>
           <w:color w:val="0000FF"/>
           <w:sz w:val="24"/>
-          <w:u w:val="single"/>
-        </w:rPr>
-        <w:t>m Artis</w:t>
+        </w:rPr>
+        <w:t>s</w:t>
       </w:r>
       <w:r>
         <w:br/>
@@ -3338,7 +3320,7 @@
           <w:sz w:val="24"/>
           <w:u w:val="single"/>
         </w:rPr>
-        <w:hyperlink r:id="rId17" w:history="1">
+        <w:hyperlink r:id="rId18" w:history="1">
           <w:r>
             <w:rPr>
               <w:rStyle w:val="Hyperlink"/>
@@ -3662,7 +3644,7 @@
           <w:sz w:val="24"/>
           <w:u w:val="single"/>
         </w:rPr>
-        <w:hyperlink r:id="rId20" w:history="1">
+        <w:hyperlink r:id="rId19" w:history="1">
           <w:r>
             <w:rPr>
               <w:rStyle w:val="Hyperlink"/>
@@ -3790,7 +3772,7 @@
           <w:sz w:val="24"/>
           <w:u w:val="single"/>
         </w:rPr>
-        <w:hyperlink r:id="rId21" w:history="1">
+        <w:hyperlink r:id="rId20" w:history="1">
           <w:r>
             <w:rPr>
               <w:rStyle w:val="Hyperlink"/>
@@ -3808,7 +3790,7 @@
           <w:sz w:val="24"/>
           <w:u w:val="single"/>
         </w:rPr>
-        <w:hyperlink r:id="rId21" w:history="1">
+        <w:hyperlink r:id="rId20" w:history="1">
           <w:r>
             <w:rPr>
               <w:rStyle w:val="Hyperlink"/>
@@ -3826,7 +3808,7 @@
           <w:sz w:val="24"/>
           <w:u w:val="single"/>
         </w:rPr>
-        <w:hyperlink r:id="rId21" w:history="1">
+        <w:hyperlink r:id="rId20" w:history="1">
           <w:r>
             <w:rPr>
               <w:rStyle w:val="Hyperlink"/>
@@ -3844,7 +3826,7 @@
           <w:sz w:val="24"/>
           <w:u w:val="single"/>
         </w:rPr>
-        <w:hyperlink r:id="rId21" w:history="1">
+        <w:hyperlink r:id="rId20" w:history="1">
           <w:r>
             <w:rPr>
               <w:rStyle w:val="Hyperlink"/>
@@ -3972,7 +3954,7 @@
           <w:sz w:val="24"/>
           <w:u w:val="single"/>
         </w:rPr>
-        <w:hyperlink r:id="rId22" w:history="1">
+        <w:hyperlink r:id="rId21" w:history="1">
           <w:r>
             <w:rPr>
               <w:rStyle w:val="Hyperlink"/>
@@ -3990,7 +3972,7 @@
           <w:sz w:val="24"/>
           <w:u w:val="single"/>
         </w:rPr>
-        <w:hyperlink r:id="rId22" w:history="1">
+        <w:hyperlink r:id="rId21" w:history="1">
           <w:r>
             <w:rPr>
               <w:rStyle w:val="Hyperlink"/>
@@ -4008,7 +3990,7 @@
           <w:sz w:val="24"/>
           <w:u w:val="single"/>
         </w:rPr>
-        <w:hyperlink r:id="rId22" w:history="1">
+        <w:hyperlink r:id="rId21" w:history="1">
           <w:r>
             <w:rPr>
               <w:rStyle w:val="Hyperlink"/>
@@ -4036,7 +4018,7 @@
           <w:sz w:val="24"/>
           <w:u w:val="single"/>
         </w:rPr>
-        <w:hyperlink r:id="rId23" w:history="1">
+        <w:hyperlink r:id="rId22" w:history="1">
           <w:r>
             <w:rPr>
               <w:rStyle w:val="Hyperlink"/>
@@ -4065,7 +4047,7 @@
           <w:sz w:val="24"/>
           <w:u w:val="single"/>
         </w:rPr>
-        <w:hyperlink r:id="rId23" w:history="1">
+        <w:hyperlink r:id="rId22" w:history="1">
           <w:r>
             <w:rPr>
               <w:rStyle w:val="Hyperlink"/>
@@ -4093,7 +4075,7 @@
           <w:sz w:val="24"/>
           <w:u w:val="single"/>
         </w:rPr>
-        <w:hyperlink r:id="rId22" w:history="1">
+        <w:hyperlink r:id="rId21" w:history="1">
           <w:r>
             <w:rPr>
               <w:rStyle w:val="Hyperlink"/>
@@ -4111,7 +4093,7 @@
           <w:sz w:val="24"/>
           <w:u w:val="single"/>
         </w:rPr>
-        <w:hyperlink r:id="rId22" w:history="1">
+        <w:hyperlink r:id="rId21" w:history="1">
           <w:r>
             <w:rPr>
               <w:rStyle w:val="Hyperlink"/>
@@ -4140,7 +4122,7 @@
           <w:sz w:val="24"/>
           <w:u w:val="single"/>
         </w:rPr>
-        <w:hyperlink r:id="rId22" w:history="1">
+        <w:hyperlink r:id="rId21" w:history="1">
           <w:r>
             <w:rPr>
               <w:rStyle w:val="Hyperlink"/>
@@ -4241,7 +4223,7 @@
           <w:sz w:val="24"/>
           <w:u w:val="single"/>
         </w:rPr>
-        <w:hyperlink r:id="rId24" w:history="1">
+        <w:hyperlink r:id="rId23" w:history="1">
           <w:r>
             <w:rPr>
               <w:rStyle w:val="Hyperlink"/>
@@ -4259,7 +4241,7 @@
           <w:sz w:val="24"/>
           <w:u w:val="single"/>
         </w:rPr>
-        <w:hyperlink r:id="rId24" w:history="1">
+        <w:hyperlink r:id="rId23" w:history="1">
           <w:r>
             <w:rPr>
               <w:rStyle w:val="Hyperlink"/>
@@ -4277,7 +4259,7 @@
           <w:sz w:val="24"/>
           <w:u w:val="single"/>
         </w:rPr>
-        <w:hyperlink r:id="rId24" w:history="1">
+        <w:hyperlink r:id="rId23" w:history="1">
           <w:r>
             <w:rPr>
               <w:rStyle w:val="Hyperlink"/>
@@ -4305,7 +4287,7 @@
           <w:sz w:val="24"/>
           <w:u w:val="single"/>
         </w:rPr>
-        <w:hyperlink r:id="rId25" w:history="1">
+        <w:hyperlink r:id="rId24" w:history="1">
           <w:r>
             <w:rPr>
               <w:rStyle w:val="Hyperlink"/>
@@ -4334,7 +4316,7 @@
           <w:sz w:val="24"/>
           <w:u w:val="single"/>
         </w:rPr>
-        <w:hyperlink r:id="rId25" w:history="1">
+        <w:hyperlink r:id="rId24" w:history="1">
           <w:r>
             <w:rPr>
               <w:rStyle w:val="Hyperlink"/>
@@ -4362,7 +4344,7 @@
           <w:sz w:val="24"/>
           <w:u w:val="single"/>
         </w:rPr>
-        <w:hyperlink r:id="rId24" w:history="1">
+        <w:hyperlink r:id="rId23" w:history="1">
           <w:r>
             <w:rPr>
               <w:rStyle w:val="Hyperlink"/>
@@ -4380,7 +4362,7 @@
           <w:sz w:val="24"/>
           <w:u w:val="single"/>
         </w:rPr>
-        <w:hyperlink r:id="rId24" w:history="1">
+        <w:hyperlink r:id="rId23" w:history="1">
           <w:r>
             <w:rPr>
               <w:rStyle w:val="Hyperlink"/>
@@ -4409,7 +4391,7 @@
           <w:sz w:val="24"/>
           <w:u w:val="single"/>
         </w:rPr>
-        <w:hyperlink r:id="rId24" w:history="1">
+        <w:hyperlink r:id="rId23" w:history="1">
           <w:r>
             <w:rPr>
               <w:rStyle w:val="Hyperlink"/>

--- a/EXPORTS/DOCX/published/niveau3/Dutch/WMLeiden.docx
+++ b/EXPORTS/DOCX/published/niveau3/Dutch/WMLeiden.docx
@@ -557,7 +557,25 @@
           <w:color w:val="000000"/>
           <w:sz w:val="24"/>
         </w:rPr>
-        <w:t xml:space="preserve">van de collectie van het </w:t>
+        <w:t>van de collectie v</w:t>
+      </w:r>
+      <w:r>
+        <w:rPr>
+          <w:u w:val="single" w:color="0000ff"/>
+          <w:rFonts w:ascii="Charis SIL Regular" w:hAnsi="Charis SIL Regular" w:eastAsia="Charis SIL Regular"/>
+          <w:b w:val="0"/>
+          <w:i w:val="0"/>
+          <w:color w:val="000000"/>
+          <w:sz w:val="24"/>
+        </w:rPr>
+        <w:hyperlink r:id="rId10" w:history="1">
+          <w:r>
+            <w:rPr>
+              <w:rStyle w:val="Hyperlink"/>
+            </w:rPr>
+            <w:t xml:space="preserve">an het </w:t>
+          </w:r>
+        </w:hyperlink>
       </w:r>
       <w:r>
         <w:rPr>
@@ -761,36 +779,7 @@
           <w:color w:val="000000"/>
           <w:sz w:val="24"/>
         </w:rPr>
-        <w:t>toenmalige Rijks Etnogr</w:t>
-      </w:r>
-      <w:r>
-        <w:rPr>
-          <w:u w:val="single" w:color="0000ff"/>
-          <w:rFonts w:ascii="Charis SIL Regular" w:hAnsi="Charis SIL Regular" w:eastAsia="Charis SIL Regular"/>
-          <w:b w:val="0"/>
-          <w:i w:val="0"/>
-          <w:color w:val="000000"/>
-          <w:sz w:val="24"/>
-        </w:rPr>
-        <w:hyperlink r:id="rId11" w:history="1">
-          <w:r>
-            <w:rPr>
-              <w:rStyle w:val="Hyperlink"/>
-            </w:rPr>
-            <w:t>afisch Muse</w:t>
-          </w:r>
-        </w:hyperlink>
-      </w:r>
-      <w:r>
-        <w:rPr>
-          <w:u w:val="single" w:color="0000ff"/>
-          <w:rFonts w:ascii="Charis SIL Regular" w:hAnsi="Charis SIL Regular" w:eastAsia="Charis SIL Regular"/>
-          <w:b w:val="0"/>
-          <w:i w:val="0"/>
-          <w:color w:val="000000"/>
-          <w:sz w:val="24"/>
-        </w:rPr>
-        <w:t>um</w:t>
+        <w:t>toenmalige Rijks Etnografisch Museum</w:t>
       </w:r>
       <w:r>
         <w:rPr>
@@ -824,7 +813,7 @@
             <w:rPr>
               <w:rStyle w:val="Hyperlink"/>
             </w:rPr>
-            <w:t>der deze l</w:t>
+            <w:t>der deze la</w:t>
           </w:r>
         </w:hyperlink>
       </w:r>
@@ -836,7 +825,7 @@
           <w:color w:val="000000"/>
           <w:sz w:val="24"/>
         </w:rPr>
-        <w:t xml:space="preserve">aatste groep objecten bevonden zich ook </w:t>
+        <w:t xml:space="preserve">atste groep objecten bevonden zich ook </w:t>
       </w:r>
       <w:r>
         <w:rPr>
@@ -1172,85 +1161,7 @@
           <w:color w:val="000000"/>
           <w:sz w:val="24"/>
         </w:rPr>
-        <w:t>um</w:t>
-      </w:r>
-      <w:r>
-        <w:rPr>
-          <w:rFonts w:ascii="Charis SIL Regular" w:hAnsi="Charis SIL Regular" w:eastAsia="Charis SIL Regular"/>
-          <w:b w:val="0"/>
-          <w:i w:val="0"/>
-          <w:color w:val="000000"/>
-          <w:sz w:val="24"/>
-        </w:rPr>
-        <w:hyperlink r:id="rId12" w:history="1">
-          <w:r>
-            <w:rPr>
-              <w:rStyle w:val="Hyperlink"/>
-            </w:rPr>
-            <w:t xml:space="preserve"> zelf een act</w:t>
-          </w:r>
-        </w:hyperlink>
-      </w:r>
-      <w:r>
-        <w:rPr>
-          <w:rFonts w:ascii="Charis SIL Regular" w:hAnsi="Charis SIL Regular" w:eastAsia="Charis SIL Regular"/>
-          <w:b w:val="0"/>
-          <w:i w:val="0"/>
-          <w:color w:val="000000"/>
-          <w:sz w:val="24"/>
-        </w:rPr>
-        <w:hyperlink r:id="rId12" w:history="1">
-          <w:r>
-            <w:rPr>
-              <w:rStyle w:val="Hyperlink"/>
-            </w:rPr>
-            <w:t>i</w:t>
-          </w:r>
-        </w:hyperlink>
-      </w:r>
-      <w:r>
-        <w:rPr>
-          <w:rFonts w:ascii="Charis SIL Regular" w:hAnsi="Charis SIL Regular" w:eastAsia="Charis SIL Regular"/>
-          <w:b w:val="0"/>
-          <w:i w:val="0"/>
-          <w:color w:val="000000"/>
-          <w:sz w:val="24"/>
-        </w:rPr>
-        <w:hyperlink r:id="rId12" w:history="1">
-          <w:r>
-            <w:rPr>
-              <w:rStyle w:val="Hyperlink"/>
-            </w:rPr>
-            <w:t>eve</w:t>
-          </w:r>
-        </w:hyperlink>
-      </w:r>
-      <w:r>
-        <w:rPr>
-          <w:rFonts w:ascii="Charis SIL Regular" w:hAnsi="Charis SIL Regular" w:eastAsia="Charis SIL Regular"/>
-          <w:b w:val="0"/>
-          <w:i w:val="0"/>
-          <w:color w:val="000000"/>
-          <w:sz w:val="24"/>
-        </w:rPr>
-        <w:t xml:space="preserve"> </w:t>
-      </w:r>
-      <w:r>
-        <w:rPr>
-          <w:rFonts w:ascii="Charis SIL Regular" w:hAnsi="Charis SIL Regular" w:eastAsia="Charis SIL Regular"/>
-          <w:b w:val="0"/>
-          <w:i w:val="0"/>
-          <w:color w:val="000000"/>
-          <w:sz w:val="24"/>
-        </w:rPr>
-        <w:hyperlink r:id="rId12" w:history="1">
-          <w:r>
-            <w:rPr>
-              <w:rStyle w:val="Hyperlink"/>
-            </w:rPr>
-            <w:t>koper va</w:t>
-          </w:r>
-        </w:hyperlink>
+        <w:t>um zelf een actieve koper va</w:t>
       </w:r>
       <w:r>
         <w:rPr>
@@ -1843,7 +1754,25 @@
           <w:color w:val="000000"/>
           <w:sz w:val="24"/>
         </w:rPr>
-        <w:t>een aanzienlijke colle</w:t>
+        <w:t>een aanzie</w:t>
+      </w:r>
+      <w:r>
+        <w:rPr>
+          <w:u w:val="single" w:color="0000ff"/>
+          <w:rFonts w:ascii="Charis SIL Regular" w:hAnsi="Charis SIL Regular" w:eastAsia="Charis SIL Regular"/>
+          <w:b w:val="0"/>
+          <w:i w:val="0"/>
+          <w:color w:val="000000"/>
+          <w:sz w:val="24"/>
+        </w:rPr>
+        <w:hyperlink r:id="rId10" w:history="1">
+          <w:r>
+            <w:rPr>
+              <w:rStyle w:val="Hyperlink"/>
+            </w:rPr>
+            <w:t>nlijke colle</w:t>
+          </w:r>
+        </w:hyperlink>
       </w:r>
       <w:r>
         <w:rPr>
@@ -2637,7 +2566,7 @@
           <w:sz w:val="24"/>
           <w:u w:val="single"/>
         </w:rPr>
-        <w:t>Etnografisch Museu</w:t>
+        <w:t>Etnografisch Muse</w:t>
       </w:r>
       <w:r>
         <w:rPr>
@@ -2648,7 +2577,7 @@
           <w:sz w:val="24"/>
           <w:u w:val="single"/>
         </w:rPr>
-        <w:t>m Arti</w:t>
+        <w:t>u</w:t>
       </w:r>
       <w:r>
         <w:rPr>
@@ -2657,8 +2586,9 @@
           <w:i w:val="0"/>
           <w:color w:val="0000FF"/>
           <w:sz w:val="24"/>
-        </w:rPr>
-        <w:t>s</w:t>
+          <w:u w:val="single"/>
+        </w:rPr>
+        <w:t>m Artis</w:t>
       </w:r>
       <w:r>
         <w:br/>
@@ -3597,7 +3527,7 @@
           <w:sz w:val="24"/>
           <w:u w:val="single"/>
         </w:rPr>
-        <w:hyperlink r:id="rId19" w:history="1">
+        <w:hyperlink r:id="rId20" w:history="1">
           <w:r>
             <w:rPr>
               <w:rStyle w:val="Hyperlink"/>
@@ -3615,7 +3545,7 @@
           <w:sz w:val="24"/>
           <w:u w:val="single"/>
         </w:rPr>
-        <w:hyperlink r:id="rId19" w:history="1">
+        <w:hyperlink r:id="rId20" w:history="1">
           <w:r>
             <w:rPr>
               <w:rStyle w:val="Hyperlink"/>
@@ -3644,7 +3574,7 @@
           <w:sz w:val="24"/>
           <w:u w:val="single"/>
         </w:rPr>
-        <w:hyperlink r:id="rId19" w:history="1">
+        <w:hyperlink r:id="rId20" w:history="1">
           <w:r>
             <w:rPr>
               <w:rStyle w:val="Hyperlink"/>
@@ -3772,7 +3702,7 @@
           <w:sz w:val="24"/>
           <w:u w:val="single"/>
         </w:rPr>
-        <w:hyperlink r:id="rId20" w:history="1">
+        <w:hyperlink r:id="rId21" w:history="1">
           <w:r>
             <w:rPr>
               <w:rStyle w:val="Hyperlink"/>
@@ -3790,7 +3720,7 @@
           <w:sz w:val="24"/>
           <w:u w:val="single"/>
         </w:rPr>
-        <w:hyperlink r:id="rId20" w:history="1">
+        <w:hyperlink r:id="rId21" w:history="1">
           <w:r>
             <w:rPr>
               <w:rStyle w:val="Hyperlink"/>
@@ -3808,7 +3738,7 @@
           <w:sz w:val="24"/>
           <w:u w:val="single"/>
         </w:rPr>
-        <w:hyperlink r:id="rId20" w:history="1">
+        <w:hyperlink r:id="rId21" w:history="1">
           <w:r>
             <w:rPr>
               <w:rStyle w:val="Hyperlink"/>
@@ -3826,7 +3756,7 @@
           <w:sz w:val="24"/>
           <w:u w:val="single"/>
         </w:rPr>
-        <w:hyperlink r:id="rId20" w:history="1">
+        <w:hyperlink r:id="rId21" w:history="1">
           <w:r>
             <w:rPr>
               <w:rStyle w:val="Hyperlink"/>
@@ -3954,7 +3884,7 @@
           <w:sz w:val="24"/>
           <w:u w:val="single"/>
         </w:rPr>
-        <w:hyperlink r:id="rId21" w:history="1">
+        <w:hyperlink r:id="rId22" w:history="1">
           <w:r>
             <w:rPr>
               <w:rStyle w:val="Hyperlink"/>
@@ -3972,7 +3902,7 @@
           <w:sz w:val="24"/>
           <w:u w:val="single"/>
         </w:rPr>
-        <w:hyperlink r:id="rId21" w:history="1">
+        <w:hyperlink r:id="rId22" w:history="1">
           <w:r>
             <w:rPr>
               <w:rStyle w:val="Hyperlink"/>
@@ -3990,7 +3920,7 @@
           <w:sz w:val="24"/>
           <w:u w:val="single"/>
         </w:rPr>
-        <w:hyperlink r:id="rId21" w:history="1">
+        <w:hyperlink r:id="rId22" w:history="1">
           <w:r>
             <w:rPr>
               <w:rStyle w:val="Hyperlink"/>
@@ -4018,7 +3948,7 @@
           <w:sz w:val="24"/>
           <w:u w:val="single"/>
         </w:rPr>
-        <w:hyperlink r:id="rId22" w:history="1">
+        <w:hyperlink r:id="rId23" w:history="1">
           <w:r>
             <w:rPr>
               <w:rStyle w:val="Hyperlink"/>
@@ -4047,7 +3977,7 @@
           <w:sz w:val="24"/>
           <w:u w:val="single"/>
         </w:rPr>
-        <w:hyperlink r:id="rId22" w:history="1">
+        <w:hyperlink r:id="rId23" w:history="1">
           <w:r>
             <w:rPr>
               <w:rStyle w:val="Hyperlink"/>
@@ -4075,7 +4005,7 @@
           <w:sz w:val="24"/>
           <w:u w:val="single"/>
         </w:rPr>
-        <w:hyperlink r:id="rId21" w:history="1">
+        <w:hyperlink r:id="rId22" w:history="1">
           <w:r>
             <w:rPr>
               <w:rStyle w:val="Hyperlink"/>
@@ -4093,7 +4023,7 @@
           <w:sz w:val="24"/>
           <w:u w:val="single"/>
         </w:rPr>
-        <w:hyperlink r:id="rId21" w:history="1">
+        <w:hyperlink r:id="rId22" w:history="1">
           <w:r>
             <w:rPr>
               <w:rStyle w:val="Hyperlink"/>
@@ -4122,7 +4052,7 @@
           <w:sz w:val="24"/>
           <w:u w:val="single"/>
         </w:rPr>
-        <w:hyperlink r:id="rId21" w:history="1">
+        <w:hyperlink r:id="rId22" w:history="1">
           <w:r>
             <w:rPr>
               <w:rStyle w:val="Hyperlink"/>
@@ -4223,7 +4153,7 @@
           <w:sz w:val="24"/>
           <w:u w:val="single"/>
         </w:rPr>
-        <w:hyperlink r:id="rId23" w:history="1">
+        <w:hyperlink r:id="rId24" w:history="1">
           <w:r>
             <w:rPr>
               <w:rStyle w:val="Hyperlink"/>
@@ -4241,7 +4171,7 @@
           <w:sz w:val="24"/>
           <w:u w:val="single"/>
         </w:rPr>
-        <w:hyperlink r:id="rId23" w:history="1">
+        <w:hyperlink r:id="rId24" w:history="1">
           <w:r>
             <w:rPr>
               <w:rStyle w:val="Hyperlink"/>
@@ -4259,7 +4189,7 @@
           <w:sz w:val="24"/>
           <w:u w:val="single"/>
         </w:rPr>
-        <w:hyperlink r:id="rId23" w:history="1">
+        <w:hyperlink r:id="rId24" w:history="1">
           <w:r>
             <w:rPr>
               <w:rStyle w:val="Hyperlink"/>
@@ -4287,7 +4217,7 @@
           <w:sz w:val="24"/>
           <w:u w:val="single"/>
         </w:rPr>
-        <w:hyperlink r:id="rId24" w:history="1">
+        <w:hyperlink r:id="rId25" w:history="1">
           <w:r>
             <w:rPr>
               <w:rStyle w:val="Hyperlink"/>
@@ -4316,7 +4246,7 @@
           <w:sz w:val="24"/>
           <w:u w:val="single"/>
         </w:rPr>
-        <w:hyperlink r:id="rId24" w:history="1">
+        <w:hyperlink r:id="rId25" w:history="1">
           <w:r>
             <w:rPr>
               <w:rStyle w:val="Hyperlink"/>
@@ -4344,7 +4274,7 @@
           <w:sz w:val="24"/>
           <w:u w:val="single"/>
         </w:rPr>
-        <w:hyperlink r:id="rId23" w:history="1">
+        <w:hyperlink r:id="rId24" w:history="1">
           <w:r>
             <w:rPr>
               <w:rStyle w:val="Hyperlink"/>
@@ -4362,7 +4292,7 @@
           <w:sz w:val="24"/>
           <w:u w:val="single"/>
         </w:rPr>
-        <w:hyperlink r:id="rId23" w:history="1">
+        <w:hyperlink r:id="rId24" w:history="1">
           <w:r>
             <w:rPr>
               <w:rStyle w:val="Hyperlink"/>
@@ -4391,7 +4321,7 @@
           <w:sz w:val="24"/>
           <w:u w:val="single"/>
         </w:rPr>
-        <w:hyperlink r:id="rId23" w:history="1">
+        <w:hyperlink r:id="rId24" w:history="1">
           <w:r>
             <w:rPr>
               <w:rStyle w:val="Hyperlink"/>

--- a/EXPORTS/DOCX/published/niveau3/Dutch/WMLeiden.docx
+++ b/EXPORTS/DOCX/published/niveau3/Dutch/WMLeiden.docx
@@ -300,50 +300,13 @@
       </w:r>
       <w:r>
         <w:rPr>
-          <w:u w:val="single" w:color="0000ff"/>
           <w:rFonts w:ascii="Charis SIL Regular" w:hAnsi="Charis SIL Regular" w:eastAsia="Charis SIL Regular"/>
           <w:b w:val="0"/>
           <w:i w:val="0"/>
           <w:color w:val="000000"/>
           <w:sz w:val="24"/>
         </w:rPr>
-        <w:hyperlink r:id="rId9" w:history="1">
-          <w:r>
-            <w:rPr>
-              <w:rStyle w:val="Hyperlink"/>
-            </w:rPr>
-            <w:t>naam 's</w:t>
-          </w:r>
-        </w:hyperlink>
-      </w:r>
-      <w:r>
-        <w:rPr>
-          <w:u w:val="single" w:color="0000ff"/>
-          <w:rFonts w:ascii="Charis SIL Regular" w:hAnsi="Charis SIL Regular" w:eastAsia="Charis SIL Regular"/>
-          <w:b w:val="0"/>
-          <w:i w:val="0"/>
-          <w:color w:val="000000"/>
-          <w:sz w:val="24"/>
-        </w:rPr>
-        <w:t xml:space="preserve"> </w:t>
-      </w:r>
-      <w:r>
-        <w:rPr>
-          <w:u w:val="single" w:color="0000ff"/>
-          <w:rFonts w:ascii="Charis SIL Regular" w:hAnsi="Charis SIL Regular" w:eastAsia="Charis SIL Regular"/>
-          <w:b w:val="0"/>
-          <w:i w:val="0"/>
-          <w:color w:val="000000"/>
-          <w:sz w:val="24"/>
-        </w:rPr>
-        <w:hyperlink r:id="rId9" w:history="1">
-          <w:r>
-            <w:rPr>
-              <w:rStyle w:val="Hyperlink"/>
-            </w:rPr>
-            <w:t xml:space="preserve">Rijks </w:t>
-          </w:r>
-        </w:hyperlink>
+        <w:t xml:space="preserve">naam 's Rijks </w:t>
       </w:r>
       <w:r>
         <w:rPr>
@@ -669,7 +632,7 @@
           <w:sz w:val="24"/>
           <w:u w:val="single"/>
         </w:rPr>
-        <w:hyperlink r:id="rId11" w:history="1">
+        <w:hyperlink r:id="rId10" w:history="1">
           <w:r>
             <w:rPr>
               <w:rStyle w:val="Hyperlink"/>
@@ -687,7 +650,7 @@
           <w:sz w:val="24"/>
           <w:u w:val="single"/>
         </w:rPr>
-        <w:hyperlink r:id="rId11" w:history="1">
+        <w:hyperlink r:id="rId10" w:history="1">
           <w:r>
             <w:rPr>
               <w:rStyle w:val="Hyperlink"/>
@@ -705,7 +668,7 @@
           <w:sz w:val="24"/>
           <w:u w:val="single"/>
         </w:rPr>
-        <w:hyperlink r:id="rId11" w:history="1">
+        <w:hyperlink r:id="rId10" w:history="1">
           <w:r>
             <w:rPr>
               <w:rStyle w:val="Hyperlink"/>
@@ -779,25 +742,7 @@
           <w:color w:val="000000"/>
           <w:sz w:val="24"/>
         </w:rPr>
-        <w:t>toenmalige Rijks Etnografisch Museum</w:t>
-      </w:r>
-      <w:r>
-        <w:rPr>
-          <w:u w:val="single" w:color="0000ff"/>
-          <w:rFonts w:ascii="Charis SIL Regular" w:hAnsi="Charis SIL Regular" w:eastAsia="Charis SIL Regular"/>
-          <w:b w:val="0"/>
-          <w:i w:val="0"/>
-          <w:color w:val="000000"/>
-          <w:sz w:val="24"/>
-        </w:rPr>
-        <w:hyperlink r:id="rId11" w:history="1">
-          <w:r>
-            <w:rPr>
-              <w:rStyle w:val="Hyperlink"/>
-            </w:rPr>
-            <w:t>. On</w:t>
-          </w:r>
-        </w:hyperlink>
+        <w:t>toenmalige Rijks Etnografisch Museum. On</w:t>
       </w:r>
       <w:r>
         <w:rPr>
@@ -1161,7 +1106,85 @@
           <w:color w:val="000000"/>
           <w:sz w:val="24"/>
         </w:rPr>
-        <w:t>um zelf een actieve koper va</w:t>
+        <w:t>um</w:t>
+      </w:r>
+      <w:r>
+        <w:rPr>
+          <w:rFonts w:ascii="Charis SIL Regular" w:hAnsi="Charis SIL Regular" w:eastAsia="Charis SIL Regular"/>
+          <w:b w:val="0"/>
+          <w:i w:val="0"/>
+          <w:color w:val="000000"/>
+          <w:sz w:val="24"/>
+        </w:rPr>
+        <w:hyperlink r:id="rId12" w:history="1">
+          <w:r>
+            <w:rPr>
+              <w:rStyle w:val="Hyperlink"/>
+            </w:rPr>
+            <w:t xml:space="preserve"> zelf een act</w:t>
+          </w:r>
+        </w:hyperlink>
+      </w:r>
+      <w:r>
+        <w:rPr>
+          <w:rFonts w:ascii="Charis SIL Regular" w:hAnsi="Charis SIL Regular" w:eastAsia="Charis SIL Regular"/>
+          <w:b w:val="0"/>
+          <w:i w:val="0"/>
+          <w:color w:val="000000"/>
+          <w:sz w:val="24"/>
+        </w:rPr>
+        <w:hyperlink r:id="rId12" w:history="1">
+          <w:r>
+            <w:rPr>
+              <w:rStyle w:val="Hyperlink"/>
+            </w:rPr>
+            <w:t>i</w:t>
+          </w:r>
+        </w:hyperlink>
+      </w:r>
+      <w:r>
+        <w:rPr>
+          <w:rFonts w:ascii="Charis SIL Regular" w:hAnsi="Charis SIL Regular" w:eastAsia="Charis SIL Regular"/>
+          <w:b w:val="0"/>
+          <w:i w:val="0"/>
+          <w:color w:val="000000"/>
+          <w:sz w:val="24"/>
+        </w:rPr>
+        <w:hyperlink r:id="rId12" w:history="1">
+          <w:r>
+            <w:rPr>
+              <w:rStyle w:val="Hyperlink"/>
+            </w:rPr>
+            <w:t>eve</w:t>
+          </w:r>
+        </w:hyperlink>
+      </w:r>
+      <w:r>
+        <w:rPr>
+          <w:rFonts w:ascii="Charis SIL Regular" w:hAnsi="Charis SIL Regular" w:eastAsia="Charis SIL Regular"/>
+          <w:b w:val="0"/>
+          <w:i w:val="0"/>
+          <w:color w:val="000000"/>
+          <w:sz w:val="24"/>
+        </w:rPr>
+        <w:t xml:space="preserve"> </w:t>
+      </w:r>
+      <w:r>
+        <w:rPr>
+          <w:rFonts w:ascii="Charis SIL Regular" w:hAnsi="Charis SIL Regular" w:eastAsia="Charis SIL Regular"/>
+          <w:b w:val="0"/>
+          <w:i w:val="0"/>
+          <w:color w:val="000000"/>
+          <w:sz w:val="24"/>
+        </w:rPr>
+        <w:hyperlink r:id="rId12" w:history="1">
+          <w:r>
+            <w:rPr>
+              <w:rStyle w:val="Hyperlink"/>
+            </w:rPr>
+            <w:t>koper va</w:t>
+          </w:r>
+        </w:hyperlink>
       </w:r>
       <w:r>
         <w:rPr>
@@ -1754,43 +1777,7 @@
           <w:color w:val="000000"/>
           <w:sz w:val="24"/>
         </w:rPr>
-        <w:t>een aanzie</w:t>
-      </w:r>
-      <w:r>
-        <w:rPr>
-          <w:u w:val="single" w:color="0000ff"/>
-          <w:rFonts w:ascii="Charis SIL Regular" w:hAnsi="Charis SIL Regular" w:eastAsia="Charis SIL Regular"/>
-          <w:b w:val="0"/>
-          <w:i w:val="0"/>
-          <w:color w:val="000000"/>
-          <w:sz w:val="24"/>
-        </w:rPr>
-        <w:hyperlink r:id="rId10" w:history="1">
-          <w:r>
-            <w:rPr>
-              <w:rStyle w:val="Hyperlink"/>
-            </w:rPr>
-            <w:t>nlijke colle</w:t>
-          </w:r>
-        </w:hyperlink>
-      </w:r>
-      <w:r>
-        <w:rPr>
-          <w:u w:val="single" w:color="0000ff"/>
-          <w:rFonts w:ascii="Charis SIL Regular" w:hAnsi="Charis SIL Regular" w:eastAsia="Charis SIL Regular"/>
-          <w:b w:val="0"/>
-          <w:i w:val="0"/>
-          <w:color w:val="000000"/>
-          <w:sz w:val="24"/>
-        </w:rPr>
-        <w:hyperlink r:id="rId10" w:history="1">
-          <w:r>
-            <w:rPr>
-              <w:rStyle w:val="Hyperlink"/>
-            </w:rPr>
-            <w:t>ctie obje</w:t>
-          </w:r>
-        </w:hyperlink>
+        <w:t>een aanzienlijke collectie obje</w:t>
       </w:r>
       <w:r>
         <w:rPr>
@@ -2566,7 +2553,7 @@
           <w:sz w:val="24"/>
           <w:u w:val="single"/>
         </w:rPr>
-        <w:t>Etnografisch Muse</w:t>
+        <w:t>Etnografisch Museu</w:t>
       </w:r>
       <w:r>
         <w:rPr>
@@ -2577,7 +2564,7 @@
           <w:sz w:val="24"/>
           <w:u w:val="single"/>
         </w:rPr>
-        <w:t>u</w:t>
+        <w:t>m Arti</w:t>
       </w:r>
       <w:r>
         <w:rPr>
@@ -2586,9 +2573,8 @@
           <w:i w:val="0"/>
           <w:color w:val="0000FF"/>
           <w:sz w:val="24"/>
-          <w:u w:val="single"/>
-        </w:rPr>
-        <w:t>m Artis</w:t>
+        </w:rPr>
+        <w:t>s</w:t>
       </w:r>
       <w:r>
         <w:br/>
@@ -3250,7 +3236,7 @@
           <w:sz w:val="24"/>
           <w:u w:val="single"/>
         </w:rPr>
-        <w:hyperlink r:id="rId18" w:history="1">
+        <w:hyperlink r:id="rId17" w:history="1">
           <w:r>
             <w:rPr>
               <w:rStyle w:val="Hyperlink"/>
@@ -3268,7 +3254,7 @@
           <w:sz w:val="24"/>
           <w:u w:val="single"/>
         </w:rPr>
-        <w:hyperlink r:id="rId18" w:history="1">
+        <w:hyperlink r:id="rId17" w:history="1">
           <w:r>
             <w:rPr>
               <w:rStyle w:val="Hyperlink"/>
@@ -3297,7 +3283,7 @@
           <w:sz w:val="24"/>
           <w:u w:val="single"/>
         </w:rPr>
-        <w:hyperlink r:id="rId18" w:history="1">
+        <w:hyperlink r:id="rId17" w:history="1">
           <w:r>
             <w:rPr>
               <w:rStyle w:val="Hyperlink"/>
@@ -3445,7 +3431,7 @@
           <w:sz w:val="24"/>
           <w:u w:val="single"/>
         </w:rPr>
-        <w:hyperlink r:id="rId19" w:history="1">
+        <w:hyperlink r:id="rId18" w:history="1">
           <w:r>
             <w:rPr>
               <w:rStyle w:val="Hyperlink"/>
@@ -3463,7 +3449,7 @@
           <w:sz w:val="24"/>
           <w:u w:val="single"/>
         </w:rPr>
-        <w:hyperlink r:id="rId19" w:history="1">
+        <w:hyperlink r:id="rId18" w:history="1">
           <w:r>
             <w:rPr>
               <w:rStyle w:val="Hyperlink"/>
@@ -3481,7 +3467,7 @@
           <w:sz w:val="24"/>
           <w:u w:val="single"/>
         </w:rPr>
-        <w:hyperlink r:id="rId19" w:history="1">
+        <w:hyperlink r:id="rId18" w:history="1">
           <w:r>
             <w:rPr>
               <w:rStyle w:val="Hyperlink"/>
@@ -3499,7 +3485,7 @@
           <w:sz w:val="24"/>
           <w:u w:val="single"/>
         </w:rPr>
-        <w:hyperlink r:id="rId19" w:history="1">
+        <w:hyperlink r:id="rId18" w:history="1">
           <w:r>
             <w:rPr>
               <w:rStyle w:val="Hyperlink"/>
@@ -3527,7 +3513,7 @@
           <w:sz w:val="24"/>
           <w:u w:val="single"/>
         </w:rPr>
-        <w:hyperlink r:id="rId20" w:history="1">
+        <w:hyperlink r:id="rId18" w:history="1">
           <w:r>
             <w:rPr>
               <w:rStyle w:val="Hyperlink"/>
@@ -3545,7 +3531,7 @@
           <w:sz w:val="24"/>
           <w:u w:val="single"/>
         </w:rPr>
-        <w:hyperlink r:id="rId20" w:history="1">
+        <w:hyperlink r:id="rId18" w:history="1">
           <w:r>
             <w:rPr>
               <w:rStyle w:val="Hyperlink"/>
@@ -3574,7 +3560,7 @@
           <w:sz w:val="24"/>
           <w:u w:val="single"/>
         </w:rPr>
-        <w:hyperlink r:id="rId20" w:history="1">
+        <w:hyperlink r:id="rId18" w:history="1">
           <w:r>
             <w:rPr>
               <w:rStyle w:val="Hyperlink"/>
@@ -3702,7 +3688,7 @@
           <w:sz w:val="24"/>
           <w:u w:val="single"/>
         </w:rPr>
-        <w:hyperlink r:id="rId21" w:history="1">
+        <w:hyperlink r:id="rId19" w:history="1">
           <w:r>
             <w:rPr>
               <w:rStyle w:val="Hyperlink"/>
@@ -3720,7 +3706,7 @@
           <w:sz w:val="24"/>
           <w:u w:val="single"/>
         </w:rPr>
-        <w:hyperlink r:id="rId21" w:history="1">
+        <w:hyperlink r:id="rId19" w:history="1">
           <w:r>
             <w:rPr>
               <w:rStyle w:val="Hyperlink"/>
@@ -3738,7 +3724,7 @@
           <w:sz w:val="24"/>
           <w:u w:val="single"/>
         </w:rPr>
-        <w:hyperlink r:id="rId21" w:history="1">
+        <w:hyperlink r:id="rId19" w:history="1">
           <w:r>
             <w:rPr>
               <w:rStyle w:val="Hyperlink"/>
@@ -3756,7 +3742,7 @@
           <w:sz w:val="24"/>
           <w:u w:val="single"/>
         </w:rPr>
-        <w:hyperlink r:id="rId21" w:history="1">
+        <w:hyperlink r:id="rId19" w:history="1">
           <w:r>
             <w:rPr>
               <w:rStyle w:val="Hyperlink"/>
@@ -3884,7 +3870,7 @@
           <w:sz w:val="24"/>
           <w:u w:val="single"/>
         </w:rPr>
-        <w:hyperlink r:id="rId22" w:history="1">
+        <w:hyperlink r:id="rId20" w:history="1">
           <w:r>
             <w:rPr>
               <w:rStyle w:val="Hyperlink"/>
@@ -3902,7 +3888,7 @@
           <w:sz w:val="24"/>
           <w:u w:val="single"/>
         </w:rPr>
-        <w:hyperlink r:id="rId22" w:history="1">
+        <w:hyperlink r:id="rId20" w:history="1">
           <w:r>
             <w:rPr>
               <w:rStyle w:val="Hyperlink"/>
@@ -3920,7 +3906,7 @@
           <w:sz w:val="24"/>
           <w:u w:val="single"/>
         </w:rPr>
-        <w:hyperlink r:id="rId22" w:history="1">
+        <w:hyperlink r:id="rId20" w:history="1">
           <w:r>
             <w:rPr>
               <w:rStyle w:val="Hyperlink"/>
@@ -3948,7 +3934,7 @@
           <w:sz w:val="24"/>
           <w:u w:val="single"/>
         </w:rPr>
-        <w:hyperlink r:id="rId23" w:history="1">
+        <w:hyperlink r:id="rId21" w:history="1">
           <w:r>
             <w:rPr>
               <w:rStyle w:val="Hyperlink"/>
@@ -3977,7 +3963,7 @@
           <w:sz w:val="24"/>
           <w:u w:val="single"/>
         </w:rPr>
-        <w:hyperlink r:id="rId23" w:history="1">
+        <w:hyperlink r:id="rId21" w:history="1">
           <w:r>
             <w:rPr>
               <w:rStyle w:val="Hyperlink"/>
@@ -4005,7 +3991,7 @@
           <w:sz w:val="24"/>
           <w:u w:val="single"/>
         </w:rPr>
-        <w:hyperlink r:id="rId22" w:history="1">
+        <w:hyperlink r:id="rId20" w:history="1">
           <w:r>
             <w:rPr>
               <w:rStyle w:val="Hyperlink"/>
@@ -4023,7 +4009,7 @@
           <w:sz w:val="24"/>
           <w:u w:val="single"/>
         </w:rPr>
-        <w:hyperlink r:id="rId22" w:history="1">
+        <w:hyperlink r:id="rId20" w:history="1">
           <w:r>
             <w:rPr>
               <w:rStyle w:val="Hyperlink"/>
@@ -4052,7 +4038,7 @@
           <w:sz w:val="24"/>
           <w:u w:val="single"/>
         </w:rPr>
-        <w:hyperlink r:id="rId22" w:history="1">
+        <w:hyperlink r:id="rId20" w:history="1">
           <w:r>
             <w:rPr>
               <w:rStyle w:val="Hyperlink"/>
@@ -4153,7 +4139,7 @@
           <w:sz w:val="24"/>
           <w:u w:val="single"/>
         </w:rPr>
-        <w:hyperlink r:id="rId24" w:history="1">
+        <w:hyperlink r:id="rId22" w:history="1">
           <w:r>
             <w:rPr>
               <w:rStyle w:val="Hyperlink"/>
@@ -4171,7 +4157,7 @@
           <w:sz w:val="24"/>
           <w:u w:val="single"/>
         </w:rPr>
-        <w:hyperlink r:id="rId24" w:history="1">
+        <w:hyperlink r:id="rId22" w:history="1">
           <w:r>
             <w:rPr>
               <w:rStyle w:val="Hyperlink"/>
@@ -4189,7 +4175,7 @@
           <w:sz w:val="24"/>
           <w:u w:val="single"/>
         </w:rPr>
-        <w:hyperlink r:id="rId24" w:history="1">
+        <w:hyperlink r:id="rId22" w:history="1">
           <w:r>
             <w:rPr>
               <w:rStyle w:val="Hyperlink"/>
@@ -4217,7 +4203,7 @@
           <w:sz w:val="24"/>
           <w:u w:val="single"/>
         </w:rPr>
-        <w:hyperlink r:id="rId25" w:history="1">
+        <w:hyperlink r:id="rId23" w:history="1">
           <w:r>
             <w:rPr>
               <w:rStyle w:val="Hyperlink"/>
@@ -4246,7 +4232,7 @@
           <w:sz w:val="24"/>
           <w:u w:val="single"/>
         </w:rPr>
-        <w:hyperlink r:id="rId25" w:history="1">
+        <w:hyperlink r:id="rId23" w:history="1">
           <w:r>
             <w:rPr>
               <w:rStyle w:val="Hyperlink"/>
@@ -4274,7 +4260,7 @@
           <w:sz w:val="24"/>
           <w:u w:val="single"/>
         </w:rPr>
-        <w:hyperlink r:id="rId24" w:history="1">
+        <w:hyperlink r:id="rId22" w:history="1">
           <w:r>
             <w:rPr>
               <w:rStyle w:val="Hyperlink"/>
@@ -4292,7 +4278,7 @@
           <w:sz w:val="24"/>
           <w:u w:val="single"/>
         </w:rPr>
-        <w:hyperlink r:id="rId24" w:history="1">
+        <w:hyperlink r:id="rId22" w:history="1">
           <w:r>
             <w:rPr>
               <w:rStyle w:val="Hyperlink"/>
@@ -4321,7 +4307,7 @@
           <w:sz w:val="24"/>
           <w:u w:val="single"/>
         </w:rPr>
-        <w:hyperlink r:id="rId24" w:history="1">
+        <w:hyperlink r:id="rId22" w:history="1">
           <w:r>
             <w:rPr>
               <w:rStyle w:val="Hyperlink"/>

--- a/EXPORTS/DOCX/published/niveau3/Dutch/WMLeiden.docx
+++ b/EXPORTS/DOCX/published/niveau3/Dutch/WMLeiden.docx
@@ -300,13 +300,50 @@
       </w:r>
       <w:r>
         <w:rPr>
+          <w:u w:val="single" w:color="0000ff"/>
           <w:rFonts w:ascii="Charis SIL Regular" w:hAnsi="Charis SIL Regular" w:eastAsia="Charis SIL Regular"/>
           <w:b w:val="0"/>
           <w:i w:val="0"/>
           <w:color w:val="000000"/>
           <w:sz w:val="24"/>
         </w:rPr>
-        <w:t xml:space="preserve">naam 's Rijks </w:t>
+        <w:hyperlink r:id="rId9" w:history="1">
+          <w:r>
+            <w:rPr>
+              <w:rStyle w:val="Hyperlink"/>
+            </w:rPr>
+            <w:t>naam 's</w:t>
+          </w:r>
+        </w:hyperlink>
+      </w:r>
+      <w:r>
+        <w:rPr>
+          <w:u w:val="single" w:color="0000ff"/>
+          <w:rFonts w:ascii="Charis SIL Regular" w:hAnsi="Charis SIL Regular" w:eastAsia="Charis SIL Regular"/>
+          <w:b w:val="0"/>
+          <w:i w:val="0"/>
+          <w:color w:val="000000"/>
+          <w:sz w:val="24"/>
+        </w:rPr>
+        <w:t xml:space="preserve"> </w:t>
+      </w:r>
+      <w:r>
+        <w:rPr>
+          <w:u w:val="single" w:color="0000ff"/>
+          <w:rFonts w:ascii="Charis SIL Regular" w:hAnsi="Charis SIL Regular" w:eastAsia="Charis SIL Regular"/>
+          <w:b w:val="0"/>
+          <w:i w:val="0"/>
+          <w:color w:val="000000"/>
+          <w:sz w:val="24"/>
+        </w:rPr>
+        <w:hyperlink r:id="rId9" w:history="1">
+          <w:r>
+            <w:rPr>
+              <w:rStyle w:val="Hyperlink"/>
+            </w:rPr>
+            <w:t xml:space="preserve">Rijks </w:t>
+          </w:r>
+        </w:hyperlink>
       </w:r>
       <w:r>
         <w:rPr>
@@ -520,25 +557,7 @@
           <w:color w:val="000000"/>
           <w:sz w:val="24"/>
         </w:rPr>
-        <w:t>van de collectie v</w:t>
-      </w:r>
-      <w:r>
-        <w:rPr>
-          <w:u w:val="single" w:color="0000ff"/>
-          <w:rFonts w:ascii="Charis SIL Regular" w:hAnsi="Charis SIL Regular" w:eastAsia="Charis SIL Regular"/>
-          <w:b w:val="0"/>
-          <w:i w:val="0"/>
-          <w:color w:val="000000"/>
-          <w:sz w:val="24"/>
-        </w:rPr>
-        <w:hyperlink r:id="rId10" w:history="1">
-          <w:r>
-            <w:rPr>
-              <w:rStyle w:val="Hyperlink"/>
-            </w:rPr>
-            <w:t xml:space="preserve">an het </w:t>
-          </w:r>
-        </w:hyperlink>
+        <w:t xml:space="preserve">van de collectie van het </w:t>
       </w:r>
       <w:r>
         <w:rPr>
@@ -632,7 +651,7 @@
           <w:sz w:val="24"/>
           <w:u w:val="single"/>
         </w:rPr>
-        <w:hyperlink r:id="rId10" w:history="1">
+        <w:hyperlink r:id="rId11" w:history="1">
           <w:r>
             <w:rPr>
               <w:rStyle w:val="Hyperlink"/>
@@ -650,7 +669,7 @@
           <w:sz w:val="24"/>
           <w:u w:val="single"/>
         </w:rPr>
-        <w:hyperlink r:id="rId10" w:history="1">
+        <w:hyperlink r:id="rId11" w:history="1">
           <w:r>
             <w:rPr>
               <w:rStyle w:val="Hyperlink"/>
@@ -668,7 +687,7 @@
           <w:sz w:val="24"/>
           <w:u w:val="single"/>
         </w:rPr>
-        <w:hyperlink r:id="rId10" w:history="1">
+        <w:hyperlink r:id="rId11" w:history="1">
           <w:r>
             <w:rPr>
               <w:rStyle w:val="Hyperlink"/>
@@ -742,7 +761,18 @@
           <w:color w:val="000000"/>
           <w:sz w:val="24"/>
         </w:rPr>
-        <w:t>toenmalige Rijks Etnografisch Museum. On</w:t>
+        <w:t>toenmalige Rijks Etnogr</w:t>
+      </w:r>
+      <w:r>
+        <w:rPr>
+          <w:u w:val="single" w:color="0000ff"/>
+          <w:rFonts w:ascii="Charis SIL Regular" w:hAnsi="Charis SIL Regular" w:eastAsia="Charis SIL Regular"/>
+          <w:b w:val="0"/>
+          <w:i w:val="0"/>
+          <w:color w:val="000000"/>
+          <w:sz w:val="24"/>
+        </w:rPr>
+        <w:t>afisch Museum</w:t>
       </w:r>
       <w:r>
         <w:rPr>
@@ -758,19 +788,37 @@
             <w:rPr>
               <w:rStyle w:val="Hyperlink"/>
             </w:rPr>
-            <w:t>der deze la</w:t>
+            <w:t>. On</w:t>
           </w:r>
         </w:hyperlink>
       </w:r>
       <w:r>
         <w:rPr>
+          <w:u w:val="single" w:color="0000ff"/>
           <w:rFonts w:ascii="Charis SIL Regular" w:hAnsi="Charis SIL Regular" w:eastAsia="Charis SIL Regular"/>
           <w:b w:val="0"/>
           <w:i w:val="0"/>
           <w:color w:val="000000"/>
           <w:sz w:val="24"/>
         </w:rPr>
-        <w:t xml:space="preserve">atste groep objecten bevonden zich ook </w:t>
+        <w:hyperlink r:id="rId11" w:history="1">
+          <w:r>
+            <w:rPr>
+              <w:rStyle w:val="Hyperlink"/>
+            </w:rPr>
+            <w:t>der deze l</w:t>
+          </w:r>
+        </w:hyperlink>
+      </w:r>
+      <w:r>
+        <w:rPr>
+          <w:rFonts w:ascii="Charis SIL Regular" w:hAnsi="Charis SIL Regular" w:eastAsia="Charis SIL Regular"/>
+          <w:b w:val="0"/>
+          <w:i w:val="0"/>
+          <w:color w:val="000000"/>
+          <w:sz w:val="24"/>
+        </w:rPr>
+        <w:t xml:space="preserve">aatste groep objecten bevonden zich ook </w:t>
       </w:r>
       <w:r>
         <w:rPr>
@@ -1777,7 +1825,43 @@
           <w:color w:val="000000"/>
           <w:sz w:val="24"/>
         </w:rPr>
-        <w:t>een aanzienlijke collectie obje</w:t>
+        <w:t>een aanzie</w:t>
+      </w:r>
+      <w:r>
+        <w:rPr>
+          <w:u w:val="single" w:color="0000ff"/>
+          <w:rFonts w:ascii="Charis SIL Regular" w:hAnsi="Charis SIL Regular" w:eastAsia="Charis SIL Regular"/>
+          <w:b w:val="0"/>
+          <w:i w:val="0"/>
+          <w:color w:val="000000"/>
+          <w:sz w:val="24"/>
+        </w:rPr>
+        <w:hyperlink r:id="rId10" w:history="1">
+          <w:r>
+            <w:rPr>
+              <w:rStyle w:val="Hyperlink"/>
+            </w:rPr>
+            <w:t>nlijke colle</w:t>
+          </w:r>
+        </w:hyperlink>
+      </w:r>
+      <w:r>
+        <w:rPr>
+          <w:u w:val="single" w:color="0000ff"/>
+          <w:rFonts w:ascii="Charis SIL Regular" w:hAnsi="Charis SIL Regular" w:eastAsia="Charis SIL Regular"/>
+          <w:b w:val="0"/>
+          <w:i w:val="0"/>
+          <w:color w:val="000000"/>
+          <w:sz w:val="24"/>
+        </w:rPr>
+        <w:hyperlink r:id="rId10" w:history="1">
+          <w:r>
+            <w:rPr>
+              <w:rStyle w:val="Hyperlink"/>
+            </w:rPr>
+            <w:t>ctie obje</w:t>
+          </w:r>
+        </w:hyperlink>
       </w:r>
       <w:r>
         <w:rPr>
@@ -3236,7 +3320,7 @@
           <w:sz w:val="24"/>
           <w:u w:val="single"/>
         </w:rPr>
-        <w:hyperlink r:id="rId17" w:history="1">
+        <w:hyperlink r:id="rId18" w:history="1">
           <w:r>
             <w:rPr>
               <w:rStyle w:val="Hyperlink"/>
@@ -3254,7 +3338,7 @@
           <w:sz w:val="24"/>
           <w:u w:val="single"/>
         </w:rPr>
-        <w:hyperlink r:id="rId17" w:history="1">
+        <w:hyperlink r:id="rId18" w:history="1">
           <w:r>
             <w:rPr>
               <w:rStyle w:val="Hyperlink"/>
@@ -3283,7 +3367,7 @@
           <w:sz w:val="24"/>
           <w:u w:val="single"/>
         </w:rPr>
-        <w:hyperlink r:id="rId17" w:history="1">
+        <w:hyperlink r:id="rId18" w:history="1">
           <w:r>
             <w:rPr>
               <w:rStyle w:val="Hyperlink"/>
@@ -3431,7 +3515,7 @@
           <w:sz w:val="24"/>
           <w:u w:val="single"/>
         </w:rPr>
-        <w:hyperlink r:id="rId18" w:history="1">
+        <w:hyperlink r:id="rId19" w:history="1">
           <w:r>
             <w:rPr>
               <w:rStyle w:val="Hyperlink"/>
@@ -3449,7 +3533,7 @@
           <w:sz w:val="24"/>
           <w:u w:val="single"/>
         </w:rPr>
-        <w:hyperlink r:id="rId18" w:history="1">
+        <w:hyperlink r:id="rId19" w:history="1">
           <w:r>
             <w:rPr>
               <w:rStyle w:val="Hyperlink"/>
@@ -3467,7 +3551,7 @@
           <w:sz w:val="24"/>
           <w:u w:val="single"/>
         </w:rPr>
-        <w:hyperlink r:id="rId18" w:history="1">
+        <w:hyperlink r:id="rId19" w:history="1">
           <w:r>
             <w:rPr>
               <w:rStyle w:val="Hyperlink"/>
@@ -3485,7 +3569,7 @@
           <w:sz w:val="24"/>
           <w:u w:val="single"/>
         </w:rPr>
-        <w:hyperlink r:id="rId18" w:history="1">
+        <w:hyperlink r:id="rId19" w:history="1">
           <w:r>
             <w:rPr>
               <w:rStyle w:val="Hyperlink"/>
@@ -3513,7 +3597,7 @@
           <w:sz w:val="24"/>
           <w:u w:val="single"/>
         </w:rPr>
-        <w:hyperlink r:id="rId18" w:history="1">
+        <w:hyperlink r:id="rId19" w:history="1">
           <w:r>
             <w:rPr>
               <w:rStyle w:val="Hyperlink"/>
@@ -3531,7 +3615,7 @@
           <w:sz w:val="24"/>
           <w:u w:val="single"/>
         </w:rPr>
-        <w:hyperlink r:id="rId18" w:history="1">
+        <w:hyperlink r:id="rId19" w:history="1">
           <w:r>
             <w:rPr>
               <w:rStyle w:val="Hyperlink"/>
@@ -3560,7 +3644,7 @@
           <w:sz w:val="24"/>
           <w:u w:val="single"/>
         </w:rPr>
-        <w:hyperlink r:id="rId18" w:history="1">
+        <w:hyperlink r:id="rId20" w:history="1">
           <w:r>
             <w:rPr>
               <w:rStyle w:val="Hyperlink"/>
@@ -3688,7 +3772,7 @@
           <w:sz w:val="24"/>
           <w:u w:val="single"/>
         </w:rPr>
-        <w:hyperlink r:id="rId19" w:history="1">
+        <w:hyperlink r:id="rId21" w:history="1">
           <w:r>
             <w:rPr>
               <w:rStyle w:val="Hyperlink"/>
@@ -3706,7 +3790,7 @@
           <w:sz w:val="24"/>
           <w:u w:val="single"/>
         </w:rPr>
-        <w:hyperlink r:id="rId19" w:history="1">
+        <w:hyperlink r:id="rId21" w:history="1">
           <w:r>
             <w:rPr>
               <w:rStyle w:val="Hyperlink"/>
@@ -3724,7 +3808,7 @@
           <w:sz w:val="24"/>
           <w:u w:val="single"/>
         </w:rPr>
-        <w:hyperlink r:id="rId19" w:history="1">
+        <w:hyperlink r:id="rId21" w:history="1">
           <w:r>
             <w:rPr>
               <w:rStyle w:val="Hyperlink"/>
@@ -3742,7 +3826,7 @@
           <w:sz w:val="24"/>
           <w:u w:val="single"/>
         </w:rPr>
-        <w:hyperlink r:id="rId19" w:history="1">
+        <w:hyperlink r:id="rId21" w:history="1">
           <w:r>
             <w:rPr>
               <w:rStyle w:val="Hyperlink"/>
@@ -3870,7 +3954,7 @@
           <w:sz w:val="24"/>
           <w:u w:val="single"/>
         </w:rPr>
-        <w:hyperlink r:id="rId20" w:history="1">
+        <w:hyperlink r:id="rId22" w:history="1">
           <w:r>
             <w:rPr>
               <w:rStyle w:val="Hyperlink"/>
@@ -3888,7 +3972,7 @@
           <w:sz w:val="24"/>
           <w:u w:val="single"/>
         </w:rPr>
-        <w:hyperlink r:id="rId20" w:history="1">
+        <w:hyperlink r:id="rId22" w:history="1">
           <w:r>
             <w:rPr>
               <w:rStyle w:val="Hyperlink"/>
@@ -3906,7 +3990,7 @@
           <w:sz w:val="24"/>
           <w:u w:val="single"/>
         </w:rPr>
-        <w:hyperlink r:id="rId20" w:history="1">
+        <w:hyperlink r:id="rId22" w:history="1">
           <w:r>
             <w:rPr>
               <w:rStyle w:val="Hyperlink"/>
@@ -3934,7 +4018,7 @@
           <w:sz w:val="24"/>
           <w:u w:val="single"/>
         </w:rPr>
-        <w:hyperlink r:id="rId21" w:history="1">
+        <w:hyperlink r:id="rId23" w:history="1">
           <w:r>
             <w:rPr>
               <w:rStyle w:val="Hyperlink"/>
@@ -3963,7 +4047,7 @@
           <w:sz w:val="24"/>
           <w:u w:val="single"/>
         </w:rPr>
-        <w:hyperlink r:id="rId21" w:history="1">
+        <w:hyperlink r:id="rId23" w:history="1">
           <w:r>
             <w:rPr>
               <w:rStyle w:val="Hyperlink"/>
@@ -3991,7 +4075,7 @@
           <w:sz w:val="24"/>
           <w:u w:val="single"/>
         </w:rPr>
-        <w:hyperlink r:id="rId20" w:history="1">
+        <w:hyperlink r:id="rId22" w:history="1">
           <w:r>
             <w:rPr>
               <w:rStyle w:val="Hyperlink"/>
@@ -4009,7 +4093,7 @@
           <w:sz w:val="24"/>
           <w:u w:val="single"/>
         </w:rPr>
-        <w:hyperlink r:id="rId20" w:history="1">
+        <w:hyperlink r:id="rId22" w:history="1">
           <w:r>
             <w:rPr>
               <w:rStyle w:val="Hyperlink"/>
@@ -4038,7 +4122,7 @@
           <w:sz w:val="24"/>
           <w:u w:val="single"/>
         </w:rPr>
-        <w:hyperlink r:id="rId20" w:history="1">
+        <w:hyperlink r:id="rId22" w:history="1">
           <w:r>
             <w:rPr>
               <w:rStyle w:val="Hyperlink"/>
@@ -4139,7 +4223,7 @@
           <w:sz w:val="24"/>
           <w:u w:val="single"/>
         </w:rPr>
-        <w:hyperlink r:id="rId22" w:history="1">
+        <w:hyperlink r:id="rId24" w:history="1">
           <w:r>
             <w:rPr>
               <w:rStyle w:val="Hyperlink"/>
@@ -4157,7 +4241,7 @@
           <w:sz w:val="24"/>
           <w:u w:val="single"/>
         </w:rPr>
-        <w:hyperlink r:id="rId22" w:history="1">
+        <w:hyperlink r:id="rId24" w:history="1">
           <w:r>
             <w:rPr>
               <w:rStyle w:val="Hyperlink"/>
@@ -4175,7 +4259,7 @@
           <w:sz w:val="24"/>
           <w:u w:val="single"/>
         </w:rPr>
-        <w:hyperlink r:id="rId22" w:history="1">
+        <w:hyperlink r:id="rId24" w:history="1">
           <w:r>
             <w:rPr>
               <w:rStyle w:val="Hyperlink"/>
@@ -4203,7 +4287,7 @@
           <w:sz w:val="24"/>
           <w:u w:val="single"/>
         </w:rPr>
-        <w:hyperlink r:id="rId23" w:history="1">
+        <w:hyperlink r:id="rId25" w:history="1">
           <w:r>
             <w:rPr>
               <w:rStyle w:val="Hyperlink"/>
@@ -4232,7 +4316,7 @@
           <w:sz w:val="24"/>
           <w:u w:val="single"/>
         </w:rPr>
-        <w:hyperlink r:id="rId23" w:history="1">
+        <w:hyperlink r:id="rId25" w:history="1">
           <w:r>
             <w:rPr>
               <w:rStyle w:val="Hyperlink"/>
@@ -4260,7 +4344,7 @@
           <w:sz w:val="24"/>
           <w:u w:val="single"/>
         </w:rPr>
-        <w:hyperlink r:id="rId22" w:history="1">
+        <w:hyperlink r:id="rId24" w:history="1">
           <w:r>
             <w:rPr>
               <w:rStyle w:val="Hyperlink"/>
@@ -4278,7 +4362,7 @@
           <w:sz w:val="24"/>
           <w:u w:val="single"/>
         </w:rPr>
-        <w:hyperlink r:id="rId22" w:history="1">
+        <w:hyperlink r:id="rId24" w:history="1">
           <w:r>
             <w:rPr>
               <w:rStyle w:val="Hyperlink"/>
@@ -4307,7 +4391,7 @@
           <w:sz w:val="24"/>
           <w:u w:val="single"/>
         </w:rPr>
-        <w:hyperlink r:id="rId22" w:history="1">
+        <w:hyperlink r:id="rId24" w:history="1">
           <w:r>
             <w:rPr>
               <w:rStyle w:val="Hyperlink"/>

--- a/EXPORTS/DOCX/published/niveau3/Dutch/WMLeiden.docx
+++ b/EXPORTS/DOCX/published/niveau3/Dutch/WMLeiden.docx
@@ -568,7 +568,7 @@
           <w:sz w:val="24"/>
           <w:u w:val="single"/>
         </w:rPr>
-        <w:hyperlink r:id="rId10" w:history="1">
+        <w:hyperlink r:id="rId11" w:history="1">
           <w:r>
             <w:rPr>
               <w:rStyle w:val="Hyperlink"/>
@@ -651,7 +651,7 @@
           <w:sz w:val="24"/>
           <w:u w:val="single"/>
         </w:rPr>
-        <w:hyperlink r:id="rId11" w:history="1">
+        <w:hyperlink r:id="rId10" w:history="1">
           <w:r>
             <w:rPr>
               <w:rStyle w:val="Hyperlink"/>
@@ -669,7 +669,7 @@
           <w:sz w:val="24"/>
           <w:u w:val="single"/>
         </w:rPr>
-        <w:hyperlink r:id="rId11" w:history="1">
+        <w:hyperlink r:id="rId10" w:history="1">
           <w:r>
             <w:rPr>
               <w:rStyle w:val="Hyperlink"/>
@@ -687,7 +687,7 @@
           <w:sz w:val="24"/>
           <w:u w:val="single"/>
         </w:rPr>
-        <w:hyperlink r:id="rId11" w:history="1">
+        <w:hyperlink r:id="rId10" w:history="1">
           <w:r>
             <w:rPr>
               <w:rStyle w:val="Hyperlink"/>
@@ -716,7 +716,7 @@
           <w:sz w:val="24"/>
           <w:u w:val="single"/>
         </w:rPr>
-        <w:hyperlink r:id="rId11" w:history="1">
+        <w:hyperlink r:id="rId10" w:history="1">
           <w:r>
             <w:rPr>
               <w:rStyle w:val="Hyperlink"/>
@@ -772,7 +772,42 @@
           <w:color w:val="000000"/>
           <w:sz w:val="24"/>
         </w:rPr>
-        <w:t>afisch Museum</w:t>
+        <w:hyperlink r:id="rId11" w:history="1">
+          <w:r>
+            <w:rPr>
+              <w:rStyle w:val="Hyperlink"/>
+            </w:rPr>
+            <w:t>afisch Mus</w:t>
+          </w:r>
+        </w:hyperlink>
+      </w:r>
+      <w:r>
+        <w:rPr>
+          <w:rFonts w:ascii="Charis SIL Regular" w:hAnsi="Charis SIL Regular" w:eastAsia="Charis SIL Regular"/>
+          <w:b w:val="0"/>
+          <w:i w:val="0"/>
+          <w:color w:val="000000"/>
+          <w:sz w:val="24"/>
+        </w:rPr>
+        <w:hyperlink r:id="rId11" w:history="1">
+          <w:r>
+            <w:rPr>
+              <w:rStyle w:val="Hyperlink"/>
+            </w:rPr>
+            <w:t>e</w:t>
+          </w:r>
+        </w:hyperlink>
+      </w:r>
+      <w:r>
+        <w:rPr>
+          <w:u w:val="single" w:color="0000ff"/>
+          <w:rFonts w:ascii="Charis SIL Regular" w:hAnsi="Charis SIL Regular" w:eastAsia="Charis SIL Regular"/>
+          <w:b w:val="0"/>
+          <w:i w:val="0"/>
+          <w:color w:val="000000"/>
+          <w:sz w:val="24"/>
+        </w:rPr>
+        <w:t>um</w:t>
       </w:r>
       <w:r>
         <w:rPr>
@@ -806,7 +841,7 @@
             <w:rPr>
               <w:rStyle w:val="Hyperlink"/>
             </w:rPr>
-            <w:t>der deze l</w:t>
+            <w:t>der deze la</w:t>
           </w:r>
         </w:hyperlink>
       </w:r>
@@ -818,7 +853,7 @@
           <w:color w:val="000000"/>
           <w:sz w:val="24"/>
         </w:rPr>
-        <w:t xml:space="preserve">aatste groep objecten bevonden zich ook </w:t>
+        <w:t xml:space="preserve">atste groep objecten bevonden zich ook </w:t>
       </w:r>
       <w:r>
         <w:rPr>
@@ -1110,51 +1145,7 @@
           <w:color w:val="000000"/>
           <w:sz w:val="24"/>
         </w:rPr>
-        <w:t>Daarnaast was het Rij</w:t>
-      </w:r>
-      <w:r>
-        <w:rPr>
-          <w:rFonts w:ascii="Charis SIL Regular" w:hAnsi="Charis SIL Regular" w:eastAsia="Charis SIL Regular"/>
-          <w:b w:val="0"/>
-          <w:i w:val="0"/>
-          <w:color w:val="000000"/>
-          <w:sz w:val="24"/>
-        </w:rPr>
-        <w:hyperlink r:id="rId12" w:history="1">
-          <w:r>
-            <w:rPr>
-              <w:rStyle w:val="Hyperlink"/>
-            </w:rPr>
-            <w:t>ks Etnogra</w:t>
-          </w:r>
-        </w:hyperlink>
-      </w:r>
-      <w:r>
-        <w:rPr>
-          <w:rFonts w:ascii="Charis SIL Regular" w:hAnsi="Charis SIL Regular" w:eastAsia="Charis SIL Regular"/>
-          <w:b w:val="0"/>
-          <w:i w:val="0"/>
-          <w:color w:val="000000"/>
-          <w:sz w:val="24"/>
-        </w:rPr>
-        <w:hyperlink r:id="rId12" w:history="1">
-          <w:r>
-            <w:rPr>
-              <w:rStyle w:val="Hyperlink"/>
-            </w:rPr>
-            <w:t>fisch Muse</w:t>
-          </w:r>
-        </w:hyperlink>
-      </w:r>
-      <w:r>
-        <w:rPr>
-          <w:rFonts w:ascii="Charis SIL Regular" w:hAnsi="Charis SIL Regular" w:eastAsia="Charis SIL Regular"/>
-          <w:b w:val="0"/>
-          <w:i w:val="0"/>
-          <w:color w:val="000000"/>
-          <w:sz w:val="24"/>
-        </w:rPr>
-        <w:t>um</w:t>
+        <w:t>Daarnaast was het Rijks Etnografisch Museum</w:t>
       </w:r>
       <w:r>
         <w:rPr>
@@ -2637,7 +2628,7 @@
           <w:sz w:val="24"/>
           <w:u w:val="single"/>
         </w:rPr>
-        <w:t>Etnografisch Museu</w:t>
+        <w:t>Etnografisch Muse</w:t>
       </w:r>
       <w:r>
         <w:rPr>
@@ -2648,7 +2639,7 @@
           <w:sz w:val="24"/>
           <w:u w:val="single"/>
         </w:rPr>
-        <w:t>m Arti</w:t>
+        <w:t>u</w:t>
       </w:r>
       <w:r>
         <w:rPr>
@@ -2657,8 +2648,9 @@
           <w:i w:val="0"/>
           <w:color w:val="0000FF"/>
           <w:sz w:val="24"/>
-        </w:rPr>
-        <w:t>s</w:t>
+          <w:u w:val="single"/>
+        </w:rPr>
+        <w:t>m Artis</w:t>
       </w:r>
       <w:r>
         <w:br/>
@@ -3338,7 +3330,7 @@
           <w:sz w:val="24"/>
           <w:u w:val="single"/>
         </w:rPr>
-        <w:hyperlink r:id="rId18" w:history="1">
+        <w:hyperlink r:id="rId17" w:history="1">
           <w:r>
             <w:rPr>
               <w:rStyle w:val="Hyperlink"/>
@@ -3367,7 +3359,7 @@
           <w:sz w:val="24"/>
           <w:u w:val="single"/>
         </w:rPr>
-        <w:hyperlink r:id="rId18" w:history="1">
+        <w:hyperlink r:id="rId17" w:history="1">
           <w:r>
             <w:rPr>
               <w:rStyle w:val="Hyperlink"/>
@@ -3644,7 +3636,7 @@
           <w:sz w:val="24"/>
           <w:u w:val="single"/>
         </w:rPr>
-        <w:hyperlink r:id="rId20" w:history="1">
+        <w:hyperlink r:id="rId19" w:history="1">
           <w:r>
             <w:rPr>
               <w:rStyle w:val="Hyperlink"/>
@@ -3772,7 +3764,7 @@
           <w:sz w:val="24"/>
           <w:u w:val="single"/>
         </w:rPr>
-        <w:hyperlink r:id="rId21" w:history="1">
+        <w:hyperlink r:id="rId20" w:history="1">
           <w:r>
             <w:rPr>
               <w:rStyle w:val="Hyperlink"/>
@@ -3790,7 +3782,7 @@
           <w:sz w:val="24"/>
           <w:u w:val="single"/>
         </w:rPr>
-        <w:hyperlink r:id="rId21" w:history="1">
+        <w:hyperlink r:id="rId20" w:history="1">
           <w:r>
             <w:rPr>
               <w:rStyle w:val="Hyperlink"/>
@@ -3808,7 +3800,7 @@
           <w:sz w:val="24"/>
           <w:u w:val="single"/>
         </w:rPr>
-        <w:hyperlink r:id="rId21" w:history="1">
+        <w:hyperlink r:id="rId20" w:history="1">
           <w:r>
             <w:rPr>
               <w:rStyle w:val="Hyperlink"/>
@@ -3826,7 +3818,7 @@
           <w:sz w:val="24"/>
           <w:u w:val="single"/>
         </w:rPr>
-        <w:hyperlink r:id="rId21" w:history="1">
+        <w:hyperlink r:id="rId20" w:history="1">
           <w:r>
             <w:rPr>
               <w:rStyle w:val="Hyperlink"/>
@@ -3954,7 +3946,7 @@
           <w:sz w:val="24"/>
           <w:u w:val="single"/>
         </w:rPr>
-        <w:hyperlink r:id="rId22" w:history="1">
+        <w:hyperlink r:id="rId21" w:history="1">
           <w:r>
             <w:rPr>
               <w:rStyle w:val="Hyperlink"/>
@@ -3972,7 +3964,7 @@
           <w:sz w:val="24"/>
           <w:u w:val="single"/>
         </w:rPr>
-        <w:hyperlink r:id="rId22" w:history="1">
+        <w:hyperlink r:id="rId21" w:history="1">
           <w:r>
             <w:rPr>
               <w:rStyle w:val="Hyperlink"/>
@@ -3990,7 +3982,7 @@
           <w:sz w:val="24"/>
           <w:u w:val="single"/>
         </w:rPr>
-        <w:hyperlink r:id="rId22" w:history="1">
+        <w:hyperlink r:id="rId21" w:history="1">
           <w:r>
             <w:rPr>
               <w:rStyle w:val="Hyperlink"/>
@@ -4018,7 +4010,7 @@
           <w:sz w:val="24"/>
           <w:u w:val="single"/>
         </w:rPr>
-        <w:hyperlink r:id="rId23" w:history="1">
+        <w:hyperlink r:id="rId22" w:history="1">
           <w:r>
             <w:rPr>
               <w:rStyle w:val="Hyperlink"/>
@@ -4047,7 +4039,7 @@
           <w:sz w:val="24"/>
           <w:u w:val="single"/>
         </w:rPr>
-        <w:hyperlink r:id="rId23" w:history="1">
+        <w:hyperlink r:id="rId22" w:history="1">
           <w:r>
             <w:rPr>
               <w:rStyle w:val="Hyperlink"/>
@@ -4075,7 +4067,7 @@
           <w:sz w:val="24"/>
           <w:u w:val="single"/>
         </w:rPr>
-        <w:hyperlink r:id="rId22" w:history="1">
+        <w:hyperlink r:id="rId21" w:history="1">
           <w:r>
             <w:rPr>
               <w:rStyle w:val="Hyperlink"/>
@@ -4093,7 +4085,7 @@
           <w:sz w:val="24"/>
           <w:u w:val="single"/>
         </w:rPr>
-        <w:hyperlink r:id="rId22" w:history="1">
+        <w:hyperlink r:id="rId21" w:history="1">
           <w:r>
             <w:rPr>
               <w:rStyle w:val="Hyperlink"/>
@@ -4122,7 +4114,7 @@
           <w:sz w:val="24"/>
           <w:u w:val="single"/>
         </w:rPr>
-        <w:hyperlink r:id="rId22" w:history="1">
+        <w:hyperlink r:id="rId21" w:history="1">
           <w:r>
             <w:rPr>
               <w:rStyle w:val="Hyperlink"/>
@@ -4223,7 +4215,7 @@
           <w:sz w:val="24"/>
           <w:u w:val="single"/>
         </w:rPr>
-        <w:hyperlink r:id="rId24" w:history="1">
+        <w:hyperlink r:id="rId23" w:history="1">
           <w:r>
             <w:rPr>
               <w:rStyle w:val="Hyperlink"/>
@@ -4241,7 +4233,7 @@
           <w:sz w:val="24"/>
           <w:u w:val="single"/>
         </w:rPr>
-        <w:hyperlink r:id="rId24" w:history="1">
+        <w:hyperlink r:id="rId23" w:history="1">
           <w:r>
             <w:rPr>
               <w:rStyle w:val="Hyperlink"/>
@@ -4259,7 +4251,7 @@
           <w:sz w:val="24"/>
           <w:u w:val="single"/>
         </w:rPr>
-        <w:hyperlink r:id="rId24" w:history="1">
+        <w:hyperlink r:id="rId23" w:history="1">
           <w:r>
             <w:rPr>
               <w:rStyle w:val="Hyperlink"/>
@@ -4287,7 +4279,7 @@
           <w:sz w:val="24"/>
           <w:u w:val="single"/>
         </w:rPr>
-        <w:hyperlink r:id="rId25" w:history="1">
+        <w:hyperlink r:id="rId24" w:history="1">
           <w:r>
             <w:rPr>
               <w:rStyle w:val="Hyperlink"/>
@@ -4316,7 +4308,7 @@
           <w:sz w:val="24"/>
           <w:u w:val="single"/>
         </w:rPr>
-        <w:hyperlink r:id="rId25" w:history="1">
+        <w:hyperlink r:id="rId24" w:history="1">
           <w:r>
             <w:rPr>
               <w:rStyle w:val="Hyperlink"/>
@@ -4344,7 +4336,7 @@
           <w:sz w:val="24"/>
           <w:u w:val="single"/>
         </w:rPr>
-        <w:hyperlink r:id="rId24" w:history="1">
+        <w:hyperlink r:id="rId23" w:history="1">
           <w:r>
             <w:rPr>
               <w:rStyle w:val="Hyperlink"/>
@@ -4362,7 +4354,7 @@
           <w:sz w:val="24"/>
           <w:u w:val="single"/>
         </w:rPr>
-        <w:hyperlink r:id="rId24" w:history="1">
+        <w:hyperlink r:id="rId23" w:history="1">
           <w:r>
             <w:rPr>
               <w:rStyle w:val="Hyperlink"/>
@@ -4391,7 +4383,7 @@
           <w:sz w:val="24"/>
           <w:u w:val="single"/>
         </w:rPr>
-        <w:hyperlink r:id="rId24" w:history="1">
+        <w:hyperlink r:id="rId23" w:history="1">
           <w:r>
             <w:rPr>
               <w:rStyle w:val="Hyperlink"/>

--- a/EXPORTS/DOCX/published/niveau3/Dutch/WMLeiden.docx
+++ b/EXPORTS/DOCX/published/niveau3/Dutch/WMLeiden.docx
@@ -586,7 +586,7 @@
           <w:sz w:val="24"/>
           <w:u w:val="single"/>
         </w:rPr>
-        <w:hyperlink r:id="rId10" w:history="1">
+        <w:hyperlink r:id="rId11" w:history="1">
           <w:r>
             <w:rPr>
               <w:rStyle w:val="Hyperlink"/>
@@ -604,7 +604,7 @@
           <w:sz w:val="24"/>
           <w:u w:val="single"/>
         </w:rPr>
-        <w:hyperlink r:id="rId10" w:history="1">
+        <w:hyperlink r:id="rId11" w:history="1">
           <w:r>
             <w:rPr>
               <w:rStyle w:val="Hyperlink"/>
@@ -1145,7 +1145,51 @@
           <w:color w:val="000000"/>
           <w:sz w:val="24"/>
         </w:rPr>
-        <w:t>Daarnaast was het Rijks Etnografisch Museum</w:t>
+        <w:t>Daarnaast was het Rij</w:t>
+      </w:r>
+      <w:r>
+        <w:rPr>
+          <w:rFonts w:ascii="Charis SIL Regular" w:hAnsi="Charis SIL Regular" w:eastAsia="Charis SIL Regular"/>
+          <w:b w:val="0"/>
+          <w:i w:val="0"/>
+          <w:color w:val="000000"/>
+          <w:sz w:val="24"/>
+        </w:rPr>
+        <w:hyperlink r:id="rId12" w:history="1">
+          <w:r>
+            <w:rPr>
+              <w:rStyle w:val="Hyperlink"/>
+            </w:rPr>
+            <w:t>ks Etnogra</w:t>
+          </w:r>
+        </w:hyperlink>
+      </w:r>
+      <w:r>
+        <w:rPr>
+          <w:rFonts w:ascii="Charis SIL Regular" w:hAnsi="Charis SIL Regular" w:eastAsia="Charis SIL Regular"/>
+          <w:b w:val="0"/>
+          <w:i w:val="0"/>
+          <w:color w:val="000000"/>
+          <w:sz w:val="24"/>
+        </w:rPr>
+        <w:hyperlink r:id="rId12" w:history="1">
+          <w:r>
+            <w:rPr>
+              <w:rStyle w:val="Hyperlink"/>
+            </w:rPr>
+            <w:t>fisch Muse</w:t>
+          </w:r>
+        </w:hyperlink>
+      </w:r>
+      <w:r>
+        <w:rPr>
+          <w:rFonts w:ascii="Charis SIL Regular" w:hAnsi="Charis SIL Regular" w:eastAsia="Charis SIL Regular"/>
+          <w:b w:val="0"/>
+          <w:i w:val="0"/>
+          <w:color w:val="000000"/>
+          <w:sz w:val="24"/>
+        </w:rPr>
+        <w:t>um</w:t>
       </w:r>
       <w:r>
         <w:rPr>
@@ -2628,7 +2672,7 @@
           <w:sz w:val="24"/>
           <w:u w:val="single"/>
         </w:rPr>
-        <w:t>Etnografisch Muse</w:t>
+        <w:t>Etnografisch Museu</w:t>
       </w:r>
       <w:r>
         <w:rPr>
@@ -2639,7 +2683,7 @@
           <w:sz w:val="24"/>
           <w:u w:val="single"/>
         </w:rPr>
-        <w:t>u</w:t>
+        <w:t>m Arti</w:t>
       </w:r>
       <w:r>
         <w:rPr>
@@ -2648,9 +2692,8 @@
           <w:i w:val="0"/>
           <w:color w:val="0000FF"/>
           <w:sz w:val="24"/>
-          <w:u w:val="single"/>
-        </w:rPr>
-        <w:t>m Artis</w:t>
+        </w:rPr>
+        <w:t>s</w:t>
       </w:r>
       <w:r>
         <w:br/>
@@ -3312,7 +3355,7 @@
           <w:sz w:val="24"/>
           <w:u w:val="single"/>
         </w:rPr>
-        <w:hyperlink r:id="rId18" w:history="1">
+        <w:hyperlink r:id="rId17" w:history="1">
           <w:r>
             <w:rPr>
               <w:rStyle w:val="Hyperlink"/>
@@ -3330,7 +3373,7 @@
           <w:sz w:val="24"/>
           <w:u w:val="single"/>
         </w:rPr>
-        <w:hyperlink r:id="rId17" w:history="1">
+        <w:hyperlink r:id="rId18" w:history="1">
           <w:r>
             <w:rPr>
               <w:rStyle w:val="Hyperlink"/>

--- a/EXPORTS/DOCX/published/niveau3/Dutch/WMLeiden.docx
+++ b/EXPORTS/DOCX/published/niveau3/Dutch/WMLeiden.docx
@@ -604,7 +604,7 @@
           <w:sz w:val="24"/>
           <w:u w:val="single"/>
         </w:rPr>
-        <w:hyperlink r:id="rId11" w:history="1">
+        <w:hyperlink r:id="rId10" w:history="1">
           <w:r>
             <w:rPr>
               <w:rStyle w:val="Hyperlink"/>
@@ -2672,7 +2672,7 @@
           <w:sz w:val="24"/>
           <w:u w:val="single"/>
         </w:rPr>
-        <w:t>Etnografisch Museu</w:t>
+        <w:t>Etnografisch Muse</w:t>
       </w:r>
       <w:r>
         <w:rPr>
@@ -2683,7 +2683,7 @@
           <w:sz w:val="24"/>
           <w:u w:val="single"/>
         </w:rPr>
-        <w:t>m Arti</w:t>
+        <w:t>u</w:t>
       </w:r>
       <w:r>
         <w:rPr>
@@ -2692,8 +2692,9 @@
           <w:i w:val="0"/>
           <w:color w:val="0000FF"/>
           <w:sz w:val="24"/>
-        </w:rPr>
-        <w:t>s</w:t>
+          <w:u w:val="single"/>
+        </w:rPr>
+        <w:t>m Artis</w:t>
       </w:r>
       <w:r>
         <w:br/>
@@ -3373,7 +3374,7 @@
           <w:sz w:val="24"/>
           <w:u w:val="single"/>
         </w:rPr>
-        <w:hyperlink r:id="rId18" w:history="1">
+        <w:hyperlink r:id="rId17" w:history="1">
           <w:r>
             <w:rPr>
               <w:rStyle w:val="Hyperlink"/>
@@ -3550,7 +3551,7 @@
           <w:sz w:val="24"/>
           <w:u w:val="single"/>
         </w:rPr>
-        <w:hyperlink r:id="rId19" w:history="1">
+        <w:hyperlink r:id="rId18" w:history="1">
           <w:r>
             <w:rPr>
               <w:rStyle w:val="Hyperlink"/>
@@ -3568,7 +3569,7 @@
           <w:sz w:val="24"/>
           <w:u w:val="single"/>
         </w:rPr>
-        <w:hyperlink r:id="rId19" w:history="1">
+        <w:hyperlink r:id="rId18" w:history="1">
           <w:r>
             <w:rPr>
               <w:rStyle w:val="Hyperlink"/>
@@ -3586,7 +3587,7 @@
           <w:sz w:val="24"/>
           <w:u w:val="single"/>
         </w:rPr>
-        <w:hyperlink r:id="rId19" w:history="1">
+        <w:hyperlink r:id="rId18" w:history="1">
           <w:r>
             <w:rPr>
               <w:rStyle w:val="Hyperlink"/>
@@ -3604,7 +3605,7 @@
           <w:sz w:val="24"/>
           <w:u w:val="single"/>
         </w:rPr>
-        <w:hyperlink r:id="rId19" w:history="1">
+        <w:hyperlink r:id="rId18" w:history="1">
           <w:r>
             <w:rPr>
               <w:rStyle w:val="Hyperlink"/>
@@ -3632,7 +3633,7 @@
           <w:sz w:val="24"/>
           <w:u w:val="single"/>
         </w:rPr>
-        <w:hyperlink r:id="rId19" w:history="1">
+        <w:hyperlink r:id="rId18" w:history="1">
           <w:r>
             <w:rPr>
               <w:rStyle w:val="Hyperlink"/>

--- a/EXPORTS/DOCX/published/niveau3/Dutch/WMLeiden.docx
+++ b/EXPORTS/DOCX/published/niveau3/Dutch/WMLeiden.docx
@@ -573,43 +573,7 @@
             <w:rPr>
               <w:rStyle w:val="Hyperlink"/>
             </w:rPr>
-            <w:t>Rij</w:t>
-          </w:r>
-        </w:hyperlink>
-      </w:r>
-      <w:r>
-        <w:rPr>
-          <w:rFonts w:ascii="Charis SIL Regular" w:hAnsi="Charis SIL Regular" w:eastAsia="Charis SIL Regular"/>
-          <w:b w:val="0"/>
-          <w:i w:val="0"/>
-          <w:color w:val="0000FF"/>
-          <w:sz w:val="24"/>
-          <w:u w:val="single"/>
-        </w:rPr>
-        <w:hyperlink r:id="rId11" w:history="1">
-          <w:r>
-            <w:rPr>
-              <w:rStyle w:val="Hyperlink"/>
-            </w:rPr>
-            <w:t>k</w:t>
-          </w:r>
-        </w:hyperlink>
-      </w:r>
-      <w:r>
-        <w:rPr>
-          <w:rFonts w:ascii="Charis SIL Regular" w:hAnsi="Charis SIL Regular" w:eastAsia="Charis SIL Regular"/>
-          <w:b w:val="0"/>
-          <w:i w:val="0"/>
-          <w:color w:val="0000FF"/>
-          <w:sz w:val="24"/>
-          <w:u w:val="single"/>
-        </w:rPr>
-        <w:hyperlink r:id="rId10" w:history="1">
-          <w:r>
-            <w:rPr>
-              <w:rStyle w:val="Hyperlink"/>
-            </w:rPr>
-            <w:t>smuseu</w:t>
+            <w:t>Rijksmuseu</w:t>
           </w:r>
         </w:hyperlink>
       </w:r>
@@ -800,7 +764,6 @@
       </w:r>
       <w:r>
         <w:rPr>
-          <w:u w:val="single" w:color="0000ff"/>
           <w:rFonts w:ascii="Charis SIL Regular" w:hAnsi="Charis SIL Regular" w:eastAsia="Charis SIL Regular"/>
           <w:b w:val="0"/>
           <w:i w:val="0"/>
@@ -3356,7 +3319,7 @@
           <w:sz w:val="24"/>
           <w:u w:val="single"/>
         </w:rPr>
-        <w:hyperlink r:id="rId17" w:history="1">
+        <w:hyperlink r:id="rId18" w:history="1">
           <w:r>
             <w:rPr>
               <w:rStyle w:val="Hyperlink"/>
@@ -3374,7 +3337,7 @@
           <w:sz w:val="24"/>
           <w:u w:val="single"/>
         </w:rPr>
-        <w:hyperlink r:id="rId17" w:history="1">
+        <w:hyperlink r:id="rId18" w:history="1">
           <w:r>
             <w:rPr>
               <w:rStyle w:val="Hyperlink"/>
@@ -3403,7 +3366,7 @@
           <w:sz w:val="24"/>
           <w:u w:val="single"/>
         </w:rPr>
-        <w:hyperlink r:id="rId17" w:history="1">
+        <w:hyperlink r:id="rId18" w:history="1">
           <w:r>
             <w:rPr>
               <w:rStyle w:val="Hyperlink"/>
@@ -3551,7 +3514,7 @@
           <w:sz w:val="24"/>
           <w:u w:val="single"/>
         </w:rPr>
-        <w:hyperlink r:id="rId18" w:history="1">
+        <w:hyperlink r:id="rId19" w:history="1">
           <w:r>
             <w:rPr>
               <w:rStyle w:val="Hyperlink"/>
@@ -3569,7 +3532,7 @@
           <w:sz w:val="24"/>
           <w:u w:val="single"/>
         </w:rPr>
-        <w:hyperlink r:id="rId18" w:history="1">
+        <w:hyperlink r:id="rId19" w:history="1">
           <w:r>
             <w:rPr>
               <w:rStyle w:val="Hyperlink"/>
@@ -3587,7 +3550,7 @@
           <w:sz w:val="24"/>
           <w:u w:val="single"/>
         </w:rPr>
-        <w:hyperlink r:id="rId18" w:history="1">
+        <w:hyperlink r:id="rId19" w:history="1">
           <w:r>
             <w:rPr>
               <w:rStyle w:val="Hyperlink"/>
@@ -3605,7 +3568,7 @@
           <w:sz w:val="24"/>
           <w:u w:val="single"/>
         </w:rPr>
-        <w:hyperlink r:id="rId18" w:history="1">
+        <w:hyperlink r:id="rId19" w:history="1">
           <w:r>
             <w:rPr>
               <w:rStyle w:val="Hyperlink"/>
@@ -3633,7 +3596,7 @@
           <w:sz w:val="24"/>
           <w:u w:val="single"/>
         </w:rPr>
-        <w:hyperlink r:id="rId18" w:history="1">
+        <w:hyperlink r:id="rId19" w:history="1">
           <w:r>
             <w:rPr>
               <w:rStyle w:val="Hyperlink"/>
@@ -3680,7 +3643,7 @@
           <w:sz w:val="24"/>
           <w:u w:val="single"/>
         </w:rPr>
-        <w:hyperlink r:id="rId19" w:history="1">
+        <w:hyperlink r:id="rId20" w:history="1">
           <w:r>
             <w:rPr>
               <w:rStyle w:val="Hyperlink"/>
@@ -3808,7 +3771,7 @@
           <w:sz w:val="24"/>
           <w:u w:val="single"/>
         </w:rPr>
-        <w:hyperlink r:id="rId20" w:history="1">
+        <w:hyperlink r:id="rId21" w:history="1">
           <w:r>
             <w:rPr>
               <w:rStyle w:val="Hyperlink"/>
@@ -3826,7 +3789,7 @@
           <w:sz w:val="24"/>
           <w:u w:val="single"/>
         </w:rPr>
-        <w:hyperlink r:id="rId20" w:history="1">
+        <w:hyperlink r:id="rId21" w:history="1">
           <w:r>
             <w:rPr>
               <w:rStyle w:val="Hyperlink"/>
@@ -3844,7 +3807,7 @@
           <w:sz w:val="24"/>
           <w:u w:val="single"/>
         </w:rPr>
-        <w:hyperlink r:id="rId20" w:history="1">
+        <w:hyperlink r:id="rId21" w:history="1">
           <w:r>
             <w:rPr>
               <w:rStyle w:val="Hyperlink"/>
@@ -3862,7 +3825,7 @@
           <w:sz w:val="24"/>
           <w:u w:val="single"/>
         </w:rPr>
-        <w:hyperlink r:id="rId20" w:history="1">
+        <w:hyperlink r:id="rId21" w:history="1">
           <w:r>
             <w:rPr>
               <w:rStyle w:val="Hyperlink"/>
@@ -3990,7 +3953,7 @@
           <w:sz w:val="24"/>
           <w:u w:val="single"/>
         </w:rPr>
-        <w:hyperlink r:id="rId21" w:history="1">
+        <w:hyperlink r:id="rId22" w:history="1">
           <w:r>
             <w:rPr>
               <w:rStyle w:val="Hyperlink"/>
@@ -4008,7 +3971,7 @@
           <w:sz w:val="24"/>
           <w:u w:val="single"/>
         </w:rPr>
-        <w:hyperlink r:id="rId21" w:history="1">
+        <w:hyperlink r:id="rId22" w:history="1">
           <w:r>
             <w:rPr>
               <w:rStyle w:val="Hyperlink"/>
@@ -4026,7 +3989,7 @@
           <w:sz w:val="24"/>
           <w:u w:val="single"/>
         </w:rPr>
-        <w:hyperlink r:id="rId21" w:history="1">
+        <w:hyperlink r:id="rId22" w:history="1">
           <w:r>
             <w:rPr>
               <w:rStyle w:val="Hyperlink"/>
@@ -4054,7 +4017,7 @@
           <w:sz w:val="24"/>
           <w:u w:val="single"/>
         </w:rPr>
-        <w:hyperlink r:id="rId22" w:history="1">
+        <w:hyperlink r:id="rId23" w:history="1">
           <w:r>
             <w:rPr>
               <w:rStyle w:val="Hyperlink"/>
@@ -4083,7 +4046,7 @@
           <w:sz w:val="24"/>
           <w:u w:val="single"/>
         </w:rPr>
-        <w:hyperlink r:id="rId22" w:history="1">
+        <w:hyperlink r:id="rId23" w:history="1">
           <w:r>
             <w:rPr>
               <w:rStyle w:val="Hyperlink"/>
@@ -4111,7 +4074,7 @@
           <w:sz w:val="24"/>
           <w:u w:val="single"/>
         </w:rPr>
-        <w:hyperlink r:id="rId21" w:history="1">
+        <w:hyperlink r:id="rId22" w:history="1">
           <w:r>
             <w:rPr>
               <w:rStyle w:val="Hyperlink"/>
@@ -4129,7 +4092,7 @@
           <w:sz w:val="24"/>
           <w:u w:val="single"/>
         </w:rPr>
-        <w:hyperlink r:id="rId21" w:history="1">
+        <w:hyperlink r:id="rId22" w:history="1">
           <w:r>
             <w:rPr>
               <w:rStyle w:val="Hyperlink"/>
@@ -4158,7 +4121,7 @@
           <w:sz w:val="24"/>
           <w:u w:val="single"/>
         </w:rPr>
-        <w:hyperlink r:id="rId21" w:history="1">
+        <w:hyperlink r:id="rId22" w:history="1">
           <w:r>
             <w:rPr>
               <w:rStyle w:val="Hyperlink"/>
@@ -4259,7 +4222,7 @@
           <w:sz w:val="24"/>
           <w:u w:val="single"/>
         </w:rPr>
-        <w:hyperlink r:id="rId23" w:history="1">
+        <w:hyperlink r:id="rId24" w:history="1">
           <w:r>
             <w:rPr>
               <w:rStyle w:val="Hyperlink"/>
@@ -4277,7 +4240,7 @@
           <w:sz w:val="24"/>
           <w:u w:val="single"/>
         </w:rPr>
-        <w:hyperlink r:id="rId23" w:history="1">
+        <w:hyperlink r:id="rId24" w:history="1">
           <w:r>
             <w:rPr>
               <w:rStyle w:val="Hyperlink"/>
@@ -4295,7 +4258,7 @@
           <w:sz w:val="24"/>
           <w:u w:val="single"/>
         </w:rPr>
-        <w:hyperlink r:id="rId23" w:history="1">
+        <w:hyperlink r:id="rId24" w:history="1">
           <w:r>
             <w:rPr>
               <w:rStyle w:val="Hyperlink"/>
@@ -4323,7 +4286,7 @@
           <w:sz w:val="24"/>
           <w:u w:val="single"/>
         </w:rPr>
-        <w:hyperlink r:id="rId24" w:history="1">
+        <w:hyperlink r:id="rId25" w:history="1">
           <w:r>
             <w:rPr>
               <w:rStyle w:val="Hyperlink"/>
@@ -4352,7 +4315,7 @@
           <w:sz w:val="24"/>
           <w:u w:val="single"/>
         </w:rPr>
-        <w:hyperlink r:id="rId24" w:history="1">
+        <w:hyperlink r:id="rId25" w:history="1">
           <w:r>
             <w:rPr>
               <w:rStyle w:val="Hyperlink"/>
@@ -4380,7 +4343,7 @@
           <w:sz w:val="24"/>
           <w:u w:val="single"/>
         </w:rPr>
-        <w:hyperlink r:id="rId23" w:history="1">
+        <w:hyperlink r:id="rId24" w:history="1">
           <w:r>
             <w:rPr>
               <w:rStyle w:val="Hyperlink"/>
@@ -4398,7 +4361,7 @@
           <w:sz w:val="24"/>
           <w:u w:val="single"/>
         </w:rPr>
-        <w:hyperlink r:id="rId23" w:history="1">
+        <w:hyperlink r:id="rId24" w:history="1">
           <w:r>
             <w:rPr>
               <w:rStyle w:val="Hyperlink"/>
@@ -4427,7 +4390,7 @@
           <w:sz w:val="24"/>
           <w:u w:val="single"/>
         </w:rPr>
-        <w:hyperlink r:id="rId23" w:history="1">
+        <w:hyperlink r:id="rId24" w:history="1">
           <w:r>
             <w:rPr>
               <w:rStyle w:val="Hyperlink"/>

--- a/EXPORTS/DOCX/published/niveau3/Dutch/WMLeiden.docx
+++ b/EXPORTS/DOCX/published/niveau3/Dutch/WMLeiden.docx
@@ -557,23 +557,77 @@
           <w:color w:val="000000"/>
           <w:sz w:val="24"/>
         </w:rPr>
-        <w:t xml:space="preserve">van de collectie van het </w:t>
-      </w:r>
-      <w:r>
-        <w:rPr>
+        <w:t>van de collectie v</w:t>
+      </w:r>
+      <w:r>
+        <w:rPr>
+          <w:u w:val="single" w:color="0000ff"/>
           <w:rFonts w:ascii="Charis SIL Regular" w:hAnsi="Charis SIL Regular" w:eastAsia="Charis SIL Regular"/>
           <w:b w:val="0"/>
           <w:i w:val="0"/>
-          <w:color w:val="0000FF"/>
-          <w:sz w:val="24"/>
-          <w:u w:val="single"/>
-        </w:rPr>
-        <w:hyperlink r:id="rId11" w:history="1">
+          <w:color w:val="000000"/>
+          <w:sz w:val="24"/>
+        </w:rPr>
+        <w:hyperlink r:id="rId10" w:history="1">
           <w:r>
             <w:rPr>
               <w:rStyle w:val="Hyperlink"/>
             </w:rPr>
-            <w:t>Rijksmuseu</w:t>
+            <w:t xml:space="preserve">an het </w:t>
+          </w:r>
+        </w:hyperlink>
+      </w:r>
+      <w:r>
+        <w:rPr>
+          <w:rFonts w:ascii="Charis SIL Regular" w:hAnsi="Charis SIL Regular" w:eastAsia="Charis SIL Regular"/>
+          <w:b w:val="0"/>
+          <w:i w:val="0"/>
+          <w:color w:val="0000FF"/>
+          <w:sz w:val="24"/>
+          <w:u w:val="single"/>
+        </w:rPr>
+        <w:hyperlink r:id="rId10" w:history="1">
+          <w:r>
+            <w:rPr>
+              <w:rStyle w:val="Hyperlink"/>
+            </w:rPr>
+            <w:t>Rij</w:t>
+          </w:r>
+        </w:hyperlink>
+      </w:r>
+      <w:r>
+        <w:rPr>
+          <w:rFonts w:ascii="Charis SIL Regular" w:hAnsi="Charis SIL Regular" w:eastAsia="Charis SIL Regular"/>
+          <w:b w:val="0"/>
+          <w:i w:val="0"/>
+          <w:color w:val="0000FF"/>
+          <w:sz w:val="24"/>
+          <w:u w:val="single"/>
+        </w:rPr>
+        <w:hyperlink r:id="rId10" w:history="1">
+          <w:r>
+            <w:rPr>
+              <w:rStyle w:val="Hyperlink"/>
+            </w:rPr>
+            <w:t>k</w:t>
+          </w:r>
+        </w:hyperlink>
+      </w:r>
+      <w:r>
+        <w:rPr>
+          <w:rFonts w:ascii="Charis SIL Regular" w:hAnsi="Charis SIL Regular" w:eastAsia="Charis SIL Regular"/>
+          <w:b w:val="0"/>
+          <w:i w:val="0"/>
+          <w:color w:val="0000FF"/>
+          <w:sz w:val="24"/>
+          <w:u w:val="single"/>
+        </w:rPr>
+        <w:hyperlink r:id="rId10" w:history="1">
+          <w:r>
+            <w:rPr>
+              <w:rStyle w:val="Hyperlink"/>
+            </w:rPr>
+            <w:t>smuseu</w:t>
           </w:r>
         </w:hyperlink>
       </w:r>
@@ -680,7 +734,7 @@
           <w:sz w:val="24"/>
           <w:u w:val="single"/>
         </w:rPr>
-        <w:hyperlink r:id="rId10" w:history="1">
+        <w:hyperlink r:id="rId11" w:history="1">
           <w:r>
             <w:rPr>
               <w:rStyle w:val="Hyperlink"/>
@@ -725,70 +779,7 @@
           <w:color w:val="000000"/>
           <w:sz w:val="24"/>
         </w:rPr>
-        <w:t>toenmalige Rijks Etnogr</w:t>
-      </w:r>
-      <w:r>
-        <w:rPr>
-          <w:u w:val="single" w:color="0000ff"/>
-          <w:rFonts w:ascii="Charis SIL Regular" w:hAnsi="Charis SIL Regular" w:eastAsia="Charis SIL Regular"/>
-          <w:b w:val="0"/>
-          <w:i w:val="0"/>
-          <w:color w:val="000000"/>
-          <w:sz w:val="24"/>
-        </w:rPr>
-        <w:hyperlink r:id="rId11" w:history="1">
-          <w:r>
-            <w:rPr>
-              <w:rStyle w:val="Hyperlink"/>
-            </w:rPr>
-            <w:t>afisch Mus</w:t>
-          </w:r>
-        </w:hyperlink>
-      </w:r>
-      <w:r>
-        <w:rPr>
-          <w:rFonts w:ascii="Charis SIL Regular" w:hAnsi="Charis SIL Regular" w:eastAsia="Charis SIL Regular"/>
-          <w:b w:val="0"/>
-          <w:i w:val="0"/>
-          <w:color w:val="000000"/>
-          <w:sz w:val="24"/>
-        </w:rPr>
-        <w:hyperlink r:id="rId11" w:history="1">
-          <w:r>
-            <w:rPr>
-              <w:rStyle w:val="Hyperlink"/>
-            </w:rPr>
-            <w:t>e</w:t>
-          </w:r>
-        </w:hyperlink>
-      </w:r>
-      <w:r>
-        <w:rPr>
-          <w:rFonts w:ascii="Charis SIL Regular" w:hAnsi="Charis SIL Regular" w:eastAsia="Charis SIL Regular"/>
-          <w:b w:val="0"/>
-          <w:i w:val="0"/>
-          <w:color w:val="000000"/>
-          <w:sz w:val="24"/>
-        </w:rPr>
-        <w:t>um</w:t>
-      </w:r>
-      <w:r>
-        <w:rPr>
-          <w:u w:val="single" w:color="0000ff"/>
-          <w:rFonts w:ascii="Charis SIL Regular" w:hAnsi="Charis SIL Regular" w:eastAsia="Charis SIL Regular"/>
-          <w:b w:val="0"/>
-          <w:i w:val="0"/>
-          <w:color w:val="000000"/>
-          <w:sz w:val="24"/>
-        </w:rPr>
-        <w:hyperlink r:id="rId11" w:history="1">
-          <w:r>
-            <w:rPr>
-              <w:rStyle w:val="Hyperlink"/>
-            </w:rPr>
-            <w:t>. On</w:t>
-          </w:r>
-        </w:hyperlink>
+        <w:t>toenmalige Rijks Etnografisch Museum. On</w:t>
       </w:r>
       <w:r>
         <w:rPr>
@@ -1823,43 +1814,7 @@
           <w:color w:val="000000"/>
           <w:sz w:val="24"/>
         </w:rPr>
-        <w:t>een aanzie</w:t>
-      </w:r>
-      <w:r>
-        <w:rPr>
-          <w:u w:val="single" w:color="0000ff"/>
-          <w:rFonts w:ascii="Charis SIL Regular" w:hAnsi="Charis SIL Regular" w:eastAsia="Charis SIL Regular"/>
-          <w:b w:val="0"/>
-          <w:i w:val="0"/>
-          <w:color w:val="000000"/>
-          <w:sz w:val="24"/>
-        </w:rPr>
-        <w:hyperlink r:id="rId10" w:history="1">
-          <w:r>
-            <w:rPr>
-              <w:rStyle w:val="Hyperlink"/>
-            </w:rPr>
-            <w:t>nlijke colle</w:t>
-          </w:r>
-        </w:hyperlink>
-      </w:r>
-      <w:r>
-        <w:rPr>
-          <w:u w:val="single" w:color="0000ff"/>
-          <w:rFonts w:ascii="Charis SIL Regular" w:hAnsi="Charis SIL Regular" w:eastAsia="Charis SIL Regular"/>
-          <w:b w:val="0"/>
-          <w:i w:val="0"/>
-          <w:color w:val="000000"/>
-          <w:sz w:val="24"/>
-        </w:rPr>
-        <w:hyperlink r:id="rId10" w:history="1">
-          <w:r>
-            <w:rPr>
-              <w:rStyle w:val="Hyperlink"/>
-            </w:rPr>
-            <w:t>ctie obje</w:t>
-          </w:r>
-        </w:hyperlink>
+        <w:t>een aanzienlijke collectie obje</w:t>
       </w:r>
       <w:r>
         <w:rPr>
@@ -2635,7 +2590,7 @@
           <w:sz w:val="24"/>
           <w:u w:val="single"/>
         </w:rPr>
-        <w:t>Etnografisch Muse</w:t>
+        <w:t>Etnografisch Museu</w:t>
       </w:r>
       <w:r>
         <w:rPr>
@@ -2646,7 +2601,7 @@
           <w:sz w:val="24"/>
           <w:u w:val="single"/>
         </w:rPr>
-        <w:t>u</w:t>
+        <w:t>m Arti</w:t>
       </w:r>
       <w:r>
         <w:rPr>
@@ -2655,9 +2610,8 @@
           <w:i w:val="0"/>
           <w:color w:val="0000FF"/>
           <w:sz w:val="24"/>
-          <w:u w:val="single"/>
-        </w:rPr>
-        <w:t>m Artis</w:t>
+        </w:rPr>
+        <w:t>s</w:t>
       </w:r>
       <w:r>
         <w:br/>
@@ -3596,7 +3550,7 @@
           <w:sz w:val="24"/>
           <w:u w:val="single"/>
         </w:rPr>
-        <w:hyperlink r:id="rId19" w:history="1">
+        <w:hyperlink r:id="rId20" w:history="1">
           <w:r>
             <w:rPr>
               <w:rStyle w:val="Hyperlink"/>
@@ -3643,7 +3597,7 @@
           <w:sz w:val="24"/>
           <w:u w:val="single"/>
         </w:rPr>
-        <w:hyperlink r:id="rId20" w:history="1">
+        <w:hyperlink r:id="rId19" w:history="1">
           <w:r>
             <w:rPr>
               <w:rStyle w:val="Hyperlink"/>

--- a/EXPORTS/DOCX/published/niveau3/Dutch/WMLeiden.docx
+++ b/EXPORTS/DOCX/published/niveau3/Dutch/WMLeiden.docx
@@ -1814,7 +1814,43 @@
           <w:color w:val="000000"/>
           <w:sz w:val="24"/>
         </w:rPr>
-        <w:t>een aanzienlijke collectie obje</w:t>
+        <w:t>een aanzie</w:t>
+      </w:r>
+      <w:r>
+        <w:rPr>
+          <w:u w:val="single" w:color="0000ff"/>
+          <w:rFonts w:ascii="Charis SIL Regular" w:hAnsi="Charis SIL Regular" w:eastAsia="Charis SIL Regular"/>
+          <w:b w:val="0"/>
+          <w:i w:val="0"/>
+          <w:color w:val="000000"/>
+          <w:sz w:val="24"/>
+        </w:rPr>
+        <w:hyperlink r:id="rId10" w:history="1">
+          <w:r>
+            <w:rPr>
+              <w:rStyle w:val="Hyperlink"/>
+            </w:rPr>
+            <w:t>nlijke colle</w:t>
+          </w:r>
+        </w:hyperlink>
+      </w:r>
+      <w:r>
+        <w:rPr>
+          <w:u w:val="single" w:color="0000ff"/>
+          <w:rFonts w:ascii="Charis SIL Regular" w:hAnsi="Charis SIL Regular" w:eastAsia="Charis SIL Regular"/>
+          <w:b w:val="0"/>
+          <w:i w:val="0"/>
+          <w:color w:val="000000"/>
+          <w:sz w:val="24"/>
+        </w:rPr>
+        <w:hyperlink r:id="rId10" w:history="1">
+          <w:r>
+            <w:rPr>
+              <w:rStyle w:val="Hyperlink"/>
+            </w:rPr>
+            <w:t>ctie obje</w:t>
+          </w:r>
+        </w:hyperlink>
       </w:r>
       <w:r>
         <w:rPr>
@@ -3273,7 +3309,7 @@
           <w:sz w:val="24"/>
           <w:u w:val="single"/>
         </w:rPr>
-        <w:hyperlink r:id="rId18" w:history="1">
+        <w:hyperlink r:id="rId17" w:history="1">
           <w:r>
             <w:rPr>
               <w:rStyle w:val="Hyperlink"/>
@@ -3291,7 +3327,7 @@
           <w:sz w:val="24"/>
           <w:u w:val="single"/>
         </w:rPr>
-        <w:hyperlink r:id="rId18" w:history="1">
+        <w:hyperlink r:id="rId17" w:history="1">
           <w:r>
             <w:rPr>
               <w:rStyle w:val="Hyperlink"/>

--- a/EXPORTS/DOCX/published/niveau3/Dutch/WMLeiden.docx
+++ b/EXPORTS/DOCX/published/niveau3/Dutch/WMLeiden.docx
@@ -557,25 +557,7 @@
           <w:color w:val="000000"/>
           <w:sz w:val="24"/>
         </w:rPr>
-        <w:t>van de collectie v</w:t>
-      </w:r>
-      <w:r>
-        <w:rPr>
-          <w:u w:val="single" w:color="0000ff"/>
-          <w:rFonts w:ascii="Charis SIL Regular" w:hAnsi="Charis SIL Regular" w:eastAsia="Charis SIL Regular"/>
-          <w:b w:val="0"/>
-          <w:i w:val="0"/>
-          <w:color w:val="000000"/>
-          <w:sz w:val="24"/>
-        </w:rPr>
-        <w:hyperlink r:id="rId10" w:history="1">
-          <w:r>
-            <w:rPr>
-              <w:rStyle w:val="Hyperlink"/>
-            </w:rPr>
-            <w:t xml:space="preserve">an het </w:t>
-          </w:r>
-        </w:hyperlink>
+        <w:t xml:space="preserve">van de collectie van het </w:t>
       </w:r>
       <w:r>
         <w:rPr>
@@ -586,7 +568,7 @@
           <w:sz w:val="24"/>
           <w:u w:val="single"/>
         </w:rPr>
-        <w:hyperlink r:id="rId10" w:history="1">
+        <w:hyperlink r:id="rId11" w:history="1">
           <w:r>
             <w:rPr>
               <w:rStyle w:val="Hyperlink"/>
@@ -604,7 +586,7 @@
           <w:sz w:val="24"/>
           <w:u w:val="single"/>
         </w:rPr>
-        <w:hyperlink r:id="rId10" w:history="1">
+        <w:hyperlink r:id="rId11" w:history="1">
           <w:r>
             <w:rPr>
               <w:rStyle w:val="Hyperlink"/>
@@ -622,7 +604,7 @@
           <w:sz w:val="24"/>
           <w:u w:val="single"/>
         </w:rPr>
-        <w:hyperlink r:id="rId10" w:history="1">
+        <w:hyperlink r:id="rId11" w:history="1">
           <w:r>
             <w:rPr>
               <w:rStyle w:val="Hyperlink"/>
@@ -734,7 +716,7 @@
           <w:sz w:val="24"/>
           <w:u w:val="single"/>
         </w:rPr>
-        <w:hyperlink r:id="rId11" w:history="1">
+        <w:hyperlink r:id="rId10" w:history="1">
           <w:r>
             <w:rPr>
               <w:rStyle w:val="Hyperlink"/>
@@ -779,7 +761,71 @@
           <w:color w:val="000000"/>
           <w:sz w:val="24"/>
         </w:rPr>
-        <w:t>toenmalige Rijks Etnografisch Museum. On</w:t>
+        <w:t>toenmalige Rijks Etnogr</w:t>
+      </w:r>
+      <w:r>
+        <w:rPr>
+          <w:u w:val="single" w:color="0000ff"/>
+          <w:rFonts w:ascii="Charis SIL Regular" w:hAnsi="Charis SIL Regular" w:eastAsia="Charis SIL Regular"/>
+          <w:b w:val="0"/>
+          <w:i w:val="0"/>
+          <w:color w:val="000000"/>
+          <w:sz w:val="24"/>
+        </w:rPr>
+        <w:hyperlink r:id="rId11" w:history="1">
+          <w:r>
+            <w:rPr>
+              <w:rStyle w:val="Hyperlink"/>
+            </w:rPr>
+            <w:t>afisch Mus</w:t>
+          </w:r>
+        </w:hyperlink>
+      </w:r>
+      <w:r>
+        <w:rPr>
+          <w:rFonts w:ascii="Charis SIL Regular" w:hAnsi="Charis SIL Regular" w:eastAsia="Charis SIL Regular"/>
+          <w:b w:val="0"/>
+          <w:i w:val="0"/>
+          <w:color w:val="000000"/>
+          <w:sz w:val="24"/>
+        </w:rPr>
+        <w:hyperlink r:id="rId11" w:history="1">
+          <w:r>
+            <w:rPr>
+              <w:rStyle w:val="Hyperlink"/>
+            </w:rPr>
+            <w:t>e</w:t>
+          </w:r>
+        </w:hyperlink>
+      </w:r>
+      <w:r>
+        <w:rPr>
+          <w:u w:val="single" w:color="0000ff"/>
+          <w:rFonts w:ascii="Charis SIL Regular" w:hAnsi="Charis SIL Regular" w:eastAsia="Charis SIL Regular"/>
+          <w:b w:val="0"/>
+          <w:i w:val="0"/>
+          <w:color w:val="000000"/>
+          <w:sz w:val="24"/>
+        </w:rPr>
+        <w:t>um</w:t>
+      </w:r>
+      <w:r>
+        <w:rPr>
+          <w:u w:val="single" w:color="0000ff"/>
+          <w:rFonts w:ascii="Charis SIL Regular" w:hAnsi="Charis SIL Regular" w:eastAsia="Charis SIL Regular"/>
+          <w:b w:val="0"/>
+          <w:i w:val="0"/>
+          <w:color w:val="000000"/>
+          <w:sz w:val="24"/>
+        </w:rPr>
+        <w:hyperlink r:id="rId11" w:history="1">
+          <w:r>
+            <w:rPr>
+              <w:rStyle w:val="Hyperlink"/>
+            </w:rPr>
+            <w:t>. On</w:t>
+          </w:r>
+        </w:hyperlink>
       </w:r>
       <w:r>
         <w:rPr>
@@ -1992,61 +2038,7 @@
           <w:color w:val="000000"/>
           <w:sz w:val="24"/>
         </w:rPr>
-        <w:t xml:space="preserve">overgedaan. In het Wereldmuseum Leiden zijn sinds de </w:t>
-      </w:r>
-      <w:r>
-        <w:rPr>
-          <w:u w:val="single" w:color="0000ff"/>
-          <w:rFonts w:ascii="Charis SIL Regular" w:hAnsi="Charis SIL Regular" w:eastAsia="Charis SIL Regular"/>
-          <w:b w:val="0"/>
-          <w:i w:val="0"/>
-          <w:color w:val="000000"/>
-          <w:sz w:val="24"/>
-        </w:rPr>
-        <w:hyperlink r:id="rId11" w:history="1">
-          <w:r>
-            <w:rPr>
-              <w:rStyle w:val="Hyperlink"/>
-            </w:rPr>
-            <w:t>oprichting ge</w:t>
-          </w:r>
-        </w:hyperlink>
-      </w:r>
-      <w:r>
-        <w:rPr>
-          <w:u w:val="single" w:color="0000ff"/>
-          <w:rFonts w:ascii="Charis SIL Regular" w:hAnsi="Charis SIL Regular" w:eastAsia="Charis SIL Regular"/>
-          <w:b w:val="0"/>
-          <w:i w:val="0"/>
-          <w:color w:val="000000"/>
-          <w:sz w:val="24"/>
-        </w:rPr>
-        <w:hyperlink r:id="rId11" w:history="1">
-          <w:r>
-            <w:rPr>
-              <w:rStyle w:val="Hyperlink"/>
-            </w:rPr>
-            <w:t>g</w:t>
-          </w:r>
-        </w:hyperlink>
-      </w:r>
-      <w:r>
-        <w:rPr>
-          <w:u w:val="single" w:color="0000ff"/>
-          <w:rFonts w:ascii="Charis SIL Regular" w:hAnsi="Charis SIL Regular" w:eastAsia="Charis SIL Regular"/>
-          <w:b w:val="0"/>
-          <w:i w:val="0"/>
-          <w:color w:val="000000"/>
-          <w:sz w:val="24"/>
-        </w:rPr>
-        <w:hyperlink r:id="rId11" w:history="1">
-          <w:r>
-            <w:rPr>
-              <w:rStyle w:val="Hyperlink"/>
-            </w:rPr>
-            <w:t>even</w:t>
-          </w:r>
-        </w:hyperlink>
+        <w:t>overgedaan. In het Wereldmuseum Leiden zijn sinds de oprichting gegeven</w:t>
       </w:r>
       <w:r>
         <w:rPr>
@@ -2626,7 +2618,7 @@
           <w:sz w:val="24"/>
           <w:u w:val="single"/>
         </w:rPr>
-        <w:t>Etnografisch Museu</w:t>
+        <w:t>Etnografisch Muse</w:t>
       </w:r>
       <w:r>
         <w:rPr>
@@ -2637,7 +2629,7 @@
           <w:sz w:val="24"/>
           <w:u w:val="single"/>
         </w:rPr>
-        <w:t>m Arti</w:t>
+        <w:t>u</w:t>
       </w:r>
       <w:r>
         <w:rPr>
@@ -2646,8 +2638,9 @@
           <w:i w:val="0"/>
           <w:color w:val="0000FF"/>
           <w:sz w:val="24"/>
-        </w:rPr>
-        <w:t>s</w:t>
+          <w:u w:val="single"/>
+        </w:rPr>
+        <w:t>m Artis</w:t>
       </w:r>
       <w:r>
         <w:br/>
